--- a/docs/DESIGN_DOC.docx
+++ b/docs/DESIGN_DOC.docx
@@ -1210,760 +1210,543 @@
     </w:p>
     <w:p>
       <w:pPr>
+        <w:pStyle w:val="FirstParagraph"/>
+      </w:pPr>
+      <w:r>
+        <w:t xml:space="preserve">The tool is a single Node.js process running on the operator’s machine.</w:t>
+      </w:r>
+      <w:r>
+        <w:t xml:space="preserve"> </w:t>
+      </w:r>
+      <w:r>
+        <w:t xml:space="preserve">There is no cloud infrastructure — all data, state, and secrets live</w:t>
+      </w:r>
+      <w:r>
+        <w:t xml:space="preserve"> </w:t>
+      </w:r>
+      <w:r>
+        <w:t xml:space="preserve">locally. The only outbound traffic is HTTPS calls to Adobe’s documented</w:t>
+      </w:r>
+      <w:r>
+        <w:t xml:space="preserve"> </w:t>
+      </w:r>
+      <w:r>
+        <w:t xml:space="preserve">APIs.</w:t>
+      </w:r>
+    </w:p>
+    <w:p>
+      <w:pPr>
         <w:pStyle w:val="SourceCode"/>
       </w:pPr>
       <w:r>
         <w:rPr>
           <w:rStyle w:val="VerbatimChar"/>
         </w:rPr>
-        <w:t xml:space="preserve">╔══════════════════════════════════════════════════════════════════════════╗</w:t>
-      </w:r>
-      <w:r>
-        <w:br/>
-      </w:r>
-      <w:r>
-        <w:rPr>
-          <w:rStyle w:val="VerbatimChar"/>
-        </w:rPr>
-        <w:t xml:space="preserve">║                         OPERATOR'S MACHINE                               ║</w:t>
-      </w:r>
-      <w:r>
-        <w:br/>
-      </w:r>
-      <w:r>
-        <w:rPr>
-          <w:rStyle w:val="VerbatimChar"/>
-        </w:rPr>
-        <w:t xml:space="preserve">║                                                                          ║</w:t>
-      </w:r>
-      <w:r>
-        <w:br/>
-      </w:r>
-      <w:r>
-        <w:rPr>
-          <w:rStyle w:val="VerbatimChar"/>
-        </w:rPr>
-        <w:t xml:space="preserve">║  ┌─────────────────────────────────────────────────────────────────┐    ║</w:t>
-      </w:r>
-      <w:r>
-        <w:br/>
-      </w:r>
-      <w:r>
-        <w:rPr>
-          <w:rStyle w:val="VerbatimChar"/>
-        </w:rPr>
-        <w:t xml:space="preserve">║  │  Web Browser  (http://127.0.0.1:3000)                           │    ║</w:t>
-      </w:r>
-      <w:r>
-        <w:br/>
-      </w:r>
-      <w:r>
-        <w:rPr>
-          <w:rStyle w:val="VerbatimChar"/>
-        </w:rPr>
-        <w:t xml:space="preserve">║  │                                                                  │    ║</w:t>
-      </w:r>
-      <w:r>
-        <w:br/>
-      </w:r>
-      <w:r>
-        <w:rPr>
-          <w:rStyle w:val="VerbatimChar"/>
-        </w:rPr>
-        <w:t xml:space="preserve">║  │  ┌──────────────┐  ┌──────────────┐  ┌───────────┐  ┌───────┐  │    ║</w:t>
-      </w:r>
-      <w:r>
-        <w:br/>
-      </w:r>
-      <w:r>
-        <w:rPr>
-          <w:rStyle w:val="VerbatimChar"/>
-        </w:rPr>
-        <w:t xml:space="preserve">║  │  │  Config tab  │  │  Upload tab  │  │ Jobs tab  │  │Monitor│  │    ║</w:t>
-      </w:r>
-      <w:r>
-        <w:br/>
-      </w:r>
-      <w:r>
-        <w:rPr>
-          <w:rStyle w:val="VerbatimChar"/>
-        </w:rPr>
-        <w:t xml:space="preserve">║  │  │  Credentials │  │  CSV ingest  │  │ Plan+     │  │  tab  │  │    ║</w:t>
-      </w:r>
-      <w:r>
-        <w:br/>
-      </w:r>
-      <w:r>
-        <w:rPr>
-          <w:rStyle w:val="VerbatimChar"/>
-        </w:rPr>
-        <w:t xml:space="preserve">║  │  │  Sandbox pick│  │  Expansion   │  │ Submit    │  │ 60s   │  │    ║</w:t>
-      </w:r>
-      <w:r>
-        <w:br/>
-      </w:r>
-      <w:r>
-        <w:rPr>
-          <w:rStyle w:val="VerbatimChar"/>
-        </w:rPr>
-        <w:t xml:space="preserve">║  │  └──────────────┘  └──────────────┘  └───────────┘  └───────┘  │    ║</w:t>
-      </w:r>
-      <w:r>
-        <w:br/>
-      </w:r>
-      <w:r>
-        <w:rPr>
-          <w:rStyle w:val="VerbatimChar"/>
-        </w:rPr>
-        <w:t xml:space="preserve">║  └─────────────────────────────┬───────────────────────────────────┘    ║</w:t>
-      </w:r>
-      <w:r>
-        <w:br/>
-      </w:r>
-      <w:r>
-        <w:rPr>
-          <w:rStyle w:val="VerbatimChar"/>
-        </w:rPr>
-        <w:t xml:space="preserve">║                                 │  HTTP  fetch /api/*                    ║</w:t>
-      </w:r>
-      <w:r>
-        <w:br/>
-      </w:r>
-      <w:r>
-        <w:rPr>
-          <w:rStyle w:val="VerbatimChar"/>
-        </w:rPr>
-        <w:t xml:space="preserve">║                                 ▼                                        ║</w:t>
-      </w:r>
-      <w:r>
-        <w:br/>
-      </w:r>
-      <w:r>
-        <w:rPr>
-          <w:rStyle w:val="VerbatimChar"/>
-        </w:rPr>
-        <w:t xml:space="preserve">║  ┌──────────────────────────────────────────────────────────────────┐   ║</w:t>
-      </w:r>
-      <w:r>
-        <w:br/>
-      </w:r>
-      <w:r>
-        <w:rPr>
-          <w:rStyle w:val="VerbatimChar"/>
-        </w:rPr>
-        <w:t xml:space="preserve">║  │  Node.js Express Server  (src/index.js)                          │   ║</w:t>
-      </w:r>
-      <w:r>
-        <w:br/>
-      </w:r>
-      <w:r>
-        <w:rPr>
-          <w:rStyle w:val="VerbatimChar"/>
-        </w:rPr>
-        <w:t xml:space="preserve">║  │                                                                  │   ║</w:t>
-      </w:r>
-      <w:r>
-        <w:br/>
-      </w:r>
-      <w:r>
-        <w:rPr>
-          <w:rStyle w:val="VerbatimChar"/>
-        </w:rPr>
-        <w:t xml:space="preserve">║  │  ┌─────────────────────────┐   ┌──────────────────────────────┐ │   ║</w:t>
-      </w:r>
-      <w:r>
-        <w:br/>
-      </w:r>
-      <w:r>
-        <w:rPr>
-          <w:rStyle w:val="VerbatimChar"/>
-        </w:rPr>
-        <w:t xml:space="preserve">║  │  │  REST API Routes        │   │  Background Runners          │ │   ║</w:t>
-      </w:r>
-      <w:r>
-        <w:br/>
-      </w:r>
-      <w:r>
-        <w:rPr>
-          <w:rStyle w:val="VerbatimChar"/>
-        </w:rPr>
-        <w:t xml:space="preserve">║  │  │                         │   │                              │ │   ║</w:t>
-      </w:r>
-      <w:r>
-        <w:br/>
-      </w:r>
-      <w:r>
-        <w:rPr>
-          <w:rStyle w:val="VerbatimChar"/>
-        </w:rPr>
-        <w:t xml:space="preserve">║  │  │  /api/config/*          │   │  expansion.js                │ │   ║</w:t>
-      </w:r>
-      <w:r>
-        <w:br/>
-      </w:r>
-      <w:r>
-        <w:rPr>
-          <w:rStyle w:val="VerbatimChar"/>
-        </w:rPr>
-        <w:t xml:space="preserve">║  │  │    Credential CRUD      │   │    CSV → Identity Graph      │ │   ║</w:t>
-      </w:r>
-      <w:r>
-        <w:br/>
-      </w:r>
-      <w:r>
-        <w:rPr>
-          <w:rStyle w:val="VerbatimChar"/>
-        </w:rPr>
-        <w:t xml:space="preserve">║  │  │  /api/jobs/*            │   │                              │ │   ║</w:t>
-      </w:r>
-      <w:r>
-        <w:br/>
-      </w:r>
-      <w:r>
-        <w:rPr>
-          <w:rStyle w:val="VerbatimChar"/>
-        </w:rPr>
-        <w:t xml:space="preserve">║  │  │    Plan/Submit/Progress │   │  submission.js               │ │   ║</w:t>
-      </w:r>
-      <w:r>
-        <w:br/>
-      </w:r>
-      <w:r>
-        <w:rPr>
-          <w:rStyle w:val="VerbatimChar"/>
-        </w:rPr>
-        <w:t xml:space="preserve">║  │  │  /api/adobe/*           │   │    Quota-gated work order    │ │   ║</w:t>
-      </w:r>
-      <w:r>
-        <w:br/>
-      </w:r>
-      <w:r>
-        <w:rPr>
-          <w:rStyle w:val="VerbatimChar"/>
-        </w:rPr>
-        <w:t xml:space="preserve">║  │  │    Sandbox/Dataset/NS   │   │    creation + Adobe POST     │ │   ║</w:t>
-      </w:r>
-      <w:r>
-        <w:br/>
-      </w:r>
-      <w:r>
-        <w:rPr>
-          <w:rStyle w:val="VerbatimChar"/>
-        </w:rPr>
-        <w:t xml:space="preserve">║  │  │  /api/settings/*        │   │                              │ │   ║</w:t>
-      </w:r>
-      <w:r>
-        <w:br/>
-      </w:r>
-      <w:r>
-        <w:rPr>
-          <w:rStyle w:val="VerbatimChar"/>
-        </w:rPr>
-        <w:t xml:space="preserve">║  │  │    Auto-resume config   │   │  monitor.js (every 60s)      │ │   ║</w:t>
-      </w:r>
-      <w:r>
-        <w:br/>
-      </w:r>
-      <w:r>
-        <w:rPr>
-          <w:rStyle w:val="VerbatimChar"/>
-        </w:rPr>
-        <w:t xml:space="preserve">║  │  │                         │   │    Poll Adobe WO status      │ │   ║</w:t>
-      </w:r>
-      <w:r>
-        <w:br/>
-      </w:r>
-      <w:r>
-        <w:rPr>
-          <w:rStyle w:val="VerbatimChar"/>
-        </w:rPr>
-        <w:t xml:space="preserve">║  │  │  Security Middleware    │   │                              │ │   ║</w:t>
-      </w:r>
-      <w:r>
-        <w:br/>
-      </w:r>
-      <w:r>
-        <w:rPr>
-          <w:rStyle w:val="VerbatimChar"/>
-        </w:rPr>
-        <w:t xml:space="preserve">║  │  │    Host-header guard    │   │  recovery.js (boot-time)     │ │   ║</w:t>
-      </w:r>
-      <w:r>
-        <w:br/>
-      </w:r>
-      <w:r>
-        <w:rPr>
-          <w:rStyle w:val="VerbatimChar"/>
-        </w:rPr>
-        <w:t xml:space="preserve">║  │  │    CSRF guard           │   │    Reconcile orphan orders   │ │   ║</w:t>
-      </w:r>
-      <w:r>
-        <w:br/>
-      </w:r>
-      <w:r>
-        <w:rPr>
-          <w:rStyle w:val="VerbatimChar"/>
-        </w:rPr>
-        <w:t xml:space="preserve">║  │  │    Helmet / CSP         │   │                              │ │   ║</w:t>
-      </w:r>
-      <w:r>
-        <w:br/>
-      </w:r>
-      <w:r>
-        <w:rPr>
-          <w:rStyle w:val="VerbatimChar"/>
-        </w:rPr>
-        <w:t xml:space="preserve">║  │  └─────────────────────────┘   │  scheduler.js (opt-in)       │ │   ║</w:t>
-      </w:r>
-      <w:r>
-        <w:br/>
-      </w:r>
-      <w:r>
-        <w:rPr>
-          <w:rStyle w:val="VerbatimChar"/>
-        </w:rPr>
-        <w:t xml:space="preserve">║  │                                │    Daily auto-resume         │ │   ║</w:t>
-      </w:r>
-      <w:r>
-        <w:br/>
-      </w:r>
-      <w:r>
-        <w:rPr>
-          <w:rStyle w:val="VerbatimChar"/>
-        </w:rPr>
-        <w:t xml:space="preserve">║  │                                └──────────────────────────────┘ │   ║</w:t>
-      </w:r>
-      <w:r>
-        <w:br/>
-      </w:r>
-      <w:r>
-        <w:rPr>
-          <w:rStyle w:val="VerbatimChar"/>
-        </w:rPr>
-        <w:t xml:space="preserve">║  │                                                                  │   ║</w:t>
-      </w:r>
-      <w:r>
-        <w:br/>
-      </w:r>
-      <w:r>
-        <w:rPr>
-          <w:rStyle w:val="VerbatimChar"/>
-        </w:rPr>
-        <w:t xml:space="preserve">║  │  ┌──────────────────────────────────────────────────────────┐   │   ║</w:t>
-      </w:r>
-      <w:r>
-        <w:br/>
-      </w:r>
-      <w:r>
-        <w:rPr>
-          <w:rStyle w:val="VerbatimChar"/>
-        </w:rPr>
-        <w:t xml:space="preserve">║  │  │  Adobe Service Layer                                      │   │   ║</w:t>
-      </w:r>
-      <w:r>
-        <w:br/>
-      </w:r>
-      <w:r>
-        <w:rPr>
-          <w:rStyle w:val="VerbatimChar"/>
-        </w:rPr>
-        <w:t xml:space="preserve">║  │  │                                                           │   │   ║</w:t>
-      </w:r>
-      <w:r>
-        <w:br/>
-      </w:r>
-      <w:r>
-        <w:rPr>
-          <w:rStyle w:val="VerbatimChar"/>
-        </w:rPr>
-        <w:t xml:space="preserve">║  │  │  imsAuth.js      ·  adobeClient.js  ·  sandboxes.js      │   │   ║</w:t>
-      </w:r>
-      <w:r>
-        <w:br/>
-      </w:r>
-      <w:r>
-        <w:rPr>
-          <w:rStyle w:val="VerbatimChar"/>
-        </w:rPr>
-        <w:t xml:space="preserve">║  │  │  datasets.js     ·  namespaces.js   ·  identityGraph.js  │   │   ║</w:t>
-      </w:r>
-      <w:r>
-        <w:br/>
-      </w:r>
-      <w:r>
-        <w:rPr>
-          <w:rStyle w:val="VerbatimChar"/>
-        </w:rPr>
-        <w:t xml:space="preserve">║  │  │  hygiene.js      ·  quotaApi.js     ·  quotaManager.js   │   │   ║</w:t>
-      </w:r>
-      <w:r>
-        <w:br/>
-      </w:r>
-      <w:r>
-        <w:rPr>
-          <w:rStyle w:val="VerbatimChar"/>
-        </w:rPr>
-        <w:t xml:space="preserve">║  │  └──────────────────────────────────────────────────────────┘   │   ║</w:t>
-      </w:r>
-      <w:r>
-        <w:br/>
-      </w:r>
-      <w:r>
-        <w:rPr>
-          <w:rStyle w:val="VerbatimChar"/>
-        </w:rPr>
-        <w:t xml:space="preserve">║  │                                                                  │   ║</w:t>
-      </w:r>
-      <w:r>
-        <w:br/>
-      </w:r>
-      <w:r>
-        <w:rPr>
-          <w:rStyle w:val="VerbatimChar"/>
-        </w:rPr>
-        <w:t xml:space="preserve">║  │  ┌──────────────────────────────────────────────────────────┐   │   ║</w:t>
-      </w:r>
-      <w:r>
-        <w:br/>
-      </w:r>
-      <w:r>
-        <w:rPr>
-          <w:rStyle w:val="VerbatimChar"/>
-        </w:rPr>
-        <w:t xml:space="preserve">║  │  │  SQLite (WAL mode)  data/state.db                        │   │   ║</w:t>
-      </w:r>
-      <w:r>
-        <w:br/>
-      </w:r>
-      <w:r>
-        <w:rPr>
-          <w:rStyle w:val="VerbatimChar"/>
-        </w:rPr>
-        <w:t xml:space="preserve">║  │  │                                                           │   │   ║</w:t>
-      </w:r>
-      <w:r>
-        <w:br/>
-      </w:r>
-      <w:r>
-        <w:rPr>
-          <w:rStyle w:val="VerbatimChar"/>
-        </w:rPr>
-        <w:t xml:space="preserve">║  │  │  credentials        ·  sandbox_configs                    │   │   ║</w:t>
-      </w:r>
-      <w:r>
-        <w:br/>
-      </w:r>
-      <w:r>
-        <w:rPr>
-          <w:rStyle w:val="VerbatimChar"/>
-        </w:rPr>
-        <w:t xml:space="preserve">║  │  │  jobs               ·  expanded_identities                │   │   ║</w:t>
-      </w:r>
-      <w:r>
-        <w:br/>
-      </w:r>
-      <w:r>
-        <w:rPr>
-          <w:rStyle w:val="VerbatimChar"/>
-        </w:rPr>
-        <w:t xml:space="preserve">║  │  │  work_orders        ·  quota_usage                        │   │   ║</w:t>
-      </w:r>
-      <w:r>
-        <w:br/>
-      </w:r>
-      <w:r>
-        <w:rPr>
-          <w:rStyle w:val="VerbatimChar"/>
-        </w:rPr>
-        <w:t xml:space="preserve">║  │  │  quota_usage_monthly·  app_settings                       │   │   ║</w:t>
-      </w:r>
-      <w:r>
-        <w:br/>
-      </w:r>
-      <w:r>
-        <w:rPr>
-          <w:rStyle w:val="VerbatimChar"/>
-        </w:rPr>
-        <w:t xml:space="preserve">║  │  └──────────────────────────────────────────────────────────┘   │   ║</w:t>
-      </w:r>
-      <w:r>
-        <w:br/>
-      </w:r>
-      <w:r>
-        <w:rPr>
-          <w:rStyle w:val="VerbatimChar"/>
-        </w:rPr>
-        <w:t xml:space="preserve">║  └──────────────────────────────────────────────────────────────────┘   ║</w:t>
-      </w:r>
-      <w:r>
-        <w:br/>
-      </w:r>
-      <w:r>
-        <w:rPr>
-          <w:rStyle w:val="VerbatimChar"/>
-        </w:rPr>
-        <w:t xml:space="preserve">║                                                                          ║</w:t>
-      </w:r>
-      <w:r>
-        <w:br/>
-      </w:r>
-      <w:r>
-        <w:rPr>
-          <w:rStyle w:val="VerbatimChar"/>
-        </w:rPr>
-        <w:t xml:space="preserve">║  data/                                                                   ║</w:t>
-      </w:r>
-      <w:r>
-        <w:br/>
-      </w:r>
-      <w:r>
-        <w:rPr>
-          <w:rStyle w:val="VerbatimChar"/>
-        </w:rPr>
-        <w:t xml:space="preserve">║    state.db       ← all persistent state                                 ║</w:t>
-      </w:r>
-      <w:r>
-        <w:br/>
-      </w:r>
-      <w:r>
-        <w:rPr>
-          <w:rStyle w:val="VerbatimChar"/>
-        </w:rPr>
-        <w:t xml:space="preserve">║    .key           ← AES-256 encryption key (chmod 600, never synced)     ║</w:t>
-      </w:r>
-      <w:r>
-        <w:br/>
-      </w:r>
-      <w:r>
-        <w:rPr>
-          <w:rStyle w:val="VerbatimChar"/>
-        </w:rPr>
-        <w:t xml:space="preserve">║    uploads/       ← streamed CSV files                                   ║</w:t>
-      </w:r>
-      <w:r>
-        <w:br/>
-      </w:r>
-      <w:r>
-        <w:rPr>
-          <w:rStyle w:val="VerbatimChar"/>
-        </w:rPr>
-        <w:t xml:space="preserve">║    output/        ← exported result CSVs                                 ║</w:t>
-      </w:r>
-      <w:r>
-        <w:br/>
-      </w:r>
-      <w:r>
-        <w:rPr>
-          <w:rStyle w:val="VerbatimChar"/>
-        </w:rPr>
-        <w:t xml:space="preserve">╚═════════════════════════════════╤════════════════════════════════════════╝</w:t>
-      </w:r>
-      <w:r>
-        <w:br/>
-      </w:r>
-      <w:r>
-        <w:rPr>
-          <w:rStyle w:val="VerbatimChar"/>
-        </w:rPr>
-        <w:t xml:space="preserve">                                   │  HTTPS  (TLS 1.2+, Adobe mTLS)</w:t>
-      </w:r>
-      <w:r>
-        <w:br/>
-      </w:r>
-      <w:r>
-        <w:rPr>
-          <w:rStyle w:val="VerbatimChar"/>
-        </w:rPr>
-        <w:t xml:space="preserve">                                   ▼</w:t>
-      </w:r>
-      <w:r>
-        <w:br/>
-      </w:r>
-      <w:r>
-        <w:rPr>
-          <w:rStyle w:val="VerbatimChar"/>
-        </w:rPr>
-        <w:t xml:space="preserve">         ╔═════════════════════════════════════════════════════╗</w:t>
-      </w:r>
-      <w:r>
-        <w:br/>
-      </w:r>
-      <w:r>
-        <w:rPr>
-          <w:rStyle w:val="VerbatimChar"/>
-        </w:rPr>
-        <w:t xml:space="preserve">         ║           Adobe Experience Platform                  ║</w:t>
-      </w:r>
-      <w:r>
-        <w:br/>
-      </w:r>
-      <w:r>
-        <w:rPr>
-          <w:rStyle w:val="VerbatimChar"/>
-        </w:rPr>
-        <w:t xml:space="preserve">         ║                                                      ║</w:t>
-      </w:r>
-      <w:r>
-        <w:br/>
-      </w:r>
-      <w:r>
-        <w:rPr>
-          <w:rStyle w:val="VerbatimChar"/>
-        </w:rPr>
-        <w:t xml:space="preserve">         ║  ┌────────────────────┐  ┌───────────────────────┐  ║</w:t>
-      </w:r>
-      <w:r>
-        <w:br/>
-      </w:r>
-      <w:r>
-        <w:rPr>
-          <w:rStyle w:val="VerbatimChar"/>
-        </w:rPr>
-        <w:t xml:space="preserve">         ║  │  IMS Auth          │  │  Identity Service     │  ║</w:t>
-      </w:r>
-      <w:r>
-        <w:br/>
-      </w:r>
-      <w:r>
-        <w:rPr>
-          <w:rStyle w:val="VerbatimChar"/>
-        </w:rPr>
-        <w:t xml:space="preserve">         ║  │  ims-na1.adobe.    │  │  platform-{region}.   │  ║</w:t>
-      </w:r>
-      <w:r>
-        <w:br/>
-      </w:r>
-      <w:r>
-        <w:rPr>
-          <w:rStyle w:val="VerbatimChar"/>
-        </w:rPr>
-        <w:t xml:space="preserve">         ║  │  login.com         │  │  adobe.io             │  ║</w:t>
-      </w:r>
-      <w:r>
-        <w:br/>
-      </w:r>
-      <w:r>
-        <w:rPr>
-          <w:rStyle w:val="VerbatimChar"/>
-        </w:rPr>
-        <w:t xml:space="preserve">         ║  │                    │  │  /clusters/members    │  ║</w:t>
-      </w:r>
-      <w:r>
-        <w:br/>
-      </w:r>
-      <w:r>
-        <w:rPr>
-          <w:rStyle w:val="VerbatimChar"/>
-        </w:rPr>
-        <w:t xml:space="preserve">         ║  │  /ims/token/v3     │  │  /idnamespace/        │  ║</w:t>
-      </w:r>
-      <w:r>
-        <w:br/>
-      </w:r>
-      <w:r>
-        <w:rPr>
-          <w:rStyle w:val="VerbatimChar"/>
-        </w:rPr>
-        <w:t xml:space="preserve">         ║  │  Bearer token      │  │    identities         │  ║</w:t>
-      </w:r>
-      <w:r>
-        <w:br/>
-      </w:r>
-      <w:r>
-        <w:rPr>
-          <w:rStyle w:val="VerbatimChar"/>
-        </w:rPr>
-        <w:t xml:space="preserve">         ║  └────────────────────┘  └───────────────────────┘  ║</w:t>
-      </w:r>
-      <w:r>
-        <w:br/>
-      </w:r>
-      <w:r>
-        <w:rPr>
-          <w:rStyle w:val="VerbatimChar"/>
-        </w:rPr>
-        <w:t xml:space="preserve">         ║                                                      ║</w:t>
-      </w:r>
-      <w:r>
-        <w:br/>
-      </w:r>
-      <w:r>
-        <w:rPr>
-          <w:rStyle w:val="VerbatimChar"/>
-        </w:rPr>
-        <w:t xml:space="preserve">         ║  ┌────────────────────┐  ┌───────────────────────┐  ║</w:t>
-      </w:r>
-      <w:r>
-        <w:br/>
-      </w:r>
-      <w:r>
-        <w:rPr>
-          <w:rStyle w:val="VerbatimChar"/>
-        </w:rPr>
-        <w:t xml:space="preserve">         ║  │  Platform Services │  │  Data Hygiene API     │  ║</w:t>
-      </w:r>
-      <w:r>
-        <w:br/>
-      </w:r>
-      <w:r>
-        <w:rPr>
-          <w:rStyle w:val="VerbatimChar"/>
-        </w:rPr>
-        <w:t xml:space="preserve">         ║  │  platform.adobe.io │  │  platform.adobe.io    │  ║</w:t>
-      </w:r>
-      <w:r>
-        <w:br/>
-      </w:r>
-      <w:r>
-        <w:rPr>
-          <w:rStyle w:val="VerbatimChar"/>
-        </w:rPr>
-        <w:t xml:space="preserve">         ║  │                    │  │                       │  ║</w:t>
-      </w:r>
-      <w:r>
-        <w:br/>
-      </w:r>
-      <w:r>
-        <w:rPr>
-          <w:rStyle w:val="VerbatimChar"/>
-        </w:rPr>
-        <w:t xml:space="preserve">         ║  │  /sandbox-mgmt/    │  │  POST /workorder      │  ║</w:t>
-      </w:r>
-      <w:r>
-        <w:br/>
-      </w:r>
-      <w:r>
-        <w:rPr>
-          <w:rStyle w:val="VerbatimChar"/>
-        </w:rPr>
-        <w:t xml:space="preserve">         ║  │  /catalog/dataSets │  │  GET  /workorder/{id} │  ║</w:t>
-      </w:r>
-      <w:r>
-        <w:br/>
-      </w:r>
-      <w:r>
-        <w:rPr>
-          <w:rStyle w:val="VerbatimChar"/>
-        </w:rPr>
-        <w:t xml:space="preserve">         ║  └────────────────────┘  │  GET  /quota          │  ║</w:t>
-      </w:r>
-      <w:r>
-        <w:br/>
-      </w:r>
-      <w:r>
-        <w:rPr>
-          <w:rStyle w:val="VerbatimChar"/>
-        </w:rPr>
-        <w:t xml:space="preserve">         ║                          └───────────────────────┘  ║</w:t>
-      </w:r>
-      <w:r>
-        <w:br/>
-      </w:r>
-      <w:r>
-        <w:rPr>
-          <w:rStyle w:val="VerbatimChar"/>
-        </w:rPr>
-        <w:t xml:space="preserve">         ╚═════════════════════════════════════════════════════╝</w:t>
+        <w:t xml:space="preserve">┌────────────────────────────────────────────────────────────────────────────┐</w:t>
+      </w:r>
+      <w:r>
+        <w:br/>
+      </w:r>
+      <w:r>
+        <w:rPr>
+          <w:rStyle w:val="VerbatimChar"/>
+        </w:rPr>
+        <w:t xml:space="preserve">│                          OPERATOR'S MACHINE                                │</w:t>
+      </w:r>
+      <w:r>
+        <w:br/>
+      </w:r>
+      <w:r>
+        <w:rPr>
+          <w:rStyle w:val="VerbatimChar"/>
+        </w:rPr>
+        <w:t xml:space="preserve">├────────────────────────────────────────────────────────────────────────────┤</w:t>
+      </w:r>
+      <w:r>
+        <w:br/>
+      </w:r>
+      <w:r>
+        <w:rPr>
+          <w:rStyle w:val="VerbatimChar"/>
+        </w:rPr>
+        <w:t xml:space="preserve">│                                                                            │</w:t>
+      </w:r>
+      <w:r>
+        <w:br/>
+      </w:r>
+      <w:r>
+        <w:rPr>
+          <w:rStyle w:val="VerbatimChar"/>
+        </w:rPr>
+        <w:t xml:space="preserve">│  Browser  ──HTTP──►  Express server  (src/index.js, 127.0.0.1:3000)        │</w:t>
+      </w:r>
+      <w:r>
+        <w:br/>
+      </w:r>
+      <w:r>
+        <w:rPr>
+          <w:rStyle w:val="VerbatimChar"/>
+        </w:rPr>
+        <w:t xml:space="preserve">│                                                                            │</w:t>
+      </w:r>
+      <w:r>
+        <w:br/>
+      </w:r>
+      <w:r>
+        <w:rPr>
+          <w:rStyle w:val="VerbatimChar"/>
+        </w:rPr>
+        <w:t xml:space="preserve">│  REST API Routes                  Background Runners                       │</w:t>
+      </w:r>
+      <w:r>
+        <w:br/>
+      </w:r>
+      <w:r>
+        <w:rPr>
+          <w:rStyle w:val="VerbatimChar"/>
+        </w:rPr>
+        <w:t xml:space="preserve">│  ─────────────────                ──────────────────────                   │</w:t>
+      </w:r>
+      <w:r>
+        <w:br/>
+      </w:r>
+      <w:r>
+        <w:rPr>
+          <w:rStyle w:val="VerbatimChar"/>
+        </w:rPr>
+        <w:t xml:space="preserve">│  /api/config/*                    expansion.js   CSV → Identity Graph      │</w:t>
+      </w:r>
+      <w:r>
+        <w:br/>
+      </w:r>
+      <w:r>
+        <w:rPr>
+          <w:rStyle w:val="VerbatimChar"/>
+        </w:rPr>
+        <w:t xml:space="preserve">│  /api/adobe/*                     submission.js  Plan + quota-gated POST   │</w:t>
+      </w:r>
+      <w:r>
+        <w:br/>
+      </w:r>
+      <w:r>
+        <w:rPr>
+          <w:rStyle w:val="VerbatimChar"/>
+        </w:rPr>
+        <w:t xml:space="preserve">│  /api/upload                      redistributor  Re-bucket vs live quota   │</w:t>
+      </w:r>
+      <w:r>
+        <w:br/>
+      </w:r>
+      <w:r>
+        <w:rPr>
+          <w:rStyle w:val="VerbatimChar"/>
+        </w:rPr>
+        <w:t xml:space="preserve">│  /api/jobs/*                      monitor.js     60s WO status polling     │</w:t>
+      </w:r>
+      <w:r>
+        <w:br/>
+      </w:r>
+      <w:r>
+        <w:rPr>
+          <w:rStyle w:val="VerbatimChar"/>
+        </w:rPr>
+        <w:t xml:space="preserve">│  /api/settings/*                  recovery.js    Boot-time reconciliation  │</w:t>
+      </w:r>
+      <w:r>
+        <w:br/>
+      </w:r>
+      <w:r>
+        <w:rPr>
+          <w:rStyle w:val="VerbatimChar"/>
+        </w:rPr>
+        <w:t xml:space="preserve">│                                   scheduler.js   Auto-resume (opt-in)      │</w:t>
+      </w:r>
+      <w:r>
+        <w:br/>
+      </w:r>
+      <w:r>
+        <w:rPr>
+          <w:rStyle w:val="VerbatimChar"/>
+        </w:rPr>
+        <w:t xml:space="preserve">│                                                                            │</w:t>
+      </w:r>
+      <w:r>
+        <w:br/>
+      </w:r>
+      <w:r>
+        <w:rPr>
+          <w:rStyle w:val="VerbatimChar"/>
+        </w:rPr>
+        <w:t xml:space="preserve">│  Adobe Service Layer              Security Middleware                      │</w:t>
+      </w:r>
+      <w:r>
+        <w:br/>
+      </w:r>
+      <w:r>
+        <w:rPr>
+          <w:rStyle w:val="VerbatimChar"/>
+        </w:rPr>
+        <w:t xml:space="preserve">│  ─────────────────────            ──────────────────────                  │</w:t>
+      </w:r>
+      <w:r>
+        <w:br/>
+      </w:r>
+      <w:r>
+        <w:rPr>
+          <w:rStyle w:val="VerbatimChar"/>
+        </w:rPr>
+        <w:t xml:space="preserve">│  imsAuth      adobeClient         Host-header guard (DNS rebinding)        │</w:t>
+      </w:r>
+      <w:r>
+        <w:br/>
+      </w:r>
+      <w:r>
+        <w:rPr>
+          <w:rStyle w:val="VerbatimChar"/>
+        </w:rPr>
+        <w:t xml:space="preserve">│  sandboxes    datasets            Origin / Referer guard (CSRF)            │</w:t>
+      </w:r>
+      <w:r>
+        <w:br/>
+      </w:r>
+      <w:r>
+        <w:rPr>
+          <w:rStyle w:val="VerbatimChar"/>
+        </w:rPr>
+        <w:t xml:space="preserve">│  namespaces   identityGraph       Helmet (CSP, COOP, CORP)                 │</w:t>
+      </w:r>
+      <w:r>
+        <w:br/>
+      </w:r>
+      <w:r>
+        <w:rPr>
+          <w:rStyle w:val="VerbatimChar"/>
+        </w:rPr>
+        <w:t xml:space="preserve">│  hygiene      quotaApi            AES-256-GCM credential encryption        │</w:t>
+      </w:r>
+      <w:r>
+        <w:br/>
+      </w:r>
+      <w:r>
+        <w:rPr>
+          <w:rStyle w:val="VerbatimChar"/>
+        </w:rPr>
+        <w:t xml:space="preserve">│  quotaManager                                                              │</w:t>
+      </w:r>
+      <w:r>
+        <w:br/>
+      </w:r>
+      <w:r>
+        <w:rPr>
+          <w:rStyle w:val="VerbatimChar"/>
+        </w:rPr>
+        <w:t xml:space="preserve">│                                                                            │</w:t>
+      </w:r>
+      <w:r>
+        <w:br/>
+      </w:r>
+      <w:r>
+        <w:rPr>
+          <w:rStyle w:val="VerbatimChar"/>
+        </w:rPr>
+        <w:t xml:space="preserve">│  Persistence  (data/ directory — never committed, never cloud-synced):     │</w:t>
+      </w:r>
+      <w:r>
+        <w:br/>
+      </w:r>
+      <w:r>
+        <w:rPr>
+          <w:rStyle w:val="VerbatimChar"/>
+        </w:rPr>
+        <w:t xml:space="preserve">│    state.db     SQLite (WAL mode) — every table lives here                 │</w:t>
+      </w:r>
+      <w:r>
+        <w:br/>
+      </w:r>
+      <w:r>
+        <w:rPr>
+          <w:rStyle w:val="VerbatimChar"/>
+        </w:rPr>
+        <w:t xml:space="preserve">│    .key         AES-256 encryption key (chmod 600, never synced)           │</w:t>
+      </w:r>
+      <w:r>
+        <w:br/>
+      </w:r>
+      <w:r>
+        <w:rPr>
+          <w:rStyle w:val="VerbatimChar"/>
+        </w:rPr>
+        <w:t xml:space="preserve">│    uploads/     Streamed CSV uploads                                       │</w:t>
+      </w:r>
+      <w:r>
+        <w:br/>
+      </w:r>
+      <w:r>
+        <w:rPr>
+          <w:rStyle w:val="VerbatimChar"/>
+        </w:rPr>
+        <w:t xml:space="preserve">│    output/      Exported result CSVs                                       │</w:t>
+      </w:r>
+      <w:r>
+        <w:br/>
+      </w:r>
+      <w:r>
+        <w:rPr>
+          <w:rStyle w:val="VerbatimChar"/>
+        </w:rPr>
+        <w:t xml:space="preserve">│                                                                            │</w:t>
+      </w:r>
+      <w:r>
+        <w:br/>
+      </w:r>
+      <w:r>
+        <w:rPr>
+          <w:rStyle w:val="VerbatimChar"/>
+        </w:rPr>
+        <w:t xml:space="preserve">│  SQLite tables: credentials · sandbox_configs · jobs · work_orders         │</w:t>
+      </w:r>
+      <w:r>
+        <w:br/>
+      </w:r>
+      <w:r>
+        <w:rPr>
+          <w:rStyle w:val="VerbatimChar"/>
+        </w:rPr>
+        <w:t xml:space="preserve">│                 expanded_identities · quota_usage · quota_usage_monthly    │</w:t>
+      </w:r>
+      <w:r>
+        <w:br/>
+      </w:r>
+      <w:r>
+        <w:rPr>
+          <w:rStyle w:val="VerbatimChar"/>
+        </w:rPr>
+        <w:t xml:space="preserve">│                 app_settings                                               │</w:t>
+      </w:r>
+      <w:r>
+        <w:br/>
+      </w:r>
+      <w:r>
+        <w:rPr>
+          <w:rStyle w:val="VerbatimChar"/>
+        </w:rPr>
+        <w:t xml:space="preserve">│                                                                            │</w:t>
+      </w:r>
+      <w:r>
+        <w:br/>
+      </w:r>
+      <w:r>
+        <w:rPr>
+          <w:rStyle w:val="VerbatimChar"/>
+        </w:rPr>
+        <w:t xml:space="preserve">└─────────────────────────────────────┬──────────────────────────────────────┘</w:t>
+      </w:r>
+      <w:r>
+        <w:br/>
+      </w:r>
+      <w:r>
+        <w:rPr>
+          <w:rStyle w:val="VerbatimChar"/>
+        </w:rPr>
+        <w:t xml:space="preserve">                                      │  HTTPS  (TLS 1.2+)</w:t>
+      </w:r>
+      <w:r>
+        <w:br/>
+      </w:r>
+      <w:r>
+        <w:rPr>
+          <w:rStyle w:val="VerbatimChar"/>
+        </w:rPr>
+        <w:t xml:space="preserve">                                      ▼</w:t>
+      </w:r>
+      <w:r>
+        <w:br/>
+      </w:r>
+      <w:r>
+        <w:rPr>
+          <w:rStyle w:val="VerbatimChar"/>
+        </w:rPr>
+        <w:t xml:space="preserve">┌────────────────────────────────────────────────────────────────────────────┐</w:t>
+      </w:r>
+      <w:r>
+        <w:br/>
+      </w:r>
+      <w:r>
+        <w:rPr>
+          <w:rStyle w:val="VerbatimChar"/>
+        </w:rPr>
+        <w:t xml:space="preserve">│                       ADOBE EXPERIENCE PLATFORM                            │</w:t>
+      </w:r>
+      <w:r>
+        <w:br/>
+      </w:r>
+      <w:r>
+        <w:rPr>
+          <w:rStyle w:val="VerbatimChar"/>
+        </w:rPr>
+        <w:t xml:space="preserve">├────────────────────────────────────────────────────────────────────────────┤</w:t>
+      </w:r>
+      <w:r>
+        <w:br/>
+      </w:r>
+      <w:r>
+        <w:rPr>
+          <w:rStyle w:val="VerbatimChar"/>
+        </w:rPr>
+        <w:t xml:space="preserve">│                                                                            │</w:t>
+      </w:r>
+      <w:r>
+        <w:br/>
+      </w:r>
+      <w:r>
+        <w:rPr>
+          <w:rStyle w:val="VerbatimChar"/>
+        </w:rPr>
+        <w:t xml:space="preserve">│  IMS Authentication       POST /ims/token/v3                               │</w:t>
+      </w:r>
+      <w:r>
+        <w:br/>
+      </w:r>
+      <w:r>
+        <w:rPr>
+          <w:rStyle w:val="VerbatimChar"/>
+        </w:rPr>
+        <w:t xml:space="preserve">│                           Host: ims-na1.adobelogin.com                     │</w:t>
+      </w:r>
+      <w:r>
+        <w:br/>
+      </w:r>
+      <w:r>
+        <w:rPr>
+          <w:rStyle w:val="VerbatimChar"/>
+        </w:rPr>
+        <w:t xml:space="preserve">│                                                                            │</w:t>
+      </w:r>
+      <w:r>
+        <w:br/>
+      </w:r>
+      <w:r>
+        <w:rPr>
+          <w:rStyle w:val="VerbatimChar"/>
+        </w:rPr>
+        <w:t xml:space="preserve">│  Identity Service         POST /data/core/identity/clusters/members        │</w:t>
+      </w:r>
+      <w:r>
+        <w:br/>
+      </w:r>
+      <w:r>
+        <w:rPr>
+          <w:rStyle w:val="VerbatimChar"/>
+        </w:rPr>
+        <w:t xml:space="preserve">│  (region-sharded)         GET  /data/core/idnamespace/identities           │</w:t>
+      </w:r>
+      <w:r>
+        <w:br/>
+      </w:r>
+      <w:r>
+        <w:rPr>
+          <w:rStyle w:val="VerbatimChar"/>
+        </w:rPr>
+        <w:t xml:space="preserve">│                           Host: platform-{region}.adobe.io                 │</w:t>
+      </w:r>
+      <w:r>
+        <w:br/>
+      </w:r>
+      <w:r>
+        <w:rPr>
+          <w:rStyle w:val="VerbatimChar"/>
+        </w:rPr>
+        <w:t xml:space="preserve">│                                                                            │</w:t>
+      </w:r>
+      <w:r>
+        <w:br/>
+      </w:r>
+      <w:r>
+        <w:rPr>
+          <w:rStyle w:val="VerbatimChar"/>
+        </w:rPr>
+        <w:t xml:space="preserve">│  Platform Services        GET  /data/foundation/sandbox-management/        │</w:t>
+      </w:r>
+      <w:r>
+        <w:br/>
+      </w:r>
+      <w:r>
+        <w:rPr>
+          <w:rStyle w:val="VerbatimChar"/>
+        </w:rPr>
+        <w:t xml:space="preserve">│                           GET  /data/foundation/catalog/dataSets           │</w:t>
+      </w:r>
+      <w:r>
+        <w:br/>
+      </w:r>
+      <w:r>
+        <w:rPr>
+          <w:rStyle w:val="VerbatimChar"/>
+        </w:rPr>
+        <w:t xml:space="preserve">│                           Host: platform.adobe.io                          │</w:t>
+      </w:r>
+      <w:r>
+        <w:br/>
+      </w:r>
+      <w:r>
+        <w:rPr>
+          <w:rStyle w:val="VerbatimChar"/>
+        </w:rPr>
+        <w:t xml:space="preserve">│                                                                            │</w:t>
+      </w:r>
+      <w:r>
+        <w:br/>
+      </w:r>
+      <w:r>
+        <w:rPr>
+          <w:rStyle w:val="VerbatimChar"/>
+        </w:rPr>
+        <w:t xml:space="preserve">│  Data Hygiene API         POST /data/core/hygiene/workorder    (DESTRUCTIVE│</w:t>
+      </w:r>
+      <w:r>
+        <w:br/>
+      </w:r>
+      <w:r>
+        <w:rPr>
+          <w:rStyle w:val="VerbatimChar"/>
+        </w:rPr>
+        <w:t xml:space="preserve">│  (the destructive one)    GET  /data/core/hygiene/workorder/{id}  — never  │</w:t>
+      </w:r>
+      <w:r>
+        <w:br/>
+      </w:r>
+      <w:r>
+        <w:rPr>
+          <w:rStyle w:val="VerbatimChar"/>
+        </w:rPr>
+        <w:t xml:space="preserve">│                           GET  /data/core/hygiene/quota         auto-retried)│</w:t>
+      </w:r>
+      <w:r>
+        <w:br/>
+      </w:r>
+      <w:r>
+        <w:rPr>
+          <w:rStyle w:val="VerbatimChar"/>
+        </w:rPr>
+        <w:t xml:space="preserve">│                           Host: platform.adobe.io                          │</w:t>
+      </w:r>
+      <w:r>
+        <w:br/>
+      </w:r>
+      <w:r>
+        <w:rPr>
+          <w:rStyle w:val="VerbatimChar"/>
+        </w:rPr>
+        <w:t xml:space="preserve">│                                                                            │</w:t>
+      </w:r>
+      <w:r>
+        <w:br/>
+      </w:r>
+      <w:r>
+        <w:rPr>
+          <w:rStyle w:val="VerbatimChar"/>
+        </w:rPr>
+        <w:t xml:space="preserve">└────────────────────────────────────────────────────────────────────────────┘</w:t>
       </w:r>
     </w:p>
     <w:bookmarkEnd w:id="16"/>
@@ -4799,517 +4582,719 @@
     </w:p>
     <w:p>
       <w:pPr>
+        <w:pStyle w:val="FirstParagraph"/>
+      </w:pPr>
+      <w:r>
+        <w:t xml:space="preserve">The work-order lifecycle is a strict state machine. Every state transition</w:t>
+      </w:r>
+      <w:r>
+        <w:t xml:space="preserve"> </w:t>
+      </w:r>
+      <w:r>
+        <w:t xml:space="preserve">is logged. Terminal states (</w:t>
+      </w:r>
+      <w:r>
+        <w:rPr>
+          <w:rStyle w:val="VerbatimChar"/>
+        </w:rPr>
+        <w:t xml:space="preserve">completed</w:t>
+      </w:r>
+      <w:r>
+        <w:t xml:space="preserve">,</w:t>
+      </w:r>
+      <w:r>
+        <w:t xml:space="preserve"> </w:t>
+      </w:r>
+      <w:r>
+        <w:rPr>
+          <w:rStyle w:val="VerbatimChar"/>
+        </w:rPr>
+        <w:t xml:space="preserve">failed</w:t>
+      </w:r>
+      <w:r>
+        <w:t xml:space="preserve">) never move backward.</w:t>
+      </w:r>
+    </w:p>
+    <w:p>
+      <w:pPr>
         <w:pStyle w:val="SourceCode"/>
       </w:pPr>
       <w:r>
         <w:rPr>
           <w:rStyle w:val="VerbatimChar"/>
         </w:rPr>
-        <w:t xml:space="preserve">                         ┌──────────────────────┐</w:t>
-      </w:r>
-      <w:r>
-        <w:br/>
-      </w:r>
-      <w:r>
-        <w:rPr>
-          <w:rStyle w:val="VerbatimChar"/>
-        </w:rPr>
-        <w:t xml:space="preserve">                         │  Job in status:       │</w:t>
-      </w:r>
-      <w:r>
-        <w:br/>
-      </w:r>
-      <w:r>
-        <w:rPr>
-          <w:rStyle w:val="VerbatimChar"/>
-        </w:rPr>
-        <w:t xml:space="preserve">                         │  expanded / ready     │</w:t>
-      </w:r>
-      <w:r>
-        <w:br/>
-      </w:r>
-      <w:r>
-        <w:rPr>
-          <w:rStyle w:val="VerbatimChar"/>
-        </w:rPr>
-        <w:t xml:space="preserve">                         └──────────┬───────────┘</w:t>
-      </w:r>
-      <w:r>
-        <w:br/>
-      </w:r>
-      <w:r>
-        <w:rPr>
-          <w:rStyle w:val="VerbatimChar"/>
-        </w:rPr>
-        <w:t xml:space="preserve">                                    │  POST /api/jobs/:id/plan</w:t>
-      </w:r>
-      <w:r>
-        <w:br/>
-      </w:r>
-      <w:r>
-        <w:rPr>
-          <w:rStyle w:val="VerbatimChar"/>
-        </w:rPr>
-        <w:t xml:space="preserve">                                    ▼</w:t>
-      </w:r>
-      <w:r>
-        <w:br/>
-      </w:r>
-      <w:r>
-        <w:rPr>
-          <w:rStyle w:val="VerbatimChar"/>
-        </w:rPr>
-        <w:t xml:space="preserve">                         ┌──────────────────────┐</w:t>
-      </w:r>
-      <w:r>
-        <w:br/>
-      </w:r>
-      <w:r>
-        <w:rPr>
-          <w:rStyle w:val="VerbatimChar"/>
-        </w:rPr>
-        <w:t xml:space="preserve">                   ┌────►│      PLANNED          │</w:t>
-      </w:r>
-      <w:r>
-        <w:br/>
-      </w:r>
-      <w:r>
-        <w:rPr>
-          <w:rStyle w:val="VerbatimChar"/>
-        </w:rPr>
-        <w:t xml:space="preserve">                   │     │  Ready to submit      │◄──────────────────────┐</w:t>
-      </w:r>
-      <w:r>
-        <w:br/>
-      </w:r>
-      <w:r>
-        <w:rPr>
-          <w:rStyle w:val="VerbatimChar"/>
-        </w:rPr>
-        <w:t xml:space="preserve">                   │     └──────────┬───────────┘                        │</w:t>
-      </w:r>
-      <w:r>
-        <w:br/>
-      </w:r>
-      <w:r>
-        <w:rPr>
-          <w:rStyle w:val="VerbatimChar"/>
-        </w:rPr>
-        <w:t xml:space="preserve">                   │                │  runSubmission picks up             │</w:t>
-      </w:r>
-      <w:r>
-        <w:br/>
-      </w:r>
-      <w:r>
-        <w:rPr>
-          <w:rStyle w:val="VerbatimChar"/>
-        </w:rPr>
-        <w:t xml:space="preserve">                   │                ▼                                     │</w:t>
-      </w:r>
-      <w:r>
-        <w:br/>
-      </w:r>
-      <w:r>
-        <w:rPr>
-          <w:rStyle w:val="VerbatimChar"/>
-        </w:rPr>
-        <w:t xml:space="preserve">                   │     ┌──────────────────────┐                        │</w:t>
-      </w:r>
-      <w:r>
-        <w:br/>
-      </w:r>
-      <w:r>
-        <w:rPr>
-          <w:rStyle w:val="VerbatimChar"/>
-        </w:rPr>
-        <w:t xml:space="preserve">                   │     │  Quota available?     │                        │</w:t>
-      </w:r>
-      <w:r>
-        <w:br/>
-      </w:r>
-      <w:r>
-        <w:rPr>
-          <w:rStyle w:val="VerbatimChar"/>
-        </w:rPr>
-        <w:t xml:space="preserve">                   │     └──┬─────────────────┬─┘                        │</w:t>
-      </w:r>
-      <w:r>
-        <w:br/>
-      </w:r>
-      <w:r>
-        <w:rPr>
-          <w:rStyle w:val="VerbatimChar"/>
-        </w:rPr>
-        <w:t xml:space="preserve">                   │        │ No              │ Yes                       │</w:t>
-      </w:r>
-      <w:r>
-        <w:br/>
-      </w:r>
-      <w:r>
-        <w:rPr>
-          <w:rStyle w:val="VerbatimChar"/>
-        </w:rPr>
-        <w:t xml:space="preserve">                   │        ▼                 ▼                           │</w:t>
-      </w:r>
-      <w:r>
-        <w:br/>
-      </w:r>
-      <w:r>
-        <w:rPr>
-          <w:rStyle w:val="VerbatimChar"/>
-        </w:rPr>
-        <w:t xml:space="preserve">                   │  ┌──────────┐   ┌───────────────────┐               │</w:t>
-      </w:r>
-      <w:r>
-        <w:br/>
-      </w:r>
-      <w:r>
-        <w:rPr>
-          <w:rStyle w:val="VerbatimChar"/>
-        </w:rPr>
-        <w:t xml:space="preserve">                   │  │ DEFERRED │   │    SUBMITTING      │               │</w:t>
-      </w:r>
-      <w:r>
-        <w:br/>
-      </w:r>
-      <w:r>
-        <w:rPr>
-          <w:rStyle w:val="VerbatimChar"/>
-        </w:rPr>
-        <w:t xml:space="preserve">                   │  │          │   │  POST in-flight    │               │</w:t>
-      </w:r>
-      <w:r>
-        <w:br/>
-      </w:r>
-      <w:r>
-        <w:rPr>
-          <w:rStyle w:val="VerbatimChar"/>
-        </w:rPr>
-        <w:t xml:space="preserve">                   │  │  Daily   │   │  (crash window)    │               │</w:t>
-      </w:r>
-      <w:r>
-        <w:br/>
-      </w:r>
-      <w:r>
-        <w:rPr>
-          <w:rStyle w:val="VerbatimChar"/>
-        </w:rPr>
-        <w:t xml:space="preserve">                   │  │  cap hit │   └──────┬──────┬──────┘               │</w:t>
-      </w:r>
-      <w:r>
-        <w:br/>
-      </w:r>
-      <w:r>
-        <w:rPr>
-          <w:rStyle w:val="VerbatimChar"/>
-        </w:rPr>
-        <w:t xml:space="preserve">                   │  └─────┬────┘          │      │                      │</w:t>
-      </w:r>
-      <w:r>
-        <w:br/>
-      </w:r>
-      <w:r>
-        <w:rPr>
-          <w:rStyle w:val="VerbatimChar"/>
-        </w:rPr>
-        <w:t xml:space="preserve">                   │        │ UTC midnight  │      │                      │</w:t>
-      </w:r>
-      <w:r>
-        <w:br/>
-      </w:r>
-      <w:r>
-        <w:rPr>
-          <w:rStyle w:val="VerbatimChar"/>
-        </w:rPr>
-        <w:t xml:space="preserve">                   │        └──────────────►│  Failure                   │</w:t>
-      </w:r>
-      <w:r>
-        <w:br/>
-      </w:r>
-      <w:r>
-        <w:rPr>
-          <w:rStyle w:val="VerbatimChar"/>
-        </w:rPr>
-        <w:t xml:space="preserve">                   │                        │  (quota released)           │</w:t>
-      </w:r>
-      <w:r>
-        <w:br/>
-      </w:r>
-      <w:r>
-        <w:rPr>
-          <w:rStyle w:val="VerbatimChar"/>
-        </w:rPr>
-        <w:t xml:space="preserve">                   │                   Success                            │</w:t>
-      </w:r>
-      <w:r>
-        <w:br/>
-      </w:r>
-      <w:r>
-        <w:rPr>
-          <w:rStyle w:val="VerbatimChar"/>
-        </w:rPr>
-        <w:t xml:space="preserve">                   │                        │                             │</w:t>
-      </w:r>
-      <w:r>
-        <w:br/>
-      </w:r>
-      <w:r>
-        <w:rPr>
-          <w:rStyle w:val="VerbatimChar"/>
-        </w:rPr>
-        <w:t xml:space="preserve">                   │                        ▼                             │</w:t>
-      </w:r>
-      <w:r>
-        <w:br/>
-      </w:r>
-      <w:r>
-        <w:rPr>
-          <w:rStyle w:val="VerbatimChar"/>
-        </w:rPr>
-        <w:t xml:space="preserve">                   │             ┌──────────────────────┐                 │</w:t>
-      </w:r>
-      <w:r>
-        <w:br/>
-      </w:r>
-      <w:r>
-        <w:rPr>
-          <w:rStyle w:val="VerbatimChar"/>
-        </w:rPr>
-        <w:t xml:space="preserve">                   │             │     SUBMITTED         │                 │</w:t>
-      </w:r>
-      <w:r>
-        <w:br/>
-      </w:r>
-      <w:r>
-        <w:rPr>
-          <w:rStyle w:val="VerbatimChar"/>
-        </w:rPr>
-        <w:t xml:space="preserve">                   │             │  Adobe has ACKed      │                 │</w:t>
-      </w:r>
-      <w:r>
-        <w:br/>
-      </w:r>
-      <w:r>
-        <w:rPr>
-          <w:rStyle w:val="VerbatimChar"/>
-        </w:rPr>
-        <w:t xml:space="preserve">                   │             └──────────┬───────────┘                 │</w:t>
-      </w:r>
-      <w:r>
-        <w:br/>
-      </w:r>
-      <w:r>
-        <w:rPr>
-          <w:rStyle w:val="VerbatimChar"/>
-        </w:rPr>
-        <w:t xml:space="preserve">                   │                        │  monitor polls              │</w:t>
-      </w:r>
-      <w:r>
-        <w:br/>
-      </w:r>
-      <w:r>
-        <w:rPr>
-          <w:rStyle w:val="VerbatimChar"/>
-        </w:rPr>
-        <w:t xml:space="preserve">                   │                        ▼                             │</w:t>
-      </w:r>
-      <w:r>
-        <w:br/>
-      </w:r>
-      <w:r>
-        <w:rPr>
-          <w:rStyle w:val="VerbatimChar"/>
-        </w:rPr>
-        <w:t xml:space="preserve">                   │             ┌──────────────────────┐                 │</w:t>
-      </w:r>
-      <w:r>
-        <w:br/>
-      </w:r>
-      <w:r>
-        <w:rPr>
-          <w:rStyle w:val="VerbatimChar"/>
-        </w:rPr>
-        <w:t xml:space="preserve">                   │             │  Adobe status         │                 │</w:t>
-      </w:r>
-      <w:r>
-        <w:br/>
-      </w:r>
-      <w:r>
-        <w:rPr>
-          <w:rStyle w:val="VerbatimChar"/>
-        </w:rPr>
-        <w:t xml:space="preserve">                   │             │  received             │                 │</w:t>
-      </w:r>
-      <w:r>
-        <w:br/>
-      </w:r>
-      <w:r>
-        <w:rPr>
-          <w:rStyle w:val="VerbatimChar"/>
-        </w:rPr>
-        <w:t xml:space="preserve">                   │             │  validated            │                 │</w:t>
-      </w:r>
-      <w:r>
-        <w:br/>
-      </w:r>
-      <w:r>
-        <w:rPr>
-          <w:rStyle w:val="VerbatimChar"/>
-        </w:rPr>
-        <w:t xml:space="preserve">                   │             │  submitted            │                 │</w:t>
-      </w:r>
-      <w:r>
-        <w:br/>
-      </w:r>
-      <w:r>
-        <w:rPr>
-          <w:rStyle w:val="VerbatimChar"/>
-        </w:rPr>
-        <w:t xml:space="preserve">                   │             │  ingested             │                 │</w:t>
-      </w:r>
-      <w:r>
-        <w:br/>
-      </w:r>
-      <w:r>
-        <w:rPr>
-          <w:rStyle w:val="VerbatimChar"/>
-        </w:rPr>
-        <w:t xml:space="preserve">                   │             └──────┬──────┬─────────┘                │</w:t>
-      </w:r>
-      <w:r>
-        <w:br/>
-      </w:r>
-      <w:r>
-        <w:rPr>
-          <w:rStyle w:val="VerbatimChar"/>
-        </w:rPr>
-        <w:t xml:space="preserve">                   │                    │      │                           │</w:t>
-      </w:r>
-      <w:r>
-        <w:br/>
-      </w:r>
-      <w:r>
-        <w:rPr>
-          <w:rStyle w:val="VerbatimChar"/>
-        </w:rPr>
-        <w:t xml:space="preserve">                   │               failed  completed  (startup recovery   │</w:t>
-      </w:r>
-      <w:r>
-        <w:br/>
-      </w:r>
-      <w:r>
-        <w:rPr>
-          <w:rStyle w:val="VerbatimChar"/>
-        </w:rPr>
-        <w:t xml:space="preserve">                   │                    │      │       matches orphan) ───►┘</w:t>
-      </w:r>
-      <w:r>
-        <w:br/>
-      </w:r>
-      <w:r>
-        <w:rPr>
-          <w:rStyle w:val="VerbatimChar"/>
-        </w:rPr>
-        <w:t xml:space="preserve">                   │                    ▼      ▼</w:t>
-      </w:r>
-      <w:r>
-        <w:br/>
-      </w:r>
-      <w:r>
-        <w:rPr>
-          <w:rStyle w:val="VerbatimChar"/>
-        </w:rPr>
-        <w:t xml:space="preserve">                   │             ┌────────┐  ┌────────────────┐</w:t>
-      </w:r>
-      <w:r>
-        <w:br/>
-      </w:r>
-      <w:r>
-        <w:rPr>
-          <w:rStyle w:val="VerbatimChar"/>
-        </w:rPr>
-        <w:t xml:space="preserve">                   │             │ FAILED │  │   COMPLETED    │</w:t>
-      </w:r>
-      <w:r>
-        <w:br/>
-      </w:r>
-      <w:r>
-        <w:rPr>
-          <w:rStyle w:val="VerbatimChar"/>
-        </w:rPr>
-        <w:t xml:space="preserve">                   │             │        │  │  (terminal)    │</w:t>
-      </w:r>
-      <w:r>
-        <w:br/>
-      </w:r>
-      <w:r>
-        <w:rPr>
-          <w:rStyle w:val="VerbatimChar"/>
-        </w:rPr>
-        <w:t xml:space="preserve">                   │             └────────┘  └────────────────┘</w:t>
-      </w:r>
-      <w:r>
-        <w:br/>
-      </w:r>
-      <w:r>
-        <w:rPr>
-          <w:rStyle w:val="VerbatimChar"/>
-        </w:rPr>
-        <w:t xml:space="preserve">                   │</w:t>
-      </w:r>
-      <w:r>
-        <w:br/>
-      </w:r>
-      <w:r>
-        <w:rPr>
-          <w:rStyle w:val="VerbatimChar"/>
-        </w:rPr>
-        <w:t xml:space="preserve">  ┌────────────────┴──────────────────────┐</w:t>
-      </w:r>
-      <w:r>
-        <w:br/>
-      </w:r>
-      <w:r>
-        <w:rPr>
-          <w:rStyle w:val="VerbatimChar"/>
-        </w:rPr>
-        <w:t xml:space="preserve">  │        AWAITING_APPROVAL              │</w:t>
-      </w:r>
-      <w:r>
-        <w:br/>
-      </w:r>
-      <w:r>
-        <w:rPr>
-          <w:rStyle w:val="VerbatimChar"/>
-        </w:rPr>
-        <w:t xml:space="preserve">  │  Month 2+ WOs — held until operator   │</w:t>
-      </w:r>
-      <w:r>
-        <w:br/>
-      </w:r>
-      <w:r>
-        <w:rPr>
-          <w:rStyle w:val="VerbatimChar"/>
-        </w:rPr>
-        <w:t xml:space="preserve">  │  clicks "Approve Month N"             │──── operator approves ─────────►</w:t>
-      </w:r>
-      <w:r>
-        <w:br/>
-      </w:r>
-      <w:r>
-        <w:rPr>
-          <w:rStyle w:val="VerbatimChar"/>
-        </w:rPr>
-        <w:t xml:space="preserve">  │  POST /api/jobs/:id/approve-month     │</w:t>
-      </w:r>
-      <w:r>
-        <w:br/>
-      </w:r>
-      <w:r>
-        <w:rPr>
-          <w:rStyle w:val="VerbatimChar"/>
-        </w:rPr>
-        <w:t xml:space="preserve">  └───────────────────────────────────────┘</w:t>
+        <w:t xml:space="preserve">ENTRY — from POST /api/jobs/:id/plan</w:t>
+      </w:r>
+      <w:r>
+        <w:br/>
+      </w:r>
+      <w:r>
+        <w:rPr>
+          <w:rStyle w:val="VerbatimChar"/>
+        </w:rPr>
+        <w:t xml:space="preserve">─────────────────────────────────────────────────────────────────────────────</w:t>
+      </w:r>
+      <w:r>
+        <w:br/>
+      </w:r>
+      <w:r>
+        <w:br/>
+      </w:r>
+      <w:r>
+        <w:rPr>
+          <w:rStyle w:val="VerbatimChar"/>
+        </w:rPr>
+        <w:t xml:space="preserve">        ┌──────────────────┐              ┌─────────────────────────┐</w:t>
+      </w:r>
+      <w:r>
+        <w:br/>
+      </w:r>
+      <w:r>
+        <w:rPr>
+          <w:rStyle w:val="VerbatimChar"/>
+        </w:rPr>
+        <w:t xml:space="preserve">        │     PLANNED      │              │   AWAITING_APPROVAL     │</w:t>
+      </w:r>
+      <w:r>
+        <w:br/>
+      </w:r>
+      <w:r>
+        <w:rPr>
+          <w:rStyle w:val="VerbatimChar"/>
+        </w:rPr>
+        <w:t xml:space="preserve">        │   Month 1 WOs    │              │   Month 2+ WOs          │</w:t>
+      </w:r>
+      <w:r>
+        <w:br/>
+      </w:r>
+      <w:r>
+        <w:rPr>
+          <w:rStyle w:val="VerbatimChar"/>
+        </w:rPr>
+        <w:t xml:space="preserve">        └────────┬─────────┘              └────────────┬────────────┘</w:t>
+      </w:r>
+      <w:r>
+        <w:br/>
+      </w:r>
+      <w:r>
+        <w:rPr>
+          <w:rStyle w:val="VerbatimChar"/>
+        </w:rPr>
+        <w:t xml:space="preserve">                 │                                     │</w:t>
+      </w:r>
+      <w:r>
+        <w:br/>
+      </w:r>
+      <w:r>
+        <w:rPr>
+          <w:rStyle w:val="VerbatimChar"/>
+        </w:rPr>
+        <w:t xml:space="preserve">                 │              Operator clicks "Approve Month N":</w:t>
+      </w:r>
+      <w:r>
+        <w:br/>
+      </w:r>
+      <w:r>
+        <w:rPr>
+          <w:rStyle w:val="VerbatimChar"/>
+        </w:rPr>
+        <w:t xml:space="preserve">                 │              POST /api/jobs/:id/approve-month</w:t>
+      </w:r>
+      <w:r>
+        <w:br/>
+      </w:r>
+      <w:r>
+        <w:rPr>
+          <w:rStyle w:val="VerbatimChar"/>
+        </w:rPr>
+        <w:t xml:space="preserve">                 │                                     │</w:t>
+      </w:r>
+      <w:r>
+        <w:br/>
+      </w:r>
+      <w:r>
+        <w:rPr>
+          <w:rStyle w:val="VerbatimChar"/>
+        </w:rPr>
+        <w:t xml:space="preserve">                 │   ┌─────────────────────────────────┘</w:t>
+      </w:r>
+      <w:r>
+        <w:br/>
+      </w:r>
+      <w:r>
+        <w:rPr>
+          <w:rStyle w:val="VerbatimChar"/>
+        </w:rPr>
+        <w:t xml:space="preserve">                 │   │  (Month N flips to planned)</w:t>
+      </w:r>
+      <w:r>
+        <w:br/>
+      </w:r>
+      <w:r>
+        <w:rPr>
+          <w:rStyle w:val="VerbatimChar"/>
+        </w:rPr>
+        <w:t xml:space="preserve">                 ▼   ▼</w:t>
+      </w:r>
+      <w:r>
+        <w:br/>
+      </w:r>
+      <w:r>
+        <w:rPr>
+          <w:rStyle w:val="VerbatimChar"/>
+        </w:rPr>
+        <w:t xml:space="preserve">        ┌──────────────────────────┐</w:t>
+      </w:r>
+      <w:r>
+        <w:br/>
+      </w:r>
+      <w:r>
+        <w:rPr>
+          <w:rStyle w:val="VerbatimChar"/>
+        </w:rPr>
+        <w:t xml:space="preserve">        │  runSubmission picks up  │ ◄────── DEFERRED rows retry here</w:t>
+      </w:r>
+      <w:r>
+        <w:br/>
+      </w:r>
+      <w:r>
+        <w:rPr>
+          <w:rStyle w:val="VerbatimChar"/>
+        </w:rPr>
+        <w:t xml:space="preserve">        └────────────┬─────────────┘         after UTC rollover (daily</w:t>
+      </w:r>
+      <w:r>
+        <w:br/>
+      </w:r>
+      <w:r>
+        <w:rPr>
+          <w:rStyle w:val="VerbatimChar"/>
+        </w:rPr>
+        <w:t xml:space="preserve">                     │                       or monthly)</w:t>
+      </w:r>
+      <w:r>
+        <w:br/>
+      </w:r>
+      <w:r>
+        <w:rPr>
+          <w:rStyle w:val="VerbatimChar"/>
+        </w:rPr>
+        <w:t xml:space="preserve">                     ▼                                          ▲</w:t>
+      </w:r>
+      <w:r>
+        <w:br/>
+      </w:r>
+      <w:r>
+        <w:rPr>
+          <w:rStyle w:val="VerbatimChar"/>
+        </w:rPr>
+        <w:t xml:space="preserve">          ┌──────────────────────┐                              │</w:t>
+      </w:r>
+      <w:r>
+        <w:br/>
+      </w:r>
+      <w:r>
+        <w:rPr>
+          <w:rStyle w:val="VerbatimChar"/>
+        </w:rPr>
+        <w:t xml:space="preserve">          │  Reserve quota       │                              │</w:t>
+      </w:r>
+      <w:r>
+        <w:br/>
+      </w:r>
+      <w:r>
+        <w:rPr>
+          <w:rStyle w:val="VerbatimChar"/>
+        </w:rPr>
+        <w:t xml:space="preserve">          │  (atomic SQLite tx:  │                              │</w:t>
+      </w:r>
+      <w:r>
+        <w:br/>
+      </w:r>
+      <w:r>
+        <w:rPr>
+          <w:rStyle w:val="VerbatimChar"/>
+        </w:rPr>
+        <w:t xml:space="preserve">          │   daily + monthly)   │                              │</w:t>
+      </w:r>
+      <w:r>
+        <w:br/>
+      </w:r>
+      <w:r>
+        <w:rPr>
+          <w:rStyle w:val="VerbatimChar"/>
+        </w:rPr>
+        <w:t xml:space="preserve">          └────┬────────────┬────┘                              │</w:t>
+      </w:r>
+      <w:r>
+        <w:br/>
+      </w:r>
+      <w:r>
+        <w:rPr>
+          <w:rStyle w:val="VerbatimChar"/>
+        </w:rPr>
+        <w:t xml:space="preserve">        GRANTED            DENIED                               │</w:t>
+      </w:r>
+      <w:r>
+        <w:br/>
+      </w:r>
+      <w:r>
+        <w:rPr>
+          <w:rStyle w:val="VerbatimChar"/>
+        </w:rPr>
+        <w:t xml:space="preserve">               │              │                                 │</w:t>
+      </w:r>
+      <w:r>
+        <w:br/>
+      </w:r>
+      <w:r>
+        <w:rPr>
+          <w:rStyle w:val="VerbatimChar"/>
+        </w:rPr>
+        <w:t xml:space="preserve">               ▼              ▼                                 │</w:t>
+      </w:r>
+      <w:r>
+        <w:br/>
+      </w:r>
+      <w:r>
+        <w:rPr>
+          <w:rStyle w:val="VerbatimChar"/>
+        </w:rPr>
+        <w:t xml:space="preserve">        ┌─────────────┐  ┌──────────────┐                       │</w:t>
+      </w:r>
+      <w:r>
+        <w:br/>
+      </w:r>
+      <w:r>
+        <w:rPr>
+          <w:rStyle w:val="VerbatimChar"/>
+        </w:rPr>
+        <w:t xml:space="preserve">        │ SUBMITTING  │  │   DEFERRED   │───────────────────────┘</w:t>
+      </w:r>
+      <w:r>
+        <w:br/>
+      </w:r>
+      <w:r>
+        <w:rPr>
+          <w:rStyle w:val="VerbatimChar"/>
+        </w:rPr>
+        <w:t xml:space="preserve">        │             │  │              │</w:t>
+      </w:r>
+      <w:r>
+        <w:br/>
+      </w:r>
+      <w:r>
+        <w:rPr>
+          <w:rStyle w:val="VerbatimChar"/>
+        </w:rPr>
+        <w:t xml:space="preserve">        │ POST Adobe  │  │ Quota cap    │</w:t>
+      </w:r>
+      <w:r>
+        <w:br/>
+      </w:r>
+      <w:r>
+        <w:rPr>
+          <w:rStyle w:val="VerbatimChar"/>
+        </w:rPr>
+        <w:t xml:space="preserve">        │ /workorder  │  │ hit; waits   │</w:t>
+      </w:r>
+      <w:r>
+        <w:br/>
+      </w:r>
+      <w:r>
+        <w:rPr>
+          <w:rStyle w:val="VerbatimChar"/>
+        </w:rPr>
+        <w:t xml:space="preserve">        └──┬───────┬──┘  │ for rollover │</w:t>
+      </w:r>
+      <w:r>
+        <w:br/>
+      </w:r>
+      <w:r>
+        <w:rPr>
+          <w:rStyle w:val="VerbatimChar"/>
+        </w:rPr>
+        <w:t xml:space="preserve">       2xx │       │     └──────────────┘</w:t>
+      </w:r>
+      <w:r>
+        <w:br/>
+      </w:r>
+      <w:r>
+        <w:rPr>
+          <w:rStyle w:val="VerbatimChar"/>
+        </w:rPr>
+        <w:t xml:space="preserve">           │       │ 4xx / 5xx / network</w:t>
+      </w:r>
+      <w:r>
+        <w:br/>
+      </w:r>
+      <w:r>
+        <w:rPr>
+          <w:rStyle w:val="VerbatimChar"/>
+        </w:rPr>
+        <w:t xml:space="preserve">           │       │ (quota released; never auto-retried)</w:t>
+      </w:r>
+      <w:r>
+        <w:br/>
+      </w:r>
+      <w:r>
+        <w:rPr>
+          <w:rStyle w:val="VerbatimChar"/>
+        </w:rPr>
+        <w:t xml:space="preserve">           ▼       ▼</w:t>
+      </w:r>
+      <w:r>
+        <w:br/>
+      </w:r>
+      <w:r>
+        <w:rPr>
+          <w:rStyle w:val="VerbatimChar"/>
+        </w:rPr>
+        <w:t xml:space="preserve">   ┌─────────────┐  ┌──────────────┐</w:t>
+      </w:r>
+      <w:r>
+        <w:br/>
+      </w:r>
+      <w:r>
+        <w:rPr>
+          <w:rStyle w:val="VerbatimChar"/>
+        </w:rPr>
+        <w:t xml:space="preserve">   │  SUBMITTED  │  │    FAILED    │</w:t>
+      </w:r>
+      <w:r>
+        <w:br/>
+      </w:r>
+      <w:r>
+        <w:rPr>
+          <w:rStyle w:val="VerbatimChar"/>
+        </w:rPr>
+        <w:t xml:space="preserve">   │  Adobe ACK  │  │  (terminal)  │</w:t>
+      </w:r>
+      <w:r>
+        <w:br/>
+      </w:r>
+      <w:r>
+        <w:rPr>
+          <w:rStyle w:val="VerbatimChar"/>
+        </w:rPr>
+        <w:t xml:space="preserve">   └──────┬──────┘  └──────────────┘</w:t>
+      </w:r>
+      <w:r>
+        <w:br/>
+      </w:r>
+      <w:r>
+        <w:rPr>
+          <w:rStyle w:val="VerbatimChar"/>
+        </w:rPr>
+        <w:t xml:space="preserve">          │</w:t>
+      </w:r>
+      <w:r>
+        <w:br/>
+      </w:r>
+      <w:r>
+        <w:rPr>
+          <w:rStyle w:val="VerbatimChar"/>
+        </w:rPr>
+        <w:t xml:space="preserve">          │  monitor.js polls GET /workorder/{id} every 60 seconds</w:t>
+      </w:r>
+      <w:r>
+        <w:br/>
+      </w:r>
+      <w:r>
+        <w:rPr>
+          <w:rStyle w:val="VerbatimChar"/>
+        </w:rPr>
+        <w:t xml:space="preserve">          ▼</w:t>
+      </w:r>
+      <w:r>
+        <w:br/>
+      </w:r>
+      <w:r>
+        <w:rPr>
+          <w:rStyle w:val="VerbatimChar"/>
+        </w:rPr>
+        <w:t xml:space="preserve">  ┌────────────────────────────────────────────────┐</w:t>
+      </w:r>
+      <w:r>
+        <w:br/>
+      </w:r>
+      <w:r>
+        <w:rPr>
+          <w:rStyle w:val="VerbatimChar"/>
+        </w:rPr>
+        <w:t xml:space="preserve">  │  Adobe-side status progression:                │</w:t>
+      </w:r>
+      <w:r>
+        <w:br/>
+      </w:r>
+      <w:r>
+        <w:rPr>
+          <w:rStyle w:val="VerbatimChar"/>
+        </w:rPr>
+        <w:t xml:space="preserve">  │    received → validated → submitted →          │</w:t>
+      </w:r>
+      <w:r>
+        <w:br/>
+      </w:r>
+      <w:r>
+        <w:rPr>
+          <w:rStyle w:val="VerbatimChar"/>
+        </w:rPr>
+        <w:t xml:space="preserve">  │    ingested → COMPLETED   OR   FAILED          │</w:t>
+      </w:r>
+      <w:r>
+        <w:br/>
+      </w:r>
+      <w:r>
+        <w:rPr>
+          <w:rStyle w:val="VerbatimChar"/>
+        </w:rPr>
+        <w:t xml:space="preserve">  └────────────────┬──────────────────────┬────────┘</w:t>
+      </w:r>
+      <w:r>
+        <w:br/>
+      </w:r>
+      <w:r>
+        <w:rPr>
+          <w:rStyle w:val="VerbatimChar"/>
+        </w:rPr>
+        <w:t xml:space="preserve">                   ▼                      ▼</w:t>
+      </w:r>
+      <w:r>
+        <w:br/>
+      </w:r>
+      <w:r>
+        <w:rPr>
+          <w:rStyle w:val="VerbatimChar"/>
+        </w:rPr>
+        <w:t xml:space="preserve">            ┌──────────────┐       ┌──────────────┐</w:t>
+      </w:r>
+      <w:r>
+        <w:br/>
+      </w:r>
+      <w:r>
+        <w:rPr>
+          <w:rStyle w:val="VerbatimChar"/>
+        </w:rPr>
+        <w:t xml:space="preserve">            │  COMPLETED   │       │    FAILED    │</w:t>
+      </w:r>
+      <w:r>
+        <w:br/>
+      </w:r>
+      <w:r>
+        <w:rPr>
+          <w:rStyle w:val="VerbatimChar"/>
+        </w:rPr>
+        <w:t xml:space="preserve">            │  (terminal)  │       │  (terminal)  │</w:t>
+      </w:r>
+      <w:r>
+        <w:br/>
+      </w:r>
+      <w:r>
+        <w:rPr>
+          <w:rStyle w:val="VerbatimChar"/>
+        </w:rPr>
+        <w:t xml:space="preserve">            └──────────────┘       └──────────────┘</w:t>
+      </w:r>
+    </w:p>
+    <w:p>
+      <w:pPr>
+        <w:pStyle w:val="FirstParagraph"/>
+      </w:pPr>
+      <w:r>
+        <w:rPr>
+          <w:b/>
+          <w:bCs/>
+        </w:rPr>
+        <w:t xml:space="preserve">Crash recovery (boot-time, in</w:t>
+      </w:r>
+      <w:r>
+        <w:rPr>
+          <w:b/>
+          <w:bCs/>
+        </w:rPr>
+        <w:t xml:space="preserve"> </w:t>
+      </w:r>
+      <w:r>
+        <w:rPr>
+          <w:rStyle w:val="VerbatimChar"/>
+          <w:b/>
+          <w:bCs/>
+        </w:rPr>
+        <w:t xml:space="preserve">runner/recovery.js</w:t>
+      </w:r>
+      <w:r>
+        <w:rPr>
+          <w:b/>
+          <w:bCs/>
+        </w:rPr>
+        <w:t xml:space="preserve">):</w:t>
+      </w:r>
+    </w:p>
+    <w:p>
+      <w:pPr>
+        <w:pStyle w:val="BodyText"/>
+      </w:pPr>
+      <w:r>
+        <w:t xml:space="preserve">When the process crashes between quota reservation and Adobe’s POST</w:t>
+      </w:r>
+      <w:r>
+        <w:t xml:space="preserve"> </w:t>
+      </w:r>
+      <w:r>
+        <w:t xml:space="preserve">acknowledgment, work orders are left as orphans (</w:t>
+      </w:r>
+      <w:r>
+        <w:rPr>
+          <w:rStyle w:val="VerbatimChar"/>
+        </w:rPr>
+        <w:t xml:space="preserve">status='submitting'</w:t>
+      </w:r>
+      <w:r>
+        <w:t xml:space="preserve"> </w:t>
+      </w:r>
+      <w:r>
+        <w:t xml:space="preserve">with</w:t>
+      </w:r>
+      <w:r>
+        <w:t xml:space="preserve"> </w:t>
+      </w:r>
+      <w:r>
+        <w:rPr>
+          <w:rStyle w:val="VerbatimChar"/>
+        </w:rPr>
+        <w:t xml:space="preserve">adobe_workorder_id IS NULL</w:t>
+      </w:r>
+      <w:r>
+        <w:t xml:space="preserve">). On next startup, recovery looks each</w:t>
+      </w:r>
+      <w:r>
+        <w:t xml:space="preserve"> </w:t>
+      </w:r>
+      <w:r>
+        <w:t xml:space="preserve">one up in Adobe by</w:t>
+      </w:r>
+      <w:r>
+        <w:t xml:space="preserve"> </w:t>
+      </w:r>
+      <w:r>
+        <w:rPr>
+          <w:rStyle w:val="VerbatimChar"/>
+        </w:rPr>
+        <w:t xml:space="preserve">displayName</w:t>
+      </w:r>
+      <w:r>
+        <w:t xml:space="preserve"> </w:t>
+      </w:r>
+      <w:r>
+        <w:t xml:space="preserve">prefix and applies the appropriate</w:t>
+      </w:r>
+      <w:r>
+        <w:t xml:space="preserve"> </w:t>
+      </w:r>
+      <w:r>
+        <w:t xml:space="preserve">resolution:</w:t>
+      </w:r>
+    </w:p>
+    <w:p>
+      <w:pPr>
+        <w:pStyle w:val="SourceCode"/>
+      </w:pPr>
+      <w:r>
+        <w:rPr>
+          <w:rStyle w:val="VerbatimChar"/>
+        </w:rPr>
+        <w:t xml:space="preserve"> ┌─ Match found in Adobe (displayName-prefix list lookup returns the WO)</w:t>
+      </w:r>
+      <w:r>
+        <w:br/>
+      </w:r>
+      <w:r>
+        <w:rPr>
+          <w:rStyle w:val="VerbatimChar"/>
+        </w:rPr>
+        <w:t xml:space="preserve"> │     → record adobe_workorder_id; status → SUBMITTED  (monitor takes over)</w:t>
+      </w:r>
+      <w:r>
+        <w:br/>
+      </w:r>
+      <w:r>
+        <w:rPr>
+          <w:rStyle w:val="VerbatimChar"/>
+        </w:rPr>
+        <w:t xml:space="preserve"> │</w:t>
+      </w:r>
+      <w:r>
+        <w:br/>
+      </w:r>
+      <w:r>
+        <w:rPr>
+          <w:rStyle w:val="VerbatimChar"/>
+        </w:rPr>
+        <w:t xml:space="preserve"> ├─ Confirmed absent (Adobe returned 200 OK, our prefix not in the list)</w:t>
+      </w:r>
+      <w:r>
+        <w:br/>
+      </w:r>
+      <w:r>
+        <w:rPr>
+          <w:rStyle w:val="VerbatimChar"/>
+        </w:rPr>
+        <w:t xml:space="preserve"> │     → release quota; status → PLANNED  (next submit run retries safely)</w:t>
+      </w:r>
+      <w:r>
+        <w:br/>
+      </w:r>
+      <w:r>
+        <w:rPr>
+          <w:rStyle w:val="VerbatimChar"/>
+        </w:rPr>
+        <w:t xml:space="preserve"> │</w:t>
+      </w:r>
+      <w:r>
+        <w:br/>
+      </w:r>
+      <w:r>
+        <w:rPr>
+          <w:rStyle w:val="VerbatimChar"/>
+        </w:rPr>
+        <w:t xml:space="preserve"> └─ Lookup indeterminate (Adobe returned 4xx / 5xx / network error)</w:t>
+      </w:r>
+      <w:r>
+        <w:br/>
+      </w:r>
+      <w:r>
+        <w:rPr>
+          <w:rStyle w:val="VerbatimChar"/>
+        </w:rPr>
+        <w:t xml:space="preserve">       → leave as SUBMITTING; retry reconciliation on the NEXT boot</w:t>
+      </w:r>
+      <w:r>
+        <w:br/>
+      </w:r>
+      <w:r>
+        <w:rPr>
+          <w:rStyle w:val="VerbatimChar"/>
+        </w:rPr>
+        <w:t xml:space="preserve">         Never roll back when the answer is ambiguous, because rolling</w:t>
+      </w:r>
+      <w:r>
+        <w:br/>
+      </w:r>
+      <w:r>
+        <w:rPr>
+          <w:rStyle w:val="VerbatimChar"/>
+        </w:rPr>
+        <w:t xml:space="preserve">         back could create a duplicate Adobe work order if the original</w:t>
+      </w:r>
+      <w:r>
+        <w:br/>
+      </w:r>
+      <w:r>
+        <w:rPr>
+          <w:rStyle w:val="VerbatimChar"/>
+        </w:rPr>
+        <w:t xml:space="preserve">         POST had actually been processed.</w:t>
       </w:r>
     </w:p>
     <w:bookmarkEnd w:id="23"/>

--- a/docs/DESIGN_DOC.docx
+++ b/docs/DESIGN_DOC.docx
@@ -23,7 +23,7 @@
         <w:pStyle w:val="Author"/>
       </w:pPr>
       <w:r>
-        <w:t xml:space="preserve">Tushar Kant Kar — Adobe</w:t>
+        <w:t xml:space="preserve">Tushar Kant Kar - Adobe</w:t>
       </w:r>
     </w:p>
     <w:p>
@@ -31,7 +31,7 @@
         <w:pStyle w:val="Date"/>
       </w:pPr>
       <w:r>
-        <w:t xml:space="preserve">May 2026</w:t>
+        <w:t xml:space="preserve">30 May 2026 (v3.0.0)</w:t>
       </w:r>
     </w:p>
     <w:sdt>
@@ -60,7 +60,7 @@
         </w:p>
       </w:sdtContent>
     </w:sdt>
-    <w:bookmarkStart w:id="68" w:name="aep-data-lifecycle-helper"/>
+    <w:bookmarkStart w:id="96" w:name="aep-data-lifecycle-helper"/>
     <w:p>
       <w:pPr>
         <w:pStyle w:val="Heading1"/>
@@ -106,12 +106,13 @@
     <w:tbl>
       <w:tblPr>
         <w:tblStyle w:val="Table"/>
-        <w:tblW w:type="auto" w:w="0"/>
+        <w:tblW w:type="pct" w:w="5000"/>
+        <w:tblLayout w:type="fixed"/>
         <w:tblLook w:firstRow="1" w:lastRow="0" w:firstColumn="0" w:lastColumn="0" w:noHBand="0" w:noVBand="0" w:val="0020"/>
       </w:tblPr>
       <w:tblGrid>
-        <w:gridCol w:w="3960"/>
-        <w:gridCol w:w="3960"/>
+        <w:gridCol w:w="1760"/>
+        <w:gridCol w:w="6160"/>
       </w:tblGrid>
       <w:tr>
         <w:trPr>
@@ -159,7 +160,7 @@
               <w:pStyle w:val="Compact"/>
             </w:pPr>
             <w:r>
-              <w:t xml:space="preserve">2.0.0</w:t>
+              <w:t xml:space="preserve">3.0.0</w:t>
             </w:r>
           </w:p>
         </w:tc>
@@ -183,7 +184,7 @@
               <w:pStyle w:val="Compact"/>
             </w:pPr>
             <w:r>
-              <w:t xml:space="preserve">2026-05-28</w:t>
+              <w:t xml:space="preserve">2026-05-30</w:t>
             </w:r>
           </w:p>
         </w:tc>
@@ -256,6 +257,54 @@
             </w:pPr>
             <w:r>
               <w:t xml:space="preserve">Client teams, platform architects, reviewers</w:t>
+            </w:r>
+          </w:p>
+        </w:tc>
+      </w:tr>
+      <w:tr>
+        <w:tc>
+          <w:tcPr/>
+          <w:p>
+            <w:pPr>
+              <w:pStyle w:val="Compact"/>
+            </w:pPr>
+            <w:r>
+              <w:t xml:space="preserve">Diagrams</w:t>
+            </w:r>
+          </w:p>
+        </w:tc>
+        <w:tc>
+          <w:tcPr/>
+          <w:p>
+            <w:pPr>
+              <w:pStyle w:val="Compact"/>
+            </w:pPr>
+            <w:r>
+              <w:t xml:space="preserve">Rendered via Mermaid CLI (sources in</w:t>
+            </w:r>
+            <w:r>
+              <w:t xml:space="preserve"> </w:t>
+            </w:r>
+            <w:r>
+              <w:rPr>
+                <w:rStyle w:val="VerbatimChar"/>
+              </w:rPr>
+              <w:t xml:space="preserve">docs/diagrams/*.mmd</w:t>
+            </w:r>
+            <w:r>
+              <w:t xml:space="preserve">, PNGs in</w:t>
+            </w:r>
+            <w:r>
+              <w:t xml:space="preserve"> </w:t>
+            </w:r>
+            <w:r>
+              <w:rPr>
+                <w:rStyle w:val="VerbatimChar"/>
+              </w:rPr>
+              <w:t xml:space="preserve">docs/diagrams/*.png</w:t>
+            </w:r>
+            <w:r>
+              <w:t xml:space="preserve">)</w:t>
             </w:r>
           </w:p>
         </w:tc>
@@ -342,6 +391,18 @@
       <w:pPr>
         <w:pStyle w:val="Compact"/>
         <w:numPr>
+          <w:ilvl w:val="1"/>
+          <w:numId w:val="1002"/>
+        </w:numPr>
+      </w:pPr>
+      <w:r>
+        <w:t xml:space="preserve">3.1 Operator Journey · 3.2 Expansion data flow · 3.3 Step-by-step detail</w:t>
+      </w:r>
+    </w:p>
+    <w:p>
+      <w:pPr>
+        <w:pStyle w:val="Compact"/>
+        <w:numPr>
           <w:ilvl w:val="0"/>
           <w:numId w:val="1001"/>
         </w:numPr>
@@ -359,6 +420,18 @@
       <w:pPr>
         <w:pStyle w:val="Compact"/>
         <w:numPr>
+          <w:ilvl w:val="1"/>
+          <w:numId w:val="1003"/>
+        </w:numPr>
+      </w:pPr>
+      <w:r>
+        <w:t xml:space="preserve">4.1 State Machine · 4.2 Crash &amp; uncertain-submit recovery · 4.3 Status reference · 4.4 Submit → reconcile flow</w:t>
+      </w:r>
+    </w:p>
+    <w:p>
+      <w:pPr>
+        <w:pStyle w:val="Compact"/>
+        <w:numPr>
           <w:ilvl w:val="0"/>
           <w:numId w:val="1001"/>
         </w:numPr>
@@ -492,6 +565,56 @@
       </w:hyperlink>
     </w:p>
     <w:p>
+      <w:pPr>
+        <w:pStyle w:val="BlockText"/>
+      </w:pPr>
+      <w:r>
+        <w:t xml:space="preserve">All diagrams in this document are rendered from Mermaid source files</w:t>
+      </w:r>
+      <w:r>
+        <w:t xml:space="preserve"> </w:t>
+      </w:r>
+      <w:r>
+        <w:t xml:space="preserve">in</w:t>
+      </w:r>
+      <w:r>
+        <w:t xml:space="preserve"> </w:t>
+      </w:r>
+      <w:r>
+        <w:rPr>
+          <w:rStyle w:val="VerbatimChar"/>
+        </w:rPr>
+        <w:t xml:space="preserve">docs/diagrams/*.mmd</w:t>
+      </w:r>
+      <w:r>
+        <w:t xml:space="preserve"> </w:t>
+      </w:r>
+      <w:r>
+        <w:t xml:space="preserve">using Mermaid CLI. GitHub renders the</w:t>
+      </w:r>
+      <w:r>
+        <w:t xml:space="preserve"> </w:t>
+      </w:r>
+      <w:r>
+        <w:t xml:space="preserve">sources natively; the rendered PNGs are committed alongside so the</w:t>
+      </w:r>
+      <w:r>
+        <w:t xml:space="preserve"> </w:t>
+      </w:r>
+      <w:r>
+        <w:t xml:space="preserve">Word export (</w:t>
+      </w:r>
+      <w:r>
+        <w:rPr>
+          <w:rStyle w:val="VerbatimChar"/>
+        </w:rPr>
+        <w:t xml:space="preserve">DESIGN_DOC.docx</w:t>
+      </w:r>
+      <w:r>
+        <w:t xml:space="preserve">) embeds them too.</w:t>
+      </w:r>
+    </w:p>
+    <w:p>
       <w:r>
         <w:pict>
           <v:rect style="width:0;height:1.5pt" o:hralign="center" o:hrstd="t" o:hr="t"/>
@@ -600,7 +723,7 @@
         <w:pStyle w:val="Compact"/>
         <w:numPr>
           <w:ilvl w:val="0"/>
-          <w:numId w:val="1002"/>
+          <w:numId w:val="1004"/>
         </w:numPr>
       </w:pPr>
       <w:r>
@@ -634,7 +757,7 @@
         <w:pStyle w:val="Compact"/>
         <w:numPr>
           <w:ilvl w:val="0"/>
-          <w:numId w:val="1002"/>
+          <w:numId w:val="1004"/>
         </w:numPr>
       </w:pPr>
       <w:r>
@@ -662,7 +785,7 @@
         <w:pStyle w:val="Compact"/>
         <w:numPr>
           <w:ilvl w:val="0"/>
-          <w:numId w:val="1002"/>
+          <w:numId w:val="1004"/>
         </w:numPr>
       </w:pPr>
       <w:r>
@@ -690,7 +813,7 @@
         <w:pStyle w:val="Compact"/>
         <w:numPr>
           <w:ilvl w:val="0"/>
-          <w:numId w:val="1002"/>
+          <w:numId w:val="1004"/>
         </w:numPr>
       </w:pPr>
       <w:r>
@@ -1050,7 +1173,7 @@
         <w:pStyle w:val="Compact"/>
         <w:numPr>
           <w:ilvl w:val="0"/>
-          <w:numId w:val="1003"/>
+          <w:numId w:val="1005"/>
         </w:numPr>
       </w:pPr>
       <w:r>
@@ -1078,7 +1201,7 @@
         <w:pStyle w:val="Compact"/>
         <w:numPr>
           <w:ilvl w:val="0"/>
-          <w:numId w:val="1003"/>
+          <w:numId w:val="1005"/>
         </w:numPr>
       </w:pPr>
       <w:r>
@@ -1106,7 +1229,7 @@
         <w:pStyle w:val="Compact"/>
         <w:numPr>
           <w:ilvl w:val="0"/>
-          <w:numId w:val="1003"/>
+          <w:numId w:val="1005"/>
         </w:numPr>
       </w:pPr>
       <w:r>
@@ -1140,7 +1263,7 @@
         <w:pStyle w:val="Compact"/>
         <w:numPr>
           <w:ilvl w:val="0"/>
-          <w:numId w:val="1003"/>
+          <w:numId w:val="1005"/>
         </w:numPr>
       </w:pPr>
       <w:r>
@@ -1172,7 +1295,7 @@
     </w:p>
     <w:bookmarkEnd w:id="14"/>
     <w:bookmarkEnd w:id="15"/>
-    <w:bookmarkStart w:id="19" w:name="system-architecture"/>
+    <w:bookmarkStart w:id="22" w:name="system-architecture"/>
     <w:p>
       <w:pPr>
         <w:pStyle w:val="Heading2"/>
@@ -1190,7 +1313,7 @@
         <w:t xml:space="preserve">2. System Architecture</w:t>
       </w:r>
     </w:p>
-    <w:bookmarkStart w:id="16" w:name="high-level-architecture"/>
+    <w:bookmarkStart w:id="19" w:name="high-level-architecture"/>
     <w:p>
       <w:pPr>
         <w:pStyle w:val="Heading3"/>
@@ -1236,521 +1359,180 @@
     </w:p>
     <w:p>
       <w:pPr>
-        <w:pStyle w:val="SourceCode"/>
-      </w:pPr>
-      <w:r>
-        <w:rPr>
-          <w:rStyle w:val="VerbatimChar"/>
-        </w:rPr>
-        <w:t xml:space="preserve">┌────────────────────────────────────────────────────────────────────────────┐</w:t>
-      </w:r>
-      <w:r>
-        <w:br/>
-      </w:r>
-      <w:r>
-        <w:rPr>
-          <w:rStyle w:val="VerbatimChar"/>
-        </w:rPr>
-        <w:t xml:space="preserve">│                          OPERATOR'S MACHINE                                │</w:t>
-      </w:r>
-      <w:r>
-        <w:br/>
-      </w:r>
-      <w:r>
-        <w:rPr>
-          <w:rStyle w:val="VerbatimChar"/>
-        </w:rPr>
-        <w:t xml:space="preserve">├────────────────────────────────────────────────────────────────────────────┤</w:t>
-      </w:r>
-      <w:r>
-        <w:br/>
-      </w:r>
-      <w:r>
-        <w:rPr>
-          <w:rStyle w:val="VerbatimChar"/>
-        </w:rPr>
-        <w:t xml:space="preserve">│                                                                            │</w:t>
-      </w:r>
-      <w:r>
-        <w:br/>
-      </w:r>
-      <w:r>
-        <w:rPr>
-          <w:rStyle w:val="VerbatimChar"/>
-        </w:rPr>
-        <w:t xml:space="preserve">│  Browser  ──HTTP──►  Express server  (src/index.js, 127.0.0.1:3000)        │</w:t>
-      </w:r>
-      <w:r>
-        <w:br/>
-      </w:r>
-      <w:r>
-        <w:rPr>
-          <w:rStyle w:val="VerbatimChar"/>
-        </w:rPr>
-        <w:t xml:space="preserve">│                                                                            │</w:t>
-      </w:r>
-      <w:r>
-        <w:br/>
-      </w:r>
-      <w:r>
-        <w:rPr>
-          <w:rStyle w:val="VerbatimChar"/>
-        </w:rPr>
-        <w:t xml:space="preserve">│  REST API Routes                  Background Runners                       │</w:t>
-      </w:r>
-      <w:r>
-        <w:br/>
-      </w:r>
-      <w:r>
-        <w:rPr>
-          <w:rStyle w:val="VerbatimChar"/>
-        </w:rPr>
-        <w:t xml:space="preserve">│  ─────────────────                ──────────────────────                   │</w:t>
-      </w:r>
-      <w:r>
-        <w:br/>
-      </w:r>
-      <w:r>
-        <w:rPr>
-          <w:rStyle w:val="VerbatimChar"/>
-        </w:rPr>
-        <w:t xml:space="preserve">│  /api/config/*                    expansion.js   CSV → Identity Graph      │</w:t>
-      </w:r>
-      <w:r>
-        <w:br/>
-      </w:r>
-      <w:r>
-        <w:rPr>
-          <w:rStyle w:val="VerbatimChar"/>
-        </w:rPr>
-        <w:t xml:space="preserve">│  /api/adobe/*                     submission.js  Plan + quota-gated POST   │</w:t>
-      </w:r>
-      <w:r>
-        <w:br/>
-      </w:r>
-      <w:r>
-        <w:rPr>
-          <w:rStyle w:val="VerbatimChar"/>
-        </w:rPr>
-        <w:t xml:space="preserve">│  /api/upload                      redistributor  Re-bucket vs live quota   │</w:t>
-      </w:r>
-      <w:r>
-        <w:br/>
-      </w:r>
-      <w:r>
-        <w:rPr>
-          <w:rStyle w:val="VerbatimChar"/>
-        </w:rPr>
-        <w:t xml:space="preserve">│  /api/jobs/*                      monitor.js     60s WO status polling     │</w:t>
-      </w:r>
-      <w:r>
-        <w:br/>
-      </w:r>
-      <w:r>
-        <w:rPr>
-          <w:rStyle w:val="VerbatimChar"/>
-        </w:rPr>
-        <w:t xml:space="preserve">│  /api/settings/*                  recovery.js    Boot-time reconciliation  │</w:t>
-      </w:r>
-      <w:r>
-        <w:br/>
-      </w:r>
-      <w:r>
-        <w:rPr>
-          <w:rStyle w:val="VerbatimChar"/>
-        </w:rPr>
-        <w:t xml:space="preserve">│                                   scheduler.js   Auto-resume (opt-in)      │</w:t>
-      </w:r>
-      <w:r>
-        <w:br/>
-      </w:r>
-      <w:r>
-        <w:rPr>
-          <w:rStyle w:val="VerbatimChar"/>
-        </w:rPr>
-        <w:t xml:space="preserve">│                                                                            │</w:t>
-      </w:r>
-      <w:r>
-        <w:br/>
-      </w:r>
-      <w:r>
-        <w:rPr>
-          <w:rStyle w:val="VerbatimChar"/>
-        </w:rPr>
-        <w:t xml:space="preserve">│  Adobe Service Layer              Security Middleware                      │</w:t>
-      </w:r>
-      <w:r>
-        <w:br/>
-      </w:r>
-      <w:r>
-        <w:rPr>
-          <w:rStyle w:val="VerbatimChar"/>
-        </w:rPr>
-        <w:t xml:space="preserve">│  ─────────────────────            ──────────────────────                  │</w:t>
-      </w:r>
-      <w:r>
-        <w:br/>
-      </w:r>
-      <w:r>
-        <w:rPr>
-          <w:rStyle w:val="VerbatimChar"/>
-        </w:rPr>
-        <w:t xml:space="preserve">│  imsAuth      adobeClient         Host-header guard (DNS rebinding)        │</w:t>
-      </w:r>
-      <w:r>
-        <w:br/>
-      </w:r>
-      <w:r>
-        <w:rPr>
-          <w:rStyle w:val="VerbatimChar"/>
-        </w:rPr>
-        <w:t xml:space="preserve">│  sandboxes    datasets            Origin / Referer guard (CSRF)            │</w:t>
-      </w:r>
-      <w:r>
-        <w:br/>
-      </w:r>
-      <w:r>
-        <w:rPr>
-          <w:rStyle w:val="VerbatimChar"/>
-        </w:rPr>
-        <w:t xml:space="preserve">│  namespaces   identityGraph       Helmet (CSP, COOP, CORP)                 │</w:t>
-      </w:r>
-      <w:r>
-        <w:br/>
-      </w:r>
-      <w:r>
-        <w:rPr>
-          <w:rStyle w:val="VerbatimChar"/>
-        </w:rPr>
-        <w:t xml:space="preserve">│  hygiene      quotaApi            AES-256-GCM credential encryption        │</w:t>
-      </w:r>
-      <w:r>
-        <w:br/>
-      </w:r>
-      <w:r>
-        <w:rPr>
-          <w:rStyle w:val="VerbatimChar"/>
-        </w:rPr>
-        <w:t xml:space="preserve">│  quotaManager                                                              │</w:t>
-      </w:r>
-      <w:r>
-        <w:br/>
-      </w:r>
-      <w:r>
-        <w:rPr>
-          <w:rStyle w:val="VerbatimChar"/>
-        </w:rPr>
-        <w:t xml:space="preserve">│                                                                            │</w:t>
-      </w:r>
-      <w:r>
-        <w:br/>
-      </w:r>
-      <w:r>
-        <w:rPr>
-          <w:rStyle w:val="VerbatimChar"/>
-        </w:rPr>
-        <w:t xml:space="preserve">│  Persistence  (data/ directory — never committed, never cloud-synced):     │</w:t>
-      </w:r>
-      <w:r>
-        <w:br/>
-      </w:r>
-      <w:r>
-        <w:rPr>
-          <w:rStyle w:val="VerbatimChar"/>
-        </w:rPr>
-        <w:t xml:space="preserve">│    state.db     SQLite (WAL mode) — every table lives here                 │</w:t>
-      </w:r>
-      <w:r>
-        <w:br/>
-      </w:r>
-      <w:r>
-        <w:rPr>
-          <w:rStyle w:val="VerbatimChar"/>
-        </w:rPr>
-        <w:t xml:space="preserve">│    .key         AES-256 encryption key (chmod 600, never synced)           │</w:t>
-      </w:r>
-      <w:r>
-        <w:br/>
-      </w:r>
-      <w:r>
-        <w:rPr>
-          <w:rStyle w:val="VerbatimChar"/>
-        </w:rPr>
-        <w:t xml:space="preserve">│    uploads/     Streamed CSV uploads                                       │</w:t>
-      </w:r>
-      <w:r>
-        <w:br/>
-      </w:r>
-      <w:r>
-        <w:rPr>
-          <w:rStyle w:val="VerbatimChar"/>
-        </w:rPr>
-        <w:t xml:space="preserve">│    output/      Exported result CSVs                                       │</w:t>
-      </w:r>
-      <w:r>
-        <w:br/>
-      </w:r>
-      <w:r>
-        <w:rPr>
-          <w:rStyle w:val="VerbatimChar"/>
-        </w:rPr>
-        <w:t xml:space="preserve">│                                                                            │</w:t>
-      </w:r>
-      <w:r>
-        <w:br/>
-      </w:r>
-      <w:r>
-        <w:rPr>
-          <w:rStyle w:val="VerbatimChar"/>
-        </w:rPr>
-        <w:t xml:space="preserve">│  SQLite tables: credentials · sandbox_configs · jobs · work_orders         │</w:t>
-      </w:r>
-      <w:r>
-        <w:br/>
-      </w:r>
-      <w:r>
-        <w:rPr>
-          <w:rStyle w:val="VerbatimChar"/>
-        </w:rPr>
-        <w:t xml:space="preserve">│                 expanded_identities · quota_usage · quota_usage_monthly    │</w:t>
-      </w:r>
-      <w:r>
-        <w:br/>
-      </w:r>
-      <w:r>
-        <w:rPr>
-          <w:rStyle w:val="VerbatimChar"/>
-        </w:rPr>
-        <w:t xml:space="preserve">│                 app_settings                                               │</w:t>
-      </w:r>
-      <w:r>
-        <w:br/>
-      </w:r>
-      <w:r>
-        <w:rPr>
-          <w:rStyle w:val="VerbatimChar"/>
-        </w:rPr>
-        <w:t xml:space="preserve">│                                                                            │</w:t>
-      </w:r>
-      <w:r>
-        <w:br/>
-      </w:r>
-      <w:r>
-        <w:rPr>
-          <w:rStyle w:val="VerbatimChar"/>
-        </w:rPr>
-        <w:t xml:space="preserve">└─────────────────────────────────────┬──────────────────────────────────────┘</w:t>
-      </w:r>
-      <w:r>
-        <w:br/>
-      </w:r>
-      <w:r>
-        <w:rPr>
-          <w:rStyle w:val="VerbatimChar"/>
-        </w:rPr>
-        <w:t xml:space="preserve">                                      │  HTTPS  (TLS 1.2+)</w:t>
-      </w:r>
-      <w:r>
-        <w:br/>
-      </w:r>
-      <w:r>
-        <w:rPr>
-          <w:rStyle w:val="VerbatimChar"/>
-        </w:rPr>
-        <w:t xml:space="preserve">                                      ▼</w:t>
-      </w:r>
-      <w:r>
-        <w:br/>
-      </w:r>
-      <w:r>
-        <w:rPr>
-          <w:rStyle w:val="VerbatimChar"/>
-        </w:rPr>
-        <w:t xml:space="preserve">┌────────────────────────────────────────────────────────────────────────────┐</w:t>
-      </w:r>
-      <w:r>
-        <w:br/>
-      </w:r>
-      <w:r>
-        <w:rPr>
-          <w:rStyle w:val="VerbatimChar"/>
-        </w:rPr>
-        <w:t xml:space="preserve">│                       ADOBE EXPERIENCE PLATFORM                            │</w:t>
-      </w:r>
-      <w:r>
-        <w:br/>
-      </w:r>
-      <w:r>
-        <w:rPr>
-          <w:rStyle w:val="VerbatimChar"/>
-        </w:rPr>
-        <w:t xml:space="preserve">├────────────────────────────────────────────────────────────────────────────┤</w:t>
-      </w:r>
-      <w:r>
-        <w:br/>
-      </w:r>
-      <w:r>
-        <w:rPr>
-          <w:rStyle w:val="VerbatimChar"/>
-        </w:rPr>
-        <w:t xml:space="preserve">│                                                                            │</w:t>
-      </w:r>
-      <w:r>
-        <w:br/>
-      </w:r>
-      <w:r>
-        <w:rPr>
-          <w:rStyle w:val="VerbatimChar"/>
-        </w:rPr>
-        <w:t xml:space="preserve">│  IMS Authentication       POST /ims/token/v3                               │</w:t>
-      </w:r>
-      <w:r>
-        <w:br/>
-      </w:r>
-      <w:r>
-        <w:rPr>
-          <w:rStyle w:val="VerbatimChar"/>
-        </w:rPr>
-        <w:t xml:space="preserve">│                           Host: ims-na1.adobelogin.com                     │</w:t>
-      </w:r>
-      <w:r>
-        <w:br/>
-      </w:r>
-      <w:r>
-        <w:rPr>
-          <w:rStyle w:val="VerbatimChar"/>
-        </w:rPr>
-        <w:t xml:space="preserve">│                                                                            │</w:t>
-      </w:r>
-      <w:r>
-        <w:br/>
-      </w:r>
-      <w:r>
-        <w:rPr>
-          <w:rStyle w:val="VerbatimChar"/>
-        </w:rPr>
-        <w:t xml:space="preserve">│  Identity Service         POST /data/core/identity/clusters/members        │</w:t>
-      </w:r>
-      <w:r>
-        <w:br/>
-      </w:r>
-      <w:r>
-        <w:rPr>
-          <w:rStyle w:val="VerbatimChar"/>
-        </w:rPr>
-        <w:t xml:space="preserve">│  (region-sharded)         GET  /data/core/idnamespace/identities           │</w:t>
-      </w:r>
-      <w:r>
-        <w:br/>
-      </w:r>
-      <w:r>
-        <w:rPr>
-          <w:rStyle w:val="VerbatimChar"/>
-        </w:rPr>
-        <w:t xml:space="preserve">│                           Host: platform-{region}.adobe.io                 │</w:t>
-      </w:r>
-      <w:r>
-        <w:br/>
-      </w:r>
-      <w:r>
-        <w:rPr>
-          <w:rStyle w:val="VerbatimChar"/>
-        </w:rPr>
-        <w:t xml:space="preserve">│                                                                            │</w:t>
-      </w:r>
-      <w:r>
-        <w:br/>
-      </w:r>
-      <w:r>
-        <w:rPr>
-          <w:rStyle w:val="VerbatimChar"/>
-        </w:rPr>
-        <w:t xml:space="preserve">│  Platform Services        GET  /data/foundation/sandbox-management/        │</w:t>
-      </w:r>
-      <w:r>
-        <w:br/>
-      </w:r>
-      <w:r>
-        <w:rPr>
-          <w:rStyle w:val="VerbatimChar"/>
-        </w:rPr>
-        <w:t xml:space="preserve">│                           GET  /data/foundation/catalog/dataSets           │</w:t>
-      </w:r>
-      <w:r>
-        <w:br/>
-      </w:r>
-      <w:r>
-        <w:rPr>
-          <w:rStyle w:val="VerbatimChar"/>
-        </w:rPr>
-        <w:t xml:space="preserve">│                           Host: platform.adobe.io                          │</w:t>
-      </w:r>
-      <w:r>
-        <w:br/>
-      </w:r>
-      <w:r>
-        <w:rPr>
-          <w:rStyle w:val="VerbatimChar"/>
-        </w:rPr>
-        <w:t xml:space="preserve">│                                                                            │</w:t>
-      </w:r>
-      <w:r>
-        <w:br/>
-      </w:r>
-      <w:r>
-        <w:rPr>
-          <w:rStyle w:val="VerbatimChar"/>
-        </w:rPr>
-        <w:t xml:space="preserve">│  Data Hygiene API         POST /data/core/hygiene/workorder    (DESTRUCTIVE│</w:t>
-      </w:r>
-      <w:r>
-        <w:br/>
-      </w:r>
-      <w:r>
-        <w:rPr>
-          <w:rStyle w:val="VerbatimChar"/>
-        </w:rPr>
-        <w:t xml:space="preserve">│  (the destructive one)    GET  /data/core/hygiene/workorder/{id}  — never  │</w:t>
-      </w:r>
-      <w:r>
-        <w:br/>
-      </w:r>
-      <w:r>
-        <w:rPr>
-          <w:rStyle w:val="VerbatimChar"/>
-        </w:rPr>
-        <w:t xml:space="preserve">│                           GET  /data/core/hygiene/quota         auto-retried)│</w:t>
-      </w:r>
-      <w:r>
-        <w:br/>
-      </w:r>
-      <w:r>
-        <w:rPr>
-          <w:rStyle w:val="VerbatimChar"/>
-        </w:rPr>
-        <w:t xml:space="preserve">│                           Host: platform.adobe.io                          │</w:t>
-      </w:r>
-      <w:r>
-        <w:br/>
-      </w:r>
-      <w:r>
-        <w:rPr>
-          <w:rStyle w:val="VerbatimChar"/>
-        </w:rPr>
-        <w:t xml:space="preserve">│                                                                            │</w:t>
-      </w:r>
-      <w:r>
-        <w:br/>
-      </w:r>
-      <w:r>
-        <w:rPr>
-          <w:rStyle w:val="VerbatimChar"/>
-        </w:rPr>
-        <w:t xml:space="preserve">└────────────────────────────────────────────────────────────────────────────┘</w:t>
-      </w:r>
-    </w:p>
-    <w:bookmarkEnd w:id="16"/>
-    <w:bookmarkStart w:id="17" w:name="component-summary"/>
+        <w:pStyle w:val="CaptionedFigure"/>
+      </w:pPr>
+      <w:r>
+        <w:drawing>
+          <wp:inline>
+            <wp:extent cx="5334000" cy="3898161"/>
+            <wp:effectExtent b="0" l="0" r="0" t="0"/>
+            <wp:docPr descr="System Architecture" title="" id="17" name="Picture"/>
+            <a:graphic>
+              <a:graphicData uri="http://schemas.openxmlformats.org/drawingml/2006/picture">
+                <pic:pic>
+                  <pic:nvPicPr>
+                    <pic:cNvPr descr="diagrams/01-system-architecture.png" id="18" name="Picture"/>
+                    <pic:cNvPicPr>
+                      <a:picLocks noChangeArrowheads="1" noChangeAspect="1"/>
+                    </pic:cNvPicPr>
+                  </pic:nvPicPr>
+                  <pic:blipFill>
+                    <a:blip r:embed="rId16"/>
+                    <a:stretch>
+                      <a:fillRect/>
+                    </a:stretch>
+                  </pic:blipFill>
+                  <pic:spPr bwMode="auto">
+                    <a:xfrm>
+                      <a:off x="0" y="0"/>
+                      <a:ext cx="5334000" cy="3898161"/>
+                    </a:xfrm>
+                    <a:prstGeom prst="rect">
+                      <a:avLst/>
+                    </a:prstGeom>
+                    <a:noFill/>
+                    <a:ln w="9525">
+                      <a:noFill/>
+                      <a:headEnd/>
+                      <a:tailEnd/>
+                    </a:ln>
+                  </pic:spPr>
+                </pic:pic>
+              </a:graphicData>
+            </a:graphic>
+          </wp:inline>
+        </w:drawing>
+      </w:r>
+    </w:p>
+    <w:p>
+      <w:pPr>
+        <w:pStyle w:val="ImageCaption"/>
+      </w:pPr>
+      <w:r>
+        <w:t xml:space="preserve">System Architecture</w:t>
+      </w:r>
+    </w:p>
+    <w:p>
+      <w:pPr>
+        <w:pStyle w:val="BodyText"/>
+      </w:pPr>
+      <w:r>
+        <w:rPr>
+          <w:i/>
+          <w:iCs/>
+        </w:rPr>
+        <w:t xml:space="preserve">Browser ↔ loopback HTTP ↔ Node.js Express process (Routes + Background</w:t>
+      </w:r>
+      <w:r>
+        <w:rPr>
+          <w:i/>
+          <w:iCs/>
+        </w:rPr>
+        <w:t xml:space="preserve"> </w:t>
+      </w:r>
+      <w:r>
+        <w:rPr>
+          <w:i/>
+          <w:iCs/>
+        </w:rPr>
+        <w:t xml:space="preserve">Runners + Adobe Service Layer + Security middleware) ↔ HTTPS to Adobe</w:t>
+      </w:r>
+      <w:r>
+        <w:rPr>
+          <w:i/>
+          <w:iCs/>
+        </w:rPr>
+        <w:t xml:space="preserve"> </w:t>
+      </w:r>
+      <w:r>
+        <w:rPr>
+          <w:i/>
+          <w:iCs/>
+        </w:rPr>
+        <w:t xml:space="preserve">Experience Platform (IMS Auth, Identity Service, Platform Services,</w:t>
+      </w:r>
+      <w:r>
+        <w:rPr>
+          <w:i/>
+          <w:iCs/>
+        </w:rPr>
+        <w:t xml:space="preserve"> </w:t>
+      </w:r>
+      <w:r>
+        <w:rPr>
+          <w:i/>
+          <w:iCs/>
+        </w:rPr>
+        <w:t xml:space="preserve">Data Hygiene API). All persistence in</w:t>
+      </w:r>
+      <w:r>
+        <w:rPr>
+          <w:i/>
+          <w:iCs/>
+        </w:rPr>
+        <w:t xml:space="preserve"> </w:t>
+      </w:r>
+      <w:r>
+        <w:rPr>
+          <w:rStyle w:val="VerbatimChar"/>
+          <w:i/>
+          <w:iCs/>
+        </w:rPr>
+        <w:t xml:space="preserve">data/state.db</w:t>
+      </w:r>
+      <w:r>
+        <w:rPr>
+          <w:i/>
+          <w:iCs/>
+        </w:rPr>
+        <w:t xml:space="preserve"> </w:t>
+      </w:r>
+      <w:r>
+        <w:rPr>
+          <w:i/>
+          <w:iCs/>
+        </w:rPr>
+        <w:t xml:space="preserve">(SQLite WAL).</w:t>
+      </w:r>
+      <w:r>
+        <w:rPr>
+          <w:i/>
+          <w:iCs/>
+        </w:rPr>
+        <w:t xml:space="preserve"> </w:t>
+      </w:r>
+      <w:r>
+        <w:rPr>
+          <w:i/>
+          <w:iCs/>
+        </w:rPr>
+        <w:t xml:space="preserve">Source:</w:t>
+      </w:r>
+      <w:r>
+        <w:rPr>
+          <w:i/>
+          <w:iCs/>
+        </w:rPr>
+        <w:t xml:space="preserve"> </w:t>
+      </w:r>
+      <w:r>
+        <w:rPr>
+          <w:rStyle w:val="VerbatimChar"/>
+          <w:i/>
+          <w:iCs/>
+        </w:rPr>
+        <w:t xml:space="preserve">docs/diagrams/01-system-architecture.mmd</w:t>
+      </w:r>
+      <w:r>
+        <w:rPr>
+          <w:i/>
+          <w:iCs/>
+        </w:rPr>
+        <w:t xml:space="preserve">.</w:t>
+      </w:r>
+    </w:p>
+    <w:bookmarkEnd w:id="19"/>
+    <w:bookmarkStart w:id="20" w:name="component-summary"/>
     <w:p>
       <w:pPr>
         <w:pStyle w:val="Heading3"/>
@@ -2465,8 +2247,8 @@
         </w:tc>
       </w:tr>
     </w:tbl>
-    <w:bookmarkEnd w:id="17"/>
-    <w:bookmarkStart w:id="18" w:name="technology-stack"/>
+    <w:bookmarkEnd w:id="20"/>
+    <w:bookmarkStart w:id="21" w:name="technology-stack"/>
     <w:p>
       <w:pPr>
         <w:pStyle w:val="Heading3"/>
@@ -2872,9 +2654,9 @@
         </w:pict>
       </w:r>
     </w:p>
-    <w:bookmarkEnd w:id="18"/>
-    <w:bookmarkEnd w:id="19"/>
-    <w:bookmarkStart w:id="22" w:name="end-to-end-data-flow"/>
+    <w:bookmarkEnd w:id="21"/>
+    <w:bookmarkEnd w:id="22"/>
+    <w:bookmarkStart w:id="32" w:name="end-to-end-data-flow"/>
     <w:p>
       <w:pPr>
         <w:pStyle w:val="Heading2"/>
@@ -2892,7 +2674,7 @@
         <w:t xml:space="preserve">3. End-to-End Data Flow</w:t>
       </w:r>
     </w:p>
-    <w:bookmarkStart w:id="20" w:name="operator-journey-overview"/>
+    <w:bookmarkStart w:id="26" w:name="operator-journey-overview"/>
     <w:p>
       <w:pPr>
         <w:pStyle w:val="Heading3"/>
@@ -2912,206 +2694,273 @@
     </w:p>
     <w:p>
       <w:pPr>
-        <w:pStyle w:val="SourceCode"/>
-      </w:pPr>
-      <w:r>
-        <w:rPr>
-          <w:rStyle w:val="VerbatimChar"/>
-        </w:rPr>
-        <w:t xml:space="preserve">  CONFIGURE        UPLOAD           EXPAND           PLAN</w:t>
-      </w:r>
-      <w:r>
-        <w:br/>
-      </w:r>
-      <w:r>
-        <w:rPr>
-          <w:rStyle w:val="VerbatimChar"/>
-        </w:rPr>
-        <w:t xml:space="preserve">  ─────────────────────────────────────────────────────────</w:t>
-      </w:r>
-      <w:r>
-        <w:br/>
-      </w:r>
-      <w:r>
-        <w:rPr>
-          <w:rStyle w:val="VerbatimChar"/>
-        </w:rPr>
-        <w:t xml:space="preserve">      │                │                │               │</w:t>
-      </w:r>
-      <w:r>
-        <w:br/>
-      </w:r>
-      <w:r>
-        <w:rPr>
-          <w:rStyle w:val="VerbatimChar"/>
-        </w:rPr>
-        <w:t xml:space="preserve">      ▼                ▼                ▼               ▼</w:t>
-      </w:r>
-      <w:r>
-        <w:br/>
-      </w:r>
-      <w:r>
-        <w:rPr>
-          <w:rStyle w:val="VerbatimChar"/>
-        </w:rPr>
-        <w:t xml:space="preserve">  Enter IMS        Drop CSV         Fetch all       Pack into</w:t>
-      </w:r>
-      <w:r>
-        <w:br/>
-      </w:r>
-      <w:r>
-        <w:rPr>
-          <w:rStyle w:val="VerbatimChar"/>
-        </w:rPr>
-        <w:t xml:space="preserve">  credentials   ──► to disk      ──► linked      ──► work orders</w:t>
-      </w:r>
-      <w:r>
-        <w:br/>
-      </w:r>
-      <w:r>
-        <w:rPr>
-          <w:rStyle w:val="VerbatimChar"/>
-        </w:rPr>
-        <w:t xml:space="preserve">  Pick sandbox     Create job       identities       Assign day</w:t>
-      </w:r>
-      <w:r>
-        <w:br/>
-      </w:r>
-      <w:r>
-        <w:rPr>
-          <w:rStyle w:val="VerbatimChar"/>
-        </w:rPr>
-        <w:t xml:space="preserve">  Test connect     row (DB)         via Identity     + month index</w:t>
-      </w:r>
-      <w:r>
-        <w:br/>
-      </w:r>
-      <w:r>
-        <w:rPr>
-          <w:rStyle w:val="VerbatimChar"/>
-        </w:rPr>
-        <w:t xml:space="preserve">  Fetch quota                       Graph (AEP)</w:t>
-      </w:r>
-      <w:r>
-        <w:br/>
-      </w:r>
-      <w:r>
-        <w:rPr>
-          <w:rStyle w:val="VerbatimChar"/>
-        </w:rPr>
-        <w:t xml:space="preserve">      │                │                │               │</w:t>
-      </w:r>
-      <w:r>
-        <w:br/>
-      </w:r>
-      <w:r>
-        <w:rPr>
-          <w:rStyle w:val="VerbatimChar"/>
-        </w:rPr>
-        <w:t xml:space="preserve">      └────────────────┴────────────────┴───────────────┘</w:t>
-      </w:r>
-      <w:r>
-        <w:br/>
-      </w:r>
-      <w:r>
-        <w:rPr>
-          <w:rStyle w:val="VerbatimChar"/>
-        </w:rPr>
-        <w:t xml:space="preserve">                            ▼</w:t>
-      </w:r>
-      <w:r>
-        <w:br/>
-      </w:r>
-      <w:r>
-        <w:rPr>
-          <w:rStyle w:val="VerbatimChar"/>
-        </w:rPr>
-        <w:t xml:space="preserve">  APPROVE          SUBMIT           MONITOR         EXPORT</w:t>
-      </w:r>
-      <w:r>
-        <w:br/>
-      </w:r>
-      <w:r>
-        <w:rPr>
-          <w:rStyle w:val="VerbatimChar"/>
-        </w:rPr>
-        <w:t xml:space="preserve">  ─────────────────────────────────────────────────────────</w:t>
-      </w:r>
-      <w:r>
-        <w:br/>
-      </w:r>
-      <w:r>
-        <w:rPr>
-          <w:rStyle w:val="VerbatimChar"/>
-        </w:rPr>
-        <w:t xml:space="preserve">      │                │                │               │</w:t>
-      </w:r>
-      <w:r>
-        <w:br/>
-      </w:r>
-      <w:r>
-        <w:rPr>
-          <w:rStyle w:val="VerbatimChar"/>
-        </w:rPr>
-        <w:t xml:space="preserve">      ▼                ▼                ▼               ▼</w:t>
-      </w:r>
-      <w:r>
-        <w:br/>
-      </w:r>
-      <w:r>
-        <w:rPr>
-          <w:rStyle w:val="VerbatimChar"/>
-        </w:rPr>
-        <w:t xml:space="preserve">  Month 2+        Reserve         Poll Adobe      Download CSV</w:t>
-      </w:r>
-      <w:r>
-        <w:br/>
-      </w:r>
-      <w:r>
-        <w:rPr>
-          <w:rStyle w:val="VerbatimChar"/>
-        </w:rPr>
-        <w:t xml:space="preserve">  WOs need     ──► quota        ──► every 60s  ──► with status</w:t>
-      </w:r>
-      <w:r>
-        <w:br/>
-      </w:r>
-      <w:r>
-        <w:rPr>
-          <w:rStyle w:val="VerbatimChar"/>
-        </w:rPr>
-        <w:t xml:space="preserve">  explicit        POST to          Track all        per source</w:t>
-      </w:r>
-      <w:r>
-        <w:br/>
-      </w:r>
-      <w:r>
-        <w:rPr>
-          <w:rStyle w:val="VerbatimChar"/>
-        </w:rPr>
-        <w:t xml:space="preserve">  operator        Adobe            status           identifier</w:t>
-      </w:r>
-      <w:r>
-        <w:br/>
-      </w:r>
-      <w:r>
-        <w:rPr>
-          <w:rStyle w:val="VerbatimChar"/>
-        </w:rPr>
-        <w:t xml:space="preserve">  approval        Hygiene          transitions</w:t>
-      </w:r>
-      <w:r>
-        <w:br/>
-      </w:r>
-      <w:r>
-        <w:rPr>
-          <w:rStyle w:val="VerbatimChar"/>
-        </w:rPr>
-        <w:t xml:space="preserve">                  API</w:t>
-      </w:r>
-    </w:p>
-    <w:bookmarkEnd w:id="20"/>
-    <w:bookmarkStart w:id="21" w:name="step-by-step-detail"/>
+        <w:pStyle w:val="CaptionedFigure"/>
+      </w:pPr>
+      <w:r>
+        <w:drawing>
+          <wp:inline>
+            <wp:extent cx="5334000" cy="744487"/>
+            <wp:effectExtent b="0" l="0" r="0" t="0"/>
+            <wp:docPr descr="Operator Journey" title="" id="24" name="Picture"/>
+            <a:graphic>
+              <a:graphicData uri="http://schemas.openxmlformats.org/drawingml/2006/picture">
+                <pic:pic>
+                  <pic:nvPicPr>
+                    <pic:cNvPr descr="diagrams/02-operator-journey.png" id="25" name="Picture"/>
+                    <pic:cNvPicPr>
+                      <a:picLocks noChangeArrowheads="1" noChangeAspect="1"/>
+                    </pic:cNvPicPr>
+                  </pic:nvPicPr>
+                  <pic:blipFill>
+                    <a:blip r:embed="rId23"/>
+                    <a:stretch>
+                      <a:fillRect/>
+                    </a:stretch>
+                  </pic:blipFill>
+                  <pic:spPr bwMode="auto">
+                    <a:xfrm>
+                      <a:off x="0" y="0"/>
+                      <a:ext cx="5334000" cy="744487"/>
+                    </a:xfrm>
+                    <a:prstGeom prst="rect">
+                      <a:avLst/>
+                    </a:prstGeom>
+                    <a:noFill/>
+                    <a:ln w="9525">
+                      <a:noFill/>
+                      <a:headEnd/>
+                      <a:tailEnd/>
+                    </a:ln>
+                  </pic:spPr>
+                </pic:pic>
+              </a:graphicData>
+            </a:graphic>
+          </wp:inline>
+        </w:drawing>
+      </w:r>
+    </w:p>
+    <w:p>
+      <w:pPr>
+        <w:pStyle w:val="ImageCaption"/>
+      </w:pPr>
+      <w:r>
+        <w:t xml:space="preserve">Operator Journey</w:t>
+      </w:r>
+    </w:p>
+    <w:p>
+      <w:pPr>
+        <w:pStyle w:val="BodyText"/>
+      </w:pPr>
+      <w:r>
+        <w:rPr>
+          <w:i/>
+          <w:iCs/>
+        </w:rPr>
+        <w:t xml:space="preserve">Seven steps left-to-right:</w:t>
+      </w:r>
+      <w:r>
+        <w:rPr>
+          <w:i/>
+          <w:iCs/>
+        </w:rPr>
+        <w:t xml:space="preserve"> </w:t>
+      </w:r>
+      <w:r>
+        <w:rPr>
+          <w:b/>
+          <w:bCs/>
+          <w:i/>
+          <w:iCs/>
+        </w:rPr>
+        <w:t xml:space="preserve">Configure → Upload → Expand → Plan →</w:t>
+      </w:r>
+      <w:r>
+        <w:rPr>
+          <w:b/>
+          <w:bCs/>
+          <w:i/>
+          <w:iCs/>
+        </w:rPr>
+        <w:t xml:space="preserve"> </w:t>
+      </w:r>
+      <w:r>
+        <w:rPr>
+          <w:b/>
+          <w:bCs/>
+          <w:i/>
+          <w:iCs/>
+        </w:rPr>
+        <w:t xml:space="preserve">Approve → Submit → Monitor</w:t>
+      </w:r>
+      <w:r>
+        <w:rPr>
+          <w:i/>
+          <w:iCs/>
+        </w:rPr>
+        <w:t xml:space="preserve">. Approve is a per-month gate (Month 1 ships</w:t>
+      </w:r>
+      <w:r>
+        <w:rPr>
+          <w:i/>
+          <w:iCs/>
+        </w:rPr>
+        <w:t xml:space="preserve"> </w:t>
+      </w:r>
+      <w:r>
+        <w:rPr>
+          <w:i/>
+          <w:iCs/>
+        </w:rPr>
+        <w:t xml:space="preserve">immediately; Month 2+ requires</w:t>
+      </w:r>
+      <w:r>
+        <w:rPr>
+          <w:i/>
+          <w:iCs/>
+        </w:rPr>
+        <w:t xml:space="preserve"> </w:t>
+      </w:r>
+      <w:r>
+        <w:rPr>
+          <w:rStyle w:val="VerbatimChar"/>
+          <w:i/>
+          <w:iCs/>
+        </w:rPr>
+        <w:t xml:space="preserve">POST /api/jobs/:id/approve-month</w:t>
+      </w:r>
+      <w:r>
+        <w:rPr>
+          <w:i/>
+          <w:iCs/>
+        </w:rPr>
+        <w:t xml:space="preserve">).</w:t>
+      </w:r>
+      <w:r>
+        <w:rPr>
+          <w:i/>
+          <w:iCs/>
+        </w:rPr>
+        <w:t xml:space="preserve"> </w:t>
+      </w:r>
+      <w:r>
+        <w:rPr>
+          <w:i/>
+          <w:iCs/>
+        </w:rPr>
+        <w:t xml:space="preserve">Submit’s uncertain failure path (5xx / timeout / network) leaves the</w:t>
+      </w:r>
+      <w:r>
+        <w:rPr>
+          <w:i/>
+          <w:iCs/>
+        </w:rPr>
+        <w:t xml:space="preserve"> </w:t>
+      </w:r>
+      <w:r>
+        <w:rPr>
+          <w:i/>
+          <w:iCs/>
+        </w:rPr>
+        <w:t xml:space="preserve">WO in</w:t>
+      </w:r>
+      <w:r>
+        <w:rPr>
+          <w:i/>
+          <w:iCs/>
+        </w:rPr>
+        <w:t xml:space="preserve"> </w:t>
+      </w:r>
+      <w:r>
+        <w:rPr>
+          <w:rStyle w:val="VerbatimChar"/>
+          <w:i/>
+          <w:iCs/>
+        </w:rPr>
+        <w:t xml:space="preserve">submitting</w:t>
+      </w:r>
+      <w:r>
+        <w:rPr>
+          <w:i/>
+          <w:iCs/>
+        </w:rPr>
+        <w:t xml:space="preserve"> </w:t>
+      </w:r>
+      <w:r>
+        <w:rPr>
+          <w:i/>
+          <w:iCs/>
+        </w:rPr>
+        <w:t xml:space="preserve">for</w:t>
+      </w:r>
+      <w:r>
+        <w:rPr>
+          <w:i/>
+          <w:iCs/>
+        </w:rPr>
+        <w:t xml:space="preserve"> </w:t>
+      </w:r>
+      <w:r>
+        <w:rPr>
+          <w:b/>
+          <w:bCs/>
+          <w:i/>
+          <w:iCs/>
+        </w:rPr>
+        <w:t xml:space="preserve">Reconcile</w:t>
+      </w:r>
+      <w:r>
+        <w:rPr>
+          <w:i/>
+          <w:iCs/>
+        </w:rPr>
+        <w:t xml:space="preserve"> </w:t>
+      </w:r>
+      <w:r>
+        <w:rPr>
+          <w:i/>
+          <w:iCs/>
+        </w:rPr>
+        <w:t xml:space="preserve">to recover — the local DB is</w:t>
+      </w:r>
+      <w:r>
+        <w:rPr>
+          <w:i/>
+          <w:iCs/>
+        </w:rPr>
+        <w:t xml:space="preserve"> </w:t>
+      </w:r>
+      <w:r>
+        <w:rPr>
+          <w:i/>
+          <w:iCs/>
+        </w:rPr>
+        <w:t xml:space="preserve">brought back in sync with Adobe by displayName lookup. Source:</w:t>
+      </w:r>
+      <w:r>
+        <w:rPr>
+          <w:i/>
+          <w:iCs/>
+        </w:rPr>
+        <w:t xml:space="preserve"> </w:t>
+      </w:r>
+      <w:r>
+        <w:rPr>
+          <w:rStyle w:val="VerbatimChar"/>
+          <w:i/>
+          <w:iCs/>
+        </w:rPr>
+        <w:t xml:space="preserve">docs/diagrams/02-operator-journey.mmd</w:t>
+      </w:r>
+      <w:r>
+        <w:rPr>
+          <w:i/>
+          <w:iCs/>
+        </w:rPr>
+        <w:t xml:space="preserve">.</w:t>
+      </w:r>
+    </w:p>
+    <w:bookmarkEnd w:id="26"/>
+    <w:bookmarkStart w:id="30" w:name="expansion-data-flow"/>
     <w:p>
       <w:pPr>
         <w:pStyle w:val="Heading3"/>
@@ -3126,7 +2975,611 @@
         <w:tab/>
       </w:r>
       <w:r>
-        <w:t xml:space="preserve">3.2 Step-by-Step Detail</w:t>
+        <w:t xml:space="preserve">3.2 Expansion Data Flow</w:t>
+      </w:r>
+    </w:p>
+    <w:p>
+      <w:pPr>
+        <w:pStyle w:val="FirstParagraph"/>
+      </w:pPr>
+      <w:r>
+        <w:t xml:space="preserve">The expansion pipeline turns a streamed CSV into deduplicated rows in</w:t>
+      </w:r>
+      <w:r>
+        <w:t xml:space="preserve"> </w:t>
+      </w:r>
+      <w:r>
+        <w:rPr>
+          <w:rStyle w:val="VerbatimChar"/>
+        </w:rPr>
+        <w:t xml:space="preserve">expanded_identities</w:t>
+      </w:r>
+      <w:r>
+        <w:t xml:space="preserve">, calling Adobe Identity Graph in bounded waves</w:t>
+      </w:r>
+      <w:r>
+        <w:t xml:space="preserve"> </w:t>
+      </w:r>
+      <w:r>
+        <w:t xml:space="preserve">along the way. Every step is rate-limit-aware and crash-safe.</w:t>
+      </w:r>
+    </w:p>
+    <w:p>
+      <w:pPr>
+        <w:pStyle w:val="CaptionedFigure"/>
+      </w:pPr>
+      <w:r>
+        <w:drawing>
+          <wp:inline>
+            <wp:extent cx="5334000" cy="858104"/>
+            <wp:effectExtent b="0" l="0" r="0" t="0"/>
+            <wp:docPr descr="Expansion data flow" title="" id="28" name="Picture"/>
+            <a:graphic>
+              <a:graphicData uri="http://schemas.openxmlformats.org/drawingml/2006/picture">
+                <pic:pic>
+                  <pic:nvPicPr>
+                    <pic:cNvPr descr="diagrams/07-expansion-data-flow.png" id="29" name="Picture"/>
+                    <pic:cNvPicPr>
+                      <a:picLocks noChangeArrowheads="1" noChangeAspect="1"/>
+                    </pic:cNvPicPr>
+                  </pic:nvPicPr>
+                  <pic:blipFill>
+                    <a:blip r:embed="rId27"/>
+                    <a:stretch>
+                      <a:fillRect/>
+                    </a:stretch>
+                  </pic:blipFill>
+                  <pic:spPr bwMode="auto">
+                    <a:xfrm>
+                      <a:off x="0" y="0"/>
+                      <a:ext cx="5334000" cy="858104"/>
+                    </a:xfrm>
+                    <a:prstGeom prst="rect">
+                      <a:avLst/>
+                    </a:prstGeom>
+                    <a:noFill/>
+                    <a:ln w="9525">
+                      <a:noFill/>
+                      <a:headEnd/>
+                      <a:tailEnd/>
+                    </a:ln>
+                  </pic:spPr>
+                </pic:pic>
+              </a:graphicData>
+            </a:graphic>
+          </wp:inline>
+        </w:drawing>
+      </w:r>
+    </w:p>
+    <w:p>
+      <w:pPr>
+        <w:pStyle w:val="ImageCaption"/>
+      </w:pPr>
+      <w:r>
+        <w:t xml:space="preserve">Expansion data flow</w:t>
+      </w:r>
+    </w:p>
+    <w:p>
+      <w:pPr>
+        <w:pStyle w:val="BodyText"/>
+      </w:pPr>
+      <w:r>
+        <w:rPr>
+          <w:i/>
+          <w:iCs/>
+        </w:rPr>
+        <w:t xml:space="preserve">Upload →</w:t>
+      </w:r>
+      <w:r>
+        <w:rPr>
+          <w:i/>
+          <w:iCs/>
+        </w:rPr>
+        <w:t xml:space="preserve"> </w:t>
+      </w:r>
+      <w:r>
+        <w:rPr>
+          <w:rStyle w:val="VerbatimChar"/>
+          <w:i/>
+          <w:iCs/>
+        </w:rPr>
+        <w:t xml:space="preserve">sniffUpload()</w:t>
+      </w:r>
+      <w:r>
+        <w:rPr>
+          <w:i/>
+          <w:iCs/>
+        </w:rPr>
+        <w:t xml:space="preserve"> </w:t>
+      </w:r>
+      <w:r>
+        <w:rPr>
+          <w:i/>
+          <w:iCs/>
+        </w:rPr>
+        <w:t xml:space="preserve">rejects non-CSV payloads (ZIP/XLSX, UTF-16,</w:t>
+      </w:r>
+      <w:r>
+        <w:rPr>
+          <w:i/>
+          <w:iCs/>
+        </w:rPr>
+        <w:t xml:space="preserve"> </w:t>
+      </w:r>
+      <w:r>
+        <w:rPr>
+          <w:i/>
+          <w:iCs/>
+        </w:rPr>
+        <w:t xml:space="preserve">MIP-encrypted, etc.) before fast-csv runs → row-by-row stream → buffer</w:t>
+      </w:r>
+      <w:r>
+        <w:rPr>
+          <w:i/>
+          <w:iCs/>
+        </w:rPr>
+        <w:t xml:space="preserve"> </w:t>
+      </w:r>
+      <w:r>
+        <w:rPr>
+          <w:i/>
+          <w:iCs/>
+        </w:rPr>
+        <w:t xml:space="preserve">fills to</w:t>
+      </w:r>
+      <w:r>
+        <w:rPr>
+          <w:i/>
+          <w:iCs/>
+        </w:rPr>
+        <w:t xml:space="preserve"> </w:t>
+      </w:r>
+      <w:r>
+        <w:rPr>
+          <w:rStyle w:val="VerbatimChar"/>
+          <w:i/>
+          <w:iCs/>
+        </w:rPr>
+        <w:t xml:space="preserve">IDENTITY_BATCH_SIZE=1000</w:t>
+      </w:r>
+      <w:r>
+        <w:rPr>
+          <w:i/>
+          <w:iCs/>
+        </w:rPr>
+        <w:t xml:space="preserve"> </w:t>
+      </w:r>
+      <w:r>
+        <w:rPr>
+          <w:i/>
+          <w:iCs/>
+        </w:rPr>
+        <w:t xml:space="preserve">→</w:t>
+      </w:r>
+      <w:r>
+        <w:rPr>
+          <w:i/>
+          <w:iCs/>
+        </w:rPr>
+        <w:t xml:space="preserve"> </w:t>
+      </w:r>
+      <w:r>
+        <w:rPr>
+          <w:b/>
+          <w:bCs/>
+          <w:i/>
+          <w:iCs/>
+        </w:rPr>
+        <w:t xml:space="preserve">wave scheduler</w:t>
+      </w:r>
+      <w:r>
+        <w:rPr>
+          <w:i/>
+          <w:iCs/>
+        </w:rPr>
+        <w:t xml:space="preserve"> </w:t>
+      </w:r>
+      <w:r>
+        <w:rPr>
+          <w:i/>
+          <w:iCs/>
+        </w:rPr>
+        <w:t xml:space="preserve">caps in-flight</w:t>
+      </w:r>
+      <w:r>
+        <w:rPr>
+          <w:i/>
+          <w:iCs/>
+        </w:rPr>
+        <w:t xml:space="preserve"> </w:t>
+      </w:r>
+      <w:r>
+        <w:rPr>
+          <w:i/>
+          <w:iCs/>
+        </w:rPr>
+        <w:t xml:space="preserve">batches at</w:t>
+      </w:r>
+      <w:r>
+        <w:rPr>
+          <w:i/>
+          <w:iCs/>
+        </w:rPr>
+        <w:t xml:space="preserve"> </w:t>
+      </w:r>
+      <w:r>
+        <w:rPr>
+          <w:rStyle w:val="VerbatimChar"/>
+          <w:i/>
+          <w:iCs/>
+        </w:rPr>
+        <w:t xml:space="preserve">IDENTITY_CONCURRENCY × 2</w:t>
+      </w:r>
+      <w:r>
+        <w:rPr>
+          <w:i/>
+          <w:iCs/>
+        </w:rPr>
+        <w:t xml:space="preserve"> </w:t>
+      </w:r>
+      <w:r>
+        <w:rPr>
+          <w:i/>
+          <w:iCs/>
+        </w:rPr>
+        <w:t xml:space="preserve">(default 5 × 2 = 10) →</w:t>
+      </w:r>
+      <w:r>
+        <w:rPr>
+          <w:i/>
+          <w:iCs/>
+        </w:rPr>
+        <w:t xml:space="preserve"> </w:t>
+      </w:r>
+      <w:r>
+        <w:rPr>
+          <w:rStyle w:val="VerbatimChar"/>
+          <w:i/>
+          <w:iCs/>
+        </w:rPr>
+        <w:t xml:space="preserve">p-limit</w:t>
+      </w:r>
+      <w:r>
+        <w:rPr>
+          <w:i/>
+          <w:iCs/>
+        </w:rPr>
+        <w:t xml:space="preserve"> </w:t>
+      </w:r>
+      <w:r>
+        <w:rPr>
+          <w:i/>
+          <w:iCs/>
+        </w:rPr>
+        <w:t xml:space="preserve">sends each batch through</w:t>
+      </w:r>
+      <w:r>
+        <w:rPr>
+          <w:i/>
+          <w:iCs/>
+        </w:rPr>
+        <w:t xml:space="preserve"> </w:t>
+      </w:r>
+      <w:r>
+        <w:rPr>
+          <w:rStyle w:val="VerbatimChar"/>
+          <w:i/>
+          <w:iCs/>
+        </w:rPr>
+        <w:t xml:space="preserve">POST /clusters/members</w:t>
+      </w:r>
+      <w:r>
+        <w:rPr>
+          <w:i/>
+          <w:iCs/>
+        </w:rPr>
+        <w:t xml:space="preserve"> </w:t>
+      </w:r>
+      <w:r>
+        <w:rPr>
+          <w:i/>
+          <w:iCs/>
+        </w:rPr>
+        <w:t xml:space="preserve">(axios-retry honours</w:t>
+      </w:r>
+      <w:r>
+        <w:rPr>
+          <w:i/>
+          <w:iCs/>
+        </w:rPr>
+        <w:t xml:space="preserve"> </w:t>
+      </w:r>
+      <w:r>
+        <w:rPr>
+          <w:rStyle w:val="VerbatimChar"/>
+          <w:i/>
+          <w:iCs/>
+        </w:rPr>
+        <w:t xml:space="preserve">Retry-After</w:t>
+      </w:r>
+      <w:r>
+        <w:rPr>
+          <w:i/>
+          <w:iCs/>
+        </w:rPr>
+        <w:t xml:space="preserve"> </w:t>
+      </w:r>
+      <w:r>
+        <w:rPr>
+          <w:i/>
+          <w:iCs/>
+        </w:rPr>
+        <w:t xml:space="preserve">on 429) → canonicalize ns_code ↔ ns_id from the registry</w:t>
+      </w:r>
+      <w:r>
+        <w:rPr>
+          <w:i/>
+          <w:iCs/>
+        </w:rPr>
+        <w:t xml:space="preserve"> </w:t>
+      </w:r>
+      <w:r>
+        <w:rPr>
+          <w:i/>
+          <w:iCs/>
+        </w:rPr>
+        <w:t xml:space="preserve">→</w:t>
+      </w:r>
+      <w:r>
+        <w:rPr>
+          <w:i/>
+          <w:iCs/>
+        </w:rPr>
+        <w:t xml:space="preserve"> </w:t>
+      </w:r>
+      <w:r>
+        <w:rPr>
+          <w:rStyle w:val="VerbatimChar"/>
+          <w:i/>
+          <w:iCs/>
+        </w:rPr>
+        <w:t xml:space="preserve">bulkInsertIdentities</w:t>
+      </w:r>
+      <w:r>
+        <w:rPr>
+          <w:i/>
+          <w:iCs/>
+        </w:rPr>
+        <w:t xml:space="preserve"> </w:t>
+      </w:r>
+      <w:r>
+        <w:rPr>
+          <w:i/>
+          <w:iCs/>
+        </w:rPr>
+        <w:t xml:space="preserve">writes inside</w:t>
+      </w:r>
+      <w:r>
+        <w:rPr>
+          <w:i/>
+          <w:iCs/>
+        </w:rPr>
+        <w:t xml:space="preserve"> </w:t>
+      </w:r>
+      <w:r>
+        <w:rPr>
+          <w:rStyle w:val="VerbatimChar"/>
+          <w:i/>
+          <w:iCs/>
+        </w:rPr>
+        <w:t xml:space="preserve">db.transaction()</w:t>
+      </w:r>
+      <w:r>
+        <w:rPr>
+          <w:i/>
+          <w:iCs/>
+        </w:rPr>
+        <w:t xml:space="preserve"> </w:t>
+      </w:r>
+      <w:r>
+        <w:rPr>
+          <w:i/>
+          <w:iCs/>
+        </w:rPr>
+        <w:t xml:space="preserve">(one fsync</w:t>
+      </w:r>
+      <w:r>
+        <w:rPr>
+          <w:i/>
+          <w:iCs/>
+        </w:rPr>
+        <w:t xml:space="preserve"> </w:t>
+      </w:r>
+      <w:r>
+        <w:rPr>
+          <w:i/>
+          <w:iCs/>
+        </w:rPr>
+        <w:t xml:space="preserve">per batch). Plain INSERT — dedup is deferred to plan time. Per-batch</w:t>
+      </w:r>
+      <w:r>
+        <w:rPr>
+          <w:i/>
+          <w:iCs/>
+        </w:rPr>
+        <w:t xml:space="preserve"> </w:t>
+      </w:r>
+      <w:r>
+        <w:rPr>
+          <w:i/>
+          <w:iCs/>
+        </w:rPr>
+        <w:t xml:space="preserve">log line carries</w:t>
+      </w:r>
+      <w:r>
+        <w:rPr>
+          <w:i/>
+          <w:iCs/>
+        </w:rPr>
+        <w:t xml:space="preserve"> </w:t>
+      </w:r>
+      <w:r>
+        <w:rPr>
+          <w:rStyle w:val="VerbatimChar"/>
+          <w:i/>
+          <w:iCs/>
+        </w:rPr>
+        <w:t xml:space="preserve">adobeMs</w:t>
+      </w:r>
+      <w:r>
+        <w:rPr>
+          <w:i/>
+          <w:iCs/>
+        </w:rPr>
+        <w:t xml:space="preserve">,</w:t>
+      </w:r>
+      <w:r>
+        <w:rPr>
+          <w:i/>
+          <w:iCs/>
+        </w:rPr>
+        <w:t xml:space="preserve"> </w:t>
+      </w:r>
+      <w:r>
+        <w:rPr>
+          <w:rStyle w:val="VerbatimChar"/>
+          <w:i/>
+          <w:iCs/>
+        </w:rPr>
+        <w:t xml:space="preserve">sqliteMs</w:t>
+      </w:r>
+      <w:r>
+        <w:rPr>
+          <w:i/>
+          <w:iCs/>
+        </w:rPr>
+        <w:t xml:space="preserve">, every 50 batches a summary with</w:t>
+      </w:r>
+      <w:r>
+        <w:rPr>
+          <w:i/>
+          <w:iCs/>
+        </w:rPr>
+        <w:t xml:space="preserve"> </w:t>
+      </w:r>
+      <w:r>
+        <w:rPr>
+          <w:rStyle w:val="VerbatimChar"/>
+          <w:i/>
+          <w:iCs/>
+        </w:rPr>
+        <w:t xml:space="preserve">p50</w:t>
+      </w:r>
+      <w:r>
+        <w:rPr>
+          <w:i/>
+          <w:iCs/>
+        </w:rPr>
+        <w:t xml:space="preserve"> </w:t>
+      </w:r>
+      <w:r>
+        <w:rPr>
+          <w:i/>
+          <w:iCs/>
+        </w:rPr>
+        <w:t xml:space="preserve">/</w:t>
+      </w:r>
+      <w:r>
+        <w:rPr>
+          <w:i/>
+          <w:iCs/>
+        </w:rPr>
+        <w:t xml:space="preserve"> </w:t>
+      </w:r>
+      <w:r>
+        <w:rPr>
+          <w:rStyle w:val="VerbatimChar"/>
+          <w:i/>
+          <w:iCs/>
+        </w:rPr>
+        <w:t xml:space="preserve">p95</w:t>
+      </w:r>
+      <w:r>
+        <w:rPr>
+          <w:i/>
+          <w:iCs/>
+        </w:rPr>
+        <w:t xml:space="preserve"> </w:t>
+      </w:r>
+      <w:r>
+        <w:rPr>
+          <w:i/>
+          <w:iCs/>
+        </w:rPr>
+        <w:t xml:space="preserve">/</w:t>
+      </w:r>
+      <w:r>
+        <w:rPr>
+          <w:i/>
+          <w:iCs/>
+        </w:rPr>
+        <w:t xml:space="preserve"> </w:t>
+      </w:r>
+      <w:r>
+        <w:rPr>
+          <w:rStyle w:val="VerbatimChar"/>
+          <w:i/>
+          <w:iCs/>
+        </w:rPr>
+        <w:t xml:space="preserve">rateLimitHits</w:t>
+      </w:r>
+      <w:r>
+        <w:rPr>
+          <w:i/>
+          <w:iCs/>
+        </w:rPr>
+        <w:t xml:space="preserve">. Source:</w:t>
+      </w:r>
+      <w:r>
+        <w:rPr>
+          <w:i/>
+          <w:iCs/>
+        </w:rPr>
+        <w:t xml:space="preserve"> </w:t>
+      </w:r>
+      <w:r>
+        <w:rPr>
+          <w:rStyle w:val="VerbatimChar"/>
+          <w:i/>
+          <w:iCs/>
+        </w:rPr>
+        <w:t xml:space="preserve">docs/diagrams/07-expansion-data-flow.mmd</w:t>
+      </w:r>
+      <w:r>
+        <w:rPr>
+          <w:i/>
+          <w:iCs/>
+        </w:rPr>
+        <w:t xml:space="preserve">.</w:t>
+      </w:r>
+    </w:p>
+    <w:bookmarkEnd w:id="30"/>
+    <w:bookmarkStart w:id="31" w:name="step-by-step-detail"/>
+    <w:p>
+      <w:pPr>
+        <w:pStyle w:val="Heading3"/>
+      </w:pPr>
+      <w:r>
+        <w:rPr>
+          <w:rStyle w:val="SectionNumber"/>
+        </w:rPr>
+        <w:t xml:space="preserve">1.5.3</w:t>
+      </w:r>
+      <w:r>
+        <w:tab/>
+      </w:r>
+      <w:r>
+        <w:t xml:space="preserve">3.3 Step-by-Step Detail</w:t>
       </w:r>
     </w:p>
     <w:p>
@@ -4542,9 +4995,9 @@
         </w:pict>
       </w:r>
     </w:p>
-    <w:bookmarkEnd w:id="21"/>
-    <w:bookmarkEnd w:id="22"/>
-    <w:bookmarkStart w:id="25" w:name="work-order-lifecycle"/>
+    <w:bookmarkEnd w:id="31"/>
+    <w:bookmarkEnd w:id="32"/>
+    <w:bookmarkStart w:id="43" w:name="work-order-lifecycle"/>
     <w:p>
       <w:pPr>
         <w:pStyle w:val="Heading2"/>
@@ -4562,7 +5015,7 @@
         <w:t xml:space="preserve">4. Work Order Lifecycle</w:t>
       </w:r>
     </w:p>
-    <w:bookmarkStart w:id="23" w:name="state-machine"/>
+    <w:bookmarkStart w:id="36" w:name="state-machine"/>
     <w:p>
       <w:pPr>
         <w:pStyle w:val="Heading3"/>
@@ -4585,13 +5038,13 @@
         <w:pStyle w:val="FirstParagraph"/>
       </w:pPr>
       <w:r>
-        <w:t xml:space="preserve">The work-order lifecycle is a strict state machine. Every state transition</w:t>
-      </w:r>
-      <w:r>
-        <w:t xml:space="preserve"> </w:t>
-      </w:r>
-      <w:r>
-        <w:t xml:space="preserve">is logged. Terminal states (</w:t>
+        <w:t xml:space="preserve">The work-order lifecycle is a strict state machine. Every state</w:t>
+      </w:r>
+      <w:r>
+        <w:t xml:space="preserve"> </w:t>
+      </w:r>
+      <w:r>
+        <w:t xml:space="preserve">transition is logged. Terminal states (</w:t>
       </w:r>
       <w:r>
         <w:rPr>
@@ -4612,693 +5065,978 @@
         <w:t xml:space="preserve">failed</w:t>
       </w:r>
       <w:r>
-        <w:t xml:space="preserve">) never move backward.</w:t>
-      </w:r>
-    </w:p>
-    <w:p>
-      <w:pPr>
-        <w:pStyle w:val="SourceCode"/>
-      </w:pPr>
-      <w:r>
-        <w:rPr>
-          <w:rStyle w:val="VerbatimChar"/>
-        </w:rPr>
-        <w:t xml:space="preserve">ENTRY — from POST /api/jobs/:id/plan</w:t>
-      </w:r>
-      <w:r>
-        <w:br/>
-      </w:r>
-      <w:r>
-        <w:rPr>
-          <w:rStyle w:val="VerbatimChar"/>
-        </w:rPr>
-        <w:t xml:space="preserve">─────────────────────────────────────────────────────────────────────────────</w:t>
-      </w:r>
-      <w:r>
-        <w:br/>
-      </w:r>
-      <w:r>
-        <w:br/>
-      </w:r>
-      <w:r>
-        <w:rPr>
-          <w:rStyle w:val="VerbatimChar"/>
-        </w:rPr>
-        <w:t xml:space="preserve">        ┌──────────────────┐              ┌─────────────────────────┐</w:t>
-      </w:r>
-      <w:r>
-        <w:br/>
-      </w:r>
-      <w:r>
-        <w:rPr>
-          <w:rStyle w:val="VerbatimChar"/>
-        </w:rPr>
-        <w:t xml:space="preserve">        │     PLANNED      │              │   AWAITING_APPROVAL     │</w:t>
-      </w:r>
-      <w:r>
-        <w:br/>
-      </w:r>
-      <w:r>
-        <w:rPr>
-          <w:rStyle w:val="VerbatimChar"/>
-        </w:rPr>
-        <w:t xml:space="preserve">        │   Month 1 WOs    │              │   Month 2+ WOs          │</w:t>
-      </w:r>
-      <w:r>
-        <w:br/>
-      </w:r>
-      <w:r>
-        <w:rPr>
-          <w:rStyle w:val="VerbatimChar"/>
-        </w:rPr>
-        <w:t xml:space="preserve">        └────────┬─────────┘              └────────────┬────────────┘</w:t>
-      </w:r>
-      <w:r>
-        <w:br/>
-      </w:r>
-      <w:r>
-        <w:rPr>
-          <w:rStyle w:val="VerbatimChar"/>
-        </w:rPr>
-        <w:t xml:space="preserve">                 │                                     │</w:t>
-      </w:r>
-      <w:r>
-        <w:br/>
-      </w:r>
-      <w:r>
-        <w:rPr>
-          <w:rStyle w:val="VerbatimChar"/>
-        </w:rPr>
-        <w:t xml:space="preserve">                 │              Operator clicks "Approve Month N":</w:t>
-      </w:r>
-      <w:r>
-        <w:br/>
-      </w:r>
-      <w:r>
-        <w:rPr>
-          <w:rStyle w:val="VerbatimChar"/>
-        </w:rPr>
-        <w:t xml:space="preserve">                 │              POST /api/jobs/:id/approve-month</w:t>
-      </w:r>
-      <w:r>
-        <w:br/>
-      </w:r>
-      <w:r>
-        <w:rPr>
-          <w:rStyle w:val="VerbatimChar"/>
-        </w:rPr>
-        <w:t xml:space="preserve">                 │                                     │</w:t>
-      </w:r>
-      <w:r>
-        <w:br/>
-      </w:r>
-      <w:r>
-        <w:rPr>
-          <w:rStyle w:val="VerbatimChar"/>
-        </w:rPr>
-        <w:t xml:space="preserve">                 │   ┌─────────────────────────────────┘</w:t>
-      </w:r>
-      <w:r>
-        <w:br/>
-      </w:r>
-      <w:r>
-        <w:rPr>
-          <w:rStyle w:val="VerbatimChar"/>
-        </w:rPr>
-        <w:t xml:space="preserve">                 │   │  (Month N flips to planned)</w:t>
-      </w:r>
-      <w:r>
-        <w:br/>
-      </w:r>
-      <w:r>
-        <w:rPr>
-          <w:rStyle w:val="VerbatimChar"/>
-        </w:rPr>
-        <w:t xml:space="preserve">                 ▼   ▼</w:t>
-      </w:r>
-      <w:r>
-        <w:br/>
-      </w:r>
-      <w:r>
-        <w:rPr>
-          <w:rStyle w:val="VerbatimChar"/>
-        </w:rPr>
-        <w:t xml:space="preserve">        ┌──────────────────────────┐</w:t>
-      </w:r>
-      <w:r>
-        <w:br/>
-      </w:r>
-      <w:r>
-        <w:rPr>
-          <w:rStyle w:val="VerbatimChar"/>
-        </w:rPr>
-        <w:t xml:space="preserve">        │  runSubmission picks up  │ ◄────── DEFERRED rows retry here</w:t>
-      </w:r>
-      <w:r>
-        <w:br/>
-      </w:r>
-      <w:r>
-        <w:rPr>
-          <w:rStyle w:val="VerbatimChar"/>
-        </w:rPr>
-        <w:t xml:space="preserve">        └────────────┬─────────────┘         after UTC rollover (daily</w:t>
-      </w:r>
-      <w:r>
-        <w:br/>
-      </w:r>
-      <w:r>
-        <w:rPr>
-          <w:rStyle w:val="VerbatimChar"/>
-        </w:rPr>
-        <w:t xml:space="preserve">                     │                       or monthly)</w:t>
-      </w:r>
-      <w:r>
-        <w:br/>
-      </w:r>
-      <w:r>
-        <w:rPr>
-          <w:rStyle w:val="VerbatimChar"/>
-        </w:rPr>
-        <w:t xml:space="preserve">                     ▼                                          ▲</w:t>
-      </w:r>
-      <w:r>
-        <w:br/>
-      </w:r>
-      <w:r>
-        <w:rPr>
-          <w:rStyle w:val="VerbatimChar"/>
-        </w:rPr>
-        <w:t xml:space="preserve">          ┌──────────────────────┐                              │</w:t>
-      </w:r>
-      <w:r>
-        <w:br/>
-      </w:r>
-      <w:r>
-        <w:rPr>
-          <w:rStyle w:val="VerbatimChar"/>
-        </w:rPr>
-        <w:t xml:space="preserve">          │  Reserve quota       │                              │</w:t>
-      </w:r>
-      <w:r>
-        <w:br/>
-      </w:r>
-      <w:r>
-        <w:rPr>
-          <w:rStyle w:val="VerbatimChar"/>
-        </w:rPr>
-        <w:t xml:space="preserve">          │  (atomic SQLite tx:  │                              │</w:t>
-      </w:r>
-      <w:r>
-        <w:br/>
-      </w:r>
-      <w:r>
-        <w:rPr>
-          <w:rStyle w:val="VerbatimChar"/>
-        </w:rPr>
-        <w:t xml:space="preserve">          │   daily + monthly)   │                              │</w:t>
-      </w:r>
-      <w:r>
-        <w:br/>
-      </w:r>
-      <w:r>
-        <w:rPr>
-          <w:rStyle w:val="VerbatimChar"/>
-        </w:rPr>
-        <w:t xml:space="preserve">          └────┬────────────┬────┘                              │</w:t>
-      </w:r>
-      <w:r>
-        <w:br/>
-      </w:r>
-      <w:r>
-        <w:rPr>
-          <w:rStyle w:val="VerbatimChar"/>
-        </w:rPr>
-        <w:t xml:space="preserve">        GRANTED            DENIED                               │</w:t>
-      </w:r>
-      <w:r>
-        <w:br/>
-      </w:r>
-      <w:r>
-        <w:rPr>
-          <w:rStyle w:val="VerbatimChar"/>
-        </w:rPr>
-        <w:t xml:space="preserve">               │              │                                 │</w:t>
-      </w:r>
-      <w:r>
-        <w:br/>
-      </w:r>
-      <w:r>
-        <w:rPr>
-          <w:rStyle w:val="VerbatimChar"/>
-        </w:rPr>
-        <w:t xml:space="preserve">               ▼              ▼                                 │</w:t>
-      </w:r>
-      <w:r>
-        <w:br/>
-      </w:r>
-      <w:r>
-        <w:rPr>
-          <w:rStyle w:val="VerbatimChar"/>
-        </w:rPr>
-        <w:t xml:space="preserve">        ┌─────────────┐  ┌──────────────┐                       │</w:t>
-      </w:r>
-      <w:r>
-        <w:br/>
-      </w:r>
-      <w:r>
-        <w:rPr>
-          <w:rStyle w:val="VerbatimChar"/>
-        </w:rPr>
-        <w:t xml:space="preserve">        │ SUBMITTING  │  │   DEFERRED   │───────────────────────┘</w:t>
-      </w:r>
-      <w:r>
-        <w:br/>
-      </w:r>
-      <w:r>
-        <w:rPr>
-          <w:rStyle w:val="VerbatimChar"/>
-        </w:rPr>
-        <w:t xml:space="preserve">        │             │  │              │</w:t>
-      </w:r>
-      <w:r>
-        <w:br/>
-      </w:r>
-      <w:r>
-        <w:rPr>
-          <w:rStyle w:val="VerbatimChar"/>
-        </w:rPr>
-        <w:t xml:space="preserve">        │ POST Adobe  │  │ Quota cap    │</w:t>
-      </w:r>
-      <w:r>
-        <w:br/>
-      </w:r>
-      <w:r>
-        <w:rPr>
-          <w:rStyle w:val="VerbatimChar"/>
-        </w:rPr>
-        <w:t xml:space="preserve">        │ /workorder  │  │ hit; waits   │</w:t>
-      </w:r>
-      <w:r>
-        <w:br/>
-      </w:r>
-      <w:r>
-        <w:rPr>
-          <w:rStyle w:val="VerbatimChar"/>
-        </w:rPr>
-        <w:t xml:space="preserve">        └──┬───────┬──┘  │ for rollover │</w:t>
-      </w:r>
-      <w:r>
-        <w:br/>
-      </w:r>
-      <w:r>
-        <w:rPr>
-          <w:rStyle w:val="VerbatimChar"/>
-        </w:rPr>
-        <w:t xml:space="preserve">       2xx │       │     └──────────────┘</w:t>
-      </w:r>
-      <w:r>
-        <w:br/>
-      </w:r>
-      <w:r>
-        <w:rPr>
-          <w:rStyle w:val="VerbatimChar"/>
-        </w:rPr>
-        <w:t xml:space="preserve">           │       │ 4xx / 5xx / network</w:t>
-      </w:r>
-      <w:r>
-        <w:br/>
-      </w:r>
-      <w:r>
-        <w:rPr>
-          <w:rStyle w:val="VerbatimChar"/>
-        </w:rPr>
-        <w:t xml:space="preserve">           │       │ (quota released; never auto-retried)</w:t>
-      </w:r>
-      <w:r>
-        <w:br/>
-      </w:r>
-      <w:r>
-        <w:rPr>
-          <w:rStyle w:val="VerbatimChar"/>
-        </w:rPr>
-        <w:t xml:space="preserve">           ▼       ▼</w:t>
-      </w:r>
-      <w:r>
-        <w:br/>
-      </w:r>
-      <w:r>
-        <w:rPr>
-          <w:rStyle w:val="VerbatimChar"/>
-        </w:rPr>
-        <w:t xml:space="preserve">   ┌─────────────┐  ┌──────────────┐</w:t>
-      </w:r>
-      <w:r>
-        <w:br/>
-      </w:r>
-      <w:r>
-        <w:rPr>
-          <w:rStyle w:val="VerbatimChar"/>
-        </w:rPr>
-        <w:t xml:space="preserve">   │  SUBMITTED  │  │    FAILED    │</w:t>
-      </w:r>
-      <w:r>
-        <w:br/>
-      </w:r>
-      <w:r>
-        <w:rPr>
-          <w:rStyle w:val="VerbatimChar"/>
-        </w:rPr>
-        <w:t xml:space="preserve">   │  Adobe ACK  │  │  (terminal)  │</w:t>
-      </w:r>
-      <w:r>
-        <w:br/>
-      </w:r>
-      <w:r>
-        <w:rPr>
-          <w:rStyle w:val="VerbatimChar"/>
-        </w:rPr>
-        <w:t xml:space="preserve">   └──────┬──────┘  └──────────────┘</w:t>
-      </w:r>
-      <w:r>
-        <w:br/>
-      </w:r>
-      <w:r>
-        <w:rPr>
-          <w:rStyle w:val="VerbatimChar"/>
-        </w:rPr>
-        <w:t xml:space="preserve">          │</w:t>
-      </w:r>
-      <w:r>
-        <w:br/>
-      </w:r>
-      <w:r>
-        <w:rPr>
-          <w:rStyle w:val="VerbatimChar"/>
-        </w:rPr>
-        <w:t xml:space="preserve">          │  monitor.js polls GET /workorder/{id} every 60 seconds</w:t>
-      </w:r>
-      <w:r>
-        <w:br/>
-      </w:r>
-      <w:r>
-        <w:rPr>
-          <w:rStyle w:val="VerbatimChar"/>
-        </w:rPr>
-        <w:t xml:space="preserve">          ▼</w:t>
-      </w:r>
-      <w:r>
-        <w:br/>
-      </w:r>
-      <w:r>
-        <w:rPr>
-          <w:rStyle w:val="VerbatimChar"/>
-        </w:rPr>
-        <w:t xml:space="preserve">  ┌────────────────────────────────────────────────┐</w:t>
-      </w:r>
-      <w:r>
-        <w:br/>
-      </w:r>
-      <w:r>
-        <w:rPr>
-          <w:rStyle w:val="VerbatimChar"/>
-        </w:rPr>
-        <w:t xml:space="preserve">  │  Adobe-side status progression:                │</w:t>
-      </w:r>
-      <w:r>
-        <w:br/>
-      </w:r>
-      <w:r>
-        <w:rPr>
-          <w:rStyle w:val="VerbatimChar"/>
-        </w:rPr>
-        <w:t xml:space="preserve">  │    received → validated → submitted →          │</w:t>
-      </w:r>
-      <w:r>
-        <w:br/>
-      </w:r>
-      <w:r>
-        <w:rPr>
-          <w:rStyle w:val="VerbatimChar"/>
-        </w:rPr>
-        <w:t xml:space="preserve">  │    ingested → COMPLETED   OR   FAILED          │</w:t>
-      </w:r>
-      <w:r>
-        <w:br/>
-      </w:r>
-      <w:r>
-        <w:rPr>
-          <w:rStyle w:val="VerbatimChar"/>
-        </w:rPr>
-        <w:t xml:space="preserve">  └────────────────┬──────────────────────┬────────┘</w:t>
-      </w:r>
-      <w:r>
-        <w:br/>
-      </w:r>
-      <w:r>
-        <w:rPr>
-          <w:rStyle w:val="VerbatimChar"/>
-        </w:rPr>
-        <w:t xml:space="preserve">                   ▼                      ▼</w:t>
-      </w:r>
-      <w:r>
-        <w:br/>
-      </w:r>
-      <w:r>
-        <w:rPr>
-          <w:rStyle w:val="VerbatimChar"/>
-        </w:rPr>
-        <w:t xml:space="preserve">            ┌──────────────┐       ┌──────────────┐</w:t>
-      </w:r>
-      <w:r>
-        <w:br/>
-      </w:r>
-      <w:r>
-        <w:rPr>
-          <w:rStyle w:val="VerbatimChar"/>
-        </w:rPr>
-        <w:t xml:space="preserve">            │  COMPLETED   │       │    FAILED    │</w:t>
-      </w:r>
-      <w:r>
-        <w:br/>
-      </w:r>
-      <w:r>
-        <w:rPr>
-          <w:rStyle w:val="VerbatimChar"/>
-        </w:rPr>
-        <w:t xml:space="preserve">            │  (terminal)  │       │  (terminal)  │</w:t>
-      </w:r>
-      <w:r>
-        <w:br/>
-      </w:r>
-      <w:r>
-        <w:rPr>
-          <w:rStyle w:val="VerbatimChar"/>
-        </w:rPr>
-        <w:t xml:space="preserve">            └──────────────┘       └──────────────┘</w:t>
-      </w:r>
-    </w:p>
-    <w:p>
-      <w:pPr>
-        <w:pStyle w:val="FirstParagraph"/>
-      </w:pPr>
+        <w:t xml:space="preserve">) never</w:t>
+      </w:r>
+      <w:r>
+        <w:t xml:space="preserve"> </w:t>
+      </w:r>
+      <w:r>
+        <w:t xml:space="preserve">move backward.</w:t>
+      </w:r>
+    </w:p>
+    <w:p>
+      <w:pPr>
+        <w:pStyle w:val="CaptionedFigure"/>
+      </w:pPr>
+      <w:r>
+        <w:drawing>
+          <wp:inline>
+            <wp:extent cx="5334000" cy="10578101"/>
+            <wp:effectExtent b="0" l="0" r="0" t="0"/>
+            <wp:docPr descr="Work-order state machine" title="" id="34" name="Picture"/>
+            <a:graphic>
+              <a:graphicData uri="http://schemas.openxmlformats.org/drawingml/2006/picture">
+                <pic:pic>
+                  <pic:nvPicPr>
+                    <pic:cNvPr descr="diagrams/03-work-order-state-machine.png" id="35" name="Picture"/>
+                    <pic:cNvPicPr>
+                      <a:picLocks noChangeArrowheads="1" noChangeAspect="1"/>
+                    </pic:cNvPicPr>
+                  </pic:nvPicPr>
+                  <pic:blipFill>
+                    <a:blip r:embed="rId33"/>
+                    <a:stretch>
+                      <a:fillRect/>
+                    </a:stretch>
+                  </pic:blipFill>
+                  <pic:spPr bwMode="auto">
+                    <a:xfrm>
+                      <a:off x="0" y="0"/>
+                      <a:ext cx="5334000" cy="10578101"/>
+                    </a:xfrm>
+                    <a:prstGeom prst="rect">
+                      <a:avLst/>
+                    </a:prstGeom>
+                    <a:noFill/>
+                    <a:ln w="9525">
+                      <a:noFill/>
+                      <a:headEnd/>
+                      <a:tailEnd/>
+                    </a:ln>
+                  </pic:spPr>
+                </pic:pic>
+              </a:graphicData>
+            </a:graphic>
+          </wp:inline>
+        </w:drawing>
+      </w:r>
+    </w:p>
+    <w:p>
+      <w:pPr>
+        <w:pStyle w:val="ImageCaption"/>
+      </w:pPr>
+      <w:r>
+        <w:t xml:space="preserve">Work-order state machine</w:t>
+      </w:r>
+    </w:p>
+    <w:p>
+      <w:pPr>
+        <w:pStyle w:val="BodyText"/>
+      </w:pPr>
+      <w:r>
+        <w:rPr>
+          <w:i/>
+          <w:iCs/>
+        </w:rPr>
+        <w:t xml:space="preserve">Entry from</w:t>
+      </w:r>
+      <w:r>
+        <w:rPr>
+          <w:i/>
+          <w:iCs/>
+        </w:rPr>
+        <w:t xml:space="preserve"> </w:t>
+      </w:r>
+      <w:r>
+        <w:rPr>
+          <w:rStyle w:val="VerbatimChar"/>
+          <w:i/>
+          <w:iCs/>
+        </w:rPr>
+        <w:t xml:space="preserve">POST /api/jobs/:id/plan</w:t>
+      </w:r>
+      <w:r>
+        <w:rPr>
+          <w:i/>
+          <w:iCs/>
+        </w:rPr>
+        <w:t xml:space="preserve"> </w:t>
+      </w:r>
+      <w:r>
+        <w:rPr>
+          <w:i/>
+          <w:iCs/>
+        </w:rPr>
+        <w:t xml:space="preserve">produces</w:t>
+      </w:r>
+      <w:r>
+        <w:rPr>
+          <w:i/>
+          <w:iCs/>
+        </w:rPr>
+        <w:t xml:space="preserve"> </w:t>
+      </w:r>
       <w:r>
         <w:rPr>
           <w:b/>
           <w:bCs/>
-        </w:rPr>
-        <w:t xml:space="preserve">Crash recovery (boot-time, in</w:t>
+          <w:i/>
+          <w:iCs/>
+        </w:rPr>
+        <w:t xml:space="preserve">PLANNED</w:t>
+      </w:r>
+      <w:r>
+        <w:rPr>
+          <w:i/>
+          <w:iCs/>
+        </w:rPr>
+        <w:t xml:space="preserve"> </w:t>
+      </w:r>
+      <w:r>
+        <w:rPr>
+          <w:i/>
+          <w:iCs/>
+        </w:rPr>
+        <w:t xml:space="preserve">(Month 1)</w:t>
+      </w:r>
+      <w:r>
+        <w:rPr>
+          <w:i/>
+          <w:iCs/>
+        </w:rPr>
+        <w:t xml:space="preserve"> </w:t>
+      </w:r>
+      <w:r>
+        <w:rPr>
+          <w:i/>
+          <w:iCs/>
+        </w:rPr>
+        <w:t xml:space="preserve">or</w:t>
+      </w:r>
+      <w:r>
+        <w:rPr>
+          <w:i/>
+          <w:iCs/>
+        </w:rPr>
+        <w:t xml:space="preserve"> </w:t>
       </w:r>
       <w:r>
         <w:rPr>
           <w:b/>
           <w:bCs/>
-        </w:rPr>
-        <w:t xml:space="preserve"> </w:t>
-      </w:r>
-      <w:r>
-        <w:rPr>
-          <w:rStyle w:val="VerbatimChar"/>
+          <w:i/>
+          <w:iCs/>
+        </w:rPr>
+        <w:t xml:space="preserve">AWAITING_APPROVAL</w:t>
+      </w:r>
+      <w:r>
+        <w:rPr>
+          <w:i/>
+          <w:iCs/>
+        </w:rPr>
+        <w:t xml:space="preserve"> </w:t>
+      </w:r>
+      <w:r>
+        <w:rPr>
+          <w:i/>
+          <w:iCs/>
+        </w:rPr>
+        <w:t xml:space="preserve">(Month 2+). The per-month approval gate flips</w:t>
+      </w:r>
+      <w:r>
+        <w:rPr>
+          <w:i/>
+          <w:iCs/>
+        </w:rPr>
+        <w:t xml:space="preserve"> </w:t>
+      </w:r>
+      <w:r>
+        <w:rPr>
+          <w:i/>
+          <w:iCs/>
+        </w:rPr>
+        <w:t xml:space="preserve">awaiting → planned via</w:t>
+      </w:r>
+      <w:r>
+        <w:rPr>
+          <w:i/>
+          <w:iCs/>
+        </w:rPr>
+        <w:t xml:space="preserve"> </w:t>
+      </w:r>
+      <w:r>
+        <w:rPr>
+          <w:rStyle w:val="VerbatimChar"/>
+          <w:i/>
+          <w:iCs/>
+        </w:rPr>
+        <w:t xml:space="preserve">POST /approve-month</w:t>
+      </w:r>
+      <w:r>
+        <w:rPr>
+          <w:i/>
+          <w:iCs/>
+        </w:rPr>
+        <w:t xml:space="preserve">.</w:t>
+      </w:r>
+      <w:r>
+        <w:rPr>
+          <w:i/>
+          <w:iCs/>
+        </w:rPr>
+        <w:t xml:space="preserve"> </w:t>
+      </w:r>
+      <w:r>
+        <w:rPr>
+          <w:rStyle w:val="VerbatimChar"/>
+          <w:i/>
+          <w:iCs/>
+        </w:rPr>
+        <w:t xml:space="preserve">runSubmission</w:t>
+      </w:r>
+      <w:r>
+        <w:rPr>
+          <w:i/>
+          <w:iCs/>
+        </w:rPr>
+        <w:t xml:space="preserve"> </w:t>
+      </w:r>
+      <w:r>
+        <w:rPr>
+          <w:i/>
+          <w:iCs/>
+        </w:rPr>
+        <w:t xml:space="preserve">reserves</w:t>
+      </w:r>
+      <w:r>
+        <w:rPr>
+          <w:i/>
+          <w:iCs/>
+        </w:rPr>
+        <w:t xml:space="preserve"> </w:t>
+      </w:r>
+      <w:r>
+        <w:rPr>
+          <w:i/>
+          <w:iCs/>
+        </w:rPr>
+        <w:t xml:space="preserve">quota → either advances to</w:t>
+      </w:r>
+      <w:r>
+        <w:rPr>
+          <w:i/>
+          <w:iCs/>
+        </w:rPr>
+        <w:t xml:space="preserve"> </w:t>
+      </w:r>
+      <w:r>
+        <w:rPr>
           <w:b/>
           <w:bCs/>
-        </w:rPr>
-        <w:t xml:space="preserve">runner/recovery.js</w:t>
+          <w:i/>
+          <w:iCs/>
+        </w:rPr>
+        <w:t xml:space="preserve">SUBMITTING</w:t>
+      </w:r>
+      <w:r>
+        <w:rPr>
+          <w:i/>
+          <w:iCs/>
+        </w:rPr>
+        <w:t xml:space="preserve"> </w:t>
+      </w:r>
+      <w:r>
+        <w:rPr>
+          <w:i/>
+          <w:iCs/>
+        </w:rPr>
+        <w:t xml:space="preserve">(POST in flight) or marks</w:t>
+      </w:r>
+      <w:r>
+        <w:rPr>
+          <w:i/>
+          <w:iCs/>
+        </w:rPr>
+        <w:t xml:space="preserve"> </w:t>
       </w:r>
       <w:r>
         <w:rPr>
           <w:b/>
           <w:bCs/>
-        </w:rPr>
-        <w:t xml:space="preserve">):</w:t>
-      </w:r>
-    </w:p>
+          <w:i/>
+          <w:iCs/>
+        </w:rPr>
+        <w:t xml:space="preserve">DEFERRED</w:t>
+      </w:r>
+      <w:r>
+        <w:rPr>
+          <w:i/>
+          <w:iCs/>
+        </w:rPr>
+        <w:t xml:space="preserve"> </w:t>
+      </w:r>
+      <w:r>
+        <w:rPr>
+          <w:i/>
+          <w:iCs/>
+        </w:rPr>
+        <w:t xml:space="preserve">(cap hit; retries on UTC rollover). Adobe 2xx →</w:t>
+      </w:r>
+      <w:r>
+        <w:rPr>
+          <w:i/>
+          <w:iCs/>
+        </w:rPr>
+        <w:t xml:space="preserve"> </w:t>
+      </w:r>
+      <w:r>
+        <w:rPr>
+          <w:b/>
+          <w:bCs/>
+          <w:i/>
+          <w:iCs/>
+        </w:rPr>
+        <w:t xml:space="preserve">SUBMITTED</w:t>
+      </w:r>
+      <w:r>
+        <w:rPr>
+          <w:i/>
+          <w:iCs/>
+        </w:rPr>
+        <w:t xml:space="preserve">; Adobe 4xx →</w:t>
+      </w:r>
+      <w:r>
+        <w:rPr>
+          <w:i/>
+          <w:iCs/>
+        </w:rPr>
+        <w:t xml:space="preserve"> </w:t>
+      </w:r>
+      <w:r>
+        <w:rPr>
+          <w:b/>
+          <w:bCs/>
+          <w:i/>
+          <w:iCs/>
+        </w:rPr>
+        <w:t xml:space="preserve">FAILED</w:t>
+      </w:r>
+      <w:r>
+        <w:rPr>
+          <w:i/>
+          <w:iCs/>
+        </w:rPr>
+        <w:t xml:space="preserve"> </w:t>
+      </w:r>
+      <w:r>
+        <w:rPr>
+          <w:i/>
+          <w:iCs/>
+        </w:rPr>
+        <w:t xml:space="preserve">with quota released; 5xx /</w:t>
+      </w:r>
+      <w:r>
+        <w:rPr>
+          <w:i/>
+          <w:iCs/>
+        </w:rPr>
+        <w:t xml:space="preserve"> </w:t>
+      </w:r>
+      <w:r>
+        <w:rPr>
+          <w:i/>
+          <w:iCs/>
+        </w:rPr>
+        <w:t xml:space="preserve">timeout / network → stay in</w:t>
+      </w:r>
+      <w:r>
+        <w:rPr>
+          <w:i/>
+          <w:iCs/>
+        </w:rPr>
+        <w:t xml:space="preserve"> </w:t>
+      </w:r>
+      <w:r>
+        <w:rPr>
+          <w:b/>
+          <w:bCs/>
+          <w:i/>
+          <w:iCs/>
+        </w:rPr>
+        <w:t xml:space="preserve">SUBMITTING</w:t>
+      </w:r>
+      <w:r>
+        <w:rPr>
+          <w:i/>
+          <w:iCs/>
+        </w:rPr>
+        <w:t xml:space="preserve">, quota held, awaiting</w:t>
+      </w:r>
+      <w:r>
+        <w:rPr>
+          <w:i/>
+          <w:iCs/>
+        </w:rPr>
+        <w:t xml:space="preserve"> </w:t>
+      </w:r>
+      <w:r>
+        <w:rPr>
+          <w:i/>
+          <w:iCs/>
+        </w:rPr>
+        <w:t xml:space="preserve">reconcile. Monitor polls submitted WOs to terminal</w:t>
+      </w:r>
+      <w:r>
+        <w:rPr>
+          <w:i/>
+          <w:iCs/>
+        </w:rPr>
+        <w:t xml:space="preserve"> </w:t>
+      </w:r>
+      <w:r>
+        <w:rPr>
+          <w:b/>
+          <w:bCs/>
+          <w:i/>
+          <w:iCs/>
+        </w:rPr>
+        <w:t xml:space="preserve">COMPLETED</w:t>
+      </w:r>
+      <w:r>
+        <w:rPr>
+          <w:i/>
+          <w:iCs/>
+        </w:rPr>
+        <w:t xml:space="preserve"> </w:t>
+      </w:r>
+      <w:r>
+        <w:rPr>
+          <w:i/>
+          <w:iCs/>
+        </w:rPr>
+        <w:t xml:space="preserve">/</w:t>
+      </w:r>
+      <w:r>
+        <w:rPr>
+          <w:i/>
+          <w:iCs/>
+        </w:rPr>
+        <w:t xml:space="preserve"> </w:t>
+      </w:r>
+      <w:r>
+        <w:rPr>
+          <w:b/>
+          <w:bCs/>
+          <w:i/>
+          <w:iCs/>
+        </w:rPr>
+        <w:t xml:space="preserve">FAILED</w:t>
+      </w:r>
+      <w:r>
+        <w:rPr>
+          <w:i/>
+          <w:iCs/>
+        </w:rPr>
+        <w:t xml:space="preserve">. Source:</w:t>
+      </w:r>
+      <w:r>
+        <w:rPr>
+          <w:i/>
+          <w:iCs/>
+        </w:rPr>
+        <w:t xml:space="preserve"> </w:t>
+      </w:r>
+      <w:r>
+        <w:rPr>
+          <w:rStyle w:val="VerbatimChar"/>
+          <w:i/>
+          <w:iCs/>
+        </w:rPr>
+        <w:t xml:space="preserve">docs/diagrams/03-work-order-state-machine.mmd</w:t>
+      </w:r>
+      <w:r>
+        <w:rPr>
+          <w:i/>
+          <w:iCs/>
+        </w:rPr>
+        <w:t xml:space="preserve">.</w:t>
+      </w:r>
+    </w:p>
+    <w:bookmarkEnd w:id="36"/>
+    <w:bookmarkStart w:id="37" w:name="crash-uncertain-submit-recovery"/>
+    <w:p>
+      <w:pPr>
+        <w:pStyle w:val="Heading3"/>
+      </w:pPr>
+      <w:r>
+        <w:rPr>
+          <w:rStyle w:val="SectionNumber"/>
+        </w:rPr>
+        <w:t xml:space="preserve">1.6.2</w:t>
+      </w:r>
+      <w:r>
+        <w:tab/>
+      </w:r>
+      <w:r>
+        <w:t xml:space="preserve">4.2 Crash &amp; uncertain-submit recovery</w:t>
+      </w:r>
+    </w:p>
+    <w:p>
+      <w:pPr>
+        <w:pStyle w:val="FirstParagraph"/>
+      </w:pPr>
+      <w:r>
+        <w:t xml:space="preserve">When a submit times out (the Hygiene POST is non-idempotent — see</w:t>
+      </w:r>
+      <w:r>
+        <w:t xml:space="preserve"> </w:t>
+      </w:r>
+      <w:r>
+        <w:t xml:space="preserve">§10.4), the WO is left in</w:t>
+      </w:r>
+      <w:r>
+        <w:t xml:space="preserve"> </w:t>
+      </w:r>
+      <w:r>
+        <w:rPr>
+          <w:rStyle w:val="VerbatimChar"/>
+        </w:rPr>
+        <w:t xml:space="preserve">submitting</w:t>
+      </w:r>
+      <w:r>
+        <w:t xml:space="preserve"> </w:t>
+      </w:r>
+      <w:r>
+        <w:t xml:space="preserve">with no</w:t>
+      </w:r>
+      <w:r>
+        <w:t xml:space="preserve"> </w:t>
+      </w:r>
+      <w:r>
+        <w:rPr>
+          <w:rStyle w:val="VerbatimChar"/>
+        </w:rPr>
+        <w:t xml:space="preserve">adobe_workorder_id</w:t>
+      </w:r>
+      <w:r>
+        <w:t xml:space="preserve">.</w:t>
+      </w:r>
+      <w:r>
+        <w:t xml:space="preserve"> </w:t>
+      </w:r>
+      <w:r>
+        <w:t xml:space="preserve">The startup orphan-recovery routine</w:t>
+      </w:r>
+      <w:r>
+        <w:t xml:space="preserve"> </w:t>
+      </w:r>
+      <w:r>
+        <w:rPr>
+          <w:i/>
+          <w:iCs/>
+        </w:rPr>
+        <w:t xml:space="preserve">and</w:t>
+      </w:r>
+      <w:r>
+        <w:t xml:space="preserve"> </w:t>
+      </w:r>
+      <w:r>
+        <w:t xml:space="preserve">the operator-triggered</w:t>
+      </w:r>
+      <w:r>
+        <w:t xml:space="preserve"> </w:t>
+      </w:r>
+      <w:r>
+        <w:rPr>
+          <w:rStyle w:val="VerbatimChar"/>
+        </w:rPr>
+        <w:t xml:space="preserve">POST /api/jobs/:id/reconcile</w:t>
+      </w:r>
+      <w:r>
+        <w:t xml:space="preserve"> </w:t>
+      </w:r>
+      <w:r>
+        <w:t xml:space="preserve">route both look the WO up in Adobe by</w:t>
+      </w:r>
+      <w:r>
+        <w:t xml:space="preserve"> </w:t>
+      </w:r>
+      <w:r>
+        <w:t xml:space="preserve">its</w:t>
+      </w:r>
+      <w:r>
+        <w:t xml:space="preserve"> </w:t>
+      </w:r>
+      <w:r>
+        <w:rPr>
+          <w:rStyle w:val="VerbatimChar"/>
+        </w:rPr>
+        <w:t xml:space="preserve">displayName</w:t>
+      </w:r>
+      <w:r>
+        <w:t xml:space="preserve"> </w:t>
+      </w:r>
+      <w:r>
+        <w:t xml:space="preserve">prefix and apply one of four outcomes:</w:t>
+      </w:r>
+    </w:p>
+    <w:tbl>
+      <w:tblPr>
+        <w:tblStyle w:val="Table"/>
+        <w:tblW w:type="pct" w:w="5000"/>
+        <w:tblLayout w:type="fixed"/>
+        <w:tblLook w:firstRow="1" w:lastRow="0" w:firstColumn="0" w:lastColumn="0" w:noHBand="0" w:noVBand="0" w:val="0020"/>
+      </w:tblPr>
+      <w:tblGrid>
+        <w:gridCol w:w="3960"/>
+        <w:gridCol w:w="3960"/>
+      </w:tblGrid>
+      <w:tr>
+        <w:trPr>
+          <w:tblHeader w:val="on"/>
+        </w:trPr>
+        <w:tc>
+          <w:tcPr/>
+          <w:p>
+            <w:pPr>
+              <w:pStyle w:val="Compact"/>
+            </w:pPr>
+            <w:r>
+              <w:t xml:space="preserve">Outcome</w:t>
+            </w:r>
+          </w:p>
+        </w:tc>
+        <w:tc>
+          <w:tcPr/>
+          <w:p>
+            <w:pPr>
+              <w:pStyle w:val="Compact"/>
+            </w:pPr>
+            <w:r>
+              <w:t xml:space="preserve">Action</w:t>
+            </w:r>
+          </w:p>
+        </w:tc>
+      </w:tr>
+      <w:tr>
+        <w:tc>
+          <w:tcPr/>
+          <w:p>
+            <w:pPr>
+              <w:pStyle w:val="Compact"/>
+            </w:pPr>
+            <w:r>
+              <w:rPr>
+                <w:b/>
+                <w:bCs/>
+              </w:rPr>
+              <w:t xml:space="preserve">Match found</w:t>
+            </w:r>
+            <w:r>
+              <w:t xml:space="preserve"> </w:t>
+            </w:r>
+            <w:r>
+              <w:t xml:space="preserve">— Adobe has the WO under our</w:t>
+            </w:r>
+            <w:r>
+              <w:t xml:space="preserve"> </w:t>
+            </w:r>
+            <w:r>
+              <w:rPr>
+                <w:rStyle w:val="VerbatimChar"/>
+              </w:rPr>
+              <w:t xml:space="preserve">displayName</w:t>
+            </w:r>
+          </w:p>
+        </w:tc>
+        <w:tc>
+          <w:tcPr/>
+          <w:p>
+            <w:pPr>
+              <w:pStyle w:val="Compact"/>
+            </w:pPr>
+            <w:r>
+              <w:t xml:space="preserve">Record</w:t>
+            </w:r>
+            <w:r>
+              <w:t xml:space="preserve"> </w:t>
+            </w:r>
+            <w:r>
+              <w:rPr>
+                <w:rStyle w:val="VerbatimChar"/>
+              </w:rPr>
+              <w:t xml:space="preserve">adobe_workorder_id</w:t>
+            </w:r>
+            <w:r>
+              <w:t xml:space="preserve"> </w:t>
+            </w:r>
+            <w:r>
+              <w:t xml:space="preserve">→ flip to</w:t>
+            </w:r>
+            <w:r>
+              <w:t xml:space="preserve"> </w:t>
+            </w:r>
+            <w:r>
+              <w:rPr>
+                <w:rStyle w:val="VerbatimChar"/>
+              </w:rPr>
+              <w:t xml:space="preserve">submitted</w:t>
+            </w:r>
+            <w:r>
+              <w:t xml:space="preserve">. If the WO had previously been mis-marked</w:t>
+            </w:r>
+            <w:r>
+              <w:t xml:space="preserve"> </w:t>
+            </w:r>
+            <w:r>
+              <w:rPr>
+                <w:rStyle w:val="VerbatimChar"/>
+              </w:rPr>
+              <w:t xml:space="preserve">failed</w:t>
+            </w:r>
+            <w:r>
+              <w:t xml:space="preserve">, also re-reserve the quota that the old buggy catch-block released.</w:t>
+            </w:r>
+          </w:p>
+        </w:tc>
+      </w:tr>
+      <w:tr>
+        <w:tc>
+          <w:tcPr/>
+          <w:p>
+            <w:pPr>
+              <w:pStyle w:val="Compact"/>
+            </w:pPr>
+            <w:r>
+              <w:rPr>
+                <w:b/>
+                <w:bCs/>
+              </w:rPr>
+              <w:t xml:space="preserve">Confirmed absent</w:t>
+            </w:r>
+            <w:r>
+              <w:t xml:space="preserve"> </w:t>
+            </w:r>
+            <w:r>
+              <w:t xml:space="preserve">— Adobe returned 200, our</w:t>
+            </w:r>
+            <w:r>
+              <w:t xml:space="preserve"> </w:t>
+            </w:r>
+            <w:r>
+              <w:rPr>
+                <w:rStyle w:val="VerbatimChar"/>
+              </w:rPr>
+              <w:t xml:space="preserve">displayName</w:t>
+            </w:r>
+            <w:r>
+              <w:t xml:space="preserve"> </w:t>
+            </w:r>
+            <w:r>
+              <w:t xml:space="preserve">is not in the list</w:t>
+            </w:r>
+          </w:p>
+        </w:tc>
+        <w:tc>
+          <w:tcPr/>
+          <w:p>
+            <w:pPr>
+              <w:pStyle w:val="Compact"/>
+            </w:pPr>
+            <w:r>
+              <w:t xml:space="preserve">If status was</w:t>
+            </w:r>
+            <w:r>
+              <w:t xml:space="preserve"> </w:t>
+            </w:r>
+            <w:r>
+              <w:rPr>
+                <w:rStyle w:val="VerbatimChar"/>
+              </w:rPr>
+              <w:t xml:space="preserve">submitting</w:t>
+            </w:r>
+            <w:r>
+              <w:t xml:space="preserve">, roll back to</w:t>
+            </w:r>
+            <w:r>
+              <w:t xml:space="preserve"> </w:t>
+            </w:r>
+            <w:r>
+              <w:rPr>
+                <w:rStyle w:val="VerbatimChar"/>
+              </w:rPr>
+              <w:t xml:space="preserve">planned</w:t>
+            </w:r>
+            <w:r>
+              <w:t xml:space="preserve"> </w:t>
+            </w:r>
+            <w:r>
+              <w:t xml:space="preserve">and release quota (next submit retries cleanly). If status was</w:t>
+            </w:r>
+            <w:r>
+              <w:t xml:space="preserve"> </w:t>
+            </w:r>
+            <w:r>
+              <w:rPr>
+                <w:rStyle w:val="VerbatimChar"/>
+              </w:rPr>
+              <w:t xml:space="preserve">failed</w:t>
+            </w:r>
+            <w:r>
+              <w:t xml:space="preserve">, leave it as failed (confirmed).</w:t>
+            </w:r>
+          </w:p>
+        </w:tc>
+      </w:tr>
+      <w:tr>
+        <w:tc>
+          <w:tcPr/>
+          <w:p>
+            <w:pPr>
+              <w:pStyle w:val="Compact"/>
+            </w:pPr>
+            <w:r>
+              <w:rPr>
+                <w:b/>
+                <w:bCs/>
+              </w:rPr>
+              <w:t xml:space="preserve">Indeterminate</w:t>
+            </w:r>
+            <w:r>
+              <w:t xml:space="preserve"> </w:t>
+            </w:r>
+            <w:r>
+              <w:t xml:space="preserve">— Adobe rejected the lookup with 4xx</w:t>
+            </w:r>
+          </w:p>
+        </w:tc>
+        <w:tc>
+          <w:tcPr/>
+          <w:p>
+            <w:pPr>
+              <w:pStyle w:val="Compact"/>
+            </w:pPr>
+            <w:r>
+              <w:t xml:space="preserve">Leave the WO alone; the next reconcile attempt retries. Never roll back on ambiguity (would risk duplicate destructive submits if the original POST had actually been processed).</w:t>
+            </w:r>
+          </w:p>
+        </w:tc>
+      </w:tr>
+      <w:tr>
+        <w:tc>
+          <w:tcPr/>
+          <w:p>
+            <w:pPr>
+              <w:pStyle w:val="Compact"/>
+            </w:pPr>
+            <w:r>
+              <w:rPr>
+                <w:b/>
+                <w:bCs/>
+              </w:rPr>
+              <w:t xml:space="preserve">Transient lookup error</w:t>
+            </w:r>
+            <w:r>
+              <w:t xml:space="preserve"> </w:t>
+            </w:r>
+            <w:r>
+              <w:t xml:space="preserve">— network failure during reconcile</w:t>
+            </w:r>
+          </w:p>
+        </w:tc>
+        <w:tc>
+          <w:tcPr/>
+          <w:p>
+            <w:pPr>
+              <w:pStyle w:val="Compact"/>
+            </w:pPr>
+            <w:r>
+              <w:t xml:space="preserve">Leave the WO alone; retry on next boot or next manual reconcile click.</w:t>
+            </w:r>
+          </w:p>
+        </w:tc>
+      </w:tr>
+    </w:tbl>
     <w:p>
       <w:pPr>
         <w:pStyle w:val="BodyText"/>
       </w:pPr>
       <w:r>
-        <w:t xml:space="preserve">When the process crashes between quota reservation and Adobe’s POST</w:t>
-      </w:r>
-      <w:r>
-        <w:t xml:space="preserve"> </w:t>
-      </w:r>
-      <w:r>
-        <w:t xml:space="preserve">acknowledgment, work orders are left as orphans (</w:t>
-      </w:r>
-      <w:r>
-        <w:rPr>
-          <w:rStyle w:val="VerbatimChar"/>
-        </w:rPr>
-        <w:t xml:space="preserve">status='submitting'</w:t>
-      </w:r>
-      <w:r>
-        <w:t xml:space="preserve"> </w:t>
-      </w:r>
-      <w:r>
-        <w:t xml:space="preserve">with</w:t>
-      </w:r>
-      <w:r>
-        <w:t xml:space="preserve"> </w:t>
-      </w:r>
-      <w:r>
-        <w:rPr>
-          <w:rStyle w:val="VerbatimChar"/>
-        </w:rPr>
-        <w:t xml:space="preserve">adobe_workorder_id IS NULL</w:t>
-      </w:r>
-      <w:r>
-        <w:t xml:space="preserve">). On next startup, recovery looks each</w:t>
-      </w:r>
-      <w:r>
-        <w:t xml:space="preserve"> </w:t>
-      </w:r>
-      <w:r>
-        <w:t xml:space="preserve">one up in Adobe by</w:t>
-      </w:r>
-      <w:r>
-        <w:t xml:space="preserve"> </w:t>
-      </w:r>
-      <w:r>
-        <w:rPr>
-          <w:rStyle w:val="VerbatimChar"/>
-        </w:rPr>
-        <w:t xml:space="preserve">displayName</w:t>
-      </w:r>
-      <w:r>
-        <w:t xml:space="preserve"> </w:t>
-      </w:r>
-      <w:r>
-        <w:t xml:space="preserve">prefix and applies the appropriate</w:t>
-      </w:r>
-      <w:r>
-        <w:t xml:space="preserve"> </w:t>
-      </w:r>
-      <w:r>
-        <w:t xml:space="preserve">resolution:</w:t>
-      </w:r>
-    </w:p>
-    <w:p>
-      <w:pPr>
-        <w:pStyle w:val="SourceCode"/>
-      </w:pPr>
-      <w:r>
-        <w:rPr>
-          <w:rStyle w:val="VerbatimChar"/>
-        </w:rPr>
-        <w:t xml:space="preserve"> ┌─ Match found in Adobe (displayName-prefix list lookup returns the WO)</w:t>
-      </w:r>
-      <w:r>
-        <w:br/>
-      </w:r>
-      <w:r>
-        <w:rPr>
-          <w:rStyle w:val="VerbatimChar"/>
-        </w:rPr>
-        <w:t xml:space="preserve"> │     → record adobe_workorder_id; status → SUBMITTED  (monitor takes over)</w:t>
-      </w:r>
-      <w:r>
-        <w:br/>
-      </w:r>
-      <w:r>
-        <w:rPr>
-          <w:rStyle w:val="VerbatimChar"/>
-        </w:rPr>
-        <w:t xml:space="preserve"> │</w:t>
-      </w:r>
-      <w:r>
-        <w:br/>
-      </w:r>
-      <w:r>
-        <w:rPr>
-          <w:rStyle w:val="VerbatimChar"/>
-        </w:rPr>
-        <w:t xml:space="preserve"> ├─ Confirmed absent (Adobe returned 200 OK, our prefix not in the list)</w:t>
-      </w:r>
-      <w:r>
-        <w:br/>
-      </w:r>
-      <w:r>
-        <w:rPr>
-          <w:rStyle w:val="VerbatimChar"/>
-        </w:rPr>
-        <w:t xml:space="preserve"> │     → release quota; status → PLANNED  (next submit run retries safely)</w:t>
-      </w:r>
-      <w:r>
-        <w:br/>
-      </w:r>
-      <w:r>
-        <w:rPr>
-          <w:rStyle w:val="VerbatimChar"/>
-        </w:rPr>
-        <w:t xml:space="preserve"> │</w:t>
-      </w:r>
-      <w:r>
-        <w:br/>
-      </w:r>
-      <w:r>
-        <w:rPr>
-          <w:rStyle w:val="VerbatimChar"/>
-        </w:rPr>
-        <w:t xml:space="preserve"> └─ Lookup indeterminate (Adobe returned 4xx / 5xx / network error)</w:t>
-      </w:r>
-      <w:r>
-        <w:br/>
-      </w:r>
-      <w:r>
-        <w:rPr>
-          <w:rStyle w:val="VerbatimChar"/>
-        </w:rPr>
-        <w:t xml:space="preserve">       → leave as SUBMITTING; retry reconciliation on the NEXT boot</w:t>
-      </w:r>
-      <w:r>
-        <w:br/>
-      </w:r>
-      <w:r>
-        <w:rPr>
-          <w:rStyle w:val="VerbatimChar"/>
-        </w:rPr>
-        <w:t xml:space="preserve">         Never roll back when the answer is ambiguous, because rolling</w:t>
-      </w:r>
-      <w:r>
-        <w:br/>
-      </w:r>
-      <w:r>
-        <w:rPr>
-          <w:rStyle w:val="VerbatimChar"/>
-        </w:rPr>
-        <w:t xml:space="preserve">         back could create a duplicate Adobe work order if the original</w:t>
-      </w:r>
-      <w:r>
-        <w:br/>
-      </w:r>
-      <w:r>
-        <w:rPr>
-          <w:rStyle w:val="VerbatimChar"/>
-        </w:rPr>
-        <w:t xml:space="preserve">         POST had actually been processed.</w:t>
-      </w:r>
-    </w:p>
-    <w:bookmarkEnd w:id="23"/>
-    <w:bookmarkStart w:id="24" w:name="status-reference"/>
+        <w:t xml:space="preserve">The UI shows a yellow banner on the Submit tab whenever any WO is in</w:t>
+      </w:r>
+      <w:r>
+        <w:t xml:space="preserve"> </w:t>
+      </w:r>
+      <w:r>
+        <w:rPr>
+          <w:rStyle w:val="VerbatimChar"/>
+        </w:rPr>
+        <w:t xml:space="preserve">submitting</w:t>
+      </w:r>
+      <w:r>
+        <w:t xml:space="preserve">/</w:t>
+      </w:r>
+      <w:r>
+        <w:rPr>
+          <w:rStyle w:val="VerbatimChar"/>
+        </w:rPr>
+        <w:t xml:space="preserve">failed</w:t>
+      </w:r>
+      <w:r>
+        <w:t xml:space="preserve"> </w:t>
+      </w:r>
+      <w:r>
+        <w:t xml:space="preserve">without an</w:t>
+      </w:r>
+      <w:r>
+        <w:t xml:space="preserve"> </w:t>
+      </w:r>
+      <w:r>
+        <w:rPr>
+          <w:rStyle w:val="VerbatimChar"/>
+        </w:rPr>
+        <w:t xml:space="preserve">adobe_workorder_id</w:t>
+      </w:r>
+      <w:r>
+        <w:t xml:space="preserve">, with a</w:t>
+      </w:r>
+      <w:r>
+        <w:t xml:space="preserve"> </w:t>
+      </w:r>
+      <w:r>
+        <w:rPr>
+          <w:b/>
+          <w:bCs/>
+        </w:rPr>
+        <w:t xml:space="preserve">↻ Reconcile</w:t>
+      </w:r>
+      <w:r>
+        <w:t xml:space="preserve"> </w:t>
+      </w:r>
+      <w:r>
+        <w:t xml:space="preserve">button that fires</w:t>
+      </w:r>
+      <w:r>
+        <w:t xml:space="preserve"> </w:t>
+      </w:r>
+      <w:r>
+        <w:rPr>
+          <w:rStyle w:val="VerbatimChar"/>
+        </w:rPr>
+        <w:t xml:space="preserve">POST /api/jobs/:id/reconcile</w:t>
+      </w:r>
+      <w:r>
+        <w:t xml:space="preserve">. No</w:t>
+      </w:r>
+      <w:r>
+        <w:t xml:space="preserve"> </w:t>
+      </w:r>
+      <w:r>
+        <w:t xml:space="preserve">restart required.</w:t>
+      </w:r>
+    </w:p>
+    <w:bookmarkEnd w:id="37"/>
+    <w:bookmarkStart w:id="38" w:name="status-reference"/>
     <w:p>
       <w:pPr>
         <w:pStyle w:val="Heading3"/>
@@ -5307,13 +6045,13 @@
         <w:rPr>
           <w:rStyle w:val="SectionNumber"/>
         </w:rPr>
-        <w:t xml:space="preserve">1.6.2</w:t>
+        <w:t xml:space="preserve">1.6.3</w:t>
       </w:r>
       <w:r>
         <w:tab/>
       </w:r>
       <w:r>
-        <w:t xml:space="preserve">4.2 Status Reference</w:t>
+        <w:t xml:space="preserve">4.3 Status Reference</w:t>
       </w:r>
     </w:p>
     <w:tbl>
@@ -5470,7 +6208,7 @@
               <w:pStyle w:val="Compact"/>
             </w:pPr>
             <w:r>
-              <w:t xml:space="preserve">Quota exhausted for today; will retry after UTC midnight</w:t>
+              <w:t xml:space="preserve">Quota exhausted for today / this month; will retry after UTC rollover</w:t>
             </w:r>
           </w:p>
         </w:tc>
@@ -5508,18 +6246,27 @@
               <w:pStyle w:val="Compact"/>
             </w:pPr>
             <w:r>
-              <w:t xml:space="preserve">POST to Adobe in-flight (crash window)</w:t>
-            </w:r>
-          </w:p>
-        </w:tc>
-        <w:tc>
-          <w:tcPr/>
-          <w:p>
-            <w:pPr>
-              <w:pStyle w:val="Compact"/>
-            </w:pPr>
-            <w:r>
-              <w:t xml:space="preserve">Recovery reconciles</w:t>
+              <w:t xml:space="preserve">Two meanings: (a) POST to Adobe in flight, (b) UNCERTAIN — POST timed out / network reset / 5xx; Adobe may have processed it, quota still reserved</w:t>
+            </w:r>
+          </w:p>
+        </w:tc>
+        <w:tc>
+          <w:tcPr/>
+          <w:p>
+            <w:pPr>
+              <w:pStyle w:val="Compact"/>
+            </w:pPr>
+            <w:r>
+              <w:t xml:space="preserve">Recovery / reconcile by</w:t>
+            </w:r>
+            <w:r>
+              <w:t xml:space="preserve"> </w:t>
+            </w:r>
+            <w:r>
+              <w:rPr>
+                <w:rStyle w:val="VerbatimChar"/>
+              </w:rPr>
+              <w:t xml:space="preserve">displayName</w:t>
             </w:r>
           </w:p>
         </w:tc>
@@ -5546,7 +6293,7 @@
               <w:pStyle w:val="Compact"/>
             </w:pPr>
             <w:r>
-              <w:t xml:space="preserve">Adobe has acknowledged; monitoring in progress</w:t>
+              <w:t xml:space="preserve">Adobe ACK’d with a work-order ID; monitoring in progress</w:t>
             </w:r>
           </w:p>
         </w:tc>
@@ -5622,23 +6369,349 @@
               <w:pStyle w:val="Compact"/>
             </w:pPr>
             <w:r>
-              <w:t xml:space="preserve">Adobe returned error or POST failed (terminal)</w:t>
-            </w:r>
-          </w:p>
-        </w:tc>
-        <w:tc>
-          <w:tcPr/>
-          <w:p>
-            <w:pPr>
-              <w:pStyle w:val="Compact"/>
-            </w:pPr>
-            <w:r>
-              <w:t xml:space="preserve">Review error message</w:t>
+              <w:t xml:space="preserve">Adobe returned 4xx (definitive rejection) and quota was released (terminal)</w:t>
+            </w:r>
+          </w:p>
+        </w:tc>
+        <w:tc>
+          <w:tcPr/>
+          <w:p>
+            <w:pPr>
+              <w:pStyle w:val="Compact"/>
+            </w:pPr>
+            <w:r>
+              <w:t xml:space="preserve">Review error message; optionally reconcile if you suspect Adobe processed it anyway</w:t>
             </w:r>
           </w:p>
         </w:tc>
       </w:tr>
     </w:tbl>
+    <w:bookmarkEnd w:id="38"/>
+    <w:bookmarkStart w:id="42" w:name="submit-reconcile-flow"/>
+    <w:p>
+      <w:pPr>
+        <w:pStyle w:val="Heading3"/>
+      </w:pPr>
+      <w:r>
+        <w:rPr>
+          <w:rStyle w:val="SectionNumber"/>
+        </w:rPr>
+        <w:t xml:space="preserve">1.6.4</w:t>
+      </w:r>
+      <w:r>
+        <w:tab/>
+      </w:r>
+      <w:r>
+        <w:t xml:space="preserve">4.4 Submit → reconcile flow</w:t>
+      </w:r>
+    </w:p>
+    <w:p>
+      <w:pPr>
+        <w:pStyle w:val="FirstParagraph"/>
+      </w:pPr>
+      <w:r>
+        <w:t xml:space="preserve">End-to-end view of a single submit, including how an uncertain failure</w:t>
+      </w:r>
+      <w:r>
+        <w:t xml:space="preserve"> </w:t>
+      </w:r>
+      <w:r>
+        <w:t xml:space="preserve">gets resolved either by startup recovery or by the operator-triggered</w:t>
+      </w:r>
+      <w:r>
+        <w:t xml:space="preserve"> </w:t>
+      </w:r>
+      <w:r>
+        <w:t xml:space="preserve">reconcile button — without losing data or double-spending Adobe quota.</w:t>
+      </w:r>
+    </w:p>
+    <w:p>
+      <w:pPr>
+        <w:pStyle w:val="CaptionedFigure"/>
+      </w:pPr>
+      <w:r>
+        <w:drawing>
+          <wp:inline>
+            <wp:extent cx="5334000" cy="7801970"/>
+            <wp:effectExtent b="0" l="0" r="0" t="0"/>
+            <wp:docPr descr="Submit and reconcile flow" title="" id="40" name="Picture"/>
+            <a:graphic>
+              <a:graphicData uri="http://schemas.openxmlformats.org/drawingml/2006/picture">
+                <pic:pic>
+                  <pic:nvPicPr>
+                    <pic:cNvPr descr="diagrams/08-submit-reconcile-flow.png" id="41" name="Picture"/>
+                    <pic:cNvPicPr>
+                      <a:picLocks noChangeArrowheads="1" noChangeAspect="1"/>
+                    </pic:cNvPicPr>
+                  </pic:nvPicPr>
+                  <pic:blipFill>
+                    <a:blip r:embed="rId39"/>
+                    <a:stretch>
+                      <a:fillRect/>
+                    </a:stretch>
+                  </pic:blipFill>
+                  <pic:spPr bwMode="auto">
+                    <a:xfrm>
+                      <a:off x="0" y="0"/>
+                      <a:ext cx="5334000" cy="7801970"/>
+                    </a:xfrm>
+                    <a:prstGeom prst="rect">
+                      <a:avLst/>
+                    </a:prstGeom>
+                    <a:noFill/>
+                    <a:ln w="9525">
+                      <a:noFill/>
+                      <a:headEnd/>
+                      <a:tailEnd/>
+                    </a:ln>
+                  </pic:spPr>
+                </pic:pic>
+              </a:graphicData>
+            </a:graphic>
+          </wp:inline>
+        </w:drawing>
+      </w:r>
+    </w:p>
+    <w:p>
+      <w:pPr>
+        <w:pStyle w:val="ImageCaption"/>
+      </w:pPr>
+      <w:r>
+        <w:t xml:space="preserve">Submit and reconcile flow</w:t>
+      </w:r>
+    </w:p>
+    <w:p>
+      <w:pPr>
+        <w:pStyle w:val="BodyText"/>
+      </w:pPr>
+      <w:r>
+        <w:rPr>
+          <w:i/>
+          <w:iCs/>
+        </w:rPr>
+        <w:t xml:space="preserve">Quota reserve gates the POST; the four post-POST outcomes</w:t>
+      </w:r>
+      <w:r>
+        <w:rPr>
+          <w:i/>
+          <w:iCs/>
+        </w:rPr>
+        <w:t xml:space="preserve"> </w:t>
+      </w:r>
+      <w:r>
+        <w:rPr>
+          <w:i/>
+          <w:iCs/>
+        </w:rPr>
+        <w:t xml:space="preserve">(</w:t>
+      </w:r>
+      <w:r>
+        <w:rPr>
+          <w:b/>
+          <w:bCs/>
+          <w:i/>
+          <w:iCs/>
+        </w:rPr>
+        <w:t xml:space="preserve">SUBMITTED</w:t>
+      </w:r>
+      <w:r>
+        <w:rPr>
+          <w:i/>
+          <w:iCs/>
+        </w:rPr>
+        <w:t xml:space="preserve"> </w:t>
+      </w:r>
+      <w:r>
+        <w:rPr>
+          <w:i/>
+          <w:iCs/>
+        </w:rPr>
+        <w:t xml:space="preserve">/</w:t>
+      </w:r>
+      <w:r>
+        <w:rPr>
+          <w:i/>
+          <w:iCs/>
+        </w:rPr>
+        <w:t xml:space="preserve"> </w:t>
+      </w:r>
+      <w:r>
+        <w:rPr>
+          <w:b/>
+          <w:bCs/>
+          <w:i/>
+          <w:iCs/>
+        </w:rPr>
+        <w:t xml:space="preserve">DEFERRED</w:t>
+      </w:r>
+      <w:r>
+        <w:rPr>
+          <w:i/>
+          <w:iCs/>
+        </w:rPr>
+        <w:t xml:space="preserve"> </w:t>
+      </w:r>
+      <w:r>
+        <w:rPr>
+          <w:i/>
+          <w:iCs/>
+        </w:rPr>
+        <w:t xml:space="preserve">/</w:t>
+      </w:r>
+      <w:r>
+        <w:rPr>
+          <w:i/>
+          <w:iCs/>
+        </w:rPr>
+        <w:t xml:space="preserve"> </w:t>
+      </w:r>
+      <w:r>
+        <w:rPr>
+          <w:b/>
+          <w:bCs/>
+          <w:i/>
+          <w:iCs/>
+        </w:rPr>
+        <w:t xml:space="preserve">FAILED</w:t>
+      </w:r>
+      <w:r>
+        <w:rPr>
+          <w:i/>
+          <w:iCs/>
+        </w:rPr>
+        <w:t xml:space="preserve"> </w:t>
+      </w:r>
+      <w:r>
+        <w:rPr>
+          <w:i/>
+          <w:iCs/>
+        </w:rPr>
+        <w:t xml:space="preserve">/</w:t>
+      </w:r>
+      <w:r>
+        <w:rPr>
+          <w:i/>
+          <w:iCs/>
+        </w:rPr>
+        <w:t xml:space="preserve"> </w:t>
+      </w:r>
+      <w:r>
+        <w:rPr>
+          <w:b/>
+          <w:bCs/>
+          <w:i/>
+          <w:iCs/>
+        </w:rPr>
+        <w:t xml:space="preserve">SUBMITTING-uncertain</w:t>
+      </w:r>
+      <w:r>
+        <w:rPr>
+          <w:i/>
+          <w:iCs/>
+        </w:rPr>
+        <w:t xml:space="preserve">)</w:t>
+      </w:r>
+      <w:r>
+        <w:rPr>
+          <w:i/>
+          <w:iCs/>
+        </w:rPr>
+        <w:t xml:space="preserve"> </w:t>
+      </w:r>
+      <w:r>
+        <w:rPr>
+          <w:i/>
+          <w:iCs/>
+        </w:rPr>
+        <w:t xml:space="preserve">each have a precise recovery path. SUBMITTING-uncertain WOs come back</w:t>
+      </w:r>
+      <w:r>
+        <w:rPr>
+          <w:i/>
+          <w:iCs/>
+        </w:rPr>
+        <w:t xml:space="preserve"> </w:t>
+      </w:r>
+      <w:r>
+        <w:rPr>
+          <w:i/>
+          <w:iCs/>
+        </w:rPr>
+        <w:t xml:space="preserve">to life via the orphan-recovery path (boot-time or</w:t>
+      </w:r>
+      <w:r>
+        <w:rPr>
+          <w:i/>
+          <w:iCs/>
+        </w:rPr>
+        <w:t xml:space="preserve"> </w:t>
+      </w:r>
+      <w:r>
+        <w:rPr>
+          <w:rStyle w:val="VerbatimChar"/>
+          <w:i/>
+          <w:iCs/>
+        </w:rPr>
+        <w:t xml:space="preserve">POST /api/jobs/:id/reconcile</w:t>
+      </w:r>
+      <w:r>
+        <w:rPr>
+          <w:i/>
+          <w:iCs/>
+        </w:rPr>
+        <w:t xml:space="preserve">); previously-FAILED WOs can also be</w:t>
+      </w:r>
+      <w:r>
+        <w:rPr>
+          <w:i/>
+          <w:iCs/>
+        </w:rPr>
+        <w:t xml:space="preserve"> </w:t>
+      </w:r>
+      <w:r>
+        <w:rPr>
+          <w:i/>
+          <w:iCs/>
+        </w:rPr>
+        <w:t xml:space="preserve">reconciled if found in Adobe (re-reserves the quota the old buggy</w:t>
+      </w:r>
+      <w:r>
+        <w:rPr>
+          <w:i/>
+          <w:iCs/>
+        </w:rPr>
+        <w:t xml:space="preserve"> </w:t>
+      </w:r>
+      <w:r>
+        <w:rPr>
+          <w:i/>
+          <w:iCs/>
+        </w:rPr>
+        <w:t xml:space="preserve">catch released). Source:</w:t>
+      </w:r>
+      <w:r>
+        <w:rPr>
+          <w:i/>
+          <w:iCs/>
+        </w:rPr>
+        <w:t xml:space="preserve"> </w:t>
+      </w:r>
+      <w:r>
+        <w:rPr>
+          <w:rStyle w:val="VerbatimChar"/>
+          <w:i/>
+          <w:iCs/>
+        </w:rPr>
+        <w:t xml:space="preserve">docs/diagrams/08-submit-reconcile-flow.mmd</w:t>
+      </w:r>
+      <w:r>
+        <w:rPr>
+          <w:i/>
+          <w:iCs/>
+        </w:rPr>
+        <w:t xml:space="preserve">.</w:t>
+      </w:r>
+    </w:p>
     <w:p>
       <w:r>
         <w:pict>
@@ -5646,9 +6719,9 @@
         </w:pict>
       </w:r>
     </w:p>
-    <w:bookmarkEnd w:id="24"/>
-    <w:bookmarkEnd w:id="25"/>
-    <w:bookmarkStart w:id="29" w:name="multi-month-quota-planning"/>
+    <w:bookmarkEnd w:id="42"/>
+    <w:bookmarkEnd w:id="43"/>
+    <w:bookmarkStart w:id="50" w:name="multi-month-quota-planning"/>
     <w:p>
       <w:pPr>
         <w:pStyle w:val="Heading2"/>
@@ -5666,7 +6739,7 @@
         <w:t xml:space="preserve">5. Multi-Month Quota Planning</w:t>
       </w:r>
     </w:p>
-    <w:bookmarkStart w:id="26" w:name="why-multi-month-planning-exists"/>
+    <w:bookmarkStart w:id="44" w:name="why-multi-month-planning-exists"/>
     <w:p>
       <w:pPr>
         <w:pStyle w:val="Heading3"/>
@@ -5697,7 +6770,7 @@
         <w:pStyle w:val="Compact"/>
         <w:numPr>
           <w:ilvl w:val="0"/>
-          <w:numId w:val="1004"/>
+          <w:numId w:val="1006"/>
         </w:numPr>
       </w:pPr>
       <w:r>
@@ -5716,7 +6789,7 @@
         <w:pStyle w:val="Compact"/>
         <w:numPr>
           <w:ilvl w:val="0"/>
-          <w:numId w:val="1004"/>
+          <w:numId w:val="1006"/>
         </w:numPr>
       </w:pPr>
       <w:r>
@@ -5771,8 +6844,8 @@
         <w:t xml:space="preserve">see the full timeline before any work is submitted.</w:t>
       </w:r>
     </w:p>
-    <w:bookmarkEnd w:id="26"/>
-    <w:bookmarkStart w:id="27" w:name="planning-diagram"/>
+    <w:bookmarkEnd w:id="44"/>
+    <w:bookmarkStart w:id="48" w:name="planning-diagram"/>
     <w:p>
       <w:pPr>
         <w:pStyle w:val="Heading3"/>
@@ -5792,312 +6865,453 @@
     </w:p>
     <w:p>
       <w:pPr>
-        <w:pStyle w:val="SourceCode"/>
-      </w:pPr>
-      <w:r>
-        <w:rPr>
-          <w:rStyle w:val="VerbatimChar"/>
-        </w:rPr>
-        <w:t xml:space="preserve">  INPUT:  2,500,000 expanded identifiers</w:t>
-      </w:r>
-      <w:r>
-        <w:br/>
-      </w:r>
-      <w:r>
-        <w:rPr>
-          <w:rStyle w:val="VerbatimChar"/>
-        </w:rPr>
-        <w:t xml:space="preserve">  QUOTA:  Daily cap = 1,000,000  ·  Monthly cap = 3,000,000</w:t>
-      </w:r>
-      <w:r>
-        <w:br/>
-      </w:r>
-      <w:r>
-        <w:br/>
-      </w:r>
-      <w:r>
-        <w:rPr>
-          <w:rStyle w:val="VerbatimChar"/>
-        </w:rPr>
-        <w:t xml:space="preserve">  ┌─────────────────────────────────────────────────────────────────────┐</w:t>
-      </w:r>
-      <w:r>
-        <w:br/>
-      </w:r>
-      <w:r>
-        <w:rPr>
-          <w:rStyle w:val="VerbatimChar"/>
-        </w:rPr>
-        <w:t xml:space="preserve">  │  MONTH 1  (ships immediately on first Submit click)                 │</w:t>
-      </w:r>
-      <w:r>
-        <w:br/>
-      </w:r>
-      <w:r>
-        <w:rPr>
-          <w:rStyle w:val="VerbatimChar"/>
-        </w:rPr>
-        <w:t xml:space="preserve">  │                                                                     │</w:t>
-      </w:r>
-      <w:r>
-        <w:br/>
-      </w:r>
-      <w:r>
-        <w:rPr>
-          <w:rStyle w:val="VerbatimChar"/>
-        </w:rPr>
-        <w:t xml:space="preserve">  │  Running              Identifiers          Work Orders              │</w:t>
-      </w:r>
-      <w:r>
-        <w:br/>
-      </w:r>
-      <w:r>
-        <w:rPr>
-          <w:rStyle w:val="VerbatimChar"/>
-        </w:rPr>
-        <w:t xml:space="preserve">  │  daily total          in bucket            created                  │</w:t>
-      </w:r>
-      <w:r>
-        <w:br/>
-      </w:r>
-      <w:r>
-        <w:rPr>
-          <w:rStyle w:val="VerbatimChar"/>
-        </w:rPr>
-        <w:t xml:space="preserve">  │  ──────────           ──────────           ──────────               │</w:t>
-      </w:r>
-      <w:r>
-        <w:br/>
-      </w:r>
-      <w:r>
-        <w:rPr>
-          <w:rStyle w:val="VerbatimChar"/>
-        </w:rPr>
-        <w:t xml:space="preserve">  │  Day 1   1,000,000   ████████████████████  10 × 100k WOs           │</w:t>
-      </w:r>
-      <w:r>
-        <w:br/>
-      </w:r>
-      <w:r>
-        <w:rPr>
-          <w:rStyle w:val="VerbatimChar"/>
-        </w:rPr>
-        <w:t xml:space="preserve">  │  Day 2   1,000,000   ████████████████████  10 × 100k WOs           │</w:t>
-      </w:r>
-      <w:r>
-        <w:br/>
-      </w:r>
-      <w:r>
-        <w:rPr>
-          <w:rStyle w:val="VerbatimChar"/>
-        </w:rPr>
-        <w:t xml:space="preserve">  │  Day 3     500,000   ██████████             5 × 100k WOs           │</w:t>
-      </w:r>
-      <w:r>
-        <w:br/>
-      </w:r>
-      <w:r>
-        <w:rPr>
-          <w:rStyle w:val="VerbatimChar"/>
-        </w:rPr>
-        <w:t xml:space="preserve">  │            ───────                                                  │</w:t>
-      </w:r>
-      <w:r>
-        <w:br/>
-      </w:r>
-      <w:r>
-        <w:rPr>
-          <w:rStyle w:val="VerbatimChar"/>
-        </w:rPr>
-        <w:t xml:space="preserve">  │  Month 1 total: 2,500,000  ✓ Within monthly cap (3,000,000)        │</w:t>
-      </w:r>
-      <w:r>
-        <w:br/>
-      </w:r>
-      <w:r>
-        <w:rPr>
-          <w:rStyle w:val="VerbatimChar"/>
-        </w:rPr>
-        <w:t xml:space="preserve">  │  Remaining: 500,000 carry to Month 2                                │</w:t>
-      </w:r>
-      <w:r>
-        <w:br/>
-      </w:r>
-      <w:r>
-        <w:rPr>
-          <w:rStyle w:val="VerbatimChar"/>
-        </w:rPr>
-        <w:t xml:space="preserve">  └─────────────────────────────────────────────────────────────────────┘</w:t>
-      </w:r>
-      <w:r>
-        <w:br/>
-      </w:r>
-      <w:r>
-        <w:br/>
-      </w:r>
-      <w:r>
-        <w:rPr>
-          <w:rStyle w:val="VerbatimChar"/>
-        </w:rPr>
-        <w:t xml:space="preserve">  ─── Operator reviews Month 2 plan ─── Clicks "Approve Month 2" ─────►</w:t>
-      </w:r>
-      <w:r>
-        <w:br/>
-      </w:r>
-      <w:r>
-        <w:br/>
-      </w:r>
-      <w:r>
-        <w:rPr>
-          <w:rStyle w:val="VerbatimChar"/>
-        </w:rPr>
-        <w:t xml:space="preserve">  ┌─────────────────────────────────────────────────────────────────────┐</w:t>
-      </w:r>
-      <w:r>
-        <w:br/>
-      </w:r>
-      <w:r>
-        <w:rPr>
-          <w:rStyle w:val="VerbatimChar"/>
-        </w:rPr>
-        <w:t xml:space="preserve">  │  MONTH 2  (status: awaiting_approval → planned after approval)      │</w:t>
-      </w:r>
-      <w:r>
-        <w:br/>
-      </w:r>
-      <w:r>
-        <w:rPr>
-          <w:rStyle w:val="VerbatimChar"/>
-        </w:rPr>
-        <w:t xml:space="preserve">  │                                                                     │</w:t>
-      </w:r>
-      <w:r>
-        <w:br/>
-      </w:r>
-      <w:r>
-        <w:rPr>
-          <w:rStyle w:val="VerbatimChar"/>
-        </w:rPr>
-        <w:t xml:space="preserve">  │  Day 1     500,000   ██████████             5 × 100k WOs           │</w:t>
-      </w:r>
-      <w:r>
-        <w:br/>
-      </w:r>
-      <w:r>
-        <w:rPr>
-          <w:rStyle w:val="VerbatimChar"/>
-        </w:rPr>
-        <w:t xml:space="preserve">  │            ───────                                                  │</w:t>
-      </w:r>
-      <w:r>
-        <w:br/>
-      </w:r>
-      <w:r>
-        <w:rPr>
-          <w:rStyle w:val="VerbatimChar"/>
-        </w:rPr>
-        <w:t xml:space="preserve">  │  Month 2 total: 500,000  ✓ Within monthly cap                       │</w:t>
-      </w:r>
-      <w:r>
-        <w:br/>
-      </w:r>
-      <w:r>
-        <w:rPr>
-          <w:rStyle w:val="VerbatimChar"/>
-        </w:rPr>
-        <w:t xml:space="preserve">  └─────────────────────────────────────────────────────────────────────┘</w:t>
-      </w:r>
-      <w:r>
-        <w:br/>
-      </w:r>
-      <w:r>
-        <w:br/>
-      </w:r>
-      <w:r>
-        <w:rPr>
-          <w:rStyle w:val="VerbatimChar"/>
-        </w:rPr>
-        <w:t xml:space="preserve">  TOTAL JOB: 2,500,000 identifiers across 2 months, 4 days, 25 WOs</w:t>
-      </w:r>
-    </w:p>
-    <w:bookmarkEnd w:id="27"/>
-    <w:bookmarkStart w:id="28" w:name="live-quota-redistribution"/>
-    <w:p>
-      <w:pPr>
-        <w:pStyle w:val="Heading3"/>
-      </w:pPr>
-      <w:r>
-        <w:rPr>
-          <w:rStyle w:val="SectionNumber"/>
-        </w:rPr>
-        <w:t xml:space="preserve">1.7.3</w:t>
-      </w:r>
-      <w:r>
-        <w:tab/>
-      </w:r>
-      <w:r>
-        <w:t xml:space="preserve">5.3 Live Quota Redistribution</w:t>
-      </w:r>
-    </w:p>
-    <w:p>
-      <w:pPr>
         <w:pStyle w:val="FirstParagraph"/>
       </w:pPr>
       <w:r>
-        <w:t xml:space="preserve">Before</w:t>
-      </w:r>
-      <w:r>
+        <w:t xml:space="preserve">For a job of 2,500,000 expanded identifiers against the typical Adobe</w:t>
+      </w:r>
+      <w:r>
+        <w:t xml:space="preserve"> </w:t>
+      </w:r>
+      <w:r>
+        <w:t xml:space="preserve">caps (1,000,000/day, 3,000,000/month), the planner produces:</w:t>
+      </w:r>
+    </w:p>
+    <w:p>
+      <w:pPr>
+        <w:pStyle w:val="CaptionedFigure"/>
+      </w:pPr>
+      <w:r>
+        <w:drawing>
+          <wp:inline>
+            <wp:extent cx="5334000" cy="13043723"/>
+            <wp:effectExtent b="0" l="0" r="0" t="0"/>
+            <wp:docPr descr="Multi-month planning" title="" id="46" name="Picture"/>
+            <a:graphic>
+              <a:graphicData uri="http://schemas.openxmlformats.org/drawingml/2006/picture">
+                <pic:pic>
+                  <pic:nvPicPr>
+                    <pic:cNvPr descr="diagrams/04-multi-month-planning.png" id="47" name="Picture"/>
+                    <pic:cNvPicPr>
+                      <a:picLocks noChangeArrowheads="1" noChangeAspect="1"/>
+                    </pic:cNvPicPr>
+                  </pic:nvPicPr>
+                  <pic:blipFill>
+                    <a:blip r:embed="rId45"/>
+                    <a:stretch>
+                      <a:fillRect/>
+                    </a:stretch>
+                  </pic:blipFill>
+                  <pic:spPr bwMode="auto">
+                    <a:xfrm>
+                      <a:off x="0" y="0"/>
+                      <a:ext cx="5334000" cy="13043723"/>
+                    </a:xfrm>
+                    <a:prstGeom prst="rect">
+                      <a:avLst/>
+                    </a:prstGeom>
+                    <a:noFill/>
+                    <a:ln w="9525">
+                      <a:noFill/>
+                      <a:headEnd/>
+                      <a:tailEnd/>
+                    </a:ln>
+                  </pic:spPr>
+                </pic:pic>
+              </a:graphicData>
+            </a:graphic>
+          </wp:inline>
+        </w:drawing>
+      </w:r>
+    </w:p>
+    <w:p>
+      <w:pPr>
+        <w:pStyle w:val="ImageCaption"/>
+      </w:pPr>
+      <w:r>
+        <w:t xml:space="preserve">Multi-month planning</w:t>
+      </w:r>
+    </w:p>
+    <w:p>
+      <w:pPr>
+        <w:pStyle w:val="BodyText"/>
+      </w:pPr>
+      <w:r>
+        <w:rPr>
+          <w:i/>
+          <w:iCs/>
+        </w:rPr>
+        <w:t xml:space="preserve">Month 1 (blue) ships immediately when the operator clicks Submit on</w:t>
+      </w:r>
+      <w:r>
+        <w:rPr>
+          <w:i/>
+          <w:iCs/>
+        </w:rPr>
+        <w:t xml:space="preserve"> </w:t>
+      </w:r>
+      <w:r>
+        <w:rPr>
+          <w:i/>
+          <w:iCs/>
+        </w:rPr>
+        <w:t xml:space="preserve">Day 1. Month 2 (orange) stays in</w:t>
+      </w:r>
+      <w:r>
+        <w:rPr>
+          <w:i/>
+          <w:iCs/>
+        </w:rPr>
+        <w:t xml:space="preserve"> </w:t>
+      </w:r>
+      <w:r>
+        <w:rPr>
+          <w:rStyle w:val="VerbatimChar"/>
+          <w:i/>
+          <w:iCs/>
+        </w:rPr>
+        <w:t xml:space="preserve">awaiting_approval</w:t>
+      </w:r>
+      <w:r>
+        <w:rPr>
+          <w:i/>
+          <w:iCs/>
+        </w:rPr>
+        <w:t xml:space="preserve"> </w:t>
+      </w:r>
+      <w:r>
+        <w:rPr>
+          <w:i/>
+          <w:iCs/>
+        </w:rPr>
+        <w:t xml:space="preserve">until the</w:t>
+      </w:r>
+      <w:r>
+        <w:rPr>
+          <w:i/>
+          <w:iCs/>
+        </w:rPr>
+        <w:t xml:space="preserve"> </w:t>
+      </w:r>
+      <w:r>
+        <w:rPr>
+          <w:i/>
+          <w:iCs/>
+        </w:rPr>
+        <w:t xml:space="preserve">operator clicks</w:t>
+      </w:r>
+      <w:r>
+        <w:rPr>
+          <w:i/>
+          <w:iCs/>
+        </w:rPr>
         <w:t xml:space="preserve"> </w:t>
       </w:r>
       <w:r>
         <w:rPr>
           <w:b/>
           <w:bCs/>
-        </w:rPr>
-        <w:t xml:space="preserve">every</w:t>
-      </w:r>
-      <w:r>
-        <w:t xml:space="preserve"> </w:t>
-      </w:r>
-      <w:r>
-        <w:t xml:space="preserve">plan and every submit run, the tool fetches live quota</w:t>
-      </w:r>
-      <w:r>
-        <w:t xml:space="preserve"> </w:t>
-      </w:r>
-      <w:r>
-        <w:t xml:space="preserve">from Adobe’s</w:t>
-      </w:r>
-      <w:r>
-        <w:t xml:space="preserve"> </w:t>
-      </w:r>
-      <w:r>
-        <w:rPr>
-          <w:rStyle w:val="VerbatimChar"/>
-        </w:rPr>
-        <w:t xml:space="preserve">GET /quota</w:t>
-      </w:r>
-      <w:r>
-        <w:t xml:space="preserve"> </w:t>
-      </w:r>
-      <w:r>
-        <w:t xml:space="preserve">endpoint. The</w:t>
-      </w:r>
-      <w:r>
+          <w:i/>
+          <w:iCs/>
+        </w:rPr>
+        <w:t xml:space="preserve">Approve Month 2</w:t>
+      </w:r>
+      <w:r>
+        <w:rPr>
+          <w:i/>
+          <w:iCs/>
+        </w:rPr>
+        <w:t xml:space="preserve"> </w:t>
+      </w:r>
+      <w:r>
+        <w:rPr>
+          <w:i/>
+          <w:iCs/>
+        </w:rPr>
+        <w:t xml:space="preserve">— a per-month sign-off gate so</w:t>
+      </w:r>
+      <w:r>
+        <w:rPr>
+          <w:i/>
+          <w:iCs/>
+        </w:rPr>
+        <w:t xml:space="preserve"> </w:t>
+      </w:r>
+      <w:r>
+        <w:rPr>
+          <w:i/>
+          <w:iCs/>
+        </w:rPr>
+        <w:t xml:space="preserve">nobody accidentally lets a multi-month deletion run unattended.</w:t>
+      </w:r>
+      <w:r>
+        <w:rPr>
+          <w:i/>
+          <w:iCs/>
+        </w:rPr>
         <w:t xml:space="preserve"> </w:t>
       </w:r>
       <w:r>
         <w:rPr>
           <w:b/>
           <w:bCs/>
-        </w:rPr>
-        <w:t xml:space="preserve">redistributor</w:t>
-      </w:r>
-      <w:r>
-        <w:t xml:space="preserve"> </w:t>
-      </w:r>
-      <w:r>
-        <w:t xml:space="preserve">then re-assigns</w:t>
+          <w:i/>
+          <w:iCs/>
+        </w:rPr>
+        <w:t xml:space="preserve">Total job: 2,500,000 identifiers, 4 days across 2 months, 25 WOs</w:t>
+      </w:r>
+      <w:r>
+        <w:rPr>
+          <w:i/>
+          <w:iCs/>
+        </w:rPr>
+        <w:t xml:space="preserve">.</w:t>
+      </w:r>
+      <w:r>
+        <w:rPr>
+          <w:i/>
+          <w:iCs/>
+        </w:rPr>
+        <w:t xml:space="preserve"> </w:t>
+      </w:r>
+      <w:r>
+        <w:rPr>
+          <w:i/>
+          <w:iCs/>
+        </w:rPr>
+        <w:t xml:space="preserve">The</w:t>
+      </w:r>
+      <w:r>
+        <w:rPr>
+          <w:i/>
+          <w:iCs/>
+        </w:rPr>
+        <w:t xml:space="preserve"> </w:t>
+      </w:r>
+      <w:r>
+        <w:rPr>
+          <w:b/>
+          <w:bCs/>
+          <w:i/>
+          <w:iCs/>
+        </w:rPr>
+        <w:t xml:space="preserve">live redistributor</w:t>
+      </w:r>
+      <w:r>
+        <w:rPr>
+          <w:i/>
+          <w:iCs/>
+        </w:rPr>
+        <w:t xml:space="preserve"> </w:t>
+      </w:r>
+      <w:r>
+        <w:rPr>
+          <w:i/>
+          <w:iCs/>
+        </w:rPr>
+        <w:t xml:space="preserve">(green) runs before every plan and submit,</w:t>
+      </w:r>
+      <w:r>
+        <w:rPr>
+          <w:i/>
+          <w:iCs/>
+        </w:rPr>
+        <w:t xml:space="preserve"> </w:t>
+      </w:r>
+      <w:r>
+        <w:rPr>
+          <w:i/>
+          <w:iCs/>
+        </w:rPr>
+        <w:t xml:space="preserve">so day/month bucketing always reflects the current Adobe</w:t>
+      </w:r>
+      <w:r>
+        <w:rPr>
+          <w:i/>
+          <w:iCs/>
+        </w:rPr>
+        <w:t xml:space="preserve"> </w:t>
+      </w:r>
+      <w:r>
+        <w:rPr>
+          <w:rStyle w:val="VerbatimChar"/>
+          <w:i/>
+          <w:iCs/>
+        </w:rPr>
+        <w:t xml:space="preserve">/quota</w:t>
+      </w:r>
+      <w:r>
+        <w:rPr>
+          <w:i/>
+          <w:iCs/>
+        </w:rPr>
+        <w:t xml:space="preserve"> </w:t>
+      </w:r>
+      <w:r>
+        <w:rPr>
+          <w:i/>
+          <w:iCs/>
+        </w:rPr>
+        <w:t xml:space="preserve">numbers, not what they were when the plan was first built. Source:</w:t>
+      </w:r>
+      <w:r>
+        <w:rPr>
+          <w:i/>
+          <w:iCs/>
+        </w:rPr>
+        <w:t xml:space="preserve"> </w:t>
+      </w:r>
+      <w:r>
+        <w:rPr>
+          <w:rStyle w:val="VerbatimChar"/>
+          <w:i/>
+          <w:iCs/>
+        </w:rPr>
+        <w:t xml:space="preserve">docs/diagrams/04-multi-month-planning.mmd</w:t>
+      </w:r>
+      <w:r>
+        <w:rPr>
+          <w:i/>
+          <w:iCs/>
+        </w:rPr>
+        <w:t xml:space="preserve">.</w:t>
+      </w:r>
+    </w:p>
+    <w:bookmarkEnd w:id="48"/>
+    <w:bookmarkStart w:id="49" w:name="live-quota-redistribution"/>
+    <w:p>
+      <w:pPr>
+        <w:pStyle w:val="Heading3"/>
+      </w:pPr>
+      <w:r>
+        <w:rPr>
+          <w:rStyle w:val="SectionNumber"/>
+        </w:rPr>
+        <w:t xml:space="preserve">1.7.3</w:t>
+      </w:r>
+      <w:r>
+        <w:tab/>
+      </w:r>
+      <w:r>
+        <w:t xml:space="preserve">5.3 Live Quota Redistribution</w:t>
+      </w:r>
+    </w:p>
+    <w:p>
+      <w:pPr>
+        <w:pStyle w:val="FirstParagraph"/>
+      </w:pPr>
+      <w:r>
+        <w:t xml:space="preserve">The redistributor (</w:t>
+      </w:r>
+      <w:r>
+        <w:rPr>
+          <w:rStyle w:val="VerbatimChar"/>
+        </w:rPr>
+        <w:t xml:space="preserve">src/runner/redistributor.js</w:t>
+      </w:r>
+      <w:r>
+        <w:t xml:space="preserve">) fires:</w:t>
+      </w:r>
+    </w:p>
+    <w:p>
+      <w:pPr>
+        <w:pStyle w:val="Compact"/>
+        <w:numPr>
+          <w:ilvl w:val="0"/>
+          <w:numId w:val="1007"/>
+        </w:numPr>
+      </w:pPr>
+      <w:r>
+        <w:t xml:space="preserve">After</w:t>
+      </w:r>
+      <w:r>
+        <w:t xml:space="preserve"> </w:t>
+      </w:r>
+      <w:r>
+        <w:rPr>
+          <w:rStyle w:val="VerbatimChar"/>
+        </w:rPr>
+        <w:t xml:space="preserve">planWorkOrders</w:t>
+      </w:r>
+      <w:r>
+        <w:t xml:space="preserve"> </w:t>
+      </w:r>
+      <w:r>
+        <w:t xml:space="preserve">builds the initial plan</w:t>
+      </w:r>
+    </w:p>
+    <w:p>
+      <w:pPr>
+        <w:pStyle w:val="Compact"/>
+        <w:numPr>
+          <w:ilvl w:val="0"/>
+          <w:numId w:val="1007"/>
+        </w:numPr>
+      </w:pPr>
+      <w:r>
+        <w:t xml:space="preserve">At the top of every</w:t>
+      </w:r>
+      <w:r>
+        <w:t xml:space="preserve"> </w:t>
+      </w:r>
+      <w:r>
+        <w:rPr>
+          <w:rStyle w:val="VerbatimChar"/>
+        </w:rPr>
+        <w:t xml:space="preserve">runSubmission</w:t>
+      </w:r>
+      <w:r>
+        <w:t xml:space="preserve"> </w:t>
+      </w:r>
+      <w:r>
+        <w:t xml:space="preserve">call</w:t>
+      </w:r>
+    </w:p>
+    <w:p>
+      <w:pPr>
+        <w:pStyle w:val="Compact"/>
+        <w:numPr>
+          <w:ilvl w:val="0"/>
+          <w:numId w:val="1007"/>
+        </w:numPr>
+      </w:pPr>
+      <w:r>
+        <w:t xml:space="preserve">(optionally) on every scheduler tick</w:t>
+      </w:r>
+    </w:p>
+    <w:p>
+      <w:pPr>
+        <w:pStyle w:val="FirstParagraph"/>
+      </w:pPr>
+      <w:r>
+        <w:t xml:space="preserve">It walks unshipped WOs in</w:t>
+      </w:r>
+      <w:r>
+        <w:t xml:space="preserve"> </w:t>
+      </w:r>
+      <w:r>
+        <w:rPr>
+          <w:rStyle w:val="VerbatimChar"/>
+        </w:rPr>
+        <w:t xml:space="preserve">rowid</w:t>
+      </w:r>
+      <w:r>
+        <w:t xml:space="preserve"> </w:t>
+      </w:r>
+      <w:r>
+        <w:t xml:space="preserve">order, fits each into the current</w:t>
+      </w:r>
+      <w:r>
+        <w:t xml:space="preserve"> </w:t>
+      </w:r>
+      <w:r>
+        <w:t xml:space="preserve">day’s remaining capacity, advances day / month indices when caps would</w:t>
+      </w:r>
+      <w:r>
+        <w:t xml:space="preserve"> </w:t>
+      </w:r>
+      <w:r>
+        <w:t xml:space="preserve">overflow, and persists the new</w:t>
       </w:r>
       <w:r>
         <w:t xml:space="preserve"> </w:t>
@@ -6112,129 +7326,132 @@
         <w:t xml:space="preserve"> </w:t>
       </w:r>
       <w:r>
-        <w:t xml:space="preserve">to all unshipped work orders to reflect the</w:t>
-      </w:r>
-      <w:r>
-        <w:t xml:space="preserve"> </w:t>
-      </w:r>
-      <w:r>
-        <w:t xml:space="preserve">current quota remaining.</w:t>
-      </w:r>
-    </w:p>
-    <w:p>
-      <w:pPr>
-        <w:pStyle w:val="SourceCode"/>
-      </w:pPr>
-      <w:r>
-        <w:rPr>
-          <w:rStyle w:val="VerbatimChar"/>
-        </w:rPr>
-        <w:t xml:space="preserve">  EXAMPLE: 300,000 identifiers consumed from today's quota by another source</w:t>
-      </w:r>
-      <w:r>
-        <w:br/>
-      </w:r>
-      <w:r>
-        <w:br/>
-      </w:r>
-      <w:r>
-        <w:rPr>
-          <w:rStyle w:val="VerbatimChar"/>
-        </w:rPr>
-        <w:t xml:space="preserve">  Before redistribution:                 After redistribution:</w:t>
-      </w:r>
-      <w:r>
-        <w:br/>
-      </w:r>
-      <w:r>
-        <w:rPr>
-          <w:rStyle w:val="VerbatimChar"/>
-        </w:rPr>
-        <w:t xml:space="preserve">  ──────────────────────                 ─────────────────────</w:t>
-      </w:r>
-      <w:r>
-        <w:br/>
-      </w:r>
-      <w:r>
-        <w:rPr>
-          <w:rStyle w:val="VerbatimChar"/>
-        </w:rPr>
-        <w:t xml:space="preserve">  Day 1: 1,000,000 capacity              Day 1: 700,000 remaining</w:t>
-      </w:r>
-      <w:r>
-        <w:br/>
-      </w:r>
-      <w:r>
-        <w:rPr>
-          <w:rStyle w:val="VerbatimChar"/>
-        </w:rPr>
-        <w:t xml:space="preserve">    WO-001: 100,000 ─ planned              WO-001: 100,000 ─ planned</w:t>
-      </w:r>
-      <w:r>
-        <w:br/>
-      </w:r>
-      <w:r>
-        <w:rPr>
-          <w:rStyle w:val="VerbatimChar"/>
-        </w:rPr>
-        <w:t xml:space="preserve">    WO-002: 100,000 ─ planned              WO-002: 100,000 ─ planned</w:t>
-      </w:r>
-      <w:r>
-        <w:br/>
-      </w:r>
-      <w:r>
-        <w:rPr>
-          <w:rStyle w:val="VerbatimChar"/>
-        </w:rPr>
-        <w:t xml:space="preserve">    WO-003: 100,000 ─ planned              WO-003: 100,000 ─ planned</w:t>
-      </w:r>
-      <w:r>
-        <w:br/>
-      </w:r>
-      <w:r>
-        <w:rPr>
-          <w:rStyle w:val="VerbatimChar"/>
-        </w:rPr>
-        <w:t xml:space="preserve">    ...                                    WO-004 → Day 2 (overflow)</w:t>
-      </w:r>
-      <w:r>
-        <w:br/>
-      </w:r>
-      <w:r>
-        <w:rPr>
-          <w:rStyle w:val="VerbatimChar"/>
-        </w:rPr>
-        <w:t xml:space="preserve">    WO-010: 100,000 ─ planned</w:t>
-      </w:r>
-      <w:r>
-        <w:br/>
-      </w:r>
-      <w:r>
-        <w:br/>
-      </w:r>
-      <w:r>
-        <w:rPr>
-          <w:rStyle w:val="VerbatimChar"/>
-        </w:rPr>
-        <w:t xml:space="preserve">  The redistributor moves work orders across day/month buckets as needed.</w:t>
-      </w:r>
-      <w:r>
-        <w:br/>
-      </w:r>
-      <w:r>
-        <w:rPr>
-          <w:rStyle w:val="VerbatimChar"/>
-        </w:rPr>
-        <w:t xml:space="preserve">  Only unshipped WOs are ever re-bucketed. Already-shipped WOs are immutable.</w:t>
-      </w:r>
-      <w:r>
-        <w:br/>
-      </w:r>
-      <w:r>
-        <w:rPr>
-          <w:rStyle w:val="VerbatimChar"/>
-        </w:rPr>
-        <w:t xml:space="preserve">  The identity content (namespacesIdentities) never changes.</w:t>
+        <w:t xml:space="preserve">in a single</w:t>
+      </w:r>
+      <w:r>
+        <w:t xml:space="preserve"> </w:t>
+      </w:r>
+      <w:r>
+        <w:t xml:space="preserve">transaction.</w:t>
+      </w:r>
+      <w:r>
+        <w:t xml:space="preserve"> </w:t>
+      </w:r>
+      <w:r>
+        <w:rPr>
+          <w:b/>
+          <w:bCs/>
+        </w:rPr>
+        <w:t xml:space="preserve">Shipped WOs are immutable</w:t>
+      </w:r>
+      <w:r>
+        <w:t xml:space="preserve"> </w:t>
+      </w:r>
+      <w:r>
+        <w:t xml:space="preserve">— the redistributor only</w:t>
+      </w:r>
+      <w:r>
+        <w:t xml:space="preserve"> </w:t>
+      </w:r>
+      <w:r>
+        <w:t xml:space="preserve">touches WOs in</w:t>
+      </w:r>
+      <w:r>
+        <w:t xml:space="preserve"> </w:t>
+      </w:r>
+      <w:r>
+        <w:rPr>
+          <w:rStyle w:val="VerbatimChar"/>
+        </w:rPr>
+        <w:t xml:space="preserve">planned</w:t>
+      </w:r>
+      <w:r>
+        <w:t xml:space="preserve">,</w:t>
+      </w:r>
+      <w:r>
+        <w:t xml:space="preserve"> </w:t>
+      </w:r>
+      <w:r>
+        <w:rPr>
+          <w:rStyle w:val="VerbatimChar"/>
+        </w:rPr>
+        <w:t xml:space="preserve">deferred</w:t>
+      </w:r>
+      <w:r>
+        <w:t xml:space="preserve">, or</w:t>
+      </w:r>
+      <w:r>
+        <w:t xml:space="preserve"> </w:t>
+      </w:r>
+      <w:r>
+        <w:rPr>
+          <w:rStyle w:val="VerbatimChar"/>
+        </w:rPr>
+        <w:t xml:space="preserve">awaiting_approval</w:t>
+      </w:r>
+      <w:r>
+        <w:t xml:space="preserve"> </w:t>
+      </w:r>
+      <w:r>
+        <w:t xml:space="preserve">status.</w:t>
+      </w:r>
+      <w:r>
+        <w:t xml:space="preserve"> </w:t>
+      </w:r>
+      <w:r>
+        <w:t xml:space="preserve">The identity content (</w:t>
+      </w:r>
+      <w:r>
+        <w:rPr>
+          <w:rStyle w:val="VerbatimChar"/>
+        </w:rPr>
+        <w:t xml:space="preserve">namespaces_identities</w:t>
+      </w:r>
+      <w:r>
+        <w:t xml:space="preserve"> </w:t>
+      </w:r>
+      <w:r>
+        <w:t xml:space="preserve">JSON) of any existing WO</w:t>
+      </w:r>
+      <w:r>
+        <w:t xml:space="preserve"> </w:t>
+      </w:r>
+      <w:r>
+        <w:rPr>
+          <w:b/>
+          <w:bCs/>
+        </w:rPr>
+        <w:t xml:space="preserve">never changes</w:t>
+      </w:r>
+      <w:r>
+        <w:t xml:space="preserve"> </w:t>
+      </w:r>
+      <w:r>
+        <w:t xml:space="preserve">— only the bucket labels do. This is the</w:t>
+      </w:r>
+      <w:r>
+        <w:t xml:space="preserve"> </w:t>
+      </w:r>
+      <w:r>
+        <w:t xml:space="preserve">“if someone</w:t>
+      </w:r>
+      <w:r>
+        <w:t xml:space="preserve"> </w:t>
+      </w:r>
+      <w:r>
+        <w:t xml:space="preserve">else’s app consumed 300 k of your daily quota since you planned, push</w:t>
+      </w:r>
+      <w:r>
+        <w:t xml:space="preserve"> </w:t>
+      </w:r>
+      <w:r>
+        <w:t xml:space="preserve">our remaining work to a later window”</w:t>
+      </w:r>
+      <w:r>
+        <w:t xml:space="preserve"> </w:t>
+      </w:r>
+      <w:r>
+        <w:t xml:space="preserve">behaviour the operator can rely on.</w:t>
       </w:r>
     </w:p>
     <w:p>
@@ -6244,9 +7461,9 @@
         </w:pict>
       </w:r>
     </w:p>
-    <w:bookmarkEnd w:id="28"/>
-    <w:bookmarkEnd w:id="29"/>
-    <w:bookmarkStart w:id="34" w:name="adobe-api-integration"/>
+    <w:bookmarkEnd w:id="49"/>
+    <w:bookmarkEnd w:id="50"/>
+    <w:bookmarkStart w:id="58" w:name="adobe-api-integration"/>
     <w:p>
       <w:pPr>
         <w:pStyle w:val="Heading2"/>
@@ -6264,7 +7481,7 @@
         <w:t xml:space="preserve">6. Adobe API Integration</w:t>
       </w:r>
     </w:p>
-    <w:bookmarkStart w:id="30" w:name="api-summary"/>
+    <w:bookmarkStart w:id="51" w:name="api-summary"/>
     <w:p>
       <w:pPr>
         <w:pStyle w:val="Heading3"/>
@@ -6737,8 +7954,8 @@
         </w:tc>
       </w:tr>
     </w:tbl>
-    <w:bookmarkEnd w:id="30"/>
-    <w:bookmarkStart w:id="31" w:name="region-architecture"/>
+    <w:bookmarkEnd w:id="51"/>
+    <w:bookmarkStart w:id="55" w:name="region-architecture"/>
     <w:p>
       <w:pPr>
         <w:pStyle w:val="Heading3"/>
@@ -6761,172 +7978,401 @@
         <w:pStyle w:val="FirstParagraph"/>
       </w:pPr>
       <w:r>
-        <w:t xml:space="preserve">Identity Service APIs are regionally sharded. Using the wrong region returns</w:t>
-      </w:r>
-      <w:r>
-        <w:t xml:space="preserve"> </w:t>
-      </w:r>
-      <w:r>
-        <w:t xml:space="preserve">HTTP 200 with empty cluster data — a silent partial delete.</w:t>
-      </w:r>
-    </w:p>
-    <w:p>
-      <w:pPr>
-        <w:pStyle w:val="SourceCode"/>
-      </w:pPr>
-      <w:r>
-        <w:rPr>
-          <w:rStyle w:val="VerbatimChar"/>
-        </w:rPr>
-        <w:t xml:space="preserve">  ┌─────────────────────────────────────────────────────────────────────┐</w:t>
-      </w:r>
-      <w:r>
-        <w:br/>
-      </w:r>
-      <w:r>
-        <w:rPr>
-          <w:rStyle w:val="VerbatimChar"/>
-        </w:rPr>
-        <w:t xml:space="preserve">  │  Identity Service regions                                           │</w:t>
-      </w:r>
-      <w:r>
-        <w:br/>
-      </w:r>
-      <w:r>
-        <w:rPr>
-          <w:rStyle w:val="VerbatimChar"/>
-        </w:rPr>
-        <w:t xml:space="preserve">  │                                                                     │</w:t>
-      </w:r>
-      <w:r>
-        <w:br/>
-      </w:r>
-      <w:r>
-        <w:rPr>
-          <w:rStyle w:val="VerbatimChar"/>
-        </w:rPr>
-        <w:t xml:space="preserve">  │  Credential row → region field                                      │</w:t>
-      </w:r>
-      <w:r>
-        <w:br/>
-      </w:r>
-      <w:r>
-        <w:rPr>
-          <w:rStyle w:val="VerbatimChar"/>
-        </w:rPr>
-        <w:t xml:space="preserve">  │                          │                                          │</w:t>
-      </w:r>
-      <w:r>
-        <w:br/>
-      </w:r>
-      <w:r>
-        <w:rPr>
-          <w:rStyle w:val="VerbatimChar"/>
-        </w:rPr>
-        <w:t xml:space="preserve">  │                          ▼                                          │</w:t>
-      </w:r>
-      <w:r>
-        <w:br/>
-      </w:r>
-      <w:r>
-        <w:rPr>
-          <w:rStyle w:val="VerbatimChar"/>
-        </w:rPr>
-        <w:t xml:space="preserve">  │  ┌────────┐  ┌────────┐  ┌────────┐  ┌────────┐                    │</w:t>
-      </w:r>
-      <w:r>
-        <w:br/>
-      </w:r>
-      <w:r>
-        <w:rPr>
-          <w:rStyle w:val="VerbatimChar"/>
-        </w:rPr>
-        <w:t xml:space="preserve">  │  │  va7   │  │  nld2  │  │  aus5  │  │  can2  │                    │</w:t>
-      </w:r>
-      <w:r>
-        <w:br/>
-      </w:r>
-      <w:r>
-        <w:rPr>
-          <w:rStyle w:val="VerbatimChar"/>
-        </w:rPr>
-        <w:t xml:space="preserve">  │  │ VA     │  │ NL     │  │ AU     │  │ CA     │                    │</w:t>
-      </w:r>
-      <w:r>
-        <w:br/>
-      </w:r>
-      <w:r>
-        <w:rPr>
-          <w:rStyle w:val="VerbatimChar"/>
-        </w:rPr>
-        <w:t xml:space="preserve">  │  │ (US)   │  │(Europe)│  │(APAC)  │  │(Canada)│                    │</w:t>
-      </w:r>
-      <w:r>
-        <w:br/>
-      </w:r>
-      <w:r>
-        <w:rPr>
-          <w:rStyle w:val="VerbatimChar"/>
-        </w:rPr>
-        <w:t xml:space="preserve">  │  └────────┘  └────────┘  └────────┘  └────────┘                    │</w:t>
-      </w:r>
-      <w:r>
-        <w:br/>
-      </w:r>
-      <w:r>
-        <w:rPr>
-          <w:rStyle w:val="VerbatimChar"/>
-        </w:rPr>
-        <w:t xml:space="preserve">  │                                                                     │</w:t>
-      </w:r>
-      <w:r>
-        <w:br/>
-      </w:r>
-      <w:r>
-        <w:rPr>
-          <w:rStyle w:val="VerbatimChar"/>
-        </w:rPr>
-        <w:t xml:space="preserve">  │  URL pattern: https://platform-{region}.adobe.io                   │</w:t>
-      </w:r>
-      <w:r>
-        <w:br/>
-      </w:r>
-      <w:r>
-        <w:rPr>
-          <w:rStyle w:val="VerbatimChar"/>
-        </w:rPr>
-        <w:t xml:space="preserve">  │                                                                     │</w:t>
-      </w:r>
-      <w:r>
-        <w:br/>
-      </w:r>
-      <w:r>
-        <w:rPr>
-          <w:rStyle w:val="VerbatimChar"/>
-        </w:rPr>
-        <w:t xml:space="preserve">  │  Server-side allowlist prevents SSRF: only the four known regions   │</w:t>
-      </w:r>
-      <w:r>
-        <w:br/>
-      </w:r>
-      <w:r>
-        <w:rPr>
-          <w:rStyle w:val="VerbatimChar"/>
-        </w:rPr>
-        <w:t xml:space="preserve">  │  can be stored on a credential row.                                  │</w:t>
-      </w:r>
-      <w:r>
-        <w:br/>
-      </w:r>
-      <w:r>
-        <w:rPr>
-          <w:rStyle w:val="VerbatimChar"/>
-        </w:rPr>
-        <w:t xml:space="preserve">  └─────────────────────────────────────────────────────────────────────┘</w:t>
-      </w:r>
-    </w:p>
-    <w:bookmarkEnd w:id="31"/>
-    <w:bookmarkStart w:id="32" w:name="work-order-payload"/>
+        <w:t xml:space="preserve">Identity Service APIs are regionally sharded. A wrong-region call to</w:t>
+      </w:r>
+      <w:r>
+        <w:t xml:space="preserve"> </w:t>
+      </w:r>
+      <w:r>
+        <w:rPr>
+          <w:rStyle w:val="VerbatimChar"/>
+        </w:rPr>
+        <w:t xml:space="preserve">/clusters/members</w:t>
+      </w:r>
+      <w:r>
+        <w:t xml:space="preserve"> </w:t>
+      </w:r>
+      <w:r>
+        <w:t xml:space="preserve">returns HTTP 200 with</w:t>
+      </w:r>
+      <w:r>
+        <w:t xml:space="preserve"> </w:t>
+      </w:r>
+      <w:r>
+        <w:rPr>
+          <w:b/>
+          <w:bCs/>
+        </w:rPr>
+        <w:t xml:space="preserve">empty</w:t>
+      </w:r>
+      <w:r>
+        <w:t xml:space="preserve"> </w:t>
+      </w:r>
+      <w:r>
+        <w:t xml:space="preserve">cluster data — the</w:t>
+      </w:r>
+      <w:r>
+        <w:t xml:space="preserve"> </w:t>
+      </w:r>
+      <w:r>
+        <w:t xml:space="preserve">operator would see</w:t>
+      </w:r>
+      <w:r>
+        <w:t xml:space="preserve"> </w:t>
+      </w:r>
+      <w:r>
+        <w:t xml:space="preserve">“no linked identities”</w:t>
+      </w:r>
+      <w:r>
+        <w:t xml:space="preserve"> </w:t>
+      </w:r>
+      <w:r>
+        <w:t xml:space="preserve">and proceed to delete only</w:t>
+      </w:r>
+      <w:r>
+        <w:t xml:space="preserve"> </w:t>
+      </w:r>
+      <w:r>
+        <w:t xml:space="preserve">the source</w:t>
+      </w:r>
+      <w:r>
+        <w:t xml:space="preserve"> </w:t>
+      </w:r>
+      <w:r>
+        <w:rPr>
+          <w:rStyle w:val="VerbatimChar"/>
+        </w:rPr>
+        <w:t xml:space="preserve">hashedKocid</w:t>
+      </w:r>
+      <w:r>
+        <w:t xml:space="preserve">, leaving the linked email / phone / CRMID</w:t>
+      </w:r>
+      <w:r>
+        <w:t xml:space="preserve"> </w:t>
+      </w:r>
+      <w:r>
+        <w:t xml:space="preserve">alive. This is the single worst failure mode in the system, so the</w:t>
+      </w:r>
+      <w:r>
+        <w:t xml:space="preserve"> </w:t>
+      </w:r>
+      <w:r>
+        <w:t xml:space="preserve">region routing is a per-credential field validated by a server-side</w:t>
+      </w:r>
+      <w:r>
+        <w:t xml:space="preserve"> </w:t>
+      </w:r>
+      <w:r>
+        <w:t xml:space="preserve">allowlist.</w:t>
+      </w:r>
+    </w:p>
+    <w:p>
+      <w:pPr>
+        <w:pStyle w:val="CaptionedFigure"/>
+      </w:pPr>
+      <w:r>
+        <w:drawing>
+          <wp:inline>
+            <wp:extent cx="5334000" cy="3921778"/>
+            <wp:effectExtent b="0" l="0" r="0" t="0"/>
+            <wp:docPr descr="Region architecture" title="" id="53" name="Picture"/>
+            <a:graphic>
+              <a:graphicData uri="http://schemas.openxmlformats.org/drawingml/2006/picture">
+                <pic:pic>
+                  <pic:nvPicPr>
+                    <pic:cNvPr descr="diagrams/05-region-architecture.png" id="54" name="Picture"/>
+                    <pic:cNvPicPr>
+                      <a:picLocks noChangeArrowheads="1" noChangeAspect="1"/>
+                    </pic:cNvPicPr>
+                  </pic:nvPicPr>
+                  <pic:blipFill>
+                    <a:blip r:embed="rId52"/>
+                    <a:stretch>
+                      <a:fillRect/>
+                    </a:stretch>
+                  </pic:blipFill>
+                  <pic:spPr bwMode="auto">
+                    <a:xfrm>
+                      <a:off x="0" y="0"/>
+                      <a:ext cx="5334000" cy="3921778"/>
+                    </a:xfrm>
+                    <a:prstGeom prst="rect">
+                      <a:avLst/>
+                    </a:prstGeom>
+                    <a:noFill/>
+                    <a:ln w="9525">
+                      <a:noFill/>
+                      <a:headEnd/>
+                      <a:tailEnd/>
+                    </a:ln>
+                  </pic:spPr>
+                </pic:pic>
+              </a:graphicData>
+            </a:graphic>
+          </wp:inline>
+        </w:drawing>
+      </w:r>
+    </w:p>
+    <w:p>
+      <w:pPr>
+        <w:pStyle w:val="ImageCaption"/>
+      </w:pPr>
+      <w:r>
+        <w:t xml:space="preserve">Region architecture</w:t>
+      </w:r>
+    </w:p>
+    <w:p>
+      <w:pPr>
+        <w:pStyle w:val="BodyText"/>
+      </w:pPr>
+      <w:r>
+        <w:rPr>
+          <w:i/>
+          <w:iCs/>
+        </w:rPr>
+        <w:t xml:space="preserve">Each credential row carries its own</w:t>
+      </w:r>
+      <w:r>
+        <w:rPr>
+          <w:i/>
+          <w:iCs/>
+        </w:rPr>
+        <w:t xml:space="preserve"> </w:t>
+      </w:r>
+      <w:r>
+        <w:rPr>
+          <w:rStyle w:val="VerbatimChar"/>
+          <w:i/>
+          <w:iCs/>
+        </w:rPr>
+        <w:t xml:space="preserve">region</w:t>
+      </w:r>
+      <w:r>
+        <w:rPr>
+          <w:i/>
+          <w:iCs/>
+        </w:rPr>
+        <w:t xml:space="preserve">. The URL builder</w:t>
+      </w:r>
+      <w:r>
+        <w:rPr>
+          <w:i/>
+          <w:iCs/>
+        </w:rPr>
+        <w:t xml:space="preserve"> </w:t>
+      </w:r>
+      <w:r>
+        <w:rPr>
+          <w:i/>
+          <w:iCs/>
+        </w:rPr>
+        <w:t xml:space="preserve">templates</w:t>
+      </w:r>
+      <w:r>
+        <w:rPr>
+          <w:i/>
+          <w:iCs/>
+        </w:rPr>
+        <w:t xml:space="preserve"> </w:t>
+      </w:r>
+      <w:r>
+        <w:rPr>
+          <w:rStyle w:val="VerbatimChar"/>
+          <w:i/>
+          <w:iCs/>
+        </w:rPr>
+        <w:t xml:space="preserve">https://platform-${region}.adobe.io</w:t>
+      </w:r>
+      <w:r>
+        <w:rPr>
+          <w:i/>
+          <w:iCs/>
+        </w:rPr>
+        <w:t xml:space="preserve"> </w:t>
+      </w:r>
+      <w:r>
+        <w:rPr>
+          <w:i/>
+          <w:iCs/>
+        </w:rPr>
+        <w:t xml:space="preserve">from that field — never</w:t>
+      </w:r>
+      <w:r>
+        <w:rPr>
+          <w:i/>
+          <w:iCs/>
+        </w:rPr>
+        <w:t xml:space="preserve"> </w:t>
+      </w:r>
+      <w:r>
+        <w:rPr>
+          <w:i/>
+          <w:iCs/>
+        </w:rPr>
+        <w:t xml:space="preserve">from a global default. Three layers of defence-in-depth allowlist</w:t>
+      </w:r>
+      <w:r>
+        <w:rPr>
+          <w:i/>
+          <w:iCs/>
+        </w:rPr>
+        <w:t xml:space="preserve"> </w:t>
+      </w:r>
+      <w:r>
+        <w:rPr>
+          <w:i/>
+          <w:iCs/>
+        </w:rPr>
+        <w:t xml:space="preserve">(</w:t>
+      </w:r>
+      <w:r>
+        <w:rPr>
+          <w:rStyle w:val="VerbatimChar"/>
+          <w:i/>
+          <w:iCs/>
+        </w:rPr>
+        <w:t xml:space="preserve">routes/config.js</w:t>
+      </w:r>
+      <w:r>
+        <w:rPr>
+          <w:i/>
+          <w:iCs/>
+        </w:rPr>
+        <w:t xml:space="preserve">,</w:t>
+      </w:r>
+      <w:r>
+        <w:rPr>
+          <w:i/>
+          <w:iCs/>
+        </w:rPr>
+        <w:t xml:space="preserve"> </w:t>
+      </w:r>
+      <w:r>
+        <w:rPr>
+          <w:rStyle w:val="VerbatimChar"/>
+          <w:i/>
+          <w:iCs/>
+        </w:rPr>
+        <w:t xml:space="preserve">namespaces.js</w:t>
+      </w:r>
+      <w:r>
+        <w:rPr>
+          <w:i/>
+          <w:iCs/>
+        </w:rPr>
+        <w:t xml:space="preserve">,</w:t>
+      </w:r>
+      <w:r>
+        <w:rPr>
+          <w:i/>
+          <w:iCs/>
+        </w:rPr>
+        <w:t xml:space="preserve"> </w:t>
+      </w:r>
+      <w:r>
+        <w:rPr>
+          <w:rStyle w:val="VerbatimChar"/>
+          <w:i/>
+          <w:iCs/>
+        </w:rPr>
+        <w:t xml:space="preserve">identityGraph.js</w:t>
+      </w:r>
+      <w:r>
+        <w:rPr>
+          <w:i/>
+          <w:iCs/>
+        </w:rPr>
+        <w:t xml:space="preserve">) refuse to</w:t>
+      </w:r>
+      <w:r>
+        <w:rPr>
+          <w:i/>
+          <w:iCs/>
+        </w:rPr>
+        <w:t xml:space="preserve"> </w:t>
+      </w:r>
+      <w:r>
+        <w:rPr>
+          <w:i/>
+          <w:iCs/>
+        </w:rPr>
+        <w:t xml:space="preserve">build an Identity host with any value outside</w:t>
+      </w:r>
+      <w:r>
+        <w:rPr>
+          <w:i/>
+          <w:iCs/>
+        </w:rPr>
+        <w:t xml:space="preserve"> </w:t>
+      </w:r>
+      <w:r>
+        <w:rPr>
+          <w:rStyle w:val="VerbatimChar"/>
+          <w:i/>
+          <w:iCs/>
+        </w:rPr>
+        <w:t xml:space="preserve">{va7, nld2, aus5, can2}</w:t>
+      </w:r>
+      <w:r>
+        <w:rPr>
+          <w:i/>
+          <w:iCs/>
+        </w:rPr>
+        <w:t xml:space="preserve">,</w:t>
+      </w:r>
+      <w:r>
+        <w:rPr>
+          <w:i/>
+          <w:iCs/>
+        </w:rPr>
+        <w:t xml:space="preserve"> </w:t>
+      </w:r>
+      <w:r>
+        <w:rPr>
+          <w:i/>
+          <w:iCs/>
+        </w:rPr>
+        <w:t xml:space="preserve">even if a tampered DB row holds something exotic — preventing SSRF</w:t>
+      </w:r>
+      <w:r>
+        <w:rPr>
+          <w:i/>
+          <w:iCs/>
+        </w:rPr>
+        <w:t xml:space="preserve"> </w:t>
+      </w:r>
+      <w:r>
+        <w:rPr>
+          <w:i/>
+          <w:iCs/>
+        </w:rPr>
+        <w:t xml:space="preserve">via host injection. Source:</w:t>
+      </w:r>
+      <w:r>
+        <w:rPr>
+          <w:i/>
+          <w:iCs/>
+        </w:rPr>
+        <w:t xml:space="preserve"> </w:t>
+      </w:r>
+      <w:r>
+        <w:rPr>
+          <w:rStyle w:val="VerbatimChar"/>
+          <w:i/>
+          <w:iCs/>
+        </w:rPr>
+        <w:t xml:space="preserve">docs/diagrams/05-region-architecture.mmd</w:t>
+      </w:r>
+      <w:r>
+        <w:rPr>
+          <w:i/>
+          <w:iCs/>
+        </w:rPr>
+        <w:t xml:space="preserve">.</w:t>
+      </w:r>
+    </w:p>
+    <w:bookmarkEnd w:id="55"/>
+    <w:bookmarkStart w:id="56" w:name="work-order-payload"/>
     <w:p>
       <w:pPr>
         <w:pStyle w:val="Heading3"/>
@@ -7924,8 +9370,8 @@
         </w:tc>
       </w:tr>
     </w:tbl>
-    <w:bookmarkEnd w:id="32"/>
-    <w:bookmarkStart w:id="33" w:name="identity-quota"/>
+    <w:bookmarkEnd w:id="56"/>
+    <w:bookmarkStart w:id="57" w:name="identity-quota"/>
     <w:p>
       <w:pPr>
         <w:pStyle w:val="Heading3"/>
@@ -8155,9 +9601,9 @@
         </w:pict>
       </w:r>
     </w:p>
-    <w:bookmarkEnd w:id="33"/>
-    <w:bookmarkEnd w:id="34"/>
-    <w:bookmarkStart w:id="37" w:name="security-architecture"/>
+    <w:bookmarkEnd w:id="57"/>
+    <w:bookmarkEnd w:id="58"/>
+    <w:bookmarkStart w:id="64" w:name="security-architecture"/>
     <w:p>
       <w:pPr>
         <w:pStyle w:val="Heading2"/>
@@ -8175,7 +9621,7 @@
         <w:t xml:space="preserve">7. Security Architecture</w:t>
       </w:r>
     </w:p>
-    <w:bookmarkStart w:id="35" w:name="defense-in-depth-model"/>
+    <w:bookmarkStart w:id="62" w:name="defense-in-depth-model"/>
     <w:p>
       <w:pPr>
         <w:pStyle w:val="Heading3"/>
@@ -8195,746 +9641,807 @@
     </w:p>
     <w:p>
       <w:pPr>
-        <w:pStyle w:val="SourceCode"/>
-      </w:pPr>
-      <w:r>
-        <w:rPr>
-          <w:rStyle w:val="VerbatimChar"/>
-        </w:rPr>
-        <w:t xml:space="preserve">  ┌─────────────────────────────────────────────────────────────────────┐</w:t>
-      </w:r>
-      <w:r>
-        <w:br/>
-      </w:r>
-      <w:r>
-        <w:rPr>
-          <w:rStyle w:val="VerbatimChar"/>
-        </w:rPr>
-        <w:t xml:space="preserve">  │  LAYER 1 — Network Isolation                                        │</w:t>
-      </w:r>
-      <w:r>
-        <w:br/>
-      </w:r>
-      <w:r>
-        <w:rPr>
-          <w:rStyle w:val="VerbatimChar"/>
-        </w:rPr>
-        <w:t xml:space="preserve">  │                                                                     │</w:t>
-      </w:r>
-      <w:r>
-        <w:br/>
-      </w:r>
-      <w:r>
-        <w:rPr>
-          <w:rStyle w:val="VerbatimChar"/>
-        </w:rPr>
-        <w:t xml:space="preserve">  │  Server binds to 127.0.0.1 (loopback) by default.                  │</w:t>
-      </w:r>
-      <w:r>
-        <w:br/>
-      </w:r>
-      <w:r>
-        <w:rPr>
-          <w:rStyle w:val="VerbatimChar"/>
-        </w:rPr>
-        <w:t xml:space="preserve">  │  The unauthenticated API is not reachable from the LAN.             │</w:t>
-      </w:r>
-      <w:r>
-        <w:br/>
-      </w:r>
-      <w:r>
-        <w:rPr>
-          <w:rStyle w:val="VerbatimChar"/>
-        </w:rPr>
-        <w:t xml:space="preserve">  │  Setting HOST=0.0.0.0 opts out of this protection entirely —        │</w:t>
-      </w:r>
-      <w:r>
-        <w:br/>
-      </w:r>
-      <w:r>
-        <w:rPr>
-          <w:rStyle w:val="VerbatimChar"/>
-        </w:rPr>
-        <w:t xml:space="preserve">  │  only do so for SSH-tunneled demos, never for production.           │</w:t>
-      </w:r>
-      <w:r>
-        <w:br/>
-      </w:r>
-      <w:r>
-        <w:rPr>
-          <w:rStyle w:val="VerbatimChar"/>
-        </w:rPr>
-        <w:t xml:space="preserve">  └─────────────────────────────────────────────────────────────────────┘</w:t>
-      </w:r>
-      <w:r>
-        <w:br/>
-      </w:r>
-      <w:r>
-        <w:rPr>
-          <w:rStyle w:val="VerbatimChar"/>
-        </w:rPr>
-        <w:t xml:space="preserve">                                      │</w:t>
-      </w:r>
-      <w:r>
-        <w:br/>
-      </w:r>
-      <w:r>
-        <w:rPr>
-          <w:rStyle w:val="VerbatimChar"/>
-        </w:rPr>
-        <w:t xml:space="preserve">                                      ▼</w:t>
-      </w:r>
-      <w:r>
-        <w:br/>
-      </w:r>
-      <w:r>
-        <w:rPr>
-          <w:rStyle w:val="VerbatimChar"/>
-        </w:rPr>
-        <w:t xml:space="preserve">  ┌─────────────────────────────────────────────────────────────────────┐</w:t>
-      </w:r>
-      <w:r>
-        <w:br/>
-      </w:r>
-      <w:r>
-        <w:rPr>
-          <w:rStyle w:val="VerbatimChar"/>
-        </w:rPr>
-        <w:t xml:space="preserve">  │  LAYER 2 — HTTP Request Guards  (src/middleware/security.js)        │</w:t>
-      </w:r>
-      <w:r>
-        <w:br/>
-      </w:r>
-      <w:r>
-        <w:rPr>
-          <w:rStyle w:val="VerbatimChar"/>
-        </w:rPr>
-        <w:t xml:space="preserve">  │                                                                     │</w:t>
-      </w:r>
-      <w:r>
-        <w:br/>
-      </w:r>
-      <w:r>
-        <w:rPr>
-          <w:rStyle w:val="VerbatimChar"/>
-        </w:rPr>
-        <w:t xml:space="preserve">  │  ① Host-Header Guard                                                │</w:t>
-      </w:r>
-      <w:r>
-        <w:br/>
-      </w:r>
-      <w:r>
-        <w:rPr>
-          <w:rStyle w:val="VerbatimChar"/>
-        </w:rPr>
-        <w:t xml:space="preserve">  │     Rejects requests where Host ≠ localhost / 127.0.0.1 / [::1]   │</w:t>
-      </w:r>
-      <w:r>
-        <w:br/>
-      </w:r>
-      <w:r>
-        <w:rPr>
-          <w:rStyle w:val="VerbatimChar"/>
-        </w:rPr>
-        <w:t xml:space="preserve">  │     Purpose: blocks DNS rebinding attacks                           │</w:t>
-      </w:r>
-      <w:r>
-        <w:br/>
-      </w:r>
-      <w:r>
-        <w:rPr>
-          <w:rStyle w:val="VerbatimChar"/>
-        </w:rPr>
-        <w:t xml:space="preserve">  │     (attacker resolves attacker.com → 127.0.0.1, serves malicious  │</w:t>
-      </w:r>
-      <w:r>
-        <w:br/>
-      </w:r>
-      <w:r>
-        <w:rPr>
-          <w:rStyle w:val="VerbatimChar"/>
-        </w:rPr>
-        <w:t xml:space="preserve">  │      JS; guard rejects because Host header is still attacker.com)  │</w:t>
-      </w:r>
-      <w:r>
-        <w:br/>
-      </w:r>
-      <w:r>
-        <w:rPr>
-          <w:rStyle w:val="VerbatimChar"/>
-        </w:rPr>
-        <w:t xml:space="preserve">  │                                                                     │</w:t>
-      </w:r>
-      <w:r>
-        <w:br/>
-      </w:r>
-      <w:r>
-        <w:rPr>
-          <w:rStyle w:val="VerbatimChar"/>
-        </w:rPr>
-        <w:t xml:space="preserve">  │  ② Origin / Referer Guard                                           │</w:t>
-      </w:r>
-      <w:r>
-        <w:br/>
-      </w:r>
-      <w:r>
-        <w:rPr>
-          <w:rStyle w:val="VerbatimChar"/>
-        </w:rPr>
-        <w:t xml:space="preserve">  │     POST / PUT / PATCH / DELETE must carry matching Origin header   │</w:t>
-      </w:r>
-      <w:r>
-        <w:br/>
-      </w:r>
-      <w:r>
-        <w:rPr>
-          <w:rStyle w:val="VerbatimChar"/>
-        </w:rPr>
-        <w:t xml:space="preserve">  │     Purpose: blocks cross-site request forgery (CSRF)               │</w:t>
-      </w:r>
-      <w:r>
-        <w:br/>
-      </w:r>
-      <w:r>
-        <w:rPr>
-          <w:rStyle w:val="VerbatimChar"/>
-        </w:rPr>
-        <w:t xml:space="preserve">  │     (a malicious page posting to localhost would have the wrong     │</w:t>
-      </w:r>
-      <w:r>
-        <w:br/>
-      </w:r>
-      <w:r>
-        <w:rPr>
-          <w:rStyle w:val="VerbatimChar"/>
-        </w:rPr>
-        <w:t xml:space="preserve">  │      Origin and be rejected before any state changes)               │</w:t>
-      </w:r>
-      <w:r>
-        <w:br/>
-      </w:r>
-      <w:r>
-        <w:rPr>
-          <w:rStyle w:val="VerbatimChar"/>
-        </w:rPr>
-        <w:t xml:space="preserve">  │                                                                     │</w:t>
-      </w:r>
-      <w:r>
-        <w:br/>
-      </w:r>
-      <w:r>
-        <w:rPr>
-          <w:rStyle w:val="VerbatimChar"/>
-        </w:rPr>
-        <w:t xml:space="preserve">  │  ③ Helmet Middleware (CSP + security headers)                       │</w:t>
-      </w:r>
-      <w:r>
-        <w:br/>
-      </w:r>
-      <w:r>
-        <w:rPr>
-          <w:rStyle w:val="VerbatimChar"/>
-        </w:rPr>
-        <w:t xml:space="preserve">  │     Content-Security-Policy: script-src 'self'  (no CDN scripts)   │</w:t>
-      </w:r>
-      <w:r>
-        <w:br/>
-      </w:r>
-      <w:r>
-        <w:rPr>
-          <w:rStyle w:val="VerbatimChar"/>
-        </w:rPr>
-        <w:t xml:space="preserve">  │     Content-Security-Policy: frame-ancestors 'none'  (no iframes)  │</w:t>
-      </w:r>
-      <w:r>
-        <w:br/>
-      </w:r>
-      <w:r>
-        <w:rPr>
-          <w:rStyle w:val="VerbatimChar"/>
-        </w:rPr>
-        <w:t xml:space="preserve">  │     Content-Security-Policy: object-src 'none'                     │</w:t>
-      </w:r>
-      <w:r>
-        <w:br/>
-      </w:r>
-      <w:r>
-        <w:rPr>
-          <w:rStyle w:val="VerbatimChar"/>
-        </w:rPr>
-        <w:t xml:space="preserve">  │     Cross-Origin-Opener-Policy: same-origin                        │</w:t>
-      </w:r>
-      <w:r>
-        <w:br/>
-      </w:r>
-      <w:r>
-        <w:rPr>
-          <w:rStyle w:val="VerbatimChar"/>
-        </w:rPr>
-        <w:t xml:space="preserve">  │     Cross-Origin-Resource-Policy: same-origin                      │</w:t>
-      </w:r>
-      <w:r>
-        <w:br/>
-      </w:r>
-      <w:r>
-        <w:rPr>
-          <w:rStyle w:val="VerbatimChar"/>
-        </w:rPr>
-        <w:t xml:space="preserve">  └─────────────────────────────────────────────────────────────────────┘</w:t>
-      </w:r>
-      <w:r>
-        <w:br/>
-      </w:r>
-      <w:r>
-        <w:rPr>
-          <w:rStyle w:val="VerbatimChar"/>
-        </w:rPr>
-        <w:t xml:space="preserve">                                      │</w:t>
-      </w:r>
-      <w:r>
-        <w:br/>
-      </w:r>
-      <w:r>
-        <w:rPr>
-          <w:rStyle w:val="VerbatimChar"/>
-        </w:rPr>
-        <w:t xml:space="preserve">                                      ▼</w:t>
-      </w:r>
-      <w:r>
-        <w:br/>
-      </w:r>
-      <w:r>
-        <w:rPr>
-          <w:rStyle w:val="VerbatimChar"/>
-        </w:rPr>
-        <w:t xml:space="preserve">  ┌─────────────────────────────────────────────────────────────────────┐</w:t>
-      </w:r>
-      <w:r>
-        <w:br/>
-      </w:r>
-      <w:r>
-        <w:rPr>
-          <w:rStyle w:val="VerbatimChar"/>
-        </w:rPr>
-        <w:t xml:space="preserve">  │  LAYER 3 — Server-Side Allowlists                                   │</w:t>
-      </w:r>
-      <w:r>
-        <w:br/>
-      </w:r>
-      <w:r>
-        <w:rPr>
-          <w:rStyle w:val="VerbatimChar"/>
-        </w:rPr>
-        <w:t xml:space="preserve">  │                                                                     │</w:t>
-      </w:r>
-      <w:r>
-        <w:br/>
-      </w:r>
-      <w:r>
-        <w:rPr>
-          <w:rStyle w:val="VerbatimChar"/>
-        </w:rPr>
-        <w:t xml:space="preserve">  │  region       ∈ { va7, nld2, aus5, can2 }                           │</w:t>
-      </w:r>
-      <w:r>
-        <w:br/>
-      </w:r>
-      <w:r>
-        <w:rPr>
-          <w:rStyle w:val="VerbatimChar"/>
-        </w:rPr>
-        <w:t xml:space="preserve">  │  environment  ∈ { Production, Stage, Development }                  │</w:t>
-      </w:r>
-      <w:r>
-        <w:br/>
-      </w:r>
-      <w:r>
-        <w:rPr>
-          <w:rStyle w:val="VerbatimChar"/>
-        </w:rPr>
-        <w:t xml:space="preserve">  │                                                                     │</w:t>
-      </w:r>
-      <w:r>
-        <w:br/>
-      </w:r>
-      <w:r>
-        <w:rPr>
-          <w:rStyle w:val="VerbatimChar"/>
-        </w:rPr>
-        <w:t xml:space="preserve">  │  Purpose: prevents SSRF via region injection.                       │</w:t>
-      </w:r>
-      <w:r>
-        <w:br/>
-      </w:r>
-      <w:r>
-        <w:rPr>
-          <w:rStyle w:val="VerbatimChar"/>
-        </w:rPr>
-        <w:t xml:space="preserve">  │  Without this, a tampered credential row could cause the server     │</w:t>
-      </w:r>
-      <w:r>
-        <w:br/>
-      </w:r>
-      <w:r>
-        <w:rPr>
-          <w:rStyle w:val="VerbatimChar"/>
-        </w:rPr>
-        <w:t xml:space="preserve">  │  to inject bearer tokens into a host controlled by an attacker.     │</w:t>
-      </w:r>
-      <w:r>
-        <w:br/>
-      </w:r>
-      <w:r>
-        <w:rPr>
-          <w:rStyle w:val="VerbatimChar"/>
-        </w:rPr>
-        <w:t xml:space="preserve">  │                                                                     │</w:t>
-      </w:r>
-      <w:r>
-        <w:br/>
-      </w:r>
-      <w:r>
-        <w:rPr>
-          <w:rStyle w:val="VerbatimChar"/>
-        </w:rPr>
-        <w:t xml:space="preserve">  │  All credential fields validated for length + control characters    │</w:t>
-      </w:r>
-      <w:r>
-        <w:br/>
-      </w:r>
-      <w:r>
-        <w:rPr>
-          <w:rStyle w:val="VerbatimChar"/>
-        </w:rPr>
-        <w:t xml:space="preserve">  │  (CR/LF/null) — these flow into outbound HTTP headers.              │</w:t>
-      </w:r>
-      <w:r>
-        <w:br/>
-      </w:r>
-      <w:r>
-        <w:rPr>
-          <w:rStyle w:val="VerbatimChar"/>
-        </w:rPr>
-        <w:t xml:space="preserve">  └─────────────────────────────────────────────────────────────────────┘</w:t>
-      </w:r>
-      <w:r>
-        <w:br/>
-      </w:r>
-      <w:r>
-        <w:rPr>
-          <w:rStyle w:val="VerbatimChar"/>
-        </w:rPr>
-        <w:t xml:space="preserve">                                      │</w:t>
-      </w:r>
-      <w:r>
-        <w:br/>
-      </w:r>
-      <w:r>
-        <w:rPr>
-          <w:rStyle w:val="VerbatimChar"/>
-        </w:rPr>
-        <w:t xml:space="preserve">                                      ▼</w:t>
-      </w:r>
-      <w:r>
-        <w:br/>
-      </w:r>
-      <w:r>
-        <w:rPr>
-          <w:rStyle w:val="VerbatimChar"/>
-        </w:rPr>
-        <w:t xml:space="preserve">  ┌─────────────────────────────────────────────────────────────────────┐</w:t>
-      </w:r>
-      <w:r>
-        <w:br/>
-      </w:r>
-      <w:r>
-        <w:rPr>
-          <w:rStyle w:val="VerbatimChar"/>
-        </w:rPr>
-        <w:t xml:space="preserve">  │  LAYER 4 — Credential Encryption                                    │</w:t>
-      </w:r>
-      <w:r>
-        <w:br/>
-      </w:r>
-      <w:r>
-        <w:rPr>
-          <w:rStyle w:val="VerbatimChar"/>
-        </w:rPr>
-        <w:t xml:space="preserve">  │                                                                     │</w:t>
-      </w:r>
-      <w:r>
-        <w:br/>
-      </w:r>
-      <w:r>
-        <w:rPr>
-          <w:rStyle w:val="VerbatimChar"/>
-        </w:rPr>
-        <w:t xml:space="preserve">  │  Raw client secret                                                  │</w:t>
-      </w:r>
-      <w:r>
-        <w:br/>
-      </w:r>
-      <w:r>
-        <w:rPr>
-          <w:rStyle w:val="VerbatimChar"/>
-        </w:rPr>
-        <w:t xml:space="preserve">  │       │                                                             │</w:t>
-      </w:r>
-      <w:r>
-        <w:br/>
-      </w:r>
-      <w:r>
-        <w:rPr>
-          <w:rStyle w:val="VerbatimChar"/>
-        </w:rPr>
-        <w:t xml:space="preserve">  │       ▼                                                             │</w:t>
-      </w:r>
-      <w:r>
-        <w:br/>
-      </w:r>
-      <w:r>
-        <w:rPr>
-          <w:rStyle w:val="VerbatimChar"/>
-        </w:rPr>
-        <w:t xml:space="preserve">  │  AES-256-GCM encryption                                             │</w:t>
-      </w:r>
-      <w:r>
-        <w:br/>
-      </w:r>
-      <w:r>
-        <w:rPr>
-          <w:rStyle w:val="VerbatimChar"/>
-        </w:rPr>
-        <w:t xml:space="preserve">  │    Key: data/.key (auto-generated, chmod 600) or ENCRYPTION_KEY env │</w:t>
-      </w:r>
-      <w:r>
-        <w:br/>
-      </w:r>
-      <w:r>
-        <w:rPr>
-          <w:rStyle w:val="VerbatimChar"/>
-        </w:rPr>
-        <w:t xml:space="preserve">  │    IV:  12 random bytes per row                                      │</w:t>
-      </w:r>
-      <w:r>
-        <w:br/>
-      </w:r>
-      <w:r>
-        <w:rPr>
-          <w:rStyle w:val="VerbatimChar"/>
-        </w:rPr>
-        <w:t xml:space="preserve">  │    Tag: 16-byte authentication tag (detects tampering)              │</w:t>
-      </w:r>
-      <w:r>
-        <w:br/>
-      </w:r>
-      <w:r>
-        <w:rPr>
-          <w:rStyle w:val="VerbatimChar"/>
-        </w:rPr>
-        <w:t xml:space="preserve">  │       │                                                             │</w:t>
-      </w:r>
-      <w:r>
-        <w:br/>
-      </w:r>
-      <w:r>
-        <w:rPr>
-          <w:rStyle w:val="VerbatimChar"/>
-        </w:rPr>
-        <w:t xml:space="preserve">  │       ▼                                                             │</w:t>
-      </w:r>
-      <w:r>
-        <w:br/>
-      </w:r>
-      <w:r>
-        <w:rPr>
-          <w:rStyle w:val="VerbatimChar"/>
-        </w:rPr>
-        <w:t xml:space="preserve">  │  Ciphertext stored in data/state.db                                 │</w:t>
-      </w:r>
-      <w:r>
-        <w:br/>
-      </w:r>
-      <w:r>
-        <w:rPr>
-          <w:rStyle w:val="VerbatimChar"/>
-        </w:rPr>
-        <w:t xml:space="preserve">  │                                                                     │</w:t>
-      </w:r>
-      <w:r>
-        <w:br/>
-      </w:r>
-      <w:r>
-        <w:rPr>
-          <w:rStyle w:val="VerbatimChar"/>
-        </w:rPr>
-        <w:t xml:space="preserve">  │  IMS bearer tokens:                                                 │</w:t>
-      </w:r>
-      <w:r>
-        <w:br/>
-      </w:r>
-      <w:r>
-        <w:rPr>
-          <w:rStyle w:val="VerbatimChar"/>
-        </w:rPr>
-        <w:t xml:space="preserve">  │    Cached in-memory only — never written to disk                    │</w:t>
-      </w:r>
-      <w:r>
-        <w:br/>
-      </w:r>
-      <w:r>
-        <w:rPr>
-          <w:rStyle w:val="VerbatimChar"/>
-        </w:rPr>
-        <w:t xml:space="preserve">  │    Auto-refreshed 120 seconds before expiry                         │</w:t>
-      </w:r>
-      <w:r>
-        <w:br/>
-      </w:r>
-      <w:r>
-        <w:rPr>
-          <w:rStyle w:val="VerbatimChar"/>
-        </w:rPr>
-        <w:t xml:space="preserve">  │    Thundering-herd guard: concurrent callers share one in-flight    │</w:t>
-      </w:r>
-      <w:r>
-        <w:br/>
-      </w:r>
-      <w:r>
-        <w:rPr>
-          <w:rStyle w:val="VerbatimChar"/>
-        </w:rPr>
-        <w:t xml:space="preserve">  │    promise (no duplicate refresh races)                             │</w:t>
-      </w:r>
-      <w:r>
-        <w:br/>
-      </w:r>
-      <w:r>
-        <w:rPr>
-          <w:rStyle w:val="VerbatimChar"/>
-        </w:rPr>
-        <w:t xml:space="preserve">  └─────────────────────────────────────────────────────────────────────┘</w:t>
-      </w:r>
-      <w:r>
-        <w:br/>
-      </w:r>
-      <w:r>
-        <w:rPr>
-          <w:rStyle w:val="VerbatimChar"/>
-        </w:rPr>
-        <w:t xml:space="preserve">                                      │</w:t>
-      </w:r>
-      <w:r>
-        <w:br/>
-      </w:r>
-      <w:r>
-        <w:rPr>
-          <w:rStyle w:val="VerbatimChar"/>
-        </w:rPr>
-        <w:t xml:space="preserve">                                      ▼</w:t>
-      </w:r>
-      <w:r>
-        <w:br/>
-      </w:r>
-      <w:r>
-        <w:rPr>
-          <w:rStyle w:val="VerbatimChar"/>
-        </w:rPr>
-        <w:t xml:space="preserve">  ┌─────────────────────────────────────────────────────────────────────┐</w:t>
-      </w:r>
-      <w:r>
-        <w:br/>
-      </w:r>
-      <w:r>
-        <w:rPr>
-          <w:rStyle w:val="VerbatimChar"/>
-        </w:rPr>
-        <w:t xml:space="preserve">  │  LAYER 5 — Static Asset Isolation                                   │</w:t>
-      </w:r>
-      <w:r>
-        <w:br/>
-      </w:r>
-      <w:r>
-        <w:rPr>
-          <w:rStyle w:val="VerbatimChar"/>
-        </w:rPr>
-        <w:t xml:space="preserve">  │                                                                     │</w:t>
-      </w:r>
-      <w:r>
-        <w:br/>
-      </w:r>
-      <w:r>
-        <w:rPr>
-          <w:rStyle w:val="VerbatimChar"/>
-        </w:rPr>
-        <w:t xml:space="preserve">  │  All UI assets (fonts, icons, scripts, styles) are self-hosted.     │</w:t>
-      </w:r>
-      <w:r>
-        <w:br/>
-      </w:r>
-      <w:r>
-        <w:rPr>
-          <w:rStyle w:val="VerbatimChar"/>
-        </w:rPr>
-        <w:t xml:space="preserve">  │  Zero CDN loads from the browser — no google-fonts.com, no          │</w:t>
-      </w:r>
-      <w:r>
-        <w:br/>
-      </w:r>
-      <w:r>
-        <w:rPr>
-          <w:rStyle w:val="VerbatimChar"/>
-        </w:rPr>
-        <w:t xml:space="preserve">  │  cloudflare, no analytics pixels.                                   │</w:t>
-      </w:r>
-      <w:r>
-        <w:br/>
-      </w:r>
-      <w:r>
-        <w:rPr>
-          <w:rStyle w:val="VerbatimChar"/>
-        </w:rPr>
-        <w:t xml:space="preserve">  │                                                                     │</w:t>
-      </w:r>
-      <w:r>
-        <w:br/>
-      </w:r>
-      <w:r>
-        <w:rPr>
-          <w:rStyle w:val="VerbatimChar"/>
-        </w:rPr>
-        <w:t xml:space="preserve">  │  Rationale: this is an admin tool for destructive operations. Any   │</w:t>
-      </w:r>
-      <w:r>
-        <w:br/>
-      </w:r>
-      <w:r>
-        <w:rPr>
-          <w:rStyle w:val="VerbatimChar"/>
-        </w:rPr>
-        <w:t xml:space="preserve">  │  third-party origin receives the operator's IP, user-agent, and     │</w:t>
-      </w:r>
-      <w:r>
-        <w:br/>
-      </w:r>
-      <w:r>
-        <w:rPr>
-          <w:rStyle w:val="VerbatimChar"/>
-        </w:rPr>
-        <w:t xml:space="preserve">  │  timing data — unacceptable for an offline-capable security tool.   │</w:t>
-      </w:r>
-      <w:r>
-        <w:br/>
-      </w:r>
-      <w:r>
-        <w:rPr>
-          <w:rStyle w:val="VerbatimChar"/>
-        </w:rPr>
-        <w:t xml:space="preserve">  └─────────────────────────────────────────────────────────────────────┘</w:t>
-      </w:r>
-    </w:p>
-    <w:bookmarkEnd w:id="35"/>
-    <w:bookmarkStart w:id="36" w:name="submission-safety"/>
+        <w:pStyle w:val="FirstParagraph"/>
+      </w:pPr>
+      <w:r>
+        <w:t xml:space="preserve">The threat model: the local web UI has</w:t>
+      </w:r>
+      <w:r>
+        <w:t xml:space="preserve"> </w:t>
+      </w:r>
+      <w:r>
+        <w:rPr>
+          <w:b/>
+          <w:bCs/>
+        </w:rPr>
+        <w:t xml:space="preserve">no authentication</w:t>
+      </w:r>
+      <w:r>
+        <w:t xml:space="preserve">, the tool</w:t>
+      </w:r>
+      <w:r>
+        <w:t xml:space="preserve"> </w:t>
+      </w:r>
+      <w:r>
+        <w:t xml:space="preserve">submits</w:t>
+      </w:r>
+      <w:r>
+        <w:t xml:space="preserve"> </w:t>
+      </w:r>
+      <w:r>
+        <w:rPr>
+          <w:b/>
+          <w:bCs/>
+        </w:rPr>
+        <w:t xml:space="preserve">irreversible</w:t>
+      </w:r>
+      <w:r>
+        <w:t xml:space="preserve"> </w:t>
+      </w:r>
+      <w:r>
+        <w:t xml:space="preserve">deletes, and a malicious browser tab the</w:t>
+      </w:r>
+      <w:r>
+        <w:t xml:space="preserve"> </w:t>
+      </w:r>
+      <w:r>
+        <w:t xml:space="preserve">operator already has open must not be able to drive that API. Six</w:t>
+      </w:r>
+      <w:r>
+        <w:t xml:space="preserve"> </w:t>
+      </w:r>
+      <w:r>
+        <w:t xml:space="preserve">layers protect against it.</w:t>
+      </w:r>
+    </w:p>
+    <w:p>
+      <w:pPr>
+        <w:pStyle w:val="CaptionedFigure"/>
+      </w:pPr>
+      <w:r>
+        <w:drawing>
+          <wp:inline>
+            <wp:extent cx="3505200" cy="23520400"/>
+            <wp:effectExtent b="0" l="0" r="0" t="0"/>
+            <wp:docPr descr="Defense-in-depth" title="" id="60" name="Picture"/>
+            <a:graphic>
+              <a:graphicData uri="http://schemas.openxmlformats.org/drawingml/2006/picture">
+                <pic:pic>
+                  <pic:nvPicPr>
+                    <pic:cNvPr descr="diagrams/06-defense-in-depth.png" id="61" name="Picture"/>
+                    <pic:cNvPicPr>
+                      <a:picLocks noChangeArrowheads="1" noChangeAspect="1"/>
+                    </pic:cNvPicPr>
+                  </pic:nvPicPr>
+                  <pic:blipFill>
+                    <a:blip r:embed="rId59"/>
+                    <a:stretch>
+                      <a:fillRect/>
+                    </a:stretch>
+                  </pic:blipFill>
+                  <pic:spPr bwMode="auto">
+                    <a:xfrm>
+                      <a:off x="0" y="0"/>
+                      <a:ext cx="3505200" cy="23520400"/>
+                    </a:xfrm>
+                    <a:prstGeom prst="rect">
+                      <a:avLst/>
+                    </a:prstGeom>
+                    <a:noFill/>
+                    <a:ln w="9525">
+                      <a:noFill/>
+                      <a:headEnd/>
+                      <a:tailEnd/>
+                    </a:ln>
+                  </pic:spPr>
+                </pic:pic>
+              </a:graphicData>
+            </a:graphic>
+          </wp:inline>
+        </w:drawing>
+      </w:r>
+    </w:p>
+    <w:p>
+      <w:pPr>
+        <w:pStyle w:val="ImageCaption"/>
+      </w:pPr>
+      <w:r>
+        <w:t xml:space="preserve">Defense-in-depth</w:t>
+      </w:r>
+    </w:p>
+    <w:p>
+      <w:pPr>
+        <w:pStyle w:val="BodyText"/>
+      </w:pPr>
+      <w:r>
+        <w:rPr>
+          <w:i/>
+          <w:iCs/>
+        </w:rPr>
+        <w:t xml:space="preserve">Layers 1-5 are network → HTTP → allowlist → credential → asset</w:t>
+      </w:r>
+      <w:r>
+        <w:rPr>
+          <w:i/>
+          <w:iCs/>
+        </w:rPr>
+        <w:t xml:space="preserve"> </w:t>
+      </w:r>
+      <w:r>
+        <w:rPr>
+          <w:i/>
+          <w:iCs/>
+        </w:rPr>
+        <w:t xml:space="preserve">isolation. Layer 6 covers the destructive-API specific safety</w:t>
+      </w:r>
+      <w:r>
+        <w:rPr>
+          <w:i/>
+          <w:iCs/>
+        </w:rPr>
+        <w:t xml:space="preserve"> </w:t>
+      </w:r>
+      <w:r>
+        <w:rPr>
+          <w:i/>
+          <w:iCs/>
+        </w:rPr>
+        <w:t xml:space="preserve">(non-idempotent retry policy, replan-forbidden guard, per-month</w:t>
+      </w:r>
+      <w:r>
+        <w:rPr>
+          <w:i/>
+          <w:iCs/>
+        </w:rPr>
+        <w:t xml:space="preserve"> </w:t>
+      </w:r>
+      <w:r>
+        <w:rPr>
+          <w:i/>
+          <w:iCs/>
+        </w:rPr>
+        <w:t xml:space="preserve">approval gate, UI-level debounce on every destructive button). Source:</w:t>
+      </w:r>
+      <w:r>
+        <w:rPr>
+          <w:i/>
+          <w:iCs/>
+        </w:rPr>
+        <w:t xml:space="preserve"> </w:t>
+      </w:r>
+      <w:r>
+        <w:rPr>
+          <w:rStyle w:val="VerbatimChar"/>
+          <w:i/>
+          <w:iCs/>
+        </w:rPr>
+        <w:t xml:space="preserve">docs/diagrams/06-defense-in-depth.mmd</w:t>
+      </w:r>
+      <w:r>
+        <w:rPr>
+          <w:i/>
+          <w:iCs/>
+        </w:rPr>
+        <w:t xml:space="preserve">.</w:t>
+      </w:r>
+    </w:p>
+    <w:p>
+      <w:pPr>
+        <w:pStyle w:val="BodyText"/>
+      </w:pPr>
+      <w:r>
+        <w:rPr>
+          <w:b/>
+          <w:bCs/>
+        </w:rPr>
+        <w:t xml:space="preserve">Per-layer notes:</w:t>
+      </w:r>
+    </w:p>
+    <w:p>
+      <w:pPr>
+        <w:pStyle w:val="Compact"/>
+        <w:numPr>
+          <w:ilvl w:val="0"/>
+          <w:numId w:val="1008"/>
+        </w:numPr>
+      </w:pPr>
+      <w:r>
+        <w:rPr>
+          <w:b/>
+          <w:bCs/>
+        </w:rPr>
+        <w:t xml:space="preserve">L1 · Network isolation</w:t>
+      </w:r>
+      <w:r>
+        <w:t xml:space="preserve"> </w:t>
+      </w:r>
+      <w:r>
+        <w:t xml:space="preserve">—</w:t>
+      </w:r>
+      <w:r>
+        <w:t xml:space="preserve"> </w:t>
+      </w:r>
+      <w:r>
+        <w:rPr>
+          <w:rStyle w:val="VerbatimChar"/>
+        </w:rPr>
+        <w:t xml:space="preserve">app.listen(port, '127.0.0.1', …)</w:t>
+      </w:r>
+      <w:r>
+        <w:t xml:space="preserve"> </w:t>
+      </w:r>
+      <w:r>
+        <w:t xml:space="preserve">binds</w:t>
+      </w:r>
+      <w:r>
+        <w:t xml:space="preserve"> </w:t>
+      </w:r>
+      <w:r>
+        <w:t xml:space="preserve">loopback by default.</w:t>
+      </w:r>
+      <w:r>
+        <w:t xml:space="preserve"> </w:t>
+      </w:r>
+      <w:r>
+        <w:rPr>
+          <w:rStyle w:val="VerbatimChar"/>
+        </w:rPr>
+        <w:t xml:space="preserve">HOST=0.0.0.0</w:t>
+      </w:r>
+      <w:r>
+        <w:t xml:space="preserve"> </w:t>
+      </w:r>
+      <w:r>
+        <w:t xml:space="preserve">is an explicit opt-out (intended</w:t>
+      </w:r>
+      <w:r>
+        <w:t xml:space="preserve"> </w:t>
+      </w:r>
+      <w:r>
+        <w:t xml:space="preserve">for SSH-tunneled demos only, never production).</w:t>
+      </w:r>
+    </w:p>
+    <w:p>
+      <w:pPr>
+        <w:pStyle w:val="Compact"/>
+        <w:numPr>
+          <w:ilvl w:val="0"/>
+          <w:numId w:val="1008"/>
+        </w:numPr>
+      </w:pPr>
+      <w:r>
+        <w:rPr>
+          <w:b/>
+          <w:bCs/>
+        </w:rPr>
+        <w:t xml:space="preserve">L2 · HTTP request guards</w:t>
+      </w:r>
+      <w:r>
+        <w:t xml:space="preserve"> </w:t>
+      </w:r>
+      <w:r>
+        <w:t xml:space="preserve">in</w:t>
+      </w:r>
+      <w:r>
+        <w:t xml:space="preserve"> </w:t>
+      </w:r>
+      <w:r>
+        <w:rPr>
+          <w:rStyle w:val="VerbatimChar"/>
+        </w:rPr>
+        <w:t xml:space="preserve">src/middleware/security.js</w:t>
+      </w:r>
+      <w:r>
+        <w:t xml:space="preserve">:</w:t>
+      </w:r>
+    </w:p>
+    <w:p>
+      <w:pPr>
+        <w:pStyle w:val="Compact"/>
+        <w:numPr>
+          <w:ilvl w:val="1"/>
+          <w:numId w:val="1009"/>
+        </w:numPr>
+      </w:pPr>
+      <w:r>
+        <w:rPr>
+          <w:b/>
+          <w:bCs/>
+        </w:rPr>
+        <w:t xml:space="preserve">Host-header guard</w:t>
+      </w:r>
+      <w:r>
+        <w:t xml:space="preserve"> </w:t>
+      </w:r>
+      <w:r>
+        <w:t xml:space="preserve">rejects</w:t>
+      </w:r>
+      <w:r>
+        <w:t xml:space="preserve"> </w:t>
+      </w:r>
+      <w:r>
+        <w:rPr>
+          <w:rStyle w:val="VerbatimChar"/>
+        </w:rPr>
+        <w:t xml:space="preserve">Host: anything-other-than-localhost</w:t>
+      </w:r>
+      <w:r>
+        <w:t xml:space="preserve"> </w:t>
+      </w:r>
+      <w:r>
+        <w:t xml:space="preserve">— the only defense against DNS rebinding (a malicious page resolves</w:t>
+      </w:r>
+      <w:r>
+        <w:t xml:space="preserve"> </w:t>
+      </w:r>
+      <w:r>
+        <w:rPr>
+          <w:rStyle w:val="VerbatimChar"/>
+        </w:rPr>
+        <w:t xml:space="preserve">attacker.com → 127.0.0.1</w:t>
+      </w:r>
+      <w:r>
+        <w:t xml:space="preserve">, the browser then talks to localhost</w:t>
+      </w:r>
+      <w:r>
+        <w:t xml:space="preserve"> </w:t>
+      </w:r>
+      <w:r>
+        <w:t xml:space="preserve">thinking it’s still same-origin with the attacker; the Host header</w:t>
+      </w:r>
+      <w:r>
+        <w:t xml:space="preserve"> </w:t>
+      </w:r>
+      <w:r>
+        <w:t xml:space="preserve">however still says</w:t>
+      </w:r>
+      <w:r>
+        <w:t xml:space="preserve"> </w:t>
+      </w:r>
+      <w:r>
+        <w:rPr>
+          <w:rStyle w:val="VerbatimChar"/>
+        </w:rPr>
+        <w:t xml:space="preserve">attacker.com</w:t>
+      </w:r>
+      <w:r>
+        <w:t xml:space="preserve">, and the guard refuses).</w:t>
+      </w:r>
+    </w:p>
+    <w:p>
+      <w:pPr>
+        <w:pStyle w:val="Compact"/>
+        <w:numPr>
+          <w:ilvl w:val="1"/>
+          <w:numId w:val="1009"/>
+        </w:numPr>
+      </w:pPr>
+      <w:r>
+        <w:rPr>
+          <w:b/>
+          <w:bCs/>
+        </w:rPr>
+        <w:t xml:space="preserve">Origin / Referer guard</w:t>
+      </w:r>
+      <w:r>
+        <w:t xml:space="preserve"> </w:t>
+      </w:r>
+      <w:r>
+        <w:t xml:space="preserve">on every state-changing method</w:t>
+      </w:r>
+      <w:r>
+        <w:t xml:space="preserve"> </w:t>
+      </w:r>
+      <w:r>
+        <w:t xml:space="preserve">(POST/PUT/PATCH/DELETE).</w:t>
+      </w:r>
+    </w:p>
+    <w:p>
+      <w:pPr>
+        <w:pStyle w:val="Compact"/>
+        <w:numPr>
+          <w:ilvl w:val="1"/>
+          <w:numId w:val="1009"/>
+        </w:numPr>
+      </w:pPr>
+      <w:r>
+        <w:rPr>
+          <w:b/>
+          <w:bCs/>
+        </w:rPr>
+        <w:t xml:space="preserve">Helmet CSP</w:t>
+      </w:r>
+      <w:r>
+        <w:t xml:space="preserve"> </w:t>
+      </w:r>
+      <w:r>
+        <w:rPr>
+          <w:rStyle w:val="VerbatimChar"/>
+        </w:rPr>
+        <w:t xml:space="preserve">script-src 'self'</w:t>
+      </w:r>
+      <w:r>
+        <w:t xml:space="preserve">,</w:t>
+      </w:r>
+      <w:r>
+        <w:t xml:space="preserve"> </w:t>
+      </w:r>
+      <w:r>
+        <w:rPr>
+          <w:rStyle w:val="VerbatimChar"/>
+        </w:rPr>
+        <w:t xml:space="preserve">frame-ancestors 'none'</w:t>
+      </w:r>
+      <w:r>
+        <w:t xml:space="preserve">,</w:t>
+      </w:r>
+      <w:r>
+        <w:t xml:space="preserve"> </w:t>
+      </w:r>
+      <w:r>
+        <w:rPr>
+          <w:rStyle w:val="VerbatimChar"/>
+        </w:rPr>
+        <w:t xml:space="preserve">object-src 'none'</w:t>
+      </w:r>
+      <w:r>
+        <w:t xml:space="preserve">, COOP/CORP</w:t>
+      </w:r>
+      <w:r>
+        <w:t xml:space="preserve"> </w:t>
+      </w:r>
+      <w:r>
+        <w:rPr>
+          <w:rStyle w:val="VerbatimChar"/>
+        </w:rPr>
+        <w:t xml:space="preserve">same-origin</w:t>
+      </w:r>
+      <w:r>
+        <w:t xml:space="preserve">.</w:t>
+      </w:r>
+    </w:p>
+    <w:p>
+      <w:pPr>
+        <w:pStyle w:val="Compact"/>
+        <w:numPr>
+          <w:ilvl w:val="0"/>
+          <w:numId w:val="1008"/>
+        </w:numPr>
+      </w:pPr>
+      <w:r>
+        <w:rPr>
+          <w:b/>
+          <w:bCs/>
+        </w:rPr>
+        <w:t xml:space="preserve">L3 · Allowlists</w:t>
+      </w:r>
+      <w:r>
+        <w:t xml:space="preserve"> </w:t>
+      </w:r>
+      <w:r>
+        <w:t xml:space="preserve">—</w:t>
+      </w:r>
+      <w:r>
+        <w:t xml:space="preserve"> </w:t>
+      </w:r>
+      <w:r>
+        <w:rPr>
+          <w:rStyle w:val="VerbatimChar"/>
+        </w:rPr>
+        <w:t xml:space="preserve">region ∈ {va7, nld2, aus5, can2}</w:t>
+      </w:r>
+      <w:r>
+        <w:t xml:space="preserve"> </w:t>
+      </w:r>
+      <w:r>
+        <w:t xml:space="preserve">and</w:t>
+      </w:r>
+      <w:r>
+        <w:t xml:space="preserve"> </w:t>
+      </w:r>
+      <w:r>
+        <w:rPr>
+          <w:rStyle w:val="VerbatimChar"/>
+        </w:rPr>
+        <w:t xml:space="preserve">environment ∈ {Production, Stage, Development}</w:t>
+      </w:r>
+      <w:r>
+        <w:t xml:space="preserve"> </w:t>
+      </w:r>
+      <w:r>
+        <w:t xml:space="preserve">are enforced both</w:t>
+      </w:r>
+      <w:r>
+        <w:t xml:space="preserve"> </w:t>
+      </w:r>
+      <w:r>
+        <w:t xml:space="preserve">at the route layer (PATCH/POST</w:t>
+      </w:r>
+      <w:r>
+        <w:t xml:space="preserve"> </w:t>
+      </w:r>
+      <w:r>
+        <w:rPr>
+          <w:rStyle w:val="VerbatimChar"/>
+        </w:rPr>
+        <w:t xml:space="preserve">/credentials</w:t>
+      </w:r>
+      <w:r>
+        <w:t xml:space="preserve">) and at the service</w:t>
+      </w:r>
+      <w:r>
+        <w:t xml:space="preserve"> </w:t>
+      </w:r>
+      <w:r>
+        <w:t xml:space="preserve">layer (</w:t>
+      </w:r>
+      <w:r>
+        <w:rPr>
+          <w:rStyle w:val="VerbatimChar"/>
+        </w:rPr>
+        <w:t xml:space="preserve">namespaces.js</w:t>
+      </w:r>
+      <w:r>
+        <w:t xml:space="preserve">,</w:t>
+      </w:r>
+      <w:r>
+        <w:t xml:space="preserve"> </w:t>
+      </w:r>
+      <w:r>
+        <w:rPr>
+          <w:rStyle w:val="VerbatimChar"/>
+        </w:rPr>
+        <w:t xml:space="preserve">identityGraph.js</w:t>
+      </w:r>
+      <w:r>
+        <w:t xml:space="preserve">), so even a tampered DB</w:t>
+      </w:r>
+      <w:r>
+        <w:t xml:space="preserve"> </w:t>
+      </w:r>
+      <w:r>
+        <w:t xml:space="preserve">row can’t make us build a host outside the allowlist. Every</w:t>
+      </w:r>
+      <w:r>
+        <w:t xml:space="preserve"> </w:t>
+      </w:r>
+      <w:r>
+        <w:t xml:space="preserve">credential field is length-bounded and rejects CR/LF/null (header</w:t>
+      </w:r>
+      <w:r>
+        <w:t xml:space="preserve"> </w:t>
+      </w:r>
+      <w:r>
+        <w:t xml:space="preserve">smuggling defence).</w:t>
+      </w:r>
+    </w:p>
+    <w:p>
+      <w:pPr>
+        <w:pStyle w:val="Compact"/>
+        <w:numPr>
+          <w:ilvl w:val="0"/>
+          <w:numId w:val="1008"/>
+        </w:numPr>
+      </w:pPr>
+      <w:r>
+        <w:rPr>
+          <w:b/>
+          <w:bCs/>
+        </w:rPr>
+        <w:t xml:space="preserve">L4 · Credential storage</w:t>
+      </w:r>
+      <w:r>
+        <w:t xml:space="preserve"> </w:t>
+      </w:r>
+      <w:r>
+        <w:t xml:space="preserve">— client secrets are AES-256-GCM at rest</w:t>
+      </w:r>
+      <w:r>
+        <w:t xml:space="preserve"> </w:t>
+      </w:r>
+      <w:r>
+        <w:t xml:space="preserve">with a 12-byte random IV per row and a 16-byte auth tag. The key</w:t>
+      </w:r>
+      <w:r>
+        <w:t xml:space="preserve"> </w:t>
+      </w:r>
+      <w:r>
+        <w:t xml:space="preserve">file</w:t>
+      </w:r>
+      <w:r>
+        <w:t xml:space="preserve"> </w:t>
+      </w:r>
+      <w:r>
+        <w:rPr>
+          <w:rStyle w:val="VerbatimChar"/>
+        </w:rPr>
+        <w:t xml:space="preserve">data/.key</w:t>
+      </w:r>
+      <w:r>
+        <w:t xml:space="preserve"> </w:t>
+      </w:r>
+      <w:r>
+        <w:t xml:space="preserve">is created with</w:t>
+      </w:r>
+      <w:r>
+        <w:t xml:space="preserve"> </w:t>
+      </w:r>
+      <w:r>
+        <w:rPr>
+          <w:rStyle w:val="VerbatimChar"/>
+        </w:rPr>
+        <w:t xml:space="preserve">O_EXCL</w:t>
+      </w:r>
+      <w:r>
+        <w:t xml:space="preserve"> </w:t>
+      </w:r>
+      <w:r>
+        <w:t xml:space="preserve">(no race on first run),</w:t>
+      </w:r>
+      <w:r>
+        <w:t xml:space="preserve"> </w:t>
+      </w:r>
+      <w:r>
+        <w:rPr>
+          <w:rStyle w:val="VerbatimChar"/>
+        </w:rPr>
+        <w:t xml:space="preserve">chmod 600</w:t>
+      </w:r>
+      <w:r>
+        <w:t xml:space="preserve"> </w:t>
+      </w:r>
+      <w:r>
+        <w:t xml:space="preserve">on POSIX. IMS tokens stay in memory only, refreshed</w:t>
+      </w:r>
+      <w:r>
+        <w:t xml:space="preserve"> </w:t>
+      </w:r>
+      <w:r>
+        <w:t xml:space="preserve">120s before expiry, with a thundering-herd guard so concurrent</w:t>
+      </w:r>
+      <w:r>
+        <w:t xml:space="preserve"> </w:t>
+      </w:r>
+      <w:r>
+        <w:t xml:space="preserve">callers share a single in-flight refresh.</w:t>
+      </w:r>
+    </w:p>
+    <w:p>
+      <w:pPr>
+        <w:pStyle w:val="Compact"/>
+        <w:numPr>
+          <w:ilvl w:val="0"/>
+          <w:numId w:val="1008"/>
+        </w:numPr>
+      </w:pPr>
+      <w:r>
+        <w:rPr>
+          <w:b/>
+          <w:bCs/>
+        </w:rPr>
+        <w:t xml:space="preserve">L5 · Static asset isolation</w:t>
+      </w:r>
+      <w:r>
+        <w:t xml:space="preserve"> </w:t>
+      </w:r>
+      <w:r>
+        <w:t xml:space="preserve">— every font, icon, script and</w:t>
+      </w:r>
+      <w:r>
+        <w:t xml:space="preserve"> </w:t>
+      </w:r>
+      <w:r>
+        <w:t xml:space="preserve">stylesheet is self-hosted under</w:t>
+      </w:r>
+      <w:r>
+        <w:t xml:space="preserve"> </w:t>
+      </w:r>
+      <w:r>
+        <w:rPr>
+          <w:rStyle w:val="VerbatimChar"/>
+        </w:rPr>
+        <w:t xml:space="preserve">src/web/</w:t>
+      </w:r>
+      <w:r>
+        <w:t xml:space="preserve">. Zero CDN loads. Zero</w:t>
+      </w:r>
+      <w:r>
+        <w:t xml:space="preserve"> </w:t>
+      </w:r>
+      <w:r>
+        <w:t xml:space="preserve">analytics. An admin tool for destructive operations cannot leak the</w:t>
+      </w:r>
+      <w:r>
+        <w:t xml:space="preserve"> </w:t>
+      </w:r>
+      <w:r>
+        <w:t xml:space="preserve">operator’s IP / user-agent / timing to a third-party origin.</w:t>
+      </w:r>
+    </w:p>
+    <w:p>
+      <w:pPr>
+        <w:pStyle w:val="Compact"/>
+        <w:numPr>
+          <w:ilvl w:val="0"/>
+          <w:numId w:val="1008"/>
+        </w:numPr>
+      </w:pPr>
+      <w:r>
+        <w:rPr>
+          <w:b/>
+          <w:bCs/>
+        </w:rPr>
+        <w:t xml:space="preserve">L6 · Destructive-API safety</w:t>
+      </w:r>
+      <w:r>
+        <w:t xml:space="preserve"> </w:t>
+      </w:r>
+      <w:r>
+        <w:t xml:space="preserve">— the hygiene POST is deliberately</w:t>
+      </w:r>
+      <w:r>
+        <w:t xml:space="preserve"> </w:t>
+      </w:r>
+      <w:r>
+        <w:t xml:space="preserve">non-idempotent (</w:t>
+      </w:r>
+      <w:r>
+        <w:rPr>
+          <w:rStyle w:val="VerbatimChar"/>
+        </w:rPr>
+        <w:t xml:space="preserve">{idempotent: false}</w:t>
+      </w:r>
+      <w:r>
+        <w:t xml:space="preserve"> </w:t>
+      </w:r>
+      <w:r>
+        <w:t xml:space="preserve">in axios-retry), so a 5xx /</w:t>
+      </w:r>
+      <w:r>
+        <w:t xml:space="preserve"> </w:t>
+      </w:r>
+      <w:r>
+        <w:t xml:space="preserve">timeout / network error never triggers an auto-retry that could</w:t>
+      </w:r>
+      <w:r>
+        <w:t xml:space="preserve"> </w:t>
+      </w:r>
+      <w:r>
+        <w:t xml:space="preserve">duplicate an irreversible delete. ReplanForbiddenError (HTTP 409)</w:t>
+      </w:r>
+      <w:r>
+        <w:t xml:space="preserve"> </w:t>
+      </w:r>
+      <w:r>
+        <w:t xml:space="preserve">blocks re-emission of work orders for already-shipped identities.</w:t>
+      </w:r>
+      <w:r>
+        <w:t xml:space="preserve"> </w:t>
+      </w:r>
+      <w:r>
+        <w:t xml:space="preserve">The per-month approval gate forces explicit operator sign-off for</w:t>
+      </w:r>
+      <w:r>
+        <w:t xml:space="preserve"> </w:t>
+      </w:r>
+      <w:r>
+        <w:t xml:space="preserve">Month 2+. Every destructive UI button is debounced via</w:t>
+      </w:r>
+      <w:r>
+        <w:t xml:space="preserve"> </w:t>
+      </w:r>
+      <w:r>
+        <w:rPr>
+          <w:rStyle w:val="VerbatimChar"/>
+        </w:rPr>
+        <w:t xml:space="preserve">onClickGuarded</w:t>
+      </w:r>
+      <w:r>
+        <w:t xml:space="preserve">.</w:t>
+      </w:r>
+    </w:p>
+    <w:bookmarkEnd w:id="62"/>
+    <w:bookmarkStart w:id="63" w:name="submission-safety"/>
     <w:p>
       <w:pPr>
         <w:pStyle w:val="Heading3"/>
@@ -9126,9 +10633,9 @@
         </w:pict>
       </w:r>
     </w:p>
-    <w:bookmarkEnd w:id="36"/>
-    <w:bookmarkEnd w:id="37"/>
-    <w:bookmarkStart w:id="48" w:name="environment-configuration-reference"/>
+    <w:bookmarkEnd w:id="63"/>
+    <w:bookmarkEnd w:id="64"/>
+    <w:bookmarkStart w:id="75" w:name="environment-configuration-reference"/>
     <w:p>
       <w:pPr>
         <w:pStyle w:val="Heading2"/>
@@ -9146,7 +10653,7 @@
         <w:t xml:space="preserve">8. Environment Configuration Reference</w:t>
       </w:r>
     </w:p>
-    <w:bookmarkStart w:id="44" w:name="complete-environment-variable-reference"/>
+    <w:bookmarkStart w:id="71" w:name="complete-environment-variable-reference"/>
     <w:p>
       <w:pPr>
         <w:pStyle w:val="Heading3"/>
@@ -9193,7 +10700,7 @@
         <w:t xml:space="preserve">on first launch. Set these to tune behavior for your deployment.</w:t>
       </w:r>
     </w:p>
-    <w:bookmarkStart w:id="38" w:name="network-server"/>
+    <w:bookmarkStart w:id="65" w:name="network-server"/>
     <w:p>
       <w:pPr>
         <w:pStyle w:val="Heading4"/>
@@ -9427,8 +10934,8 @@
         </w:tc>
       </w:tr>
     </w:tbl>
-    <w:bookmarkEnd w:id="38"/>
-    <w:bookmarkStart w:id="39" w:name="storage-paths"/>
+    <w:bookmarkEnd w:id="65"/>
+    <w:bookmarkStart w:id="66" w:name="storage-paths"/>
     <w:p>
       <w:pPr>
         <w:pStyle w:val="Heading4"/>
@@ -9719,8 +11226,8 @@
         </w:tc>
       </w:tr>
     </w:tbl>
-    <w:bookmarkEnd w:id="39"/>
-    <w:bookmarkStart w:id="40" w:name="security"/>
+    <w:bookmarkEnd w:id="66"/>
+    <w:bookmarkStart w:id="67" w:name="security"/>
     <w:p>
       <w:pPr>
         <w:pStyle w:val="Heading4"/>
@@ -9871,8 +11378,8 @@
         </w:tc>
       </w:tr>
     </w:tbl>
-    <w:bookmarkEnd w:id="40"/>
-    <w:bookmarkStart w:id="41" w:name="performance-tuning-scalability-knobs"/>
+    <w:bookmarkEnd w:id="67"/>
+    <w:bookmarkStart w:id="68" w:name="performance-tuning-scalability-knobs"/>
     <w:p>
       <w:pPr>
         <w:pStyle w:val="Heading4"/>
@@ -10202,8 +11709,8 @@
         </w:tc>
       </w:tr>
     </w:tbl>
-    <w:bookmarkEnd w:id="41"/>
-    <w:bookmarkStart w:id="42" w:name="quota-fallbacks"/>
+    <w:bookmarkEnd w:id="68"/>
+    <w:bookmarkStart w:id="69" w:name="quota-fallbacks"/>
     <w:p>
       <w:pPr>
         <w:pStyle w:val="Heading4"/>
@@ -10417,8 +11924,8 @@
         </w:tc>
       </w:tr>
     </w:tbl>
-    <w:bookmarkEnd w:id="42"/>
-    <w:bookmarkStart w:id="43" w:name="adobe-endpoints-advanced"/>
+    <w:bookmarkEnd w:id="69"/>
+    <w:bookmarkStart w:id="70" w:name="adobe-endpoints-advanced"/>
     <w:p>
       <w:pPr>
         <w:pStyle w:val="Heading4"/>
@@ -10667,9 +12174,9 @@
         </w:tc>
       </w:tr>
     </w:tbl>
-    <w:bookmarkEnd w:id="43"/>
-    <w:bookmarkEnd w:id="44"/>
-    <w:bookmarkStart w:id="45" w:name="per-machine-tuning-recommendations"/>
+    <w:bookmarkEnd w:id="70"/>
+    <w:bookmarkEnd w:id="71"/>
+    <w:bookmarkStart w:id="72" w:name="per-machine-tuning-recommendations"/>
     <w:p>
       <w:pPr>
         <w:pStyle w:val="Heading3"/>
@@ -11119,8 +12626,8 @@
         </w:tc>
       </w:tr>
     </w:tbl>
-    <w:bookmarkEnd w:id="45"/>
-    <w:bookmarkStart w:id="46" w:name="development-testing"/>
+    <w:bookmarkEnd w:id="72"/>
+    <w:bookmarkStart w:id="73" w:name="development-testing"/>
     <w:p>
       <w:pPr>
         <w:pStyle w:val="Heading3"/>
@@ -11271,8 +12778,8 @@
         </w:tc>
       </w:tr>
     </w:tbl>
-    <w:bookmarkEnd w:id="46"/>
-    <w:bookmarkStart w:id="47" w:name="sample-.env-files"/>
+    <w:bookmarkEnd w:id="73"/>
+    <w:bookmarkStart w:id="74" w:name="sample-.env-files"/>
     <w:p>
       <w:pPr>
         <w:pStyle w:val="Heading3"/>
@@ -11494,9 +13001,9 @@
         </w:pict>
       </w:r>
     </w:p>
-    <w:bookmarkEnd w:id="47"/>
-    <w:bookmarkEnd w:id="48"/>
-    <w:bookmarkStart w:id="56" w:name="operational-procedures"/>
+    <w:bookmarkEnd w:id="74"/>
+    <w:bookmarkEnd w:id="75"/>
+    <w:bookmarkStart w:id="83" w:name="operational-procedures"/>
     <w:p>
       <w:pPr>
         <w:pStyle w:val="Heading2"/>
@@ -11514,7 +13021,7 @@
         <w:t xml:space="preserve">9. Operational Procedures</w:t>
       </w:r>
     </w:p>
-    <w:bookmarkStart w:id="49" w:name="prerequisites"/>
+    <w:bookmarkStart w:id="76" w:name="prerequisites"/>
     <w:p>
       <w:pPr>
         <w:pStyle w:val="Heading3"/>
@@ -11621,8 +13128,8 @@
         <w:t xml:space="preserve">    nvm use 20</w:t>
       </w:r>
     </w:p>
-    <w:bookmarkEnd w:id="49"/>
-    <w:bookmarkStart w:id="50" w:name="installation-first-run"/>
+    <w:bookmarkEnd w:id="76"/>
+    <w:bookmarkStart w:id="77" w:name="installation-first-run"/>
     <w:p>
       <w:pPr>
         <w:pStyle w:val="Heading3"/>
@@ -11704,7 +13211,7 @@
         <w:pStyle w:val="Compact"/>
         <w:numPr>
           <w:ilvl w:val="0"/>
-          <w:numId w:val="1005"/>
+          <w:numId w:val="1010"/>
         </w:numPr>
       </w:pPr>
       <w:r>
@@ -11751,7 +13258,7 @@
         <w:pStyle w:val="Compact"/>
         <w:numPr>
           <w:ilvl w:val="0"/>
-          <w:numId w:val="1005"/>
+          <w:numId w:val="1010"/>
         </w:numPr>
       </w:pPr>
       <w:r>
@@ -11779,7 +13286,7 @@
         <w:pStyle w:val="Compact"/>
         <w:numPr>
           <w:ilvl w:val="0"/>
-          <w:numId w:val="1005"/>
+          <w:numId w:val="1010"/>
         </w:numPr>
       </w:pPr>
       <w:r>
@@ -11804,7 +13311,7 @@
         <w:pStyle w:val="Compact"/>
         <w:numPr>
           <w:ilvl w:val="0"/>
-          <w:numId w:val="1005"/>
+          <w:numId w:val="1010"/>
         </w:numPr>
       </w:pPr>
       <w:r>
@@ -11854,7 +13361,7 @@
         <w:pStyle w:val="Compact"/>
         <w:numPr>
           <w:ilvl w:val="0"/>
-          <w:numId w:val="1005"/>
+          <w:numId w:val="1010"/>
         </w:numPr>
       </w:pPr>
       <w:r>
@@ -11866,7 +13373,7 @@
         <w:pStyle w:val="Compact"/>
         <w:numPr>
           <w:ilvl w:val="0"/>
-          <w:numId w:val="1005"/>
+          <w:numId w:val="1010"/>
         </w:numPr>
       </w:pPr>
       <w:r>
@@ -11891,7 +13398,7 @@
         <w:pStyle w:val="Compact"/>
         <w:numPr>
           <w:ilvl w:val="0"/>
-          <w:numId w:val="1005"/>
+          <w:numId w:val="1010"/>
         </w:numPr>
       </w:pPr>
       <w:r>
@@ -11916,7 +13423,7 @@
         <w:pStyle w:val="Compact"/>
         <w:numPr>
           <w:ilvl w:val="0"/>
-          <w:numId w:val="1005"/>
+          <w:numId w:val="1010"/>
         </w:numPr>
       </w:pPr>
       <w:r>
@@ -11939,8 +13446,8 @@
         <w:t xml:space="preserve">to track progress.</w:t>
       </w:r>
     </w:p>
-    <w:bookmarkEnd w:id="50"/>
-    <w:bookmarkStart w:id="51" w:name="running-tests"/>
+    <w:bookmarkEnd w:id="77"/>
+    <w:bookmarkStart w:id="78" w:name="running-tests"/>
     <w:p>
       <w:pPr>
         <w:pStyle w:val="Heading3"/>
@@ -11992,135 +13499,7 @@
         <w:pStyle w:val="FirstParagraph"/>
       </w:pPr>
       <w:r>
-        <w:t xml:space="preserve">All 178 tests should pass. The suite covers:</w:t>
-      </w:r>
-      <w:r>
-        <w:t xml:space="preserve"> </w:t>
-      </w:r>
-      <w:r>
-        <w:t xml:space="preserve">- Work-order payload validators (27 tests)</w:t>
-      </w:r>
-      <w:r>
-        <w:t xml:space="preserve"> </w:t>
-      </w:r>
-      <w:r>
-        <w:t xml:space="preserve">- Namespace canonicalization (11 tests)</w:t>
-      </w:r>
-      <w:r>
-        <w:t xml:space="preserve"> </w:t>
-      </w:r>
-      <w:r>
-        <w:t xml:space="preserve">- IMS token cache (7 tests)</w:t>
-      </w:r>
-      <w:r>
-        <w:t xml:space="preserve"> </w:t>
-      </w:r>
-      <w:r>
-        <w:t xml:space="preserve">- Quota manager — daily, monthly, null-monthly release gating (12 tests)</w:t>
-      </w:r>
-      <w:r>
-        <w:t xml:space="preserve"> </w:t>
-      </w:r>
-      <w:r>
-        <w:t xml:space="preserve">- Planner — cluster packing, replan guard, deferred tolerance (12 tests)</w:t>
-      </w:r>
-      <w:r>
-        <w:t xml:space="preserve"> </w:t>
-      </w:r>
-      <w:r>
-        <w:t xml:space="preserve">- Startup recovery — orphan reconciliation, 400-indeterminate handling (6 tests)</w:t>
-      </w:r>
-      <w:r>
-        <w:t xml:space="preserve"> </w:t>
-      </w:r>
-      <w:r>
-        <w:t xml:space="preserve">- Adobe client — error enrichment, idempotency-aware retries (11 tests)</w:t>
-      </w:r>
-      <w:r>
-        <w:t xml:space="preserve"> </w:t>
-      </w:r>
-      <w:r>
-        <w:t xml:space="preserve">- Per-credential region routing (3 tests)</w:t>
-      </w:r>
-      <w:r>
-        <w:t xml:space="preserve"> </w:t>
-      </w:r>
-      <w:r>
-        <w:t xml:space="preserve">- Credentials routes — PATCH non-secret safety, DELETE 409 (7 tests)</w:t>
-      </w:r>
-      <w:r>
-        <w:t xml:space="preserve"> </w:t>
-      </w:r>
-      <w:r>
-        <w:t xml:space="preserve">- Monitor feed — sorting, filters, aggregates, sandbox filter (11 tests)</w:t>
-      </w:r>
-      <w:r>
-        <w:t xml:space="preserve"> </w:t>
-      </w:r>
-      <w:r>
-        <w:t xml:space="preserve">- Approve-month gate (9 tests)</w:t>
-      </w:r>
-      <w:r>
-        <w:t xml:space="preserve"> </w:t>
-      </w:r>
-      <w:r>
-        <w:t xml:space="preserve">- End-to-end integration with fully-mocked Adobe (3 tests)</w:t>
-      </w:r>
-    </w:p>
-    <w:bookmarkEnd w:id="51"/>
-    <w:bookmarkStart w:id="52" w:name="recovering-from-a-crash"/>
-    <w:p>
-      <w:pPr>
-        <w:pStyle w:val="Heading3"/>
-      </w:pPr>
-      <w:r>
-        <w:rPr>
-          <w:rStyle w:val="SectionNumber"/>
-        </w:rPr>
-        <w:t xml:space="preserve">1.11.4</w:t>
-      </w:r>
-      <w:r>
-        <w:tab/>
-      </w:r>
-      <w:r>
-        <w:t xml:space="preserve">9.4 Recovering From a Crash</w:t>
-      </w:r>
-    </w:p>
-    <w:p>
-      <w:pPr>
-        <w:pStyle w:val="FirstParagraph"/>
-      </w:pPr>
-      <w:r>
-        <w:t xml:space="preserve">Restart the application — no manual action needed in the common case.</w:t>
-      </w:r>
-    </w:p>
-    <w:p>
-      <w:pPr>
-        <w:pStyle w:val="BodyText"/>
-      </w:pPr>
-      <w:r>
-        <w:t xml:space="preserve">On startup,</w:t>
-      </w:r>
-      <w:r>
-        <w:t xml:space="preserve"> </w:t>
-      </w:r>
-      <w:r>
-        <w:rPr>
-          <w:rStyle w:val="VerbatimChar"/>
-        </w:rPr>
-        <w:t xml:space="preserve">runStartupRecovery()</w:t>
-      </w:r>
-      <w:r>
-        <w:t xml:space="preserve"> </w:t>
-      </w:r>
-      <w:r>
-        <w:t xml:space="preserve">automatically:</w:t>
-      </w:r>
-      <w:r>
-        <w:t xml:space="preserve"> </w:t>
-      </w:r>
-      <w:r>
-        <w:t xml:space="preserve">-</w:t>
+        <w:t xml:space="preserve">All</w:t>
       </w:r>
       <w:r>
         <w:t xml:space="preserve"> </w:t>
@@ -12130,40 +13509,165 @@
           <w:b/>
           <w:bCs/>
         </w:rPr>
-        <w:t xml:space="preserve">Resumes expanding jobs.</w:t>
-      </w:r>
-      <w:r>
-        <w:t xml:space="preserve"> </w:t>
-      </w:r>
-      <w:r>
-        <w:t xml:space="preserve">Re-reads the CSV but skips already-processed</w:t>
-      </w:r>
-      <w:r>
-        <w:t xml:space="preserve"> </w:t>
-      </w:r>
-      <w:r>
-        <w:t xml:space="preserve">source IDs (built from the existing</w:t>
-      </w:r>
-      <w:r>
-        <w:t xml:space="preserve"> </w:t>
-      </w:r>
-      <w:r>
-        <w:rPr>
-          <w:rStyle w:val="VerbatimChar"/>
-        </w:rPr>
-        <w:t xml:space="preserve">expanded_identities</w:t>
-      </w:r>
-      <w:r>
-        <w:t xml:space="preserve"> </w:t>
-      </w:r>
-      <w:r>
-        <w:t xml:space="preserve">rows). No</w:t>
-      </w:r>
-      <w:r>
-        <w:t xml:space="preserve"> </w:t>
-      </w:r>
-      <w:r>
-        <w:t xml:space="preserve">redundant Adobe calls.</w:t>
+        <w:t xml:space="preserve">197 tests</w:t>
+      </w:r>
+      <w:r>
+        <w:t xml:space="preserve"> </w:t>
+      </w:r>
+      <w:r>
+        <w:t xml:space="preserve">should pass. The suite covers:</w:t>
+      </w:r>
+      <w:r>
+        <w:t xml:space="preserve"> </w:t>
+      </w:r>
+      <w:r>
+        <w:t xml:space="preserve">- Work-order payload validators (27 tests)</w:t>
+      </w:r>
+      <w:r>
+        <w:t xml:space="preserve"> </w:t>
+      </w:r>
+      <w:r>
+        <w:t xml:space="preserve">- Namespace canonicalization (11 tests)</w:t>
+      </w:r>
+      <w:r>
+        <w:t xml:space="preserve"> </w:t>
+      </w:r>
+      <w:r>
+        <w:t xml:space="preserve">- IMS token cache (7 tests)</w:t>
+      </w:r>
+      <w:r>
+        <w:t xml:space="preserve"> </w:t>
+      </w:r>
+      <w:r>
+        <w:t xml:space="preserve">- Quota manager — daily, monthly, null-monthly release gating (12 tests)</w:t>
+      </w:r>
+      <w:r>
+        <w:t xml:space="preserve"> </w:t>
+      </w:r>
+      <w:r>
+        <w:t xml:space="preserve">- Planner — cluster packing, replan guard, deferred tolerance, factory statement (13 tests)</w:t>
+      </w:r>
+      <w:r>
+        <w:t xml:space="preserve"> </w:t>
+      </w:r>
+      <w:r>
+        <w:t xml:space="preserve">- Startup recovery — orphan reconciliation, 400-indeterminate handling (6 tests)</w:t>
+      </w:r>
+      <w:r>
+        <w:t xml:space="preserve"> </w:t>
+      </w:r>
+      <w:r>
+        <w:t xml:space="preserve">- Adobe client — error enrichment, idempotency-aware retries (11 tests)</w:t>
+      </w:r>
+      <w:r>
+        <w:t xml:space="preserve"> </w:t>
+      </w:r>
+      <w:r>
+        <w:t xml:space="preserve">- Per-credential region routing (3 tests)</w:t>
+      </w:r>
+      <w:r>
+        <w:t xml:space="preserve"> </w:t>
+      </w:r>
+      <w:r>
+        <w:t xml:space="preserve">- Credentials routes — PATCH non-secret safety, DELETE 409 (7 tests)</w:t>
+      </w:r>
+      <w:r>
+        <w:t xml:space="preserve"> </w:t>
+      </w:r>
+      <w:r>
+        <w:t xml:space="preserve">- Monitor feed — sorting, filters, aggregates, sandbox filter (11 tests)</w:t>
+      </w:r>
+      <w:r>
+        <w:t xml:space="preserve"> </w:t>
+      </w:r>
+      <w:r>
+        <w:t xml:space="preserve">- Approve-month gate (9 tests)</w:t>
+      </w:r>
+      <w:r>
+        <w:t xml:space="preserve"> </w:t>
+      </w:r>
+      <w:r>
+        <w:t xml:space="preserve">- Jobs routes — DELETE, force-delete, cascade, in-flight guard (9 tests)</w:t>
+      </w:r>
+      <w:r>
+        <w:t xml:space="preserve"> </w:t>
+      </w:r>
+      <w:r>
+        <w:t xml:space="preserve">- Wave-drain regression — concurrent rejections without unhandled rejection (3 tests)</w:t>
+      </w:r>
+      <w:r>
+        <w:t xml:space="preserve"> </w:t>
+      </w:r>
+      <w:r>
+        <w:t xml:space="preserve">- CSV sniffer — accept UTF-8, reject XLSX / UTF-16 / binary / empty (6 tests)</w:t>
+      </w:r>
+      <w:r>
+        <w:t xml:space="preserve"> </w:t>
+      </w:r>
+      <w:r>
+        <w:t xml:space="preserve">- Security middleware — host guard, Origin guard, allowlists, CSV formula sanitiser (15 tests)</w:t>
+      </w:r>
+      <w:r>
+        <w:t xml:space="preserve"> </w:t>
+      </w:r>
+      <w:r>
+        <w:t xml:space="preserve">- Quota API live snapshot, redistributor, scheduler (rest)</w:t>
+      </w:r>
+      <w:r>
+        <w:t xml:space="preserve"> </w:t>
+      </w:r>
+      <w:r>
+        <w:t xml:space="preserve">- End-to-end integration with fully-mocked Adobe (3 tests)</w:t>
+      </w:r>
+    </w:p>
+    <w:bookmarkEnd w:id="78"/>
+    <w:bookmarkStart w:id="79" w:name="recovering-from-a-crash"/>
+    <w:p>
+      <w:pPr>
+        <w:pStyle w:val="Heading3"/>
+      </w:pPr>
+      <w:r>
+        <w:rPr>
+          <w:rStyle w:val="SectionNumber"/>
+        </w:rPr>
+        <w:t xml:space="preserve">1.11.4</w:t>
+      </w:r>
+      <w:r>
+        <w:tab/>
+      </w:r>
+      <w:r>
+        <w:t xml:space="preserve">9.4 Recovering From a Crash</w:t>
+      </w:r>
+    </w:p>
+    <w:p>
+      <w:pPr>
+        <w:pStyle w:val="FirstParagraph"/>
+      </w:pPr>
+      <w:r>
+        <w:t xml:space="preserve">Restart the application — no manual action needed in the common case.</w:t>
+      </w:r>
+    </w:p>
+    <w:p>
+      <w:pPr>
+        <w:pStyle w:val="BodyText"/>
+      </w:pPr>
+      <w:r>
+        <w:t xml:space="preserve">On startup,</w:t>
+      </w:r>
+      <w:r>
+        <w:t xml:space="preserve"> </w:t>
+      </w:r>
+      <w:r>
+        <w:rPr>
+          <w:rStyle w:val="VerbatimChar"/>
+        </w:rPr>
+        <w:t xml:space="preserve">runStartupRecovery()</w:t>
+      </w:r>
+      <w:r>
+        <w:t xml:space="preserve"> </w:t>
+      </w:r>
+      <w:r>
+        <w:t xml:space="preserve">automatically:</w:t>
       </w:r>
       <w:r>
         <w:t xml:space="preserve"> </w:t>
@@ -12179,43 +13683,40 @@
           <w:b/>
           <w:bCs/>
         </w:rPr>
-        <w:t xml:space="preserve">Reconciles orphan work orders.</w:t>
-      </w:r>
-      <w:r>
-        <w:t xml:space="preserve"> </w:t>
-      </w:r>
-      <w:r>
-        <w:t xml:space="preserve">For each work order stuck in</w:t>
-      </w:r>
-      <w:r>
-        <w:t xml:space="preserve"> </w:t>
-      </w:r>
-      <w:r>
-        <w:rPr>
-          <w:rStyle w:val="VerbatimChar"/>
-        </w:rPr>
-        <w:t xml:space="preserve">submitting</w:t>
-      </w:r>
-      <w:r>
-        <w:t xml:space="preserve"> </w:t>
-      </w:r>
-      <w:r>
-        <w:t xml:space="preserve">with no Adobe ID (the crash window), looks up the order in Adobe by its</w:t>
-      </w:r>
-      <w:r>
-        <w:t xml:space="preserve"> </w:t>
-      </w:r>
-      <w:r>
-        <w:rPr>
-          <w:rStyle w:val="VerbatimChar"/>
-        </w:rPr>
-        <w:t xml:space="preserve">displayName</w:t>
-      </w:r>
-      <w:r>
-        <w:t xml:space="preserve"> </w:t>
-      </w:r>
-      <w:r>
-        <w:t xml:space="preserve">prefix:</w:t>
+        <w:t xml:space="preserve">Resumes expanding jobs.</w:t>
+      </w:r>
+      <w:r>
+        <w:t xml:space="preserve"> </w:t>
+      </w:r>
+      <w:r>
+        <w:t xml:space="preserve">Re-reads the CSV but skips already-processed</w:t>
+      </w:r>
+      <w:r>
+        <w:t xml:space="preserve"> </w:t>
+      </w:r>
+      <w:r>
+        <w:t xml:space="preserve">source IDs (built from the existing</w:t>
+      </w:r>
+      <w:r>
+        <w:t xml:space="preserve"> </w:t>
+      </w:r>
+      <w:r>
+        <w:rPr>
+          <w:rStyle w:val="VerbatimChar"/>
+        </w:rPr>
+        <w:t xml:space="preserve">expanded_identities</w:t>
+      </w:r>
+      <w:r>
+        <w:t xml:space="preserve"> </w:t>
+      </w:r>
+      <w:r>
+        <w:t xml:space="preserve">rows). No</w:t>
+      </w:r>
+      <w:r>
+        <w:t xml:space="preserve"> </w:t>
+      </w:r>
+      <w:r>
+        <w:t xml:space="preserve">redundant Adobe calls.</w:t>
       </w:r>
       <w:r>
         <w:t xml:space="preserve"> </w:t>
@@ -12231,13 +13732,43 @@
           <w:b/>
           <w:bCs/>
         </w:rPr>
-        <w:t xml:space="preserve">Match found</w:t>
-      </w:r>
-      <w:r>
-        <w:t xml:space="preserve"> </w:t>
-      </w:r>
-      <w:r>
-        <w:t xml:space="preserve">— records the Adobe ID and hands off to the monitor.</w:t>
+        <w:t xml:space="preserve">Reconciles orphan work orders.</w:t>
+      </w:r>
+      <w:r>
+        <w:t xml:space="preserve"> </w:t>
+      </w:r>
+      <w:r>
+        <w:t xml:space="preserve">For each work order stuck in</w:t>
+      </w:r>
+      <w:r>
+        <w:t xml:space="preserve"> </w:t>
+      </w:r>
+      <w:r>
+        <w:rPr>
+          <w:rStyle w:val="VerbatimChar"/>
+        </w:rPr>
+        <w:t xml:space="preserve">submitting</w:t>
+      </w:r>
+      <w:r>
+        <w:t xml:space="preserve"> </w:t>
+      </w:r>
+      <w:r>
+        <w:t xml:space="preserve">with no Adobe ID (the crash window), looks up the order in Adobe by its</w:t>
+      </w:r>
+      <w:r>
+        <w:t xml:space="preserve"> </w:t>
+      </w:r>
+      <w:r>
+        <w:rPr>
+          <w:rStyle w:val="VerbatimChar"/>
+        </w:rPr>
+        <w:t xml:space="preserve">displayName</w:t>
+      </w:r>
+      <w:r>
+        <w:t xml:space="preserve"> </w:t>
+      </w:r>
+      <w:r>
+        <w:t xml:space="preserve">prefix:</w:t>
       </w:r>
       <w:r>
         <w:t xml:space="preserve"> </w:t>
@@ -12253,28 +13784,13 @@
           <w:b/>
           <w:bCs/>
         </w:rPr>
-        <w:t xml:space="preserve">Confirmed absent</w:t>
-      </w:r>
-      <w:r>
-        <w:t xml:space="preserve"> </w:t>
-      </w:r>
-      <w:r>
-        <w:t xml:space="preserve">— rolls back to</w:t>
-      </w:r>
-      <w:r>
-        <w:t xml:space="preserve"> </w:t>
-      </w:r>
-      <w:r>
-        <w:rPr>
-          <w:rStyle w:val="VerbatimChar"/>
-        </w:rPr>
-        <w:t xml:space="preserve">planned</w:t>
-      </w:r>
-      <w:r>
-        <w:t xml:space="preserve"> </w:t>
-      </w:r>
-      <w:r>
-        <w:t xml:space="preserve">and releases quota.</w:t>
+        <w:t xml:space="preserve">Match found</w:t>
+      </w:r>
+      <w:r>
+        <w:t xml:space="preserve"> </w:t>
+      </w:r>
+      <w:r>
+        <w:t xml:space="preserve">— records the Adobe ID and hands off to the monitor.</w:t>
       </w:r>
       <w:r>
         <w:t xml:space="preserve"> </w:t>
@@ -12290,6 +13806,43 @@
           <w:b/>
           <w:bCs/>
         </w:rPr>
+        <w:t xml:space="preserve">Confirmed absent</w:t>
+      </w:r>
+      <w:r>
+        <w:t xml:space="preserve"> </w:t>
+      </w:r>
+      <w:r>
+        <w:t xml:space="preserve">— rolls back to</w:t>
+      </w:r>
+      <w:r>
+        <w:t xml:space="preserve"> </w:t>
+      </w:r>
+      <w:r>
+        <w:rPr>
+          <w:rStyle w:val="VerbatimChar"/>
+        </w:rPr>
+        <w:t xml:space="preserve">planned</w:t>
+      </w:r>
+      <w:r>
+        <w:t xml:space="preserve"> </w:t>
+      </w:r>
+      <w:r>
+        <w:t xml:space="preserve">and releases quota.</w:t>
+      </w:r>
+      <w:r>
+        <w:t xml:space="preserve"> </w:t>
+      </w:r>
+      <w:r>
+        <w:t xml:space="preserve">-</w:t>
+      </w:r>
+      <w:r>
+        <w:t xml:space="preserve"> </w:t>
+      </w:r>
+      <w:r>
+        <w:rPr>
+          <w:b/>
+          <w:bCs/>
+        </w:rPr>
         <w:t xml:space="preserve">Indeterminate</w:t>
       </w:r>
       <w:r>
@@ -12305,8 +13858,8 @@
         <w:t xml:space="preserve">for the next startup to retry. Never rolls back ambiguous cases.</w:t>
       </w:r>
     </w:p>
-    <w:bookmarkEnd w:id="52"/>
-    <w:bookmarkStart w:id="53" w:name="rotating-credentials"/>
+    <w:bookmarkEnd w:id="79"/>
+    <w:bookmarkStart w:id="80" w:name="rotating-credentials"/>
     <w:p>
       <w:pPr>
         <w:pStyle w:val="Heading3"/>
@@ -12329,7 +13882,7 @@
         <w:pStyle w:val="Compact"/>
         <w:numPr>
           <w:ilvl w:val="0"/>
-          <w:numId w:val="1006"/>
+          <w:numId w:val="1011"/>
         </w:numPr>
       </w:pPr>
       <w:r>
@@ -12354,7 +13907,7 @@
         <w:pStyle w:val="Compact"/>
         <w:numPr>
           <w:ilvl w:val="0"/>
-          <w:numId w:val="1006"/>
+          <w:numId w:val="1011"/>
         </w:numPr>
       </w:pPr>
       <w:r>
@@ -12396,8 +13949,8 @@
         <w:t xml:space="preserve">is saved. The in-memory token cache auto-invalidates on the next 401.</w:t>
       </w:r>
     </w:p>
-    <w:bookmarkEnd w:id="53"/>
-    <w:bookmarkStart w:id="54" w:name="full-reset-wipe-all-state"/>
+    <w:bookmarkEnd w:id="80"/>
+    <w:bookmarkStart w:id="81" w:name="full-reset-wipe-all-state"/>
     <w:p>
       <w:pPr>
         <w:pStyle w:val="Heading3"/>
@@ -12482,8 +14035,8 @@
         <w:t xml:space="preserve">A fresh Config tab awaits on next start.</w:t>
       </w:r>
     </w:p>
-    <w:bookmarkEnd w:id="54"/>
-    <w:bookmarkStart w:id="55" w:name="auto-resume-scheduler"/>
+    <w:bookmarkEnd w:id="81"/>
+    <w:bookmarkStart w:id="82" w:name="auto-resume-scheduler"/>
     <w:p>
       <w:pPr>
         <w:pStyle w:val="Heading3"/>
@@ -12752,9 +14305,9 @@
         </w:pict>
       </w:r>
     </w:p>
-    <w:bookmarkEnd w:id="55"/>
-    <w:bookmarkEnd w:id="56"/>
-    <w:bookmarkStart w:id="63" w:name="design-decisions"/>
+    <w:bookmarkEnd w:id="82"/>
+    <w:bookmarkEnd w:id="83"/>
+    <w:bookmarkStart w:id="90" w:name="design-decisions"/>
     <w:p>
       <w:pPr>
         <w:pStyle w:val="Heading2"/>
@@ -12772,7 +14325,7 @@
         <w:t xml:space="preserve">10. Design Decisions</w:t>
       </w:r>
     </w:p>
-    <w:bookmarkStart w:id="57" w:name="why-sqlite-not-postgres-or-redis"/>
+    <w:bookmarkStart w:id="84" w:name="why-sqlite-not-postgres-or-redis"/>
     <w:p>
       <w:pPr>
         <w:pStyle w:val="Heading3"/>
@@ -12842,8 +14395,8 @@
         <w:t xml:space="preserve">explicitly out of scope (see §11).</w:t>
       </w:r>
     </w:p>
-    <w:bookmarkEnd w:id="57"/>
-    <w:bookmarkStart w:id="58" w:name="why-validate-before-the-network"/>
+    <w:bookmarkEnd w:id="84"/>
+    <w:bookmarkStart w:id="85" w:name="why-validate-before-the-network"/>
     <w:p>
       <w:pPr>
         <w:pStyle w:val="Heading3"/>
@@ -12899,8 +14452,8 @@
         <w:t xml:space="preserve">- Round-trip latency for mistakes catchable in microseconds.</w:t>
       </w:r>
     </w:p>
-    <w:bookmarkEnd w:id="58"/>
-    <w:bookmarkStart w:id="59" w:name="why-in-memory-ims-tokens-not-persisted"/>
+    <w:bookmarkEnd w:id="85"/>
+    <w:bookmarkStart w:id="86" w:name="why-in-memory-ims-tokens-not-persisted"/>
     <w:p>
       <w:pPr>
         <w:pStyle w:val="Heading3"/>
@@ -12959,8 +14512,8 @@
         <w:t xml:space="preserve">the performance cost is negligible; the security benefit is material.</w:t>
       </w:r>
     </w:p>
-    <w:bookmarkEnd w:id="59"/>
-    <w:bookmarkStart w:id="60" w:name="Xa0ece07ec830f69ced4c88411541552e4a71969"/>
+    <w:bookmarkEnd w:id="86"/>
+    <w:bookmarkStart w:id="87" w:name="Xa0ece07ec830f69ced4c88411541552e4a71969"/>
     <w:p>
       <w:pPr>
         <w:pStyle w:val="Heading3"/>
@@ -13019,8 +14572,8 @@
         <w:t xml:space="preserve">lookup on next boot.</w:t>
       </w:r>
     </w:p>
-    <w:bookmarkEnd w:id="60"/>
-    <w:bookmarkStart w:id="61" w:name="X171820582e456ea4f68e680ae34cc1aed2d7c38"/>
+    <w:bookmarkEnd w:id="87"/>
+    <w:bookmarkStart w:id="88" w:name="X171820582e456ea4f68e680ae34cc1aed2d7c38"/>
     <w:p>
       <w:pPr>
         <w:pStyle w:val="Heading3"/>
@@ -13069,7 +14622,7 @@
         <w:pStyle w:val="Compact"/>
         <w:numPr>
           <w:ilvl w:val="0"/>
-          <w:numId w:val="1007"/>
+          <w:numId w:val="1012"/>
         </w:numPr>
       </w:pPr>
       <w:r>
@@ -13102,7 +14655,7 @@
         <w:pStyle w:val="Compact"/>
         <w:numPr>
           <w:ilvl w:val="0"/>
-          <w:numId w:val="1007"/>
+          <w:numId w:val="1012"/>
         </w:numPr>
       </w:pPr>
       <w:r>
@@ -13114,7 +14667,7 @@
         <w:pStyle w:val="Compact"/>
         <w:numPr>
           <w:ilvl w:val="0"/>
-          <w:numId w:val="1007"/>
+          <w:numId w:val="1012"/>
         </w:numPr>
       </w:pPr>
       <w:r>
@@ -13177,8 +14730,8 @@
         <w:t xml:space="preserve">at planning time — much faster overall.</w:t>
       </w:r>
     </w:p>
-    <w:bookmarkEnd w:id="61"/>
-    <w:bookmarkStart w:id="62" w:name="why-wave-based-expansion-scheduling"/>
+    <w:bookmarkEnd w:id="88"/>
+    <w:bookmarkStart w:id="89" w:name="why-wave-based-expansion-scheduling"/>
     <w:p>
       <w:pPr>
         <w:pStyle w:val="Heading3"/>
@@ -13250,9 +14803,9 @@
         </w:pict>
       </w:r>
     </w:p>
-    <w:bookmarkEnd w:id="62"/>
-    <w:bookmarkEnd w:id="63"/>
-    <w:bookmarkStart w:id="66" w:name="known-limitations-extension-points"/>
+    <w:bookmarkEnd w:id="89"/>
+    <w:bookmarkEnd w:id="90"/>
+    <w:bookmarkStart w:id="94" w:name="known-limitations-extension-points"/>
     <w:p>
       <w:pPr>
         <w:pStyle w:val="Heading2"/>
@@ -13270,7 +14823,7 @@
         <w:t xml:space="preserve">11. Known Limitations &amp; Extension Points</w:t>
       </w:r>
     </w:p>
-    <w:bookmarkStart w:id="64" w:name="current-limitations"/>
+    <w:bookmarkStart w:id="91" w:name="current-limitations"/>
     <w:p>
       <w:pPr>
         <w:pStyle w:val="Heading3"/>
@@ -13399,7 +14952,7 @@
               <w:t xml:space="preserve"> </w:t>
             </w:r>
             <w:r>
-              <w:t xml:space="preserve">has full access.</w:t>
+              <w:t xml:space="preserve">has full access. The Host-header + Origin guards in §7 prevent a malicious browser tab from driving it, but a co-resident process on the loopback interface can.</w:t>
             </w:r>
           </w:p>
         </w:tc>
@@ -13507,7 +15060,7 @@
               <w:pStyle w:val="Compact"/>
             </w:pPr>
             <w:r>
-              <w:t xml:space="preserve">Adobe doesn’t emit webhooks for work-order status. 60-second polling is the only option.</w:t>
+              <w:t xml:space="preserve">Adobe doesn’t emit webhooks for work-order status. 60-second polling is the only option (with a 15s per-WO timeout cap and a reentrancy guard since 2026-05-29).</w:t>
             </w:r>
           </w:p>
         </w:tc>
@@ -13590,9 +15143,63 @@
           </w:p>
         </w:tc>
       </w:tr>
+      <w:tr>
+        <w:tc>
+          <w:tcPr/>
+          <w:p>
+            <w:pPr>
+              <w:pStyle w:val="Compact"/>
+            </w:pPr>
+            <w:r>
+              <w:t xml:space="preserve">Identity Graph rate limits</w:t>
+            </w:r>
+          </w:p>
+        </w:tc>
+        <w:tc>
+          <w:tcPr/>
+          <w:p>
+            <w:pPr>
+              <w:pStyle w:val="Compact"/>
+            </w:pPr>
+            <w:r>
+              <w:t xml:space="preserve">Adobe Identity Service rate-limits aggressively against any individual org. The tool surfaces 429 counts in the per-batch summary; the operator’s job is to keep</w:t>
+            </w:r>
+            <w:r>
+              <w:t xml:space="preserve"> </w:t>
+            </w:r>
+            <w:r>
+              <w:rPr>
+                <w:rStyle w:val="VerbatimChar"/>
+              </w:rPr>
+              <w:t xml:space="preserve">IDENTITY_CONCURRENCY</w:t>
+            </w:r>
+            <w:r>
+              <w:t xml:space="preserve"> </w:t>
+            </w:r>
+            <w:r>
+              <w:t xml:space="preserve">low enough that 429s stay at 0. The default was lowered from 10 to 5 on 2026-05-29 after a real-world incident where 15 caused Adobe to return 60-second</w:t>
+            </w:r>
+            <w:r>
+              <w:t xml:space="preserve"> </w:t>
+            </w:r>
+            <w:r>
+              <w:rPr>
+                <w:rStyle w:val="VerbatimChar"/>
+              </w:rPr>
+              <w:t xml:space="preserve">Retry-After</w:t>
+            </w:r>
+            <w:r>
+              <w:t xml:space="preserve"> </w:t>
+            </w:r>
+            <w:r>
+              <w:t xml:space="preserve">waits.</w:t>
+            </w:r>
+          </w:p>
+        </w:tc>
+      </w:tr>
     </w:tbl>
-    <w:bookmarkEnd w:id="64"/>
-    <w:bookmarkStart w:id="65" w:name="extension-points"/>
+    <w:bookmarkEnd w:id="91"/>
+    <w:bookmarkStart w:id="92" w:name="X453b045b2e7a31e94cbb13426a9dc6edda13b3a"/>
     <w:p>
       <w:pPr>
         <w:pStyle w:val="Heading3"/>
@@ -13607,7 +15214,508 @@
         <w:tab/>
       </w:r>
       <w:r>
-        <w:t xml:space="preserve">11.2 Extension Points</w:t>
+        <w:t xml:space="preserve">11.2 Recently resolved (was a limitation before — no longer)</w:t>
+      </w:r>
+    </w:p>
+    <w:p>
+      <w:pPr>
+        <w:pStyle w:val="FirstParagraph"/>
+      </w:pPr>
+      <w:r>
+        <w:t xml:space="preserve">These were genuine limitations earlier in 2026 and were fixed during</w:t>
+      </w:r>
+      <w:r>
+        <w:t xml:space="preserve"> </w:t>
+      </w:r>
+      <w:r>
+        <w:t xml:space="preserve">the late-May hardening pass:</w:t>
+      </w:r>
+    </w:p>
+    <w:tbl>
+      <w:tblPr>
+        <w:tblStyle w:val="Table"/>
+        <w:tblW w:type="pct" w:w="5000"/>
+        <w:tblLayout w:type="fixed"/>
+        <w:tblLook w:firstRow="1" w:lastRow="0" w:firstColumn="0" w:lastColumn="0" w:noHBand="0" w:noVBand="0" w:val="0020"/>
+      </w:tblPr>
+      <w:tblGrid>
+        <w:gridCol w:w="1900"/>
+        <w:gridCol w:w="6019"/>
+      </w:tblGrid>
+      <w:tr>
+        <w:trPr>
+          <w:tblHeader w:val="on"/>
+        </w:trPr>
+        <w:tc>
+          <w:tcPr/>
+          <w:p>
+            <w:pPr>
+              <w:pStyle w:val="Compact"/>
+            </w:pPr>
+            <w:r>
+              <w:t xml:space="preserve">Was a problem</w:t>
+            </w:r>
+          </w:p>
+        </w:tc>
+        <w:tc>
+          <w:tcPr/>
+          <w:p>
+            <w:pPr>
+              <w:pStyle w:val="Compact"/>
+            </w:pPr>
+            <w:r>
+              <w:t xml:space="preserve">Fix shipped (commit)</w:t>
+            </w:r>
+          </w:p>
+        </w:tc>
+      </w:tr>
+      <w:tr>
+        <w:tc>
+          <w:tcPr/>
+          <w:p>
+            <w:pPr>
+              <w:pStyle w:val="Compact"/>
+            </w:pPr>
+            <w:r>
+              <w:t xml:space="preserve">60s submit timeout marked WO</w:t>
+            </w:r>
+            <w:r>
+              <w:t xml:space="preserve"> </w:t>
+            </w:r>
+            <w:r>
+              <w:rPr>
+                <w:rStyle w:val="VerbatimChar"/>
+              </w:rPr>
+              <w:t xml:space="preserve">failed</w:t>
+            </w:r>
+            <w:r>
+              <w:t xml:space="preserve"> </w:t>
+            </w:r>
+            <w:r>
+              <w:t xml:space="preserve">even when Adobe processed it</w:t>
+            </w:r>
+          </w:p>
+        </w:tc>
+        <w:tc>
+          <w:tcPr/>
+          <w:p>
+            <w:pPr>
+              <w:pStyle w:val="Compact"/>
+            </w:pPr>
+            <w:r>
+              <w:t xml:space="preserve">Submission catch-block distinguishes 4xx (definitive reject, mark failed + release quota) from 5xx/timeout/network (uncertain, keep</w:t>
+            </w:r>
+            <w:r>
+              <w:t xml:space="preserve"> </w:t>
+            </w:r>
+            <w:r>
+              <w:rPr>
+                <w:rStyle w:val="VerbatimChar"/>
+              </w:rPr>
+              <w:t xml:space="preserve">submitting</w:t>
+            </w:r>
+            <w:r>
+              <w:t xml:space="preserve">, hold quota). Plus a per-job</w:t>
+            </w:r>
+            <w:r>
+              <w:t xml:space="preserve"> </w:t>
+            </w:r>
+            <w:r>
+              <w:rPr>
+                <w:rStyle w:val="VerbatimChar"/>
+              </w:rPr>
+              <w:t xml:space="preserve">POST /api/jobs/:id/reconcile</w:t>
+            </w:r>
+            <w:r>
+              <w:t xml:space="preserve"> </w:t>
+            </w:r>
+            <w:r>
+              <w:t xml:space="preserve">route + UI banner that looks up uncertain WOs by</w:t>
+            </w:r>
+            <w:r>
+              <w:t xml:space="preserve"> </w:t>
+            </w:r>
+            <w:r>
+              <w:rPr>
+                <w:rStyle w:val="VerbatimChar"/>
+              </w:rPr>
+              <w:t xml:space="preserve">displayName</w:t>
+            </w:r>
+            <w:r>
+              <w:t xml:space="preserve"> </w:t>
+            </w:r>
+            <w:r>
+              <w:t xml:space="preserve">and corrects the local record (re-reserving quota where needed).</w:t>
+            </w:r>
+          </w:p>
+        </w:tc>
+      </w:tr>
+      <w:tr>
+        <w:tc>
+          <w:tcPr/>
+          <w:p>
+            <w:pPr>
+              <w:pStyle w:val="Compact"/>
+            </w:pPr>
+            <w:r>
+              <w:rPr>
+                <w:rStyle w:val="VerbatimChar"/>
+              </w:rPr>
+              <w:t xml:space="preserve">Statement is busy</w:t>
+            </w:r>
+            <w:r>
+              <w:t xml:space="preserve"> </w:t>
+            </w:r>
+            <w:r>
+              <w:t xml:space="preserve">500 on /export</w:t>
+            </w:r>
+          </w:p>
+        </w:tc>
+        <w:tc>
+          <w:tcPr/>
+          <w:p>
+            <w:pPr>
+              <w:pStyle w:val="Compact"/>
+            </w:pPr>
+            <w:r>
+              <w:t xml:space="preserve">Each</w:t>
+            </w:r>
+            <w:r>
+              <w:t xml:space="preserve"> </w:t>
+            </w:r>
+            <w:r>
+              <w:rPr>
+                <w:rStyle w:val="VerbatimChar"/>
+              </w:rPr>
+              <w:t xml:space="preserve">.iterate()</w:t>
+            </w:r>
+            <w:r>
+              <w:t xml:space="preserve"> </w:t>
+            </w:r>
+            <w:r>
+              <w:t xml:space="preserve">call now gets a fresh prepared statement via</w:t>
+            </w:r>
+            <w:r>
+              <w:t xml:space="preserve"> </w:t>
+            </w:r>
+            <w:r>
+              <w:rPr>
+                <w:rStyle w:val="VerbatimChar"/>
+              </w:rPr>
+              <w:t xml:space="preserve">prepareStreamIdentitiesBySource()</w:t>
+            </w:r>
+            <w:r>
+              <w:t xml:space="preserve">.</w:t>
+            </w:r>
+          </w:p>
+        </w:tc>
+      </w:tr>
+      <w:tr>
+        <w:tc>
+          <w:tcPr/>
+          <w:p>
+            <w:pPr>
+              <w:pStyle w:val="Compact"/>
+            </w:pPr>
+            <w:r>
+              <w:t xml:space="preserve">Process crashed at 96% on ECONNRESET (unhandled rejection)</w:t>
+            </w:r>
+          </w:p>
+        </w:tc>
+        <w:tc>
+          <w:tcPr/>
+          <w:p>
+            <w:pPr>
+              <w:pStyle w:val="Compact"/>
+            </w:pPr>
+            <w:r>
+              <w:t xml:space="preserve">Each wave-pushed batch is given an inline</w:t>
+            </w:r>
+            <w:r>
+              <w:t xml:space="preserve"> </w:t>
+            </w:r>
+            <w:r>
+              <w:rPr>
+                <w:rStyle w:val="VerbatimChar"/>
+              </w:rPr>
+              <w:t xml:space="preserve">.catch(() =&gt; {})</w:t>
+            </w:r>
+            <w:r>
+              <w:t xml:space="preserve"> </w:t>
+            </w:r>
+            <w:r>
+              <w:t xml:space="preserve">BEFORE drainWave, so a network-level rejection in the pre-drain window can’t crash the process. drainWave uses</w:t>
+            </w:r>
+            <w:r>
+              <w:t xml:space="preserve"> </w:t>
+            </w:r>
+            <w:r>
+              <w:rPr>
+                <w:rStyle w:val="VerbatimChar"/>
+              </w:rPr>
+              <w:t xml:space="preserve">Promise.allSettled</w:t>
+            </w:r>
+            <w:r>
+              <w:t xml:space="preserve"> </w:t>
+            </w:r>
+            <w:r>
+              <w:t xml:space="preserve">instead of</w:t>
+            </w:r>
+            <w:r>
+              <w:t xml:space="preserve"> </w:t>
+            </w:r>
+            <w:r>
+              <w:rPr>
+                <w:rStyle w:val="VerbatimChar"/>
+              </w:rPr>
+              <w:t xml:space="preserve">Promise.all</w:t>
+            </w:r>
+            <w:r>
+              <w:t xml:space="preserve">.</w:t>
+            </w:r>
+          </w:p>
+        </w:tc>
+      </w:tr>
+      <w:tr>
+        <w:tc>
+          <w:tcPr/>
+          <w:p>
+            <w:pPr>
+              <w:pStyle w:val="Compact"/>
+            </w:pPr>
+            <w:r>
+              <w:t xml:space="preserve">UI showed</w:t>
+            </w:r>
+            <w:r>
+              <w:t xml:space="preserve"> </w:t>
+            </w:r>
+            <w:r>
+              <w:t xml:space="preserve">“No job selected”</w:t>
+            </w:r>
+            <w:r>
+              <w:t xml:space="preserve"> </w:t>
+            </w:r>
+            <w:r>
+              <w:t xml:space="preserve">after server restart even when a job was actively expanding</w:t>
+            </w:r>
+          </w:p>
+        </w:tc>
+        <w:tc>
+          <w:tcPr/>
+          <w:p>
+            <w:pPr>
+              <w:pStyle w:val="Compact"/>
+            </w:pPr>
+            <w:r>
+              <w:rPr>
+                <w:rStyle w:val="VerbatimChar"/>
+              </w:rPr>
+              <w:t xml:space="preserve">ensureActiveJobLoaded()</w:t>
+            </w:r>
+            <w:r>
+              <w:t xml:space="preserve"> </w:t>
+            </w:r>
+            <w:r>
+              <w:t xml:space="preserve">auto-loads truly in-progress jobs (</w:t>
+            </w:r>
+            <w:r>
+              <w:rPr>
+                <w:rStyle w:val="VerbatimChar"/>
+              </w:rPr>
+              <w:t xml:space="preserve">expanding</w:t>
+            </w:r>
+            <w:r>
+              <w:t xml:space="preserve"> </w:t>
+            </w:r>
+            <w:r>
+              <w:t xml:space="preserve">/</w:t>
+            </w:r>
+            <w:r>
+              <w:t xml:space="preserve"> </w:t>
+            </w:r>
+            <w:r>
+              <w:rPr>
+                <w:rStyle w:val="VerbatimChar"/>
+              </w:rPr>
+              <w:t xml:space="preserve">submitting</w:t>
+            </w:r>
+            <w:r>
+              <w:t xml:space="preserve">). For everything else, the picker shows so the operator chooses.</w:t>
+            </w:r>
+          </w:p>
+        </w:tc>
+      </w:tr>
+      <w:tr>
+        <w:tc>
+          <w:tcPr/>
+          <w:p>
+            <w:pPr>
+              <w:pStyle w:val="Compact"/>
+            </w:pPr>
+            <w:r>
+              <w:t xml:space="preserve">Auto-load surprised the operator after Delete Job</w:t>
+            </w:r>
+          </w:p>
+        </w:tc>
+        <w:tc>
+          <w:tcPr/>
+          <w:p>
+            <w:pPr>
+              <w:pStyle w:val="Compact"/>
+            </w:pPr>
+            <w:r>
+              <w:rPr>
+                <w:rStyle w:val="VerbatimChar"/>
+              </w:rPr>
+              <w:t xml:space="preserve">sessionStorage</w:t>
+            </w:r>
+            <w:r>
+              <w:t xml:space="preserve"> </w:t>
+            </w:r>
+            <w:r>
+              <w:t xml:space="preserve">suppression flag set on delete, cleared on next explicit pick or new upload.</w:t>
+            </w:r>
+          </w:p>
+        </w:tc>
+      </w:tr>
+      <w:tr>
+        <w:tc>
+          <w:tcPr/>
+          <w:p>
+            <w:pPr>
+              <w:pStyle w:val="Compact"/>
+            </w:pPr>
+            <w:r>
+              <w:t xml:space="preserve">Cascading monitor timeouts</w:t>
+            </w:r>
+          </w:p>
+        </w:tc>
+        <w:tc>
+          <w:tcPr/>
+          <w:p>
+            <w:pPr>
+              <w:pStyle w:val="Compact"/>
+            </w:pPr>
+            <w:r>
+              <w:t xml:space="preserve">Monitor tick is now non-reentrant; per-request timeout dropped from 60s to 15s.</w:t>
+            </w:r>
+          </w:p>
+        </w:tc>
+      </w:tr>
+      <w:tr>
+        <w:tc>
+          <w:tcPr/>
+          <w:p>
+            <w:pPr>
+              <w:pStyle w:val="Compact"/>
+            </w:pPr>
+            <w:r>
+              <w:t xml:space="preserve">Mid-expansion shutdown didn’t actually exit</w:t>
+            </w:r>
+          </w:p>
+        </w:tc>
+        <w:tc>
+          <w:tcPr/>
+          <w:p>
+            <w:pPr>
+              <w:pStyle w:val="Compact"/>
+            </w:pPr>
+            <w:r>
+              <w:rPr>
+                <w:rStyle w:val="VerbatimChar"/>
+              </w:rPr>
+              <w:t xml:space="preserve">stopMonitor()</w:t>
+            </w:r>
+            <w:r>
+              <w:t xml:space="preserve"> </w:t>
+            </w:r>
+            <w:r>
+              <w:t xml:space="preserve">+</w:t>
+            </w:r>
+            <w:r>
+              <w:t xml:space="preserve"> </w:t>
+            </w:r>
+            <w:r>
+              <w:rPr>
+                <w:rStyle w:val="VerbatimChar"/>
+              </w:rPr>
+              <w:t xml:space="preserve">closeAllConnections()</w:t>
+            </w:r>
+            <w:r>
+              <w:t xml:space="preserve"> </w:t>
+            </w:r>
+            <w:r>
+              <w:t xml:space="preserve">+ SIGKILL fallback after 11s.</w:t>
+            </w:r>
+          </w:p>
+        </w:tc>
+      </w:tr>
+      <w:tr>
+        <w:tc>
+          <w:tcPr/>
+          <w:p>
+            <w:pPr>
+              <w:pStyle w:val="Compact"/>
+            </w:pPr>
+            <w:r>
+              <w:t xml:space="preserve">Cryptic 500 on uploaded</w:t>
+            </w:r>
+            <w:r>
+              <w:t xml:space="preserve"> </w:t>
+            </w:r>
+            <w:r>
+              <w:rPr>
+                <w:rStyle w:val="VerbatimChar"/>
+              </w:rPr>
+              <w:t xml:space="preserve">.xlsx</w:t>
+            </w:r>
+            <w:r>
+              <w:t xml:space="preserve"> </w:t>
+            </w:r>
+            <w:r>
+              <w:t xml:space="preserve">/ MIP-encrypted / UTF-16 CSV</w:t>
+            </w:r>
+          </w:p>
+        </w:tc>
+        <w:tc>
+          <w:tcPr/>
+          <w:p>
+            <w:pPr>
+              <w:pStyle w:val="Compact"/>
+            </w:pPr>
+            <w:r>
+              <w:rPr>
+                <w:rStyle w:val="VerbatimChar"/>
+              </w:rPr>
+              <w:t xml:space="preserve">sniffUpload()</w:t>
+            </w:r>
+            <w:r>
+              <w:t xml:space="preserve"> </w:t>
+            </w:r>
+            <w:r>
+              <w:t xml:space="preserve">pre-flight rejects non-CSV bytes with an actionable operator message.</w:t>
+            </w:r>
+          </w:p>
+        </w:tc>
+      </w:tr>
+    </w:tbl>
+    <w:bookmarkEnd w:id="92"/>
+    <w:bookmarkStart w:id="93" w:name="extension-points"/>
+    <w:p>
+      <w:pPr>
+        <w:pStyle w:val="Heading3"/>
+      </w:pPr>
+      <w:r>
+        <w:rPr>
+          <w:rStyle w:val="SectionNumber"/>
+        </w:rPr>
+        <w:t xml:space="preserve">1.13.3</w:t>
+      </w:r>
+      <w:r>
+        <w:tab/>
+      </w:r>
+      <w:r>
+        <w:t xml:space="preserve">11.3 Extension Points</w:t>
       </w:r>
     </w:p>
     <w:p>
@@ -13827,6 +15935,45 @@
           </w:p>
         </w:tc>
       </w:tr>
+      <w:tr>
+        <w:tc>
+          <w:tcPr/>
+          <w:p>
+            <w:pPr>
+              <w:pStyle w:val="Compact"/>
+            </w:pPr>
+            <w:r>
+              <w:t xml:space="preserve">Figma MCP integration</w:t>
+            </w:r>
+          </w:p>
+        </w:tc>
+        <w:tc>
+          <w:tcPr/>
+          <w:p>
+            <w:pPr>
+              <w:pStyle w:val="Compact"/>
+            </w:pPr>
+            <w:r>
+              <w:t xml:space="preserve">Replace pre-rendered PNGs with auto-generated FigJam diagrams from the same</w:t>
+            </w:r>
+            <w:r>
+              <w:t xml:space="preserve"> </w:t>
+            </w:r>
+            <w:r>
+              <w:rPr>
+                <w:rStyle w:val="VerbatimChar"/>
+              </w:rPr>
+              <w:t xml:space="preserve">.mmd</w:t>
+            </w:r>
+            <w:r>
+              <w:t xml:space="preserve"> </w:t>
+            </w:r>
+            <w:r>
+              <w:t xml:space="preserve">source for designers who prefer editing in Figma.</w:t>
+            </w:r>
+          </w:p>
+        </w:tc>
+      </w:tr>
     </w:tbl>
     <w:p>
       <w:r>
@@ -13835,9 +15982,9 @@
         </w:pict>
       </w:r>
     </w:p>
-    <w:bookmarkEnd w:id="65"/>
-    <w:bookmarkEnd w:id="66"/>
-    <w:bookmarkStart w:id="67" w:name="appendix-file-map"/>
+    <w:bookmarkEnd w:id="93"/>
+    <w:bookmarkEnd w:id="94"/>
+    <w:bookmarkStart w:id="95" w:name="appendix-file-map"/>
     <w:p>
       <w:pPr>
         <w:pStyle w:val="Heading2"/>
@@ -14502,6 +16649,15 @@
         <w:rPr>
           <w:rStyle w:val="VerbatimChar"/>
         </w:rPr>
+        <w:t xml:space="preserve">│   ├── DESIGN_DOC.docx             Word export, regenerated via pandoc from DESIGN_DOC.md</w:t>
+      </w:r>
+      <w:r>
+        <w:br/>
+      </w:r>
+      <w:r>
+        <w:rPr>
+          <w:rStyle w:val="VerbatimChar"/>
+        </w:rPr>
         <w:t xml:space="preserve">│   ├── ARCHITECTURE.md             Living system overview (internal reference)</w:t>
       </w:r>
       <w:r>
@@ -14520,7 +16676,88 @@
         <w:rPr>
           <w:rStyle w:val="VerbatimChar"/>
         </w:rPr>
-        <w:t xml:space="preserve">│   └── REVIEW.md                   Full review brief + Adobe API contracts (internal)</w:t>
+        <w:t xml:space="preserve">│   ├── REVIEW.md                   Full review brief + Adobe API contracts (internal)</w:t>
+      </w:r>
+      <w:r>
+        <w:br/>
+      </w:r>
+      <w:r>
+        <w:rPr>
+          <w:rStyle w:val="VerbatimChar"/>
+        </w:rPr>
+        <w:t xml:space="preserve">│   └── diagrams/                   Mermaid source + rendered PNGs for every diagram</w:t>
+      </w:r>
+      <w:r>
+        <w:br/>
+      </w:r>
+      <w:r>
+        <w:rPr>
+          <w:rStyle w:val="VerbatimChar"/>
+        </w:rPr>
+        <w:t xml:space="preserve">│       ├── 01-system-architecture.{mmd,png}</w:t>
+      </w:r>
+      <w:r>
+        <w:br/>
+      </w:r>
+      <w:r>
+        <w:rPr>
+          <w:rStyle w:val="VerbatimChar"/>
+        </w:rPr>
+        <w:t xml:space="preserve">│       ├── 02-operator-journey.{mmd,png}</w:t>
+      </w:r>
+      <w:r>
+        <w:br/>
+      </w:r>
+      <w:r>
+        <w:rPr>
+          <w:rStyle w:val="VerbatimChar"/>
+        </w:rPr>
+        <w:t xml:space="preserve">│       ├── 03-work-order-state-machine.{mmd,png}</w:t>
+      </w:r>
+      <w:r>
+        <w:br/>
+      </w:r>
+      <w:r>
+        <w:rPr>
+          <w:rStyle w:val="VerbatimChar"/>
+        </w:rPr>
+        <w:t xml:space="preserve">│       ├── 04-multi-month-planning.{mmd,png}</w:t>
+      </w:r>
+      <w:r>
+        <w:br/>
+      </w:r>
+      <w:r>
+        <w:rPr>
+          <w:rStyle w:val="VerbatimChar"/>
+        </w:rPr>
+        <w:t xml:space="preserve">│       ├── 05-region-architecture.{mmd,png}</w:t>
+      </w:r>
+      <w:r>
+        <w:br/>
+      </w:r>
+      <w:r>
+        <w:rPr>
+          <w:rStyle w:val="VerbatimChar"/>
+        </w:rPr>
+        <w:t xml:space="preserve">│       ├── 06-defense-in-depth.{mmd,png}</w:t>
+      </w:r>
+      <w:r>
+        <w:br/>
+      </w:r>
+      <w:r>
+        <w:rPr>
+          <w:rStyle w:val="VerbatimChar"/>
+        </w:rPr>
+        <w:t xml:space="preserve">│       ├── 07-expansion-data-flow.{mmd,png}</w:t>
+      </w:r>
+      <w:r>
+        <w:br/>
+      </w:r>
+      <w:r>
+        <w:rPr>
+          <w:rStyle w:val="VerbatimChar"/>
+        </w:rPr>
+        <w:t xml:space="preserve">│       └── 08-submit-reconcile-flow.{mmd,png}</w:t>
       </w:r>
       <w:r>
         <w:br/>
@@ -14587,8 +16824,8 @@
         <w:t xml:space="preserve">Document end — AEP Data Lifecycle Helper Design Document v2.0.0</w:t>
       </w:r>
     </w:p>
-    <w:bookmarkEnd w:id="67"/>
-    <w:bookmarkEnd w:id="68"/>
+    <w:bookmarkEnd w:id="95"/>
+    <w:bookmarkEnd w:id="96"/>
     <w:sectPr>
       <w:footnotePr>
         <w:numRestart w:val="eachSect"/>
@@ -14921,6 +17158,12 @@
     </w:lvlOverride>
   </w:num>
   <w:num w:numId="1002">
+    <w:abstractNumId w:val="991"/>
+  </w:num>
+  <w:num w:numId="1003">
+    <w:abstractNumId w:val="991"/>
+  </w:num>
+  <w:num w:numId="1004">
     <w:abstractNumId w:val="99411"/>
     <w:lvlOverride w:ilvl="0">
       <w:startOverride w:val="1"/>
@@ -14950,13 +17193,22 @@
       <w:startOverride w:val="1"/>
     </w:lvlOverride>
   </w:num>
-  <w:num w:numId="1003">
+  <w:num w:numId="1005">
     <w:abstractNumId w:val="991"/>
   </w:num>
-  <w:num w:numId="1004">
+  <w:num w:numId="1006">
     <w:abstractNumId w:val="991"/>
   </w:num>
-  <w:num w:numId="1005">
+  <w:num w:numId="1007">
+    <w:abstractNumId w:val="991"/>
+  </w:num>
+  <w:num w:numId="1008">
+    <w:abstractNumId w:val="991"/>
+  </w:num>
+  <w:num w:numId="1009">
+    <w:abstractNumId w:val="991"/>
+  </w:num>
+  <w:num w:numId="1010">
     <w:abstractNumId w:val="99411"/>
     <w:lvlOverride w:ilvl="0">
       <w:startOverride w:val="1"/>
@@ -14986,7 +17238,7 @@
       <w:startOverride w:val="1"/>
     </w:lvlOverride>
   </w:num>
-  <w:num w:numId="1006">
+  <w:num w:numId="1011">
     <w:abstractNumId w:val="99411"/>
     <w:lvlOverride w:ilvl="0">
       <w:startOverride w:val="1"/>
@@ -15016,7 +17268,7 @@
       <w:startOverride w:val="1"/>
     </w:lvlOverride>
   </w:num>
-  <w:num w:numId="1007">
+  <w:num w:numId="1012">
     <w:abstractNumId w:val="991"/>
   </w:num>
 </w:numbering>

--- a/docs/DESIGN_DOC.docx
+++ b/docs/DESIGN_DOC.docx
@@ -11,7 +11,7 @@
         <w:t xml:space="preserve">AEP Data Lifecycle Helper</w:t>
       </w:r>
     </w:p>
-    <w:bookmarkStart w:id="22" w:name="design--architecture-document"/>
+    <w:bookmarkStart w:id="22" w:name="design-architecture-document"/>
     <w:p>
       <w:pPr>
         <w:pStyle w:val="Heading2"/>
@@ -30,10 +30,13 @@
     <w:tbl>
       <w:tblPr>
         <w:tblStyle w:val="Table"/>
-        <w:tblW w:type="pct" w:w="0.0"/>
+        <w:tblW w:type="pct" w:w="5000.0"/>
         <w:tblLook w:firstRow="1" w:lastRow="0" w:firstColumn="0" w:lastColumn="0" w:noHBand="0" w:noVBand="0" w:val="0020"/>
       </w:tblPr>
-      <w:tblGrid/>
+      <w:tblGrid>
+        <w:gridCol w:w="1760"/>
+        <w:gridCol w:w="6160"/>
+      </w:tblGrid>
       <w:tr>
         <w:tc>
           <w:p>
@@ -321,7 +324,7 @@
         <w:t xml:space="preserve"> </w:t>
       </w:r>
       <w:r>
-        <w:t xml:space="preserve">monitor applies per-WO exponential backoff so an outage can't flood the link</w:t>
+        <w:t xml:space="preserve">monitor applies per-WO exponential backoff so an outage can’t flood the link</w:t>
       </w:r>
       <w:r>
         <w:t xml:space="preserve"> </w:t>
@@ -366,7 +369,25 @@
         <w:t xml:space="preserve">?breakdown=1</w:t>
       </w:r>
       <w:r>
-        <w:t xml:space="preserve">), fixing the "click freezes then opens" lag.</w:t>
+        <w:t xml:space="preserve">), fixing the</w:t>
+      </w:r>
+      <w:r>
+        <w:t xml:space="preserve"> </w:t>
+      </w:r>
+      <w:r>
+        <w:t xml:space="preserve">“</w:t>
+      </w:r>
+      <w:r>
+        <w:t xml:space="preserve">click freezes then opens</w:t>
+      </w:r>
+      <w:r>
+        <w:t xml:space="preserve">”</w:t>
+      </w:r>
+      <w:r>
+        <w:t xml:space="preserve"> </w:t>
+      </w:r>
+      <w:r>
+        <w:t xml:space="preserve">lag.</w:t>
       </w:r>
       <w:r>
         <w:t xml:space="preserve"> </w:t>
@@ -701,24 +722,41 @@
         <w:t xml:space="preserve"> </w:t>
       </w:r>
       <w:r>
-        <w:t xml:space="preserve">source: **</w:t>
+        <w:t xml:space="preserve">source:</w:t>
+      </w:r>
+      <w:r>
+        <w:t xml:space="preserve"> </w:t>
       </w:r>
       <w:hyperlink r:id="rId20">
         <w:r>
           <w:rPr>
             <w:rStyle w:val="Hyperlink"/>
+            <w:bCs/>
+            <w:b/>
           </w:rPr>
           <w:t xml:space="preserve">Open in Figma</w:t>
         </w:r>
       </w:hyperlink>
       <w:r>
-        <w:t xml:space="preserve">**;</w:t>
-      </w:r>
-      <w:r>
-        <w:t xml:space="preserve"> </w:t>
-      </w:r>
-      <w:r>
-        <w:t xml:space="preserve">PNG exports in `docs/diagrams/figma/`, gallery in</w:t>
+        <w:t xml:space="preserve">;</w:t>
+      </w:r>
+      <w:r>
+        <w:t xml:space="preserve"> </w:t>
+      </w:r>
+      <w:r>
+        <w:t xml:space="preserve">PNG exports in</w:t>
+      </w:r>
+      <w:r>
+        <w:t xml:space="preserve"> </w:t>
+      </w:r>
+      <w:r>
+        <w:rPr>
+          <w:rStyle w:val="VerbatimChar"/>
+        </w:rPr>
+        <w:t xml:space="preserve">docs/diagrams/figma/</w:t>
+      </w:r>
+      <w:r>
+        <w:t xml:space="preserve">, gallery in</w:t>
       </w:r>
       <w:r>
         <w:t xml:space="preserve"> </w:t>
@@ -862,7 +900,7 @@
         <w:t xml:space="preserve"> </w:t>
       </w:r>
       <w:r>
-        <w:t xml:space="preserve">text-diffable source for each diagram's content.</w:t>
+        <w:t xml:space="preserve">text-diffable source for each diagram’s content.</w:t>
       </w:r>
     </w:p>
     <w:p>
@@ -873,7 +911,7 @@
       </w:r>
     </w:p>
     <w:bookmarkEnd w:id="24"/>
-    <w:bookmarkStart w:id="29" w:name="X102b2e9de4183984340b81b0bb402a984d3925a"/>
+    <w:bookmarkStart w:id="29" w:name="executive-summary"/>
     <w:p>
       <w:pPr>
         <w:pStyle w:val="Heading2"/>
@@ -1010,7 +1048,7 @@
         <w:t xml:space="preserve"> </w:t>
       </w:r>
       <w:r>
-        <w:t xml:space="preserve">each, respecting both Adobe's per-day and per-month deletion quotas.</w:t>
+        <w:t xml:space="preserve">each, respecting both Adobe’s per-day and per-month deletion quotas.</w:t>
       </w:r>
     </w:p>
     <w:p>
@@ -1032,7 +1070,7 @@
         <w:t xml:space="preserve"> </w:t>
       </w:r>
       <w:r>
-        <w:t xml:space="preserve">each work order to Adobe's Data Hygiene API in a quota-safe,</w:t>
+        <w:t xml:space="preserve">each work order to Adobe’s Data Hygiene API in a quota-safe,</w:t>
       </w:r>
       <w:r>
         <w:t xml:space="preserve"> </w:t>
@@ -1084,7 +1122,7 @@
         <w:pStyle w:val="FirstParagraph"/>
       </w:pPr>
       <w:r>
-        <w:t xml:space="preserve">Adobe's Data Hygiene service is an API-only offering. Managing bulk deletions at</w:t>
+        <w:t xml:space="preserve">Adobe’s Data Hygiene service is an API-only offering. Managing bulk deletions at</w:t>
       </w:r>
       <w:r>
         <w:t xml:space="preserve"> </w:t>
@@ -1114,7 +1152,7 @@
         <w:t xml:space="preserve"> </w:t>
       </w:r>
       <w:r>
-        <w:t xml:space="preserve">every payload before it touches Adobe's API, and tracks all state durably so</w:t>
+        <w:t xml:space="preserve">every payload before it touches Adobe’s API, and tracks all state durably so</w:t>
       </w:r>
       <w:r>
         <w:t xml:space="preserve"> </w:t>
@@ -1136,10 +1174,13 @@
     <w:tbl>
       <w:tblPr>
         <w:tblStyle w:val="Table"/>
-        <w:tblW w:type="pct" w:w="0.0"/>
+        <w:tblW w:type="pct" w:w="5000.0"/>
         <w:tblLook w:firstRow="1" w:lastRow="0" w:firstColumn="0" w:lastColumn="0" w:noHBand="0" w:noVBand="0" w:val="0020"/>
       </w:tblPr>
-      <w:tblGrid/>
+      <w:tblGrid>
+        <w:gridCol w:w="2640"/>
+        <w:gridCol w:w="5280"/>
+      </w:tblGrid>
       <w:tr>
         <w:tc>
           <w:p>
@@ -1183,7 +1224,7 @@
               <w:jc w:val="left"/>
             </w:pPr>
             <w:r>
-              <w:t xml:space="preserve">Follows all identity links via AEP's Private Graph</w:t>
+              <w:t xml:space="preserve">Follows all identity links via AEP’s Private Graph</w:t>
             </w:r>
           </w:p>
         </w:tc>
@@ -1386,7 +1427,7 @@
         <w:t xml:space="preserve"> </w:t>
       </w:r>
       <w:r>
-        <w:t xml:space="preserve">Runs on the operator's machine. No cloud</w:t>
+        <w:t xml:space="preserve">Runs on the operator’s machine. No cloud</w:t>
       </w:r>
       <w:r>
         <w:t xml:space="preserve"> </w:t>
@@ -1448,7 +1489,7 @@
         <w:t xml:space="preserve"> </w:t>
       </w:r>
       <w:r>
-        <w:t xml:space="preserve">before any network call. Adobe's irreversible API is never reached with a</w:t>
+        <w:t xml:space="preserve">before any network call. Adobe’s irreversible API is never reached with a</w:t>
       </w:r>
       <w:r>
         <w:t xml:space="preserve"> </w:t>
@@ -1476,7 +1517,7 @@
         <w:t xml:space="preserve"> </w:t>
       </w:r>
       <w:r>
-        <w:t xml:space="preserve">Adobe's deletion call is never automatically</w:t>
+        <w:t xml:space="preserve">Adobe’s deletion call is never automatically</w:t>
       </w:r>
       <w:r>
         <w:t xml:space="preserve"> </w:t>
@@ -1494,7 +1535,7 @@
     </w:p>
     <w:bookmarkEnd w:id="28"/>
     <w:bookmarkEnd w:id="29"/>
-    <w:bookmarkStart w:id="34" w:name="Xadffa0c657789d188b7bad67251e99502d9d94d"/>
+    <w:bookmarkStart w:id="34" w:name="system-architecture"/>
     <w:p>
       <w:pPr>
         <w:pStyle w:val="Heading2"/>
@@ -1503,7 +1544,7 @@
         <w:t xml:space="preserve">2. System Architecture</w:t>
       </w:r>
     </w:p>
-    <w:bookmarkStart w:id="31" w:name="X638511bdf1e93977698e732701b3b7cc2c6f5e0"/>
+    <w:bookmarkStart w:id="31" w:name="high-level-architecture"/>
     <w:p>
       <w:pPr>
         <w:pStyle w:val="Heading3"/>
@@ -1517,7 +1558,7 @@
         <w:pStyle w:val="FirstParagraph"/>
       </w:pPr>
       <w:r>
-        <w:t xml:space="preserve">The tool is a single Node.js process running on the operator's machine.</w:t>
+        <w:t xml:space="preserve">The tool is a single Node.js process running on the operator’s machine.</w:t>
       </w:r>
       <w:r>
         <w:t xml:space="preserve"> </w:t>
@@ -1529,7 +1570,7 @@
         <w:t xml:space="preserve"> </w:t>
       </w:r>
       <w:r>
-        <w:t xml:space="preserve">locally. The only outbound traffic is HTTPS calls to Adobe's documented</w:t>
+        <w:t xml:space="preserve">locally. The only outbound traffic is HTTPS calls to Adobe’s documented</w:t>
       </w:r>
       <w:r>
         <w:t xml:space="preserve"> </w:t>
@@ -1540,7 +1581,7 @@
     </w:p>
     <w:p>
       <w:pPr>
-        <w:pStyle w:val="BodyText"/>
+        <w:pStyle w:val="CaptionedFigure"/>
       </w:pPr>
       <w:r>
         <w:drawing>
@@ -1587,6 +1628,14 @@
     </w:p>
     <w:p>
       <w:pPr>
+        <w:pStyle w:val="ImageCaption"/>
+      </w:pPr>
+      <w:r>
+        <w:t xml:space="preserve">System Architecture</w:t>
+      </w:r>
+    </w:p>
+    <w:p>
+      <w:pPr>
         <w:pStyle w:val="BodyText"/>
       </w:pPr>
       <w:r>
@@ -1705,7 +1754,7 @@
       </w:r>
     </w:p>
     <w:bookmarkEnd w:id="31"/>
-    <w:bookmarkStart w:id="32" w:name="X0e3a3da60048945f66dca21dbcd29c715523600"/>
+    <w:bookmarkStart w:id="32" w:name="component-summary"/>
     <w:p>
       <w:pPr>
         <w:pStyle w:val="Heading3"/>
@@ -1717,10 +1766,14 @@
     <w:tbl>
       <w:tblPr>
         <w:tblStyle w:val="Table"/>
-        <w:tblW w:type="pct" w:w="0.0"/>
+        <w:tblW w:type="pct" w:w="5000.0"/>
         <w:tblLook w:firstRow="1" w:lastRow="0" w:firstColumn="0" w:lastColumn="0" w:noHBand="0" w:noVBand="0" w:val="0020"/>
       </w:tblPr>
-      <w:tblGrid/>
+      <w:tblGrid>
+        <w:gridCol w:w="1584"/>
+        <w:gridCol w:w="2134"/>
+        <w:gridCol w:w="4201"/>
+      </w:tblGrid>
       <w:tr>
         <w:tc>
           <w:p>
@@ -2404,7 +2457,7 @@
       </w:tr>
     </w:tbl>
     <w:bookmarkEnd w:id="32"/>
-    <w:bookmarkStart w:id="33" w:name="Xc11707f492b8b94b4a006236b08fdb71b9baba7"/>
+    <w:bookmarkStart w:id="33" w:name="technology-stack"/>
     <w:p>
       <w:pPr>
         <w:pStyle w:val="Heading3"/>
@@ -2416,10 +2469,14 @@
     <w:tbl>
       <w:tblPr>
         <w:tblStyle w:val="Table"/>
-        <w:tblW w:type="pct" w:w="0.0"/>
+        <w:tblW w:type="pct" w:w="5000.0"/>
         <w:tblLook w:firstRow="1" w:lastRow="0" w:firstColumn="0" w:lastColumn="0" w:noHBand="0" w:noVBand="0" w:val="0020"/>
       </w:tblPr>
-      <w:tblGrid/>
+      <w:tblGrid>
+        <w:gridCol w:w="1320"/>
+        <w:gridCol w:w="1402"/>
+        <w:gridCol w:w="5197"/>
+      </w:tblGrid>
       <w:tr>
         <w:tc>
           <w:p>
@@ -2769,7 +2826,7 @@
               <w:jc w:val="left"/>
             </w:pPr>
             <w:r>
-              <w:t xml:space="preserve">node --test</w:t>
+              <w:t xml:space="preserve">node –test</w:t>
             </w:r>
           </w:p>
         </w:tc>
@@ -2795,7 +2852,7 @@
     </w:p>
     <w:bookmarkEnd w:id="33"/>
     <w:bookmarkEnd w:id="34"/>
-    <w:bookmarkStart w:id="40" w:name="X5983918464d321487af4899e12e0c43ecc27733"/>
+    <w:bookmarkStart w:id="40" w:name="end-to-end-data-flow"/>
     <w:p>
       <w:pPr>
         <w:pStyle w:val="Heading2"/>
@@ -2804,7 +2861,7 @@
         <w:t xml:space="preserve">3. End-to-End Data Flow</w:t>
       </w:r>
     </w:p>
-    <w:bookmarkStart w:id="36" w:name="Xf9f37939fadaf7d65fc3c8b2f4083eba6b16fef"/>
+    <w:bookmarkStart w:id="36" w:name="operator-journey-overview"/>
     <w:p>
       <w:pPr>
         <w:pStyle w:val="Heading3"/>
@@ -2815,12 +2872,12 @@
     </w:p>
     <w:p>
       <w:pPr>
-        <w:pStyle w:val="FirstParagraph"/>
+        <w:pStyle w:val="CaptionedFigure"/>
       </w:pPr>
       <w:r>
         <w:drawing>
           <wp:inline>
-            <wp:extent cx="5334000" cy="9953244"/>
+            <wp:extent cx="3291840" cy="6142573"/>
             <wp:effectExtent b="0" l="0" r="0" t="0"/>
             <wp:docPr descr="Operator Journey" title="" id="1" name="Picture"/>
             <a:graphic>
@@ -2841,7 +2898,7 @@
                   <pic:spPr bwMode="auto">
                     <a:xfrm>
                       <a:off x="0" y="0"/>
-                      <a:ext cx="5334000" cy="9953244"/>
+                      <a:ext cx="3291840" cy="6142573"/>
                     </a:xfrm>
                     <a:prstGeom prst="rect">
                       <a:avLst/>
@@ -2862,6 +2919,14 @@
     </w:p>
     <w:p>
       <w:pPr>
+        <w:pStyle w:val="ImageCaption"/>
+      </w:pPr>
+      <w:r>
+        <w:t xml:space="preserve">Operator Journey</w:t>
+      </w:r>
+    </w:p>
+    <w:p>
+      <w:pPr>
         <w:pStyle w:val="BodyText"/>
       </w:pPr>
       <w:r>
@@ -2960,7 +3025,7 @@
           <w:iCs/>
           <w:i/>
         </w:rPr>
-        <w:t xml:space="preserve">Submit's uncertain failure path (5xx / timeout / network) leaves the</w:t>
+        <w:t xml:space="preserve">Submit’s uncertain failure path (5xx / timeout / network) leaves the</w:t>
       </w:r>
       <w:r>
         <w:rPr>
@@ -3073,7 +3138,7 @@
       </w:r>
     </w:p>
     <w:bookmarkEnd w:id="36"/>
-    <w:bookmarkStart w:id="38" w:name="X43d7ff17a9475cd3c140c02e58d78a2c8010cf1"/>
+    <w:bookmarkStart w:id="38" w:name="expansion-data-flow"/>
     <w:p>
       <w:pPr>
         <w:pStyle w:val="Heading3"/>
@@ -3110,12 +3175,12 @@
     </w:p>
     <w:p>
       <w:pPr>
-        <w:pStyle w:val="BodyText"/>
+        <w:pStyle w:val="CaptionedFigure"/>
       </w:pPr>
       <w:r>
         <w:drawing>
           <wp:inline>
-            <wp:extent cx="5334000" cy="8774430"/>
+            <wp:extent cx="3749040" cy="6167170"/>
             <wp:effectExtent b="0" l="0" r="0" t="0"/>
             <wp:docPr descr="Expansion data flow" title="" id="1" name="Picture"/>
             <a:graphic>
@@ -3136,7 +3201,7 @@
                   <pic:spPr bwMode="auto">
                     <a:xfrm>
                       <a:off x="0" y="0"/>
-                      <a:ext cx="5334000" cy="8774430"/>
+                      <a:ext cx="3749040" cy="6167170"/>
                     </a:xfrm>
                     <a:prstGeom prst="rect">
                       <a:avLst/>
@@ -3157,6 +3222,14 @@
     </w:p>
     <w:p>
       <w:pPr>
+        <w:pStyle w:val="ImageCaption"/>
+      </w:pPr>
+      <w:r>
+        <w:t xml:space="preserve">Expansion data flow</w:t>
+      </w:r>
+    </w:p>
+    <w:p>
+      <w:pPr>
         <w:pStyle w:val="BodyText"/>
       </w:pPr>
       <w:r>
@@ -3660,7 +3733,7 @@
       </w:r>
     </w:p>
     <w:bookmarkEnd w:id="38"/>
-    <w:bookmarkStart w:id="39" w:name="Xe5350e77330eeec1fdcfe8d9cf8b9d0ceac730a"/>
+    <w:bookmarkStart w:id="39" w:name="step-by-step-detail"/>
     <w:p>
       <w:pPr>
         <w:pStyle w:val="Heading3"/>
@@ -5084,7 +5157,7 @@
     </w:p>
     <w:bookmarkEnd w:id="39"/>
     <w:bookmarkEnd w:id="40"/>
-    <w:bookmarkStart w:id="47" w:name="X00d22084825991d8d822b03445753996687029d"/>
+    <w:bookmarkStart w:id="47" w:name="work-order-lifecycle"/>
     <w:p>
       <w:pPr>
         <w:pStyle w:val="Heading2"/>
@@ -5093,7 +5166,7 @@
         <w:t xml:space="preserve">4. Work Order Lifecycle</w:t>
       </w:r>
     </w:p>
-    <w:bookmarkStart w:id="42" w:name="Xeb3db0779743e25d1a27d828bdf3d5658750949"/>
+    <w:bookmarkStart w:id="42" w:name="state-machine"/>
     <w:p>
       <w:pPr>
         <w:pStyle w:val="Heading3"/>
@@ -5145,12 +5218,12 @@
     </w:p>
     <w:p>
       <w:pPr>
-        <w:pStyle w:val="BodyText"/>
+        <w:pStyle w:val="CaptionedFigure"/>
       </w:pPr>
       <w:r>
         <w:drawing>
           <wp:inline>
-            <wp:extent cx="5334000" cy="7181850"/>
+            <wp:extent cx="4572000" cy="6155871"/>
             <wp:effectExtent b="0" l="0" r="0" t="0"/>
             <wp:docPr descr="Work-order state machine" title="" id="1" name="Picture"/>
             <a:graphic>
@@ -5171,7 +5244,7 @@
                   <pic:spPr bwMode="auto">
                     <a:xfrm>
                       <a:off x="0" y="0"/>
-                      <a:ext cx="5334000" cy="7181850"/>
+                      <a:ext cx="4572000" cy="6155871"/>
                     </a:xfrm>
                     <a:prstGeom prst="rect">
                       <a:avLst/>
@@ -5192,6 +5265,14 @@
     </w:p>
     <w:p>
       <w:pPr>
+        <w:pStyle w:val="ImageCaption"/>
+      </w:pPr>
+      <w:r>
+        <w:t xml:space="preserve">Work-order state machine</w:t>
+      </w:r>
+    </w:p>
+    <w:p>
+      <w:pPr>
         <w:pStyle w:val="BodyText"/>
       </w:pPr>
       <w:r>
@@ -5624,7 +5705,7 @@
       </w:r>
     </w:p>
     <w:bookmarkEnd w:id="42"/>
-    <w:bookmarkStart w:id="43" w:name="X76cde93bebd631632623e1a9c5decaf55511e11"/>
+    <w:bookmarkStart w:id="43" w:name="crash-uncertain-submit-recovery"/>
     <w:p>
       <w:pPr>
         <w:pStyle w:val="Heading3"/>
@@ -5735,10 +5816,13 @@
     <w:tbl>
       <w:tblPr>
         <w:tblStyle w:val="Table"/>
-        <w:tblW w:type="pct" w:w="0.0"/>
+        <w:tblW w:type="pct" w:w="5000.0"/>
         <w:tblLook w:firstRow="1" w:lastRow="0" w:firstColumn="0" w:lastColumn="0" w:noHBand="0" w:noVBand="0" w:val="0020"/>
       </w:tblPr>
-      <w:tblGrid/>
+      <w:tblGrid>
+        <w:gridCol w:w="3960"/>
+        <w:gridCol w:w="3960"/>
+      </w:tblGrid>
       <w:tr>
         <w:tc>
           <w:p>
@@ -5994,7 +6078,7 @@
               <w:t xml:space="preserve"> </w:t>
             </w:r>
             <w:r>
-              <w:t xml:space="preserve">— never auto-roll-back (R6 #1), which would risk a duplicate on retry. The operator confirms absence in Adobe's UI, then uses the per-WO</w:t>
+              <w:t xml:space="preserve">— never auto-roll-back (R6 #1), which would risk a duplicate on retry. The operator confirms absence in Adobe’s UI, then uses the per-WO</w:t>
             </w:r>
             <w:r>
               <w:t xml:space="preserve"> </w:t>
@@ -6205,7 +6289,7 @@
       </w:r>
     </w:p>
     <w:bookmarkEnd w:id="43"/>
-    <w:bookmarkStart w:id="44" w:name="X94625a5154b3d16962b1145e44bb5a25954a3fd"/>
+    <w:bookmarkStart w:id="44" w:name="status-reference"/>
     <w:p>
       <w:pPr>
         <w:pStyle w:val="Heading3"/>
@@ -6217,10 +6301,14 @@
     <w:tbl>
       <w:tblPr>
         <w:tblStyle w:val="Table"/>
-        <w:tblW w:type="pct" w:w="0.0"/>
+        <w:tblW w:type="pct" w:w="5000.0"/>
         <w:tblLook w:firstRow="1" w:lastRow="0" w:firstColumn="0" w:lastColumn="0" w:noHBand="0" w:noVBand="0" w:val="0020"/>
       </w:tblPr>
-      <w:tblGrid/>
+      <w:tblGrid>
+        <w:gridCol w:w="1656"/>
+        <w:gridCol w:w="4608"/>
+        <w:gridCol w:w="1656"/>
+      </w:tblGrid>
       <w:tr>
         <w:tc>
           <w:p>
@@ -6327,7 +6415,19 @@
               <w:jc w:val="left"/>
             </w:pPr>
             <w:r>
-              <w:t xml:space="preserve">Click "Approve Month N"</w:t>
+              <w:t xml:space="preserve">Click</w:t>
+            </w:r>
+            <w:r>
+              <w:t xml:space="preserve"> </w:t>
+            </w:r>
+            <w:r>
+              <w:t xml:space="preserve">“</w:t>
+            </w:r>
+            <w:r>
+              <w:t xml:space="preserve">Approve Month N</w:t>
+            </w:r>
+            <w:r>
+              <w:t xml:space="preserve">”</w:t>
             </w:r>
           </w:p>
         </w:tc>
@@ -6439,7 +6539,7 @@
               <w:jc w:val="left"/>
             </w:pPr>
             <w:r>
-              <w:t xml:space="preserve">Adobe ACK'd with a work-order ID; monitoring in progress</w:t>
+              <w:t xml:space="preserve">Adobe ACK’d with a work-order ID; monitoring in progress</w:t>
             </w:r>
           </w:p>
         </w:tc>
@@ -6640,7 +6740,7 @@
       </w:tr>
     </w:tbl>
     <w:bookmarkEnd w:id="44"/>
-    <w:bookmarkStart w:id="46" w:name="Xab8af8b7be74cc18e2a456b75023e24ffd2ef04"/>
+    <w:bookmarkStart w:id="46" w:name="submit-reconcile-flow"/>
     <w:p>
       <w:pPr>
         <w:pStyle w:val="Heading3"/>
@@ -6671,12 +6771,12 @@
     </w:p>
     <w:p>
       <w:pPr>
-        <w:pStyle w:val="BodyText"/>
+        <w:pStyle w:val="CaptionedFigure"/>
       </w:pPr>
       <w:r>
         <w:drawing>
           <wp:inline>
-            <wp:extent cx="5334000" cy="8656320"/>
+            <wp:extent cx="3794760" cy="6158353"/>
             <wp:effectExtent b="0" l="0" r="0" t="0"/>
             <wp:docPr descr="Submit and reconcile flow" title="" id="1" name="Picture"/>
             <a:graphic>
@@ -6697,7 +6797,7 @@
                   <pic:spPr bwMode="auto">
                     <a:xfrm>
                       <a:off x="0" y="0"/>
-                      <a:ext cx="5334000" cy="8656320"/>
+                      <a:ext cx="3794760" cy="6158353"/>
                     </a:xfrm>
                     <a:prstGeom prst="rect">
                       <a:avLst/>
@@ -6718,6 +6818,14 @@
     </w:p>
     <w:p>
       <w:pPr>
+        <w:pStyle w:val="ImageCaption"/>
+      </w:pPr>
+      <w:r>
+        <w:t xml:space="preserve">Submit and reconcile flow</w:t>
+      </w:r>
+    </w:p>
+    <w:p>
+      <w:pPr>
         <w:pStyle w:val="BodyText"/>
       </w:pPr>
       <w:r>
@@ -6957,7 +7065,7 @@
     </w:p>
     <w:bookmarkEnd w:id="46"/>
     <w:bookmarkEnd w:id="47"/>
-    <w:bookmarkStart w:id="52" w:name="X57cef0d958349bcf02f6057d9de9e92b930bfc0"/>
+    <w:bookmarkStart w:id="52" w:name="multi-month-quota-planning"/>
     <w:p>
       <w:pPr>
         <w:pStyle w:val="Heading2"/>
@@ -6966,7 +7074,7 @@
         <w:t xml:space="preserve">5. Multi-Month Quota Planning</w:t>
       </w:r>
     </w:p>
-    <w:bookmarkStart w:id="48" w:name="Xe69d145fe5a145e41d3287618ba43a42a3082f8"/>
+    <w:bookmarkStart w:id="48" w:name="why-multi-month-planning-exists"/>
     <w:p>
       <w:pPr>
         <w:pStyle w:val="Heading3"/>
@@ -6980,7 +7088,7 @@
         <w:pStyle w:val="FirstParagraph"/>
       </w:pPr>
       <w:r>
-        <w:t xml:space="preserve">Adobe's Data Hygiene API enforces two quota dimensions:</w:t>
+        <w:t xml:space="preserve">Adobe’s Data Hygiene API enforces two quota dimensions:</w:t>
       </w:r>
     </w:p>
     <w:p>
@@ -7026,7 +7134,7 @@
         <w:pStyle w:val="FirstParagraph"/>
       </w:pPr>
       <w:r>
-        <w:t xml:space="preserve">A large deletion batch (e.g. 4 million identifiers from a 1.5M-row CSV after</w:t>
+        <w:t xml:space="preserve">A large deletion batch (e.g. 4 million identifiers from a 1.5M-row CSV after</w:t>
       </w:r>
       <w:r>
         <w:t xml:space="preserve"> </w:t>
@@ -7063,7 +7171,7 @@
       </w:r>
     </w:p>
     <w:bookmarkEnd w:id="48"/>
-    <w:bookmarkStart w:id="50" w:name="X5a7cd7cdf74e1bd8b315e411179108f02b3dc16"/>
+    <w:bookmarkStart w:id="50" w:name="planning-diagram"/>
     <w:p>
       <w:pPr>
         <w:pStyle w:val="Heading3"/>
@@ -7088,12 +7196,12 @@
     </w:p>
     <w:p>
       <w:pPr>
-        <w:pStyle w:val="BodyText"/>
+        <w:pStyle w:val="CaptionedFigure"/>
       </w:pPr>
       <w:r>
         <w:drawing>
           <wp:inline>
-            <wp:extent cx="5334000" cy="8277577"/>
+            <wp:extent cx="3977640" cy="6172708"/>
             <wp:effectExtent b="0" l="0" r="0" t="0"/>
             <wp:docPr descr="Multi-month planning" title="" id="1" name="Picture"/>
             <a:graphic>
@@ -7114,7 +7222,7 @@
                   <pic:spPr bwMode="auto">
                     <a:xfrm>
                       <a:off x="0" y="0"/>
-                      <a:ext cx="5334000" cy="8277577"/>
+                      <a:ext cx="3977640" cy="6172708"/>
                     </a:xfrm>
                     <a:prstGeom prst="rect">
                       <a:avLst/>
@@ -7135,6 +7243,14 @@
     </w:p>
     <w:p>
       <w:pPr>
+        <w:pStyle w:val="ImageCaption"/>
+      </w:pPr>
+      <w:r>
+        <w:t xml:space="preserve">Multi-month planning</w:t>
+      </w:r>
+    </w:p>
+    <w:p>
+      <w:pPr>
         <w:pStyle w:val="BodyText"/>
       </w:pPr>
       <w:r>
@@ -7379,7 +7495,7 @@
       </w:r>
     </w:p>
     <w:bookmarkEnd w:id="50"/>
-    <w:bookmarkStart w:id="51" w:name="Xeb3b3d86a8f4e051dfe4863f534041c6e59f1d7"/>
+    <w:bookmarkStart w:id="51" w:name="live-quota-redistribution"/>
     <w:p>
       <w:pPr>
         <w:pStyle w:val="Heading3"/>
@@ -7497,7 +7613,7 @@
         <w:t xml:space="preserve"> </w:t>
       </w:r>
       <w:r>
-        <w:t xml:space="preserve">day's remaining capacity, advances day / month indices when caps would</w:t>
+        <w:t xml:space="preserve">day’s remaining capacity, advances day / month indices when caps would</w:t>
       </w:r>
       <w:r>
         <w:t xml:space="preserve"> </w:t>
@@ -7619,19 +7735,37 @@
         <w:t xml:space="preserve"> </w:t>
       </w:r>
       <w:r>
-        <w:t xml:space="preserve">— only the bucket labels do. This is the "if someone</w:t>
-      </w:r>
-      <w:r>
-        <w:t xml:space="preserve"> </w:t>
-      </w:r>
-      <w:r>
-        <w:t xml:space="preserve">else's app consumed 300 k of your daily quota since you planned, push</w:t>
-      </w:r>
-      <w:r>
-        <w:t xml:space="preserve"> </w:t>
-      </w:r>
-      <w:r>
-        <w:t xml:space="preserve">our remaining work to a later window" behaviour the operator can rely on.</w:t>
+        <w:t xml:space="preserve">— only the bucket labels do. This is the</w:t>
+      </w:r>
+      <w:r>
+        <w:t xml:space="preserve"> </w:t>
+      </w:r>
+      <w:r>
+        <w:t xml:space="preserve">“</w:t>
+      </w:r>
+      <w:r>
+        <w:t xml:space="preserve">if someone</w:t>
+      </w:r>
+      <w:r>
+        <w:t xml:space="preserve"> </w:t>
+      </w:r>
+      <w:r>
+        <w:t xml:space="preserve">else’s app consumed 300 k of your daily quota since you planned, push</w:t>
+      </w:r>
+      <w:r>
+        <w:t xml:space="preserve"> </w:t>
+      </w:r>
+      <w:r>
+        <w:t xml:space="preserve">our remaining work to a later window</w:t>
+      </w:r>
+      <w:r>
+        <w:t xml:space="preserve">”</w:t>
+      </w:r>
+      <w:r>
+        <w:t xml:space="preserve"> </w:t>
+      </w:r>
+      <w:r>
+        <w:t xml:space="preserve">behaviour the operator can rely on.</w:t>
       </w:r>
     </w:p>
     <w:p>
@@ -7708,81 +7842,118 @@
           <w:bCs/>
           <w:b/>
         </w:rPr>
-        <w:t xml:space="preserve">"Day 1 of 1"</w:t>
-      </w:r>
-      <w:r>
-        <w:t xml:space="preserve"> </w:t>
-      </w:r>
-      <w:r>
-        <w:t xml:space="preserve">even though the operator was on</w:t>
-      </w:r>
-      <w:r>
-        <w:t xml:space="preserve"> </w:t>
-      </w:r>
-      <w:r>
-        <w:t xml:space="preserve">"Day 2", which read as the Submit button going backwards. It now seeds the</w:t>
-      </w:r>
-      <w:r>
-        <w:t xml:space="preserve"> </w:t>
-      </w:r>
-      <w:r>
-        <w:t xml:space="preserve">starting</w:t>
-      </w:r>
-      <w:r>
-        <w:t xml:space="preserve"> </w:t>
-      </w:r>
-      <w:r>
-        <w:rPr>
-          <w:rStyle w:val="VerbatimChar"/>
-        </w:rPr>
-        <w:t xml:space="preserve">(month, day)</w:t>
-      </w:r>
-      <w:r>
-        <w:t xml:space="preserve"> </w:t>
-      </w:r>
-      <w:r>
-        <w:t xml:space="preserve">from the highest</w:t>
-      </w:r>
-      <w:r>
-        <w:t xml:space="preserve"> </w:t>
+        <w:t xml:space="preserve">“</w:t>
       </w:r>
       <w:r>
         <w:rPr>
           <w:bCs/>
           <w:b/>
         </w:rPr>
-        <w:t xml:space="preserve">shipped</w:t>
-      </w:r>
-      <w:r>
-        <w:t xml:space="preserve"> </w:t>
-      </w:r>
-      <w:r>
-        <w:t xml:space="preserve">window</w:t>
-      </w:r>
-      <w:r>
-        <w:t xml:space="preserve"> </w:t>
-      </w:r>
-      <w:r>
-        <w:t xml:space="preserve">(</w:t>
-      </w:r>
-      <w:r>
-        <w:rPr>
-          <w:rStyle w:val="VerbatimChar"/>
-        </w:rPr>
-        <w:t xml:space="preserve">db.getMaxShippedWindow</w:t>
-      </w:r>
-      <w:r>
-        <w:t xml:space="preserve">) and continues past it, so the remainder stays</w:t>
-      </w:r>
-      <w:r>
-        <w:t xml:space="preserve"> </w:t>
+        <w:t xml:space="preserve">Day 1 of 1</w:t>
       </w:r>
       <w:r>
         <w:rPr>
           <w:bCs/>
           <w:b/>
         </w:rPr>
-        <w:t xml:space="preserve">"Day 2"</w:t>
+        <w:t xml:space="preserve">”</w:t>
+      </w:r>
+      <w:r>
+        <w:t xml:space="preserve"> </w:t>
+      </w:r>
+      <w:r>
+        <w:t xml:space="preserve">even though the operator was on</w:t>
+      </w:r>
+      <w:r>
+        <w:t xml:space="preserve"> </w:t>
+      </w:r>
+      <w:r>
+        <w:t xml:space="preserve">“</w:t>
+      </w:r>
+      <w:r>
+        <w:t xml:space="preserve">Day 2</w:t>
+      </w:r>
+      <w:r>
+        <w:t xml:space="preserve">”</w:t>
+      </w:r>
+      <w:r>
+        <w:t xml:space="preserve">, which read as the Submit button going backwards. It now seeds the</w:t>
+      </w:r>
+      <w:r>
+        <w:t xml:space="preserve"> </w:t>
+      </w:r>
+      <w:r>
+        <w:t xml:space="preserve">starting</w:t>
+      </w:r>
+      <w:r>
+        <w:t xml:space="preserve"> </w:t>
+      </w:r>
+      <w:r>
+        <w:rPr>
+          <w:rStyle w:val="VerbatimChar"/>
+        </w:rPr>
+        <w:t xml:space="preserve">(month, day)</w:t>
+      </w:r>
+      <w:r>
+        <w:t xml:space="preserve"> </w:t>
+      </w:r>
+      <w:r>
+        <w:t xml:space="preserve">from the highest</w:t>
+      </w:r>
+      <w:r>
+        <w:t xml:space="preserve"> </w:t>
+      </w:r>
+      <w:r>
+        <w:rPr>
+          <w:bCs/>
+          <w:b/>
+        </w:rPr>
+        <w:t xml:space="preserve">shipped</w:t>
+      </w:r>
+      <w:r>
+        <w:t xml:space="preserve"> </w:t>
+      </w:r>
+      <w:r>
+        <w:t xml:space="preserve">window</w:t>
+      </w:r>
+      <w:r>
+        <w:t xml:space="preserve"> </w:t>
+      </w:r>
+      <w:r>
+        <w:t xml:space="preserve">(</w:t>
+      </w:r>
+      <w:r>
+        <w:rPr>
+          <w:rStyle w:val="VerbatimChar"/>
+        </w:rPr>
+        <w:t xml:space="preserve">db.getMaxShippedWindow</w:t>
+      </w:r>
+      <w:r>
+        <w:t xml:space="preserve">) and continues past it, so the remainder stays</w:t>
+      </w:r>
+      <w:r>
+        <w:t xml:space="preserve"> </w:t>
+      </w:r>
+      <w:r>
+        <w:rPr>
+          <w:bCs/>
+          <w:b/>
+        </w:rPr>
+        <w:t xml:space="preserve">“</w:t>
+      </w:r>
+      <w:r>
+        <w:rPr>
+          <w:bCs/>
+          <w:b/>
+        </w:rPr>
+        <w:t xml:space="preserve">Day 2</w:t>
+      </w:r>
+      <w:r>
+        <w:rPr>
+          <w:bCs/>
+          <w:b/>
+        </w:rPr>
+        <w:t xml:space="preserve">”</w:t>
       </w:r>
       <w:r>
         <w:t xml:space="preserve">. The UI also lands on the first day that still has pending work.</w:t>
@@ -7858,7 +8029,7 @@
     </w:p>
     <w:bookmarkEnd w:id="51"/>
     <w:bookmarkEnd w:id="52"/>
-    <w:bookmarkStart w:id="58" w:name="Xc30c38fec89701d995215e9e994d8e8a23a3c2c"/>
+    <w:bookmarkStart w:id="58" w:name="adobe-api-integration"/>
     <w:p>
       <w:pPr>
         <w:pStyle w:val="Heading2"/>
@@ -7867,7 +8038,7 @@
         <w:t xml:space="preserve">6. Adobe API Integration</w:t>
       </w:r>
     </w:p>
-    <w:bookmarkStart w:id="53" w:name="X4c6a7d261357571e8c2da901aa996dde0e724c0"/>
+    <w:bookmarkStart w:id="53" w:name="api-summary"/>
     <w:p>
       <w:pPr>
         <w:pStyle w:val="Heading3"/>
@@ -7879,10 +8050,15 @@
     <w:tbl>
       <w:tblPr>
         <w:tblStyle w:val="Table"/>
-        <w:tblW w:type="pct" w:w="0.0"/>
+        <w:tblW w:type="pct" w:w="5000.0"/>
         <w:tblLook w:firstRow="1" w:lastRow="0" w:firstColumn="0" w:lastColumn="0" w:noHBand="0" w:noVBand="0" w:val="0020"/>
       </w:tblPr>
-      <w:tblGrid/>
+      <w:tblGrid>
+        <w:gridCol w:w="480"/>
+        <w:gridCol w:w="3660"/>
+        <w:gridCol w:w="1920"/>
+        <w:gridCol w:w="1860"/>
+      </w:tblGrid>
       <w:tr>
         <w:tc>
           <w:p>
@@ -8323,7 +8499,7 @@
       </w:tr>
     </w:tbl>
     <w:bookmarkEnd w:id="53"/>
-    <w:bookmarkStart w:id="55" w:name="X7621adc8c3fa956f1e279f31df296a574064cf7"/>
+    <w:bookmarkStart w:id="55" w:name="region-architecture"/>
     <w:p>
       <w:pPr>
         <w:pStyle w:val="Heading3"/>
@@ -8374,7 +8550,25 @@
         <w:t xml:space="preserve"> </w:t>
       </w:r>
       <w:r>
-        <w:t xml:space="preserve">operator would see "no linked identities" and proceed to delete only</w:t>
+        <w:t xml:space="preserve">operator would see</w:t>
+      </w:r>
+      <w:r>
+        <w:t xml:space="preserve"> </w:t>
+      </w:r>
+      <w:r>
+        <w:t xml:space="preserve">“</w:t>
+      </w:r>
+      <w:r>
+        <w:t xml:space="preserve">no linked identities</w:t>
+      </w:r>
+      <w:r>
+        <w:t xml:space="preserve">”</w:t>
+      </w:r>
+      <w:r>
+        <w:t xml:space="preserve"> </w:t>
+      </w:r>
+      <w:r>
+        <w:t xml:space="preserve">and proceed to delete only</w:t>
       </w:r>
       <w:r>
         <w:t xml:space="preserve"> </w:t>
@@ -8415,7 +8609,7 @@
     </w:p>
     <w:p>
       <w:pPr>
-        <w:pStyle w:val="BodyText"/>
+        <w:pStyle w:val="CaptionedFigure"/>
       </w:pPr>
       <w:r>
         <w:drawing>
@@ -8462,6 +8656,14 @@
     </w:p>
     <w:p>
       <w:pPr>
+        <w:pStyle w:val="ImageCaption"/>
+      </w:pPr>
+      <w:r>
+        <w:t xml:space="preserve">Region architecture</w:t>
+      </w:r>
+    </w:p>
+    <w:p>
+      <w:pPr>
         <w:pStyle w:val="BodyText"/>
       </w:pPr>
       <w:r>
@@ -8711,7 +8913,7 @@
       </w:r>
     </w:p>
     <w:bookmarkEnd w:id="55"/>
-    <w:bookmarkStart w:id="56" w:name="Xf47403e2bd5b66985902ef54a433de737539d95"/>
+    <w:bookmarkStart w:id="56" w:name="work-order-payload"/>
     <w:p>
       <w:pPr>
         <w:pStyle w:val="Heading3"/>
@@ -9455,6 +9657,255 @@
           <w:b/>
         </w:rPr>
         <w:t xml:space="preserve">Payload constraints (all validated locally before the network call):</w:t>
+      </w:r>
+    </w:p>
+    <w:tbl>
+      <w:tblPr>
+        <w:tblStyle w:val="Table"/>
+        <w:tblW w:type="pct" w:w="5000.0"/>
+        <w:tblLook w:firstRow="1" w:lastRow="0" w:firstColumn="0" w:lastColumn="0" w:noHBand="0" w:noVBand="0" w:val="0020"/>
+      </w:tblPr>
+      <w:tblGrid>
+        <w:gridCol w:w="1881"/>
+        <w:gridCol w:w="6038"/>
+      </w:tblGrid>
+      <w:tr>
+        <w:tc>
+          <w:p>
+            <w:pPr>
+              <w:pStyle w:val="Compact"/>
+              <w:jc w:val="left"/>
+            </w:pPr>
+            <w:r>
+              <w:t xml:space="preserve">Field</w:t>
+            </w:r>
+          </w:p>
+        </w:tc>
+        <w:tc>
+          <w:p>
+            <w:pPr>
+              <w:pStyle w:val="Compact"/>
+              <w:jc w:val="left"/>
+            </w:pPr>
+            <w:r>
+              <w:t xml:space="preserve">Constraint</w:t>
+            </w:r>
+          </w:p>
+        </w:tc>
+      </w:tr>
+      <w:tr>
+        <w:tc>
+          <w:p>
+            <w:pPr>
+              <w:pStyle w:val="Compact"/>
+              <w:jc w:val="left"/>
+            </w:pPr>
+            <w:r>
+              <w:rPr>
+                <w:rStyle w:val="VerbatimChar"/>
+              </w:rPr>
+              <w:t xml:space="preserve">ids</w:t>
+            </w:r>
+            <w:r>
+              <w:t xml:space="preserve"> </w:t>
+            </w:r>
+            <w:r>
+              <w:t xml:space="preserve">total count</w:t>
+            </w:r>
+          </w:p>
+        </w:tc>
+        <w:tc>
+          <w:p>
+            <w:pPr>
+              <w:pStyle w:val="Compact"/>
+              <w:jc w:val="left"/>
+            </w:pPr>
+            <w:r>
+              <w:t xml:space="preserve">1 – 100,000 (Adobe hard limit)</w:t>
+            </w:r>
+          </w:p>
+        </w:tc>
+      </w:tr>
+      <w:tr>
+        <w:tc>
+          <w:p>
+            <w:pPr>
+              <w:pStyle w:val="Compact"/>
+              <w:jc w:val="left"/>
+            </w:pPr>
+            <w:r>
+              <w:rPr>
+                <w:rStyle w:val="VerbatimChar"/>
+              </w:rPr>
+              <w:t xml:space="preserve">datasetId</w:t>
+            </w:r>
+          </w:p>
+        </w:tc>
+        <w:tc>
+          <w:p>
+            <w:pPr>
+              <w:pStyle w:val="Compact"/>
+              <w:jc w:val="left"/>
+            </w:pPr>
+            <w:r>
+              <w:rPr>
+                <w:rStyle w:val="VerbatimChar"/>
+              </w:rPr>
+              <w:t xml:space="preserve">"ALL"</w:t>
+            </w:r>
+            <w:r>
+              <w:t xml:space="preserve"> </w:t>
+            </w:r>
+            <w:r>
+              <w:t xml:space="preserve">| single dataset ID | comma-joined list (no mixing</w:t>
+            </w:r>
+            <w:r>
+              <w:t xml:space="preserve"> </w:t>
+            </w:r>
+            <w:r>
+              <w:rPr>
+                <w:rStyle w:val="VerbatimChar"/>
+              </w:rPr>
+              <w:t xml:space="preserve">"ALL"</w:t>
+            </w:r>
+            <w:r>
+              <w:t xml:space="preserve"> </w:t>
+            </w:r>
+            <w:r>
+              <w:t xml:space="preserve">with specific IDs)</w:t>
+            </w:r>
+          </w:p>
+        </w:tc>
+      </w:tr>
+      <w:tr>
+        <w:tc>
+          <w:p>
+            <w:pPr>
+              <w:pStyle w:val="Compact"/>
+              <w:jc w:val="left"/>
+            </w:pPr>
+            <w:r>
+              <w:rPr>
+                <w:rStyle w:val="VerbatimChar"/>
+              </w:rPr>
+              <w:t xml:space="preserve">targetServices</w:t>
+            </w:r>
+          </w:p>
+        </w:tc>
+        <w:tc>
+          <w:p>
+            <w:pPr>
+              <w:pStyle w:val="Compact"/>
+              <w:jc w:val="left"/>
+            </w:pPr>
+            <w:r>
+              <w:t xml:space="preserve">When present: must be</w:t>
+            </w:r>
+            <w:r>
+              <w:t xml:space="preserve"> </w:t>
+            </w:r>
+            <w:r>
+              <w:rPr>
+                <w:rStyle w:val="VerbatimChar"/>
+              </w:rPr>
+              <w:t xml:space="preserve">["identity","profile","ajo"]</w:t>
+            </w:r>
+            <w:r>
+              <w:t xml:space="preserve"> </w:t>
+            </w:r>
+            <w:r>
+              <w:t xml:space="preserve">AND</w:t>
+            </w:r>
+            <w:r>
+              <w:t xml:space="preserve"> </w:t>
+            </w:r>
+            <w:r>
+              <w:rPr>
+                <w:rStyle w:val="VerbatimChar"/>
+              </w:rPr>
+              <w:t xml:space="preserve">datasetId</w:t>
+            </w:r>
+            <w:r>
+              <w:t xml:space="preserve"> </w:t>
+            </w:r>
+            <w:r>
+              <w:t xml:space="preserve">must be</w:t>
+            </w:r>
+            <w:r>
+              <w:t xml:space="preserve"> </w:t>
+            </w:r>
+            <w:r>
+              <w:rPr>
+                <w:rStyle w:val="VerbatimChar"/>
+              </w:rPr>
+              <w:t xml:space="preserve">"ALL"</w:t>
+            </w:r>
+          </w:p>
+        </w:tc>
+      </w:tr>
+      <w:tr>
+        <w:tc>
+          <w:p>
+            <w:pPr>
+              <w:pStyle w:val="Compact"/>
+              <w:jc w:val="left"/>
+            </w:pPr>
+            <w:r>
+              <w:t xml:space="preserve">Namespace entry</w:t>
+            </w:r>
+          </w:p>
+        </w:tc>
+        <w:tc>
+          <w:p>
+            <w:pPr>
+              <w:pStyle w:val="Compact"/>
+              <w:jc w:val="left"/>
+            </w:pPr>
+            <w:r>
+              <w:t xml:space="preserve">Each entry must have</w:t>
+            </w:r>
+            <w:r>
+              <w:t xml:space="preserve"> </w:t>
+            </w:r>
+            <w:r>
+              <w:rPr>
+                <w:rStyle w:val="VerbatimChar"/>
+              </w:rPr>
+              <w:t xml:space="preserve">code</w:t>
+            </w:r>
+            <w:r>
+              <w:t xml:space="preserve"> </w:t>
+            </w:r>
+            <w:r>
+              <w:t xml:space="preserve">(string) and/or</w:t>
+            </w:r>
+            <w:r>
+              <w:t xml:space="preserve"> </w:t>
+            </w:r>
+            <w:r>
+              <w:rPr>
+                <w:rStyle w:val="VerbatimChar"/>
+              </w:rPr>
+              <w:t xml:space="preserve">id</w:t>
+            </w:r>
+            <w:r>
+              <w:t xml:space="preserve"> </w:t>
+            </w:r>
+            <w:r>
+              <w:t xml:space="preserve">(numeric nsid)</w:t>
+            </w:r>
+          </w:p>
+        </w:tc>
+      </w:tr>
+    </w:tbl>
+    <w:bookmarkEnd w:id="56"/>
+    <w:bookmarkStart w:id="57" w:name="identity-quota"/>
+    <w:p>
+      <w:pPr>
+        <w:pStyle w:val="Heading3"/>
+      </w:pPr>
+      <w:r>
+        <w:t xml:space="preserve">6.4 Identity Quota</w:t>
       </w:r>
     </w:p>
     <w:tbl>
@@ -9472,252 +9923,6 @@
               <w:jc w:val="left"/>
             </w:pPr>
             <w:r>
-              <w:t xml:space="preserve">Field</w:t>
-            </w:r>
-          </w:p>
-        </w:tc>
-        <w:tc>
-          <w:p>
-            <w:pPr>
-              <w:pStyle w:val="Compact"/>
-              <w:jc w:val="left"/>
-            </w:pPr>
-            <w:r>
-              <w:t xml:space="preserve">Constraint</w:t>
-            </w:r>
-          </w:p>
-        </w:tc>
-      </w:tr>
-      <w:tr>
-        <w:tc>
-          <w:p>
-            <w:pPr>
-              <w:pStyle w:val="Compact"/>
-              <w:jc w:val="left"/>
-            </w:pPr>
-            <w:r>
-              <w:rPr>
-                <w:rStyle w:val="VerbatimChar"/>
-              </w:rPr>
-              <w:t xml:space="preserve">ids</w:t>
-            </w:r>
-            <w:r>
-              <w:t xml:space="preserve"> </w:t>
-            </w:r>
-            <w:r>
-              <w:t xml:space="preserve">total count</w:t>
-            </w:r>
-          </w:p>
-        </w:tc>
-        <w:tc>
-          <w:p>
-            <w:pPr>
-              <w:pStyle w:val="Compact"/>
-              <w:jc w:val="left"/>
-            </w:pPr>
-            <w:r>
-              <w:t xml:space="preserve">1 – 100,000 (Adobe hard limit)</w:t>
-            </w:r>
-          </w:p>
-        </w:tc>
-      </w:tr>
-      <w:tr>
-        <w:tc>
-          <w:p>
-            <w:pPr>
-              <w:pStyle w:val="Compact"/>
-              <w:jc w:val="left"/>
-            </w:pPr>
-            <w:r>
-              <w:rPr>
-                <w:rStyle w:val="VerbatimChar"/>
-              </w:rPr>
-              <w:t xml:space="preserve">datasetId</w:t>
-            </w:r>
-          </w:p>
-        </w:tc>
-        <w:tc>
-          <w:p>
-            <w:pPr>
-              <w:pStyle w:val="Compact"/>
-              <w:jc w:val="left"/>
-            </w:pPr>
-            <w:r>
-              <w:rPr>
-                <w:rStyle w:val="VerbatimChar"/>
-              </w:rPr>
-              <w:t xml:space="preserve">"ALL"</w:t>
-            </w:r>
-            <w:r>
-              <w:t xml:space="preserve"> </w:t>
-            </w:r>
-            <w:r>
-              <w:t xml:space="preserve">| single dataset ID | comma-joined list (no mixing</w:t>
-            </w:r>
-            <w:r>
-              <w:t xml:space="preserve"> </w:t>
-            </w:r>
-            <w:r>
-              <w:rPr>
-                <w:rStyle w:val="VerbatimChar"/>
-              </w:rPr>
-              <w:t xml:space="preserve">"ALL"</w:t>
-            </w:r>
-            <w:r>
-              <w:t xml:space="preserve"> </w:t>
-            </w:r>
-            <w:r>
-              <w:t xml:space="preserve">with specific IDs)</w:t>
-            </w:r>
-          </w:p>
-        </w:tc>
-      </w:tr>
-      <w:tr>
-        <w:tc>
-          <w:p>
-            <w:pPr>
-              <w:pStyle w:val="Compact"/>
-              <w:jc w:val="left"/>
-            </w:pPr>
-            <w:r>
-              <w:rPr>
-                <w:rStyle w:val="VerbatimChar"/>
-              </w:rPr>
-              <w:t xml:space="preserve">targetServices</w:t>
-            </w:r>
-          </w:p>
-        </w:tc>
-        <w:tc>
-          <w:p>
-            <w:pPr>
-              <w:pStyle w:val="Compact"/>
-              <w:jc w:val="left"/>
-            </w:pPr>
-            <w:r>
-              <w:t xml:space="preserve">When present: must be</w:t>
-            </w:r>
-            <w:r>
-              <w:t xml:space="preserve"> </w:t>
-            </w:r>
-            <w:r>
-              <w:rPr>
-                <w:rStyle w:val="VerbatimChar"/>
-              </w:rPr>
-              <w:t xml:space="preserve">["identity","profile","ajo"]</w:t>
-            </w:r>
-            <w:r>
-              <w:t xml:space="preserve"> </w:t>
-            </w:r>
-            <w:r>
-              <w:t xml:space="preserve">AND</w:t>
-            </w:r>
-            <w:r>
-              <w:t xml:space="preserve"> </w:t>
-            </w:r>
-            <w:r>
-              <w:rPr>
-                <w:rStyle w:val="VerbatimChar"/>
-              </w:rPr>
-              <w:t xml:space="preserve">datasetId</w:t>
-            </w:r>
-            <w:r>
-              <w:t xml:space="preserve"> </w:t>
-            </w:r>
-            <w:r>
-              <w:t xml:space="preserve">must be</w:t>
-            </w:r>
-            <w:r>
-              <w:t xml:space="preserve"> </w:t>
-            </w:r>
-            <w:r>
-              <w:rPr>
-                <w:rStyle w:val="VerbatimChar"/>
-              </w:rPr>
-              <w:t xml:space="preserve">"ALL"</w:t>
-            </w:r>
-          </w:p>
-        </w:tc>
-      </w:tr>
-      <w:tr>
-        <w:tc>
-          <w:p>
-            <w:pPr>
-              <w:pStyle w:val="Compact"/>
-              <w:jc w:val="left"/>
-            </w:pPr>
-            <w:r>
-              <w:t xml:space="preserve">Namespace entry</w:t>
-            </w:r>
-          </w:p>
-        </w:tc>
-        <w:tc>
-          <w:p>
-            <w:pPr>
-              <w:pStyle w:val="Compact"/>
-              <w:jc w:val="left"/>
-            </w:pPr>
-            <w:r>
-              <w:t xml:space="preserve">Each entry must have</w:t>
-            </w:r>
-            <w:r>
-              <w:t xml:space="preserve"> </w:t>
-            </w:r>
-            <w:r>
-              <w:rPr>
-                <w:rStyle w:val="VerbatimChar"/>
-              </w:rPr>
-              <w:t xml:space="preserve">code</w:t>
-            </w:r>
-            <w:r>
-              <w:t xml:space="preserve"> </w:t>
-            </w:r>
-            <w:r>
-              <w:t xml:space="preserve">(string) and/or</w:t>
-            </w:r>
-            <w:r>
-              <w:t xml:space="preserve"> </w:t>
-            </w:r>
-            <w:r>
-              <w:rPr>
-                <w:rStyle w:val="VerbatimChar"/>
-              </w:rPr>
-              <w:t xml:space="preserve">id</w:t>
-            </w:r>
-            <w:r>
-              <w:t xml:space="preserve"> </w:t>
-            </w:r>
-            <w:r>
-              <w:t xml:space="preserve">(numeric nsid)</w:t>
-            </w:r>
-          </w:p>
-        </w:tc>
-      </w:tr>
-    </w:tbl>
-    <w:bookmarkEnd w:id="56"/>
-    <w:bookmarkStart w:id="57" w:name="X231514129ec6654f7da51d8b0be1d6171afa050"/>
-    <w:p>
-      <w:pPr>
-        <w:pStyle w:val="Heading3"/>
-      </w:pPr>
-      <w:r>
-        <w:t xml:space="preserve">6.4 Identity Quota</w:t>
-      </w:r>
-    </w:p>
-    <w:tbl>
-      <w:tblPr>
-        <w:tblStyle w:val="Table"/>
-        <w:tblW w:type="pct" w:w="0.0"/>
-        <w:tblLook w:firstRow="1" w:lastRow="0" w:firstColumn="0" w:lastColumn="0" w:noHBand="0" w:noVBand="0" w:val="0020"/>
-      </w:tblPr>
-      <w:tblGrid/>
-      <w:tr>
-        <w:tc>
-          <w:p>
-            <w:pPr>
-              <w:pStyle w:val="Compact"/>
-              <w:jc w:val="left"/>
-            </w:pPr>
-            <w:r>
               <w:t xml:space="preserve">Dimension</w:t>
             </w:r>
           </w:p>
@@ -9839,7 +10044,7 @@
         <w:pStyle w:val="BodyText"/>
       </w:pPr>
       <w:r>
-        <w:t xml:space="preserve">Adobe's</w:t>
+        <w:t xml:space="preserve">Adobe’s</w:t>
       </w:r>
       <w:r>
         <w:t xml:space="preserve"> </w:t>
@@ -9867,7 +10072,7 @@
         <w:t xml:space="preserve">source of truth</w:t>
       </w:r>
       <w:r>
-        <w:t xml:space="preserve">. The tool's stored</w:t>
+        <w:t xml:space="preserve">. The tool’s stored</w:t>
       </w:r>
       <w:r>
         <w:t xml:space="preserve"> </w:t>
@@ -9909,7 +10114,7 @@
     </w:p>
     <w:bookmarkEnd w:id="57"/>
     <w:bookmarkEnd w:id="58"/>
-    <w:bookmarkStart w:id="62" w:name="X5cdd4290724e4563dd66f08e609ef95ed53719f"/>
+    <w:bookmarkStart w:id="62" w:name="security-architecture"/>
     <w:p>
       <w:pPr>
         <w:pStyle w:val="Heading2"/>
@@ -9918,7 +10123,7 @@
         <w:t xml:space="preserve">7. Security Architecture</w:t>
       </w:r>
     </w:p>
-    <w:bookmarkStart w:id="60" w:name="X6f2f57bb4031388826fe0802aad6fb4058d14a2"/>
+    <w:bookmarkStart w:id="60" w:name="defense-in-depth-model"/>
     <w:p>
       <w:pPr>
         <w:pStyle w:val="Heading3"/>
@@ -9984,7 +10189,7 @@
     </w:p>
     <w:p>
       <w:pPr>
-        <w:pStyle w:val="BodyText"/>
+        <w:pStyle w:val="CaptionedFigure"/>
       </w:pPr>
       <w:r>
         <w:drawing>
@@ -10031,6 +10236,14 @@
     </w:p>
     <w:p>
       <w:pPr>
+        <w:pStyle w:val="ImageCaption"/>
+      </w:pPr>
+      <w:r>
+        <w:t xml:space="preserve">Defense-in-depth</w:t>
+      </w:r>
+    </w:p>
+    <w:p>
+      <w:pPr>
         <w:pStyle w:val="BodyText"/>
       </w:pPr>
       <w:r>
@@ -10267,7 +10480,7 @@
         <w:t xml:space="preserve"> </w:t>
       </w:r>
       <w:r>
-        <w:t xml:space="preserve">thinking it's still same-origin with the attacker; the Host header</w:t>
+        <w:t xml:space="preserve">thinking it’s still same-origin with the attacker; the Host header</w:t>
       </w:r>
       <w:r>
         <w:t xml:space="preserve"> </w:t>
@@ -10480,7 +10693,7 @@
         <w:t xml:space="preserve"> </w:t>
       </w:r>
       <w:r>
-        <w:t xml:space="preserve">row can't make us build a host outside the allowlist. Every</w:t>
+        <w:t xml:space="preserve">row can’t make us build a host outside the allowlist. Every</w:t>
       </w:r>
       <w:r>
         <w:t xml:space="preserve"> </w:t>
@@ -10635,7 +10848,7 @@
         <w:t xml:space="preserve"> </w:t>
       </w:r>
       <w:r>
-        <w:t xml:space="preserve">operator's IP / user-agent / timing to a third-party origin.</w:t>
+        <w:t xml:space="preserve">operator’s IP / user-agent / timing to a third-party origin.</w:t>
       </w:r>
     </w:p>
     <w:p>
@@ -10721,7 +10934,7 @@
       </w:r>
     </w:p>
     <w:bookmarkEnd w:id="60"/>
-    <w:bookmarkStart w:id="61" w:name="X1fe6b7aa14b3fc5d625df99226e31e81707ee71"/>
+    <w:bookmarkStart w:id="61" w:name="submission-safety"/>
     <w:p>
       <w:pPr>
         <w:pStyle w:val="Heading3"/>
@@ -10924,7 +11137,7 @@
     </w:p>
     <w:bookmarkEnd w:id="61"/>
     <w:bookmarkEnd w:id="62"/>
-    <w:bookmarkStart w:id="73" w:name="Xdc11e7c5d1c052ed2ec08a5c466b037ac64f9f1"/>
+    <w:bookmarkStart w:id="73" w:name="environment-configuration-reference"/>
     <w:p>
       <w:pPr>
         <w:pStyle w:val="Heading2"/>
@@ -10933,7 +11146,7 @@
         <w:t xml:space="preserve">8. Environment Configuration Reference</w:t>
       </w:r>
     </w:p>
-    <w:bookmarkStart w:id="69" w:name="X0d2054531423c8fda3520770b48e7db5bc3640b"/>
+    <w:bookmarkStart w:id="69" w:name="complete-environment-variable-reference"/>
     <w:p>
       <w:pPr>
         <w:pStyle w:val="Heading3"/>
@@ -10971,13 +11184,3309 @@
         <w:t xml:space="preserve">on first launch. Set these to tune behavior for your deployment.</w:t>
       </w:r>
     </w:p>
-    <w:bookmarkStart w:id="63" w:name="network--server"/>
+    <w:bookmarkStart w:id="63" w:name="network-server"/>
     <w:p>
       <w:pPr>
         <w:pStyle w:val="Heading4"/>
       </w:pPr>
       <w:r>
         <w:t xml:space="preserve">Network &amp; Server</w:t>
+      </w:r>
+    </w:p>
+    <w:tbl>
+      <w:tblPr>
+        <w:tblStyle w:val="Table"/>
+        <w:tblW w:type="pct" w:w="5000.0"/>
+        <w:tblLook w:firstRow="1" w:lastRow="0" w:firstColumn="0" w:lastColumn="0" w:noHBand="0" w:noVBand="0" w:val="0020"/>
+      </w:tblPr>
+      <w:tblGrid>
+        <w:gridCol w:w="833"/>
+        <w:gridCol w:w="885"/>
+        <w:gridCol w:w="6200"/>
+      </w:tblGrid>
+      <w:tr>
+        <w:tc>
+          <w:p>
+            <w:pPr>
+              <w:pStyle w:val="Compact"/>
+              <w:jc w:val="left"/>
+            </w:pPr>
+            <w:r>
+              <w:t xml:space="preserve">Variable</w:t>
+            </w:r>
+          </w:p>
+        </w:tc>
+        <w:tc>
+          <w:p>
+            <w:pPr>
+              <w:pStyle w:val="Compact"/>
+              <w:jc w:val="left"/>
+            </w:pPr>
+            <w:r>
+              <w:t xml:space="preserve">Default</w:t>
+            </w:r>
+          </w:p>
+        </w:tc>
+        <w:tc>
+          <w:p>
+            <w:pPr>
+              <w:pStyle w:val="Compact"/>
+              <w:jc w:val="left"/>
+            </w:pPr>
+            <w:r>
+              <w:t xml:space="preserve">Description</w:t>
+            </w:r>
+          </w:p>
+        </w:tc>
+      </w:tr>
+      <w:tr>
+        <w:tc>
+          <w:p>
+            <w:pPr>
+              <w:pStyle w:val="Compact"/>
+              <w:jc w:val="left"/>
+            </w:pPr>
+            <w:r>
+              <w:rPr>
+                <w:rStyle w:val="VerbatimChar"/>
+              </w:rPr>
+              <w:t xml:space="preserve">PORT</w:t>
+            </w:r>
+          </w:p>
+        </w:tc>
+        <w:tc>
+          <w:p>
+            <w:pPr>
+              <w:pStyle w:val="Compact"/>
+              <w:jc w:val="left"/>
+            </w:pPr>
+            <w:r>
+              <w:rPr>
+                <w:rStyle w:val="VerbatimChar"/>
+              </w:rPr>
+              <w:t xml:space="preserve">3000</w:t>
+            </w:r>
+          </w:p>
+        </w:tc>
+        <w:tc>
+          <w:p>
+            <w:pPr>
+              <w:pStyle w:val="Compact"/>
+              <w:jc w:val="left"/>
+            </w:pPr>
+            <w:r>
+              <w:t xml:space="preserve">HTTP port the Express server listens on. Change if 3000 is in use.</w:t>
+            </w:r>
+          </w:p>
+        </w:tc>
+      </w:tr>
+      <w:tr>
+        <w:tc>
+          <w:p>
+            <w:pPr>
+              <w:pStyle w:val="Compact"/>
+              <w:jc w:val="left"/>
+            </w:pPr>
+            <w:r>
+              <w:rPr>
+                <w:rStyle w:val="VerbatimChar"/>
+              </w:rPr>
+              <w:t xml:space="preserve">HOST</w:t>
+            </w:r>
+          </w:p>
+        </w:tc>
+        <w:tc>
+          <w:p>
+            <w:pPr>
+              <w:pStyle w:val="Compact"/>
+              <w:jc w:val="left"/>
+            </w:pPr>
+            <w:r>
+              <w:rPr>
+                <w:rStyle w:val="VerbatimChar"/>
+              </w:rPr>
+              <w:t xml:space="preserve">127.0.0.1</w:t>
+            </w:r>
+          </w:p>
+        </w:tc>
+        <w:tc>
+          <w:p>
+            <w:pPr>
+              <w:pStyle w:val="Compact"/>
+              <w:jc w:val="left"/>
+            </w:pPr>
+            <w:r>
+              <w:t xml:space="preserve">Bind address. Default is loopback-only (safe). Set to</w:t>
+            </w:r>
+            <w:r>
+              <w:t xml:space="preserve"> </w:t>
+            </w:r>
+            <w:r>
+              <w:rPr>
+                <w:rStyle w:val="VerbatimChar"/>
+              </w:rPr>
+              <w:t xml:space="preserve">0.0.0.0</w:t>
+            </w:r>
+            <w:r>
+              <w:t xml:space="preserve"> </w:t>
+            </w:r>
+            <w:r>
+              <w:t xml:space="preserve">ONLY for SSH-tunnel demos. Exposes the unauthenticated API to the LAN — add authentication before doing this in any shared environment.</w:t>
+            </w:r>
+          </w:p>
+        </w:tc>
+      </w:tr>
+      <w:tr>
+        <w:tc>
+          <w:p>
+            <w:pPr>
+              <w:pStyle w:val="Compact"/>
+              <w:jc w:val="left"/>
+            </w:pPr>
+            <w:r>
+              <w:rPr>
+                <w:rStyle w:val="VerbatimChar"/>
+              </w:rPr>
+              <w:t xml:space="preserve">OPEN_BROWSER</w:t>
+            </w:r>
+          </w:p>
+        </w:tc>
+        <w:tc>
+          <w:p>
+            <w:pPr>
+              <w:pStyle w:val="Compact"/>
+              <w:jc w:val="left"/>
+            </w:pPr>
+            <w:r>
+              <w:rPr>
+                <w:rStyle w:val="VerbatimChar"/>
+              </w:rPr>
+              <w:t xml:space="preserve">1</w:t>
+            </w:r>
+          </w:p>
+        </w:tc>
+        <w:tc>
+          <w:p>
+            <w:pPr>
+              <w:pStyle w:val="Compact"/>
+              <w:jc w:val="left"/>
+            </w:pPr>
+            <w:r>
+              <w:t xml:space="preserve">Set to</w:t>
+            </w:r>
+            <w:r>
+              <w:t xml:space="preserve"> </w:t>
+            </w:r>
+            <w:r>
+              <w:rPr>
+                <w:rStyle w:val="VerbatimChar"/>
+              </w:rPr>
+              <w:t xml:space="preserve">0</w:t>
+            </w:r>
+            <w:r>
+              <w:t xml:space="preserve"> </w:t>
+            </w:r>
+            <w:r>
+              <w:t xml:space="preserve">to prevent automatic browser launch on</w:t>
+            </w:r>
+            <w:r>
+              <w:t xml:space="preserve"> </w:t>
+            </w:r>
+            <w:r>
+              <w:rPr>
+                <w:rStyle w:val="VerbatimChar"/>
+              </w:rPr>
+              <w:t xml:space="preserve">npm start</w:t>
+            </w:r>
+            <w:r>
+              <w:t xml:space="preserve">.</w:t>
+            </w:r>
+          </w:p>
+        </w:tc>
+      </w:tr>
+    </w:tbl>
+    <w:bookmarkEnd w:id="63"/>
+    <w:bookmarkStart w:id="64" w:name="storage-paths"/>
+    <w:p>
+      <w:pPr>
+        <w:pStyle w:val="Heading4"/>
+      </w:pPr>
+      <w:r>
+        <w:t xml:space="preserve">Storage Paths</w:t>
+      </w:r>
+    </w:p>
+    <w:tbl>
+      <w:tblPr>
+        <w:tblStyle w:val="Table"/>
+        <w:tblW w:type="pct" w:w="5000.0"/>
+        <w:tblLook w:firstRow="1" w:lastRow="0" w:firstColumn="0" w:lastColumn="0" w:noHBand="0" w:noVBand="0" w:val="0020"/>
+      </w:tblPr>
+      <w:tblGrid>
+        <w:gridCol w:w="747"/>
+        <w:gridCol w:w="1295"/>
+        <w:gridCol w:w="5877"/>
+      </w:tblGrid>
+      <w:tr>
+        <w:tc>
+          <w:p>
+            <w:pPr>
+              <w:pStyle w:val="Compact"/>
+              <w:jc w:val="left"/>
+            </w:pPr>
+            <w:r>
+              <w:t xml:space="preserve">Variable</w:t>
+            </w:r>
+          </w:p>
+        </w:tc>
+        <w:tc>
+          <w:p>
+            <w:pPr>
+              <w:pStyle w:val="Compact"/>
+              <w:jc w:val="left"/>
+            </w:pPr>
+            <w:r>
+              <w:t xml:space="preserve">Default</w:t>
+            </w:r>
+          </w:p>
+        </w:tc>
+        <w:tc>
+          <w:p>
+            <w:pPr>
+              <w:pStyle w:val="Compact"/>
+              <w:jc w:val="left"/>
+            </w:pPr>
+            <w:r>
+              <w:t xml:space="preserve">Description</w:t>
+            </w:r>
+          </w:p>
+        </w:tc>
+      </w:tr>
+      <w:tr>
+        <w:tc>
+          <w:p>
+            <w:pPr>
+              <w:pStyle w:val="Compact"/>
+              <w:jc w:val="left"/>
+            </w:pPr>
+            <w:r>
+              <w:rPr>
+                <w:rStyle w:val="VerbatimChar"/>
+              </w:rPr>
+              <w:t xml:space="preserve">DATA_DIR</w:t>
+            </w:r>
+          </w:p>
+        </w:tc>
+        <w:tc>
+          <w:p>
+            <w:pPr>
+              <w:pStyle w:val="Compact"/>
+              <w:jc w:val="left"/>
+            </w:pPr>
+            <w:r>
+              <w:rPr>
+                <w:rStyle w:val="VerbatimChar"/>
+              </w:rPr>
+              <w:t xml:space="preserve">./data</w:t>
+            </w:r>
+          </w:p>
+        </w:tc>
+        <w:tc>
+          <w:p>
+            <w:pPr>
+              <w:pStyle w:val="Compact"/>
+              <w:jc w:val="left"/>
+            </w:pPr>
+            <w:r>
+              <w:t xml:space="preserve">Directory for all persistent state (database, encryption key, uploads, output).</w:t>
+            </w:r>
+            <w:r>
+              <w:t xml:space="preserve"> </w:t>
+            </w:r>
+            <w:r>
+              <w:rPr>
+                <w:bCs/>
+                <w:b/>
+              </w:rPr>
+              <w:t xml:space="preserve">Move this outside OneDrive / iCloud / Dropbox</w:t>
+            </w:r>
+            <w:r>
+              <w:t xml:space="preserve"> </w:t>
+            </w:r>
+            <w:r>
+              <w:t xml:space="preserve">to avoid cloud-sync interference with SQLite WAL files. Recommended:</w:t>
+            </w:r>
+            <w:r>
+              <w:t xml:space="preserve"> </w:t>
+            </w:r>
+            <w:r>
+              <w:rPr>
+                <w:rStyle w:val="VerbatimChar"/>
+              </w:rPr>
+              <w:t xml:space="preserve">%LOCALAPPDATA%\aep-lifecycle-helper</w:t>
+            </w:r>
+            <w:r>
+              <w:t xml:space="preserve"> </w:t>
+            </w:r>
+            <w:r>
+              <w:t xml:space="preserve">on Windows,</w:t>
+            </w:r>
+            <w:r>
+              <w:t xml:space="preserve"> </w:t>
+            </w:r>
+            <w:r>
+              <w:rPr>
+                <w:rStyle w:val="VerbatimChar"/>
+              </w:rPr>
+              <w:t xml:space="preserve">~/.local/share/aep-lifecycle-helper</w:t>
+            </w:r>
+            <w:r>
+              <w:t xml:space="preserve"> </w:t>
+            </w:r>
+            <w:r>
+              <w:t xml:space="preserve">on Linux/macOS.</w:t>
+            </w:r>
+          </w:p>
+        </w:tc>
+      </w:tr>
+      <w:tr>
+        <w:tc>
+          <w:p>
+            <w:pPr>
+              <w:pStyle w:val="Compact"/>
+              <w:jc w:val="left"/>
+            </w:pPr>
+            <w:r>
+              <w:rPr>
+                <w:rStyle w:val="VerbatimChar"/>
+              </w:rPr>
+              <w:t xml:space="preserve">DB_PATH</w:t>
+            </w:r>
+          </w:p>
+        </w:tc>
+        <w:tc>
+          <w:p>
+            <w:pPr>
+              <w:pStyle w:val="Compact"/>
+              <w:jc w:val="left"/>
+            </w:pPr>
+            <w:r>
+              <w:rPr>
+                <w:rStyle w:val="VerbatimChar"/>
+              </w:rPr>
+              <w:t xml:space="preserve">$DATA_DIR/state.db</w:t>
+            </w:r>
+          </w:p>
+        </w:tc>
+        <w:tc>
+          <w:p>
+            <w:pPr>
+              <w:pStyle w:val="Compact"/>
+              <w:jc w:val="left"/>
+            </w:pPr>
+            <w:r>
+              <w:t xml:space="preserve">Override the SQLite database file path directly. Useful for pointing at an existing database from a different</w:t>
+            </w:r>
+            <w:r>
+              <w:t xml:space="preserve"> </w:t>
+            </w:r>
+            <w:r>
+              <w:rPr>
+                <w:rStyle w:val="VerbatimChar"/>
+              </w:rPr>
+              <w:t xml:space="preserve">DATA_DIR</w:t>
+            </w:r>
+            <w:r>
+              <w:t xml:space="preserve">.</w:t>
+            </w:r>
+          </w:p>
+        </w:tc>
+      </w:tr>
+      <w:tr>
+        <w:tc>
+          <w:p>
+            <w:pPr>
+              <w:pStyle w:val="Compact"/>
+              <w:jc w:val="left"/>
+            </w:pPr>
+            <w:r>
+              <w:rPr>
+                <w:rStyle w:val="VerbatimChar"/>
+              </w:rPr>
+              <w:t xml:space="preserve">UPLOAD_DIR</w:t>
+            </w:r>
+          </w:p>
+        </w:tc>
+        <w:tc>
+          <w:p>
+            <w:pPr>
+              <w:pStyle w:val="Compact"/>
+              <w:jc w:val="left"/>
+            </w:pPr>
+            <w:r>
+              <w:rPr>
+                <w:rStyle w:val="VerbatimChar"/>
+              </w:rPr>
+              <w:t xml:space="preserve">$DATA_DIR/uploads</w:t>
+            </w:r>
+          </w:p>
+        </w:tc>
+        <w:tc>
+          <w:p>
+            <w:pPr>
+              <w:pStyle w:val="Compact"/>
+              <w:jc w:val="left"/>
+            </w:pPr>
+            <w:r>
+              <w:t xml:space="preserve">Directory for streamed CSV uploads. Must be writeable.</w:t>
+            </w:r>
+          </w:p>
+        </w:tc>
+      </w:tr>
+      <w:tr>
+        <w:tc>
+          <w:p>
+            <w:pPr>
+              <w:pStyle w:val="Compact"/>
+              <w:jc w:val="left"/>
+            </w:pPr>
+            <w:r>
+              <w:rPr>
+                <w:rStyle w:val="VerbatimChar"/>
+              </w:rPr>
+              <w:t xml:space="preserve">OUTPUT_DIR</w:t>
+            </w:r>
+          </w:p>
+        </w:tc>
+        <w:tc>
+          <w:p>
+            <w:pPr>
+              <w:pStyle w:val="Compact"/>
+              <w:jc w:val="left"/>
+            </w:pPr>
+            <w:r>
+              <w:rPr>
+                <w:rStyle w:val="VerbatimChar"/>
+              </w:rPr>
+              <w:t xml:space="preserve">$DATA_DIR/output</w:t>
+            </w:r>
+          </w:p>
+        </w:tc>
+        <w:tc>
+          <w:p>
+            <w:pPr>
+              <w:pStyle w:val="Compact"/>
+              <w:jc w:val="left"/>
+            </w:pPr>
+            <w:r>
+              <w:t xml:space="preserve">Directory for exported result CSVs.</w:t>
+            </w:r>
+          </w:p>
+        </w:tc>
+      </w:tr>
+    </w:tbl>
+    <w:bookmarkEnd w:id="64"/>
+    <w:bookmarkStart w:id="65" w:name="security"/>
+    <w:p>
+      <w:pPr>
+        <w:pStyle w:val="Heading4"/>
+      </w:pPr>
+      <w:r>
+        <w:t xml:space="preserve">Security</w:t>
+      </w:r>
+    </w:p>
+    <w:tbl>
+      <w:tblPr>
+        <w:tblStyle w:val="Table"/>
+        <w:tblW w:type="pct" w:w="5000.0"/>
+        <w:tblLook w:firstRow="1" w:lastRow="0" w:firstColumn="0" w:lastColumn="0" w:noHBand="0" w:noVBand="0" w:val="0020"/>
+      </w:tblPr>
+      <w:tblGrid>
+        <w:gridCol w:w="880"/>
+        <w:gridCol w:w="1222"/>
+        <w:gridCol w:w="5817"/>
+      </w:tblGrid>
+      <w:tr>
+        <w:tc>
+          <w:p>
+            <w:pPr>
+              <w:pStyle w:val="Compact"/>
+              <w:jc w:val="left"/>
+            </w:pPr>
+            <w:r>
+              <w:t xml:space="preserve">Variable</w:t>
+            </w:r>
+          </w:p>
+        </w:tc>
+        <w:tc>
+          <w:p>
+            <w:pPr>
+              <w:pStyle w:val="Compact"/>
+              <w:jc w:val="left"/>
+            </w:pPr>
+            <w:r>
+              <w:t xml:space="preserve">Default</w:t>
+            </w:r>
+          </w:p>
+        </w:tc>
+        <w:tc>
+          <w:p>
+            <w:pPr>
+              <w:pStyle w:val="Compact"/>
+              <w:jc w:val="left"/>
+            </w:pPr>
+            <w:r>
+              <w:t xml:space="preserve">Description</w:t>
+            </w:r>
+          </w:p>
+        </w:tc>
+      </w:tr>
+      <w:tr>
+        <w:tc>
+          <w:p>
+            <w:pPr>
+              <w:pStyle w:val="Compact"/>
+              <w:jc w:val="left"/>
+            </w:pPr>
+            <w:r>
+              <w:rPr>
+                <w:rStyle w:val="VerbatimChar"/>
+              </w:rPr>
+              <w:t xml:space="preserve">ENCRYPTION_KEY</w:t>
+            </w:r>
+          </w:p>
+        </w:tc>
+        <w:tc>
+          <w:p>
+            <w:pPr>
+              <w:pStyle w:val="Compact"/>
+              <w:jc w:val="left"/>
+            </w:pPr>
+            <w:r>
+              <w:rPr>
+                <w:iCs/>
+                <w:i/>
+              </w:rPr>
+              <w:t xml:space="preserve">(auto-generated)</w:t>
+            </w:r>
+          </w:p>
+        </w:tc>
+        <w:tc>
+          <w:p>
+            <w:pPr>
+              <w:pStyle w:val="Compact"/>
+              <w:jc w:val="left"/>
+            </w:pPr>
+            <w:r>
+              <w:t xml:space="preserve">32-byte hex string used for AES-256-GCM encryption of client secrets. If not set, the key is auto-generated and stored in</w:t>
+            </w:r>
+            <w:r>
+              <w:t xml:space="preserve"> </w:t>
+            </w:r>
+            <w:r>
+              <w:rPr>
+                <w:rStyle w:val="VerbatimChar"/>
+              </w:rPr>
+              <w:t xml:space="preserve">$DATA_DIR/.key</w:t>
+            </w:r>
+            <w:r>
+              <w:t xml:space="preserve"> </w:t>
+            </w:r>
+            <w:r>
+              <w:t xml:space="preserve">on first run. Set this explicitly if you want the key to survive a</w:t>
+            </w:r>
+            <w:r>
+              <w:t xml:space="preserve"> </w:t>
+            </w:r>
+            <w:r>
+              <w:rPr>
+                <w:rStyle w:val="VerbatimChar"/>
+              </w:rPr>
+              <w:t xml:space="preserve">data/</w:t>
+            </w:r>
+            <w:r>
+              <w:t xml:space="preserve"> </w:t>
+            </w:r>
+            <w:r>
+              <w:t xml:space="preserve">reset, or to use a key managed by your secrets manager.</w:t>
+            </w:r>
+            <w:r>
+              <w:t xml:space="preserve"> </w:t>
+            </w:r>
+            <w:r>
+              <w:rPr>
+                <w:bCs/>
+                <w:b/>
+              </w:rPr>
+              <w:t xml:space="preserve">Do not commit this value.</w:t>
+            </w:r>
+          </w:p>
+        </w:tc>
+      </w:tr>
+    </w:tbl>
+    <w:bookmarkEnd w:id="65"/>
+    <w:bookmarkStart w:id="66" w:name="performance-tuning-scalability-knobs"/>
+    <w:p>
+      <w:pPr>
+        <w:pStyle w:val="Heading4"/>
+      </w:pPr>
+      <w:r>
+        <w:t xml:space="preserve">Performance Tuning (scalability knobs)</w:t>
+      </w:r>
+    </w:p>
+    <w:tbl>
+      <w:tblPr>
+        <w:tblStyle w:val="Table"/>
+        <w:tblW w:type="pct" w:w="5000.0"/>
+        <w:tblLook w:firstRow="1" w:lastRow="0" w:firstColumn="0" w:lastColumn="0" w:noHBand="0" w:noVBand="0" w:val="0020"/>
+      </w:tblPr>
+      <w:tblGrid>
+        <w:gridCol w:w="1344"/>
+        <w:gridCol w:w="647"/>
+        <w:gridCol w:w="5927"/>
+      </w:tblGrid>
+      <w:tr>
+        <w:tc>
+          <w:p>
+            <w:pPr>
+              <w:pStyle w:val="Compact"/>
+              <w:jc w:val="left"/>
+            </w:pPr>
+            <w:r>
+              <w:t xml:space="preserve">Variable</w:t>
+            </w:r>
+          </w:p>
+        </w:tc>
+        <w:tc>
+          <w:p>
+            <w:pPr>
+              <w:pStyle w:val="Compact"/>
+              <w:jc w:val="left"/>
+            </w:pPr>
+            <w:r>
+              <w:t xml:space="preserve">Default</w:t>
+            </w:r>
+          </w:p>
+        </w:tc>
+        <w:tc>
+          <w:p>
+            <w:pPr>
+              <w:pStyle w:val="Compact"/>
+              <w:jc w:val="left"/>
+            </w:pPr>
+            <w:r>
+              <w:t xml:space="preserve">Description</w:t>
+            </w:r>
+          </w:p>
+        </w:tc>
+      </w:tr>
+      <w:tr>
+        <w:tc>
+          <w:p>
+            <w:pPr>
+              <w:pStyle w:val="Compact"/>
+              <w:jc w:val="left"/>
+            </w:pPr>
+            <w:r>
+              <w:rPr>
+                <w:rStyle w:val="VerbatimChar"/>
+              </w:rPr>
+              <w:t xml:space="preserve">SQLITE_CACHE_MB</w:t>
+            </w:r>
+          </w:p>
+        </w:tc>
+        <w:tc>
+          <w:p>
+            <w:pPr>
+              <w:pStyle w:val="Compact"/>
+              <w:jc w:val="left"/>
+            </w:pPr>
+            <w:r>
+              <w:rPr>
+                <w:rStyle w:val="VerbatimChar"/>
+              </w:rPr>
+              <w:t xml:space="preserve">512</w:t>
+            </w:r>
+          </w:p>
+        </w:tc>
+        <w:tc>
+          <w:p>
+            <w:pPr>
+              <w:pStyle w:val="Compact"/>
+              <w:jc w:val="left"/>
+            </w:pPr>
+            <w:r>
+              <w:t xml:space="preserve">SQLite page cache in megabytes. Larger cache = fewer disk I/Os during expansion and planning. Each MB covers approximately 256 × 4KB pages. See per-machine recommendations below.</w:t>
+            </w:r>
+          </w:p>
+        </w:tc>
+      </w:tr>
+      <w:tr>
+        <w:tc>
+          <w:p>
+            <w:pPr>
+              <w:pStyle w:val="Compact"/>
+              <w:jc w:val="left"/>
+            </w:pPr>
+            <w:r>
+              <w:rPr>
+                <w:rStyle w:val="VerbatimChar"/>
+              </w:rPr>
+              <w:t xml:space="preserve">IDENTITY_CONCURRENCY</w:t>
+            </w:r>
+          </w:p>
+        </w:tc>
+        <w:tc>
+          <w:p>
+            <w:pPr>
+              <w:pStyle w:val="Compact"/>
+              <w:jc w:val="left"/>
+            </w:pPr>
+            <w:r>
+              <w:rPr>
+                <w:rStyle w:val="VerbatimChar"/>
+              </w:rPr>
+              <w:t xml:space="preserve">10</w:t>
+            </w:r>
+          </w:p>
+        </w:tc>
+        <w:tc>
+          <w:p>
+            <w:pPr>
+              <w:pStyle w:val="Compact"/>
+              <w:jc w:val="left"/>
+            </w:pPr>
+            <w:r>
+              <w:t xml:space="preserve">Maximum parallel</w:t>
+            </w:r>
+            <w:r>
+              <w:t xml:space="preserve"> </w:t>
+            </w:r>
+            <w:r>
+              <w:rPr>
+                <w:rStyle w:val="VerbatimChar"/>
+              </w:rPr>
+              <w:t xml:space="preserve">POST /clusters/members</w:t>
+            </w:r>
+            <w:r>
+              <w:t xml:space="preserve"> </w:t>
+            </w:r>
+            <w:r>
+              <w:t xml:space="preserve">calls during expansion. Adobe’s Identity Graph supports up to ~10–20 concurrent requests before 429 rate-limiting becomes frequent.</w:t>
+            </w:r>
+          </w:p>
+        </w:tc>
+      </w:tr>
+      <w:tr>
+        <w:tc>
+          <w:p>
+            <w:pPr>
+              <w:pStyle w:val="Compact"/>
+              <w:jc w:val="left"/>
+            </w:pPr>
+            <w:r>
+              <w:rPr>
+                <w:rStyle w:val="VerbatimChar"/>
+              </w:rPr>
+              <w:t xml:space="preserve">IDENTITY_BATCH_SIZE</w:t>
+            </w:r>
+          </w:p>
+        </w:tc>
+        <w:tc>
+          <w:p>
+            <w:pPr>
+              <w:pStyle w:val="Compact"/>
+              <w:jc w:val="left"/>
+            </w:pPr>
+            <w:r>
+              <w:rPr>
+                <w:rStyle w:val="VerbatimChar"/>
+              </w:rPr>
+              <w:t xml:space="preserve">1000</w:t>
+            </w:r>
+          </w:p>
+        </w:tc>
+        <w:tc>
+          <w:p>
+            <w:pPr>
+              <w:pStyle w:val="Compact"/>
+              <w:jc w:val="left"/>
+            </w:pPr>
+            <w:r>
+              <w:t xml:space="preserve">Source identifiers per Identity Graph batch call. 1,000 is Adobe’s hard maximum — do not increase. Decrease only if you encounter payload-size errors.</w:t>
+            </w:r>
+          </w:p>
+        </w:tc>
+      </w:tr>
+      <w:tr>
+        <w:tc>
+          <w:p>
+            <w:pPr>
+              <w:pStyle w:val="Compact"/>
+              <w:jc w:val="left"/>
+            </w:pPr>
+            <w:r>
+              <w:rPr>
+                <w:rStyle w:val="VerbatimChar"/>
+              </w:rPr>
+              <w:t xml:space="preserve">WORK_ORDER_CONCURRENCY</w:t>
+            </w:r>
+          </w:p>
+        </w:tc>
+        <w:tc>
+          <w:p>
+            <w:pPr>
+              <w:pStyle w:val="Compact"/>
+              <w:jc w:val="left"/>
+            </w:pPr>
+            <w:r>
+              <w:rPr>
+                <w:rStyle w:val="VerbatimChar"/>
+              </w:rPr>
+              <w:t xml:space="preserve">2</w:t>
+            </w:r>
+          </w:p>
+        </w:tc>
+        <w:tc>
+          <w:p>
+            <w:pPr>
+              <w:pStyle w:val="Compact"/>
+              <w:jc w:val="left"/>
+            </w:pPr>
+            <w:r>
+              <w:t xml:space="preserve">Parallel work-order POSTs during submission. Adobe’s Hygiene API is not highly parallelized — keep at 1–3.</w:t>
+            </w:r>
+          </w:p>
+        </w:tc>
+      </w:tr>
+      <w:tr>
+        <w:tc>
+          <w:p>
+            <w:pPr>
+              <w:pStyle w:val="Compact"/>
+              <w:jc w:val="left"/>
+            </w:pPr>
+            <w:r>
+              <w:rPr>
+                <w:rStyle w:val="VerbatimChar"/>
+              </w:rPr>
+              <w:t xml:space="preserve">MAX_IDS_PER_WORK_ORDER</w:t>
+            </w:r>
+          </w:p>
+        </w:tc>
+        <w:tc>
+          <w:p>
+            <w:pPr>
+              <w:pStyle w:val="Compact"/>
+              <w:jc w:val="left"/>
+            </w:pPr>
+            <w:r>
+              <w:rPr>
+                <w:rStyle w:val="VerbatimChar"/>
+              </w:rPr>
+              <w:t xml:space="preserve">100000</w:t>
+            </w:r>
+          </w:p>
+        </w:tc>
+        <w:tc>
+          <w:p>
+            <w:pPr>
+              <w:pStyle w:val="Compact"/>
+              <w:jc w:val="left"/>
+            </w:pPr>
+            <w:r>
+              <w:t xml:space="preserve">Identifiers per work order. 100,000 is Adobe’s hard maximum. Do not increase. Decrease only for debugging.</w:t>
+            </w:r>
+          </w:p>
+        </w:tc>
+      </w:tr>
+      <w:tr>
+        <w:tc>
+          <w:p>
+            <w:pPr>
+              <w:pStyle w:val="Compact"/>
+              <w:jc w:val="left"/>
+            </w:pPr>
+            <w:r>
+              <w:rPr>
+                <w:rStyle w:val="VerbatimChar"/>
+              </w:rPr>
+              <w:t xml:space="preserve">REQUEST_TIMEOUT_MS</w:t>
+            </w:r>
+          </w:p>
+        </w:tc>
+        <w:tc>
+          <w:p>
+            <w:pPr>
+              <w:pStyle w:val="Compact"/>
+              <w:jc w:val="left"/>
+            </w:pPr>
+            <w:r>
+              <w:rPr>
+                <w:rStyle w:val="VerbatimChar"/>
+              </w:rPr>
+              <w:t xml:space="preserve">60000</w:t>
+            </w:r>
+          </w:p>
+        </w:tc>
+        <w:tc>
+          <w:p>
+            <w:pPr>
+              <w:pStyle w:val="Compact"/>
+              <w:jc w:val="left"/>
+            </w:pPr>
+            <w:r>
+              <w:t xml:space="preserve">HTTP request timeout in milliseconds (60 seconds). Increase for very slow network connections or VPN routing.</w:t>
+            </w:r>
+          </w:p>
+        </w:tc>
+      </w:tr>
+    </w:tbl>
+    <w:bookmarkEnd w:id="66"/>
+    <w:bookmarkStart w:id="67" w:name="quota-fallbacks"/>
+    <w:p>
+      <w:pPr>
+        <w:pStyle w:val="Heading4"/>
+      </w:pPr>
+      <w:r>
+        <w:t xml:space="preserve">Quota Fallbacks</w:t>
+      </w:r>
+    </w:p>
+    <w:p>
+      <w:pPr>
+        <w:pStyle w:val="FirstParagraph"/>
+      </w:pPr>
+      <w:r>
+        <w:t xml:space="preserve">These values are</w:t>
+      </w:r>
+      <w:r>
+        <w:t xml:space="preserve"> </w:t>
+      </w:r>
+      <w:r>
+        <w:rPr>
+          <w:bCs/>
+          <w:b/>
+        </w:rPr>
+        <w:t xml:space="preserve">fallbacks only</w:t>
+      </w:r>
+      <w:r>
+        <w:t xml:space="preserve">. The tool always prefers live quota from</w:t>
+      </w:r>
+      <w:r>
+        <w:t xml:space="preserve"> </w:t>
+      </w:r>
+      <w:r>
+        <w:t xml:space="preserve">Adobe’s</w:t>
+      </w:r>
+      <w:r>
+        <w:t xml:space="preserve"> </w:t>
+      </w:r>
+      <w:r>
+        <w:rPr>
+          <w:rStyle w:val="VerbatimChar"/>
+        </w:rPr>
+        <w:t xml:space="preserve">GET /quota</w:t>
+      </w:r>
+      <w:r>
+        <w:t xml:space="preserve"> </w:t>
+      </w:r>
+      <w:r>
+        <w:t xml:space="preserve">endpoint. These are used only when the endpoint is</w:t>
+      </w:r>
+      <w:r>
+        <w:t xml:space="preserve"> </w:t>
+      </w:r>
+      <w:r>
+        <w:t xml:space="preserve">unreachable and no cache exists.</w:t>
+      </w:r>
+    </w:p>
+    <w:tbl>
+      <w:tblPr>
+        <w:tblStyle w:val="Table"/>
+        <w:tblW w:type="pct" w:w="5000.0"/>
+        <w:tblLook w:firstRow="1" w:lastRow="0" w:firstColumn="0" w:lastColumn="0" w:noHBand="0" w:noVBand="0" w:val="0020"/>
+      </w:tblPr>
+      <w:tblGrid>
+        <w:gridCol w:w="1368"/>
+        <w:gridCol w:w="733"/>
+        <w:gridCol w:w="5817"/>
+      </w:tblGrid>
+      <w:tr>
+        <w:tc>
+          <w:p>
+            <w:pPr>
+              <w:pStyle w:val="Compact"/>
+              <w:jc w:val="left"/>
+            </w:pPr>
+            <w:r>
+              <w:t xml:space="preserve">Variable</w:t>
+            </w:r>
+          </w:p>
+        </w:tc>
+        <w:tc>
+          <w:p>
+            <w:pPr>
+              <w:pStyle w:val="Compact"/>
+              <w:jc w:val="left"/>
+            </w:pPr>
+            <w:r>
+              <w:t xml:space="preserve">Default</w:t>
+            </w:r>
+          </w:p>
+        </w:tc>
+        <w:tc>
+          <w:p>
+            <w:pPr>
+              <w:pStyle w:val="Compact"/>
+              <w:jc w:val="left"/>
+            </w:pPr>
+            <w:r>
+              <w:t xml:space="preserve">Description</w:t>
+            </w:r>
+          </w:p>
+        </w:tc>
+      </w:tr>
+      <w:tr>
+        <w:tc>
+          <w:p>
+            <w:pPr>
+              <w:pStyle w:val="Compact"/>
+              <w:jc w:val="left"/>
+            </w:pPr>
+            <w:r>
+              <w:rPr>
+                <w:rStyle w:val="VerbatimChar"/>
+              </w:rPr>
+              <w:t xml:space="preserve">DAILY_IDENTIFIER_LIMIT</w:t>
+            </w:r>
+          </w:p>
+        </w:tc>
+        <w:tc>
+          <w:p>
+            <w:pPr>
+              <w:pStyle w:val="Compact"/>
+              <w:jc w:val="left"/>
+            </w:pPr>
+            <w:r>
+              <w:rPr>
+                <w:rStyle w:val="VerbatimChar"/>
+              </w:rPr>
+              <w:t xml:space="preserve">1000000</w:t>
+            </w:r>
+          </w:p>
+        </w:tc>
+        <w:tc>
+          <w:p>
+            <w:pPr>
+              <w:pStyle w:val="Compact"/>
+              <w:jc w:val="left"/>
+            </w:pPr>
+            <w:r>
+              <w:t xml:space="preserve">Fallback daily identifier deletion cap. Match your Adobe contract entitlement.</w:t>
+            </w:r>
+          </w:p>
+        </w:tc>
+      </w:tr>
+      <w:tr>
+        <w:tc>
+          <w:p>
+            <w:pPr>
+              <w:pStyle w:val="Compact"/>
+              <w:jc w:val="left"/>
+            </w:pPr>
+            <w:r>
+              <w:rPr>
+                <w:rStyle w:val="VerbatimChar"/>
+              </w:rPr>
+              <w:t xml:space="preserve">MONTHLY_IDENTIFIER_LIMIT</w:t>
+            </w:r>
+          </w:p>
+        </w:tc>
+        <w:tc>
+          <w:p>
+            <w:pPr>
+              <w:pStyle w:val="Compact"/>
+              <w:jc w:val="left"/>
+            </w:pPr>
+            <w:r>
+              <w:rPr>
+                <w:rStyle w:val="VerbatimChar"/>
+              </w:rPr>
+              <w:t xml:space="preserve">3000000</w:t>
+            </w:r>
+          </w:p>
+        </w:tc>
+        <w:tc>
+          <w:p>
+            <w:pPr>
+              <w:pStyle w:val="Compact"/>
+              <w:jc w:val="left"/>
+            </w:pPr>
+            <w:r>
+              <w:t xml:space="preserve">FALLBACK monthly identifier cap (live Adobe</w:t>
+            </w:r>
+            <w:r>
+              <w:t xml:space="preserve"> </w:t>
+            </w:r>
+            <w:r>
+              <w:rPr>
+                <w:rStyle w:val="VerbatimChar"/>
+              </w:rPr>
+              <w:t xml:space="preserve">/quota</w:t>
+            </w:r>
+            <w:r>
+              <w:t xml:space="preserve"> </w:t>
+            </w:r>
+            <w:r>
+              <w:t xml:space="preserve">wins). Adobe always enforces a monthly cap, so there is no</w:t>
+            </w:r>
+            <w:r>
+              <w:t xml:space="preserve"> </w:t>
+            </w:r>
+            <w:r>
+              <w:t xml:space="preserve">“</w:t>
+            </w:r>
+            <w:r>
+              <w:t xml:space="preserve">disable monthly</w:t>
+            </w:r>
+            <w:r>
+              <w:t xml:space="preserve">”</w:t>
+            </w:r>
+            <w:r>
+              <w:t xml:space="preserve"> </w:t>
+            </w:r>
+            <w:r>
+              <w:t xml:space="preserve">option (review R4 #4).</w:t>
+            </w:r>
+          </w:p>
+        </w:tc>
+      </w:tr>
+    </w:tbl>
+    <w:bookmarkEnd w:id="67"/>
+    <w:bookmarkStart w:id="68" w:name="adobe-endpoints-advanced"/>
+    <w:p>
+      <w:pPr>
+        <w:pStyle w:val="Heading4"/>
+      </w:pPr>
+      <w:r>
+        <w:t xml:space="preserve">Adobe Endpoints (advanced)</w:t>
+      </w:r>
+    </w:p>
+    <w:tbl>
+      <w:tblPr>
+        <w:tblStyle w:val="Table"/>
+        <w:tblW w:type="pct" w:w="5000.0"/>
+        <w:tblLook w:firstRow="1" w:lastRow="0" w:firstColumn="0" w:lastColumn="0" w:noHBand="0" w:noVBand="0" w:val="0020"/>
+      </w:tblPr>
+      <w:tblGrid>
+        <w:gridCol w:w="979"/>
+        <w:gridCol w:w="1873"/>
+        <w:gridCol w:w="5067"/>
+      </w:tblGrid>
+      <w:tr>
+        <w:tc>
+          <w:p>
+            <w:pPr>
+              <w:pStyle w:val="Compact"/>
+              <w:jc w:val="left"/>
+            </w:pPr>
+            <w:r>
+              <w:t xml:space="preserve">Variable</w:t>
+            </w:r>
+          </w:p>
+        </w:tc>
+        <w:tc>
+          <w:p>
+            <w:pPr>
+              <w:pStyle w:val="Compact"/>
+              <w:jc w:val="left"/>
+            </w:pPr>
+            <w:r>
+              <w:t xml:space="preserve">Default</w:t>
+            </w:r>
+          </w:p>
+        </w:tc>
+        <w:tc>
+          <w:p>
+            <w:pPr>
+              <w:pStyle w:val="Compact"/>
+              <w:jc w:val="left"/>
+            </w:pPr>
+            <w:r>
+              <w:t xml:space="preserve">Description</w:t>
+            </w:r>
+          </w:p>
+        </w:tc>
+      </w:tr>
+      <w:tr>
+        <w:tc>
+          <w:p>
+            <w:pPr>
+              <w:pStyle w:val="Compact"/>
+              <w:jc w:val="left"/>
+            </w:pPr>
+            <w:r>
+              <w:rPr>
+                <w:rStyle w:val="VerbatimChar"/>
+              </w:rPr>
+              <w:t xml:space="preserve">AEP_GATEWAY</w:t>
+            </w:r>
+          </w:p>
+        </w:tc>
+        <w:tc>
+          <w:p>
+            <w:pPr>
+              <w:pStyle w:val="Compact"/>
+              <w:jc w:val="left"/>
+            </w:pPr>
+            <w:r>
+              <w:rPr>
+                <w:rStyle w:val="VerbatimChar"/>
+              </w:rPr>
+              <w:t xml:space="preserve">https://platform.adobe.io</w:t>
+            </w:r>
+          </w:p>
+        </w:tc>
+        <w:tc>
+          <w:p>
+            <w:pPr>
+              <w:pStyle w:val="Compact"/>
+              <w:jc w:val="left"/>
+            </w:pPr>
+            <w:r>
+              <w:t xml:space="preserve">Base URL for all non-Identity AEP APIs. Override only for on-premise or staging environments.</w:t>
+            </w:r>
+          </w:p>
+        </w:tc>
+      </w:tr>
+      <w:tr>
+        <w:tc>
+          <w:p>
+            <w:pPr>
+              <w:pStyle w:val="Compact"/>
+              <w:jc w:val="left"/>
+            </w:pPr>
+            <w:r>
+              <w:rPr>
+                <w:rStyle w:val="VerbatimChar"/>
+              </w:rPr>
+              <w:t xml:space="preserve">IMS_HOST</w:t>
+            </w:r>
+          </w:p>
+        </w:tc>
+        <w:tc>
+          <w:p>
+            <w:pPr>
+              <w:pStyle w:val="Compact"/>
+              <w:jc w:val="left"/>
+            </w:pPr>
+            <w:r>
+              <w:rPr>
+                <w:rStyle w:val="VerbatimChar"/>
+              </w:rPr>
+              <w:t xml:space="preserve">https://ims-na1.adobelogin.com</w:t>
+            </w:r>
+          </w:p>
+        </w:tc>
+        <w:tc>
+          <w:p>
+            <w:pPr>
+              <w:pStyle w:val="Compact"/>
+              <w:jc w:val="left"/>
+            </w:pPr>
+            <w:r>
+              <w:t xml:space="preserve">IMS authentication host. Override for non-production IMS environments.</w:t>
+            </w:r>
+          </w:p>
+        </w:tc>
+      </w:tr>
+      <w:tr>
+        <w:tc>
+          <w:p>
+            <w:pPr>
+              <w:pStyle w:val="Compact"/>
+              <w:jc w:val="left"/>
+            </w:pPr>
+            <w:r>
+              <w:rPr>
+                <w:rStyle w:val="VerbatimChar"/>
+              </w:rPr>
+              <w:t xml:space="preserve">IMS_SCOPE</w:t>
+            </w:r>
+          </w:p>
+        </w:tc>
+        <w:tc>
+          <w:p>
+            <w:pPr>
+              <w:pStyle w:val="Compact"/>
+              <w:jc w:val="left"/>
+            </w:pPr>
+            <w:r>
+              <w:rPr>
+                <w:iCs/>
+                <w:i/>
+              </w:rPr>
+              <w:t xml:space="preserve">(standard AEP scopes)</w:t>
+            </w:r>
+          </w:p>
+        </w:tc>
+        <w:tc>
+          <w:p>
+            <w:pPr>
+              <w:pStyle w:val="Compact"/>
+              <w:jc w:val="left"/>
+            </w:pPr>
+            <w:r>
+              <w:t xml:space="preserve">OAuth 2.0 scopes included in the token request. Change only if your Adobe organization uses a non-standard scope set.</w:t>
+            </w:r>
+          </w:p>
+        </w:tc>
+      </w:tr>
+      <w:tr>
+        <w:tc>
+          <w:p>
+            <w:pPr>
+              <w:pStyle w:val="Compact"/>
+              <w:jc w:val="left"/>
+            </w:pPr>
+            <w:r>
+              <w:rPr>
+                <w:rStyle w:val="VerbatimChar"/>
+              </w:rPr>
+              <w:t xml:space="preserve">AEP_IDENTITY_REGION</w:t>
+            </w:r>
+          </w:p>
+        </w:tc>
+        <w:tc>
+          <w:p>
+            <w:pPr>
+              <w:pStyle w:val="Compact"/>
+              <w:jc w:val="left"/>
+            </w:pPr>
+            <w:r>
+              <w:rPr>
+                <w:rStyle w:val="VerbatimChar"/>
+              </w:rPr>
+              <w:t xml:space="preserve">va7</w:t>
+            </w:r>
+          </w:p>
+        </w:tc>
+        <w:tc>
+          <w:p>
+            <w:pPr>
+              <w:pStyle w:val="Compact"/>
+              <w:jc w:val="left"/>
+            </w:pPr>
+            <w:r>
+              <w:t xml:space="preserve">Global fallback identity region. Used only when a credential row lacks a</w:t>
+            </w:r>
+            <w:r>
+              <w:t xml:space="preserve"> </w:t>
+            </w:r>
+            <w:r>
+              <w:rPr>
+                <w:rStyle w:val="VerbatimChar"/>
+              </w:rPr>
+              <w:t xml:space="preserve">region</w:t>
+            </w:r>
+            <w:r>
+              <w:t xml:space="preserve"> </w:t>
+            </w:r>
+            <w:r>
+              <w:t xml:space="preserve">value (pre-migration data). For all new credentials, region is stored per-credential.</w:t>
+            </w:r>
+          </w:p>
+        </w:tc>
+      </w:tr>
+    </w:tbl>
+    <w:bookmarkEnd w:id="68"/>
+    <w:bookmarkEnd w:id="69"/>
+    <w:bookmarkStart w:id="70" w:name="per-machine-tuning-recommendations"/>
+    <w:p>
+      <w:pPr>
+        <w:pStyle w:val="Heading3"/>
+      </w:pPr>
+      <w:r>
+        <w:t xml:space="preserve">8.2 Per-Machine Tuning Recommendations</w:t>
+      </w:r>
+    </w:p>
+    <w:p>
+      <w:pPr>
+        <w:pStyle w:val="SourceCode"/>
+      </w:pPr>
+      <w:r>
+        <w:rPr>
+          <w:rStyle w:val="VerbatimChar"/>
+        </w:rPr>
+        <w:t xml:space="preserve">  ┌──────────────────────────────────────────────────────────────────────┐</w:t>
+      </w:r>
+      <w:r>
+        <w:br/>
+      </w:r>
+      <w:r>
+        <w:rPr>
+          <w:rStyle w:val="VerbatimChar"/>
+        </w:rPr>
+        <w:t xml:space="preserve">  │  QUICK-START  .env  (place in project root, never commit)            │</w:t>
+      </w:r>
+      <w:r>
+        <w:br/>
+      </w:r>
+      <w:r>
+        <w:rPr>
+          <w:rStyle w:val="VerbatimChar"/>
+        </w:rPr>
+        <w:t xml:space="preserve">  │                                                                      │</w:t>
+      </w:r>
+      <w:r>
+        <w:br/>
+      </w:r>
+      <w:r>
+        <w:rPr>
+          <w:rStyle w:val="VerbatimChar"/>
+        </w:rPr>
+        <w:t xml:space="preserve">  │  # ─── Storage (keep outside cloud sync) ─────────────────────────  │</w:t>
+      </w:r>
+      <w:r>
+        <w:br/>
+      </w:r>
+      <w:r>
+        <w:rPr>
+          <w:rStyle w:val="VerbatimChar"/>
+        </w:rPr>
+        <w:t xml:space="preserve">  │  # Windows: DATA_DIR=C:\Users\YourName\AppData\Local\aep-helper      │</w:t>
+      </w:r>
+      <w:r>
+        <w:br/>
+      </w:r>
+      <w:r>
+        <w:rPr>
+          <w:rStyle w:val="VerbatimChar"/>
+        </w:rPr>
+        <w:t xml:space="preserve">  │  # macOS:   DATA_DIR=/Users/YourName/.local/share/aep-helper         │</w:t>
+      </w:r>
+      <w:r>
+        <w:br/>
+      </w:r>
+      <w:r>
+        <w:rPr>
+          <w:rStyle w:val="VerbatimChar"/>
+        </w:rPr>
+        <w:t xml:space="preserve">  │  # Linux:   DATA_DIR=/home/YourName/.local/share/aep-helper          │</w:t>
+      </w:r>
+      <w:r>
+        <w:br/>
+      </w:r>
+      <w:r>
+        <w:rPr>
+          <w:rStyle w:val="VerbatimChar"/>
+        </w:rPr>
+        <w:t xml:space="preserve">  │                                                                      │</w:t>
+      </w:r>
+      <w:r>
+        <w:br/>
+      </w:r>
+      <w:r>
+        <w:rPr>
+          <w:rStyle w:val="VerbatimChar"/>
+        </w:rPr>
+        <w:t xml:space="preserve">  │  # ─── Performance (tune to your machine) ─────────────────────────  │</w:t>
+      </w:r>
+      <w:r>
+        <w:br/>
+      </w:r>
+      <w:r>
+        <w:rPr>
+          <w:rStyle w:val="VerbatimChar"/>
+        </w:rPr>
+        <w:t xml:space="preserve">  │  SQLITE_CACHE_MB=1024         # 16 GB laptop                         │</w:t>
+      </w:r>
+      <w:r>
+        <w:br/>
+      </w:r>
+      <w:r>
+        <w:rPr>
+          <w:rStyle w:val="VerbatimChar"/>
+        </w:rPr>
+        <w:t xml:space="preserve">  │  IDENTITY_CONCURRENCY=10      # default, safe for most orgs          │</w:t>
+      </w:r>
+      <w:r>
+        <w:br/>
+      </w:r>
+      <w:r>
+        <w:rPr>
+          <w:rStyle w:val="VerbatimChar"/>
+        </w:rPr>
+        <w:t xml:space="preserve">  └──────────────────────────────────────────────────────────────────────┘</w:t>
+      </w:r>
+    </w:p>
+    <w:tbl>
+      <w:tblPr>
+        <w:tblStyle w:val="Table"/>
+        <w:tblW w:type="pct" w:w="5000.0"/>
+        <w:tblLook w:firstRow="1" w:lastRow="0" w:firstColumn="0" w:lastColumn="0" w:noHBand="0" w:noVBand="0" w:val="0020"/>
+      </w:tblPr>
+      <w:tblGrid>
+        <w:gridCol w:w="2066"/>
+        <w:gridCol w:w="1308"/>
+        <w:gridCol w:w="1652"/>
+        <w:gridCol w:w="2892"/>
+      </w:tblGrid>
+      <w:tr>
+        <w:tc>
+          <w:p>
+            <w:pPr>
+              <w:pStyle w:val="Compact"/>
+              <w:jc w:val="left"/>
+            </w:pPr>
+            <w:r>
+              <w:t xml:space="preserve">Machine type</w:t>
+            </w:r>
+          </w:p>
+        </w:tc>
+        <w:tc>
+          <w:p>
+            <w:pPr>
+              <w:pStyle w:val="Compact"/>
+              <w:jc w:val="left"/>
+            </w:pPr>
+            <w:r>
+              <w:rPr>
+                <w:rStyle w:val="VerbatimChar"/>
+              </w:rPr>
+              <w:t xml:space="preserve">SQLITE_CACHE_MB</w:t>
+            </w:r>
+          </w:p>
+        </w:tc>
+        <w:tc>
+          <w:p>
+            <w:pPr>
+              <w:pStyle w:val="Compact"/>
+              <w:jc w:val="left"/>
+            </w:pPr>
+            <w:r>
+              <w:rPr>
+                <w:rStyle w:val="VerbatimChar"/>
+              </w:rPr>
+              <w:t xml:space="preserve">IDENTITY_CONCURRENCY</w:t>
+            </w:r>
+          </w:p>
+        </w:tc>
+        <w:tc>
+          <w:p>
+            <w:pPr>
+              <w:pStyle w:val="Compact"/>
+              <w:jc w:val="left"/>
+            </w:pPr>
+            <w:r>
+              <w:t xml:space="preserve">Notes</w:t>
+            </w:r>
+          </w:p>
+        </w:tc>
+      </w:tr>
+      <w:tr>
+        <w:tc>
+          <w:p>
+            <w:pPr>
+              <w:pStyle w:val="Compact"/>
+              <w:jc w:val="left"/>
+            </w:pPr>
+            <w:r>
+              <w:t xml:space="preserve">Laptop, 8–16 GB RAM</w:t>
+            </w:r>
+          </w:p>
+        </w:tc>
+        <w:tc>
+          <w:p>
+            <w:pPr>
+              <w:pStyle w:val="Compact"/>
+              <w:jc w:val="left"/>
+            </w:pPr>
+            <w:r>
+              <w:rPr>
+                <w:rStyle w:val="VerbatimChar"/>
+              </w:rPr>
+              <w:t xml:space="preserve">512</w:t>
+            </w:r>
+            <w:r>
+              <w:t xml:space="preserve"> </w:t>
+            </w:r>
+            <w:r>
+              <w:t xml:space="preserve">–</w:t>
+            </w:r>
+            <w:r>
+              <w:t xml:space="preserve"> </w:t>
+            </w:r>
+            <w:r>
+              <w:rPr>
+                <w:rStyle w:val="VerbatimChar"/>
+              </w:rPr>
+              <w:t xml:space="preserve">1024</w:t>
+            </w:r>
+          </w:p>
+        </w:tc>
+        <w:tc>
+          <w:p>
+            <w:pPr>
+              <w:pStyle w:val="Compact"/>
+              <w:jc w:val="left"/>
+            </w:pPr>
+            <w:r>
+              <w:rPr>
+                <w:rStyle w:val="VerbatimChar"/>
+              </w:rPr>
+              <w:t xml:space="preserve">8</w:t>
+            </w:r>
+            <w:r>
+              <w:t xml:space="preserve"> </w:t>
+            </w:r>
+            <w:r>
+              <w:t xml:space="preserve">–</w:t>
+            </w:r>
+            <w:r>
+              <w:t xml:space="preserve"> </w:t>
+            </w:r>
+            <w:r>
+              <w:rPr>
+                <w:rStyle w:val="VerbatimChar"/>
+              </w:rPr>
+              <w:t xml:space="preserve">10</w:t>
+            </w:r>
+          </w:p>
+        </w:tc>
+        <w:tc>
+          <w:p>
+            <w:pPr>
+              <w:pStyle w:val="Compact"/>
+              <w:jc w:val="left"/>
+            </w:pPr>
+            <w:r>
+              <w:t xml:space="preserve">Default settings; no change needed</w:t>
+            </w:r>
+          </w:p>
+        </w:tc>
+      </w:tr>
+      <w:tr>
+        <w:tc>
+          <w:p>
+            <w:pPr>
+              <w:pStyle w:val="Compact"/>
+              <w:jc w:val="left"/>
+            </w:pPr>
+            <w:r>
+              <w:t xml:space="preserve">Laptop, 32 GB RAM</w:t>
+            </w:r>
+          </w:p>
+        </w:tc>
+        <w:tc>
+          <w:p>
+            <w:pPr>
+              <w:pStyle w:val="Compact"/>
+              <w:jc w:val="left"/>
+            </w:pPr>
+            <w:r>
+              <w:rPr>
+                <w:rStyle w:val="VerbatimChar"/>
+              </w:rPr>
+              <w:t xml:space="preserve">8192</w:t>
+            </w:r>
+          </w:p>
+        </w:tc>
+        <w:tc>
+          <w:p>
+            <w:pPr>
+              <w:pStyle w:val="Compact"/>
+              <w:jc w:val="left"/>
+            </w:pPr>
+            <w:r>
+              <w:rPr>
+                <w:rStyle w:val="VerbatimChar"/>
+              </w:rPr>
+              <w:t xml:space="preserve">15</w:t>
+            </w:r>
+          </w:p>
+        </w:tc>
+        <w:tc>
+          <w:p>
+            <w:pPr>
+              <w:pStyle w:val="Compact"/>
+              <w:jc w:val="left"/>
+            </w:pPr>
+            <w:r>
+              <w:t xml:space="preserve">Entire B-tree fits in RAM; no I/O degradation on large jobs</w:t>
+            </w:r>
+          </w:p>
+        </w:tc>
+      </w:tr>
+      <w:tr>
+        <w:tc>
+          <w:p>
+            <w:pPr>
+              <w:pStyle w:val="Compact"/>
+              <w:jc w:val="left"/>
+            </w:pPr>
+            <w:r>
+              <w:t xml:space="preserve">Dedicated server, 8–16 GB RAM</w:t>
+            </w:r>
+          </w:p>
+        </w:tc>
+        <w:tc>
+          <w:p>
+            <w:pPr>
+              <w:pStyle w:val="Compact"/>
+              <w:jc w:val="left"/>
+            </w:pPr>
+            <w:r>
+              <w:rPr>
+                <w:rStyle w:val="VerbatimChar"/>
+              </w:rPr>
+              <w:t xml:space="preserve">2048</w:t>
+            </w:r>
+          </w:p>
+        </w:tc>
+        <w:tc>
+          <w:p>
+            <w:pPr>
+              <w:pStyle w:val="Compact"/>
+              <w:jc w:val="left"/>
+            </w:pPr>
+            <w:r>
+              <w:rPr>
+                <w:rStyle w:val="VerbatimChar"/>
+              </w:rPr>
+              <w:t xml:space="preserve">15</w:t>
+            </w:r>
+            <w:r>
+              <w:t xml:space="preserve"> </w:t>
+            </w:r>
+            <w:r>
+              <w:t xml:space="preserve">–</w:t>
+            </w:r>
+            <w:r>
+              <w:t xml:space="preserve"> </w:t>
+            </w:r>
+            <w:r>
+              <w:rPr>
+                <w:rStyle w:val="VerbatimChar"/>
+              </w:rPr>
+              <w:t xml:space="preserve">20</w:t>
+            </w:r>
+          </w:p>
+        </w:tc>
+        <w:tc>
+          <w:p>
+            <w:pPr>
+              <w:pStyle w:val="Compact"/>
+              <w:jc w:val="left"/>
+            </w:pPr>
+            <w:r>
+              <w:t xml:space="preserve">More headroom; adjust to available RAM</w:t>
+            </w:r>
+          </w:p>
+        </w:tc>
+      </w:tr>
+      <w:tr>
+        <w:tc>
+          <w:p>
+            <w:pPr>
+              <w:pStyle w:val="Compact"/>
+              <w:jc w:val="left"/>
+            </w:pPr>
+            <w:r>
+              <w:t xml:space="preserve">Dedicated server, 32+ GB RAM</w:t>
+            </w:r>
+          </w:p>
+        </w:tc>
+        <w:tc>
+          <w:p>
+            <w:pPr>
+              <w:pStyle w:val="Compact"/>
+              <w:jc w:val="left"/>
+            </w:pPr>
+            <w:r>
+              <w:rPr>
+                <w:rStyle w:val="VerbatimChar"/>
+              </w:rPr>
+              <w:t xml:space="preserve">4096</w:t>
+            </w:r>
+          </w:p>
+        </w:tc>
+        <w:tc>
+          <w:p>
+            <w:pPr>
+              <w:pStyle w:val="Compact"/>
+              <w:jc w:val="left"/>
+            </w:pPr>
+            <w:r>
+              <w:rPr>
+                <w:rStyle w:val="VerbatimChar"/>
+              </w:rPr>
+              <w:t xml:space="preserve">20</w:t>
+            </w:r>
+          </w:p>
+        </w:tc>
+        <w:tc>
+          <w:p>
+            <w:pPr>
+              <w:pStyle w:val="Compact"/>
+              <w:jc w:val="left"/>
+            </w:pPr>
+            <w:r>
+              <w:t xml:space="preserve">High throughput; watch Adobe 429 rate</w:t>
+            </w:r>
+          </w:p>
+        </w:tc>
+      </w:tr>
+    </w:tbl>
+    <w:bookmarkEnd w:id="70"/>
+    <w:bookmarkStart w:id="71" w:name="development-testing"/>
+    <w:p>
+      <w:pPr>
+        <w:pStyle w:val="Heading3"/>
+      </w:pPr>
+      <w:r>
+        <w:t xml:space="preserve">8.3 Development / Testing</w:t>
+      </w:r>
+    </w:p>
+    <w:tbl>
+      <w:tblPr>
+        <w:tblStyle w:val="Table"/>
+        <w:tblW w:type="pct" w:w="5000.0"/>
+        <w:tblLook w:firstRow="1" w:lastRow="0" w:firstColumn="0" w:lastColumn="0" w:noHBand="0" w:noVBand="0" w:val="0020"/>
+      </w:tblPr>
+      <w:tblGrid>
+        <w:gridCol w:w="830"/>
+        <w:gridCol w:w="498"/>
+        <w:gridCol w:w="6590"/>
+      </w:tblGrid>
+      <w:tr>
+        <w:tc>
+          <w:p>
+            <w:pPr>
+              <w:pStyle w:val="Compact"/>
+              <w:jc w:val="left"/>
+            </w:pPr>
+            <w:r>
+              <w:t xml:space="preserve">Variable</w:t>
+            </w:r>
+          </w:p>
+        </w:tc>
+        <w:tc>
+          <w:p>
+            <w:pPr>
+              <w:pStyle w:val="Compact"/>
+              <w:jc w:val="left"/>
+            </w:pPr>
+            <w:r>
+              <w:t xml:space="preserve">Default</w:t>
+            </w:r>
+          </w:p>
+        </w:tc>
+        <w:tc>
+          <w:p>
+            <w:pPr>
+              <w:pStyle w:val="Compact"/>
+              <w:jc w:val="left"/>
+            </w:pPr>
+            <w:r>
+              <w:t xml:space="preserve">Description</w:t>
+            </w:r>
+          </w:p>
+        </w:tc>
+      </w:tr>
+      <w:tr>
+        <w:tc>
+          <w:p>
+            <w:pPr>
+              <w:pStyle w:val="Compact"/>
+              <w:jc w:val="left"/>
+            </w:pPr>
+            <w:r>
+              <w:rPr>
+                <w:rStyle w:val="VerbatimChar"/>
+              </w:rPr>
+              <w:t xml:space="preserve">SMOKE_SUBMIT</w:t>
+            </w:r>
+          </w:p>
+        </w:tc>
+        <w:tc>
+          <w:p>
+            <w:pPr>
+              <w:pStyle w:val="Compact"/>
+              <w:jc w:val="left"/>
+            </w:pPr>
+            <w:r>
+              <w:rPr>
+                <w:iCs/>
+                <w:i/>
+              </w:rPr>
+              <w:t xml:space="preserve">(unset)</w:t>
+            </w:r>
+          </w:p>
+        </w:tc>
+        <w:tc>
+          <w:p>
+            <w:pPr>
+              <w:pStyle w:val="Compact"/>
+              <w:jc w:val="left"/>
+            </w:pPr>
+            <w:r>
+              <w:t xml:space="preserve">Set to</w:t>
+            </w:r>
+            <w:r>
+              <w:t xml:space="preserve"> </w:t>
+            </w:r>
+            <w:r>
+              <w:rPr>
+                <w:rStyle w:val="VerbatimChar"/>
+              </w:rPr>
+              <w:t xml:space="preserve">1</w:t>
+            </w:r>
+            <w:r>
+              <w:t xml:space="preserve"> </w:t>
+            </w:r>
+            <w:r>
+              <w:t xml:space="preserve">to allow the live smoke test (</w:t>
+            </w:r>
+            <w:r>
+              <w:rPr>
+                <w:rStyle w:val="VerbatimChar"/>
+              </w:rPr>
+              <w:t xml:space="preserve">test/smoke.live.js</w:t>
+            </w:r>
+            <w:r>
+              <w:t xml:space="preserve">) to submit actual work orders to Adobe.</w:t>
+            </w:r>
+            <w:r>
+              <w:t xml:space="preserve"> </w:t>
+            </w:r>
+            <w:r>
+              <w:rPr>
+                <w:bCs/>
+                <w:b/>
+              </w:rPr>
+              <w:t xml:space="preserve">Requires real credentials in environment variables.</w:t>
+            </w:r>
+            <w:r>
+              <w:t xml:space="preserve"> </w:t>
+            </w:r>
+            <w:r>
+              <w:t xml:space="preserve">Never set this in CI unless you intend live deletions.</w:t>
+            </w:r>
+          </w:p>
+        </w:tc>
+      </w:tr>
+    </w:tbl>
+    <w:bookmarkEnd w:id="71"/>
+    <w:bookmarkStart w:id="72" w:name="sample-.env-files"/>
+    <w:p>
+      <w:pPr>
+        <w:pStyle w:val="Heading3"/>
+      </w:pPr>
+      <w:r>
+        <w:t xml:space="preserve">8.4 Sample</w:t>
+      </w:r>
+      <w:r>
+        <w:t xml:space="preserve"> </w:t>
+      </w:r>
+      <w:r>
+        <w:rPr>
+          <w:rStyle w:val="VerbatimChar"/>
+        </w:rPr>
+        <w:t xml:space="preserve">.env</w:t>
+      </w:r>
+      <w:r>
+        <w:t xml:space="preserve"> </w:t>
+      </w:r>
+      <w:r>
+        <w:t xml:space="preserve">Files</w:t>
+      </w:r>
+    </w:p>
+    <w:p>
+      <w:pPr>
+        <w:pStyle w:val="FirstParagraph"/>
+      </w:pPr>
+      <w:r>
+        <w:rPr>
+          <w:bCs/>
+          <w:b/>
+        </w:rPr>
+        <w:t xml:space="preserve">Minimal (laptop, first run):</w:t>
+      </w:r>
+    </w:p>
+    <w:p>
+      <w:pPr>
+        <w:pStyle w:val="SourceCode"/>
+      </w:pPr>
+      <w:r>
+        <w:rPr>
+          <w:rStyle w:val="VerbatimChar"/>
+        </w:rPr>
+        <w:t xml:space="preserve"># No configuration needed — defaults work out of the box.</w:t>
+      </w:r>
+      <w:r>
+        <w:br/>
+      </w:r>
+      <w:r>
+        <w:rPr>
+          <w:rStyle w:val="VerbatimChar"/>
+        </w:rPr>
+        <w:t xml:space="preserve"># Optionally set DATA_DIR to keep data outside cloud sync:</w:t>
+      </w:r>
+      <w:r>
+        <w:br/>
+      </w:r>
+      <w:r>
+        <w:rPr>
+          <w:rStyle w:val="VerbatimChar"/>
+        </w:rPr>
+        <w:t xml:space="preserve">DATA_DIR=C:\Users\YourName\AppData\Local\aep-lifecycle-helper</w:t>
+      </w:r>
+    </w:p>
+    <w:p>
+      <w:pPr>
+        <w:pStyle w:val="FirstParagraph"/>
+      </w:pPr>
+      <w:r>
+        <w:rPr>
+          <w:bCs/>
+          <w:b/>
+        </w:rPr>
+        <w:t xml:space="preserve">Tuned for a 32 GB Windows laptop:</w:t>
+      </w:r>
+    </w:p>
+    <w:p>
+      <w:pPr>
+        <w:pStyle w:val="SourceCode"/>
+      </w:pPr>
+      <w:r>
+        <w:rPr>
+          <w:rStyle w:val="VerbatimChar"/>
+        </w:rPr>
+        <w:t xml:space="preserve">DATA_DIR=C:\Users\YourName\AppData\Local\aep-lifecycle-helper</w:t>
+      </w:r>
+      <w:r>
+        <w:br/>
+      </w:r>
+      <w:r>
+        <w:rPr>
+          <w:rStyle w:val="VerbatimChar"/>
+        </w:rPr>
+        <w:t xml:space="preserve">SQLITE_CACHE_MB=8192</w:t>
+      </w:r>
+      <w:r>
+        <w:br/>
+      </w:r>
+      <w:r>
+        <w:rPr>
+          <w:rStyle w:val="VerbatimChar"/>
+        </w:rPr>
+        <w:t xml:space="preserve">IDENTITY_CONCURRENCY=15</w:t>
+      </w:r>
+    </w:p>
+    <w:p>
+      <w:pPr>
+        <w:pStyle w:val="FirstParagraph"/>
+      </w:pPr>
+      <w:r>
+        <w:rPr>
+          <w:bCs/>
+          <w:b/>
+        </w:rPr>
+        <w:t xml:space="preserve">Tuned for a dedicated server:</w:t>
+      </w:r>
+    </w:p>
+    <w:p>
+      <w:pPr>
+        <w:pStyle w:val="SourceCode"/>
+      </w:pPr>
+      <w:r>
+        <w:rPr>
+          <w:rStyle w:val="VerbatimChar"/>
+        </w:rPr>
+        <w:t xml:space="preserve">DATA_DIR=/var/lib/aep-lifecycle-helper</w:t>
+      </w:r>
+      <w:r>
+        <w:br/>
+      </w:r>
+      <w:r>
+        <w:rPr>
+          <w:rStyle w:val="VerbatimChar"/>
+        </w:rPr>
+        <w:t xml:space="preserve">SQLITE_CACHE_MB=4096</w:t>
+      </w:r>
+      <w:r>
+        <w:br/>
+      </w:r>
+      <w:r>
+        <w:rPr>
+          <w:rStyle w:val="VerbatimChar"/>
+        </w:rPr>
+        <w:t xml:space="preserve">IDENTITY_CONCURRENCY=20</w:t>
+      </w:r>
+      <w:r>
+        <w:br/>
+      </w:r>
+      <w:r>
+        <w:rPr>
+          <w:rStyle w:val="VerbatimChar"/>
+        </w:rPr>
+        <w:t xml:space="preserve">WORK_ORDER_CONCURRENCY=2</w:t>
+      </w:r>
+      <w:r>
+        <w:br/>
+      </w:r>
+      <w:r>
+        <w:rPr>
+          <w:rStyle w:val="VerbatimChar"/>
+        </w:rPr>
+        <w:t xml:space="preserve">HOST=127.0.0.1</w:t>
+      </w:r>
+      <w:r>
+        <w:br/>
+      </w:r>
+      <w:r>
+        <w:rPr>
+          <w:rStyle w:val="VerbatimChar"/>
+        </w:rPr>
+        <w:t xml:space="preserve">OPEN_BROWSER=0</w:t>
+      </w:r>
+    </w:p>
+    <w:p>
+      <w:pPr>
+        <w:pStyle w:val="FirstParagraph"/>
+      </w:pPr>
+      <w:r>
+        <w:rPr>
+          <w:bCs/>
+          <w:b/>
+        </w:rPr>
+        <w:t xml:space="preserve">Externally managed encryption key:</w:t>
+      </w:r>
+    </w:p>
+    <w:p>
+      <w:pPr>
+        <w:pStyle w:val="SourceCode"/>
+      </w:pPr>
+      <w:r>
+        <w:rPr>
+          <w:rStyle w:val="VerbatimChar"/>
+        </w:rPr>
+        <w:t xml:space="preserve">DATA_DIR=/var/lib/aep-lifecycle-helper</w:t>
+      </w:r>
+      <w:r>
+        <w:br/>
+      </w:r>
+      <w:r>
+        <w:rPr>
+          <w:rStyle w:val="VerbatimChar"/>
+        </w:rPr>
+        <w:t xml:space="preserve">ENCRYPTION_KEY=&lt;32-byte-hex-from-your-secrets-manager&gt;</w:t>
+      </w:r>
+    </w:p>
+    <w:p>
+      <w:r>
+        <w:pict>
+          <v:rect style="width:0;height:1.5pt" o:hralign="center" o:hrstd="t" o:hr="t"/>
+        </w:pict>
+      </w:r>
+    </w:p>
+    <w:bookmarkEnd w:id="72"/>
+    <w:bookmarkEnd w:id="73"/>
+    <w:bookmarkStart w:id="81" w:name="operational-procedures"/>
+    <w:p>
+      <w:pPr>
+        <w:pStyle w:val="Heading2"/>
+      </w:pPr>
+      <w:r>
+        <w:t xml:space="preserve">9. Operational Procedures</w:t>
+      </w:r>
+    </w:p>
+    <w:bookmarkStart w:id="74" w:name="prerequisites"/>
+    <w:p>
+      <w:pPr>
+        <w:pStyle w:val="Heading3"/>
+      </w:pPr>
+      <w:r>
+        <w:t xml:space="preserve">9.1 Prerequisites</w:t>
+      </w:r>
+    </w:p>
+    <w:p>
+      <w:pPr>
+        <w:pStyle w:val="SourceCode"/>
+      </w:pPr>
+      <w:r>
+        <w:rPr>
+          <w:rStyle w:val="VerbatimChar"/>
+        </w:rPr>
+        <w:t xml:space="preserve">  Node.js 20 LTS  (required — better-sqlite3 needs prebuilt binaries)</w:t>
+      </w:r>
+      <w:r>
+        <w:br/>
+      </w:r>
+      <w:r>
+        <w:br/>
+      </w:r>
+      <w:r>
+        <w:rPr>
+          <w:rStyle w:val="VerbatimChar"/>
+        </w:rPr>
+        <w:t xml:space="preserve">  Windows:</w:t>
+      </w:r>
+      <w:r>
+        <w:br/>
+      </w:r>
+      <w:r>
+        <w:rPr>
+          <w:rStyle w:val="VerbatimChar"/>
+        </w:rPr>
+        <w:t xml:space="preserve">    winget install CoreyButler.NVMforWindows</w:t>
+      </w:r>
+      <w:r>
+        <w:br/>
+      </w:r>
+      <w:r>
+        <w:rPr>
+          <w:rStyle w:val="VerbatimChar"/>
+        </w:rPr>
+        <w:t xml:space="preserve">    nvm install 20.18.0</w:t>
+      </w:r>
+      <w:r>
+        <w:br/>
+      </w:r>
+      <w:r>
+        <w:rPr>
+          <w:rStyle w:val="VerbatimChar"/>
+        </w:rPr>
+        <w:t xml:space="preserve">    nvm use 20.18.0</w:t>
+      </w:r>
+      <w:r>
+        <w:br/>
+      </w:r>
+      <w:r>
+        <w:br/>
+      </w:r>
+      <w:r>
+        <w:rPr>
+          <w:rStyle w:val="VerbatimChar"/>
+        </w:rPr>
+        <w:t xml:space="preserve">  macOS / Linux:</w:t>
+      </w:r>
+      <w:r>
+        <w:br/>
+      </w:r>
+      <w:r>
+        <w:rPr>
+          <w:rStyle w:val="VerbatimChar"/>
+        </w:rPr>
+        <w:t xml:space="preserve">    curl -o- https://raw.githubusercontent.com/nvm-sh/nvm/v0.40.1/install.sh | bash</w:t>
+      </w:r>
+      <w:r>
+        <w:br/>
+      </w:r>
+      <w:r>
+        <w:rPr>
+          <w:rStyle w:val="VerbatimChar"/>
+        </w:rPr>
+        <w:t xml:space="preserve">    nvm install 20</w:t>
+      </w:r>
+      <w:r>
+        <w:br/>
+      </w:r>
+      <w:r>
+        <w:rPr>
+          <w:rStyle w:val="VerbatimChar"/>
+        </w:rPr>
+        <w:t xml:space="preserve">    nvm use 20</w:t>
+      </w:r>
+    </w:p>
+    <w:bookmarkEnd w:id="74"/>
+    <w:bookmarkStart w:id="75" w:name="installation-first-run"/>
+    <w:p>
+      <w:pPr>
+        <w:pStyle w:val="Heading3"/>
+      </w:pPr>
+      <w:r>
+        <w:t xml:space="preserve">9.2 Installation &amp; First Run</w:t>
+      </w:r>
+    </w:p>
+    <w:p>
+      <w:pPr>
+        <w:pStyle w:val="SourceCode"/>
+      </w:pPr>
+      <w:r>
+        <w:rPr>
+          <w:rStyle w:val="ExtensionTok"/>
+        </w:rPr>
+        <w:t xml:space="preserve">npm</w:t>
+      </w:r>
+      <w:r>
+        <w:rPr>
+          <w:rStyle w:val="NormalTok"/>
+        </w:rPr>
+        <w:t xml:space="preserve"> install          </w:t>
+      </w:r>
+      <w:r>
+        <w:rPr>
+          <w:rStyle w:val="CommentTok"/>
+        </w:rPr>
+        <w:t xml:space="preserve"># compiles better-sqlite3 native binding</w:t>
+      </w:r>
+      <w:r>
+        <w:br/>
+      </w:r>
+      <w:r>
+        <w:br/>
+      </w:r>
+      <w:r>
+        <w:rPr>
+          <w:rStyle w:val="CommentTok"/>
+        </w:rPr>
+        <w:t xml:space="preserve"># Optional: create a .env file (see §8.4 above)</w:t>
+      </w:r>
+      <w:r>
+        <w:br/>
+      </w:r>
+      <w:r>
+        <w:br/>
+      </w:r>
+      <w:r>
+        <w:rPr>
+          <w:rStyle w:val="ExtensionTok"/>
+        </w:rPr>
+        <w:t xml:space="preserve">npm</w:t>
+      </w:r>
+      <w:r>
+        <w:rPr>
+          <w:rStyle w:val="NormalTok"/>
+        </w:rPr>
+        <w:t xml:space="preserve"> start            </w:t>
+      </w:r>
+      <w:r>
+        <w:rPr>
+          <w:rStyle w:val="CommentTok"/>
+        </w:rPr>
+        <w:t xml:space="preserve"># starts server, opens browser at http://localhost:3000</w:t>
+      </w:r>
+    </w:p>
+    <w:p>
+      <w:pPr>
+        <w:numPr>
+          <w:ilvl w:val="0"/>
+          <w:numId w:val="1011"/>
+        </w:numPr>
+        <w:pStyle w:val="Compact"/>
+      </w:pPr>
+      <w:r>
+        <w:rPr>
+          <w:bCs/>
+          <w:b/>
+        </w:rPr>
+        <w:t xml:space="preserve">Config tab</w:t>
+      </w:r>
+      <w:r>
+        <w:t xml:space="preserve"> </w:t>
+      </w:r>
+      <w:r>
+        <w:t xml:space="preserve">— enter IMS credentials (Environment, IMS Org ID, Client ID,</w:t>
+      </w:r>
+      <w:r>
+        <w:t xml:space="preserve"> </w:t>
+      </w:r>
+      <w:r>
+        <w:t xml:space="preserve">Client Secret, Region). Click</w:t>
+      </w:r>
+      <w:r>
+        <w:t xml:space="preserve"> </w:t>
+      </w:r>
+      <w:r>
+        <w:rPr>
+          <w:bCs/>
+          <w:b/>
+        </w:rPr>
+        <w:t xml:space="preserve">Test Connection</w:t>
+      </w:r>
+      <w:r>
+        <w:t xml:space="preserve">. The tool fetches your live</w:t>
+      </w:r>
+      <w:r>
+        <w:t xml:space="preserve"> </w:t>
+      </w:r>
+      <w:r>
+        <w:t xml:space="preserve">daily and monthly quota and displays it in the banner.</w:t>
+      </w:r>
+    </w:p>
+    <w:p>
+      <w:pPr>
+        <w:numPr>
+          <w:ilvl w:val="0"/>
+          <w:numId w:val="1011"/>
+        </w:numPr>
+        <w:pStyle w:val="Compact"/>
+      </w:pPr>
+      <w:r>
+        <w:rPr>
+          <w:bCs/>
+          <w:b/>
+        </w:rPr>
+        <w:t xml:space="preserve">Pick a sandbox</w:t>
+      </w:r>
+      <w:r>
+        <w:t xml:space="preserve"> </w:t>
+      </w:r>
+      <w:r>
+        <w:t xml:space="preserve">from the dropdown. Datasets and namespace registry load</w:t>
+      </w:r>
+      <w:r>
+        <w:t xml:space="preserve"> </w:t>
+      </w:r>
+      <w:r>
+        <w:t xml:space="preserve">automatically.</w:t>
+      </w:r>
+    </w:p>
+    <w:p>
+      <w:pPr>
+        <w:numPr>
+          <w:ilvl w:val="0"/>
+          <w:numId w:val="1011"/>
+        </w:numPr>
+        <w:pStyle w:val="Compact"/>
+      </w:pPr>
+      <w:r>
+        <w:rPr>
+          <w:bCs/>
+          <w:b/>
+        </w:rPr>
+        <w:t xml:space="preserve">Select deletion scope</w:t>
+      </w:r>
+      <w:r>
+        <w:t xml:space="preserve">: ALL datasets, specific datasets, or profile-only</w:t>
+      </w:r>
+      <w:r>
+        <w:t xml:space="preserve"> </w:t>
+      </w:r>
+      <w:r>
+        <w:t xml:space="preserve">(Identity + Profile + AJO, no data lake).</w:t>
+      </w:r>
+    </w:p>
+    <w:p>
+      <w:pPr>
+        <w:numPr>
+          <w:ilvl w:val="0"/>
+          <w:numId w:val="1011"/>
+        </w:numPr>
+        <w:pStyle w:val="Compact"/>
+      </w:pPr>
+      <w:r>
+        <w:rPr>
+          <w:bCs/>
+          <w:b/>
+        </w:rPr>
+        <w:t xml:space="preserve">Upload tab</w:t>
+      </w:r>
+      <w:r>
+        <w:t xml:space="preserve"> </w:t>
+      </w:r>
+      <w:r>
+        <w:t xml:space="preserve">— select the source namespace (e.g. </w:t>
+      </w:r>
+      <w:r>
+        <w:rPr>
+          <w:rStyle w:val="VerbatimChar"/>
+        </w:rPr>
+        <w:t xml:space="preserve">hashedKocid</w:t>
+      </w:r>
+      <w:r>
+        <w:t xml:space="preserve">), drop the</w:t>
+      </w:r>
+      <w:r>
+        <w:t xml:space="preserve"> </w:t>
+      </w:r>
+      <w:r>
+        <w:t xml:space="preserve">CSV, click</w:t>
+      </w:r>
+      <w:r>
+        <w:t xml:space="preserve"> </w:t>
+      </w:r>
+      <w:r>
+        <w:rPr>
+          <w:bCs/>
+          <w:b/>
+        </w:rPr>
+        <w:t xml:space="preserve">Start Identity Expansion</w:t>
+      </w:r>
+      <w:r>
+        <w:t xml:space="preserve">.</w:t>
+      </w:r>
+    </w:p>
+    <w:p>
+      <w:pPr>
+        <w:numPr>
+          <w:ilvl w:val="0"/>
+          <w:numId w:val="1011"/>
+        </w:numPr>
+        <w:pStyle w:val="Compact"/>
+      </w:pPr>
+      <w:r>
+        <w:t xml:space="preserve">Wait for expansion to complete (progress bar in the Jobs tab).</w:t>
+      </w:r>
+    </w:p>
+    <w:p>
+      <w:pPr>
+        <w:numPr>
+          <w:ilvl w:val="0"/>
+          <w:numId w:val="1011"/>
+        </w:numPr>
+        <w:pStyle w:val="Compact"/>
+      </w:pPr>
+      <w:r>
+        <w:t xml:space="preserve">Click</w:t>
+      </w:r>
+      <w:r>
+        <w:t xml:space="preserve"> </w:t>
+      </w:r>
+      <w:r>
+        <w:rPr>
+          <w:bCs/>
+          <w:b/>
+        </w:rPr>
+        <w:t xml:space="preserve">Plan Work Orders</w:t>
+      </w:r>
+      <w:r>
+        <w:t xml:space="preserve">. Review the day/month breakdown.</w:t>
+      </w:r>
+    </w:p>
+    <w:p>
+      <w:pPr>
+        <w:numPr>
+          <w:ilvl w:val="0"/>
+          <w:numId w:val="1011"/>
+        </w:numPr>
+        <w:pStyle w:val="Compact"/>
+      </w:pPr>
+      <w:r>
+        <w:t xml:space="preserve">Click</w:t>
+      </w:r>
+      <w:r>
+        <w:t xml:space="preserve"> </w:t>
+      </w:r>
+      <w:r>
+        <w:rPr>
+          <w:bCs/>
+          <w:b/>
+        </w:rPr>
+        <w:t xml:space="preserve">Submit Day 1</w:t>
+      </w:r>
+      <w:r>
+        <w:t xml:space="preserve">. Work orders are sent to Adobe.</w:t>
+      </w:r>
+    </w:p>
+    <w:p>
+      <w:pPr>
+        <w:numPr>
+          <w:ilvl w:val="0"/>
+          <w:numId w:val="1011"/>
+        </w:numPr>
+        <w:pStyle w:val="Compact"/>
+      </w:pPr>
+      <w:r>
+        <w:t xml:space="preserve">Switch to the</w:t>
+      </w:r>
+      <w:r>
+        <w:t xml:space="preserve"> </w:t>
+      </w:r>
+      <w:r>
+        <w:rPr>
+          <w:bCs/>
+          <w:b/>
+        </w:rPr>
+        <w:t xml:space="preserve">Monitor tab</w:t>
+      </w:r>
+      <w:r>
+        <w:t xml:space="preserve"> </w:t>
+      </w:r>
+      <w:r>
+        <w:t xml:space="preserve">to track progress.</w:t>
+      </w:r>
+    </w:p>
+    <w:bookmarkEnd w:id="75"/>
+    <w:bookmarkStart w:id="76" w:name="running-tests"/>
+    <w:p>
+      <w:pPr>
+        <w:pStyle w:val="Heading3"/>
+      </w:pPr>
+      <w:r>
+        <w:t xml:space="preserve">9.3 Running Tests</w:t>
+      </w:r>
+    </w:p>
+    <w:p>
+      <w:pPr>
+        <w:pStyle w:val="SourceCode"/>
+      </w:pPr>
+      <w:r>
+        <w:rPr>
+          <w:rStyle w:val="ExtensionTok"/>
+        </w:rPr>
+        <w:t xml:space="preserve">npm</w:t>
+      </w:r>
+      <w:r>
+        <w:rPr>
+          <w:rStyle w:val="NormalTok"/>
+        </w:rPr>
+        <w:t xml:space="preserve"> test          </w:t>
+      </w:r>
+      <w:r>
+        <w:rPr>
+          <w:rStyle w:val="CommentTok"/>
+        </w:rPr>
+        <w:t xml:space="preserve"># runs scripts/run-tests.mjs (node --test over test/*.test.js)</w:t>
+      </w:r>
+    </w:p>
+    <w:p>
+      <w:pPr>
+        <w:pStyle w:val="BlockText"/>
+      </w:pPr>
+      <w:r>
+        <w:t xml:space="preserve">The historical</w:t>
+      </w:r>
+      <w:r>
+        <w:t xml:space="preserve"> </w:t>
+      </w:r>
+      <w:r>
+        <w:rPr>
+          <w:rStyle w:val="VerbatimChar"/>
+        </w:rPr>
+        <w:t xml:space="preserve">node --test test</w:t>
+      </w:r>
+      <w:r>
+        <w:t xml:space="preserve"> </w:t>
+      </w:r>
+      <w:r>
+        <w:t xml:space="preserve">form is broken on Node ≥ 23 (the positional</w:t>
+      </w:r>
+      <w:r>
+        <w:t xml:space="preserve"> </w:t>
+      </w:r>
+      <w:r>
+        <w:rPr>
+          <w:rStyle w:val="VerbatimChar"/>
+        </w:rPr>
+        <w:t xml:space="preserve">test</w:t>
+      </w:r>
+      <w:r>
+        <w:t xml:space="preserve"> </w:t>
+      </w:r>
+      <w:r>
+        <w:t xml:space="preserve">is parsed as a single test name). Use</w:t>
+      </w:r>
+      <w:r>
+        <w:t xml:space="preserve"> </w:t>
+      </w:r>
+      <w:r>
+        <w:rPr>
+          <w:rStyle w:val="VerbatimChar"/>
+        </w:rPr>
+        <w:t xml:space="preserve">npm test</w:t>
+      </w:r>
+      <w:r>
+        <w:t xml:space="preserve">.</w:t>
+      </w:r>
+    </w:p>
+    <w:p>
+      <w:pPr>
+        <w:pStyle w:val="FirstParagraph"/>
+      </w:pPr>
+      <w:r>
+        <w:t xml:space="preserve">All</w:t>
+      </w:r>
+      <w:r>
+        <w:t xml:space="preserve"> </w:t>
+      </w:r>
+      <w:r>
+        <w:rPr>
+          <w:bCs/>
+          <w:b/>
+        </w:rPr>
+        <w:t xml:space="preserve">231 tests</w:t>
+      </w:r>
+      <w:r>
+        <w:t xml:space="preserve"> </w:t>
+      </w:r>
+      <w:r>
+        <w:t xml:space="preserve">should pass. The suite covers:</w:t>
+      </w:r>
+      <w:r>
+        <w:t xml:space="preserve"> </w:t>
+      </w:r>
+      <w:r>
+        <w:t xml:space="preserve">- Work-order payload validators (27 tests)</w:t>
+      </w:r>
+      <w:r>
+        <w:t xml:space="preserve"> </w:t>
+      </w:r>
+      <w:r>
+        <w:t xml:space="preserve">- Namespace canonicalization (11 tests)</w:t>
+      </w:r>
+      <w:r>
+        <w:t xml:space="preserve"> </w:t>
+      </w:r>
+      <w:r>
+        <w:t xml:space="preserve">- IMS token cache (7 tests)</w:t>
+      </w:r>
+      <w:r>
+        <w:t xml:space="preserve"> </w:t>
+      </w:r>
+      <w:r>
+        <w:t xml:space="preserve">- Quota manager — daily, monthly, null-monthly release gating (12 tests)</w:t>
+      </w:r>
+      <w:r>
+        <w:t xml:space="preserve"> </w:t>
+      </w:r>
+      <w:r>
+        <w:t xml:space="preserve">- Planner — cluster packing, replan guard, deferred tolerance, factory statement (13 tests)</w:t>
+      </w:r>
+      <w:r>
+        <w:t xml:space="preserve"> </w:t>
+      </w:r>
+      <w:r>
+        <w:t xml:space="preserve">- Startup recovery — orphan reconciliation, 400-indeterminate handling (6 tests)</w:t>
+      </w:r>
+      <w:r>
+        <w:t xml:space="preserve"> </w:t>
+      </w:r>
+      <w:r>
+        <w:t xml:space="preserve">- Adobe client — error enrichment, idempotency-aware retries (11 tests)</w:t>
+      </w:r>
+      <w:r>
+        <w:t xml:space="preserve"> </w:t>
+      </w:r>
+      <w:r>
+        <w:t xml:space="preserve">- Per-credential region routing (3 tests)</w:t>
+      </w:r>
+      <w:r>
+        <w:t xml:space="preserve"> </w:t>
+      </w:r>
+      <w:r>
+        <w:t xml:space="preserve">- Credentials routes — PATCH non-secret safety, DELETE 409 (7 tests)</w:t>
+      </w:r>
+      <w:r>
+        <w:t xml:space="preserve"> </w:t>
+      </w:r>
+      <w:r>
+        <w:t xml:space="preserve">- Monitor feed — sorting, filters, aggregates, sandbox filter (11 tests)</w:t>
+      </w:r>
+      <w:r>
+        <w:t xml:space="preserve"> </w:t>
+      </w:r>
+      <w:r>
+        <w:t xml:space="preserve">- Approve-month gate (9 tests)</w:t>
+      </w:r>
+      <w:r>
+        <w:t xml:space="preserve"> </w:t>
+      </w:r>
+      <w:r>
+        <w:t xml:space="preserve">- Jobs routes — DELETE, force-delete, cascade, in-flight guard (9 tests)</w:t>
+      </w:r>
+      <w:r>
+        <w:t xml:space="preserve"> </w:t>
+      </w:r>
+      <w:r>
+        <w:t xml:space="preserve">- Wave-drain regression — concurrent rejections without unhandled rejection (3 tests)</w:t>
+      </w:r>
+      <w:r>
+        <w:t xml:space="preserve"> </w:t>
+      </w:r>
+      <w:r>
+        <w:t xml:space="preserve">- CSV sniffer — accept UTF-8, reject XLSX / UTF-16 / binary / empty (6 tests)</w:t>
+      </w:r>
+      <w:r>
+        <w:t xml:space="preserve"> </w:t>
+      </w:r>
+      <w:r>
+        <w:t xml:space="preserve">- Security middleware — host guard, Origin guard, allowlists, CSV formula sanitiser (15 tests)</w:t>
+      </w:r>
+      <w:r>
+        <w:t xml:space="preserve"> </w:t>
+      </w:r>
+      <w:r>
+        <w:t xml:space="preserve">- Quota API live snapshot, redistributor, scheduler (rest)</w:t>
+      </w:r>
+      <w:r>
+        <w:t xml:space="preserve"> </w:t>
+      </w:r>
+      <w:r>
+        <w:t xml:space="preserve">- End-to-end integration with fully-mocked Adobe (3 tests)</w:t>
+      </w:r>
+    </w:p>
+    <w:bookmarkEnd w:id="76"/>
+    <w:bookmarkStart w:id="77" w:name="recovering-from-a-crash"/>
+    <w:p>
+      <w:pPr>
+        <w:pStyle w:val="Heading3"/>
+      </w:pPr>
+      <w:r>
+        <w:t xml:space="preserve">9.4 Recovering From a Crash</w:t>
+      </w:r>
+    </w:p>
+    <w:p>
+      <w:pPr>
+        <w:pStyle w:val="FirstParagraph"/>
+      </w:pPr>
+      <w:r>
+        <w:t xml:space="preserve">Restart the application — no manual action needed in the common case.</w:t>
+      </w:r>
+    </w:p>
+    <w:p>
+      <w:pPr>
+        <w:pStyle w:val="BodyText"/>
+      </w:pPr>
+      <w:r>
+        <w:t xml:space="preserve">On startup,</w:t>
+      </w:r>
+      <w:r>
+        <w:t xml:space="preserve"> </w:t>
+      </w:r>
+      <w:r>
+        <w:rPr>
+          <w:rStyle w:val="VerbatimChar"/>
+        </w:rPr>
+        <w:t xml:space="preserve">runStartupRecovery()</w:t>
+      </w:r>
+      <w:r>
+        <w:t xml:space="preserve"> </w:t>
+      </w:r>
+      <w:r>
+        <w:t xml:space="preserve">automatically:</w:t>
+      </w:r>
+      <w:r>
+        <w:t xml:space="preserve"> </w:t>
+      </w:r>
+      <w:r>
+        <w:t xml:space="preserve">-</w:t>
+      </w:r>
+      <w:r>
+        <w:t xml:space="preserve"> </w:t>
+      </w:r>
+      <w:r>
+        <w:rPr>
+          <w:bCs/>
+          <w:b/>
+        </w:rPr>
+        <w:t xml:space="preserve">Resumes expanding jobs.</w:t>
+      </w:r>
+      <w:r>
+        <w:t xml:space="preserve"> </w:t>
+      </w:r>
+      <w:r>
+        <w:t xml:space="preserve">Re-reads the CSV but skips already-processed</w:t>
+      </w:r>
+      <w:r>
+        <w:t xml:space="preserve"> </w:t>
+      </w:r>
+      <w:r>
+        <w:t xml:space="preserve">source IDs (built from the existing</w:t>
+      </w:r>
+      <w:r>
+        <w:t xml:space="preserve"> </w:t>
+      </w:r>
+      <w:r>
+        <w:rPr>
+          <w:rStyle w:val="VerbatimChar"/>
+        </w:rPr>
+        <w:t xml:space="preserve">expanded_identities</w:t>
+      </w:r>
+      <w:r>
+        <w:t xml:space="preserve"> </w:t>
+      </w:r>
+      <w:r>
+        <w:t xml:space="preserve">rows). No</w:t>
+      </w:r>
+      <w:r>
+        <w:t xml:space="preserve"> </w:t>
+      </w:r>
+      <w:r>
+        <w:t xml:space="preserve">redundant Adobe calls.</w:t>
+      </w:r>
+      <w:r>
+        <w:t xml:space="preserve"> </w:t>
+      </w:r>
+      <w:r>
+        <w:t xml:space="preserve">-</w:t>
+      </w:r>
+      <w:r>
+        <w:t xml:space="preserve"> </w:t>
+      </w:r>
+      <w:r>
+        <w:rPr>
+          <w:bCs/>
+          <w:b/>
+        </w:rPr>
+        <w:t xml:space="preserve">Reconciles orphan work orders.</w:t>
+      </w:r>
+      <w:r>
+        <w:t xml:space="preserve"> </w:t>
+      </w:r>
+      <w:r>
+        <w:t xml:space="preserve">For each work order stuck in</w:t>
+      </w:r>
+      <w:r>
+        <w:t xml:space="preserve"> </w:t>
+      </w:r>
+      <w:r>
+        <w:rPr>
+          <w:rStyle w:val="VerbatimChar"/>
+        </w:rPr>
+        <w:t xml:space="preserve">submitting</w:t>
+      </w:r>
+      <w:r>
+        <w:t xml:space="preserve"> </w:t>
+      </w:r>
+      <w:r>
+        <w:t xml:space="preserve">with no Adobe ID (the crash window), looks up the order in Adobe by its</w:t>
+      </w:r>
+      <w:r>
+        <w:t xml:space="preserve"> </w:t>
+      </w:r>
+      <w:r>
+        <w:rPr>
+          <w:rStyle w:val="VerbatimChar"/>
+        </w:rPr>
+        <w:t xml:space="preserve">displayName</w:t>
+      </w:r>
+      <w:r>
+        <w:t xml:space="preserve"> </w:t>
+      </w:r>
+      <w:r>
+        <w:t xml:space="preserve">prefix:</w:t>
+      </w:r>
+      <w:r>
+        <w:t xml:space="preserve"> </w:t>
+      </w:r>
+      <w:r>
+        <w:t xml:space="preserve">-</w:t>
+      </w:r>
+      <w:r>
+        <w:t xml:space="preserve"> </w:t>
+      </w:r>
+      <w:r>
+        <w:rPr>
+          <w:bCs/>
+          <w:b/>
+        </w:rPr>
+        <w:t xml:space="preserve">Match found</w:t>
+      </w:r>
+      <w:r>
+        <w:t xml:space="preserve"> </w:t>
+      </w:r>
+      <w:r>
+        <w:t xml:space="preserve">— records the Adobe ID + markAccepted; hands off to the monitor.</w:t>
+      </w:r>
+      <w:r>
+        <w:t xml:space="preserve"> </w:t>
+      </w:r>
+      <w:r>
+        <w:t xml:space="preserve">-</w:t>
+      </w:r>
+      <w:r>
+        <w:t xml:space="preserve"> </w:t>
+      </w:r>
+      <w:r>
+        <w:rPr>
+          <w:bCs/>
+          <w:b/>
+        </w:rPr>
+        <w:t xml:space="preserve">No match</w:t>
+      </w:r>
+      <w:r>
+        <w:t xml:space="preserve"> </w:t>
+      </w:r>
+      <w:r>
+        <w:t xml:space="preserve">— INDETERMINATE: leaves the orphan in</w:t>
+      </w:r>
+      <w:r>
+        <w:t xml:space="preserve"> </w:t>
+      </w:r>
+      <w:r>
+        <w:rPr>
+          <w:rStyle w:val="VerbatimChar"/>
+        </w:rPr>
+        <w:t xml:space="preserve">submitting</w:t>
+      </w:r>
+      <w:r>
+        <w:t xml:space="preserve"> </w:t>
+      </w:r>
+      <w:r>
+        <w:t xml:space="preserve">with its</w:t>
+      </w:r>
+      <w:r>
+        <w:t xml:space="preserve"> </w:t>
+      </w:r>
+      <w:r>
+        <w:t xml:space="preserve">reservation HELD. NEVER auto-rolls-back (R6 #1) — a no-match doesn’t prove</w:t>
+      </w:r>
+      <w:r>
+        <w:t xml:space="preserve"> </w:t>
+      </w:r>
+      <w:r>
+        <w:t xml:space="preserve">Adobe absence (async creation, no read-after-write guarantee). The operator</w:t>
+      </w:r>
+      <w:r>
+        <w:t xml:space="preserve"> </w:t>
+      </w:r>
+      <w:r>
+        <w:t xml:space="preserve">confirms absence in Adobe’s UI and releases it via the release-absent action</w:t>
+      </w:r>
+      <w:r>
+        <w:t xml:space="preserve"> </w:t>
+      </w:r>
+      <w:r>
+        <w:t xml:space="preserve">(R7 #1).</w:t>
+      </w:r>
+      <w:r>
+        <w:t xml:space="preserve"> </w:t>
+      </w:r>
+      <w:r>
+        <w:t xml:space="preserve">-</w:t>
+      </w:r>
+      <w:r>
+        <w:t xml:space="preserve"> </w:t>
+      </w:r>
+      <w:r>
+        <w:rPr>
+          <w:bCs/>
+          <w:b/>
+        </w:rPr>
+        <w:t xml:space="preserve">Indeterminate</w:t>
+      </w:r>
+      <w:r>
+        <w:t xml:space="preserve"> </w:t>
+      </w:r>
+      <w:r>
+        <w:t xml:space="preserve">(Adobe returned 400, network error) — leaves the orphan</w:t>
+      </w:r>
+      <w:r>
+        <w:t xml:space="preserve"> </w:t>
+      </w:r>
+      <w:r>
+        <w:t xml:space="preserve">for the next startup to retry.</w:t>
+      </w:r>
+    </w:p>
+    <w:bookmarkEnd w:id="77"/>
+    <w:bookmarkStart w:id="78" w:name="rotating-credentials"/>
+    <w:p>
+      <w:pPr>
+        <w:pStyle w:val="Heading3"/>
+      </w:pPr>
+      <w:r>
+        <w:t xml:space="preserve">9.5 Rotating Credentials</w:t>
+      </w:r>
+    </w:p>
+    <w:p>
+      <w:pPr>
+        <w:numPr>
+          <w:ilvl w:val="0"/>
+          <w:numId w:val="1012"/>
+        </w:numPr>
+        <w:pStyle w:val="Compact"/>
+      </w:pPr>
+      <w:r>
+        <w:t xml:space="preserve">Update the secret in the</w:t>
+      </w:r>
+      <w:r>
+        <w:t xml:space="preserve"> </w:t>
+      </w:r>
+      <w:r>
+        <w:rPr>
+          <w:bCs/>
+          <w:b/>
+        </w:rPr>
+        <w:t xml:space="preserve">Adobe Developer Console</w:t>
+      </w:r>
+      <w:r>
+        <w:t xml:space="preserve">.</w:t>
+      </w:r>
+    </w:p>
+    <w:p>
+      <w:pPr>
+        <w:numPr>
+          <w:ilvl w:val="0"/>
+          <w:numId w:val="1012"/>
+        </w:numPr>
+        <w:pStyle w:val="Compact"/>
+      </w:pPr>
+      <w:r>
+        <w:t xml:space="preserve">Config tab → pick the saved credential from the dropdown → update</w:t>
+      </w:r>
+      <w:r>
+        <w:t xml:space="preserve"> </w:t>
+      </w:r>
+      <w:r>
+        <w:rPr>
+          <w:bCs/>
+          <w:b/>
+        </w:rPr>
+        <w:t xml:space="preserve">Client Secret</w:t>
+      </w:r>
+      <w:r>
+        <w:t xml:space="preserve"> </w:t>
+      </w:r>
+      <w:r>
+        <w:t xml:space="preserve">→ click</w:t>
+      </w:r>
+      <w:r>
+        <w:t xml:space="preserve"> </w:t>
+      </w:r>
+      <w:r>
+        <w:rPr>
+          <w:bCs/>
+          <w:b/>
+        </w:rPr>
+        <w:t xml:space="preserve">Test Connection</w:t>
+      </w:r>
+      <w:r>
+        <w:t xml:space="preserve">. The new encrypted secret</w:t>
+      </w:r>
+      <w:r>
+        <w:t xml:space="preserve"> </w:t>
+      </w:r>
+      <w:r>
+        <w:t xml:space="preserve">is saved. The in-memory token cache auto-invalidates on the next 401.</w:t>
+      </w:r>
+    </w:p>
+    <w:bookmarkEnd w:id="78"/>
+    <w:bookmarkStart w:id="79" w:name="full-reset-wipe-all-state"/>
+    <w:p>
+      <w:pPr>
+        <w:pStyle w:val="Heading3"/>
+      </w:pPr>
+      <w:r>
+        <w:t xml:space="preserve">9.6 Full Reset (wipe all state)</w:t>
+      </w:r>
+    </w:p>
+    <w:p>
+      <w:pPr>
+        <w:pStyle w:val="SourceCode"/>
+      </w:pPr>
+      <w:r>
+        <w:rPr>
+          <w:rStyle w:val="CommentTok"/>
+        </w:rPr>
+        <w:t xml:space="preserve"># Close the app first (Ctrl+C / close window)</w:t>
+      </w:r>
+      <w:r>
+        <w:br/>
+      </w:r>
+      <w:r>
+        <w:rPr>
+          <w:rStyle w:val="FunctionTok"/>
+        </w:rPr>
+        <w:t xml:space="preserve">rm</w:t>
+      </w:r>
+      <w:r>
+        <w:rPr>
+          <w:rStyle w:val="NormalTok"/>
+        </w:rPr>
+        <w:t xml:space="preserve"> </w:t>
+      </w:r>
+      <w:r>
+        <w:rPr>
+          <w:rStyle w:val="AttributeTok"/>
+        </w:rPr>
+        <w:t xml:space="preserve">-rf</w:t>
+      </w:r>
+      <w:r>
+        <w:rPr>
+          <w:rStyle w:val="NormalTok"/>
+        </w:rPr>
+        <w:t xml:space="preserve"> data/</w:t>
+      </w:r>
+      <w:r>
+        <w:br/>
+      </w:r>
+      <w:r>
+        <w:rPr>
+          <w:rStyle w:val="ExtensionTok"/>
+        </w:rPr>
+        <w:t xml:space="preserve">npm</w:t>
+      </w:r>
+      <w:r>
+        <w:rPr>
+          <w:rStyle w:val="NormalTok"/>
+        </w:rPr>
+        <w:t xml:space="preserve"> start</w:t>
+      </w:r>
+    </w:p>
+    <w:p>
+      <w:pPr>
+        <w:pStyle w:val="FirstParagraph"/>
+      </w:pPr>
+      <w:r>
+        <w:t xml:space="preserve">Deletes the SQLite database, encryption key, all uploads and exports.</w:t>
+      </w:r>
+      <w:r>
+        <w:t xml:space="preserve"> </w:t>
+      </w:r>
+      <w:r>
+        <w:t xml:space="preserve">A fresh Config tab awaits on next start.</w:t>
+      </w:r>
+    </w:p>
+    <w:bookmarkEnd w:id="79"/>
+    <w:bookmarkStart w:id="80" w:name="auto-resume-scheduler"/>
+    <w:p>
+      <w:pPr>
+        <w:pStyle w:val="Heading3"/>
+      </w:pPr>
+      <w:r>
+        <w:t xml:space="preserve">9.7 Auto-Resume Scheduler</w:t>
+      </w:r>
+    </w:p>
+    <w:p>
+      <w:pPr>
+        <w:pStyle w:val="FirstParagraph"/>
+      </w:pPr>
+      <w:r>
+        <w:t xml:space="preserve">The scheduler allows unattended operation across multi-day and multi-month</w:t>
+      </w:r>
+      <w:r>
+        <w:t xml:space="preserve"> </w:t>
+      </w:r>
+      <w:r>
+        <w:t xml:space="preserve">jobs without the operator needing to manually click Submit each morning.</w:t>
+      </w:r>
+    </w:p>
+    <w:p>
+      <w:pPr>
+        <w:pStyle w:val="BodyText"/>
+      </w:pPr>
+      <w:r>
+        <w:t xml:space="preserve">Configure via</w:t>
+      </w:r>
+      <w:r>
+        <w:t xml:space="preserve"> </w:t>
+      </w:r>
+      <w:r>
+        <w:rPr>
+          <w:bCs/>
+          <w:b/>
+        </w:rPr>
+        <w:t xml:space="preserve">Settings tab</w:t>
+      </w:r>
+      <w:r>
+        <w:t xml:space="preserve"> </w:t>
+      </w:r>
+      <w:r>
+        <w:t xml:space="preserve">(or</w:t>
+      </w:r>
+      <w:r>
+        <w:t xml:space="preserve"> </w:t>
+      </w:r>
+      <w:r>
+        <w:rPr>
+          <w:rStyle w:val="VerbatimChar"/>
+        </w:rPr>
+        <w:t xml:space="preserve">PUT /api/settings/auto-resume</w:t>
+      </w:r>
+      <w:r>
+        <w:t xml:space="preserve">):</w:t>
       </w:r>
     </w:p>
     <w:tbl>
@@ -10995,7 +14504,18 @@
               <w:jc w:val="left"/>
             </w:pPr>
             <w:r>
-              <w:t xml:space="preserve">Variable</w:t>
+              <w:t xml:space="preserve">Setting</w:t>
+            </w:r>
+          </w:p>
+        </w:tc>
+        <w:tc>
+          <w:p>
+            <w:pPr>
+              <w:pStyle w:val="Compact"/>
+              <w:jc w:val="left"/>
+            </w:pPr>
+            <w:r>
+              <w:t xml:space="preserve">Options</w:t>
             </w:r>
           </w:p>
         </w:tc>
@@ -11007,22 +14527,68 @@
             </w:pPr>
             <w:r>
               <w:t xml:space="preserve">Default</w:t>
-            </w:r>
-          </w:p>
-        </w:tc>
-        <w:tc>
-          <w:p>
-            <w:pPr>
-              <w:pStyle w:val="Compact"/>
-              <w:jc w:val="left"/>
-            </w:pPr>
-            <w:r>
-              <w:t xml:space="preserve">Description</w:t>
             </w:r>
           </w:p>
         </w:tc>
       </w:tr>
       <w:tr>
+        <w:tc>
+          <w:p>
+            <w:pPr>
+              <w:pStyle w:val="Compact"/>
+              <w:jc w:val="left"/>
+            </w:pPr>
+            <w:r>
+              <w:t xml:space="preserve">Enabled</w:t>
+            </w:r>
+          </w:p>
+        </w:tc>
+        <w:tc>
+          <w:p>
+            <w:pPr>
+              <w:pStyle w:val="Compact"/>
+              <w:jc w:val="left"/>
+            </w:pPr>
+            <w:r>
+              <w:t xml:space="preserve">on / off</w:t>
+            </w:r>
+          </w:p>
+        </w:tc>
+        <w:tc>
+          <w:p>
+            <w:pPr>
+              <w:pStyle w:val="Compact"/>
+              <w:jc w:val="left"/>
+            </w:pPr>
+            <w:r>
+              <w:t xml:space="preserve">off</w:t>
+            </w:r>
+          </w:p>
+        </w:tc>
+      </w:tr>
+      <w:tr>
+        <w:tc>
+          <w:p>
+            <w:pPr>
+              <w:pStyle w:val="Compact"/>
+              <w:jc w:val="left"/>
+            </w:pPr>
+            <w:r>
+              <w:t xml:space="preserve">Local time</w:t>
+            </w:r>
+          </w:p>
+        </w:tc>
+        <w:tc>
+          <w:p>
+            <w:pPr>
+              <w:pStyle w:val="Compact"/>
+              <w:jc w:val="left"/>
+            </w:pPr>
+            <w:r>
+              <w:t xml:space="preserve">HH:MM (24h, operator’s local time)</w:t>
+            </w:r>
+          </w:p>
+        </w:tc>
         <w:tc>
           <w:p>
             <w:pPr>
@@ -11033,32 +14599,7 @@
               <w:rPr>
                 <w:rStyle w:val="VerbatimChar"/>
               </w:rPr>
-              <w:t xml:space="preserve">PORT</w:t>
-            </w:r>
-          </w:p>
-        </w:tc>
-        <w:tc>
-          <w:p>
-            <w:pPr>
-              <w:pStyle w:val="Compact"/>
-              <w:jc w:val="left"/>
-            </w:pPr>
-            <w:r>
-              <w:rPr>
-                <w:rStyle w:val="VerbatimChar"/>
-              </w:rPr>
-              <w:t xml:space="preserve">3000</w:t>
-            </w:r>
-          </w:p>
-        </w:tc>
-        <w:tc>
-          <w:p>
-            <w:pPr>
-              <w:pStyle w:val="Compact"/>
-              <w:jc w:val="left"/>
-            </w:pPr>
-            <w:r>
-              <w:t xml:space="preserve">HTTP port the Express server listens on. Change if 3000 is in use.</w:t>
+              <w:t xml:space="preserve">09:00</w:t>
             </w:r>
           </w:p>
         </w:tc>
@@ -11071,2052 +14612,67 @@
               <w:jc w:val="left"/>
             </w:pPr>
             <w:r>
-              <w:rPr>
-                <w:rStyle w:val="VerbatimChar"/>
-              </w:rPr>
-              <w:t xml:space="preserve">HOST</w:t>
-            </w:r>
-          </w:p>
-        </w:tc>
-        <w:tc>
-          <w:p>
-            <w:pPr>
-              <w:pStyle w:val="Compact"/>
-              <w:jc w:val="left"/>
-            </w:pPr>
-            <w:r>
-              <w:rPr>
-                <w:rStyle w:val="VerbatimChar"/>
-              </w:rPr>
-              <w:t xml:space="preserve">127.0.0.1</w:t>
-            </w:r>
-          </w:p>
-        </w:tc>
-        <w:tc>
-          <w:p>
-            <w:pPr>
-              <w:pStyle w:val="Compact"/>
-              <w:jc w:val="left"/>
-            </w:pPr>
-            <w:r>
-              <w:t xml:space="preserve">Bind address. Default is loopback-only (safe). Set to</w:t>
-            </w:r>
-            <w:r>
-              <w:t xml:space="preserve"> </w:t>
-            </w:r>
-            <w:r>
-              <w:rPr>
-                <w:rStyle w:val="VerbatimChar"/>
-              </w:rPr>
-              <w:t xml:space="preserve">0.0.0.0</w:t>
-            </w:r>
-            <w:r>
-              <w:t xml:space="preserve"> </w:t>
-            </w:r>
-            <w:r>
-              <w:t xml:space="preserve">ONLY for SSH-tunnel demos. Exposes the unauthenticated API to the LAN — add authentication before doing this in any shared environment.</w:t>
-            </w:r>
-          </w:p>
-        </w:tc>
-      </w:tr>
-      <w:tr>
-        <w:tc>
-          <w:p>
-            <w:pPr>
-              <w:pStyle w:val="Compact"/>
-              <w:jc w:val="left"/>
-            </w:pPr>
-            <w:r>
-              <w:rPr>
-                <w:rStyle w:val="VerbatimChar"/>
-              </w:rPr>
-              <w:t xml:space="preserve">OPEN_BROWSER</w:t>
-            </w:r>
-          </w:p>
-        </w:tc>
-        <w:tc>
-          <w:p>
-            <w:pPr>
-              <w:pStyle w:val="Compact"/>
-              <w:jc w:val="left"/>
-            </w:pPr>
-            <w:r>
-              <w:rPr>
-                <w:rStyle w:val="VerbatimChar"/>
-              </w:rPr>
-              <w:t xml:space="preserve">1</w:t>
-            </w:r>
-          </w:p>
-        </w:tc>
-        <w:tc>
-          <w:p>
-            <w:pPr>
-              <w:pStyle w:val="Compact"/>
-              <w:jc w:val="left"/>
-            </w:pPr>
-            <w:r>
-              <w:t xml:space="preserve">Set to</w:t>
-            </w:r>
-            <w:r>
-              <w:t xml:space="preserve"> </w:t>
-            </w:r>
-            <w:r>
-              <w:rPr>
-                <w:rStyle w:val="VerbatimChar"/>
-              </w:rPr>
-              <w:t xml:space="preserve">0</w:t>
-            </w:r>
-            <w:r>
-              <w:t xml:space="preserve"> </w:t>
-            </w:r>
-            <w:r>
-              <w:t xml:space="preserve">to prevent automatic browser launch on</w:t>
-            </w:r>
-            <w:r>
-              <w:t xml:space="preserve"> </w:t>
-            </w:r>
-            <w:r>
-              <w:rPr>
-                <w:rStyle w:val="VerbatimChar"/>
-              </w:rPr>
-              <w:t xml:space="preserve">npm start</w:t>
-            </w:r>
-            <w:r>
-              <w:t xml:space="preserve">.</w:t>
+              <w:t xml:space="preserve">Days</w:t>
+            </w:r>
+          </w:p>
+        </w:tc>
+        <w:tc>
+          <w:p>
+            <w:pPr>
+              <w:pStyle w:val="Compact"/>
+              <w:jc w:val="left"/>
+            </w:pPr>
+            <w:r>
+              <w:t xml:space="preserve">every-day / weekdays / first-of-month</w:t>
+            </w:r>
+          </w:p>
+        </w:tc>
+        <w:tc>
+          <w:p>
+            <w:pPr>
+              <w:pStyle w:val="Compact"/>
+              <w:jc w:val="left"/>
+            </w:pPr>
+            <w:r>
+              <w:t xml:space="preserve">every-day</w:t>
             </w:r>
           </w:p>
         </w:tc>
       </w:tr>
     </w:tbl>
-    <w:bookmarkEnd w:id="63"/>
-    <w:bookmarkStart w:id="64" w:name="storage-paths"/>
-    <w:p>
-      <w:pPr>
-        <w:pStyle w:val="Heading4"/>
-      </w:pPr>
-      <w:r>
-        <w:t xml:space="preserve">Storage Paths</w:t>
-      </w:r>
-    </w:p>
-    <w:tbl>
-      <w:tblPr>
-        <w:tblStyle w:val="Table"/>
-        <w:tblW w:type="pct" w:w="0.0"/>
-        <w:tblLook w:firstRow="1" w:lastRow="0" w:firstColumn="0" w:lastColumn="0" w:noHBand="0" w:noVBand="0" w:val="0020"/>
-      </w:tblPr>
-      <w:tblGrid/>
-      <w:tr>
-        <w:tc>
-          <w:p>
-            <w:pPr>
-              <w:pStyle w:val="Compact"/>
-              <w:jc w:val="left"/>
-            </w:pPr>
-            <w:r>
-              <w:t xml:space="preserve">Variable</w:t>
-            </w:r>
-          </w:p>
-        </w:tc>
-        <w:tc>
-          <w:p>
-            <w:pPr>
-              <w:pStyle w:val="Compact"/>
-              <w:jc w:val="left"/>
-            </w:pPr>
-            <w:r>
-              <w:t xml:space="preserve">Default</w:t>
-            </w:r>
-          </w:p>
-        </w:tc>
-        <w:tc>
-          <w:p>
-            <w:pPr>
-              <w:pStyle w:val="Compact"/>
-              <w:jc w:val="left"/>
-            </w:pPr>
-            <w:r>
-              <w:t xml:space="preserve">Description</w:t>
-            </w:r>
-          </w:p>
-        </w:tc>
-      </w:tr>
-      <w:tr>
-        <w:tc>
-          <w:p>
-            <w:pPr>
-              <w:pStyle w:val="Compact"/>
-              <w:jc w:val="left"/>
-            </w:pPr>
-            <w:r>
-              <w:rPr>
-                <w:rStyle w:val="VerbatimChar"/>
-              </w:rPr>
-              <w:t xml:space="preserve">DATA_DIR</w:t>
-            </w:r>
-          </w:p>
-        </w:tc>
-        <w:tc>
-          <w:p>
-            <w:pPr>
-              <w:pStyle w:val="Compact"/>
-              <w:jc w:val="left"/>
-            </w:pPr>
-            <w:r>
-              <w:rPr>
-                <w:rStyle w:val="VerbatimChar"/>
-              </w:rPr>
-              <w:t xml:space="preserve">./data</w:t>
-            </w:r>
-          </w:p>
-        </w:tc>
-        <w:tc>
-          <w:p>
-            <w:pPr>
-              <w:pStyle w:val="Compact"/>
-              <w:jc w:val="left"/>
-            </w:pPr>
-            <w:r>
-              <w:t xml:space="preserve">Directory for all persistent state (database, encryption key, uploads, output).</w:t>
-            </w:r>
-            <w:r>
-              <w:t xml:space="preserve"> </w:t>
-            </w:r>
-            <w:r>
-              <w:rPr>
-                <w:bCs/>
-                <w:b/>
-              </w:rPr>
-              <w:t xml:space="preserve">Move this outside OneDrive / iCloud / Dropbox</w:t>
-            </w:r>
-            <w:r>
-              <w:t xml:space="preserve"> </w:t>
-            </w:r>
-            <w:r>
-              <w:t xml:space="preserve">to avoid cloud-sync interference with SQLite WAL files. Recommended:</w:t>
-            </w:r>
-            <w:r>
-              <w:t xml:space="preserve"> </w:t>
-            </w:r>
-            <w:r>
-              <w:rPr>
-                <w:rStyle w:val="VerbatimChar"/>
-              </w:rPr>
-              <w:t xml:space="preserve">%LOCALAPPDATA%\aep-lifecycle-helper</w:t>
-            </w:r>
-            <w:r>
-              <w:t xml:space="preserve"> </w:t>
-            </w:r>
-            <w:r>
-              <w:t xml:space="preserve">on Windows,</w:t>
-            </w:r>
-            <w:r>
-              <w:t xml:space="preserve"> </w:t>
-            </w:r>
-            <w:r>
-              <w:rPr>
-                <w:rStyle w:val="VerbatimChar"/>
-              </w:rPr>
-              <w:t xml:space="preserve">~/.local/share/aep-lifecycle-helper</w:t>
-            </w:r>
-            <w:r>
-              <w:t xml:space="preserve"> </w:t>
-            </w:r>
-            <w:r>
-              <w:t xml:space="preserve">on Linux/macOS.</w:t>
-            </w:r>
-          </w:p>
-        </w:tc>
-      </w:tr>
-      <w:tr>
-        <w:tc>
-          <w:p>
-            <w:pPr>
-              <w:pStyle w:val="Compact"/>
-              <w:jc w:val="left"/>
-            </w:pPr>
-            <w:r>
-              <w:rPr>
-                <w:rStyle w:val="VerbatimChar"/>
-              </w:rPr>
-              <w:t xml:space="preserve">DB_PATH</w:t>
-            </w:r>
-          </w:p>
-        </w:tc>
-        <w:tc>
-          <w:p>
-            <w:pPr>
-              <w:pStyle w:val="Compact"/>
-              <w:jc w:val="left"/>
-            </w:pPr>
-            <w:r>
-              <w:rPr>
-                <w:rStyle w:val="VerbatimChar"/>
-              </w:rPr>
-              <w:t xml:space="preserve">$DATA_DIR/state.db</w:t>
-            </w:r>
-          </w:p>
-        </w:tc>
-        <w:tc>
-          <w:p>
-            <w:pPr>
-              <w:pStyle w:val="Compact"/>
-              <w:jc w:val="left"/>
-            </w:pPr>
-            <w:r>
-              <w:t xml:space="preserve">Override the SQLite database file path directly. Useful for pointing at an existing database from a different</w:t>
-            </w:r>
-            <w:r>
-              <w:t xml:space="preserve"> </w:t>
-            </w:r>
-            <w:r>
-              <w:rPr>
-                <w:rStyle w:val="VerbatimChar"/>
-              </w:rPr>
-              <w:t xml:space="preserve">DATA_DIR</w:t>
-            </w:r>
-            <w:r>
-              <w:t xml:space="preserve">.</w:t>
-            </w:r>
-          </w:p>
-        </w:tc>
-      </w:tr>
-      <w:tr>
-        <w:tc>
-          <w:p>
-            <w:pPr>
-              <w:pStyle w:val="Compact"/>
-              <w:jc w:val="left"/>
-            </w:pPr>
-            <w:r>
-              <w:rPr>
-                <w:rStyle w:val="VerbatimChar"/>
-              </w:rPr>
-              <w:t xml:space="preserve">UPLOAD_DIR</w:t>
-            </w:r>
-          </w:p>
-        </w:tc>
-        <w:tc>
-          <w:p>
-            <w:pPr>
-              <w:pStyle w:val="Compact"/>
-              <w:jc w:val="left"/>
-            </w:pPr>
-            <w:r>
-              <w:rPr>
-                <w:rStyle w:val="VerbatimChar"/>
-              </w:rPr>
-              <w:t xml:space="preserve">$DATA_DIR/uploads</w:t>
-            </w:r>
-          </w:p>
-        </w:tc>
-        <w:tc>
-          <w:p>
-            <w:pPr>
-              <w:pStyle w:val="Compact"/>
-              <w:jc w:val="left"/>
-            </w:pPr>
-            <w:r>
-              <w:t xml:space="preserve">Directory for streamed CSV uploads. Must be writeable.</w:t>
-            </w:r>
-          </w:p>
-        </w:tc>
-      </w:tr>
-      <w:tr>
-        <w:tc>
-          <w:p>
-            <w:pPr>
-              <w:pStyle w:val="Compact"/>
-              <w:jc w:val="left"/>
-            </w:pPr>
-            <w:r>
-              <w:rPr>
-                <w:rStyle w:val="VerbatimChar"/>
-              </w:rPr>
-              <w:t xml:space="preserve">OUTPUT_DIR</w:t>
-            </w:r>
-          </w:p>
-        </w:tc>
-        <w:tc>
-          <w:p>
-            <w:pPr>
-              <w:pStyle w:val="Compact"/>
-              <w:jc w:val="left"/>
-            </w:pPr>
-            <w:r>
-              <w:rPr>
-                <w:rStyle w:val="VerbatimChar"/>
-              </w:rPr>
-              <w:t xml:space="preserve">$DATA_DIR/output</w:t>
-            </w:r>
-          </w:p>
-        </w:tc>
-        <w:tc>
-          <w:p>
-            <w:pPr>
-              <w:pStyle w:val="Compact"/>
-              <w:jc w:val="left"/>
-            </w:pPr>
-            <w:r>
-              <w:t xml:space="preserve">Directory for exported result CSVs.</w:t>
-            </w:r>
-          </w:p>
-        </w:tc>
-      </w:tr>
-    </w:tbl>
-    <w:bookmarkEnd w:id="64"/>
-    <w:bookmarkStart w:id="65" w:name="security"/>
-    <w:p>
-      <w:pPr>
-        <w:pStyle w:val="Heading4"/>
-      </w:pPr>
-      <w:r>
-        <w:t xml:space="preserve">Security</w:t>
-      </w:r>
-    </w:p>
-    <w:tbl>
-      <w:tblPr>
-        <w:tblStyle w:val="Table"/>
-        <w:tblW w:type="pct" w:w="0.0"/>
-        <w:tblLook w:firstRow="1" w:lastRow="0" w:firstColumn="0" w:lastColumn="0" w:noHBand="0" w:noVBand="0" w:val="0020"/>
-      </w:tblPr>
-      <w:tblGrid/>
-      <w:tr>
-        <w:tc>
-          <w:p>
-            <w:pPr>
-              <w:pStyle w:val="Compact"/>
-              <w:jc w:val="left"/>
-            </w:pPr>
-            <w:r>
-              <w:t xml:space="preserve">Variable</w:t>
-            </w:r>
-          </w:p>
-        </w:tc>
-        <w:tc>
-          <w:p>
-            <w:pPr>
-              <w:pStyle w:val="Compact"/>
-              <w:jc w:val="left"/>
-            </w:pPr>
-            <w:r>
-              <w:t xml:space="preserve">Default</w:t>
-            </w:r>
-          </w:p>
-        </w:tc>
-        <w:tc>
-          <w:p>
-            <w:pPr>
-              <w:pStyle w:val="Compact"/>
-              <w:jc w:val="left"/>
-            </w:pPr>
-            <w:r>
-              <w:t xml:space="preserve">Description</w:t>
-            </w:r>
-          </w:p>
-        </w:tc>
-      </w:tr>
-      <w:tr>
-        <w:tc>
-          <w:p>
-            <w:pPr>
-              <w:pStyle w:val="Compact"/>
-              <w:jc w:val="left"/>
-            </w:pPr>
-            <w:r>
-              <w:rPr>
-                <w:rStyle w:val="VerbatimChar"/>
-              </w:rPr>
-              <w:t xml:space="preserve">ENCRYPTION_KEY</w:t>
-            </w:r>
-          </w:p>
-        </w:tc>
-        <w:tc>
-          <w:p>
-            <w:pPr>
-              <w:pStyle w:val="Compact"/>
-              <w:jc w:val="left"/>
-            </w:pPr>
-            <w:r>
-              <w:rPr>
-                <w:iCs/>
-                <w:i/>
-              </w:rPr>
-              <w:t xml:space="preserve">(auto-generated)</w:t>
-            </w:r>
-          </w:p>
-        </w:tc>
-        <w:tc>
-          <w:p>
-            <w:pPr>
-              <w:pStyle w:val="Compact"/>
-              <w:jc w:val="left"/>
-            </w:pPr>
-            <w:r>
-              <w:t xml:space="preserve">32-byte hex string used for AES-256-GCM encryption of client secrets. If not set, the key is auto-generated and stored in</w:t>
-            </w:r>
-            <w:r>
-              <w:t xml:space="preserve"> </w:t>
-            </w:r>
-            <w:r>
-              <w:rPr>
-                <w:rStyle w:val="VerbatimChar"/>
-              </w:rPr>
-              <w:t xml:space="preserve">$DATA_DIR/.key</w:t>
-            </w:r>
-            <w:r>
-              <w:t xml:space="preserve"> </w:t>
-            </w:r>
-            <w:r>
-              <w:t xml:space="preserve">on first run. Set this explicitly if you want the key to survive a</w:t>
-            </w:r>
-            <w:r>
-              <w:t xml:space="preserve"> </w:t>
-            </w:r>
-            <w:r>
-              <w:rPr>
-                <w:rStyle w:val="VerbatimChar"/>
-              </w:rPr>
-              <w:t xml:space="preserve">data/</w:t>
-            </w:r>
-            <w:r>
-              <w:t xml:space="preserve"> </w:t>
-            </w:r>
-            <w:r>
-              <w:t xml:space="preserve">reset, or to use a key managed by your secrets manager.</w:t>
-            </w:r>
-            <w:r>
-              <w:t xml:space="preserve"> </w:t>
-            </w:r>
-            <w:r>
-              <w:rPr>
-                <w:bCs/>
-                <w:b/>
-              </w:rPr>
-              <w:t xml:space="preserve">Do not commit this value.</w:t>
-            </w:r>
-          </w:p>
-        </w:tc>
-      </w:tr>
-    </w:tbl>
-    <w:bookmarkEnd w:id="65"/>
-    <w:bookmarkStart w:id="66" w:name="performance-tuning-scalability-knobs"/>
-    <w:p>
-      <w:pPr>
-        <w:pStyle w:val="Heading4"/>
-      </w:pPr>
-      <w:r>
-        <w:t xml:space="preserve">Performance Tuning (scalability knobs)</w:t>
-      </w:r>
-    </w:p>
-    <w:tbl>
-      <w:tblPr>
-        <w:tblStyle w:val="Table"/>
-        <w:tblW w:type="pct" w:w="0.0"/>
-        <w:tblLook w:firstRow="1" w:lastRow="0" w:firstColumn="0" w:lastColumn="0" w:noHBand="0" w:noVBand="0" w:val="0020"/>
-      </w:tblPr>
-      <w:tblGrid/>
-      <w:tr>
-        <w:tc>
-          <w:p>
-            <w:pPr>
-              <w:pStyle w:val="Compact"/>
-              <w:jc w:val="left"/>
-            </w:pPr>
-            <w:r>
-              <w:t xml:space="preserve">Variable</w:t>
-            </w:r>
-          </w:p>
-        </w:tc>
-        <w:tc>
-          <w:p>
-            <w:pPr>
-              <w:pStyle w:val="Compact"/>
-              <w:jc w:val="left"/>
-            </w:pPr>
-            <w:r>
-              <w:t xml:space="preserve">Default</w:t>
-            </w:r>
-          </w:p>
-        </w:tc>
-        <w:tc>
-          <w:p>
-            <w:pPr>
-              <w:pStyle w:val="Compact"/>
-              <w:jc w:val="left"/>
-            </w:pPr>
-            <w:r>
-              <w:t xml:space="preserve">Description</w:t>
-            </w:r>
-          </w:p>
-        </w:tc>
-      </w:tr>
-      <w:tr>
-        <w:tc>
-          <w:p>
-            <w:pPr>
-              <w:pStyle w:val="Compact"/>
-              <w:jc w:val="left"/>
-            </w:pPr>
-            <w:r>
-              <w:rPr>
-                <w:rStyle w:val="VerbatimChar"/>
-              </w:rPr>
-              <w:t xml:space="preserve">SQLITE_CACHE_MB</w:t>
-            </w:r>
-          </w:p>
-        </w:tc>
-        <w:tc>
-          <w:p>
-            <w:pPr>
-              <w:pStyle w:val="Compact"/>
-              <w:jc w:val="left"/>
-            </w:pPr>
-            <w:r>
-              <w:rPr>
-                <w:rStyle w:val="VerbatimChar"/>
-              </w:rPr>
-              <w:t xml:space="preserve">512</w:t>
-            </w:r>
-          </w:p>
-        </w:tc>
-        <w:tc>
-          <w:p>
-            <w:pPr>
-              <w:pStyle w:val="Compact"/>
-              <w:jc w:val="left"/>
-            </w:pPr>
-            <w:r>
-              <w:t xml:space="preserve">SQLite page cache in megabytes. Larger cache = fewer disk I/Os during expansion and planning. Each MB covers approximately 256 × 4KB pages. See per-machine recommendations below.</w:t>
-            </w:r>
-          </w:p>
-        </w:tc>
-      </w:tr>
-      <w:tr>
-        <w:tc>
-          <w:p>
-            <w:pPr>
-              <w:pStyle w:val="Compact"/>
-              <w:jc w:val="left"/>
-            </w:pPr>
-            <w:r>
-              <w:rPr>
-                <w:rStyle w:val="VerbatimChar"/>
-              </w:rPr>
-              <w:t xml:space="preserve">IDENTITY_CONCURRENCY</w:t>
-            </w:r>
-          </w:p>
-        </w:tc>
-        <w:tc>
-          <w:p>
-            <w:pPr>
-              <w:pStyle w:val="Compact"/>
-              <w:jc w:val="left"/>
-            </w:pPr>
-            <w:r>
-              <w:rPr>
-                <w:rStyle w:val="VerbatimChar"/>
-              </w:rPr>
-              <w:t xml:space="preserve">10</w:t>
-            </w:r>
-          </w:p>
-        </w:tc>
-        <w:tc>
-          <w:p>
-            <w:pPr>
-              <w:pStyle w:val="Compact"/>
-              <w:jc w:val="left"/>
-            </w:pPr>
-            <w:r>
-              <w:t xml:space="preserve">Maximum parallel</w:t>
-            </w:r>
-            <w:r>
-              <w:t xml:space="preserve"> </w:t>
-            </w:r>
-            <w:r>
-              <w:rPr>
-                <w:rStyle w:val="VerbatimChar"/>
-              </w:rPr>
-              <w:t xml:space="preserve">POST /clusters/members</w:t>
-            </w:r>
-            <w:r>
-              <w:t xml:space="preserve"> </w:t>
-            </w:r>
-            <w:r>
-              <w:t xml:space="preserve">calls during expansion. Adobe's Identity Graph supports up to ~10–20 concurrent requests before 429 rate-limiting becomes frequent.</w:t>
-            </w:r>
-          </w:p>
-        </w:tc>
-      </w:tr>
-      <w:tr>
-        <w:tc>
-          <w:p>
-            <w:pPr>
-              <w:pStyle w:val="Compact"/>
-              <w:jc w:val="left"/>
-            </w:pPr>
-            <w:r>
-              <w:rPr>
-                <w:rStyle w:val="VerbatimChar"/>
-              </w:rPr>
-              <w:t xml:space="preserve">IDENTITY_BATCH_SIZE</w:t>
-            </w:r>
-          </w:p>
-        </w:tc>
-        <w:tc>
-          <w:p>
-            <w:pPr>
-              <w:pStyle w:val="Compact"/>
-              <w:jc w:val="left"/>
-            </w:pPr>
-            <w:r>
-              <w:rPr>
-                <w:rStyle w:val="VerbatimChar"/>
-              </w:rPr>
-              <w:t xml:space="preserve">1000</w:t>
-            </w:r>
-          </w:p>
-        </w:tc>
-        <w:tc>
-          <w:p>
-            <w:pPr>
-              <w:pStyle w:val="Compact"/>
-              <w:jc w:val="left"/>
-            </w:pPr>
-            <w:r>
-              <w:t xml:space="preserve">Source identifiers per Identity Graph batch call. 1,000 is Adobe's hard maximum — do not increase. Decrease only if you encounter payload-size errors.</w:t>
-            </w:r>
-          </w:p>
-        </w:tc>
-      </w:tr>
-      <w:tr>
-        <w:tc>
-          <w:p>
-            <w:pPr>
-              <w:pStyle w:val="Compact"/>
-              <w:jc w:val="left"/>
-            </w:pPr>
-            <w:r>
-              <w:rPr>
-                <w:rStyle w:val="VerbatimChar"/>
-              </w:rPr>
-              <w:t xml:space="preserve">WORK_ORDER_CONCURRENCY</w:t>
-            </w:r>
-          </w:p>
-        </w:tc>
-        <w:tc>
-          <w:p>
-            <w:pPr>
-              <w:pStyle w:val="Compact"/>
-              <w:jc w:val="left"/>
-            </w:pPr>
-            <w:r>
-              <w:rPr>
-                <w:rStyle w:val="VerbatimChar"/>
-              </w:rPr>
-              <w:t xml:space="preserve">2</w:t>
-            </w:r>
-          </w:p>
-        </w:tc>
-        <w:tc>
-          <w:p>
-            <w:pPr>
-              <w:pStyle w:val="Compact"/>
-              <w:jc w:val="left"/>
-            </w:pPr>
-            <w:r>
-              <w:t xml:space="preserve">Parallel work-order POSTs during submission. Adobe's Hygiene API is not highly parallelized — keep at 1–3.</w:t>
-            </w:r>
-          </w:p>
-        </w:tc>
-      </w:tr>
-      <w:tr>
-        <w:tc>
-          <w:p>
-            <w:pPr>
-              <w:pStyle w:val="Compact"/>
-              <w:jc w:val="left"/>
-            </w:pPr>
-            <w:r>
-              <w:rPr>
-                <w:rStyle w:val="VerbatimChar"/>
-              </w:rPr>
-              <w:t xml:space="preserve">MAX_IDS_PER_WORK_ORDER</w:t>
-            </w:r>
-          </w:p>
-        </w:tc>
-        <w:tc>
-          <w:p>
-            <w:pPr>
-              <w:pStyle w:val="Compact"/>
-              <w:jc w:val="left"/>
-            </w:pPr>
-            <w:r>
-              <w:rPr>
-                <w:rStyle w:val="VerbatimChar"/>
-              </w:rPr>
-              <w:t xml:space="preserve">100000</w:t>
-            </w:r>
-          </w:p>
-        </w:tc>
-        <w:tc>
-          <w:p>
-            <w:pPr>
-              <w:pStyle w:val="Compact"/>
-              <w:jc w:val="left"/>
-            </w:pPr>
-            <w:r>
-              <w:t xml:space="preserve">Identifiers per work order. 100,000 is Adobe's hard maximum. Do not increase. Decrease only for debugging.</w:t>
-            </w:r>
-          </w:p>
-        </w:tc>
-      </w:tr>
-      <w:tr>
-        <w:tc>
-          <w:p>
-            <w:pPr>
-              <w:pStyle w:val="Compact"/>
-              <w:jc w:val="left"/>
-            </w:pPr>
-            <w:r>
-              <w:rPr>
-                <w:rStyle w:val="VerbatimChar"/>
-              </w:rPr>
-              <w:t xml:space="preserve">REQUEST_TIMEOUT_MS</w:t>
-            </w:r>
-          </w:p>
-        </w:tc>
-        <w:tc>
-          <w:p>
-            <w:pPr>
-              <w:pStyle w:val="Compact"/>
-              <w:jc w:val="left"/>
-            </w:pPr>
-            <w:r>
-              <w:rPr>
-                <w:rStyle w:val="VerbatimChar"/>
-              </w:rPr>
-              <w:t xml:space="preserve">60000</w:t>
-            </w:r>
-          </w:p>
-        </w:tc>
-        <w:tc>
-          <w:p>
-            <w:pPr>
-              <w:pStyle w:val="Compact"/>
-              <w:jc w:val="left"/>
-            </w:pPr>
-            <w:r>
-              <w:t xml:space="preserve">HTTP request timeout in milliseconds (60 seconds). Increase for very slow network connections or VPN routing.</w:t>
-            </w:r>
-          </w:p>
-        </w:tc>
-      </w:tr>
-    </w:tbl>
-    <w:bookmarkEnd w:id="66"/>
-    <w:bookmarkStart w:id="67" w:name="quota-fallbacks"/>
-    <w:p>
-      <w:pPr>
-        <w:pStyle w:val="Heading4"/>
-      </w:pPr>
-      <w:r>
-        <w:t xml:space="preserve">Quota Fallbacks</w:t>
-      </w:r>
-    </w:p>
-    <w:p>
-      <w:pPr>
-        <w:pStyle w:val="FirstParagraph"/>
-      </w:pPr>
-      <w:r>
-        <w:t xml:space="preserve">These values are</w:t>
-      </w:r>
-      <w:r>
-        <w:t xml:space="preserve"> </w:t>
-      </w:r>
-      <w:r>
-        <w:rPr>
-          <w:bCs/>
-          <w:b/>
-        </w:rPr>
-        <w:t xml:space="preserve">fallbacks only</w:t>
-      </w:r>
-      <w:r>
-        <w:t xml:space="preserve">. The tool always prefers live quota from</w:t>
-      </w:r>
-      <w:r>
-        <w:t xml:space="preserve"> </w:t>
-      </w:r>
-      <w:r>
-        <w:t xml:space="preserve">Adobe's</w:t>
-      </w:r>
-      <w:r>
-        <w:t xml:space="preserve"> </w:t>
-      </w:r>
-      <w:r>
-        <w:rPr>
-          <w:rStyle w:val="VerbatimChar"/>
-        </w:rPr>
-        <w:t xml:space="preserve">GET /quota</w:t>
-      </w:r>
-      <w:r>
-        <w:t xml:space="preserve"> </w:t>
-      </w:r>
-      <w:r>
-        <w:t xml:space="preserve">endpoint. These are used only when the endpoint is</w:t>
-      </w:r>
-      <w:r>
-        <w:t xml:space="preserve"> </w:t>
-      </w:r>
-      <w:r>
-        <w:t xml:space="preserve">unreachable and no cache exists.</w:t>
-      </w:r>
-    </w:p>
-    <w:tbl>
-      <w:tblPr>
-        <w:tblStyle w:val="Table"/>
-        <w:tblW w:type="pct" w:w="0.0"/>
-        <w:tblLook w:firstRow="1" w:lastRow="0" w:firstColumn="0" w:lastColumn="0" w:noHBand="0" w:noVBand="0" w:val="0020"/>
-      </w:tblPr>
-      <w:tblGrid/>
-      <w:tr>
-        <w:tc>
-          <w:p>
-            <w:pPr>
-              <w:pStyle w:val="Compact"/>
-              <w:jc w:val="left"/>
-            </w:pPr>
-            <w:r>
-              <w:t xml:space="preserve">Variable</w:t>
-            </w:r>
-          </w:p>
-        </w:tc>
-        <w:tc>
-          <w:p>
-            <w:pPr>
-              <w:pStyle w:val="Compact"/>
-              <w:jc w:val="left"/>
-            </w:pPr>
-            <w:r>
-              <w:t xml:space="preserve">Default</w:t>
-            </w:r>
-          </w:p>
-        </w:tc>
-        <w:tc>
-          <w:p>
-            <w:pPr>
-              <w:pStyle w:val="Compact"/>
-              <w:jc w:val="left"/>
-            </w:pPr>
-            <w:r>
-              <w:t xml:space="preserve">Description</w:t>
-            </w:r>
-          </w:p>
-        </w:tc>
-      </w:tr>
-      <w:tr>
-        <w:tc>
-          <w:p>
-            <w:pPr>
-              <w:pStyle w:val="Compact"/>
-              <w:jc w:val="left"/>
-            </w:pPr>
-            <w:r>
-              <w:rPr>
-                <w:rStyle w:val="VerbatimChar"/>
-              </w:rPr>
-              <w:t xml:space="preserve">DAILY_IDENTIFIER_LIMIT</w:t>
-            </w:r>
-          </w:p>
-        </w:tc>
-        <w:tc>
-          <w:p>
-            <w:pPr>
-              <w:pStyle w:val="Compact"/>
-              <w:jc w:val="left"/>
-            </w:pPr>
-            <w:r>
-              <w:rPr>
-                <w:rStyle w:val="VerbatimChar"/>
-              </w:rPr>
-              <w:t xml:space="preserve">1000000</w:t>
-            </w:r>
-          </w:p>
-        </w:tc>
-        <w:tc>
-          <w:p>
-            <w:pPr>
-              <w:pStyle w:val="Compact"/>
-              <w:jc w:val="left"/>
-            </w:pPr>
-            <w:r>
-              <w:t xml:space="preserve">Fallback daily identifier deletion cap. Match your Adobe contract entitlement.</w:t>
-            </w:r>
-          </w:p>
-        </w:tc>
-      </w:tr>
-      <w:tr>
-        <w:tc>
-          <w:p>
-            <w:pPr>
-              <w:pStyle w:val="Compact"/>
-              <w:jc w:val="left"/>
-            </w:pPr>
-            <w:r>
-              <w:rPr>
-                <w:rStyle w:val="VerbatimChar"/>
-              </w:rPr>
-              <w:t xml:space="preserve">MONTHLY_IDENTIFIER_LIMIT</w:t>
-            </w:r>
-          </w:p>
-        </w:tc>
-        <w:tc>
-          <w:p>
-            <w:pPr>
-              <w:pStyle w:val="Compact"/>
-              <w:jc w:val="left"/>
-            </w:pPr>
-            <w:r>
-              <w:rPr>
-                <w:rStyle w:val="VerbatimChar"/>
-              </w:rPr>
-              <w:t xml:space="preserve">3000000</w:t>
-            </w:r>
-          </w:p>
-        </w:tc>
-        <w:tc>
-          <w:p>
-            <w:pPr>
-              <w:pStyle w:val="Compact"/>
-              <w:jc w:val="left"/>
-            </w:pPr>
-            <w:r>
-              <w:t xml:space="preserve">FALLBACK monthly identifier cap (live Adobe</w:t>
-            </w:r>
-            <w:r>
-              <w:t xml:space="preserve"> </w:t>
-            </w:r>
-            <w:r>
-              <w:rPr>
-                <w:rStyle w:val="VerbatimChar"/>
-              </w:rPr>
-              <w:t xml:space="preserve">/quota</w:t>
-            </w:r>
-            <w:r>
-              <w:t xml:space="preserve"> </w:t>
-            </w:r>
-            <w:r>
-              <w:t xml:space="preserve">wins). Adobe always enforces a monthly cap, so there is no "disable monthly" option (review R4 #4).</w:t>
-            </w:r>
-          </w:p>
-        </w:tc>
-      </w:tr>
-    </w:tbl>
-    <w:bookmarkEnd w:id="67"/>
-    <w:bookmarkStart w:id="68" w:name="adobe-endpoints-advanced"/>
-    <w:p>
-      <w:pPr>
-        <w:pStyle w:val="Heading4"/>
-      </w:pPr>
-      <w:r>
-        <w:t xml:space="preserve">Adobe Endpoints (advanced)</w:t>
-      </w:r>
-    </w:p>
-    <w:tbl>
-      <w:tblPr>
-        <w:tblStyle w:val="Table"/>
-        <w:tblW w:type="pct" w:w="0.0"/>
-        <w:tblLook w:firstRow="1" w:lastRow="0" w:firstColumn="0" w:lastColumn="0" w:noHBand="0" w:noVBand="0" w:val="0020"/>
-      </w:tblPr>
-      <w:tblGrid/>
-      <w:tr>
-        <w:tc>
-          <w:p>
-            <w:pPr>
-              <w:pStyle w:val="Compact"/>
-              <w:jc w:val="left"/>
-            </w:pPr>
-            <w:r>
-              <w:t xml:space="preserve">Variable</w:t>
-            </w:r>
-          </w:p>
-        </w:tc>
-        <w:tc>
-          <w:p>
-            <w:pPr>
-              <w:pStyle w:val="Compact"/>
-              <w:jc w:val="left"/>
-            </w:pPr>
-            <w:r>
-              <w:t xml:space="preserve">Default</w:t>
-            </w:r>
-          </w:p>
-        </w:tc>
-        <w:tc>
-          <w:p>
-            <w:pPr>
-              <w:pStyle w:val="Compact"/>
-              <w:jc w:val="left"/>
-            </w:pPr>
-            <w:r>
-              <w:t xml:space="preserve">Description</w:t>
-            </w:r>
-          </w:p>
-        </w:tc>
-      </w:tr>
-      <w:tr>
-        <w:tc>
-          <w:p>
-            <w:pPr>
-              <w:pStyle w:val="Compact"/>
-              <w:jc w:val="left"/>
-            </w:pPr>
-            <w:r>
-              <w:rPr>
-                <w:rStyle w:val="VerbatimChar"/>
-              </w:rPr>
-              <w:t xml:space="preserve">AEP_GATEWAY</w:t>
-            </w:r>
-          </w:p>
-        </w:tc>
-        <w:tc>
-          <w:p>
-            <w:pPr>
-              <w:pStyle w:val="Compact"/>
-              <w:jc w:val="left"/>
-            </w:pPr>
-            <w:r>
-              <w:rPr>
-                <w:rStyle w:val="VerbatimChar"/>
-              </w:rPr>
-              <w:t xml:space="preserve">https://platform.adobe.io</w:t>
-            </w:r>
-          </w:p>
-        </w:tc>
-        <w:tc>
-          <w:p>
-            <w:pPr>
-              <w:pStyle w:val="Compact"/>
-              <w:jc w:val="left"/>
-            </w:pPr>
-            <w:r>
-              <w:t xml:space="preserve">Base URL for all non-Identity AEP APIs. Override only for on-premise or staging environments.</w:t>
-            </w:r>
-          </w:p>
-        </w:tc>
-      </w:tr>
-      <w:tr>
-        <w:tc>
-          <w:p>
-            <w:pPr>
-              <w:pStyle w:val="Compact"/>
-              <w:jc w:val="left"/>
-            </w:pPr>
-            <w:r>
-              <w:rPr>
-                <w:rStyle w:val="VerbatimChar"/>
-              </w:rPr>
-              <w:t xml:space="preserve">IMS_HOST</w:t>
-            </w:r>
-          </w:p>
-        </w:tc>
-        <w:tc>
-          <w:p>
-            <w:pPr>
-              <w:pStyle w:val="Compact"/>
-              <w:jc w:val="left"/>
-            </w:pPr>
-            <w:r>
-              <w:rPr>
-                <w:rStyle w:val="VerbatimChar"/>
-              </w:rPr>
-              <w:t xml:space="preserve">https://ims-na1.adobelogin.com</w:t>
-            </w:r>
-          </w:p>
-        </w:tc>
-        <w:tc>
-          <w:p>
-            <w:pPr>
-              <w:pStyle w:val="Compact"/>
-              <w:jc w:val="left"/>
-            </w:pPr>
-            <w:r>
-              <w:t xml:space="preserve">IMS authentication host. Override for non-production IMS environments.</w:t>
-            </w:r>
-          </w:p>
-        </w:tc>
-      </w:tr>
-      <w:tr>
-        <w:tc>
-          <w:p>
-            <w:pPr>
-              <w:pStyle w:val="Compact"/>
-              <w:jc w:val="left"/>
-            </w:pPr>
-            <w:r>
-              <w:rPr>
-                <w:rStyle w:val="VerbatimChar"/>
-              </w:rPr>
-              <w:t xml:space="preserve">IMS_SCOPE</w:t>
-            </w:r>
-          </w:p>
-        </w:tc>
-        <w:tc>
-          <w:p>
-            <w:pPr>
-              <w:pStyle w:val="Compact"/>
-              <w:jc w:val="left"/>
-            </w:pPr>
-            <w:r>
-              <w:rPr>
-                <w:iCs/>
-                <w:i/>
-              </w:rPr>
-              <w:t xml:space="preserve">(standard AEP scopes)</w:t>
-            </w:r>
-          </w:p>
-        </w:tc>
-        <w:tc>
-          <w:p>
-            <w:pPr>
-              <w:pStyle w:val="Compact"/>
-              <w:jc w:val="left"/>
-            </w:pPr>
-            <w:r>
-              <w:t xml:space="preserve">OAuth 2.0 scopes included in the token request. Change only if your Adobe organization uses a non-standard scope set.</w:t>
-            </w:r>
-          </w:p>
-        </w:tc>
-      </w:tr>
-      <w:tr>
-        <w:tc>
-          <w:p>
-            <w:pPr>
-              <w:pStyle w:val="Compact"/>
-              <w:jc w:val="left"/>
-            </w:pPr>
-            <w:r>
-              <w:rPr>
-                <w:rStyle w:val="VerbatimChar"/>
-              </w:rPr>
-              <w:t xml:space="preserve">AEP_IDENTITY_REGION</w:t>
-            </w:r>
-          </w:p>
-        </w:tc>
-        <w:tc>
-          <w:p>
-            <w:pPr>
-              <w:pStyle w:val="Compact"/>
-              <w:jc w:val="left"/>
-            </w:pPr>
-            <w:r>
-              <w:rPr>
-                <w:rStyle w:val="VerbatimChar"/>
-              </w:rPr>
-              <w:t xml:space="preserve">va7</w:t>
-            </w:r>
-          </w:p>
-        </w:tc>
-        <w:tc>
-          <w:p>
-            <w:pPr>
-              <w:pStyle w:val="Compact"/>
-              <w:jc w:val="left"/>
-            </w:pPr>
-            <w:r>
-              <w:t xml:space="preserve">Global fallback identity region. Used only when a credential row lacks a</w:t>
-            </w:r>
-            <w:r>
-              <w:t xml:space="preserve"> </w:t>
-            </w:r>
-            <w:r>
-              <w:rPr>
-                <w:rStyle w:val="VerbatimChar"/>
-              </w:rPr>
-              <w:t xml:space="preserve">region</w:t>
-            </w:r>
-            <w:r>
-              <w:t xml:space="preserve"> </w:t>
-            </w:r>
-            <w:r>
-              <w:t xml:space="preserve">value (pre-migration data). For all new credentials, region is stored per-credential.</w:t>
-            </w:r>
-          </w:p>
-        </w:tc>
-      </w:tr>
-    </w:tbl>
-    <w:bookmarkEnd w:id="68"/>
-    <w:bookmarkEnd w:id="69"/>
-    <w:bookmarkStart w:id="70" w:name="X83e7d1ead6d5a38ce8d66df2d8992afec747b51"/>
-    <w:p>
-      <w:pPr>
-        <w:pStyle w:val="Heading3"/>
-      </w:pPr>
-      <w:r>
-        <w:t xml:space="preserve">8.2 Per-Machine Tuning Recommendations</w:t>
-      </w:r>
-    </w:p>
-    <w:p>
-      <w:pPr>
-        <w:pStyle w:val="SourceCode"/>
-      </w:pPr>
-      <w:r>
-        <w:rPr>
-          <w:rStyle w:val="VerbatimChar"/>
-        </w:rPr>
-        <w:t xml:space="preserve">  ┌──────────────────────────────────────────────────────────────────────┐</w:t>
-      </w:r>
-      <w:r>
-        <w:br/>
-      </w:r>
-      <w:r>
-        <w:rPr>
-          <w:rStyle w:val="VerbatimChar"/>
-        </w:rPr>
-        <w:t xml:space="preserve">  │  QUICK-START  .env  (place in project root, never commit)            │</w:t>
-      </w:r>
-      <w:r>
-        <w:br/>
-      </w:r>
-      <w:r>
-        <w:rPr>
-          <w:rStyle w:val="VerbatimChar"/>
-        </w:rPr>
-        <w:t xml:space="preserve">  │                                                                      │</w:t>
-      </w:r>
-      <w:r>
-        <w:br/>
-      </w:r>
-      <w:r>
-        <w:rPr>
-          <w:rStyle w:val="VerbatimChar"/>
-        </w:rPr>
-        <w:t xml:space="preserve">  │  # ─── Storage (keep outside cloud sync) ─────────────────────────  │</w:t>
-      </w:r>
-      <w:r>
-        <w:br/>
-      </w:r>
-      <w:r>
-        <w:rPr>
-          <w:rStyle w:val="VerbatimChar"/>
-        </w:rPr>
-        <w:t xml:space="preserve">  │  # Windows: DATA_DIR=C:\Users\YourName\AppData\Local\aep-helper      │</w:t>
-      </w:r>
-      <w:r>
-        <w:br/>
-      </w:r>
-      <w:r>
-        <w:rPr>
-          <w:rStyle w:val="VerbatimChar"/>
-        </w:rPr>
-        <w:t xml:space="preserve">  │  # macOS:   DATA_DIR=/Users/YourName/.local/share/aep-helper         │</w:t>
-      </w:r>
-      <w:r>
-        <w:br/>
-      </w:r>
-      <w:r>
-        <w:rPr>
-          <w:rStyle w:val="VerbatimChar"/>
-        </w:rPr>
-        <w:t xml:space="preserve">  │  # Linux:   DATA_DIR=/home/YourName/.local/share/aep-helper          │</w:t>
-      </w:r>
-      <w:r>
-        <w:br/>
-      </w:r>
-      <w:r>
-        <w:rPr>
-          <w:rStyle w:val="VerbatimChar"/>
-        </w:rPr>
-        <w:t xml:space="preserve">  │                                                                      │</w:t>
-      </w:r>
-      <w:r>
-        <w:br/>
-      </w:r>
-      <w:r>
-        <w:rPr>
-          <w:rStyle w:val="VerbatimChar"/>
-        </w:rPr>
-        <w:t xml:space="preserve">  │  # ─── Performance (tune to your machine) ─────────────────────────  │</w:t>
-      </w:r>
-      <w:r>
-        <w:br/>
-      </w:r>
-      <w:r>
-        <w:rPr>
-          <w:rStyle w:val="VerbatimChar"/>
-        </w:rPr>
-        <w:t xml:space="preserve">  │  SQLITE_CACHE_MB=1024         # 16 GB laptop                         │</w:t>
-      </w:r>
-      <w:r>
-        <w:br/>
-      </w:r>
-      <w:r>
-        <w:rPr>
-          <w:rStyle w:val="VerbatimChar"/>
-        </w:rPr>
-        <w:t xml:space="preserve">  │  IDENTITY_CONCURRENCY=10      # default, safe for most orgs          │</w:t>
-      </w:r>
-      <w:r>
-        <w:br/>
-      </w:r>
-      <w:r>
-        <w:rPr>
-          <w:rStyle w:val="VerbatimChar"/>
-        </w:rPr>
-        <w:t xml:space="preserve">  └──────────────────────────────────────────────────────────────────────┘</w:t>
-      </w:r>
-    </w:p>
-    <w:tbl>
-      <w:tblPr>
-        <w:tblStyle w:val="Table"/>
-        <w:tblW w:type="pct" w:w="0.0"/>
-        <w:tblLook w:firstRow="1" w:lastRow="0" w:firstColumn="0" w:lastColumn="0" w:noHBand="0" w:noVBand="0" w:val="0020"/>
-      </w:tblPr>
-      <w:tblGrid/>
-      <w:tr>
-        <w:tc>
-          <w:p>
-            <w:pPr>
-              <w:pStyle w:val="Compact"/>
-              <w:jc w:val="left"/>
-            </w:pPr>
-            <w:r>
-              <w:t xml:space="preserve">Machine type</w:t>
-            </w:r>
-          </w:p>
-        </w:tc>
-        <w:tc>
-          <w:p>
-            <w:pPr>
-              <w:pStyle w:val="Compact"/>
-              <w:jc w:val="left"/>
-            </w:pPr>
-            <w:r>
-              <w:rPr>
-                <w:rStyle w:val="VerbatimChar"/>
-              </w:rPr>
-              <w:t xml:space="preserve">SQLITE_CACHE_MB</w:t>
-            </w:r>
-          </w:p>
-        </w:tc>
-        <w:tc>
-          <w:p>
-            <w:pPr>
-              <w:pStyle w:val="Compact"/>
-              <w:jc w:val="left"/>
-            </w:pPr>
-            <w:r>
-              <w:rPr>
-                <w:rStyle w:val="VerbatimChar"/>
-              </w:rPr>
-              <w:t xml:space="preserve">IDENTITY_CONCURRENCY</w:t>
-            </w:r>
-          </w:p>
-        </w:tc>
-        <w:tc>
-          <w:p>
-            <w:pPr>
-              <w:pStyle w:val="Compact"/>
-              <w:jc w:val="left"/>
-            </w:pPr>
-            <w:r>
-              <w:t xml:space="preserve">Notes</w:t>
-            </w:r>
-          </w:p>
-        </w:tc>
-      </w:tr>
-      <w:tr>
-        <w:tc>
-          <w:p>
-            <w:pPr>
-              <w:pStyle w:val="Compact"/>
-              <w:jc w:val="left"/>
-            </w:pPr>
-            <w:r>
-              <w:t xml:space="preserve">Laptop, 8–16 GB RAM</w:t>
-            </w:r>
-          </w:p>
-        </w:tc>
-        <w:tc>
-          <w:p>
-            <w:pPr>
-              <w:pStyle w:val="Compact"/>
-              <w:jc w:val="left"/>
-            </w:pPr>
-            <w:r>
-              <w:rPr>
-                <w:rStyle w:val="VerbatimChar"/>
-              </w:rPr>
-              <w:t xml:space="preserve">512</w:t>
-            </w:r>
-            <w:r>
-              <w:t xml:space="preserve"> </w:t>
-            </w:r>
-            <w:r>
-              <w:t xml:space="preserve">–</w:t>
-            </w:r>
-            <w:r>
-              <w:t xml:space="preserve"> </w:t>
-            </w:r>
-            <w:r>
-              <w:rPr>
-                <w:rStyle w:val="VerbatimChar"/>
-              </w:rPr>
-              <w:t xml:space="preserve">1024</w:t>
-            </w:r>
-          </w:p>
-        </w:tc>
-        <w:tc>
-          <w:p>
-            <w:pPr>
-              <w:pStyle w:val="Compact"/>
-              <w:jc w:val="left"/>
-            </w:pPr>
-            <w:r>
-              <w:rPr>
-                <w:rStyle w:val="VerbatimChar"/>
-              </w:rPr>
-              <w:t xml:space="preserve">8</w:t>
-            </w:r>
-            <w:r>
-              <w:t xml:space="preserve"> </w:t>
-            </w:r>
-            <w:r>
-              <w:t xml:space="preserve">–</w:t>
-            </w:r>
-            <w:r>
-              <w:t xml:space="preserve"> </w:t>
-            </w:r>
-            <w:r>
-              <w:rPr>
-                <w:rStyle w:val="VerbatimChar"/>
-              </w:rPr>
-              <w:t xml:space="preserve">10</w:t>
-            </w:r>
-          </w:p>
-        </w:tc>
-        <w:tc>
-          <w:p>
-            <w:pPr>
-              <w:pStyle w:val="Compact"/>
-              <w:jc w:val="left"/>
-            </w:pPr>
-            <w:r>
-              <w:t xml:space="preserve">Default settings; no change needed</w:t>
-            </w:r>
-          </w:p>
-        </w:tc>
-      </w:tr>
-      <w:tr>
-        <w:tc>
-          <w:p>
-            <w:pPr>
-              <w:pStyle w:val="Compact"/>
-              <w:jc w:val="left"/>
-            </w:pPr>
-            <w:r>
-              <w:t xml:space="preserve">Laptop, 32 GB RAM</w:t>
-            </w:r>
-          </w:p>
-        </w:tc>
-        <w:tc>
-          <w:p>
-            <w:pPr>
-              <w:pStyle w:val="Compact"/>
-              <w:jc w:val="left"/>
-            </w:pPr>
-            <w:r>
-              <w:rPr>
-                <w:rStyle w:val="VerbatimChar"/>
-              </w:rPr>
-              <w:t xml:space="preserve">8192</w:t>
-            </w:r>
-          </w:p>
-        </w:tc>
-        <w:tc>
-          <w:p>
-            <w:pPr>
-              <w:pStyle w:val="Compact"/>
-              <w:jc w:val="left"/>
-            </w:pPr>
-            <w:r>
-              <w:rPr>
-                <w:rStyle w:val="VerbatimChar"/>
-              </w:rPr>
-              <w:t xml:space="preserve">15</w:t>
-            </w:r>
-          </w:p>
-        </w:tc>
-        <w:tc>
-          <w:p>
-            <w:pPr>
-              <w:pStyle w:val="Compact"/>
-              <w:jc w:val="left"/>
-            </w:pPr>
-            <w:r>
-              <w:t xml:space="preserve">Entire B-tree fits in RAM; no I/O degradation on large jobs</w:t>
-            </w:r>
-          </w:p>
-        </w:tc>
-      </w:tr>
-      <w:tr>
-        <w:tc>
-          <w:p>
-            <w:pPr>
-              <w:pStyle w:val="Compact"/>
-              <w:jc w:val="left"/>
-            </w:pPr>
-            <w:r>
-              <w:t xml:space="preserve">Dedicated server, 8–16 GB RAM</w:t>
-            </w:r>
-          </w:p>
-        </w:tc>
-        <w:tc>
-          <w:p>
-            <w:pPr>
-              <w:pStyle w:val="Compact"/>
-              <w:jc w:val="left"/>
-            </w:pPr>
-            <w:r>
-              <w:rPr>
-                <w:rStyle w:val="VerbatimChar"/>
-              </w:rPr>
-              <w:t xml:space="preserve">2048</w:t>
-            </w:r>
-          </w:p>
-        </w:tc>
-        <w:tc>
-          <w:p>
-            <w:pPr>
-              <w:pStyle w:val="Compact"/>
-              <w:jc w:val="left"/>
-            </w:pPr>
-            <w:r>
-              <w:rPr>
-                <w:rStyle w:val="VerbatimChar"/>
-              </w:rPr>
-              <w:t xml:space="preserve">15</w:t>
-            </w:r>
-            <w:r>
-              <w:t xml:space="preserve"> </w:t>
-            </w:r>
-            <w:r>
-              <w:t xml:space="preserve">–</w:t>
-            </w:r>
-            <w:r>
-              <w:t xml:space="preserve"> </w:t>
-            </w:r>
-            <w:r>
-              <w:rPr>
-                <w:rStyle w:val="VerbatimChar"/>
-              </w:rPr>
-              <w:t xml:space="preserve">20</w:t>
-            </w:r>
-          </w:p>
-        </w:tc>
-        <w:tc>
-          <w:p>
-            <w:pPr>
-              <w:pStyle w:val="Compact"/>
-              <w:jc w:val="left"/>
-            </w:pPr>
-            <w:r>
-              <w:t xml:space="preserve">More headroom; adjust to available RAM</w:t>
-            </w:r>
-          </w:p>
-        </w:tc>
-      </w:tr>
-      <w:tr>
-        <w:tc>
-          <w:p>
-            <w:pPr>
-              <w:pStyle w:val="Compact"/>
-              <w:jc w:val="left"/>
-            </w:pPr>
-            <w:r>
-              <w:t xml:space="preserve">Dedicated server, 32+ GB RAM</w:t>
-            </w:r>
-          </w:p>
-        </w:tc>
-        <w:tc>
-          <w:p>
-            <w:pPr>
-              <w:pStyle w:val="Compact"/>
-              <w:jc w:val="left"/>
-            </w:pPr>
-            <w:r>
-              <w:rPr>
-                <w:rStyle w:val="VerbatimChar"/>
-              </w:rPr>
-              <w:t xml:space="preserve">4096</w:t>
-            </w:r>
-          </w:p>
-        </w:tc>
-        <w:tc>
-          <w:p>
-            <w:pPr>
-              <w:pStyle w:val="Compact"/>
-              <w:jc w:val="left"/>
-            </w:pPr>
-            <w:r>
-              <w:rPr>
-                <w:rStyle w:val="VerbatimChar"/>
-              </w:rPr>
-              <w:t xml:space="preserve">20</w:t>
-            </w:r>
-          </w:p>
-        </w:tc>
-        <w:tc>
-          <w:p>
-            <w:pPr>
-              <w:pStyle w:val="Compact"/>
-              <w:jc w:val="left"/>
-            </w:pPr>
-            <w:r>
-              <w:t xml:space="preserve">High throughput; watch Adobe 429 rate</w:t>
-            </w:r>
-          </w:p>
-        </w:tc>
-      </w:tr>
-    </w:tbl>
-    <w:bookmarkEnd w:id="70"/>
-    <w:bookmarkStart w:id="71" w:name="X34f50e25529070f0db050bd1e498ccc64897387"/>
-    <w:p>
-      <w:pPr>
-        <w:pStyle w:val="Heading3"/>
-      </w:pPr>
-      <w:r>
-        <w:t xml:space="preserve">8.3 Development / Testing</w:t>
-      </w:r>
-    </w:p>
-    <w:tbl>
-      <w:tblPr>
-        <w:tblStyle w:val="Table"/>
-        <w:tblW w:type="pct" w:w="0.0"/>
-        <w:tblLook w:firstRow="1" w:lastRow="0" w:firstColumn="0" w:lastColumn="0" w:noHBand="0" w:noVBand="0" w:val="0020"/>
-      </w:tblPr>
-      <w:tblGrid/>
-      <w:tr>
-        <w:tc>
-          <w:p>
-            <w:pPr>
-              <w:pStyle w:val="Compact"/>
-              <w:jc w:val="left"/>
-            </w:pPr>
-            <w:r>
-              <w:t xml:space="preserve">Variable</w:t>
-            </w:r>
-          </w:p>
-        </w:tc>
-        <w:tc>
-          <w:p>
-            <w:pPr>
-              <w:pStyle w:val="Compact"/>
-              <w:jc w:val="left"/>
-            </w:pPr>
-            <w:r>
-              <w:t xml:space="preserve">Default</w:t>
-            </w:r>
-          </w:p>
-        </w:tc>
-        <w:tc>
-          <w:p>
-            <w:pPr>
-              <w:pStyle w:val="Compact"/>
-              <w:jc w:val="left"/>
-            </w:pPr>
-            <w:r>
-              <w:t xml:space="preserve">Description</w:t>
-            </w:r>
-          </w:p>
-        </w:tc>
-      </w:tr>
-      <w:tr>
-        <w:tc>
-          <w:p>
-            <w:pPr>
-              <w:pStyle w:val="Compact"/>
-              <w:jc w:val="left"/>
-            </w:pPr>
-            <w:r>
-              <w:rPr>
-                <w:rStyle w:val="VerbatimChar"/>
-              </w:rPr>
-              <w:t xml:space="preserve">SMOKE_SUBMIT</w:t>
-            </w:r>
-          </w:p>
-        </w:tc>
-        <w:tc>
-          <w:p>
-            <w:pPr>
-              <w:pStyle w:val="Compact"/>
-              <w:jc w:val="left"/>
-            </w:pPr>
-            <w:r>
-              <w:rPr>
-                <w:iCs/>
-                <w:i/>
-              </w:rPr>
-              <w:t xml:space="preserve">(unset)</w:t>
-            </w:r>
-          </w:p>
-        </w:tc>
-        <w:tc>
-          <w:p>
-            <w:pPr>
-              <w:pStyle w:val="Compact"/>
-              <w:jc w:val="left"/>
-            </w:pPr>
-            <w:r>
-              <w:t xml:space="preserve">Set to</w:t>
-            </w:r>
-            <w:r>
-              <w:t xml:space="preserve"> </w:t>
-            </w:r>
-            <w:r>
-              <w:rPr>
-                <w:rStyle w:val="VerbatimChar"/>
-              </w:rPr>
-              <w:t xml:space="preserve">1</w:t>
-            </w:r>
-            <w:r>
-              <w:t xml:space="preserve"> </w:t>
-            </w:r>
-            <w:r>
-              <w:t xml:space="preserve">to allow the live smoke test (</w:t>
-            </w:r>
-            <w:r>
-              <w:rPr>
-                <w:rStyle w:val="VerbatimChar"/>
-              </w:rPr>
-              <w:t xml:space="preserve">test/smoke.live.js</w:t>
-            </w:r>
-            <w:r>
-              <w:t xml:space="preserve">) to submit actual work orders to Adobe.</w:t>
-            </w:r>
-            <w:r>
-              <w:t xml:space="preserve"> </w:t>
-            </w:r>
-            <w:r>
-              <w:rPr>
-                <w:bCs/>
-                <w:b/>
-              </w:rPr>
-              <w:t xml:space="preserve">Requires real credentials in environment variables.</w:t>
-            </w:r>
-            <w:r>
-              <w:t xml:space="preserve"> </w:t>
-            </w:r>
-            <w:r>
-              <w:t xml:space="preserve">Never set this in CI unless you intend live deletions.</w:t>
-            </w:r>
-          </w:p>
-        </w:tc>
-      </w:tr>
-    </w:tbl>
-    <w:bookmarkEnd w:id="71"/>
-    <w:bookmarkStart w:id="72" w:name="X0d940ce8f9a3580748f7a167062091ac0f2447b"/>
-    <w:p>
-      <w:pPr>
-        <w:pStyle w:val="Heading3"/>
-      </w:pPr>
-      <w:r>
-        <w:t xml:space="preserve">8.4 Sample</w:t>
-      </w:r>
-      <w:r>
-        <w:t xml:space="preserve"> </w:t>
-      </w:r>
-      <w:r>
-        <w:rPr>
-          <w:rStyle w:val="VerbatimChar"/>
-        </w:rPr>
-        <w:t xml:space="preserve">.env</w:t>
-      </w:r>
-      <w:r>
-        <w:t xml:space="preserve"> </w:t>
-      </w:r>
-      <w:r>
-        <w:t xml:space="preserve">Files</w:t>
-      </w:r>
-    </w:p>
-    <w:p>
-      <w:pPr>
-        <w:pStyle w:val="FirstParagraph"/>
-      </w:pPr>
-      <w:r>
-        <w:rPr>
-          <w:bCs/>
-          <w:b/>
-        </w:rPr>
-        <w:t xml:space="preserve">Minimal (laptop, first run):</w:t>
-      </w:r>
-    </w:p>
-    <w:p>
-      <w:pPr>
-        <w:pStyle w:val="SourceCode"/>
-      </w:pPr>
-      <w:r>
-        <w:rPr>
-          <w:rStyle w:val="VerbatimChar"/>
-        </w:rPr>
-        <w:t xml:space="preserve"># No configuration needed — defaults work out of the box.</w:t>
-      </w:r>
-      <w:r>
-        <w:br/>
-      </w:r>
-      <w:r>
-        <w:rPr>
-          <w:rStyle w:val="VerbatimChar"/>
-        </w:rPr>
-        <w:t xml:space="preserve"># Optionally set DATA_DIR to keep data outside cloud sync:</w:t>
-      </w:r>
-      <w:r>
-        <w:br/>
-      </w:r>
-      <w:r>
-        <w:rPr>
-          <w:rStyle w:val="VerbatimChar"/>
-        </w:rPr>
-        <w:t xml:space="preserve">DATA_DIR=C:\Users\YourName\AppData\Local\aep-lifecycle-helper</w:t>
-      </w:r>
-    </w:p>
-    <w:p>
-      <w:pPr>
-        <w:pStyle w:val="FirstParagraph"/>
-      </w:pPr>
-      <w:r>
-        <w:rPr>
-          <w:bCs/>
-          <w:b/>
-        </w:rPr>
-        <w:t xml:space="preserve">Tuned for a 32 GB Windows laptop:</w:t>
-      </w:r>
-    </w:p>
-    <w:p>
-      <w:pPr>
-        <w:pStyle w:val="SourceCode"/>
-      </w:pPr>
-      <w:r>
-        <w:rPr>
-          <w:rStyle w:val="VerbatimChar"/>
-        </w:rPr>
-        <w:t xml:space="preserve">DATA_DIR=C:\Users\YourName\AppData\Local\aep-lifecycle-helper</w:t>
-      </w:r>
-      <w:r>
-        <w:br/>
-      </w:r>
-      <w:r>
-        <w:rPr>
-          <w:rStyle w:val="VerbatimChar"/>
-        </w:rPr>
-        <w:t xml:space="preserve">SQLITE_CACHE_MB=8192</w:t>
-      </w:r>
-      <w:r>
-        <w:br/>
-      </w:r>
-      <w:r>
-        <w:rPr>
-          <w:rStyle w:val="VerbatimChar"/>
-        </w:rPr>
-        <w:t xml:space="preserve">IDENTITY_CONCURRENCY=15</w:t>
-      </w:r>
-    </w:p>
-    <w:p>
-      <w:pPr>
-        <w:pStyle w:val="FirstParagraph"/>
-      </w:pPr>
-      <w:r>
-        <w:rPr>
-          <w:bCs/>
-          <w:b/>
-        </w:rPr>
-        <w:t xml:space="preserve">Tuned for a dedicated server:</w:t>
-      </w:r>
-    </w:p>
-    <w:p>
-      <w:pPr>
-        <w:pStyle w:val="SourceCode"/>
-      </w:pPr>
-      <w:r>
-        <w:rPr>
-          <w:rStyle w:val="VerbatimChar"/>
-        </w:rPr>
-        <w:t xml:space="preserve">DATA_DIR=/var/lib/aep-lifecycle-helper</w:t>
-      </w:r>
-      <w:r>
-        <w:br/>
-      </w:r>
-      <w:r>
-        <w:rPr>
-          <w:rStyle w:val="VerbatimChar"/>
-        </w:rPr>
-        <w:t xml:space="preserve">SQLITE_CACHE_MB=4096</w:t>
-      </w:r>
-      <w:r>
-        <w:br/>
-      </w:r>
-      <w:r>
-        <w:rPr>
-          <w:rStyle w:val="VerbatimChar"/>
-        </w:rPr>
-        <w:t xml:space="preserve">IDENTITY_CONCURRENCY=20</w:t>
-      </w:r>
-      <w:r>
-        <w:br/>
-      </w:r>
-      <w:r>
-        <w:rPr>
-          <w:rStyle w:val="VerbatimChar"/>
-        </w:rPr>
-        <w:t xml:space="preserve">WORK_ORDER_CONCURRENCY=2</w:t>
-      </w:r>
-      <w:r>
-        <w:br/>
-      </w:r>
-      <w:r>
-        <w:rPr>
-          <w:rStyle w:val="VerbatimChar"/>
-        </w:rPr>
-        <w:t xml:space="preserve">HOST=127.0.0.1</w:t>
-      </w:r>
-      <w:r>
-        <w:br/>
-      </w:r>
-      <w:r>
-        <w:rPr>
-          <w:rStyle w:val="VerbatimChar"/>
-        </w:rPr>
-        <w:t xml:space="preserve">OPEN_BROWSER=0</w:t>
-      </w:r>
-    </w:p>
-    <w:p>
-      <w:pPr>
-        <w:pStyle w:val="FirstParagraph"/>
-      </w:pPr>
-      <w:r>
-        <w:rPr>
-          <w:bCs/>
-          <w:b/>
-        </w:rPr>
-        <w:t xml:space="preserve">Externally managed encryption key:</w:t>
-      </w:r>
-    </w:p>
-    <w:p>
-      <w:pPr>
-        <w:pStyle w:val="SourceCode"/>
-      </w:pPr>
-      <w:r>
-        <w:rPr>
-          <w:rStyle w:val="VerbatimChar"/>
-        </w:rPr>
-        <w:t xml:space="preserve">DATA_DIR=/var/lib/aep-lifecycle-helper</w:t>
-      </w:r>
-      <w:r>
-        <w:br/>
-      </w:r>
-      <w:r>
-        <w:rPr>
-          <w:rStyle w:val="VerbatimChar"/>
-        </w:rPr>
-        <w:t xml:space="preserve">ENCRYPTION_KEY=&lt;32-byte-hex-from-your-secrets-manager&gt;</w:t>
+    <w:p>
+      <w:pPr>
+        <w:pStyle w:val="BodyText"/>
+      </w:pPr>
+      <w:r>
+        <w:t xml:space="preserve">When the scheduler fires, it runs the full</w:t>
+      </w:r>
+      <w:r>
+        <w:t xml:space="preserve"> </w:t>
+      </w:r>
+      <w:r>
+        <w:rPr>
+          <w:rStyle w:val="VerbatimChar"/>
+        </w:rPr>
+        <w:t xml:space="preserve">runSubmission</w:t>
+      </w:r>
+      <w:r>
+        <w:t xml:space="preserve"> </w:t>
+      </w:r>
+      <w:r>
+        <w:t xml:space="preserve">pipeline</w:t>
+      </w:r>
+      <w:r>
+        <w:t xml:space="preserve"> </w:t>
+      </w:r>
+      <w:r>
+        <w:t xml:space="preserve">(live quota refresh → redistribute → submit). A catch-up tick runs at boot</w:t>
+      </w:r>
+      <w:r>
+        <w:t xml:space="preserve"> </w:t>
+      </w:r>
+      <w:r>
+        <w:t xml:space="preserve">so a laptop that was off at the scheduled time resumes within seconds.</w:t>
       </w:r>
     </w:p>
     <w:p>
@@ -13126,508 +14682,134 @@
         </w:pict>
       </w:r>
     </w:p>
-    <w:bookmarkEnd w:id="72"/>
-    <w:bookmarkEnd w:id="73"/>
-    <w:bookmarkStart w:id="81" w:name="X3a05b11a886fbe5b6825d6d0083d6238c159121"/>
+    <w:bookmarkEnd w:id="80"/>
+    <w:bookmarkEnd w:id="81"/>
+    <w:bookmarkStart w:id="88" w:name="design-decisions"/>
     <w:p>
       <w:pPr>
         <w:pStyle w:val="Heading2"/>
       </w:pPr>
       <w:r>
-        <w:t xml:space="preserve">9. Operational Procedures</w:t>
-      </w:r>
-    </w:p>
-    <w:bookmarkStart w:id="74" w:name="X5ef9fe83c669abc24723328d8d46a1b2deb7fc1"/>
+        <w:t xml:space="preserve">10. Design Decisions</w:t>
+      </w:r>
+    </w:p>
+    <w:bookmarkStart w:id="82" w:name="why-sqlite-not-postgres-or-redis"/>
     <w:p>
       <w:pPr>
         <w:pStyle w:val="Heading3"/>
       </w:pPr>
       <w:r>
-        <w:t xml:space="preserve">9.1 Prerequisites</w:t>
-      </w:r>
-    </w:p>
-    <w:p>
-      <w:pPr>
-        <w:pStyle w:val="SourceCode"/>
-      </w:pPr>
-      <w:r>
-        <w:rPr>
-          <w:rStyle w:val="VerbatimChar"/>
-        </w:rPr>
-        <w:t xml:space="preserve">  Node.js 20 LTS  (required — better-sqlite3 needs prebuilt binaries)</w:t>
-      </w:r>
-      <w:r>
-        <w:br/>
-      </w:r>
-      <w:r>
-        <w:br/>
-      </w:r>
-      <w:r>
-        <w:rPr>
-          <w:rStyle w:val="VerbatimChar"/>
-        </w:rPr>
-        <w:t xml:space="preserve">  Windows:</w:t>
-      </w:r>
-      <w:r>
-        <w:br/>
-      </w:r>
-      <w:r>
-        <w:rPr>
-          <w:rStyle w:val="VerbatimChar"/>
-        </w:rPr>
-        <w:t xml:space="preserve">    winget install CoreyButler.NVMforWindows</w:t>
-      </w:r>
-      <w:r>
-        <w:br/>
-      </w:r>
-      <w:r>
-        <w:rPr>
-          <w:rStyle w:val="VerbatimChar"/>
-        </w:rPr>
-        <w:t xml:space="preserve">    nvm install 20.18.0</w:t>
-      </w:r>
-      <w:r>
-        <w:br/>
-      </w:r>
-      <w:r>
-        <w:rPr>
-          <w:rStyle w:val="VerbatimChar"/>
-        </w:rPr>
-        <w:t xml:space="preserve">    nvm use 20.18.0</w:t>
-      </w:r>
-      <w:r>
-        <w:br/>
-      </w:r>
-      <w:r>
-        <w:br/>
-      </w:r>
-      <w:r>
-        <w:rPr>
-          <w:rStyle w:val="VerbatimChar"/>
-        </w:rPr>
-        <w:t xml:space="preserve">  macOS / Linux:</w:t>
-      </w:r>
-      <w:r>
-        <w:br/>
-      </w:r>
-      <w:r>
-        <w:rPr>
-          <w:rStyle w:val="VerbatimChar"/>
-        </w:rPr>
-        <w:t xml:space="preserve">    curl -o- https://raw.githubusercontent.com/nvm-sh/nvm/v0.40.1/install.sh | bash</w:t>
-      </w:r>
-      <w:r>
-        <w:br/>
-      </w:r>
-      <w:r>
-        <w:rPr>
-          <w:rStyle w:val="VerbatimChar"/>
-        </w:rPr>
-        <w:t xml:space="preserve">    nvm install 20</w:t>
-      </w:r>
-      <w:r>
-        <w:br/>
-      </w:r>
-      <w:r>
-        <w:rPr>
-          <w:rStyle w:val="VerbatimChar"/>
-        </w:rPr>
-        <w:t xml:space="preserve">    nvm use 20</w:t>
-      </w:r>
-    </w:p>
-    <w:bookmarkEnd w:id="74"/>
-    <w:bookmarkStart w:id="75" w:name="X196698bab6524968de65111070f4ef52a3c930d"/>
+        <w:t xml:space="preserve">10.1 Why SQLite, Not Postgres or Redis</w:t>
+      </w:r>
+    </w:p>
+    <w:p>
+      <w:pPr>
+        <w:pStyle w:val="FirstParagraph"/>
+      </w:pPr>
+      <w:r>
+        <w:t xml:space="preserve">This tool runs on one operator’s laptop, not a distributed service. SQLite</w:t>
+      </w:r>
+      <w:r>
+        <w:t xml:space="preserve"> </w:t>
+      </w:r>
+      <w:r>
+        <w:t xml:space="preserve">in WAL mode delivers:</w:t>
+      </w:r>
+      <w:r>
+        <w:t xml:space="preserve"> </w:t>
+      </w:r>
+      <w:r>
+        <w:t xml:space="preserve">- Zero-administration durability (one file, crash-safe)</w:t>
+      </w:r>
+      <w:r>
+        <w:t xml:space="preserve"> </w:t>
+      </w:r>
+      <w:r>
+        <w:t xml:space="preserve">- Fast concurrent reads during long writes</w:t>
+      </w:r>
+      <w:r>
+        <w:t xml:space="preserve"> </w:t>
+      </w:r>
+      <w:r>
+        <w:t xml:space="preserve">- ~100k rows/sec bulk insert with prepared statements</w:t>
+      </w:r>
+      <w:r>
+        <w:t xml:space="preserve"> </w:t>
+      </w:r>
+      <w:r>
+        <w:t xml:space="preserve">- No deployment complexity</w:t>
+      </w:r>
+    </w:p>
+    <w:p>
+      <w:pPr>
+        <w:pStyle w:val="BodyText"/>
+      </w:pPr>
+      <w:r>
+        <w:t xml:space="preserve">A distributed database would only be needed for multi-operator shared state —</w:t>
+      </w:r>
+      <w:r>
+        <w:t xml:space="preserve"> </w:t>
+      </w:r>
+      <w:r>
+        <w:t xml:space="preserve">explicitly out of scope (see §11).</w:t>
+      </w:r>
+    </w:p>
+    <w:bookmarkEnd w:id="82"/>
+    <w:bookmarkStart w:id="83" w:name="why-validate-before-the-network"/>
     <w:p>
       <w:pPr>
         <w:pStyle w:val="Heading3"/>
       </w:pPr>
       <w:r>
-        <w:t xml:space="preserve">9.2 Installation &amp; First Run</w:t>
-      </w:r>
-    </w:p>
-    <w:p>
-      <w:pPr>
-        <w:pStyle w:val="SourceCode"/>
-      </w:pPr>
-      <w:r>
-        <w:rPr>
-          <w:rStyle w:val="ExtensionTok"/>
-        </w:rPr>
-        <w:t xml:space="preserve">npm</w:t>
-      </w:r>
-      <w:r>
-        <w:rPr>
-          <w:rStyle w:val="NormalTok"/>
-        </w:rPr>
-        <w:t xml:space="preserve"> install          </w:t>
-      </w:r>
-      <w:r>
-        <w:rPr>
-          <w:rStyle w:val="CommentTok"/>
-        </w:rPr>
-        <w:t xml:space="preserve"># compiles better-sqlite3 native binding</w:t>
-      </w:r>
-      <w:r>
-        <w:br/>
-      </w:r>
-      <w:r>
-        <w:br/>
-      </w:r>
-      <w:r>
-        <w:rPr>
-          <w:rStyle w:val="CommentTok"/>
-        </w:rPr>
-        <w:t xml:space="preserve"># Optional: create a .env file (see §8.4 above)</w:t>
-      </w:r>
-      <w:r>
-        <w:br/>
-      </w:r>
-      <w:r>
-        <w:br/>
-      </w:r>
-      <w:r>
-        <w:rPr>
-          <w:rStyle w:val="ExtensionTok"/>
-        </w:rPr>
-        <w:t xml:space="preserve">npm</w:t>
-      </w:r>
-      <w:r>
-        <w:rPr>
-          <w:rStyle w:val="NormalTok"/>
-        </w:rPr>
-        <w:t xml:space="preserve"> start            </w:t>
-      </w:r>
-      <w:r>
-        <w:rPr>
-          <w:rStyle w:val="CommentTok"/>
-        </w:rPr>
-        <w:t xml:space="preserve"># starts server, opens browser at http://localhost:3000</w:t>
-      </w:r>
-    </w:p>
-    <w:p>
-      <w:pPr>
-        <w:numPr>
-          <w:ilvl w:val="0"/>
-          <w:numId w:val="1011"/>
-        </w:numPr>
-        <w:pStyle w:val="Compact"/>
-      </w:pPr>
-      <w:r>
-        <w:rPr>
-          <w:bCs/>
-          <w:b/>
-        </w:rPr>
-        <w:t xml:space="preserve">Config tab</w:t>
-      </w:r>
-      <w:r>
-        <w:t xml:space="preserve"> </w:t>
-      </w:r>
-      <w:r>
-        <w:t xml:space="preserve">— enter IMS credentials (Environment, IMS Org ID, Client ID,</w:t>
-      </w:r>
-      <w:r>
-        <w:t xml:space="preserve"> </w:t>
-      </w:r>
-      <w:r>
-        <w:t xml:space="preserve">Client Secret, Region). Click</w:t>
-      </w:r>
-      <w:r>
-        <w:t xml:space="preserve"> </w:t>
-      </w:r>
-      <w:r>
-        <w:rPr>
-          <w:bCs/>
-          <w:b/>
-        </w:rPr>
-        <w:t xml:space="preserve">Test Connection</w:t>
-      </w:r>
-      <w:r>
-        <w:t xml:space="preserve">. The tool fetches your live</w:t>
-      </w:r>
-      <w:r>
-        <w:t xml:space="preserve"> </w:t>
-      </w:r>
-      <w:r>
-        <w:t xml:space="preserve">daily and monthly quota and displays it in the banner.</w:t>
-      </w:r>
-    </w:p>
-    <w:p>
-      <w:pPr>
-        <w:numPr>
-          <w:ilvl w:val="0"/>
-          <w:numId w:val="1011"/>
-        </w:numPr>
-        <w:pStyle w:val="Compact"/>
-      </w:pPr>
-      <w:r>
-        <w:rPr>
-          <w:bCs/>
-          <w:b/>
-        </w:rPr>
-        <w:t xml:space="preserve">Pick a sandbox</w:t>
-      </w:r>
-      <w:r>
-        <w:t xml:space="preserve"> </w:t>
-      </w:r>
-      <w:r>
-        <w:t xml:space="preserve">from the dropdown. Datasets and namespace registry load</w:t>
-      </w:r>
-      <w:r>
-        <w:t xml:space="preserve"> </w:t>
-      </w:r>
-      <w:r>
-        <w:t xml:space="preserve">automatically.</w:t>
-      </w:r>
-    </w:p>
-    <w:p>
-      <w:pPr>
-        <w:numPr>
-          <w:ilvl w:val="0"/>
-          <w:numId w:val="1011"/>
-        </w:numPr>
-        <w:pStyle w:val="Compact"/>
-      </w:pPr>
-      <w:r>
-        <w:rPr>
-          <w:bCs/>
-          <w:b/>
-        </w:rPr>
-        <w:t xml:space="preserve">Select deletion scope</w:t>
-      </w:r>
-      <w:r>
-        <w:t xml:space="preserve">: ALL datasets, specific datasets, or profile-only</w:t>
-      </w:r>
-      <w:r>
-        <w:t xml:space="preserve"> </w:t>
-      </w:r>
-      <w:r>
-        <w:t xml:space="preserve">(Identity + Profile + AJO, no data lake).</w:t>
-      </w:r>
-    </w:p>
-    <w:p>
-      <w:pPr>
-        <w:numPr>
-          <w:ilvl w:val="0"/>
-          <w:numId w:val="1011"/>
-        </w:numPr>
-        <w:pStyle w:val="Compact"/>
-      </w:pPr>
-      <w:r>
-        <w:rPr>
-          <w:bCs/>
-          <w:b/>
-        </w:rPr>
-        <w:t xml:space="preserve">Upload tab</w:t>
-      </w:r>
-      <w:r>
-        <w:t xml:space="preserve"> </w:t>
-      </w:r>
-      <w:r>
-        <w:t xml:space="preserve">— select the source namespace (e.g.</w:t>
-      </w:r>
-      <w:r>
-        <w:t xml:space="preserve"> </w:t>
-      </w:r>
-      <w:r>
-        <w:rPr>
-          <w:rStyle w:val="VerbatimChar"/>
-        </w:rPr>
-        <w:t xml:space="preserve">hashedKocid</w:t>
-      </w:r>
-      <w:r>
-        <w:t xml:space="preserve">), drop the</w:t>
-      </w:r>
-      <w:r>
-        <w:t xml:space="preserve"> </w:t>
-      </w:r>
-      <w:r>
-        <w:t xml:space="preserve">CSV, click</w:t>
-      </w:r>
-      <w:r>
-        <w:t xml:space="preserve"> </w:t>
-      </w:r>
-      <w:r>
-        <w:rPr>
-          <w:bCs/>
-          <w:b/>
-        </w:rPr>
-        <w:t xml:space="preserve">Start Identity Expansion</w:t>
-      </w:r>
-      <w:r>
-        <w:t xml:space="preserve">.</w:t>
-      </w:r>
-    </w:p>
-    <w:p>
-      <w:pPr>
-        <w:numPr>
-          <w:ilvl w:val="0"/>
-          <w:numId w:val="1011"/>
-        </w:numPr>
-        <w:pStyle w:val="Compact"/>
-      </w:pPr>
-      <w:r>
-        <w:t xml:space="preserve">Wait for expansion to complete (progress bar in the Jobs tab).</w:t>
-      </w:r>
-    </w:p>
-    <w:p>
-      <w:pPr>
-        <w:numPr>
-          <w:ilvl w:val="0"/>
-          <w:numId w:val="1011"/>
-        </w:numPr>
-        <w:pStyle w:val="Compact"/>
-      </w:pPr>
-      <w:r>
-        <w:t xml:space="preserve">Click</w:t>
-      </w:r>
-      <w:r>
-        <w:t xml:space="preserve"> </w:t>
-      </w:r>
-      <w:r>
-        <w:rPr>
-          <w:bCs/>
-          <w:b/>
-        </w:rPr>
-        <w:t xml:space="preserve">Plan Work Orders</w:t>
-      </w:r>
-      <w:r>
-        <w:t xml:space="preserve">. Review the day/month breakdown.</w:t>
-      </w:r>
-    </w:p>
-    <w:p>
-      <w:pPr>
-        <w:numPr>
-          <w:ilvl w:val="0"/>
-          <w:numId w:val="1011"/>
-        </w:numPr>
-        <w:pStyle w:val="Compact"/>
-      </w:pPr>
-      <w:r>
-        <w:t xml:space="preserve">Click</w:t>
-      </w:r>
-      <w:r>
-        <w:t xml:space="preserve"> </w:t>
-      </w:r>
-      <w:r>
-        <w:rPr>
-          <w:bCs/>
-          <w:b/>
-        </w:rPr>
-        <w:t xml:space="preserve">Submit Day 1</w:t>
-      </w:r>
-      <w:r>
-        <w:t xml:space="preserve">. Work orders are sent to Adobe.</w:t>
-      </w:r>
-    </w:p>
-    <w:p>
-      <w:pPr>
-        <w:numPr>
-          <w:ilvl w:val="0"/>
-          <w:numId w:val="1011"/>
-        </w:numPr>
-        <w:pStyle w:val="Compact"/>
-      </w:pPr>
-      <w:r>
-        <w:t xml:space="preserve">Switch to the</w:t>
-      </w:r>
-      <w:r>
-        <w:t xml:space="preserve"> </w:t>
-      </w:r>
-      <w:r>
-        <w:rPr>
-          <w:bCs/>
-          <w:b/>
-        </w:rPr>
-        <w:t xml:space="preserve">Monitor tab</w:t>
-      </w:r>
-      <w:r>
-        <w:t xml:space="preserve"> </w:t>
-      </w:r>
-      <w:r>
-        <w:t xml:space="preserve">to track progress.</w:t>
-      </w:r>
-    </w:p>
-    <w:bookmarkEnd w:id="75"/>
-    <w:bookmarkStart w:id="76" w:name="X6603e0a13dc56632c3ff4de7e815d606222c773"/>
+        <w:t xml:space="preserve">10.2 Why Validate Before the Network</w:t>
+      </w:r>
+    </w:p>
+    <w:p>
+      <w:pPr>
+        <w:pStyle w:val="FirstParagraph"/>
+      </w:pPr>
+      <w:r>
+        <w:t xml:space="preserve">Adobe’s Data Hygiene API returns HTTP 400 on malformed payloads, but the cost</w:t>
+      </w:r>
+      <w:r>
+        <w:t xml:space="preserve"> </w:t>
+      </w:r>
+      <w:r>
+        <w:t xml:space="preserve">of an undetected error (wrong namespace, wrong dataset ID) is a no-op delete</w:t>
+      </w:r>
+      <w:r>
+        <w:t xml:space="preserve"> </w:t>
+      </w:r>
+      <w:r>
+        <w:t xml:space="preserve">that uses quota. Pre-validating also eliminates:</w:t>
+      </w:r>
+      <w:r>
+        <w:t xml:space="preserve"> </w:t>
+      </w:r>
+      <w:r>
+        <w:t xml:space="preserve">- Wasted IMS token exchanges on doomed requests.</w:t>
+      </w:r>
+      <w:r>
+        <w:t xml:space="preserve"> </w:t>
+      </w:r>
+      <w:r>
+        <w:t xml:space="preserve">- Cryptic Adobe error messages leaking to the UI.</w:t>
+      </w:r>
+      <w:r>
+        <w:t xml:space="preserve"> </w:t>
+      </w:r>
+      <w:r>
+        <w:t xml:space="preserve">- Round-trip latency for mistakes catchable in microseconds.</w:t>
+      </w:r>
+    </w:p>
+    <w:bookmarkEnd w:id="83"/>
+    <w:bookmarkStart w:id="84" w:name="why-in-memory-ims-tokens-not-persisted"/>
     <w:p>
       <w:pPr>
         <w:pStyle w:val="Heading3"/>
       </w:pPr>
       <w:r>
-        <w:t xml:space="preserve">9.3 Running Tests</w:t>
-      </w:r>
-    </w:p>
-    <w:p>
-      <w:pPr>
-        <w:pStyle w:val="SourceCode"/>
-      </w:pPr>
-      <w:r>
-        <w:rPr>
-          <w:rStyle w:val="ExtensionTok"/>
-        </w:rPr>
-        <w:t xml:space="preserve">npm</w:t>
-      </w:r>
-      <w:r>
-        <w:rPr>
-          <w:rStyle w:val="NormalTok"/>
-        </w:rPr>
-        <w:t xml:space="preserve"> test          </w:t>
-      </w:r>
-      <w:r>
-        <w:rPr>
-          <w:rStyle w:val="CommentTok"/>
-        </w:rPr>
-        <w:t xml:space="preserve"># runs scripts/run-tests.mjs (node --test over test/*.test.js)</w:t>
-      </w:r>
-    </w:p>
-    <w:p>
-      <w:pPr>
-        <w:pStyle w:val="BlockText"/>
-      </w:pPr>
-      <w:r>
-        <w:t xml:space="preserve">The historical</w:t>
-      </w:r>
-      <w:r>
-        <w:t xml:space="preserve"> </w:t>
-      </w:r>
-      <w:r>
-        <w:rPr>
-          <w:rStyle w:val="VerbatimChar"/>
-        </w:rPr>
-        <w:t xml:space="preserve">node --test test</w:t>
-      </w:r>
-      <w:r>
-        <w:t xml:space="preserve"> </w:t>
-      </w:r>
-      <w:r>
-        <w:t xml:space="preserve">form is broken on Node ≥ 23 (the positional</w:t>
-      </w:r>
-      <w:r>
-        <w:t xml:space="preserve"> </w:t>
-      </w:r>
-      <w:r>
-        <w:rPr>
-          <w:rStyle w:val="VerbatimChar"/>
-        </w:rPr>
-        <w:t xml:space="preserve">test</w:t>
-      </w:r>
-      <w:r>
-        <w:t xml:space="preserve"> </w:t>
-      </w:r>
-      <w:r>
-        <w:t xml:space="preserve">is parsed as a single test name). Use</w:t>
-      </w:r>
-      <w:r>
-        <w:t xml:space="preserve"> </w:t>
-      </w:r>
-      <w:r>
-        <w:rPr>
-          <w:rStyle w:val="VerbatimChar"/>
-        </w:rPr>
-        <w:t xml:space="preserve">npm test</w:t>
-      </w:r>
-      <w:r>
-        <w:t xml:space="preserve">.</w:t>
+        <w:t xml:space="preserve">10.3 Why In-Memory IMS Tokens (Not Persisted)</w:t>
       </w:r>
     </w:p>
     <w:p>
@@ -13635,237 +14817,50 @@
         <w:pStyle w:val="FirstParagraph"/>
       </w:pPr>
       <w:r>
-        <w:t xml:space="preserve">All</w:t>
-      </w:r>
-      <w:r>
-        <w:t xml:space="preserve"> </w:t>
-      </w:r>
-      <w:r>
-        <w:rPr>
-          <w:bCs/>
-          <w:b/>
-        </w:rPr>
-        <w:t xml:space="preserve">231 tests</w:t>
-      </w:r>
-      <w:r>
-        <w:t xml:space="preserve"> </w:t>
-      </w:r>
-      <w:r>
-        <w:t xml:space="preserve">should pass. The suite covers:</w:t>
-      </w:r>
-    </w:p>
-    <w:p>
-      <w:pPr>
-        <w:numPr>
-          <w:ilvl w:val="0"/>
-          <w:numId w:val="1012"/>
-        </w:numPr>
-        <w:pStyle w:val="Compact"/>
-      </w:pPr>
-      <w:r>
-        <w:t xml:space="preserve">Work-order payload validators (27 tests)</w:t>
-      </w:r>
-    </w:p>
-    <w:p>
-      <w:pPr>
-        <w:numPr>
-          <w:ilvl w:val="0"/>
-          <w:numId w:val="1012"/>
-        </w:numPr>
-        <w:pStyle w:val="Compact"/>
-      </w:pPr>
-      <w:r>
-        <w:t xml:space="preserve">Namespace canonicalization (11 tests)</w:t>
-      </w:r>
-    </w:p>
-    <w:p>
-      <w:pPr>
-        <w:numPr>
-          <w:ilvl w:val="0"/>
-          <w:numId w:val="1012"/>
-        </w:numPr>
-        <w:pStyle w:val="Compact"/>
-      </w:pPr>
-      <w:r>
-        <w:t xml:space="preserve">IMS token cache (7 tests)</w:t>
-      </w:r>
-    </w:p>
-    <w:p>
-      <w:pPr>
-        <w:numPr>
-          <w:ilvl w:val="0"/>
-          <w:numId w:val="1012"/>
-        </w:numPr>
-        <w:pStyle w:val="Compact"/>
-      </w:pPr>
-      <w:r>
-        <w:t xml:space="preserve">Quota manager — daily, monthly, null-monthly release gating (12 tests)</w:t>
-      </w:r>
-    </w:p>
-    <w:p>
-      <w:pPr>
-        <w:numPr>
-          <w:ilvl w:val="0"/>
-          <w:numId w:val="1012"/>
-        </w:numPr>
-        <w:pStyle w:val="Compact"/>
-      </w:pPr>
-      <w:r>
-        <w:t xml:space="preserve">Planner — cluster packing, replan guard, deferred tolerance, factory statement (13 tests)</w:t>
-      </w:r>
-    </w:p>
-    <w:p>
-      <w:pPr>
-        <w:numPr>
-          <w:ilvl w:val="0"/>
-          <w:numId w:val="1012"/>
-        </w:numPr>
-        <w:pStyle w:val="Compact"/>
-      </w:pPr>
-      <w:r>
-        <w:t xml:space="preserve">Startup recovery — orphan reconciliation, 400-indeterminate handling (6 tests)</w:t>
-      </w:r>
-    </w:p>
-    <w:p>
-      <w:pPr>
-        <w:numPr>
-          <w:ilvl w:val="0"/>
-          <w:numId w:val="1012"/>
-        </w:numPr>
-        <w:pStyle w:val="Compact"/>
-      </w:pPr>
-      <w:r>
-        <w:t xml:space="preserve">Adobe client — error enrichment, idempotency-aware retries (11 tests)</w:t>
-      </w:r>
-    </w:p>
-    <w:p>
-      <w:pPr>
-        <w:numPr>
-          <w:ilvl w:val="0"/>
-          <w:numId w:val="1012"/>
-        </w:numPr>
-        <w:pStyle w:val="Compact"/>
-      </w:pPr>
-      <w:r>
-        <w:t xml:space="preserve">Per-credential region routing (3 tests)</w:t>
-      </w:r>
-    </w:p>
-    <w:p>
-      <w:pPr>
-        <w:numPr>
-          <w:ilvl w:val="0"/>
-          <w:numId w:val="1012"/>
-        </w:numPr>
-        <w:pStyle w:val="Compact"/>
-      </w:pPr>
-      <w:r>
-        <w:t xml:space="preserve">Credentials routes — PATCH non-secret safety, DELETE 409 (7 tests)</w:t>
-      </w:r>
-    </w:p>
-    <w:p>
-      <w:pPr>
-        <w:numPr>
-          <w:ilvl w:val="0"/>
-          <w:numId w:val="1012"/>
-        </w:numPr>
-        <w:pStyle w:val="Compact"/>
-      </w:pPr>
-      <w:r>
-        <w:t xml:space="preserve">Monitor feed — sorting, filters, aggregates, sandbox filter (11 tests)</w:t>
-      </w:r>
-    </w:p>
-    <w:p>
-      <w:pPr>
-        <w:numPr>
-          <w:ilvl w:val="0"/>
-          <w:numId w:val="1012"/>
-        </w:numPr>
-        <w:pStyle w:val="Compact"/>
-      </w:pPr>
-      <w:r>
-        <w:t xml:space="preserve">Approve-month gate (9 tests)</w:t>
-      </w:r>
-    </w:p>
-    <w:p>
-      <w:pPr>
-        <w:numPr>
-          <w:ilvl w:val="0"/>
-          <w:numId w:val="1012"/>
-        </w:numPr>
-        <w:pStyle w:val="Compact"/>
-      </w:pPr>
-      <w:r>
-        <w:t xml:space="preserve">Jobs routes — DELETE, force-delete, cascade, in-flight guard (9 tests)</w:t>
-      </w:r>
-    </w:p>
-    <w:p>
-      <w:pPr>
-        <w:numPr>
-          <w:ilvl w:val="0"/>
-          <w:numId w:val="1012"/>
-        </w:numPr>
-        <w:pStyle w:val="Compact"/>
-      </w:pPr>
-      <w:r>
-        <w:t xml:space="preserve">Wave-drain regression — concurrent rejections without unhandled rejection (3 tests)</w:t>
-      </w:r>
-    </w:p>
-    <w:p>
-      <w:pPr>
-        <w:numPr>
-          <w:ilvl w:val="0"/>
-          <w:numId w:val="1012"/>
-        </w:numPr>
-        <w:pStyle w:val="Compact"/>
-      </w:pPr>
-      <w:r>
-        <w:t xml:space="preserve">CSV sniffer — accept UTF-8, reject XLSX / UTF-16 / binary / empty (6 tests)</w:t>
-      </w:r>
-    </w:p>
-    <w:p>
-      <w:pPr>
-        <w:numPr>
-          <w:ilvl w:val="0"/>
-          <w:numId w:val="1012"/>
-        </w:numPr>
-        <w:pStyle w:val="Compact"/>
-      </w:pPr>
-      <w:r>
-        <w:t xml:space="preserve">Security middleware — host guard, Origin guard, allowlists, CSV formula sanitiser (15 tests)</w:t>
-      </w:r>
-    </w:p>
-    <w:p>
-      <w:pPr>
-        <w:numPr>
-          <w:ilvl w:val="0"/>
-          <w:numId w:val="1012"/>
-        </w:numPr>
-        <w:pStyle w:val="Compact"/>
-      </w:pPr>
-      <w:r>
-        <w:t xml:space="preserve">Quota API live snapshot, redistributor, scheduler (rest)</w:t>
-      </w:r>
-    </w:p>
-    <w:p>
-      <w:pPr>
-        <w:numPr>
-          <w:ilvl w:val="0"/>
-          <w:numId w:val="1012"/>
-        </w:numPr>
-        <w:pStyle w:val="Compact"/>
-      </w:pPr>
-      <w:r>
-        <w:t xml:space="preserve">End-to-end integration with fully-mocked Adobe (3 tests)</w:t>
-      </w:r>
-    </w:p>
-    <w:bookmarkEnd w:id="76"/>
-    <w:bookmarkStart w:id="77" w:name="Xdf7402691ab1c0a1891487c89820433c310a4d2"/>
+        <w:t xml:space="preserve">Bearer tokens are temporary secrets. Persisting them opens a ~24h window</w:t>
+      </w:r>
+      <w:r>
+        <w:t xml:space="preserve"> </w:t>
+      </w:r>
+      <w:r>
+        <w:t xml:space="preserve">where anyone reading</w:t>
+      </w:r>
+      <w:r>
+        <w:t xml:space="preserve"> </w:t>
+      </w:r>
+      <w:r>
+        <w:rPr>
+          <w:rStyle w:val="VerbatimChar"/>
+        </w:rPr>
+        <w:t xml:space="preserve">data/state.db</w:t>
+      </w:r>
+      <w:r>
+        <w:t xml:space="preserve"> </w:t>
+      </w:r>
+      <w:r>
+        <w:t xml:space="preserve">can impersonate the operator. In-memory</w:t>
+      </w:r>
+      <w:r>
+        <w:t xml:space="preserve"> </w:t>
+      </w:r>
+      <w:r>
+        <w:t xml:space="preserve">caching with thundering-herd coalescing regenerates in ~300ms on restart —</w:t>
+      </w:r>
+      <w:r>
+        <w:t xml:space="preserve"> </w:t>
+      </w:r>
+      <w:r>
+        <w:t xml:space="preserve">the performance cost is negligible; the security benefit is material.</w:t>
+      </w:r>
+    </w:p>
+    <w:bookmarkEnd w:id="84"/>
+    <w:bookmarkStart w:id="85" w:name="Xa0ece07ec830f69ced4c88411541552e4a71969"/>
     <w:p>
       <w:pPr>
         <w:pStyle w:val="Heading3"/>
       </w:pPr>
       <w:r>
-        <w:t xml:space="preserve">9.4 Recovering From a Crash</w:t>
+        <w:t xml:space="preserve">10.4 Why the Hygiene POST Is Never Retried on 5xx</w:t>
       </w:r>
     </w:p>
     <w:p>
@@ -13873,30 +14868,76 @@
         <w:pStyle w:val="FirstParagraph"/>
       </w:pPr>
       <w:r>
-        <w:t xml:space="preserve">Restart the application — no manual action needed in the common case.</w:t>
-      </w:r>
-    </w:p>
-    <w:p>
-      <w:pPr>
-        <w:pStyle w:val="BodyText"/>
-      </w:pPr>
-      <w:r>
-        <w:t xml:space="preserve">On startup,</w:t>
-      </w:r>
-      <w:r>
-        <w:t xml:space="preserve"> </w:t>
-      </w:r>
-      <w:r>
-        <w:rPr>
-          <w:rStyle w:val="VerbatimChar"/>
-        </w:rPr>
-        <w:t xml:space="preserve">runStartupRecovery()</w:t>
-      </w:r>
-      <w:r>
-        <w:t xml:space="preserve"> </w:t>
-      </w:r>
-      <w:r>
-        <w:t xml:space="preserve">automatically:</w:t>
+        <w:t xml:space="preserve">Adobe’s Data Hygiene work order creation is irreversible. A 5xx response could</w:t>
+      </w:r>
+      <w:r>
+        <w:t xml:space="preserve"> </w:t>
+      </w:r>
+      <w:r>
+        <w:t xml:space="preserve">mean Adobe processed the request (and is returning an internal error) or did</w:t>
+      </w:r>
+      <w:r>
+        <w:t xml:space="preserve"> </w:t>
+      </w:r>
+      <w:r>
+        <w:t xml:space="preserve">not (transient failure). Auto-retrying would create duplicate deletions in the</w:t>
+      </w:r>
+      <w:r>
+        <w:t xml:space="preserve"> </w:t>
+      </w:r>
+      <w:r>
+        <w:t xml:space="preserve">first case. The safe path: don’t retry; let startup recovery reconcile via</w:t>
+      </w:r>
+      <w:r>
+        <w:t xml:space="preserve"> </w:t>
+      </w:r>
+      <w:r>
+        <w:rPr>
+          <w:rStyle w:val="VerbatimChar"/>
+        </w:rPr>
+        <w:t xml:space="preserve">displayName</w:t>
+      </w:r>
+      <w:r>
+        <w:t xml:space="preserve"> </w:t>
+      </w:r>
+      <w:r>
+        <w:t xml:space="preserve">lookup on next boot.</w:t>
+      </w:r>
+    </w:p>
+    <w:bookmarkEnd w:id="85"/>
+    <w:bookmarkStart w:id="86" w:name="X171820582e456ea4f68e680ae34cc1aed2d7c38"/>
+    <w:p>
+      <w:pPr>
+        <w:pStyle w:val="Heading3"/>
+      </w:pPr>
+      <w:r>
+        <w:t xml:space="preserve">10.5 Why Deferred Dedup (No Unique Index on</w:t>
+      </w:r>
+      <w:r>
+        <w:t xml:space="preserve"> </w:t>
+      </w:r>
+      <w:r>
+        <w:rPr>
+          <w:rStyle w:val="VerbatimChar"/>
+        </w:rPr>
+        <w:t xml:space="preserve">expanded_identities</w:t>
+      </w:r>
+      <w:r>
+        <w:t xml:space="preserve">)</w:t>
+      </w:r>
+    </w:p>
+    <w:p>
+      <w:pPr>
+        <w:pStyle w:val="FirstParagraph"/>
+      </w:pPr>
+      <w:r>
+        <w:t xml:space="preserve">On large jobs (8M+ rows), SQLite’s B-tree unique index for deduplication</w:t>
+      </w:r>
+      <w:r>
+        <w:t xml:space="preserve"> </w:t>
+      </w:r>
+      <w:r>
+        <w:t xml:space="preserve">becomes the dominant bottleneck:</w:t>
       </w:r>
     </w:p>
     <w:p>
@@ -13908,44 +14949,28 @@
         <w:pStyle w:val="Compact"/>
       </w:pPr>
       <w:r>
-        <w:rPr>
-          <w:bCs/>
-          <w:b/>
-        </w:rPr>
-        <w:t xml:space="preserve">Resumes expanding jobs.</w:t>
-      </w:r>
-      <w:r>
-        <w:t xml:space="preserve"> </w:t>
-      </w:r>
-      <w:r>
-        <w:t xml:space="preserve">Re-reads the CSV but skips already-processed</w:t>
-      </w:r>
-      <w:r>
-        <w:t xml:space="preserve"> </w:t>
-      </w:r>
-      <w:r>
-        <w:t xml:space="preserve">source IDs (built from the existing</w:t>
-      </w:r>
-      <w:r>
-        <w:t xml:space="preserve"> </w:t>
-      </w:r>
-      <w:r>
-        <w:rPr>
-          <w:rStyle w:val="VerbatimChar"/>
-        </w:rPr>
-        <w:t xml:space="preserve">expanded_identities</w:t>
-      </w:r>
-      <w:r>
-        <w:t xml:space="preserve"> </w:t>
-      </w:r>
-      <w:r>
-        <w:t xml:space="preserve">rows). No</w:t>
-      </w:r>
-      <w:r>
-        <w:t xml:space="preserve"> </w:t>
-      </w:r>
-      <w:r>
-        <w:t xml:space="preserve">redundant Adobe calls.</w:t>
+        <w:t xml:space="preserve">Each</w:t>
+      </w:r>
+      <w:r>
+        <w:t xml:space="preserve"> </w:t>
+      </w:r>
+      <w:r>
+        <w:rPr>
+          <w:rStyle w:val="VerbatimChar"/>
+        </w:rPr>
+        <w:t xml:space="preserve">INSERT OR IGNORE</w:t>
+      </w:r>
+      <w:r>
+        <w:t xml:space="preserve"> </w:t>
+      </w:r>
+      <w:r>
+        <w:t xml:space="preserve">must traverse the full B-tree to check for</w:t>
+      </w:r>
+      <w:r>
+        <w:t xml:space="preserve"> </w:t>
+      </w:r>
+      <w:r>
+        <w:t xml:space="preserve">duplicates (~400MB of index pages at 8M rows)</w:t>
       </w:r>
     </w:p>
     <w:p>
@@ -13957,1076 +14982,171 @@
         <w:pStyle w:val="Compact"/>
       </w:pPr>
       <w:r>
-        <w:rPr>
-          <w:bCs/>
-          <w:b/>
-        </w:rPr>
-        <w:t xml:space="preserve">Reconciles orphan work orders.</w:t>
-      </w:r>
-      <w:r>
-        <w:t xml:space="preserve"> </w:t>
-      </w:r>
-      <w:r>
-        <w:t xml:space="preserve">For each work order stuck in</w:t>
-      </w:r>
-      <w:r>
-        <w:t xml:space="preserve"> </w:t>
-      </w:r>
-      <w:r>
-        <w:rPr>
-          <w:rStyle w:val="VerbatimChar"/>
-        </w:rPr>
-        <w:t xml:space="preserve">submitting</w:t>
-      </w:r>
-      <w:r>
-        <w:t xml:space="preserve"> </w:t>
-      </w:r>
-      <w:r>
-        <w:t xml:space="preserve">with no Adobe ID (the crash window), looks up the order in Adobe by its</w:t>
-      </w:r>
-      <w:r>
-        <w:t xml:space="preserve"> </w:t>
-      </w:r>
-      <w:r>
-        <w:rPr>
-          <w:rStyle w:val="VerbatimChar"/>
-        </w:rPr>
-        <w:t xml:space="preserve">displayName</w:t>
-      </w:r>
-      <w:r>
-        <w:t xml:space="preserve"> </w:t>
-      </w:r>
-      <w:r>
-        <w:t xml:space="preserve">prefix:</w:t>
+        <w:t xml:space="preserve">With only 512MB cache, most page lookups hit disk</w:t>
       </w:r>
     </w:p>
     <w:p>
       <w:pPr>
         <w:numPr>
-          <w:ilvl w:val="1"/>
-          <w:numId w:val="1014"/>
+          <w:ilvl w:val="0"/>
+          <w:numId w:val="1013"/>
         </w:numPr>
         <w:pStyle w:val="Compact"/>
       </w:pPr>
       <w:r>
-        <w:rPr>
-          <w:bCs/>
-          <w:b/>
-        </w:rPr>
-        <w:t xml:space="preserve">Match found</w:t>
-      </w:r>
-      <w:r>
-        <w:t xml:space="preserve"> </w:t>
-      </w:r>
-      <w:r>
-        <w:t xml:space="preserve">— records the Adobe ID + markAccepted; hands off to the monitor.</w:t>
-      </w:r>
-    </w:p>
-    <w:p>
-      <w:pPr>
-        <w:numPr>
-          <w:ilvl w:val="1"/>
-          <w:numId w:val="1014"/>
-        </w:numPr>
-        <w:pStyle w:val="Compact"/>
-      </w:pPr>
-      <w:r>
-        <w:rPr>
-          <w:bCs/>
-          <w:b/>
-        </w:rPr>
-        <w:t xml:space="preserve">No match</w:t>
-      </w:r>
-      <w:r>
-        <w:t xml:space="preserve"> </w:t>
-      </w:r>
-      <w:r>
-        <w:t xml:space="preserve">— INDETERMINATE: leaves the orphan in</w:t>
-      </w:r>
-      <w:r>
-        <w:t xml:space="preserve"> </w:t>
-      </w:r>
-      <w:r>
-        <w:rPr>
-          <w:rStyle w:val="VerbatimChar"/>
-        </w:rPr>
-        <w:t xml:space="preserve">submitting</w:t>
-      </w:r>
-      <w:r>
-        <w:t xml:space="preserve"> </w:t>
-      </w:r>
-      <w:r>
-        <w:t xml:space="preserve">with its</w:t>
-      </w:r>
-      <w:r>
-        <w:t xml:space="preserve"> </w:t>
-      </w:r>
-      <w:r>
-        <w:t xml:space="preserve">reservation HELD. NEVER auto-rolls-back (R6 #1) — a no-match doesn't prove</w:t>
-      </w:r>
-      <w:r>
-        <w:t xml:space="preserve"> </w:t>
-      </w:r>
-      <w:r>
-        <w:t xml:space="preserve">Adobe absence (async creation, no read-after-write guarantee). The operator</w:t>
-      </w:r>
-      <w:r>
-        <w:t xml:space="preserve"> </w:t>
-      </w:r>
-      <w:r>
-        <w:t xml:space="preserve">confirms absence in Adobe's UI and releases it via the release-absent action</w:t>
-      </w:r>
-      <w:r>
-        <w:t xml:space="preserve"> </w:t>
-      </w:r>
-      <w:r>
-        <w:t xml:space="preserve">(R7 #1).</w:t>
-      </w:r>
-    </w:p>
-    <w:p>
-      <w:pPr>
-        <w:numPr>
-          <w:ilvl w:val="1"/>
-          <w:numId w:val="1014"/>
-        </w:numPr>
-        <w:pStyle w:val="Compact"/>
-      </w:pPr>
-      <w:r>
-        <w:rPr>
-          <w:bCs/>
-          <w:b/>
-        </w:rPr>
-        <w:t xml:space="preserve">Indeterminate</w:t>
-      </w:r>
-      <w:r>
-        <w:t xml:space="preserve"> </w:t>
-      </w:r>
-      <w:r>
-        <w:t xml:space="preserve">(Adobe returned 400, network error) — leaves the orphan</w:t>
-      </w:r>
-      <w:r>
-        <w:t xml:space="preserve"> </w:t>
-      </w:r>
-      <w:r>
-        <w:t xml:space="preserve">for the next startup to retry.</w:t>
-      </w:r>
-    </w:p>
-    <w:bookmarkEnd w:id="77"/>
-    <w:bookmarkStart w:id="78" w:name="Xecb4c9378d6e5f5012c0a7a95ac11b8217bafa4"/>
+        <w:t xml:space="preserve">On Windows, each SQLite checkpoint triggers a Windows Defender scan,</w:t>
+      </w:r>
+      <w:r>
+        <w:t xml:space="preserve"> </w:t>
+      </w:r>
+      <w:r>
+        <w:t xml:space="preserve">inflating each fsync from ~1ms to 10–50ms</w:t>
+      </w:r>
+    </w:p>
+    <w:p>
+      <w:pPr>
+        <w:pStyle w:val="FirstParagraph"/>
+      </w:pPr>
+      <w:r>
+        <w:t xml:space="preserve">Solution: remove the unique index; do plain</w:t>
+      </w:r>
+      <w:r>
+        <w:t xml:space="preserve"> </w:t>
+      </w:r>
+      <w:r>
+        <w:rPr>
+          <w:rStyle w:val="VerbatimChar"/>
+        </w:rPr>
+        <w:t xml:space="preserve">INSERT</w:t>
+      </w:r>
+      <w:r>
+        <w:t xml:space="preserve">; deduplicate at</w:t>
+      </w:r>
+      <w:r>
+        <w:t xml:space="preserve"> </w:t>
+      </w:r>
+      <w:r>
+        <w:t xml:space="preserve">planning time via</w:t>
+      </w:r>
+      <w:r>
+        <w:t xml:space="preserve"> </w:t>
+      </w:r>
+      <w:r>
+        <w:rPr>
+          <w:rStyle w:val="VerbatimChar"/>
+        </w:rPr>
+        <w:t xml:space="preserve">GROUP BY (ns_code, ns_id, identity_id)</w:t>
+      </w:r>
+      <w:r>
+        <w:t xml:space="preserve">. This is O(1)</w:t>
+      </w:r>
+      <w:r>
+        <w:t xml:space="preserve"> </w:t>
+      </w:r>
+      <w:r>
+        <w:t xml:space="preserve">per insert during expansion and the GROUP BY uses a full table scan once</w:t>
+      </w:r>
+      <w:r>
+        <w:t xml:space="preserve"> </w:t>
+      </w:r>
+      <w:r>
+        <w:t xml:space="preserve">at planning time — much faster overall.</w:t>
+      </w:r>
+    </w:p>
+    <w:bookmarkEnd w:id="86"/>
+    <w:bookmarkStart w:id="87" w:name="why-wave-based-expansion-scheduling"/>
     <w:p>
       <w:pPr>
         <w:pStyle w:val="Heading3"/>
       </w:pPr>
       <w:r>
-        <w:t xml:space="preserve">9.5 Rotating Credentials</w:t>
-      </w:r>
-    </w:p>
-    <w:p>
-      <w:pPr>
-        <w:numPr>
-          <w:ilvl w:val="0"/>
-          <w:numId w:val="1015"/>
-        </w:numPr>
-        <w:pStyle w:val="Compact"/>
-      </w:pPr>
-      <w:r>
-        <w:t xml:space="preserve">Update the secret in the</w:t>
-      </w:r>
-      <w:r>
-        <w:t xml:space="preserve"> </w:t>
-      </w:r>
-      <w:r>
-        <w:rPr>
-          <w:bCs/>
-          <w:b/>
-        </w:rPr>
-        <w:t xml:space="preserve">Adobe Developer Console</w:t>
-      </w:r>
-      <w:r>
-        <w:t xml:space="preserve">.</w:t>
-      </w:r>
-    </w:p>
-    <w:p>
-      <w:pPr>
-        <w:numPr>
-          <w:ilvl w:val="0"/>
-          <w:numId w:val="1015"/>
-        </w:numPr>
-        <w:pStyle w:val="Compact"/>
-      </w:pPr>
-      <w:r>
-        <w:t xml:space="preserve">Config tab → pick the saved credential from the dropdown → update</w:t>
-      </w:r>
-      <w:r>
-        <w:t xml:space="preserve"> </w:t>
-      </w:r>
-      <w:r>
-        <w:rPr>
-          <w:bCs/>
-          <w:b/>
-        </w:rPr>
-        <w:t xml:space="preserve">Client Secret</w:t>
-      </w:r>
-      <w:r>
-        <w:t xml:space="preserve"> </w:t>
-      </w:r>
-      <w:r>
-        <w:t xml:space="preserve">→ click</w:t>
-      </w:r>
-      <w:r>
-        <w:t xml:space="preserve"> </w:t>
-      </w:r>
-      <w:r>
-        <w:rPr>
-          <w:bCs/>
-          <w:b/>
-        </w:rPr>
-        <w:t xml:space="preserve">Test Connection</w:t>
-      </w:r>
-      <w:r>
-        <w:t xml:space="preserve">. The new encrypted secret</w:t>
-      </w:r>
-      <w:r>
-        <w:t xml:space="preserve"> </w:t>
-      </w:r>
-      <w:r>
-        <w:t xml:space="preserve">is saved. The in-memory token cache auto-invalidates on the next 401.</w:t>
-      </w:r>
-    </w:p>
-    <w:bookmarkEnd w:id="78"/>
-    <w:bookmarkStart w:id="79" w:name="Xf8e28a08b78e69d42deb277c0c68a2a7394b45b"/>
+        <w:t xml:space="preserve">10.6 Why Wave-Based Expansion Scheduling</w:t>
+      </w:r>
+    </w:p>
+    <w:p>
+      <w:pPr>
+        <w:pStyle w:val="FirstParagraph"/>
+      </w:pPr>
+      <w:r>
+        <w:t xml:space="preserve">Creating all 1,570 batch promises at once (for a 1.57M-row CSV) allocates</w:t>
+      </w:r>
+      <w:r>
+        <w:t xml:space="preserve"> </w:t>
+      </w:r>
+      <w:r>
+        <w:t xml:space="preserve">memory for every batch before any batch has completed, preventing garbage</w:t>
+      </w:r>
+      <w:r>
+        <w:t xml:space="preserve"> </w:t>
+      </w:r>
+      <w:r>
+        <w:t xml:space="preserve">collection. Wave scheduling processes</w:t>
+      </w:r>
+      <w:r>
+        <w:t xml:space="preserve"> </w:t>
+      </w:r>
+      <w:r>
+        <w:rPr>
+          <w:rStyle w:val="VerbatimChar"/>
+        </w:rPr>
+        <w:t xml:space="preserve">concurrency × 2</w:t>
+      </w:r>
+      <w:r>
+        <w:t xml:space="preserve"> </w:t>
+      </w:r>
+      <w:r>
+        <w:t xml:space="preserve">batches at a time</w:t>
+      </w:r>
+      <w:r>
+        <w:t xml:space="preserve"> </w:t>
+      </w:r>
+      <w:r>
+        <w:t xml:space="preserve">and pauses the CSV stream at each wave boundary. Memory use stays constant</w:t>
+      </w:r>
+      <w:r>
+        <w:t xml:space="preserve"> </w:t>
+      </w:r>
+      <w:r>
+        <w:t xml:space="preserve">regardless of file size.</w:t>
+      </w:r>
+    </w:p>
+    <w:p>
+      <w:r>
+        <w:pict>
+          <v:rect style="width:0;height:1.5pt" o:hralign="center" o:hrstd="t" o:hr="t"/>
+        </w:pict>
+      </w:r>
+    </w:p>
+    <w:bookmarkEnd w:id="87"/>
+    <w:bookmarkEnd w:id="88"/>
+    <w:bookmarkStart w:id="92" w:name="known-limitations-extension-points"/>
+    <w:p>
+      <w:pPr>
+        <w:pStyle w:val="Heading2"/>
+      </w:pPr>
+      <w:r>
+        <w:t xml:space="preserve">11. Known Limitations &amp; Extension Points</w:t>
+      </w:r>
+    </w:p>
+    <w:bookmarkStart w:id="89" w:name="current-limitations"/>
     <w:p>
       <w:pPr>
         <w:pStyle w:val="Heading3"/>
       </w:pPr>
       <w:r>
-        <w:t xml:space="preserve">9.6 Full Reset (wipe all state)</w:t>
-      </w:r>
-    </w:p>
-    <w:p>
-      <w:pPr>
-        <w:pStyle w:val="SourceCode"/>
-      </w:pPr>
-      <w:r>
-        <w:rPr>
-          <w:rStyle w:val="CommentTok"/>
-        </w:rPr>
-        <w:t xml:space="preserve"># Close the app first (Ctrl+C / close window)</w:t>
-      </w:r>
-      <w:r>
-        <w:br/>
-      </w:r>
-      <w:r>
-        <w:rPr>
-          <w:rStyle w:val="FunctionTok"/>
-        </w:rPr>
-        <w:t xml:space="preserve">rm</w:t>
-      </w:r>
-      <w:r>
-        <w:rPr>
-          <w:rStyle w:val="NormalTok"/>
-        </w:rPr>
-        <w:t xml:space="preserve"> </w:t>
-      </w:r>
-      <w:r>
-        <w:rPr>
-          <w:rStyle w:val="AttributeTok"/>
-        </w:rPr>
-        <w:t xml:space="preserve">-rf</w:t>
-      </w:r>
-      <w:r>
-        <w:rPr>
-          <w:rStyle w:val="NormalTok"/>
-        </w:rPr>
-        <w:t xml:space="preserve"> data/</w:t>
-      </w:r>
-      <w:r>
-        <w:br/>
-      </w:r>
-      <w:r>
-        <w:rPr>
-          <w:rStyle w:val="ExtensionTok"/>
-        </w:rPr>
-        <w:t xml:space="preserve">npm</w:t>
-      </w:r>
-      <w:r>
-        <w:rPr>
-          <w:rStyle w:val="NormalTok"/>
-        </w:rPr>
-        <w:t xml:space="preserve"> start</w:t>
-      </w:r>
-    </w:p>
-    <w:p>
-      <w:pPr>
-        <w:pStyle w:val="FirstParagraph"/>
-      </w:pPr>
-      <w:r>
-        <w:t xml:space="preserve">Deletes the SQLite database, encryption key, all uploads and exports.</w:t>
-      </w:r>
-      <w:r>
-        <w:t xml:space="preserve"> </w:t>
-      </w:r>
-      <w:r>
-        <w:t xml:space="preserve">A fresh Config tab awaits on next start.</w:t>
-      </w:r>
-    </w:p>
-    <w:bookmarkEnd w:id="79"/>
-    <w:bookmarkStart w:id="80" w:name="Xc32a473db918b02c5f8fcce1bdb76efac7f18b1"/>
-    <w:p>
-      <w:pPr>
-        <w:pStyle w:val="Heading3"/>
-      </w:pPr>
-      <w:r>
-        <w:t xml:space="preserve">9.7 Auto-Resume Scheduler</w:t>
-      </w:r>
-    </w:p>
-    <w:p>
-      <w:pPr>
-        <w:pStyle w:val="FirstParagraph"/>
-      </w:pPr>
-      <w:r>
-        <w:t xml:space="preserve">The scheduler allows unattended operation across multi-day and multi-month</w:t>
-      </w:r>
-      <w:r>
-        <w:t xml:space="preserve"> </w:t>
-      </w:r>
-      <w:r>
-        <w:t xml:space="preserve">jobs without the operator needing to manually click Submit each morning.</w:t>
-      </w:r>
-    </w:p>
-    <w:p>
-      <w:pPr>
-        <w:pStyle w:val="BodyText"/>
-      </w:pPr>
-      <w:r>
-        <w:t xml:space="preserve">Configure via</w:t>
-      </w:r>
-      <w:r>
-        <w:t xml:space="preserve"> </w:t>
-      </w:r>
-      <w:r>
-        <w:rPr>
-          <w:bCs/>
-          <w:b/>
-        </w:rPr>
-        <w:t xml:space="preserve">Settings tab</w:t>
-      </w:r>
-      <w:r>
-        <w:t xml:space="preserve"> </w:t>
-      </w:r>
-      <w:r>
-        <w:t xml:space="preserve">(or</w:t>
-      </w:r>
-      <w:r>
-        <w:t xml:space="preserve"> </w:t>
-      </w:r>
-      <w:r>
-        <w:rPr>
-          <w:rStyle w:val="VerbatimChar"/>
-        </w:rPr>
-        <w:t xml:space="preserve">PUT /api/settings/auto-resume</w:t>
-      </w:r>
-      <w:r>
-        <w:t xml:space="preserve">):</w:t>
+        <w:t xml:space="preserve">11.1 Current Limitations</w:t>
       </w:r>
     </w:p>
     <w:tbl>
       <w:tblPr>
         <w:tblStyle w:val="Table"/>
-        <w:tblW w:type="pct" w:w="0.0"/>
+        <w:tblW w:type="pct" w:w="5000.0"/>
         <w:tblLook w:firstRow="1" w:lastRow="0" w:firstColumn="0" w:lastColumn="0" w:noHBand="0" w:noVBand="0" w:val="0020"/>
       </w:tblPr>
-      <w:tblGrid/>
-      <w:tr>
-        <w:tc>
-          <w:p>
-            <w:pPr>
-              <w:pStyle w:val="Compact"/>
-              <w:jc w:val="left"/>
-            </w:pPr>
-            <w:r>
-              <w:t xml:space="preserve">Setting</w:t>
-            </w:r>
-          </w:p>
-        </w:tc>
-        <w:tc>
-          <w:p>
-            <w:pPr>
-              <w:pStyle w:val="Compact"/>
-              <w:jc w:val="left"/>
-            </w:pPr>
-            <w:r>
-              <w:t xml:space="preserve">Options</w:t>
-            </w:r>
-          </w:p>
-        </w:tc>
-        <w:tc>
-          <w:p>
-            <w:pPr>
-              <w:pStyle w:val="Compact"/>
-              <w:jc w:val="left"/>
-            </w:pPr>
-            <w:r>
-              <w:t xml:space="preserve">Default</w:t>
-            </w:r>
-          </w:p>
-        </w:tc>
-      </w:tr>
-      <w:tr>
-        <w:tc>
-          <w:p>
-            <w:pPr>
-              <w:pStyle w:val="Compact"/>
-              <w:jc w:val="left"/>
-            </w:pPr>
-            <w:r>
-              <w:t xml:space="preserve">Enabled</w:t>
-            </w:r>
-          </w:p>
-        </w:tc>
-        <w:tc>
-          <w:p>
-            <w:pPr>
-              <w:pStyle w:val="Compact"/>
-              <w:jc w:val="left"/>
-            </w:pPr>
-            <w:r>
-              <w:t xml:space="preserve">on / off</w:t>
-            </w:r>
-          </w:p>
-        </w:tc>
-        <w:tc>
-          <w:p>
-            <w:pPr>
-              <w:pStyle w:val="Compact"/>
-              <w:jc w:val="left"/>
-            </w:pPr>
-            <w:r>
-              <w:t xml:space="preserve">off</w:t>
-            </w:r>
-          </w:p>
-        </w:tc>
-      </w:tr>
-      <w:tr>
-        <w:tc>
-          <w:p>
-            <w:pPr>
-              <w:pStyle w:val="Compact"/>
-              <w:jc w:val="left"/>
-            </w:pPr>
-            <w:r>
-              <w:t xml:space="preserve">Local time</w:t>
-            </w:r>
-          </w:p>
-        </w:tc>
-        <w:tc>
-          <w:p>
-            <w:pPr>
-              <w:pStyle w:val="Compact"/>
-              <w:jc w:val="left"/>
-            </w:pPr>
-            <w:r>
-              <w:t xml:space="preserve">HH:MM (24h, operator's local time)</w:t>
-            </w:r>
-          </w:p>
-        </w:tc>
-        <w:tc>
-          <w:p>
-            <w:pPr>
-              <w:pStyle w:val="Compact"/>
-              <w:jc w:val="left"/>
-            </w:pPr>
-            <w:r>
-              <w:rPr>
-                <w:rStyle w:val="VerbatimChar"/>
-              </w:rPr>
-              <w:t xml:space="preserve">09:00</w:t>
-            </w:r>
-          </w:p>
-        </w:tc>
-      </w:tr>
-      <w:tr>
-        <w:tc>
-          <w:p>
-            <w:pPr>
-              <w:pStyle w:val="Compact"/>
-              <w:jc w:val="left"/>
-            </w:pPr>
-            <w:r>
-              <w:t xml:space="preserve">Days</w:t>
-            </w:r>
-          </w:p>
-        </w:tc>
-        <w:tc>
-          <w:p>
-            <w:pPr>
-              <w:pStyle w:val="Compact"/>
-              <w:jc w:val="left"/>
-            </w:pPr>
-            <w:r>
-              <w:t xml:space="preserve">every-day / weekdays / first-of-month</w:t>
-            </w:r>
-          </w:p>
-        </w:tc>
-        <w:tc>
-          <w:p>
-            <w:pPr>
-              <w:pStyle w:val="Compact"/>
-              <w:jc w:val="left"/>
-            </w:pPr>
-            <w:r>
-              <w:t xml:space="preserve">every-day</w:t>
-            </w:r>
-          </w:p>
-        </w:tc>
-      </w:tr>
-    </w:tbl>
-    <w:p>
-      <w:pPr>
-        <w:pStyle w:val="BodyText"/>
-      </w:pPr>
-      <w:r>
-        <w:t xml:space="preserve">When the scheduler fires, it runs the full</w:t>
-      </w:r>
-      <w:r>
-        <w:t xml:space="preserve"> </w:t>
-      </w:r>
-      <w:r>
-        <w:rPr>
-          <w:rStyle w:val="VerbatimChar"/>
-        </w:rPr>
-        <w:t xml:space="preserve">runSubmission</w:t>
-      </w:r>
-      <w:r>
-        <w:t xml:space="preserve"> </w:t>
-      </w:r>
-      <w:r>
-        <w:t xml:space="preserve">pipeline</w:t>
-      </w:r>
-      <w:r>
-        <w:t xml:space="preserve"> </w:t>
-      </w:r>
-      <w:r>
-        <w:t xml:space="preserve">(live quota refresh → redistribute → submit). A catch-up tick runs at boot</w:t>
-      </w:r>
-      <w:r>
-        <w:t xml:space="preserve"> </w:t>
-      </w:r>
-      <w:r>
-        <w:t xml:space="preserve">so a laptop that was off at the scheduled time resumes within seconds.</w:t>
-      </w:r>
-    </w:p>
-    <w:p>
-      <w:r>
-        <w:pict>
-          <v:rect style="width:0;height:1.5pt" o:hralign="center" o:hrstd="t" o:hr="t"/>
-        </w:pict>
-      </w:r>
-    </w:p>
-    <w:bookmarkEnd w:id="80"/>
-    <w:bookmarkEnd w:id="81"/>
-    <w:bookmarkStart w:id="88" w:name="X99a411724410e44b9e6b2969a5f06c6a2365310"/>
-    <w:p>
-      <w:pPr>
-        <w:pStyle w:val="Heading2"/>
-      </w:pPr>
-      <w:r>
-        <w:t xml:space="preserve">10. Design Decisions</w:t>
-      </w:r>
-    </w:p>
-    <w:bookmarkStart w:id="82" w:name="Xcf97238becda6330f1ae471553e55969d489159"/>
-    <w:p>
-      <w:pPr>
-        <w:pStyle w:val="Heading3"/>
-      </w:pPr>
-      <w:r>
-        <w:t xml:space="preserve">10.1 Why SQLite, Not Postgres or Redis</w:t>
-      </w:r>
-    </w:p>
-    <w:p>
-      <w:pPr>
-        <w:pStyle w:val="FirstParagraph"/>
-      </w:pPr>
-      <w:r>
-        <w:t xml:space="preserve">This tool runs on one operator's laptop, not a distributed service. SQLite</w:t>
-      </w:r>
-      <w:r>
-        <w:t xml:space="preserve"> </w:t>
-      </w:r>
-      <w:r>
-        <w:t xml:space="preserve">in WAL mode delivers:</w:t>
-      </w:r>
-    </w:p>
-    <w:p>
-      <w:pPr>
-        <w:numPr>
-          <w:ilvl w:val="0"/>
-          <w:numId w:val="1016"/>
-        </w:numPr>
-        <w:pStyle w:val="Compact"/>
-      </w:pPr>
-      <w:r>
-        <w:t xml:space="preserve">Zero-administration durability (one file, crash-safe)</w:t>
-      </w:r>
-    </w:p>
-    <w:p>
-      <w:pPr>
-        <w:numPr>
-          <w:ilvl w:val="0"/>
-          <w:numId w:val="1016"/>
-        </w:numPr>
-        <w:pStyle w:val="Compact"/>
-      </w:pPr>
-      <w:r>
-        <w:t xml:space="preserve">Fast concurrent reads during long writes</w:t>
-      </w:r>
-    </w:p>
-    <w:p>
-      <w:pPr>
-        <w:numPr>
-          <w:ilvl w:val="0"/>
-          <w:numId w:val="1016"/>
-        </w:numPr>
-        <w:pStyle w:val="Compact"/>
-      </w:pPr>
-      <w:r>
-        <w:t xml:space="preserve">~100k rows/sec bulk insert with prepared statements</w:t>
-      </w:r>
-    </w:p>
-    <w:p>
-      <w:pPr>
-        <w:numPr>
-          <w:ilvl w:val="0"/>
-          <w:numId w:val="1016"/>
-        </w:numPr>
-        <w:pStyle w:val="Compact"/>
-      </w:pPr>
-      <w:r>
-        <w:t xml:space="preserve">No deployment complexity</w:t>
-      </w:r>
-    </w:p>
-    <w:p>
-      <w:pPr>
-        <w:pStyle w:val="FirstParagraph"/>
-      </w:pPr>
-      <w:r>
-        <w:t xml:space="preserve">A distributed database would only be needed for multi-operator shared state —</w:t>
-      </w:r>
-      <w:r>
-        <w:t xml:space="preserve"> </w:t>
-      </w:r>
-      <w:r>
-        <w:t xml:space="preserve">explicitly out of scope (see §11).</w:t>
-      </w:r>
-    </w:p>
-    <w:bookmarkEnd w:id="82"/>
-    <w:bookmarkStart w:id="83" w:name="Xd00c91a70d7682f0e43c6e066ce1aaf6a4b0679"/>
-    <w:p>
-      <w:pPr>
-        <w:pStyle w:val="Heading3"/>
-      </w:pPr>
-      <w:r>
-        <w:t xml:space="preserve">10.2 Why Validate Before the Network</w:t>
-      </w:r>
-    </w:p>
-    <w:p>
-      <w:pPr>
-        <w:pStyle w:val="FirstParagraph"/>
-      </w:pPr>
-      <w:r>
-        <w:t xml:space="preserve">Adobe's Data Hygiene API returns HTTP 400 on malformed payloads, but the cost</w:t>
-      </w:r>
-      <w:r>
-        <w:t xml:space="preserve"> </w:t>
-      </w:r>
-      <w:r>
-        <w:t xml:space="preserve">of an undetected error (wrong namespace, wrong dataset ID) is a no-op delete</w:t>
-      </w:r>
-      <w:r>
-        <w:t xml:space="preserve"> </w:t>
-      </w:r>
-      <w:r>
-        <w:t xml:space="preserve">that uses quota. Pre-validating also eliminates:</w:t>
-      </w:r>
-    </w:p>
-    <w:p>
-      <w:pPr>
-        <w:numPr>
-          <w:ilvl w:val="0"/>
-          <w:numId w:val="1017"/>
-        </w:numPr>
-        <w:pStyle w:val="Compact"/>
-      </w:pPr>
-      <w:r>
-        <w:t xml:space="preserve">Wasted IMS token exchanges on doomed requests.</w:t>
-      </w:r>
-    </w:p>
-    <w:p>
-      <w:pPr>
-        <w:numPr>
-          <w:ilvl w:val="0"/>
-          <w:numId w:val="1017"/>
-        </w:numPr>
-        <w:pStyle w:val="Compact"/>
-      </w:pPr>
-      <w:r>
-        <w:t xml:space="preserve">Cryptic Adobe error messages leaking to the UI.</w:t>
-      </w:r>
-    </w:p>
-    <w:p>
-      <w:pPr>
-        <w:numPr>
-          <w:ilvl w:val="0"/>
-          <w:numId w:val="1017"/>
-        </w:numPr>
-        <w:pStyle w:val="Compact"/>
-      </w:pPr>
-      <w:r>
-        <w:t xml:space="preserve">Round-trip latency for mistakes catchable in microseconds.</w:t>
-      </w:r>
-    </w:p>
-    <w:bookmarkEnd w:id="83"/>
-    <w:bookmarkStart w:id="84" w:name="Xc08012786700c6f9f84ad78ae78fca706d9ecff"/>
-    <w:p>
-      <w:pPr>
-        <w:pStyle w:val="Heading3"/>
-      </w:pPr>
-      <w:r>
-        <w:t xml:space="preserve">10.3 Why In-Memory IMS Tokens (Not Persisted)</w:t>
-      </w:r>
-    </w:p>
-    <w:p>
-      <w:pPr>
-        <w:pStyle w:val="FirstParagraph"/>
-      </w:pPr>
-      <w:r>
-        <w:t xml:space="preserve">Bearer tokens are temporary secrets. Persisting them opens a ~24h window</w:t>
-      </w:r>
-      <w:r>
-        <w:t xml:space="preserve"> </w:t>
-      </w:r>
-      <w:r>
-        <w:t xml:space="preserve">where anyone reading</w:t>
-      </w:r>
-      <w:r>
-        <w:t xml:space="preserve"> </w:t>
-      </w:r>
-      <w:r>
-        <w:rPr>
-          <w:rStyle w:val="VerbatimChar"/>
-        </w:rPr>
-        <w:t xml:space="preserve">data/state.db</w:t>
-      </w:r>
-      <w:r>
-        <w:t xml:space="preserve"> </w:t>
-      </w:r>
-      <w:r>
-        <w:t xml:space="preserve">can impersonate the operator. In-memory</w:t>
-      </w:r>
-      <w:r>
-        <w:t xml:space="preserve"> </w:t>
-      </w:r>
-      <w:r>
-        <w:t xml:space="preserve">caching with thundering-herd coalescing regenerates in ~300ms on restart —</w:t>
-      </w:r>
-      <w:r>
-        <w:t xml:space="preserve"> </w:t>
-      </w:r>
-      <w:r>
-        <w:t xml:space="preserve">the performance cost is negligible; the security benefit is material.</w:t>
-      </w:r>
-    </w:p>
-    <w:bookmarkEnd w:id="84"/>
-    <w:bookmarkStart w:id="85" w:name="X8f73636d56ca43954ea80e0fc0915ee5e6c2fb4"/>
-    <w:p>
-      <w:pPr>
-        <w:pStyle w:val="Heading3"/>
-      </w:pPr>
-      <w:r>
-        <w:t xml:space="preserve">10.4 Why the Hygiene POST Is Never Retried on 5xx</w:t>
-      </w:r>
-    </w:p>
-    <w:p>
-      <w:pPr>
-        <w:pStyle w:val="FirstParagraph"/>
-      </w:pPr>
-      <w:r>
-        <w:t xml:space="preserve">Adobe's Data Hygiene work order creation is irreversible. A 5xx response could</w:t>
-      </w:r>
-      <w:r>
-        <w:t xml:space="preserve"> </w:t>
-      </w:r>
-      <w:r>
-        <w:t xml:space="preserve">mean Adobe processed the request (and is returning an internal error) or did</w:t>
-      </w:r>
-      <w:r>
-        <w:t xml:space="preserve"> </w:t>
-      </w:r>
-      <w:r>
-        <w:t xml:space="preserve">not (transient failure). Auto-retrying would create duplicate deletions in the</w:t>
-      </w:r>
-      <w:r>
-        <w:t xml:space="preserve"> </w:t>
-      </w:r>
-      <w:r>
-        <w:t xml:space="preserve">first case. The safe path: don't retry; let startup recovery reconcile via</w:t>
-      </w:r>
-      <w:r>
-        <w:t xml:space="preserve"> </w:t>
-      </w:r>
-      <w:r>
-        <w:rPr>
-          <w:rStyle w:val="VerbatimChar"/>
-        </w:rPr>
-        <w:t xml:space="preserve">displayName</w:t>
-      </w:r>
-      <w:r>
-        <w:t xml:space="preserve"> </w:t>
-      </w:r>
-      <w:r>
-        <w:t xml:space="preserve">lookup on next boot.</w:t>
-      </w:r>
-    </w:p>
-    <w:bookmarkEnd w:id="85"/>
-    <w:bookmarkStart w:id="86" w:name="X6b9a33453ee71b82b80e37104f4a7e4436d9e3d"/>
-    <w:p>
-      <w:pPr>
-        <w:pStyle w:val="Heading3"/>
-      </w:pPr>
-      <w:r>
-        <w:t xml:space="preserve">10.5 Why Deferred Dedup (No Unique Index on</w:t>
-      </w:r>
-      <w:r>
-        <w:t xml:space="preserve"> </w:t>
-      </w:r>
-      <w:r>
-        <w:rPr>
-          <w:rStyle w:val="VerbatimChar"/>
-        </w:rPr>
-        <w:t xml:space="preserve">expanded_identities</w:t>
-      </w:r>
-      <w:r>
-        <w:t xml:space="preserve">)</w:t>
-      </w:r>
-    </w:p>
-    <w:p>
-      <w:pPr>
-        <w:pStyle w:val="FirstParagraph"/>
-      </w:pPr>
-      <w:r>
-        <w:t xml:space="preserve">On large jobs (8M+ rows), SQLite's B-tree unique index for deduplication</w:t>
-      </w:r>
-      <w:r>
-        <w:t xml:space="preserve"> </w:t>
-      </w:r>
-      <w:r>
-        <w:t xml:space="preserve">becomes the dominant bottleneck:</w:t>
-      </w:r>
-    </w:p>
-    <w:p>
-      <w:pPr>
-        <w:numPr>
-          <w:ilvl w:val="0"/>
-          <w:numId w:val="1018"/>
-        </w:numPr>
-        <w:pStyle w:val="Compact"/>
-      </w:pPr>
-      <w:r>
-        <w:t xml:space="preserve">Each</w:t>
-      </w:r>
-      <w:r>
-        <w:t xml:space="preserve"> </w:t>
-      </w:r>
-      <w:r>
-        <w:rPr>
-          <w:rStyle w:val="VerbatimChar"/>
-        </w:rPr>
-        <w:t xml:space="preserve">INSERT OR IGNORE</w:t>
-      </w:r>
-      <w:r>
-        <w:t xml:space="preserve"> </w:t>
-      </w:r>
-      <w:r>
-        <w:t xml:space="preserve">must traverse the full B-tree to check for</w:t>
-      </w:r>
-      <w:r>
-        <w:t xml:space="preserve"> </w:t>
-      </w:r>
-      <w:r>
-        <w:t xml:space="preserve">duplicates (~400MB of index pages at 8M rows)</w:t>
-      </w:r>
-    </w:p>
-    <w:p>
-      <w:pPr>
-        <w:numPr>
-          <w:ilvl w:val="0"/>
-          <w:numId w:val="1018"/>
-        </w:numPr>
-        <w:pStyle w:val="Compact"/>
-      </w:pPr>
-      <w:r>
-        <w:t xml:space="preserve">With only 512MB cache, most page lookups hit disk</w:t>
-      </w:r>
-    </w:p>
-    <w:p>
-      <w:pPr>
-        <w:numPr>
-          <w:ilvl w:val="0"/>
-          <w:numId w:val="1018"/>
-        </w:numPr>
-        <w:pStyle w:val="Compact"/>
-      </w:pPr>
-      <w:r>
-        <w:t xml:space="preserve">On Windows, each SQLite checkpoint triggers a Windows Defender scan,</w:t>
-      </w:r>
-      <w:r>
-        <w:t xml:space="preserve"> </w:t>
-      </w:r>
-      <w:r>
-        <w:t xml:space="preserve">inflating each fsync from ~1ms to 10–50ms</w:t>
-      </w:r>
-    </w:p>
-    <w:p>
-      <w:pPr>
-        <w:pStyle w:val="FirstParagraph"/>
-      </w:pPr>
-      <w:r>
-        <w:t xml:space="preserve">Solution: remove the unique index; do plain</w:t>
-      </w:r>
-      <w:r>
-        <w:t xml:space="preserve"> </w:t>
-      </w:r>
-      <w:r>
-        <w:rPr>
-          <w:rStyle w:val="VerbatimChar"/>
-        </w:rPr>
-        <w:t xml:space="preserve">INSERT</w:t>
-      </w:r>
-      <w:r>
-        <w:t xml:space="preserve">; deduplicate at</w:t>
-      </w:r>
-      <w:r>
-        <w:t xml:space="preserve"> </w:t>
-      </w:r>
-      <w:r>
-        <w:t xml:space="preserve">planning time via</w:t>
-      </w:r>
-      <w:r>
-        <w:t xml:space="preserve"> </w:t>
-      </w:r>
-      <w:r>
-        <w:rPr>
-          <w:rStyle w:val="VerbatimChar"/>
-        </w:rPr>
-        <w:t xml:space="preserve">GROUP BY (ns_code, ns_id, identity_id)</w:t>
-      </w:r>
-      <w:r>
-        <w:t xml:space="preserve">. This is O(1)</w:t>
-      </w:r>
-      <w:r>
-        <w:t xml:space="preserve"> </w:t>
-      </w:r>
-      <w:r>
-        <w:t xml:space="preserve">per insert during expansion and the GROUP BY uses a full table scan once</w:t>
-      </w:r>
-      <w:r>
-        <w:t xml:space="preserve"> </w:t>
-      </w:r>
-      <w:r>
-        <w:t xml:space="preserve">at planning time — much faster overall.</w:t>
-      </w:r>
-    </w:p>
-    <w:bookmarkEnd w:id="86"/>
-    <w:bookmarkStart w:id="87" w:name="Xf593e1dd7bf105bcd83d89f95cf59d7859ee9ef"/>
-    <w:p>
-      <w:pPr>
-        <w:pStyle w:val="Heading3"/>
-      </w:pPr>
-      <w:r>
-        <w:t xml:space="preserve">10.6 Why Wave-Based Expansion Scheduling</w:t>
-      </w:r>
-    </w:p>
-    <w:p>
-      <w:pPr>
-        <w:pStyle w:val="FirstParagraph"/>
-      </w:pPr>
-      <w:r>
-        <w:t xml:space="preserve">Creating all 1,570 batch promises at once (for a 1.57M-row CSV) allocates</w:t>
-      </w:r>
-      <w:r>
-        <w:t xml:space="preserve"> </w:t>
-      </w:r>
-      <w:r>
-        <w:t xml:space="preserve">memory for every batch before any batch has completed, preventing garbage</w:t>
-      </w:r>
-      <w:r>
-        <w:t xml:space="preserve"> </w:t>
-      </w:r>
-      <w:r>
-        <w:t xml:space="preserve">collection. Wave scheduling processes</w:t>
-      </w:r>
-      <w:r>
-        <w:t xml:space="preserve"> </w:t>
-      </w:r>
-      <w:r>
-        <w:rPr>
-          <w:rStyle w:val="VerbatimChar"/>
-        </w:rPr>
-        <w:t xml:space="preserve">concurrency × 2</w:t>
-      </w:r>
-      <w:r>
-        <w:t xml:space="preserve"> </w:t>
-      </w:r>
-      <w:r>
-        <w:t xml:space="preserve">batches at a time</w:t>
-      </w:r>
-      <w:r>
-        <w:t xml:space="preserve"> </w:t>
-      </w:r>
-      <w:r>
-        <w:t xml:space="preserve">and pauses the CSV stream at each wave boundary. Memory use stays constant</w:t>
-      </w:r>
-      <w:r>
-        <w:t xml:space="preserve"> </w:t>
-      </w:r>
-      <w:r>
-        <w:t xml:space="preserve">regardless of file size.</w:t>
-      </w:r>
-    </w:p>
-    <w:p>
-      <w:r>
-        <w:pict>
-          <v:rect style="width:0;height:1.5pt" o:hralign="center" o:hrstd="t" o:hr="t"/>
-        </w:pict>
-      </w:r>
-    </w:p>
-    <w:bookmarkEnd w:id="87"/>
-    <w:bookmarkEnd w:id="88"/>
-    <w:bookmarkStart w:id="92" w:name="Xe6e2be8c6adb8151b825568f2b82c70b8a4032d"/>
-    <w:p>
-      <w:pPr>
-        <w:pStyle w:val="Heading2"/>
-      </w:pPr>
-      <w:r>
-        <w:t xml:space="preserve">11. Known Limitations &amp; Extension Points</w:t>
-      </w:r>
-    </w:p>
-    <w:bookmarkStart w:id="89" w:name="X203b0f4194bae8f6d1ee7df9022bf76d0e0a3e1"/>
-    <w:p>
-      <w:pPr>
-        <w:pStyle w:val="Heading3"/>
-      </w:pPr>
-      <w:r>
-        <w:t xml:space="preserve">11.1 Current Limitations</w:t>
-      </w:r>
-    </w:p>
-    <w:tbl>
-      <w:tblPr>
-        <w:tblStyle w:val="Table"/>
-        <w:tblW w:type="pct" w:w="0.0"/>
-        <w:tblLook w:firstRow="1" w:lastRow="0" w:firstColumn="0" w:lastColumn="0" w:noHBand="0" w:noVBand="0" w:val="0020"/>
-      </w:tblPr>
-      <w:tblGrid/>
+      <w:tblGrid>
+        <w:gridCol w:w="1916"/>
+        <w:gridCol w:w="6003"/>
+      </w:tblGrid>
       <w:tr>
         <w:tc>
           <w:p>
@@ -15232,7 +15352,7 @@
               <w:jc w:val="left"/>
             </w:pPr>
             <w:r>
-              <w:t xml:space="preserve">Adobe doesn't emit webhooks for work-order status. 60-second polling is the only option (with a 15s per-WO timeout cap and a reentrancy guard since 2026-05-29).</w:t>
+              <w:t xml:space="preserve">Adobe doesn’t emit webhooks for work-order status. 60-second polling is the only option (with a 15s per-WO timeout cap and a reentrancy guard since 2026-05-29).</w:t>
             </w:r>
           </w:p>
         </w:tc>
@@ -15256,7 +15376,7 @@
               <w:jc w:val="left"/>
             </w:pPr>
             <w:r>
-              <w:t xml:space="preserve">A job submitted at 11:59 PM local time that Adobe processes after 00:00 UTC counts against the next day's quota.</w:t>
+              <w:t xml:space="preserve">A job submitted at 11:59 PM local time that Adobe processes after 00:00 UTC counts against the next day’s quota.</w:t>
             </w:r>
           </w:p>
         </w:tc>
@@ -15334,7 +15454,7 @@
               <w:jc w:val="left"/>
             </w:pPr>
             <w:r>
-              <w:t xml:space="preserve">Adobe Identity Service rate-limits aggressively against any individual org. The tool surfaces 429 counts in the per-batch summary; the operator's job is to keep</w:t>
+              <w:t xml:space="preserve">Adobe Identity Service rate-limits aggressively against any individual org. The tool surfaces 429 counts in the per-batch summary; the operator’s job is to keep</w:t>
             </w:r>
             <w:r>
               <w:t xml:space="preserve"> </w:t>
@@ -15371,7 +15491,7 @@
       </w:tr>
     </w:tbl>
     <w:bookmarkEnd w:id="89"/>
-    <w:bookmarkStart w:id="90" w:name="X11ff592b2dd48554977714c3ec63600513af1dd"/>
+    <w:bookmarkStart w:id="90" w:name="X453b045b2e7a31e94cbb13426a9dc6edda13b3a"/>
     <w:p>
       <w:pPr>
         <w:pStyle w:val="Heading3"/>
@@ -15397,10 +15517,13 @@
     <w:tbl>
       <w:tblPr>
         <w:tblStyle w:val="Table"/>
-        <w:tblW w:type="pct" w:w="0.0"/>
+        <w:tblW w:type="pct" w:w="5000.0"/>
         <w:tblLook w:firstRow="1" w:lastRow="0" w:firstColumn="0" w:lastColumn="0" w:noHBand="0" w:noVBand="0" w:val="0020"/>
       </w:tblPr>
-      <w:tblGrid/>
+      <w:tblGrid>
+        <w:gridCol w:w="1900"/>
+        <w:gridCol w:w="6019"/>
+      </w:tblGrid>
       <w:tr>
         <w:tc>
           <w:p>
@@ -15600,7 +15723,7 @@
               <w:t xml:space="preserve"> </w:t>
             </w:r>
             <w:r>
-              <w:t xml:space="preserve">BEFORE drainWave, so a network-level rejection in the pre-drain window can't crash the process. drainWave uses</w:t>
+              <w:t xml:space="preserve">BEFORE drainWave, so a network-level rejection in the pre-drain window can’t crash the process. drainWave uses</w:t>
             </w:r>
             <w:r>
               <w:t xml:space="preserve"> </w:t>
@@ -15640,7 +15763,25 @@
               <w:jc w:val="left"/>
             </w:pPr>
             <w:r>
-              <w:t xml:space="preserve">UI showed "No job selected" after server restart even when a job was actively expanding</w:t>
+              <w:t xml:space="preserve">UI showed</w:t>
+            </w:r>
+            <w:r>
+              <w:t xml:space="preserve"> </w:t>
+            </w:r>
+            <w:r>
+              <w:t xml:space="preserve">“</w:t>
+            </w:r>
+            <w:r>
+              <w:t xml:space="preserve">No job selected</w:t>
+            </w:r>
+            <w:r>
+              <w:t xml:space="preserve">”</w:t>
+            </w:r>
+            <w:r>
+              <w:t xml:space="preserve"> </w:t>
+            </w:r>
+            <w:r>
+              <w:t xml:space="preserve">after server restart even when a job was actively expanding</w:t>
             </w:r>
           </w:p>
         </w:tc>
@@ -15754,7 +15895,7 @@
               <w:jc w:val="left"/>
             </w:pPr>
             <w:r>
-              <w:t xml:space="preserve">Mid-expansion shutdown didn't actually exit</w:t>
+              <w:t xml:space="preserve">Mid-expansion shutdown didn’t actually exit</w:t>
             </w:r>
           </w:p>
         </w:tc>
@@ -15844,7 +15985,7 @@
       </w:tr>
     </w:tbl>
     <w:bookmarkEnd w:id="90"/>
-    <w:bookmarkStart w:id="91" w:name="X55a7b2fce9ba85809fcefb46a2b1de7f34ffb0f"/>
+    <w:bookmarkStart w:id="91" w:name="extension-points"/>
     <w:p>
       <w:pPr>
         <w:pStyle w:val="Heading3"/>
@@ -15870,10 +16011,13 @@
     <w:tbl>
       <w:tblPr>
         <w:tblStyle w:val="Table"/>
-        <w:tblW w:type="pct" w:w="0.0"/>
+        <w:tblW w:type="pct" w:w="5000.0"/>
         <w:tblLook w:firstRow="1" w:lastRow="0" w:firstColumn="0" w:lastColumn="0" w:noHBand="0" w:noVBand="0" w:val="0020"/>
       </w:tblPr>
-      <w:tblGrid/>
+      <w:tblGrid>
+        <w:gridCol w:w="1916"/>
+        <w:gridCol w:w="6003"/>
+      </w:tblGrid>
       <w:tr>
         <w:tc>
           <w:p>
@@ -16058,7 +16202,7 @@
               <w:jc w:val="left"/>
             </w:pPr>
             <w:r>
-              <w:t xml:space="preserve">Pre-check each dataset's XDM primary identity via the Schema Registry API; warn if the deletion namespace isn't the primary</w:t>
+              <w:t xml:space="preserve">Pre-check each dataset’s XDM primary identity via the Schema Registry API; warn if the deletion namespace isn’t the primary</w:t>
             </w:r>
           </w:p>
         </w:tc>
@@ -16112,7 +16256,7 @@
     </w:p>
     <w:bookmarkEnd w:id="91"/>
     <w:bookmarkEnd w:id="92"/>
-    <w:bookmarkStart w:id="93" w:name="X42599fa2d29863777b0831d61f36a19e9bedf35"/>
+    <w:bookmarkStart w:id="93" w:name="appendix-file-map"/>
     <w:p>
       <w:pPr>
         <w:pStyle w:val="Heading2"/>
@@ -16932,7 +17076,7 @@
       </w:r>
     </w:p>
     <w:bookmarkEnd w:id="93"/>
-    <w:bookmarkStart w:id="106" w:name="Xcf4bfb864ae254c1c7f015514eb9a32bb6d73b8"/>
+    <w:bookmarkStart w:id="106" w:name="ui-screen-walkthrough"/>
     <w:p>
       <w:pPr>
         <w:pStyle w:val="Heading2"/>
@@ -16962,7 +17106,25 @@
         <w:t xml:space="preserve"> </w:t>
       </w:r>
       <w:r>
-        <w:t xml:space="preserve">(a fictional "Acme Retail" credential, a placeholder IMS org, a</w:t>
+        <w:t xml:space="preserve">(a fictional</w:t>
+      </w:r>
+      <w:r>
+        <w:t xml:space="preserve"> </w:t>
+      </w:r>
+      <w:r>
+        <w:t xml:space="preserve">“</w:t>
+      </w:r>
+      <w:r>
+        <w:t xml:space="preserve">Acme Retail</w:t>
+      </w:r>
+      <w:r>
+        <w:t xml:space="preserve">”</w:t>
+      </w:r>
+      <w:r>
+        <w:t xml:space="preserve"> </w:t>
+      </w:r>
+      <w:r>
+        <w:t xml:space="preserve">credential, a placeholder IMS org, a</w:t>
       </w:r>
       <w:r>
         <w:t xml:space="preserve"> </w:t>
@@ -17000,7 +17162,7 @@
         <w:t xml:space="preserve">.</w:t>
       </w:r>
     </w:p>
-    <w:bookmarkStart w:id="95" w:name="X9d23ac776d5f1f8d9ba2399b50bfc45c5e6b6fa"/>
+    <w:bookmarkStart w:id="95" w:name="environment-credentials-sandbox"/>
     <w:p>
       <w:pPr>
         <w:pStyle w:val="Heading3"/>
@@ -17041,7 +17203,7 @@
     </w:p>
     <w:p>
       <w:pPr>
-        <w:pStyle w:val="BodyText"/>
+        <w:pStyle w:val="CaptionedFigure"/>
       </w:pPr>
       <w:r>
         <w:drawing>
@@ -17086,8 +17248,16 @@
         </w:drawing>
       </w:r>
     </w:p>
+    <w:p>
+      <w:pPr>
+        <w:pStyle w:val="ImageCaption"/>
+      </w:pPr>
+      <w:r>
+        <w:t xml:space="preserve">Environment configuration</w:t>
+      </w:r>
+    </w:p>
     <w:bookmarkEnd w:id="95"/>
-    <w:bookmarkStart w:id="97" w:name="X67bb22e28328148a69fbbfa0dce3aa40cba5da1"/>
+    <w:bookmarkStart w:id="97" w:name="source-csv-upload-identifiers"/>
     <w:p>
       <w:pPr>
         <w:pStyle w:val="Heading3"/>
@@ -17112,7 +17282,7 @@
     </w:p>
     <w:p>
       <w:pPr>
-        <w:pStyle w:val="BodyText"/>
+        <w:pStyle w:val="CaptionedFigure"/>
       </w:pPr>
       <w:r>
         <w:drawing>
@@ -17157,8 +17327,16 @@
         </w:drawing>
       </w:r>
     </w:p>
+    <w:p>
+      <w:pPr>
+        <w:pStyle w:val="ImageCaption"/>
+      </w:pPr>
+      <w:r>
+        <w:t xml:space="preserve">Upload source identities</w:t>
+      </w:r>
+    </w:p>
     <w:bookmarkEnd w:id="97"/>
-    <w:bookmarkStart w:id="99" w:name="X940af297d0ebe9d6ab69c67ca507e28260cf9a6"/>
+    <w:bookmarkStart w:id="99" w:name="expansion-resolve-the-identity-graph"/>
     <w:p>
       <w:pPr>
         <w:pStyle w:val="Heading3"/>
@@ -17204,7 +17382,7 @@
     </w:p>
     <w:p>
       <w:pPr>
-        <w:pStyle w:val="BodyText"/>
+        <w:pStyle w:val="CaptionedFigure"/>
       </w:pPr>
       <w:r>
         <w:drawing>
@@ -17249,8 +17427,16 @@
         </w:drawing>
       </w:r>
     </w:p>
+    <w:p>
+      <w:pPr>
+        <w:pStyle w:val="ImageCaption"/>
+      </w:pPr>
+      <w:r>
+        <w:t xml:space="preserve">Identity graph expansion</w:t>
+      </w:r>
+    </w:p>
     <w:bookmarkEnd w:id="99"/>
-    <w:bookmarkStart w:id="101" w:name="Xef76889a25550773daa3757cca169c158d53d98"/>
+    <w:bookmarkStart w:id="101" w:name="batch-planning-group-into-work-orders"/>
     <w:p>
       <w:pPr>
         <w:pStyle w:val="Heading3"/>
@@ -17275,7 +17461,7 @@
     </w:p>
     <w:p>
       <w:pPr>
-        <w:pStyle w:val="BodyText"/>
+        <w:pStyle w:val="CaptionedFigure"/>
       </w:pPr>
       <w:r>
         <w:drawing>
@@ -17320,8 +17506,16 @@
         </w:drawing>
       </w:r>
     </w:p>
+    <w:p>
+      <w:pPr>
+        <w:pStyle w:val="ImageCaption"/>
+      </w:pPr>
+      <w:r>
+        <w:t xml:space="preserve">Work order batch planning</w:t>
+      </w:r>
+    </w:p>
     <w:bookmarkEnd w:id="101"/>
-    <w:bookmarkStart w:id="103" w:name="X923230c8dbd1842e34d3cbf308f90ed7cf1e57e"/>
+    <w:bookmarkStart w:id="103" w:name="submit-ship-work-orders-to-adobe"/>
     <w:p>
       <w:pPr>
         <w:pStyle w:val="Heading3"/>
@@ -17335,7 +17529,7 @@
         <w:pStyle w:val="FirstParagraph"/>
       </w:pPr>
       <w:r>
-        <w:t xml:space="preserve">Submits the current day's window, gated by an atomic quota reservation. Here Day 1</w:t>
+        <w:t xml:space="preserve">Submits the current day’s window, gated by an atomic quota reservation. Here Day 1</w:t>
       </w:r>
       <w:r>
         <w:t xml:space="preserve"> </w:t>
@@ -17374,7 +17568,7 @@
     </w:p>
     <w:p>
       <w:pPr>
-        <w:pStyle w:val="BodyText"/>
+        <w:pStyle w:val="CaptionedFigure"/>
       </w:pPr>
       <w:r>
         <w:drawing>
@@ -17419,8 +17613,16 @@
         </w:drawing>
       </w:r>
     </w:p>
+    <w:p>
+      <w:pPr>
+        <w:pStyle w:val="ImageCaption"/>
+      </w:pPr>
+      <w:r>
+        <w:t xml:space="preserve">Submit work orders</w:t>
+      </w:r>
+    </w:p>
     <w:bookmarkEnd w:id="103"/>
-    <w:bookmarkStart w:id="105" w:name="X156303ffbfaae34e7bd5d37af94c830cf279a67"/>
+    <w:bookmarkStart w:id="105" w:name="monitor-track-adobe-side-progress"/>
     <w:p>
       <w:pPr>
         <w:pStyle w:val="Heading3"/>
@@ -17445,12 +17647,12 @@
     </w:p>
     <w:p>
       <w:pPr>
-        <w:pStyle w:val="BodyText"/>
+        <w:pStyle w:val="CaptionedFigure"/>
       </w:pPr>
       <w:r>
         <w:drawing>
           <wp:inline>
-            <wp:extent cx="5334000" cy="11075458"/>
+            <wp:extent cx="5334000" cy="3793066"/>
             <wp:effectExtent b="0" l="0" r="0" t="0"/>
             <wp:docPr descr="Work order monitor" title="" id="1" name="Picture"/>
             <a:graphic>
@@ -17471,7 +17673,7 @@
                   <pic:spPr bwMode="auto">
                     <a:xfrm>
                       <a:off x="0" y="0"/>
-                      <a:ext cx="5334000" cy="11075458"/>
+                      <a:ext cx="5334000" cy="3793066"/>
                     </a:xfrm>
                     <a:prstGeom prst="rect">
                       <a:avLst/>
@@ -17488,6 +17690,14 @@
             </a:graphic>
           </wp:inline>
         </w:drawing>
+      </w:r>
+    </w:p>
+    <w:p>
+      <w:pPr>
+        <w:pStyle w:val="ImageCaption"/>
+      </w:pPr>
+      <w:r>
+        <w:t xml:space="preserve">Work order monitor</w:t>
       </w:r>
     </w:p>
     <w:p>
@@ -17924,15 +18134,6 @@
     </w:lvlOverride>
   </w:num>
   <w:num w:numId="1012">
-    <w:abstractNumId w:val="991"/>
-  </w:num>
-  <w:num w:numId="1013">
-    <w:abstractNumId w:val="991"/>
-  </w:num>
-  <w:num w:numId="1014">
-    <w:abstractNumId w:val="991"/>
-  </w:num>
-  <w:num w:numId="1015">
     <w:abstractNumId w:val="99411"/>
     <w:lvlOverride w:ilvl="0">
       <w:startOverride w:val="1"/>
@@ -17962,13 +18163,7 @@
       <w:startOverride w:val="1"/>
     </w:lvlOverride>
   </w:num>
-  <w:num w:numId="1016">
-    <w:abstractNumId w:val="991"/>
-  </w:num>
-  <w:num w:numId="1017">
-    <w:abstractNumId w:val="991"/>
-  </w:num>
-  <w:num w:numId="1018">
+  <w:num w:numId="1013">
     <w:abstractNumId w:val="991"/>
   </w:num>
 </w:numbering>

--- a/docs/DESIGN_DOC.docx
+++ b/docs/DESIGN_DOC.docx
@@ -2,7 +2,7 @@
 <file path=word/document.xml><?xml version="1.0" encoding="utf-8"?>
 <w:document xmlns:w="http://schemas.openxmlformats.org/wordprocessingml/2006/main" xmlns:m="http://schemas.openxmlformats.org/officeDocument/2006/math" xmlns:r="http://schemas.openxmlformats.org/officeDocument/2006/relationships" xmlns:o="urn:schemas-microsoft-com:office:office" xmlns:v="urn:schemas-microsoft-com:vml" xmlns:w10="urn:schemas-microsoft-com:office:word" xmlns:a="http://schemas.openxmlformats.org/drawingml/2006/main" xmlns:pic="http://schemas.openxmlformats.org/drawingml/2006/picture" xmlns:wp="http://schemas.openxmlformats.org/drawingml/2006/wordprocessingDrawing">
   <w:body>
-    <w:bookmarkStart w:id="107" w:name="aep-data-lifecycle-helper"/>
+    <w:bookmarkStart w:id="108" w:name="aep-data-lifecycle-helper"/>
     <w:p>
       <w:pPr>
         <w:pStyle w:val="Heading1"/>
@@ -11,7 +11,7 @@
         <w:t xml:space="preserve">AEP Data Lifecycle Helper</w:t>
       </w:r>
     </w:p>
-    <w:bookmarkStart w:id="22" w:name="design-architecture-document"/>
+    <w:bookmarkStart w:id="23" w:name="design-architecture-document"/>
     <w:p>
       <w:pPr>
         <w:pStyle w:val="Heading2"/>
@@ -266,149 +266,38 @@
     </w:tbl>
     <w:p>
       <w:pPr>
-        <w:pStyle w:val="BlockText"/>
-      </w:pPr>
-      <w:r>
-        <w:rPr>
-          <w:bCs/>
-          <w:b/>
-        </w:rPr>
-        <w:t xml:space="preserve">3.1.0 (2026-06-03) — flaky-network resilience (P1).</w:t>
-      </w:r>
-      <w:r>
-        <w:t xml:space="preserve"> </w:t>
-      </w:r>
-      <w:r>
-        <w:t xml:space="preserve">After a live prod</w:t>
-      </w:r>
-      <w:r>
-        <w:t xml:space="preserve"> </w:t>
-      </w:r>
-      <w:r>
-        <w:t xml:space="preserve">incident on an intermittent Wi-Fi link to Adobe: (1) the</w:t>
-      </w:r>
-      <w:r>
-        <w:t xml:space="preserve"> </w:t>
-      </w:r>
-      <w:r>
-        <w:rPr>
-          <w:rStyle w:val="VerbatimChar"/>
-        </w:rPr>
-        <w:t xml:space="preserve">/quota</w:t>
-      </w:r>
-      <w:r>
-        <w:t xml:space="preserve"> </w:t>
-      </w:r>
-      <w:r>
-        <w:t xml:space="preserve">submit</w:t>
-      </w:r>
-      <w:r>
-        <w:t xml:space="preserve"> </w:t>
-      </w:r>
-      <w:r>
-        <w:t xml:space="preserve">preflight now retries the live fetch (default 3×, backoff) so a transient</w:t>
-      </w:r>
-      <w:r>
-        <w:t xml:space="preserve"> </w:t>
-      </w:r>
-      <w:r>
-        <w:t xml:space="preserve">timeout self-heals into a fresh snapshot instead of blocking the submit —</w:t>
-      </w:r>
-      <w:r>
-        <w:t xml:space="preserve"> </w:t>
-      </w:r>
-      <w:r>
-        <w:t xml:space="preserve">the fail-closed refuse-stale boundary (I15) is unchanged; (2) the status</w:t>
-      </w:r>
-      <w:r>
-        <w:t xml:space="preserve"> </w:t>
-      </w:r>
-      <w:r>
-        <w:t xml:space="preserve">monitor applies per-WO exponential backoff so an outage can’t flood the link</w:t>
-      </w:r>
-      <w:r>
-        <w:t xml:space="preserve"> </w:t>
-      </w:r>
-      <w:r>
-        <w:t xml:space="preserve">or starve a concurrent submit (DISPLAY-only, never touches the quota ledger);</w:t>
-      </w:r>
-      <w:r>
-        <w:t xml:space="preserve"> </w:t>
-      </w:r>
-      <w:r>
-        <w:t xml:space="preserve">(3)</w:t>
-      </w:r>
-      <w:r>
-        <w:t xml:space="preserve"> </w:t>
-      </w:r>
-      <w:r>
-        <w:rPr>
-          <w:rStyle w:val="VerbatimChar"/>
-        </w:rPr>
-        <w:t xml:space="preserve">GET /jobs/:id</w:t>
-      </w:r>
-      <w:r>
-        <w:t xml:space="preserve"> </w:t>
-      </w:r>
-      <w:r>
-        <w:t xml:space="preserve">no longer runs the heavy namespace GROUP-BY on the hot</w:t>
-      </w:r>
-      <w:r>
-        <w:t xml:space="preserve"> </w:t>
-      </w:r>
-      <w:r>
-        <w:t xml:space="preserve">path (opt-in via</w:t>
-      </w:r>
-      <w:r>
-        <w:t xml:space="preserve"> </w:t>
-      </w:r>
-      <w:r>
-        <w:rPr>
-          <w:rStyle w:val="VerbatimChar"/>
-        </w:rPr>
-        <w:t xml:space="preserve">?breakdown=1</w:t>
-      </w:r>
-      <w:r>
-        <w:t xml:space="preserve">), fixing the</w:t>
-      </w:r>
-      <w:r>
-        <w:t xml:space="preserve"> </w:t>
-      </w:r>
-      <w:r>
-        <w:t xml:space="preserve">“</w:t>
-      </w:r>
-      <w:r>
-        <w:t xml:space="preserve">click freezes then opens</w:t>
-      </w:r>
-      <w:r>
-        <w:t xml:space="preserve">”</w:t>
-      </w:r>
-      <w:r>
-        <w:t xml:space="preserve"> </w:t>
-      </w:r>
-      <w:r>
-        <w:t xml:space="preserve">lag.</w:t>
-      </w:r>
-      <w:r>
-        <w:t xml:space="preserve"> </w:t>
-      </w:r>
-      <w:r>
-        <w:t xml:space="preserve">See</w:t>
-      </w:r>
-      <w:r>
-        <w:t xml:space="preserve"> </w:t>
-      </w:r>
-      <w:r>
-        <w:rPr>
-          <w:rStyle w:val="VerbatimChar"/>
-        </w:rPr>
-        <w:t xml:space="preserve">docs/CHANGELOG.md</w:t>
-      </w:r>
-      <w:r>
-        <w:t xml:space="preserve"> </w:t>
-      </w:r>
-      <w:r>
-        <w:t xml:space="preserve">→ 2026-06-01 (P1).</w:t>
+        <w:pStyle w:val="BodyText"/>
+      </w:pPr>
+      <w:r>
+        <w:rPr>
+          <w:iCs/>
+          <w:i/>
+        </w:rPr>
+        <w:t xml:space="preserve">Full change history:</w:t>
+      </w:r>
+      <w:r>
+        <w:rPr>
+          <w:iCs/>
+          <w:i/>
+        </w:rPr>
+        <w:t xml:space="preserve"> </w:t>
+      </w:r>
+      <w:hyperlink r:id="rId22">
+        <w:r>
+          <w:rPr>
+            <w:rStyle w:val="VerbatimChar"/>
+            <w:iCs/>
+            <w:i/>
+          </w:rPr>
+          <w:t xml:space="preserve">docs/CHANGELOG.md</w:t>
+        </w:r>
+      </w:hyperlink>
+      <w:r>
+        <w:rPr>
+          <w:iCs/>
+          <w:i/>
+        </w:rPr>
+        <w:t xml:space="preserve">.</w:t>
       </w:r>
     </w:p>
     <w:p>
@@ -418,8 +307,8 @@
         </w:pict>
       </w:r>
     </w:p>
-    <w:bookmarkEnd w:id="22"/>
-    <w:bookmarkStart w:id="24" w:name="table-of-contents"/>
+    <w:bookmarkEnd w:id="23"/>
+    <w:bookmarkStart w:id="25" w:name="table-of-contents"/>
     <w:p>
       <w:pPr>
         <w:pStyle w:val="Heading2"/>
@@ -834,7 +723,7 @@
       <w:r>
         <w:t xml:space="preserve"> </w:t>
       </w:r>
-      <w:hyperlink r:id="rId23">
+      <w:hyperlink r:id="rId24">
         <w:r>
           <w:rPr>
             <w:rStyle w:val="VerbatimChar"/>
@@ -910,8 +799,8 @@
         </w:pict>
       </w:r>
     </w:p>
-    <w:bookmarkEnd w:id="24"/>
-    <w:bookmarkStart w:id="29" w:name="executive-summary"/>
+    <w:bookmarkEnd w:id="25"/>
+    <w:bookmarkStart w:id="30" w:name="executive-summary"/>
     <w:p>
       <w:pPr>
         <w:pStyle w:val="Heading2"/>
@@ -920,7 +809,7 @@
         <w:t xml:space="preserve">1. Executive Summary</w:t>
       </w:r>
     </w:p>
-    <w:bookmarkStart w:id="25" w:name="what-this-tool-does"/>
+    <w:bookmarkStart w:id="26" w:name="what-this-tool-does"/>
     <w:p>
       <w:pPr>
         <w:pStyle w:val="Heading3"/>
@@ -1107,8 +996,8 @@
         <w:t xml:space="preserve">a browser dashboard.</w:t>
       </w:r>
     </w:p>
-    <w:bookmarkEnd w:id="25"/>
-    <w:bookmarkStart w:id="26" w:name="why-it-was-built"/>
+    <w:bookmarkEnd w:id="26"/>
+    <w:bookmarkStart w:id="27" w:name="why-it-was-built"/>
     <w:p>
       <w:pPr>
         <w:pStyle w:val="Heading3"/>
@@ -1161,8 +1050,8 @@
         <w:t xml:space="preserve">operators can stop and resume at any time.</w:t>
       </w:r>
     </w:p>
-    <w:bookmarkEnd w:id="26"/>
-    <w:bookmarkStart w:id="27" w:name="key-capabilities"/>
+    <w:bookmarkEnd w:id="27"/>
+    <w:bookmarkStart w:id="28" w:name="key-capabilities"/>
     <w:p>
       <w:pPr>
         <w:pStyle w:val="Heading3"/>
@@ -1398,8 +1287,8 @@
         </w:tc>
       </w:tr>
     </w:tbl>
-    <w:bookmarkEnd w:id="27"/>
-    <w:bookmarkStart w:id="28" w:name="architecture-principles"/>
+    <w:bookmarkEnd w:id="28"/>
+    <w:bookmarkStart w:id="29" w:name="architecture-principles"/>
     <w:p>
       <w:pPr>
         <w:pStyle w:val="Heading3"/>
@@ -1533,9 +1422,9 @@
         </w:pict>
       </w:r>
     </w:p>
-    <w:bookmarkEnd w:id="28"/>
     <w:bookmarkEnd w:id="29"/>
-    <w:bookmarkStart w:id="34" w:name="system-architecture"/>
+    <w:bookmarkEnd w:id="30"/>
+    <w:bookmarkStart w:id="35" w:name="system-architecture"/>
     <w:p>
       <w:pPr>
         <w:pStyle w:val="Heading2"/>
@@ -1544,7 +1433,7 @@
         <w:t xml:space="preserve">2. System Architecture</w:t>
       </w:r>
     </w:p>
-    <w:bookmarkStart w:id="31" w:name="high-level-architecture"/>
+    <w:bookmarkStart w:id="32" w:name="high-level-architecture"/>
     <w:p>
       <w:pPr>
         <w:pStyle w:val="Heading3"/>
@@ -1599,7 +1488,7 @@
                     </pic:cNvPicPr>
                   </pic:nvPicPr>
                   <pic:blipFill>
-                    <a:blip r:embed="rId30"/>
+                    <a:blip r:embed="rId31"/>
                     <a:stretch>
                       <a:fillRect/>
                     </a:stretch>
@@ -1753,8 +1642,8 @@
         <w:t xml:space="preserve">.</w:t>
       </w:r>
     </w:p>
-    <w:bookmarkEnd w:id="31"/>
-    <w:bookmarkStart w:id="32" w:name="component-summary"/>
+    <w:bookmarkEnd w:id="32"/>
+    <w:bookmarkStart w:id="33" w:name="component-summary"/>
     <w:p>
       <w:pPr>
         <w:pStyle w:val="Heading3"/>
@@ -2456,8 +2345,8 @@
         </w:tc>
       </w:tr>
     </w:tbl>
-    <w:bookmarkEnd w:id="32"/>
-    <w:bookmarkStart w:id="33" w:name="technology-stack"/>
+    <w:bookmarkEnd w:id="33"/>
+    <w:bookmarkStart w:id="34" w:name="technology-stack"/>
     <w:p>
       <w:pPr>
         <w:pStyle w:val="Heading3"/>
@@ -2850,9 +2739,9 @@
         </w:pict>
       </w:r>
     </w:p>
-    <w:bookmarkEnd w:id="33"/>
     <w:bookmarkEnd w:id="34"/>
-    <w:bookmarkStart w:id="40" w:name="end-to-end-data-flow"/>
+    <w:bookmarkEnd w:id="35"/>
+    <w:bookmarkStart w:id="41" w:name="end-to-end-data-flow"/>
     <w:p>
       <w:pPr>
         <w:pStyle w:val="Heading2"/>
@@ -2861,7 +2750,7 @@
         <w:t xml:space="preserve">3. End-to-End Data Flow</w:t>
       </w:r>
     </w:p>
-    <w:bookmarkStart w:id="36" w:name="operator-journey-overview"/>
+    <w:bookmarkStart w:id="37" w:name="operator-journey-overview"/>
     <w:p>
       <w:pPr>
         <w:pStyle w:val="Heading3"/>
@@ -2890,7 +2779,7 @@
                     </pic:cNvPicPr>
                   </pic:nvPicPr>
                   <pic:blipFill>
-                    <a:blip r:embed="rId35"/>
+                    <a:blip r:embed="rId36"/>
                     <a:stretch>
                       <a:fillRect/>
                     </a:stretch>
@@ -3137,8 +3026,8 @@
         <w:t xml:space="preserve">.</w:t>
       </w:r>
     </w:p>
-    <w:bookmarkEnd w:id="36"/>
-    <w:bookmarkStart w:id="38" w:name="expansion-data-flow"/>
+    <w:bookmarkEnd w:id="37"/>
+    <w:bookmarkStart w:id="39" w:name="expansion-data-flow"/>
     <w:p>
       <w:pPr>
         <w:pStyle w:val="Heading3"/>
@@ -3193,7 +3082,7 @@
                     </pic:cNvPicPr>
                   </pic:nvPicPr>
                   <pic:blipFill>
-                    <a:blip r:embed="rId37"/>
+                    <a:blip r:embed="rId38"/>
                     <a:stretch>
                       <a:fillRect/>
                     </a:stretch>
@@ -3732,8 +3621,8 @@
         <w:t xml:space="preserve">.</w:t>
       </w:r>
     </w:p>
-    <w:bookmarkEnd w:id="38"/>
-    <w:bookmarkStart w:id="39" w:name="step-by-step-detail"/>
+    <w:bookmarkEnd w:id="39"/>
+    <w:bookmarkStart w:id="40" w:name="step-by-step-detail"/>
     <w:p>
       <w:pPr>
         <w:pStyle w:val="Heading3"/>
@@ -5155,9 +5044,9 @@
         </w:pict>
       </w:r>
     </w:p>
-    <w:bookmarkEnd w:id="39"/>
     <w:bookmarkEnd w:id="40"/>
-    <w:bookmarkStart w:id="47" w:name="work-order-lifecycle"/>
+    <w:bookmarkEnd w:id="41"/>
+    <w:bookmarkStart w:id="48" w:name="work-order-lifecycle"/>
     <w:p>
       <w:pPr>
         <w:pStyle w:val="Heading2"/>
@@ -5166,7 +5055,7 @@
         <w:t xml:space="preserve">4. Work Order Lifecycle</w:t>
       </w:r>
     </w:p>
-    <w:bookmarkStart w:id="42" w:name="state-machine"/>
+    <w:bookmarkStart w:id="43" w:name="state-machine"/>
     <w:p>
       <w:pPr>
         <w:pStyle w:val="Heading3"/>
@@ -5236,7 +5125,7 @@
                     </pic:cNvPicPr>
                   </pic:nvPicPr>
                   <pic:blipFill>
-                    <a:blip r:embed="rId41"/>
+                    <a:blip r:embed="rId42"/>
                     <a:stretch>
                       <a:fillRect/>
                     </a:stretch>
@@ -5704,8 +5593,8 @@
         <w:t xml:space="preserve">.</w:t>
       </w:r>
     </w:p>
-    <w:bookmarkEnd w:id="42"/>
-    <w:bookmarkStart w:id="43" w:name="crash-uncertain-submit-recovery"/>
+    <w:bookmarkEnd w:id="43"/>
+    <w:bookmarkStart w:id="44" w:name="crash-uncertain-submit-recovery"/>
     <w:p>
       <w:pPr>
         <w:pStyle w:val="Heading3"/>
@@ -6288,8 +6177,8 @@
         <w:t xml:space="preserve">restart required.</w:t>
       </w:r>
     </w:p>
-    <w:bookmarkEnd w:id="43"/>
-    <w:bookmarkStart w:id="44" w:name="status-reference"/>
+    <w:bookmarkEnd w:id="44"/>
+    <w:bookmarkStart w:id="45" w:name="status-reference"/>
     <w:p>
       <w:pPr>
         <w:pStyle w:val="Heading3"/>
@@ -6739,8 +6628,8 @@
         </w:tc>
       </w:tr>
     </w:tbl>
-    <w:bookmarkEnd w:id="44"/>
-    <w:bookmarkStart w:id="46" w:name="submit-reconcile-flow"/>
+    <w:bookmarkEnd w:id="45"/>
+    <w:bookmarkStart w:id="47" w:name="submit-reconcile-flow"/>
     <w:p>
       <w:pPr>
         <w:pStyle w:val="Heading3"/>
@@ -6789,7 +6678,7 @@
                     </pic:cNvPicPr>
                   </pic:nvPicPr>
                   <pic:blipFill>
-                    <a:blip r:embed="rId45"/>
+                    <a:blip r:embed="rId46"/>
                     <a:stretch>
                       <a:fillRect/>
                     </a:stretch>
@@ -7063,9 +6952,9 @@
         </w:pict>
       </w:r>
     </w:p>
-    <w:bookmarkEnd w:id="46"/>
     <w:bookmarkEnd w:id="47"/>
-    <w:bookmarkStart w:id="52" w:name="multi-month-quota-planning"/>
+    <w:bookmarkEnd w:id="48"/>
+    <w:bookmarkStart w:id="53" w:name="multi-month-quota-planning"/>
     <w:p>
       <w:pPr>
         <w:pStyle w:val="Heading2"/>
@@ -7074,7 +6963,7 @@
         <w:t xml:space="preserve">5. Multi-Month Quota Planning</w:t>
       </w:r>
     </w:p>
-    <w:bookmarkStart w:id="48" w:name="why-multi-month-planning-exists"/>
+    <w:bookmarkStart w:id="49" w:name="why-multi-month-planning-exists"/>
     <w:p>
       <w:pPr>
         <w:pStyle w:val="Heading3"/>
@@ -7170,8 +7059,8 @@
         <w:t xml:space="preserve">see the full timeline before any work is submitted.</w:t>
       </w:r>
     </w:p>
-    <w:bookmarkEnd w:id="48"/>
-    <w:bookmarkStart w:id="50" w:name="planning-diagram"/>
+    <w:bookmarkEnd w:id="49"/>
+    <w:bookmarkStart w:id="51" w:name="planning-diagram"/>
     <w:p>
       <w:pPr>
         <w:pStyle w:val="Heading3"/>
@@ -7214,7 +7103,7 @@
                     </pic:cNvPicPr>
                   </pic:nvPicPr>
                   <pic:blipFill>
-                    <a:blip r:embed="rId49"/>
+                    <a:blip r:embed="rId50"/>
                     <a:stretch>
                       <a:fillRect/>
                     </a:stretch>
@@ -7494,8 +7383,8 @@
         <w:t xml:space="preserve">.</w:t>
       </w:r>
     </w:p>
-    <w:bookmarkEnd w:id="50"/>
-    <w:bookmarkStart w:id="51" w:name="live-quota-redistribution"/>
+    <w:bookmarkEnd w:id="51"/>
+    <w:bookmarkStart w:id="52" w:name="live-quota-redistribution"/>
     <w:p>
       <w:pPr>
         <w:pStyle w:val="Heading3"/>
@@ -8027,9 +7916,9 @@
         </w:pict>
       </w:r>
     </w:p>
-    <w:bookmarkEnd w:id="51"/>
     <w:bookmarkEnd w:id="52"/>
-    <w:bookmarkStart w:id="58" w:name="adobe-api-integration"/>
+    <w:bookmarkEnd w:id="53"/>
+    <w:bookmarkStart w:id="59" w:name="adobe-api-integration"/>
     <w:p>
       <w:pPr>
         <w:pStyle w:val="Heading2"/>
@@ -8038,7 +7927,7 @@
         <w:t xml:space="preserve">6. Adobe API Integration</w:t>
       </w:r>
     </w:p>
-    <w:bookmarkStart w:id="53" w:name="api-summary"/>
+    <w:bookmarkStart w:id="54" w:name="api-summary"/>
     <w:p>
       <w:pPr>
         <w:pStyle w:val="Heading3"/>
@@ -8498,8 +8387,8 @@
         </w:tc>
       </w:tr>
     </w:tbl>
-    <w:bookmarkEnd w:id="53"/>
-    <w:bookmarkStart w:id="55" w:name="region-architecture"/>
+    <w:bookmarkEnd w:id="54"/>
+    <w:bookmarkStart w:id="56" w:name="region-architecture"/>
     <w:p>
       <w:pPr>
         <w:pStyle w:val="Heading3"/>
@@ -8627,7 +8516,7 @@
                     </pic:cNvPicPr>
                   </pic:nvPicPr>
                   <pic:blipFill>
-                    <a:blip r:embed="rId54"/>
+                    <a:blip r:embed="rId55"/>
                     <a:stretch>
                       <a:fillRect/>
                     </a:stretch>
@@ -8912,8 +8801,8 @@
         <w:t xml:space="preserve">.</w:t>
       </w:r>
     </w:p>
-    <w:bookmarkEnd w:id="55"/>
-    <w:bookmarkStart w:id="56" w:name="work-order-payload"/>
+    <w:bookmarkEnd w:id="56"/>
+    <w:bookmarkStart w:id="57" w:name="work-order-payload"/>
     <w:p>
       <w:pPr>
         <w:pStyle w:val="Heading3"/>
@@ -9898,8 +9787,8 @@
         </w:tc>
       </w:tr>
     </w:tbl>
-    <w:bookmarkEnd w:id="56"/>
-    <w:bookmarkStart w:id="57" w:name="identity-quota"/>
+    <w:bookmarkEnd w:id="57"/>
+    <w:bookmarkStart w:id="58" w:name="identity-quota"/>
     <w:p>
       <w:pPr>
         <w:pStyle w:val="Heading3"/>
@@ -10112,9 +10001,9 @@
         </w:pict>
       </w:r>
     </w:p>
-    <w:bookmarkEnd w:id="57"/>
     <w:bookmarkEnd w:id="58"/>
-    <w:bookmarkStart w:id="62" w:name="security-architecture"/>
+    <w:bookmarkEnd w:id="59"/>
+    <w:bookmarkStart w:id="63" w:name="security-architecture"/>
     <w:p>
       <w:pPr>
         <w:pStyle w:val="Heading2"/>
@@ -10123,7 +10012,7 @@
         <w:t xml:space="preserve">7. Security Architecture</w:t>
       </w:r>
     </w:p>
-    <w:bookmarkStart w:id="60" w:name="defense-in-depth-model"/>
+    <w:bookmarkStart w:id="61" w:name="defense-in-depth-model"/>
     <w:p>
       <w:pPr>
         <w:pStyle w:val="Heading3"/>
@@ -10207,7 +10096,7 @@
                     </pic:cNvPicPr>
                   </pic:nvPicPr>
                   <pic:blipFill>
-                    <a:blip r:embed="rId59"/>
+                    <a:blip r:embed="rId60"/>
                     <a:stretch>
                       <a:fillRect/>
                     </a:stretch>
@@ -10933,8 +10822,8 @@
         <w:t xml:space="preserve">.</w:t>
       </w:r>
     </w:p>
-    <w:bookmarkEnd w:id="60"/>
-    <w:bookmarkStart w:id="61" w:name="submission-safety"/>
+    <w:bookmarkEnd w:id="61"/>
+    <w:bookmarkStart w:id="62" w:name="submission-safety"/>
     <w:p>
       <w:pPr>
         <w:pStyle w:val="Heading3"/>
@@ -11135,9 +11024,9 @@
         </w:pict>
       </w:r>
     </w:p>
-    <w:bookmarkEnd w:id="61"/>
     <w:bookmarkEnd w:id="62"/>
-    <w:bookmarkStart w:id="73" w:name="environment-configuration-reference"/>
+    <w:bookmarkEnd w:id="63"/>
+    <w:bookmarkStart w:id="74" w:name="environment-configuration-reference"/>
     <w:p>
       <w:pPr>
         <w:pStyle w:val="Heading2"/>
@@ -11146,7 +11035,7 @@
         <w:t xml:space="preserve">8. Environment Configuration Reference</w:t>
       </w:r>
     </w:p>
-    <w:bookmarkStart w:id="69" w:name="complete-environment-variable-reference"/>
+    <w:bookmarkStart w:id="70" w:name="complete-environment-variable-reference"/>
     <w:p>
       <w:pPr>
         <w:pStyle w:val="Heading3"/>
@@ -11184,7 +11073,7 @@
         <w:t xml:space="preserve">on first launch. Set these to tune behavior for your deployment.</w:t>
       </w:r>
     </w:p>
-    <w:bookmarkStart w:id="63" w:name="network-server"/>
+    <w:bookmarkStart w:id="64" w:name="network-server"/>
     <w:p>
       <w:pPr>
         <w:pStyle w:val="Heading4"/>
@@ -11405,8 +11294,8 @@
         </w:tc>
       </w:tr>
     </w:tbl>
-    <w:bookmarkEnd w:id="63"/>
-    <w:bookmarkStart w:id="64" w:name="storage-paths"/>
+    <w:bookmarkEnd w:id="64"/>
+    <w:bookmarkStart w:id="65" w:name="storage-paths"/>
     <w:p>
       <w:pPr>
         <w:pStyle w:val="Heading4"/>
@@ -11684,8 +11573,8 @@
         </w:tc>
       </w:tr>
     </w:tbl>
-    <w:bookmarkEnd w:id="64"/>
-    <w:bookmarkStart w:id="65" w:name="security"/>
+    <w:bookmarkEnd w:id="65"/>
+    <w:bookmarkStart w:id="66" w:name="security"/>
     <w:p>
       <w:pPr>
         <w:pStyle w:val="Heading4"/>
@@ -11823,8 +11712,8 @@
         </w:tc>
       </w:tr>
     </w:tbl>
-    <w:bookmarkEnd w:id="65"/>
-    <w:bookmarkStart w:id="66" w:name="performance-tuning-scalability-knobs"/>
+    <w:bookmarkEnd w:id="66"/>
+    <w:bookmarkStart w:id="67" w:name="performance-tuning-scalability-knobs"/>
     <w:p>
       <w:pPr>
         <w:pStyle w:val="Heading4"/>
@@ -12141,8 +12030,8 @@
         </w:tc>
       </w:tr>
     </w:tbl>
-    <w:bookmarkEnd w:id="66"/>
-    <w:bookmarkStart w:id="67" w:name="quota-fallbacks"/>
+    <w:bookmarkEnd w:id="67"/>
+    <w:bookmarkStart w:id="68" w:name="quota-fallbacks"/>
     <w:p>
       <w:pPr>
         <w:pStyle w:val="Heading4"/>
@@ -12361,8 +12250,8 @@
         </w:tc>
       </w:tr>
     </w:tbl>
-    <w:bookmarkEnd w:id="67"/>
-    <w:bookmarkStart w:id="68" w:name="adobe-endpoints-advanced"/>
+    <w:bookmarkEnd w:id="68"/>
+    <w:bookmarkStart w:id="69" w:name="adobe-endpoints-advanced"/>
     <w:p>
       <w:pPr>
         <w:pStyle w:val="Heading4"/>
@@ -12598,9 +12487,9 @@
         </w:tc>
       </w:tr>
     </w:tbl>
-    <w:bookmarkEnd w:id="68"/>
     <w:bookmarkEnd w:id="69"/>
-    <w:bookmarkStart w:id="70" w:name="per-machine-tuning-recommendations"/>
+    <w:bookmarkEnd w:id="70"/>
+    <w:bookmarkStart w:id="71" w:name="per-machine-tuning-recommendations"/>
     <w:p>
       <w:pPr>
         <w:pStyle w:val="Heading3"/>
@@ -13037,8 +12926,8 @@
         </w:tc>
       </w:tr>
     </w:tbl>
-    <w:bookmarkEnd w:id="70"/>
-    <w:bookmarkStart w:id="71" w:name="development-testing"/>
+    <w:bookmarkEnd w:id="71"/>
+    <w:bookmarkStart w:id="72" w:name="development-testing"/>
     <w:p>
       <w:pPr>
         <w:pStyle w:val="Heading3"/>
@@ -13176,8 +13065,8 @@
         </w:tc>
       </w:tr>
     </w:tbl>
-    <w:bookmarkEnd w:id="71"/>
-    <w:bookmarkStart w:id="72" w:name="sample-.env-files"/>
+    <w:bookmarkEnd w:id="72"/>
+    <w:bookmarkStart w:id="73" w:name="sample-.env-files"/>
     <w:p>
       <w:pPr>
         <w:pStyle w:val="Heading3"/>
@@ -13390,9 +13279,9 @@
         </w:pict>
       </w:r>
     </w:p>
-    <w:bookmarkEnd w:id="72"/>
     <w:bookmarkEnd w:id="73"/>
-    <w:bookmarkStart w:id="81" w:name="operational-procedures"/>
+    <w:bookmarkEnd w:id="74"/>
+    <w:bookmarkStart w:id="82" w:name="operational-procedures"/>
     <w:p>
       <w:pPr>
         <w:pStyle w:val="Heading2"/>
@@ -13401,7 +13290,7 @@
         <w:t xml:space="preserve">9. Operational Procedures</w:t>
       </w:r>
     </w:p>
-    <w:bookmarkStart w:id="74" w:name="prerequisites"/>
+    <w:bookmarkStart w:id="75" w:name="prerequisites"/>
     <w:p>
       <w:pPr>
         <w:pStyle w:val="Heading3"/>
@@ -13499,8 +13388,8 @@
         <w:t xml:space="preserve">    nvm use 20</w:t>
       </w:r>
     </w:p>
-    <w:bookmarkEnd w:id="74"/>
-    <w:bookmarkStart w:id="75" w:name="installation-first-run"/>
+    <w:bookmarkEnd w:id="75"/>
+    <w:bookmarkStart w:id="76" w:name="installation-first-run"/>
     <w:p>
       <w:pPr>
         <w:pStyle w:val="Heading3"/>
@@ -13808,8 +13697,8 @@
         <w:t xml:space="preserve">to track progress.</w:t>
       </w:r>
     </w:p>
-    <w:bookmarkEnd w:id="75"/>
-    <w:bookmarkStart w:id="76" w:name="running-tests"/>
+    <w:bookmarkEnd w:id="76"/>
+    <w:bookmarkStart w:id="77" w:name="running-tests"/>
     <w:p>
       <w:pPr>
         <w:pStyle w:val="Heading3"/>
@@ -14017,8 +13906,8 @@
         <w:t xml:space="preserve">- End-to-end integration with fully-mocked Adobe (3 tests)</w:t>
       </w:r>
     </w:p>
-    <w:bookmarkEnd w:id="76"/>
-    <w:bookmarkStart w:id="77" w:name="recovering-from-a-crash"/>
+    <w:bookmarkEnd w:id="77"/>
+    <w:bookmarkStart w:id="78" w:name="recovering-from-a-crash"/>
     <w:p>
       <w:pPr>
         <w:pStyle w:val="Heading3"/>
@@ -14270,8 +14159,8 @@
         <w:t xml:space="preserve">for the next startup to retry.</w:t>
       </w:r>
     </w:p>
-    <w:bookmarkEnd w:id="77"/>
-    <w:bookmarkStart w:id="78" w:name="rotating-credentials"/>
+    <w:bookmarkEnd w:id="78"/>
+    <w:bookmarkStart w:id="79" w:name="rotating-credentials"/>
     <w:p>
       <w:pPr>
         <w:pStyle w:val="Heading3"/>
@@ -14352,8 +14241,8 @@
         <w:t xml:space="preserve">is saved. The in-memory token cache auto-invalidates on the next 401.</w:t>
       </w:r>
     </w:p>
-    <w:bookmarkEnd w:id="78"/>
-    <w:bookmarkStart w:id="79" w:name="full-reset-wipe-all-state"/>
+    <w:bookmarkEnd w:id="79"/>
+    <w:bookmarkStart w:id="80" w:name="full-reset-wipe-all-state"/>
     <w:p>
       <w:pPr>
         <w:pStyle w:val="Heading3"/>
@@ -14429,8 +14318,8 @@
         <w:t xml:space="preserve">A fresh Config tab awaits on next start.</w:t>
       </w:r>
     </w:p>
-    <w:bookmarkEnd w:id="79"/>
-    <w:bookmarkStart w:id="80" w:name="auto-resume-scheduler"/>
+    <w:bookmarkEnd w:id="80"/>
+    <w:bookmarkStart w:id="81" w:name="auto-resume-scheduler"/>
     <w:p>
       <w:pPr>
         <w:pStyle w:val="Heading3"/>
@@ -14682,9 +14571,9 @@
         </w:pict>
       </w:r>
     </w:p>
-    <w:bookmarkEnd w:id="80"/>
     <w:bookmarkEnd w:id="81"/>
-    <w:bookmarkStart w:id="88" w:name="design-decisions"/>
+    <w:bookmarkEnd w:id="82"/>
+    <w:bookmarkStart w:id="89" w:name="design-decisions"/>
     <w:p>
       <w:pPr>
         <w:pStyle w:val="Heading2"/>
@@ -14693,7 +14582,7 @@
         <w:t xml:space="preserve">10. Design Decisions</w:t>
       </w:r>
     </w:p>
-    <w:bookmarkStart w:id="82" w:name="why-sqlite-not-postgres-or-redis"/>
+    <w:bookmarkStart w:id="83" w:name="why-sqlite-not-postgres-or-redis"/>
     <w:p>
       <w:pPr>
         <w:pStyle w:val="Heading3"/>
@@ -14754,8 +14643,8 @@
         <w:t xml:space="preserve">explicitly out of scope (see §11).</w:t>
       </w:r>
     </w:p>
-    <w:bookmarkEnd w:id="82"/>
-    <w:bookmarkStart w:id="83" w:name="why-validate-before-the-network"/>
+    <w:bookmarkEnd w:id="83"/>
+    <w:bookmarkStart w:id="84" w:name="why-validate-before-the-network"/>
     <w:p>
       <w:pPr>
         <w:pStyle w:val="Heading3"/>
@@ -14802,8 +14691,8 @@
         <w:t xml:space="preserve">- Round-trip latency for mistakes catchable in microseconds.</w:t>
       </w:r>
     </w:p>
-    <w:bookmarkEnd w:id="83"/>
-    <w:bookmarkStart w:id="84" w:name="why-in-memory-ims-tokens-not-persisted"/>
+    <w:bookmarkEnd w:id="84"/>
+    <w:bookmarkStart w:id="85" w:name="why-in-memory-ims-tokens-not-persisted"/>
     <w:p>
       <w:pPr>
         <w:pStyle w:val="Heading3"/>
@@ -14853,8 +14742,8 @@
         <w:t xml:space="preserve">the performance cost is negligible; the security benefit is material.</w:t>
       </w:r>
     </w:p>
-    <w:bookmarkEnd w:id="84"/>
-    <w:bookmarkStart w:id="85" w:name="Xa0ece07ec830f69ced4c88411541552e4a71969"/>
+    <w:bookmarkEnd w:id="85"/>
+    <w:bookmarkStart w:id="86" w:name="Xa0ece07ec830f69ced4c88411541552e4a71969"/>
     <w:p>
       <w:pPr>
         <w:pStyle w:val="Heading3"/>
@@ -14904,8 +14793,8 @@
         <w:t xml:space="preserve">lookup on next boot.</w:t>
       </w:r>
     </w:p>
-    <w:bookmarkEnd w:id="85"/>
-    <w:bookmarkStart w:id="86" w:name="X171820582e456ea4f68e680ae34cc1aed2d7c38"/>
+    <w:bookmarkEnd w:id="86"/>
+    <w:bookmarkStart w:id="87" w:name="X171820582e456ea4f68e680ae34cc1aed2d7c38"/>
     <w:p>
       <w:pPr>
         <w:pStyle w:val="Heading3"/>
@@ -15053,8 +14942,8 @@
         <w:t xml:space="preserve">at planning time — much faster overall.</w:t>
       </w:r>
     </w:p>
-    <w:bookmarkEnd w:id="86"/>
-    <w:bookmarkStart w:id="87" w:name="why-wave-based-expansion-scheduling"/>
+    <w:bookmarkEnd w:id="87"/>
+    <w:bookmarkStart w:id="88" w:name="why-wave-based-expansion-scheduling"/>
     <w:p>
       <w:pPr>
         <w:pStyle w:val="Heading3"/>
@@ -15117,9 +15006,9 @@
         </w:pict>
       </w:r>
     </w:p>
-    <w:bookmarkEnd w:id="87"/>
     <w:bookmarkEnd w:id="88"/>
-    <w:bookmarkStart w:id="92" w:name="known-limitations-extension-points"/>
+    <w:bookmarkEnd w:id="89"/>
+    <w:bookmarkStart w:id="93" w:name="known-limitations-extension-points"/>
     <w:p>
       <w:pPr>
         <w:pStyle w:val="Heading2"/>
@@ -15128,7 +15017,7 @@
         <w:t xml:space="preserve">11. Known Limitations &amp; Extension Points</w:t>
       </w:r>
     </w:p>
-    <w:bookmarkStart w:id="89" w:name="current-limitations"/>
+    <w:bookmarkStart w:id="90" w:name="current-limitations"/>
     <w:p>
       <w:pPr>
         <w:pStyle w:val="Heading3"/>
@@ -15490,8 +15379,8 @@
         </w:tc>
       </w:tr>
     </w:tbl>
-    <w:bookmarkEnd w:id="89"/>
-    <w:bookmarkStart w:id="90" w:name="X453b045b2e7a31e94cbb13426a9dc6edda13b3a"/>
+    <w:bookmarkEnd w:id="90"/>
+    <w:bookmarkStart w:id="91" w:name="X453b045b2e7a31e94cbb13426a9dc6edda13b3a"/>
     <w:p>
       <w:pPr>
         <w:pStyle w:val="Heading3"/>
@@ -15984,8 +15873,8 @@
         </w:tc>
       </w:tr>
     </w:tbl>
-    <w:bookmarkEnd w:id="90"/>
-    <w:bookmarkStart w:id="91" w:name="extension-points"/>
+    <w:bookmarkEnd w:id="91"/>
+    <w:bookmarkStart w:id="92" w:name="extension-points"/>
     <w:p>
       <w:pPr>
         <w:pStyle w:val="Heading3"/>
@@ -16254,9 +16143,9 @@
         </w:pict>
       </w:r>
     </w:p>
-    <w:bookmarkEnd w:id="91"/>
     <w:bookmarkEnd w:id="92"/>
-    <w:bookmarkStart w:id="93" w:name="appendix-file-map"/>
+    <w:bookmarkEnd w:id="93"/>
+    <w:bookmarkStart w:id="94" w:name="appendix-file-map"/>
     <w:p>
       <w:pPr>
         <w:pStyle w:val="Heading2"/>
@@ -17075,8 +16964,8 @@
         </w:pict>
       </w:r>
     </w:p>
-    <w:bookmarkEnd w:id="93"/>
-    <w:bookmarkStart w:id="106" w:name="ui-screen-walkthrough"/>
+    <w:bookmarkEnd w:id="94"/>
+    <w:bookmarkStart w:id="107" w:name="ui-screen-walkthrough"/>
     <w:p>
       <w:pPr>
         <w:pStyle w:val="Heading2"/>
@@ -17150,7 +17039,7 @@
       <w:r>
         <w:t xml:space="preserve"> </w:t>
       </w:r>
-      <w:hyperlink r:id="rId23">
+      <w:hyperlink r:id="rId24">
         <w:r>
           <w:rPr>
             <w:rStyle w:val="VerbatimChar"/>
@@ -17162,7 +17051,7 @@
         <w:t xml:space="preserve">.</w:t>
       </w:r>
     </w:p>
-    <w:bookmarkStart w:id="95" w:name="environment-credentials-sandbox"/>
+    <w:bookmarkStart w:id="96" w:name="environment-credentials-sandbox"/>
     <w:p>
       <w:pPr>
         <w:pStyle w:val="Heading3"/>
@@ -17221,7 +17110,7 @@
                     </pic:cNvPicPr>
                   </pic:nvPicPr>
                   <pic:blipFill>
-                    <a:blip r:embed="rId94"/>
+                    <a:blip r:embed="rId95"/>
                     <a:stretch>
                       <a:fillRect/>
                     </a:stretch>
@@ -17256,8 +17145,8 @@
         <w:t xml:space="preserve">Environment configuration</w:t>
       </w:r>
     </w:p>
-    <w:bookmarkEnd w:id="95"/>
-    <w:bookmarkStart w:id="97" w:name="source-csv-upload-identifiers"/>
+    <w:bookmarkEnd w:id="96"/>
+    <w:bookmarkStart w:id="98" w:name="source-csv-upload-identifiers"/>
     <w:p>
       <w:pPr>
         <w:pStyle w:val="Heading3"/>
@@ -17300,7 +17189,7 @@
                     </pic:cNvPicPr>
                   </pic:nvPicPr>
                   <pic:blipFill>
-                    <a:blip r:embed="rId96"/>
+                    <a:blip r:embed="rId97"/>
                     <a:stretch>
                       <a:fillRect/>
                     </a:stretch>
@@ -17335,8 +17224,8 @@
         <w:t xml:space="preserve">Upload source identities</w:t>
       </w:r>
     </w:p>
-    <w:bookmarkEnd w:id="97"/>
-    <w:bookmarkStart w:id="99" w:name="expansion-resolve-the-identity-graph"/>
+    <w:bookmarkEnd w:id="98"/>
+    <w:bookmarkStart w:id="100" w:name="expansion-resolve-the-identity-graph"/>
     <w:p>
       <w:pPr>
         <w:pStyle w:val="Heading3"/>
@@ -17400,7 +17289,7 @@
                     </pic:cNvPicPr>
                   </pic:nvPicPr>
                   <pic:blipFill>
-                    <a:blip r:embed="rId98"/>
+                    <a:blip r:embed="rId99"/>
                     <a:stretch>
                       <a:fillRect/>
                     </a:stretch>
@@ -17435,8 +17324,8 @@
         <w:t xml:space="preserve">Identity graph expansion</w:t>
       </w:r>
     </w:p>
-    <w:bookmarkEnd w:id="99"/>
-    <w:bookmarkStart w:id="101" w:name="batch-planning-group-into-work-orders"/>
+    <w:bookmarkEnd w:id="100"/>
+    <w:bookmarkStart w:id="102" w:name="batch-planning-group-into-work-orders"/>
     <w:p>
       <w:pPr>
         <w:pStyle w:val="Heading3"/>
@@ -17479,7 +17368,7 @@
                     </pic:cNvPicPr>
                   </pic:nvPicPr>
                   <pic:blipFill>
-                    <a:blip r:embed="rId100"/>
+                    <a:blip r:embed="rId101"/>
                     <a:stretch>
                       <a:fillRect/>
                     </a:stretch>
@@ -17514,8 +17403,8 @@
         <w:t xml:space="preserve">Work order batch planning</w:t>
       </w:r>
     </w:p>
-    <w:bookmarkEnd w:id="101"/>
-    <w:bookmarkStart w:id="103" w:name="submit-ship-work-orders-to-adobe"/>
+    <w:bookmarkEnd w:id="102"/>
+    <w:bookmarkStart w:id="104" w:name="submit-ship-work-orders-to-adobe"/>
     <w:p>
       <w:pPr>
         <w:pStyle w:val="Heading3"/>
@@ -17586,7 +17475,7 @@
                     </pic:cNvPicPr>
                   </pic:nvPicPr>
                   <pic:blipFill>
-                    <a:blip r:embed="rId102"/>
+                    <a:blip r:embed="rId103"/>
                     <a:stretch>
                       <a:fillRect/>
                     </a:stretch>
@@ -17621,8 +17510,8 @@
         <w:t xml:space="preserve">Submit work orders</w:t>
       </w:r>
     </w:p>
-    <w:bookmarkEnd w:id="103"/>
-    <w:bookmarkStart w:id="105" w:name="monitor-track-adobe-side-progress"/>
+    <w:bookmarkEnd w:id="104"/>
+    <w:bookmarkStart w:id="106" w:name="monitor-track-adobe-side-progress"/>
     <w:p>
       <w:pPr>
         <w:pStyle w:val="Heading3"/>
@@ -17665,7 +17554,7 @@
                     </pic:cNvPicPr>
                   </pic:nvPicPr>
                   <pic:blipFill>
-                    <a:blip r:embed="rId104"/>
+                    <a:blip r:embed="rId105"/>
                     <a:stretch>
                       <a:fillRect/>
                     </a:stretch>
@@ -17719,9 +17608,9 @@
         <w:t xml:space="preserve">Document end — AEP Data Lifecycle Helper Design Document v3.1.0</w:t>
       </w:r>
     </w:p>
-    <w:bookmarkEnd w:id="105"/>
     <w:bookmarkEnd w:id="106"/>
     <w:bookmarkEnd w:id="107"/>
+    <w:bookmarkEnd w:id="108"/>
     <w:sectPr/>
   </w:body>
 </w:document>

--- a/docs/DESIGN_DOC.docx
+++ b/docs/DESIGN_DOC.docx
@@ -2,7 +2,7 @@
 <file path=word/document.xml><?xml version="1.0" encoding="utf-8"?>
 <w:document xmlns:w="http://schemas.openxmlformats.org/wordprocessingml/2006/main" xmlns:m="http://schemas.openxmlformats.org/officeDocument/2006/math" xmlns:r="http://schemas.openxmlformats.org/officeDocument/2006/relationships" xmlns:o="urn:schemas-microsoft-com:office:office" xmlns:v="urn:schemas-microsoft-com:vml" xmlns:w10="urn:schemas-microsoft-com:office:word" xmlns:a="http://schemas.openxmlformats.org/drawingml/2006/main" xmlns:pic="http://schemas.openxmlformats.org/drawingml/2006/picture" xmlns:wp="http://schemas.openxmlformats.org/drawingml/2006/wordprocessingDrawing">
   <w:body>
-    <w:bookmarkStart w:id="108" w:name="aep-data-lifecycle-helper"/>
+    <w:bookmarkStart w:id="113" w:name="aep-data-lifecycle-helper"/>
     <w:p>
       <w:pPr>
         <w:pStyle w:val="Heading1"/>
@@ -11,7 +11,7 @@
         <w:t xml:space="preserve">AEP Data Lifecycle Helper</w:t>
       </w:r>
     </w:p>
-    <w:bookmarkStart w:id="23" w:name="design-architecture-document"/>
+    <w:bookmarkStart w:id="20" w:name="design-architecture-document"/>
     <w:p>
       <w:pPr>
         <w:pStyle w:val="Heading2"/>
@@ -25,6 +25,16 @@
         <w:pict>
           <v:rect style="width:0;height:1.5pt" o:hralign="center" o:hrstd="t" o:hr="t"/>
         </w:pict>
+      </w:r>
+    </w:p>
+    <w:bookmarkEnd w:id="20"/>
+    <w:bookmarkStart w:id="25" w:name="document-control"/>
+    <w:p>
+      <w:pPr>
+        <w:pStyle w:val="Heading2"/>
+      </w:pPr>
+      <w:r>
+        <w:t xml:space="preserve">Document Control</w:t>
       </w:r>
     </w:p>
     <w:tbl>
@@ -34,8 +44,8 @@
         <w:tblLook w:firstRow="1" w:lastRow="0" w:firstColumn="0" w:lastColumn="0" w:noHBand="0" w:noVBand="0" w:val="0020"/>
       </w:tblPr>
       <w:tblGrid>
-        <w:gridCol w:w="1760"/>
-        <w:gridCol w:w="6160"/>
+        <w:gridCol w:w="3960"/>
+        <w:gridCol w:w="3960"/>
       </w:tblGrid>
       <w:tr>
         <w:tc>
@@ -80,7 +90,7 @@
               <w:jc w:val="left"/>
             </w:pPr>
             <w:r>
-              <w:t xml:space="preserve">3.1.0</w:t>
+              <w:t xml:space="preserve">3.2.0</w:t>
             </w:r>
           </w:p>
         </w:tc>
@@ -104,7 +114,7 @@
               <w:jc w:val="left"/>
             </w:pPr>
             <w:r>
-              <w:t xml:space="preserve">2026-06-03</w:t>
+              <w:t xml:space="preserve">2026-06-05</w:t>
             </w:r>
           </w:p>
         </w:tc>
@@ -141,18 +151,18 @@
               <w:jc w:val="left"/>
             </w:pPr>
             <w:r>
-              <w:t xml:space="preserve">Author</w:t>
-            </w:r>
-          </w:p>
-        </w:tc>
-        <w:tc>
-          <w:p>
-            <w:pPr>
-              <w:pStyle w:val="Compact"/>
-              <w:jc w:val="left"/>
-            </w:pPr>
-            <w:r>
-              <w:t xml:space="preserve">Tushar Kant Kar (Adobe)</w:t>
+              <w:t xml:space="preserve">Document owner</w:t>
+            </w:r>
+          </w:p>
+        </w:tc>
+        <w:tc>
+          <w:p>
+            <w:pPr>
+              <w:pStyle w:val="Compact"/>
+              <w:jc w:val="left"/>
+            </w:pPr>
+            <w:r>
+              <w:t xml:space="preserve">Tushar Kant Kar, Adobe</w:t>
             </w:r>
           </w:p>
         </w:tc>
@@ -165,18 +175,18 @@
               <w:jc w:val="left"/>
             </w:pPr>
             <w:r>
-              <w:t xml:space="preserve">Audience</w:t>
-            </w:r>
-          </w:p>
-        </w:tc>
-        <w:tc>
-          <w:p>
-            <w:pPr>
-              <w:pStyle w:val="Compact"/>
-              <w:jc w:val="left"/>
-            </w:pPr>
-            <w:r>
-              <w:t xml:space="preserve">Client teams, platform architects, reviewers</w:t>
+              <w:t xml:space="preserve">Reviewers</w:t>
+            </w:r>
+          </w:p>
+        </w:tc>
+        <w:tc>
+          <w:p>
+            <w:pPr>
+              <w:pStyle w:val="Compact"/>
+              <w:jc w:val="left"/>
+            </w:pPr>
+            <w:r>
+              <w:t xml:space="preserve">Engineering review board</w:t>
             </w:r>
           </w:p>
         </w:tc>
@@ -189,6 +199,78 @@
               <w:jc w:val="left"/>
             </w:pPr>
             <w:r>
+              <w:t xml:space="preserve">Approval status</w:t>
+            </w:r>
+          </w:p>
+        </w:tc>
+        <w:tc>
+          <w:p>
+            <w:pPr>
+              <w:pStyle w:val="Compact"/>
+              <w:jc w:val="left"/>
+            </w:pPr>
+            <w:r>
+              <w:t xml:space="preserve">Approved for client distribution</w:t>
+            </w:r>
+          </w:p>
+        </w:tc>
+      </w:tr>
+      <w:tr>
+        <w:tc>
+          <w:p>
+            <w:pPr>
+              <w:pStyle w:val="Compact"/>
+              <w:jc w:val="left"/>
+            </w:pPr>
+            <w:r>
+              <w:t xml:space="preserve">Classification</w:t>
+            </w:r>
+          </w:p>
+        </w:tc>
+        <w:tc>
+          <w:p>
+            <w:pPr>
+              <w:pStyle w:val="Compact"/>
+              <w:jc w:val="left"/>
+            </w:pPr>
+            <w:r>
+              <w:t xml:space="preserve">Confidential — client engagement</w:t>
+            </w:r>
+          </w:p>
+        </w:tc>
+      </w:tr>
+      <w:tr>
+        <w:tc>
+          <w:p>
+            <w:pPr>
+              <w:pStyle w:val="Compact"/>
+              <w:jc w:val="left"/>
+            </w:pPr>
+            <w:r>
+              <w:t xml:space="preserve">Intended audience</w:t>
+            </w:r>
+          </w:p>
+        </w:tc>
+        <w:tc>
+          <w:p>
+            <w:pPr>
+              <w:pStyle w:val="Compact"/>
+              <w:jc w:val="left"/>
+            </w:pPr>
+            <w:r>
+              <w:t xml:space="preserve">Client teams, platform architects, security reviewers</w:t>
+            </w:r>
+          </w:p>
+        </w:tc>
+      </w:tr>
+      <w:tr>
+        <w:tc>
+          <w:p>
+            <w:pPr>
+              <w:pStyle w:val="Compact"/>
+              <w:jc w:val="left"/>
+            </w:pPr>
+            <w:r>
               <w:t xml:space="preserve">Diagrams</w:t>
             </w:r>
           </w:p>
@@ -199,7 +281,7 @@
               <w:pStyle w:val="Compact"/>
               <w:jc w:val="left"/>
             </w:pPr>
-            <w:hyperlink r:id="rId20">
+            <w:hyperlink r:id="rId21">
               <w:r>
                 <w:rPr>
                   <w:rStyle w:val="Hyperlink"/>
@@ -216,7 +298,7 @@
             <w:r>
               <w:t xml:space="preserve"> </w:t>
             </w:r>
-            <w:hyperlink r:id="rId21">
+            <w:hyperlink r:id="rId22">
               <w:r>
                 <w:rPr>
                   <w:rStyle w:val="VerbatimChar"/>
@@ -282,7 +364,7 @@
         </w:rPr>
         <w:t xml:space="preserve"> </w:t>
       </w:r>
-      <w:hyperlink r:id="rId22">
+      <w:hyperlink r:id="rId23">
         <w:r>
           <w:rPr>
             <w:rStyle w:val="VerbatimChar"/>
@@ -301,20 +383,21 @@
       </w:r>
     </w:p>
     <w:p>
-      <w:r>
-        <w:pict>
-          <v:rect style="width:0;height:1.5pt" o:hralign="center" o:hrstd="t" o:hr="t"/>
-        </w:pict>
-      </w:r>
-    </w:p>
-    <w:bookmarkEnd w:id="23"/>
-    <w:bookmarkStart w:id="25" w:name="table-of-contents"/>
-    <w:p>
-      <w:pPr>
-        <w:pStyle w:val="Heading2"/>
-      </w:pPr>
-      <w:r>
-        <w:t xml:space="preserve">Table of Contents</w:t>
+      <w:pPr>
+        <w:pStyle w:val="BlockText"/>
+      </w:pPr>
+      <w:r>
+        <w:rPr>
+          <w:bCs/>
+          <w:b/>
+        </w:rPr>
+        <w:t xml:space="preserve">Diagrams &amp; screenshots</w:t>
+      </w:r>
+      <w:r>
+        <w:t xml:space="preserve"> </w:t>
+      </w:r>
+      <w:r>
+        <w:t xml:space="preserve">in this document:</w:t>
       </w:r>
     </w:p>
     <w:p>
@@ -325,274 +408,11 @@
         </w:numPr>
         <w:pStyle w:val="Compact"/>
       </w:pPr>
-      <w:hyperlink w:anchor="X102b2e9de4183984340b81b0bb402a984d3925a">
-        <w:r>
-          <w:rPr>
-            <w:rStyle w:val="Hyperlink"/>
-          </w:rPr>
-          <w:t xml:space="preserve">Executive Summary</w:t>
-        </w:r>
-      </w:hyperlink>
-    </w:p>
-    <w:p>
-      <w:pPr>
-        <w:numPr>
-          <w:ilvl w:val="0"/>
-          <w:numId w:val="1001"/>
-        </w:numPr>
-        <w:pStyle w:val="Compact"/>
-      </w:pPr>
-      <w:hyperlink w:anchor="Xadffa0c657789d188b7bad67251e99502d9d94d">
-        <w:r>
-          <w:rPr>
-            <w:rStyle w:val="Hyperlink"/>
-          </w:rPr>
-          <w:t xml:space="preserve">System Architecture</w:t>
-        </w:r>
-      </w:hyperlink>
-    </w:p>
-    <w:p>
-      <w:pPr>
-        <w:numPr>
-          <w:ilvl w:val="0"/>
-          <w:numId w:val="1001"/>
-        </w:numPr>
-        <w:pStyle w:val="Compact"/>
-      </w:pPr>
-      <w:hyperlink w:anchor="X5983918464d321487af4899e12e0c43ecc27733">
-        <w:r>
-          <w:rPr>
-            <w:rStyle w:val="Hyperlink"/>
-          </w:rPr>
-          <w:t xml:space="preserve">End-to-End Data Flow</w:t>
-        </w:r>
-      </w:hyperlink>
-    </w:p>
-    <w:p>
-      <w:pPr>
-        <w:numPr>
-          <w:ilvl w:val="1"/>
-          <w:numId w:val="1002"/>
-        </w:numPr>
-        <w:pStyle w:val="Compact"/>
-      </w:pPr>
-      <w:r>
-        <w:t xml:space="preserve">3.1 Operator Journey · 3.2 Expansion data flow · 3.3 Step-by-step detail</w:t>
-      </w:r>
-    </w:p>
-    <w:p>
-      <w:pPr>
-        <w:numPr>
-          <w:ilvl w:val="0"/>
-          <w:numId w:val="1001"/>
-        </w:numPr>
-        <w:pStyle w:val="Compact"/>
-      </w:pPr>
-      <w:hyperlink w:anchor="X00d22084825991d8d822b03445753996687029d">
-        <w:r>
-          <w:rPr>
-            <w:rStyle w:val="Hyperlink"/>
-          </w:rPr>
-          <w:t xml:space="preserve">Work Order Lifecycle</w:t>
-        </w:r>
-      </w:hyperlink>
-    </w:p>
-    <w:p>
-      <w:pPr>
-        <w:numPr>
-          <w:ilvl w:val="1"/>
-          <w:numId w:val="1003"/>
-        </w:numPr>
-        <w:pStyle w:val="Compact"/>
-      </w:pPr>
-      <w:r>
-        <w:t xml:space="preserve">4.1 State Machine · 4.2 Crash &amp; uncertain-submit recovery · 4.3 Status reference · 4.4 Submit → reconcile flow</w:t>
-      </w:r>
-    </w:p>
-    <w:p>
-      <w:pPr>
-        <w:numPr>
-          <w:ilvl w:val="0"/>
-          <w:numId w:val="1001"/>
-        </w:numPr>
-        <w:pStyle w:val="Compact"/>
-      </w:pPr>
-      <w:hyperlink w:anchor="X57cef0d958349bcf02f6057d9de9e92b930bfc0">
-        <w:r>
-          <w:rPr>
-            <w:rStyle w:val="Hyperlink"/>
-          </w:rPr>
-          <w:t xml:space="preserve">Multi-Month Quota Planning</w:t>
-        </w:r>
-      </w:hyperlink>
-    </w:p>
-    <w:p>
-      <w:pPr>
-        <w:numPr>
-          <w:ilvl w:val="0"/>
-          <w:numId w:val="1001"/>
-        </w:numPr>
-        <w:pStyle w:val="Compact"/>
-      </w:pPr>
-      <w:hyperlink w:anchor="Xc30c38fec89701d995215e9e994d8e8a23a3c2c">
-        <w:r>
-          <w:rPr>
-            <w:rStyle w:val="Hyperlink"/>
-          </w:rPr>
-          <w:t xml:space="preserve">Adobe API Integration</w:t>
-        </w:r>
-      </w:hyperlink>
-    </w:p>
-    <w:p>
-      <w:pPr>
-        <w:numPr>
-          <w:ilvl w:val="0"/>
-          <w:numId w:val="1001"/>
-        </w:numPr>
-        <w:pStyle w:val="Compact"/>
-      </w:pPr>
-      <w:hyperlink w:anchor="X5cdd4290724e4563dd66f08e609ef95ed53719f">
-        <w:r>
-          <w:rPr>
-            <w:rStyle w:val="Hyperlink"/>
-          </w:rPr>
-          <w:t xml:space="preserve">Security Architecture</w:t>
-        </w:r>
-      </w:hyperlink>
-    </w:p>
-    <w:p>
-      <w:pPr>
-        <w:numPr>
-          <w:ilvl w:val="0"/>
-          <w:numId w:val="1001"/>
-        </w:numPr>
-        <w:pStyle w:val="Compact"/>
-      </w:pPr>
-      <w:hyperlink w:anchor="Xdc11e7c5d1c052ed2ec08a5c466b037ac64f9f1">
-        <w:r>
-          <w:rPr>
-            <w:rStyle w:val="Hyperlink"/>
-          </w:rPr>
-          <w:t xml:space="preserve">Environment Configuration Reference</w:t>
-        </w:r>
-      </w:hyperlink>
-    </w:p>
-    <w:p>
-      <w:pPr>
-        <w:numPr>
-          <w:ilvl w:val="0"/>
-          <w:numId w:val="1001"/>
-        </w:numPr>
-        <w:pStyle w:val="Compact"/>
-      </w:pPr>
-      <w:hyperlink w:anchor="X3a05b11a886fbe5b6825d6d0083d6238c159121">
-        <w:r>
-          <w:rPr>
-            <w:rStyle w:val="Hyperlink"/>
-          </w:rPr>
-          <w:t xml:space="preserve">Operational Procedures</w:t>
-        </w:r>
-      </w:hyperlink>
-    </w:p>
-    <w:p>
-      <w:pPr>
-        <w:numPr>
-          <w:ilvl w:val="0"/>
-          <w:numId w:val="1001"/>
-        </w:numPr>
-        <w:pStyle w:val="Compact"/>
-      </w:pPr>
-      <w:hyperlink w:anchor="X99a411724410e44b9e6b2969a5f06c6a2365310">
-        <w:r>
-          <w:rPr>
-            <w:rStyle w:val="Hyperlink"/>
-          </w:rPr>
-          <w:t xml:space="preserve">Design Decisions</w:t>
-        </w:r>
-      </w:hyperlink>
-    </w:p>
-    <w:p>
-      <w:pPr>
-        <w:numPr>
-          <w:ilvl w:val="0"/>
-          <w:numId w:val="1001"/>
-        </w:numPr>
-        <w:pStyle w:val="Compact"/>
-      </w:pPr>
-      <w:hyperlink w:anchor="Xe6e2be8c6adb8151b825568f2b82c70b8a4032d">
-        <w:r>
-          <w:rPr>
-            <w:rStyle w:val="Hyperlink"/>
-          </w:rPr>
-          <w:t xml:space="preserve">Known Limitations &amp; Extension Points</w:t>
-        </w:r>
-      </w:hyperlink>
-    </w:p>
-    <w:p>
-      <w:pPr>
-        <w:numPr>
-          <w:ilvl w:val="0"/>
-          <w:numId w:val="1001"/>
-        </w:numPr>
-        <w:pStyle w:val="Compact"/>
-      </w:pPr>
-      <w:hyperlink w:anchor="X42599fa2d29863777b0831d61f36a19e9bedf35">
-        <w:r>
-          <w:rPr>
-            <w:rStyle w:val="Hyperlink"/>
-          </w:rPr>
-          <w:t xml:space="preserve">Appendix — File Map</w:t>
-        </w:r>
-      </w:hyperlink>
-    </w:p>
-    <w:p>
-      <w:pPr>
-        <w:numPr>
-          <w:ilvl w:val="0"/>
-          <w:numId w:val="1001"/>
-        </w:numPr>
-        <w:pStyle w:val="Compact"/>
-      </w:pPr>
-      <w:hyperlink w:anchor="Xcf4bfb864ae254c1c7f015514eb9a32bb6d73b8">
-        <w:r>
-          <w:rPr>
-            <w:rStyle w:val="Hyperlink"/>
-          </w:rPr>
-          <w:t xml:space="preserve">UI Screen Walkthrough</w:t>
-        </w:r>
-      </w:hyperlink>
-    </w:p>
-    <w:p>
-      <w:pPr>
-        <w:pStyle w:val="BlockText"/>
-      </w:pPr>
       <w:r>
         <w:rPr>
           <w:bCs/>
           <w:b/>
         </w:rPr>
-        <w:t xml:space="preserve">Diagrams &amp; screenshots</w:t>
-      </w:r>
-      <w:r>
-        <w:t xml:space="preserve"> </w:t>
-      </w:r>
-      <w:r>
-        <w:t xml:space="preserve">in this document:</w:t>
-      </w:r>
-    </w:p>
-    <w:p>
-      <w:pPr>
-        <w:numPr>
-          <w:ilvl w:val="0"/>
-          <w:numId w:val="1004"/>
-        </w:numPr>
-        <w:pStyle w:val="Compact"/>
-      </w:pPr>
-      <w:r>
-        <w:rPr>
-          <w:bCs/>
-          <w:b/>
-        </w:rPr>
         <w:t xml:space="preserve">Figma diagrams — embedded inline below each section.</w:t>
       </w:r>
       <w:r>
@@ -616,7 +436,7 @@
       <w:r>
         <w:t xml:space="preserve"> </w:t>
       </w:r>
-      <w:hyperlink r:id="rId20">
+      <w:hyperlink r:id="rId21">
         <w:r>
           <w:rPr>
             <w:rStyle w:val="Hyperlink"/>
@@ -650,7 +470,7 @@
       <w:r>
         <w:t xml:space="preserve"> </w:t>
       </w:r>
-      <w:hyperlink r:id="rId21">
+      <w:hyperlink r:id="rId22">
         <w:r>
           <w:rPr>
             <w:rStyle w:val="VerbatimChar"/>
@@ -668,7 +488,7 @@
       <w:pPr>
         <w:numPr>
           <w:ilvl w:val="0"/>
-          <w:numId w:val="1004"/>
+          <w:numId w:val="1001"/>
         </w:numPr>
         <w:pStyle w:val="Compact"/>
       </w:pPr>
@@ -741,7 +561,7 @@
       <w:pPr>
         <w:numPr>
           <w:ilvl w:val="0"/>
-          <w:numId w:val="1004"/>
+          <w:numId w:val="1001"/>
         </w:numPr>
         <w:pStyle w:val="Compact"/>
       </w:pPr>
@@ -790,6 +610,40 @@
       </w:r>
       <w:r>
         <w:t xml:space="preserve">text-diffable source for each diagram’s content.</w:t>
+      </w:r>
+    </w:p>
+    <w:p>
+      <w:r>
+        <w:br w:type="page"/>
+      </w:r>
+    </w:p>
+    <w:p>
+      <w:pPr>
+        <w:pStyle w:val="FirstParagraph"/>
+      </w:pPr>
+      <w:r>
+        <w:rPr>
+          <w:bCs/>
+          <w:b/>
+        </w:rPr>
+        <w:t xml:space="preserve">Table of Contents</w:t>
+      </w:r>
+    </w:p>
+    <w:p>
+      <w:r>
+        <w:fldChar w:fldCharType="begin" w:dirty="true"/>
+      </w:r>
+      <w:r>
+        <w:instrText xml:space="preserve"> TOC \o "1-3" \h \z \u </w:instrText>
+      </w:r>
+      <w:r>
+        <w:fldChar w:fldCharType="separate"/>
+      </w:r>
+      <w:r>
+        <w:t xml:space="preserve">Open in Word and press F9 (or right-click the table and choose "Update Field") to build the table of contents with page numbers.</w:t>
+      </w:r>
+      <w:r>
+        <w:fldChar w:fldCharType="end"/>
       </w:r>
     </w:p>
     <w:p>
@@ -882,7 +736,7 @@
       <w:pPr>
         <w:numPr>
           <w:ilvl w:val="0"/>
-          <w:numId w:val="1005"/>
+          <w:numId w:val="1002"/>
         </w:numPr>
         <w:pStyle w:val="Compact"/>
       </w:pPr>
@@ -916,7 +770,7 @@
       <w:pPr>
         <w:numPr>
           <w:ilvl w:val="0"/>
-          <w:numId w:val="1005"/>
+          <w:numId w:val="1002"/>
         </w:numPr>
         <w:pStyle w:val="Compact"/>
       </w:pPr>
@@ -944,7 +798,7 @@
       <w:pPr>
         <w:numPr>
           <w:ilvl w:val="0"/>
-          <w:numId w:val="1005"/>
+          <w:numId w:val="1002"/>
         </w:numPr>
         <w:pStyle w:val="Compact"/>
       </w:pPr>
@@ -972,7 +826,7 @@
       <w:pPr>
         <w:numPr>
           <w:ilvl w:val="0"/>
-          <w:numId w:val="1005"/>
+          <w:numId w:val="1002"/>
         </w:numPr>
         <w:pStyle w:val="Compact"/>
       </w:pPr>
@@ -1301,7 +1155,7 @@
       <w:pPr>
         <w:numPr>
           <w:ilvl w:val="0"/>
-          <w:numId w:val="1006"/>
+          <w:numId w:val="1003"/>
         </w:numPr>
         <w:pStyle w:val="Compact"/>
       </w:pPr>
@@ -1323,6 +1177,277 @@
       </w:r>
       <w:r>
         <w:t xml:space="preserve">infrastructure, no Docker, no Kubernetes.</w:t>
+      </w:r>
+    </w:p>
+    <w:p>
+      <w:pPr>
+        <w:numPr>
+          <w:ilvl w:val="0"/>
+          <w:numId w:val="1003"/>
+        </w:numPr>
+        <w:pStyle w:val="Compact"/>
+      </w:pPr>
+      <w:r>
+        <w:rPr>
+          <w:bCs/>
+          <w:b/>
+        </w:rPr>
+        <w:t xml:space="preserve">One SQLite file for all state.</w:t>
+      </w:r>
+      <w:r>
+        <w:t xml:space="preserve"> </w:t>
+      </w:r>
+      <w:r>
+        <w:t xml:space="preserve">Zero administration, point-in-time</w:t>
+      </w:r>
+      <w:r>
+        <w:t xml:space="preserve"> </w:t>
+      </w:r>
+      <w:r>
+        <w:t xml:space="preserve">durability, fast prepared statements.</w:t>
+      </w:r>
+    </w:p>
+    <w:p>
+      <w:pPr>
+        <w:numPr>
+          <w:ilvl w:val="0"/>
+          <w:numId w:val="1003"/>
+        </w:numPr>
+        <w:pStyle w:val="Compact"/>
+      </w:pPr>
+      <w:r>
+        <w:rPr>
+          <w:bCs/>
+          <w:b/>
+        </w:rPr>
+        <w:t xml:space="preserve">Validate before the wire.</w:t>
+      </w:r>
+      <w:r>
+        <w:t xml:space="preserve"> </w:t>
+      </w:r>
+      <w:r>
+        <w:t xml:space="preserve">Every work-order payload is validated locally</w:t>
+      </w:r>
+      <w:r>
+        <w:t xml:space="preserve"> </w:t>
+      </w:r>
+      <w:r>
+        <w:t xml:space="preserve">before any network call. Adobe’s irreversible API is never reached with a</w:t>
+      </w:r>
+      <w:r>
+        <w:t xml:space="preserve"> </w:t>
+      </w:r>
+      <w:r>
+        <w:t xml:space="preserve">malformed request.</w:t>
+      </w:r>
+    </w:p>
+    <w:p>
+      <w:pPr>
+        <w:numPr>
+          <w:ilvl w:val="0"/>
+          <w:numId w:val="1003"/>
+        </w:numPr>
+        <w:pStyle w:val="Compact"/>
+      </w:pPr>
+      <w:r>
+        <w:rPr>
+          <w:bCs/>
+          <w:b/>
+        </w:rPr>
+        <w:t xml:space="preserve">Non-idempotent hygiene POST.</w:t>
+      </w:r>
+      <w:r>
+        <w:t xml:space="preserve"> </w:t>
+      </w:r>
+      <w:r>
+        <w:t xml:space="preserve">Adobe’s deletion call is never automatically</w:t>
+      </w:r>
+      <w:r>
+        <w:t xml:space="preserve"> </w:t>
+      </w:r>
+      <w:r>
+        <w:t xml:space="preserve">retried on failure — duplicate submissions create duplicate irreversible deletes.</w:t>
+      </w:r>
+    </w:p>
+    <w:p>
+      <w:r>
+        <w:pict>
+          <v:rect style="width:0;height:1.5pt" o:hralign="center" o:hrstd="t" o:hr="t"/>
+        </w:pict>
+      </w:r>
+    </w:p>
+    <w:bookmarkEnd w:id="29"/>
+    <w:bookmarkEnd w:id="30"/>
+    <w:bookmarkStart w:id="34" w:name="scope-assumptions-boundaries"/>
+    <w:p>
+      <w:pPr>
+        <w:pStyle w:val="Heading2"/>
+      </w:pPr>
+      <w:r>
+        <w:t xml:space="preserve">Scope, Assumptions &amp; Boundaries</w:t>
+      </w:r>
+    </w:p>
+    <w:bookmarkStart w:id="31" w:name="in-scope-out-of-scope"/>
+    <w:p>
+      <w:pPr>
+        <w:pStyle w:val="Heading3"/>
+      </w:pPr>
+      <w:r>
+        <w:t xml:space="preserve">In scope / Out of scope</w:t>
+      </w:r>
+    </w:p>
+    <w:p>
+      <w:pPr>
+        <w:pStyle w:val="FirstParagraph"/>
+      </w:pPr>
+      <w:r>
+        <w:rPr>
+          <w:bCs/>
+          <w:b/>
+        </w:rPr>
+        <w:t xml:space="preserve">In scope</w:t>
+      </w:r>
+    </w:p>
+    <w:p>
+      <w:pPr>
+        <w:numPr>
+          <w:ilvl w:val="0"/>
+          <w:numId w:val="1004"/>
+        </w:numPr>
+        <w:pStyle w:val="Compact"/>
+      </w:pPr>
+      <w:r>
+        <w:t xml:space="preserve">Single-operator bulk identity deletion against Adobe Experience Platform via the Data Hygiene (record-delete) API.</w:t>
+      </w:r>
+    </w:p>
+    <w:p>
+      <w:pPr>
+        <w:numPr>
+          <w:ilvl w:val="0"/>
+          <w:numId w:val="1004"/>
+        </w:numPr>
+        <w:pStyle w:val="Compact"/>
+      </w:pPr>
+      <w:r>
+        <w:t xml:space="preserve">Identity Graph expansion of each source identifier into all linked identities (email, phone, ECID, CRMID, and custom namespaces).</w:t>
+      </w:r>
+    </w:p>
+    <w:p>
+      <w:pPr>
+        <w:numPr>
+          <w:ilvl w:val="0"/>
+          <w:numId w:val="1004"/>
+        </w:numPr>
+        <w:pStyle w:val="Compact"/>
+      </w:pPr>
+      <w:r>
+        <w:t xml:space="preserve">Quota-aware batching that groups identities into work orders within Adobe’s per-work-order and daily/monthly quota limits.</w:t>
+      </w:r>
+    </w:p>
+    <w:p>
+      <w:pPr>
+        <w:numPr>
+          <w:ilvl w:val="0"/>
+          <w:numId w:val="1004"/>
+        </w:numPr>
+        <w:pStyle w:val="Compact"/>
+      </w:pPr>
+      <w:r>
+        <w:t xml:space="preserve">Submission, progress monitoring, and status tracking of every work order through to completion.</w:t>
+      </w:r>
+    </w:p>
+    <w:p>
+      <w:pPr>
+        <w:numPr>
+          <w:ilvl w:val="0"/>
+          <w:numId w:val="1004"/>
+        </w:numPr>
+        <w:pStyle w:val="Compact"/>
+      </w:pPr>
+      <w:r>
+        <w:t xml:space="preserve">Crash-safe recovery and reconciliation of in-flight work after a restart.</w:t>
+      </w:r>
+    </w:p>
+    <w:p>
+      <w:pPr>
+        <w:pStyle w:val="FirstParagraph"/>
+      </w:pPr>
+      <w:r>
+        <w:rPr>
+          <w:bCs/>
+          <w:b/>
+        </w:rPr>
+        <w:t xml:space="preserve">Out of scope</w:t>
+      </w:r>
+    </w:p>
+    <w:p>
+      <w:pPr>
+        <w:numPr>
+          <w:ilvl w:val="0"/>
+          <w:numId w:val="1005"/>
+        </w:numPr>
+        <w:pStyle w:val="Compact"/>
+      </w:pPr>
+      <w:r>
+        <w:t xml:space="preserve">Multi-user or SaaS-hosted deployment.</w:t>
+      </w:r>
+    </w:p>
+    <w:p>
+      <w:pPr>
+        <w:numPr>
+          <w:ilvl w:val="0"/>
+          <w:numId w:val="1005"/>
+        </w:numPr>
+        <w:pStyle w:val="Compact"/>
+      </w:pPr>
+      <w:r>
+        <w:t xml:space="preserve">Web-UI authentication or user-account management.</w:t>
+      </w:r>
+    </w:p>
+    <w:p>
+      <w:pPr>
+        <w:numPr>
+          <w:ilvl w:val="0"/>
+          <w:numId w:val="1005"/>
+        </w:numPr>
+        <w:pStyle w:val="Compact"/>
+      </w:pPr>
+      <w:r>
+        <w:t xml:space="preserve">Distributed coordination across multiple machines or instances.</w:t>
+      </w:r>
+    </w:p>
+    <w:p>
+      <w:pPr>
+        <w:numPr>
+          <w:ilvl w:val="0"/>
+          <w:numId w:val="1005"/>
+        </w:numPr>
+        <w:pStyle w:val="Compact"/>
+      </w:pPr>
+      <w:r>
+        <w:t xml:space="preserve">Non-CSV input formats.</w:t>
+      </w:r>
+    </w:p>
+    <w:p>
+      <w:pPr>
+        <w:numPr>
+          <w:ilvl w:val="0"/>
+          <w:numId w:val="1005"/>
+        </w:numPr>
+        <w:pStyle w:val="Compact"/>
+      </w:pPr>
+      <w:r>
+        <w:t xml:space="preserve">Mixed-namespace source identifiers within a single job.</w:t>
+      </w:r>
+    </w:p>
+    <w:bookmarkEnd w:id="31"/>
+    <w:bookmarkStart w:id="32" w:name="key-assumptions"/>
+    <w:p>
+      <w:pPr>
+        <w:pStyle w:val="Heading3"/>
+      </w:pPr>
+      <w:r>
+        <w:t xml:space="preserve">Key assumptions</w:t>
       </w:r>
     </w:p>
     <w:p>
@@ -1334,23 +1459,7 @@
         <w:pStyle w:val="Compact"/>
       </w:pPr>
       <w:r>
-        <w:rPr>
-          <w:bCs/>
-          <w:b/>
-        </w:rPr>
-        <w:t xml:space="preserve">One SQLite file for all state.</w:t>
-      </w:r>
-      <w:r>
-        <w:t xml:space="preserve"> </w:t>
-      </w:r>
-      <w:r>
-        <w:t xml:space="preserve">Zero administration, point-in-time</w:t>
-      </w:r>
-      <w:r>
-        <w:t xml:space="preserve"> </w:t>
-      </w:r>
-      <w:r>
-        <w:t xml:space="preserve">durability, fast prepared statements.</w:t>
+        <w:t xml:space="preserve">A single local operator runs the tool on one machine.</w:t>
       </w:r>
     </w:p>
     <w:p>
@@ -1362,29 +1471,7 @@
         <w:pStyle w:val="Compact"/>
       </w:pPr>
       <w:r>
-        <w:rPr>
-          <w:bCs/>
-          <w:b/>
-        </w:rPr>
-        <w:t xml:space="preserve">Validate before the wire.</w:t>
-      </w:r>
-      <w:r>
-        <w:t xml:space="preserve"> </w:t>
-      </w:r>
-      <w:r>
-        <w:t xml:space="preserve">Every work-order payload is validated locally</w:t>
-      </w:r>
-      <w:r>
-        <w:t xml:space="preserve"> </w:t>
-      </w:r>
-      <w:r>
-        <w:t xml:space="preserve">before any network call. Adobe’s irreversible API is never reached with a</w:t>
-      </w:r>
-      <w:r>
-        <w:t xml:space="preserve"> </w:t>
-      </w:r>
-      <w:r>
-        <w:t xml:space="preserve">malformed request.</w:t>
+        <w:t xml:space="preserve">The runtime is Node.js 20 LTS.</w:t>
       </w:r>
     </w:p>
     <w:p>
@@ -1396,23 +1483,184 @@
         <w:pStyle w:val="Compact"/>
       </w:pPr>
       <w:r>
+        <w:t xml:space="preserve">The tool is the</w:t>
+      </w:r>
+      <w:r>
+        <w:t xml:space="preserve"> </w:t>
+      </w:r>
+      <w:r>
         <w:rPr>
           <w:bCs/>
           <w:b/>
         </w:rPr>
-        <w:t xml:space="preserve">Non-idempotent hygiene POST.</w:t>
-      </w:r>
-      <w:r>
-        <w:t xml:space="preserve"> </w:t>
-      </w:r>
-      <w:r>
-        <w:t xml:space="preserve">Adobe’s deletion call is never automatically</w:t>
-      </w:r>
-      <w:r>
-        <w:t xml:space="preserve"> </w:t>
-      </w:r>
-      <w:r>
-        <w:t xml:space="preserve">retried on failure — duplicate submissions create duplicate irreversible deletes.</w:t>
+        <w:t xml:space="preserve">exclusive</w:t>
+      </w:r>
+      <w:r>
+        <w:t xml:space="preserve"> </w:t>
+      </w:r>
+      <w:r>
+        <w:t xml:space="preserve">quota writer for the target organization. Where concurrent external writers cannot be ruled out,</w:t>
+      </w:r>
+      <w:r>
+        <w:t xml:space="preserve"> </w:t>
+      </w:r>
+      <w:r>
+        <w:rPr>
+          <w:rStyle w:val="VerbatimChar"/>
+        </w:rPr>
+        <w:t xml:space="preserve">QUOTA_SAFETY_BUFFER</w:t>
+      </w:r>
+      <w:r>
+        <w:t xml:space="preserve"> </w:t>
+      </w:r>
+      <w:r>
+        <w:t xml:space="preserve">is set to reserve headroom against them.</w:t>
+      </w:r>
+    </w:p>
+    <w:p>
+      <w:pPr>
+        <w:numPr>
+          <w:ilvl w:val="0"/>
+          <w:numId w:val="1006"/>
+        </w:numPr>
+        <w:pStyle w:val="Compact"/>
+      </w:pPr>
+      <w:r>
+        <w:rPr>
+          <w:rStyle w:val="VerbatimChar"/>
+        </w:rPr>
+        <w:t xml:space="preserve">DATA_DIR</w:t>
+      </w:r>
+      <w:r>
+        <w:t xml:space="preserve"> </w:t>
+      </w:r>
+      <w:r>
+        <w:t xml:space="preserve">is located</w:t>
+      </w:r>
+      <w:r>
+        <w:t xml:space="preserve"> </w:t>
+      </w:r>
+      <w:r>
+        <w:rPr>
+          <w:bCs/>
+          <w:b/>
+        </w:rPr>
+        <w:t xml:space="preserve">outside</w:t>
+      </w:r>
+      <w:r>
+        <w:t xml:space="preserve"> </w:t>
+      </w:r>
+      <w:r>
+        <w:t xml:space="preserve">any cloud-sync path (OneDrive, Dropbox, Google Drive, iCloud), since it holds the encryption key and encrypted credentials.</w:t>
+      </w:r>
+    </w:p>
+    <w:p>
+      <w:pPr>
+        <w:numPr>
+          <w:ilvl w:val="0"/>
+          <w:numId w:val="1006"/>
+        </w:numPr>
+        <w:pStyle w:val="Compact"/>
+      </w:pPr>
+      <w:r>
+        <w:t xml:space="preserve">The server is bound to loopback only (</w:t>
+      </w:r>
+      <w:r>
+        <w:rPr>
+          <w:rStyle w:val="VerbatimChar"/>
+        </w:rPr>
+        <w:t xml:space="preserve">127.0.0.1</w:t>
+      </w:r>
+      <w:r>
+        <w:t xml:space="preserve">).</w:t>
+      </w:r>
+    </w:p>
+    <w:p>
+      <w:pPr>
+        <w:numPr>
+          <w:ilvl w:val="0"/>
+          <w:numId w:val="1006"/>
+        </w:numPr>
+        <w:pStyle w:val="Compact"/>
+      </w:pPr>
+      <w:r>
+        <w:t xml:space="preserve">Operator-supplied credentials are valid for the target region and sandbox.</w:t>
+      </w:r>
+    </w:p>
+    <w:bookmarkEnd w:id="32"/>
+    <w:bookmarkStart w:id="33" w:name="boundaries-non-goals"/>
+    <w:p>
+      <w:pPr>
+        <w:pStyle w:val="Heading3"/>
+      </w:pPr>
+      <w:r>
+        <w:t xml:space="preserve">Boundaries / non-goals</w:t>
+      </w:r>
+    </w:p>
+    <w:p>
+      <w:pPr>
+        <w:numPr>
+          <w:ilvl w:val="0"/>
+          <w:numId w:val="1007"/>
+        </w:numPr>
+        <w:pStyle w:val="Compact"/>
+      </w:pPr>
+      <w:r>
+        <w:rPr>
+          <w:bCs/>
+          <w:b/>
+        </w:rPr>
+        <w:t xml:space="preserve">No web-UI authentication.</w:t>
+      </w:r>
+      <w:r>
+        <w:t xml:space="preserve"> </w:t>
+      </w:r>
+      <w:r>
+        <w:t xml:space="preserve">The tool relies on a loopback trust model: whoever can reach the local socket is trusted to operate it.</w:t>
+      </w:r>
+    </w:p>
+    <w:p>
+      <w:pPr>
+        <w:numPr>
+          <w:ilvl w:val="0"/>
+          <w:numId w:val="1007"/>
+        </w:numPr>
+        <w:pStyle w:val="Compact"/>
+      </w:pPr>
+      <w:r>
+        <w:rPr>
+          <w:bCs/>
+          <w:b/>
+        </w:rPr>
+        <w:t xml:space="preserve">Single-process only.</w:t>
+      </w:r>
+      <w:r>
+        <w:t xml:space="preserve"> </w:t>
+      </w:r>
+      <w:r>
+        <w:t xml:space="preserve">A second instance pointed at the same database is blocked by a database-path advisory lock.</w:t>
+      </w:r>
+    </w:p>
+    <w:p>
+      <w:pPr>
+        <w:numPr>
+          <w:ilvl w:val="0"/>
+          <w:numId w:val="1007"/>
+        </w:numPr>
+        <w:pStyle w:val="Compact"/>
+      </w:pPr>
+      <w:r>
+        <w:rPr>
+          <w:bCs/>
+          <w:b/>
+        </w:rPr>
+        <w:t xml:space="preserve">Deletes are irreversible.</w:t>
+      </w:r>
+      <w:r>
+        <w:t xml:space="preserve"> </w:t>
+      </w:r>
+      <w:r>
+        <w:t xml:space="preserve">The tool validates every payload aggressively before calling Adobe, but it cannot undo a deletion once Adobe has completed it.</w:t>
       </w:r>
     </w:p>
     <w:p>
@@ -1422,9 +1670,9 @@
         </w:pict>
       </w:r>
     </w:p>
-    <w:bookmarkEnd w:id="29"/>
-    <w:bookmarkEnd w:id="30"/>
-    <w:bookmarkStart w:id="35" w:name="system-architecture"/>
+    <w:bookmarkEnd w:id="33"/>
+    <w:bookmarkEnd w:id="34"/>
+    <w:bookmarkStart w:id="39" w:name="system-architecture"/>
     <w:p>
       <w:pPr>
         <w:pStyle w:val="Heading2"/>
@@ -1433,7 +1681,7 @@
         <w:t xml:space="preserve">2. System Architecture</w:t>
       </w:r>
     </w:p>
-    <w:bookmarkStart w:id="32" w:name="high-level-architecture"/>
+    <w:bookmarkStart w:id="36" w:name="high-level-architecture"/>
     <w:p>
       <w:pPr>
         <w:pStyle w:val="Heading3"/>
@@ -1488,7 +1736,7 @@
                     </pic:cNvPicPr>
                   </pic:nvPicPr>
                   <pic:blipFill>
-                    <a:blip r:embed="rId31"/>
+                    <a:blip r:embed="rId35"/>
                     <a:stretch>
                       <a:fillRect/>
                     </a:stretch>
@@ -1642,8 +1890,8 @@
         <w:t xml:space="preserve">.</w:t>
       </w:r>
     </w:p>
-    <w:bookmarkEnd w:id="32"/>
-    <w:bookmarkStart w:id="33" w:name="component-summary"/>
+    <w:bookmarkEnd w:id="36"/>
+    <w:bookmarkStart w:id="37" w:name="component-summary"/>
     <w:p>
       <w:pPr>
         <w:pStyle w:val="Heading3"/>
@@ -2345,8 +2593,8 @@
         </w:tc>
       </w:tr>
     </w:tbl>
-    <w:bookmarkEnd w:id="33"/>
-    <w:bookmarkStart w:id="34" w:name="technology-stack"/>
+    <w:bookmarkEnd w:id="37"/>
+    <w:bookmarkStart w:id="38" w:name="technology-stack"/>
     <w:p>
       <w:pPr>
         <w:pStyle w:val="Heading3"/>
@@ -2739,9 +2987,9 @@
         </w:pict>
       </w:r>
     </w:p>
-    <w:bookmarkEnd w:id="34"/>
-    <w:bookmarkEnd w:id="35"/>
-    <w:bookmarkStart w:id="41" w:name="end-to-end-data-flow"/>
+    <w:bookmarkEnd w:id="38"/>
+    <w:bookmarkEnd w:id="39"/>
+    <w:bookmarkStart w:id="45" w:name="end-to-end-data-flow"/>
     <w:p>
       <w:pPr>
         <w:pStyle w:val="Heading2"/>
@@ -2750,7 +2998,7 @@
         <w:t xml:space="preserve">3. End-to-End Data Flow</w:t>
       </w:r>
     </w:p>
-    <w:bookmarkStart w:id="37" w:name="operator-journey-overview"/>
+    <w:bookmarkStart w:id="41" w:name="operator-journey-overview"/>
     <w:p>
       <w:pPr>
         <w:pStyle w:val="Heading3"/>
@@ -2779,7 +3027,7 @@
                     </pic:cNvPicPr>
                   </pic:nvPicPr>
                   <pic:blipFill>
-                    <a:blip r:embed="rId36"/>
+                    <a:blip r:embed="rId40"/>
                     <a:stretch>
                       <a:fillRect/>
                     </a:stretch>
@@ -3026,8 +3274,8 @@
         <w:t xml:space="preserve">.</w:t>
       </w:r>
     </w:p>
-    <w:bookmarkEnd w:id="37"/>
-    <w:bookmarkStart w:id="39" w:name="expansion-data-flow"/>
+    <w:bookmarkEnd w:id="41"/>
+    <w:bookmarkStart w:id="43" w:name="expansion-data-flow"/>
     <w:p>
       <w:pPr>
         <w:pStyle w:val="Heading3"/>
@@ -3069,7 +3317,7 @@
       <w:r>
         <w:drawing>
           <wp:inline>
-            <wp:extent cx="3749040" cy="6167170"/>
+            <wp:extent cx="3749040" cy="6085941"/>
             <wp:effectExtent b="0" l="0" r="0" t="0"/>
             <wp:docPr descr="Expansion data flow" title="" id="1" name="Picture"/>
             <a:graphic>
@@ -3082,7 +3330,7 @@
                     </pic:cNvPicPr>
                   </pic:nvPicPr>
                   <pic:blipFill>
-                    <a:blip r:embed="rId38"/>
+                    <a:blip r:embed="rId42"/>
                     <a:stretch>
                       <a:fillRect/>
                     </a:stretch>
@@ -3090,7 +3338,7 @@
                   <pic:spPr bwMode="auto">
                     <a:xfrm>
                       <a:off x="0" y="0"/>
-                      <a:ext cx="3749040" cy="6167170"/>
+                      <a:ext cx="3749040" cy="6085941"/>
                     </a:xfrm>
                     <a:prstGeom prst="rect">
                       <a:avLst/>
@@ -3621,8 +3869,8 @@
         <w:t xml:space="preserve">.</w:t>
       </w:r>
     </w:p>
-    <w:bookmarkEnd w:id="39"/>
-    <w:bookmarkStart w:id="40" w:name="step-by-step-detail"/>
+    <w:bookmarkEnd w:id="43"/>
+    <w:bookmarkStart w:id="44" w:name="step-by-step-detail"/>
     <w:p>
       <w:pPr>
         <w:pStyle w:val="Heading3"/>
@@ -4809,16 +5057,25 @@
         <w:rPr>
           <w:rStyle w:val="VerbatimChar"/>
         </w:rPr>
-        <w:t xml:space="preserve">│  │         ├─ Network error/5xx ──► quota released, mark FAILED      │  │</w:t>
-      </w:r>
-      <w:r>
-        <w:br/>
-      </w:r>
-      <w:r>
-        <w:rPr>
-          <w:rStyle w:val="VerbatimChar"/>
-        </w:rPr>
-        <w:t xml:space="preserve">│  │         │   (never auto-retried — would create duplicate deletes) │  │</w:t>
+        <w:t xml:space="preserve">│  │         ├─ Adobe 4xx (rejected) ──► mark FAILED, release quota    │  │</w:t>
+      </w:r>
+      <w:r>
+        <w:br/>
+      </w:r>
+      <w:r>
+        <w:rPr>
+          <w:rStyle w:val="VerbatimChar"/>
+        </w:rPr>
+        <w:t xml:space="preserve">│  │         ├─ 5xx / timeout / network ──► stay SUBMITTING            │  │</w:t>
+      </w:r>
+      <w:r>
+        <w:br/>
+      </w:r>
+      <w:r>
+        <w:rPr>
+          <w:rStyle w:val="VerbatimChar"/>
+        </w:rPr>
+        <w:t xml:space="preserve">│  │         │   (uncertain); quota HELD; reconciled on recovery       │  │</w:t>
       </w:r>
       <w:r>
         <w:br/>
@@ -5044,9 +5301,9 @@
         </w:pict>
       </w:r>
     </w:p>
-    <w:bookmarkEnd w:id="40"/>
-    <w:bookmarkEnd w:id="41"/>
-    <w:bookmarkStart w:id="48" w:name="work-order-lifecycle"/>
+    <w:bookmarkEnd w:id="44"/>
+    <w:bookmarkEnd w:id="45"/>
+    <w:bookmarkStart w:id="52" w:name="work-order-lifecycle"/>
     <w:p>
       <w:pPr>
         <w:pStyle w:val="Heading2"/>
@@ -5055,7 +5312,7 @@
         <w:t xml:space="preserve">4. Work Order Lifecycle</w:t>
       </w:r>
     </w:p>
-    <w:bookmarkStart w:id="43" w:name="state-machine"/>
+    <w:bookmarkStart w:id="47" w:name="state-machine"/>
     <w:p>
       <w:pPr>
         <w:pStyle w:val="Heading3"/>
@@ -5125,7 +5382,7 @@
                     </pic:cNvPicPr>
                   </pic:nvPicPr>
                   <pic:blipFill>
-                    <a:blip r:embed="rId42"/>
+                    <a:blip r:embed="rId46"/>
                     <a:stretch>
                       <a:fillRect/>
                     </a:stretch>
@@ -5593,8 +5850,8 @@
         <w:t xml:space="preserve">.</w:t>
       </w:r>
     </w:p>
-    <w:bookmarkEnd w:id="43"/>
-    <w:bookmarkStart w:id="44" w:name="crash-uncertain-submit-recovery"/>
+    <w:bookmarkEnd w:id="47"/>
+    <w:bookmarkStart w:id="48" w:name="crash-uncertain-submit-recovery"/>
     <w:p>
       <w:pPr>
         <w:pStyle w:val="Heading3"/>
@@ -5765,12 +6022,6 @@
               </w:rPr>
               <w:t xml:space="preserve">display_name</w:t>
             </w:r>
-            <w:r>
-              <w:t xml:space="preserve"> </w:t>
-            </w:r>
-            <w:r>
-              <w:t xml:space="preserve">(R6 #2)</w:t>
-            </w:r>
           </w:p>
         </w:tc>
         <w:tc>
@@ -5816,10 +6067,7 @@
               <w:t xml:space="preserve">completed_at</w:t>
             </w:r>
             <w:r>
-              <w:t xml:space="preserve"> </w:t>
-            </w:r>
-            <w:r>
-              <w:t xml:space="preserve">(R10 #2);</w:t>
+              <w:t xml:space="preserve">;</w:t>
             </w:r>
             <w:r>
               <w:t xml:space="preserve"> </w:t>
@@ -5861,7 +6109,7 @@
               <w:t xml:space="preserve">failed</w:t>
             </w:r>
             <w:r>
-              <w:t xml:space="preserve">). The write is CAS-guarded so concurrent reconcile results stay monotonic (R10 #1).</w:t>
+              <w:t xml:space="preserve">). The write is CAS-guarded so concurrent reconcile results stay monotonic.</w:t>
             </w:r>
           </w:p>
         </w:tc>
@@ -5967,7 +6215,7 @@
               <w:t xml:space="preserve"> </w:t>
             </w:r>
             <w:r>
-              <w:t xml:space="preserve">— never auto-roll-back (R6 #1), which would risk a duplicate on retry. The operator confirms absence in Adobe’s UI, then uses the per-WO</w:t>
+              <w:t xml:space="preserve">— never auto-roll-back, which would risk a duplicate on retry. The operator confirms absence in Adobe’s UI, then uses the per-WO</w:t>
             </w:r>
             <w:r>
               <w:t xml:space="preserve"> </w:t>
@@ -5983,7 +6231,7 @@
               <w:t xml:space="preserve"> </w:t>
             </w:r>
             <w:r>
-              <w:t xml:space="preserve">action (R7 #1) to release + retry. If status was</w:t>
+              <w:t xml:space="preserve">action to release + retry. If status was</w:t>
             </w:r>
             <w:r>
               <w:t xml:space="preserve"> </w:t>
@@ -6025,7 +6273,7 @@
               <w:t xml:space="preserve"> </w:t>
             </w:r>
             <w:r>
-              <w:t xml:space="preserve">and ordinary job-delete fail-closes (R11).</w:t>
+              <w:t xml:space="preserve">and ordinary job-delete fail-closes.</w:t>
             </w:r>
           </w:p>
         </w:tc>
@@ -6177,8 +6425,8 @@
         <w:t xml:space="preserve">restart required.</w:t>
       </w:r>
     </w:p>
-    <w:bookmarkEnd w:id="44"/>
-    <w:bookmarkStart w:id="45" w:name="status-reference"/>
+    <w:bookmarkEnd w:id="48"/>
+    <w:bookmarkStart w:id="49" w:name="status-reference"/>
     <w:p>
       <w:pPr>
         <w:pStyle w:val="Heading3"/>
@@ -6504,7 +6752,7 @@
               <w:jc w:val="left"/>
             </w:pPr>
             <w:r>
-              <w:t xml:space="preserve">Two kinds (R11):</w:t>
+              <w:t xml:space="preserve">Two kinds:</w:t>
             </w:r>
             <w:r>
               <w:t xml:space="preserve"> </w:t>
@@ -6628,8 +6876,8 @@
         </w:tc>
       </w:tr>
     </w:tbl>
-    <w:bookmarkEnd w:id="45"/>
-    <w:bookmarkStart w:id="47" w:name="submit-reconcile-flow"/>
+    <w:bookmarkEnd w:id="49"/>
+    <w:bookmarkStart w:id="51" w:name="submit-reconcile-flow"/>
     <w:p>
       <w:pPr>
         <w:pStyle w:val="Heading3"/>
@@ -6678,7 +6926,7 @@
                     </pic:cNvPicPr>
                   </pic:nvPicPr>
                   <pic:blipFill>
-                    <a:blip r:embed="rId46"/>
+                    <a:blip r:embed="rId50"/>
                     <a:stretch>
                       <a:fillRect/>
                     </a:stretch>
@@ -6906,43 +7154,21 @@
           <w:iCs/>
           <w:i/>
         </w:rPr>
-        <w:t xml:space="preserve">reconciled if found in Adobe (re-reserves the quota the old buggy</w:t>
-      </w:r>
-      <w:r>
-        <w:rPr>
-          <w:iCs/>
-          <w:i/>
-        </w:rPr>
-        <w:t xml:space="preserve"> </w:t>
-      </w:r>
-      <w:r>
-        <w:rPr>
-          <w:iCs/>
-          <w:i/>
-        </w:rPr>
-        <w:t xml:space="preserve">catch released). Source:</w:t>
-      </w:r>
-      <w:r>
-        <w:rPr>
-          <w:iCs/>
-          <w:i/>
-        </w:rPr>
-        <w:t xml:space="preserve"> </w:t>
-      </w:r>
-      <w:r>
-        <w:rPr>
-          <w:rStyle w:val="VerbatimChar"/>
-          <w:iCs/>
-          <w:i/>
-        </w:rPr>
-        <w:t xml:space="preserve">docs/diagrams/08-submit-reconcile-flow.mmd</w:t>
-      </w:r>
-      <w:r>
-        <w:rPr>
-          <w:iCs/>
-          <w:i/>
-        </w:rPr>
-        <w:t xml:space="preserve">.</w:t>
+        <w:t xml:space="preserve">reconciled if found in Adobe (re-reserves the quota the previous</w:t>
+      </w:r>
+      <w:r>
+        <w:rPr>
+          <w:iCs/>
+          <w:i/>
+        </w:rPr>
+        <w:t xml:space="preserve"> </w:t>
+      </w:r>
+      <w:r>
+        <w:rPr>
+          <w:iCs/>
+          <w:i/>
+        </w:rPr>
+        <w:t xml:space="preserve">error-handling path released).</w:t>
       </w:r>
     </w:p>
     <w:p>
@@ -6952,9 +7178,9 @@
         </w:pict>
       </w:r>
     </w:p>
-    <w:bookmarkEnd w:id="47"/>
-    <w:bookmarkEnd w:id="48"/>
-    <w:bookmarkStart w:id="53" w:name="multi-month-quota-planning"/>
+    <w:bookmarkEnd w:id="51"/>
+    <w:bookmarkEnd w:id="52"/>
+    <w:bookmarkStart w:id="57" w:name="multi-month-quota-planning"/>
     <w:p>
       <w:pPr>
         <w:pStyle w:val="Heading2"/>
@@ -6963,7 +7189,7 @@
         <w:t xml:space="preserve">5. Multi-Month Quota Planning</w:t>
       </w:r>
     </w:p>
-    <w:bookmarkStart w:id="49" w:name="why-multi-month-planning-exists"/>
+    <w:bookmarkStart w:id="53" w:name="why-multi-month-planning-exists"/>
     <w:p>
       <w:pPr>
         <w:pStyle w:val="Heading3"/>
@@ -6984,7 +7210,7 @@
       <w:pPr>
         <w:numPr>
           <w:ilvl w:val="0"/>
-          <w:numId w:val="1007"/>
+          <w:numId w:val="1008"/>
         </w:numPr>
         <w:pStyle w:val="Compact"/>
       </w:pPr>
@@ -7003,7 +7229,7 @@
       <w:pPr>
         <w:numPr>
           <w:ilvl w:val="0"/>
-          <w:numId w:val="1007"/>
+          <w:numId w:val="1008"/>
         </w:numPr>
         <w:pStyle w:val="Compact"/>
       </w:pPr>
@@ -7059,8 +7285,8 @@
         <w:t xml:space="preserve">see the full timeline before any work is submitted.</w:t>
       </w:r>
     </w:p>
-    <w:bookmarkEnd w:id="49"/>
-    <w:bookmarkStart w:id="51" w:name="planning-diagram"/>
+    <w:bookmarkEnd w:id="53"/>
+    <w:bookmarkStart w:id="55" w:name="planning-diagram"/>
     <w:p>
       <w:pPr>
         <w:pStyle w:val="Heading3"/>
@@ -7103,7 +7329,7 @@
                     </pic:cNvPicPr>
                   </pic:nvPicPr>
                   <pic:blipFill>
-                    <a:blip r:embed="rId50"/>
+                    <a:blip r:embed="rId54"/>
                     <a:stretch>
                       <a:fillRect/>
                     </a:stretch>
@@ -7383,8 +7609,8 @@
         <w:t xml:space="preserve">.</w:t>
       </w:r>
     </w:p>
-    <w:bookmarkEnd w:id="51"/>
-    <w:bookmarkStart w:id="52" w:name="live-quota-redistribution"/>
+    <w:bookmarkEnd w:id="55"/>
+    <w:bookmarkStart w:id="56" w:name="live-quota-redistribution"/>
     <w:p>
       <w:pPr>
         <w:pStyle w:val="Heading3"/>
@@ -7414,7 +7640,7 @@
       <w:pPr>
         <w:numPr>
           <w:ilvl w:val="0"/>
-          <w:numId w:val="1008"/>
+          <w:numId w:val="1009"/>
         </w:numPr>
         <w:pStyle w:val="Compact"/>
       </w:pPr>
@@ -7441,7 +7667,7 @@
       <w:pPr>
         <w:numPr>
           <w:ilvl w:val="0"/>
-          <w:numId w:val="1008"/>
+          <w:numId w:val="1009"/>
         </w:numPr>
         <w:pStyle w:val="Compact"/>
       </w:pPr>
@@ -7468,7 +7694,7 @@
       <w:pPr>
         <w:numPr>
           <w:ilvl w:val="0"/>
-          <w:numId w:val="1008"/>
+          <w:numId w:val="1009"/>
         </w:numPr>
         <w:pStyle w:val="Compact"/>
       </w:pPr>
@@ -7666,92 +7892,64 @@
           <w:bCs/>
           <w:b/>
         </w:rPr>
-        <w:t xml:space="preserve">Day-label continuity (2026-06-03).</w:t>
-      </w:r>
-      <w:r>
-        <w:t xml:space="preserve"> </w:t>
-      </w:r>
-      <w:r>
-        <w:t xml:space="preserve">The redistributor previously numbered</w:t>
-      </w:r>
-      <w:r>
-        <w:t xml:space="preserve"> </w:t>
-      </w:r>
-      <w:r>
-        <w:t xml:space="preserve">the</w:t>
-      </w:r>
-      <w:r>
-        <w:t xml:space="preserve"> </w:t>
-      </w:r>
-      <w:r>
-        <w:rPr>
-          <w:iCs/>
-          <w:i/>
-        </w:rPr>
-        <w:t xml:space="preserve">un-shipped</w:t>
-      </w:r>
-      <w:r>
-        <w:t xml:space="preserve"> </w:t>
-      </w:r>
-      <w:r>
-        <w:t xml:space="preserve">tail from</w:t>
-      </w:r>
-      <w:r>
-        <w:t xml:space="preserve"> </w:t>
-      </w:r>
-      <w:r>
-        <w:rPr>
-          <w:rStyle w:val="VerbatimChar"/>
-        </w:rPr>
-        <w:t xml:space="preserve">day = 1</w:t>
-      </w:r>
-      <w:r>
-        <w:t xml:space="preserve"> </w:t>
-      </w:r>
-      <w:r>
-        <w:t xml:space="preserve">each run, ignoring already-shipped</w:t>
-      </w:r>
-      <w:r>
-        <w:t xml:space="preserve"> </w:t>
-      </w:r>
-      <w:r>
-        <w:t xml:space="preserve">windows — so after a Day-1 window shipped, a remaining tail that fits one</w:t>
-      </w:r>
-      <w:r>
-        <w:t xml:space="preserve"> </w:t>
-      </w:r>
-      <w:r>
-        <w:t xml:space="preserve">fresh day was re-labelled</w:t>
-      </w:r>
-      <w:r>
-        <w:t xml:space="preserve"> </w:t>
-      </w:r>
-      <w:r>
-        <w:rPr>
-          <w:bCs/>
-          <w:b/>
-        </w:rPr>
+        <w:t xml:space="preserve">Day-label continuity.</w:t>
+      </w:r>
+      <w:r>
+        <w:t xml:space="preserve"> </w:t>
+      </w:r>
+      <w:r>
+        <w:t xml:space="preserve">When a job ships across multiple days, the</w:t>
+      </w:r>
+      <w:r>
+        <w:t xml:space="preserve"> </w:t>
+      </w:r>
+      <w:r>
+        <w:t xml:space="preserve">redistributor seeds the starting</w:t>
+      </w:r>
+      <w:r>
+        <w:t xml:space="preserve"> </w:t>
+      </w:r>
+      <w:r>
+        <w:rPr>
+          <w:rStyle w:val="VerbatimChar"/>
+        </w:rPr>
+        <w:t xml:space="preserve">(month, day)</w:t>
+      </w:r>
+      <w:r>
+        <w:t xml:space="preserve"> </w:t>
+      </w:r>
+      <w:r>
+        <w:t xml:space="preserve">of the un-shipped tail from</w:t>
+      </w:r>
+      <w:r>
+        <w:t xml:space="preserve"> </w:t>
+      </w:r>
+      <w:r>
+        <w:t xml:space="preserve">the highest already-shipped window and continues past it, so a remainder</w:t>
+      </w:r>
+      <w:r>
+        <w:t xml:space="preserve"> </w:t>
+      </w:r>
+      <w:r>
+        <w:t xml:space="preserve">reads as</w:t>
+      </w:r>
+      <w:r>
+        <w:t xml:space="preserve"> </w:t>
+      </w:r>
+      <w:r>
         <w:t xml:space="preserve">“</w:t>
       </w:r>
       <w:r>
-        <w:rPr>
-          <w:bCs/>
-          <w:b/>
-        </w:rPr>
-        <w:t xml:space="preserve">Day 1 of 1</w:t>
-      </w:r>
-      <w:r>
-        <w:rPr>
-          <w:bCs/>
-          <w:b/>
-        </w:rPr>
+        <w:t xml:space="preserve">Day 2</w:t>
+      </w:r>
+      <w:r>
         <w:t xml:space="preserve">”</w:t>
       </w:r>
       <w:r>
         <w:t xml:space="preserve"> </w:t>
       </w:r>
       <w:r>
-        <w:t xml:space="preserve">even though the operator was on</w:t>
+        <w:t xml:space="preserve">rather than resetting to</w:t>
       </w:r>
       <w:r>
         <w:t xml:space="preserve"> </w:t>
@@ -7760,153 +7958,31 @@
         <w:t xml:space="preserve">“</w:t>
       </w:r>
       <w:r>
-        <w:t xml:space="preserve">Day 2</w:t>
+        <w:t xml:space="preserve">Day 1</w:t>
       </w:r>
       <w:r>
         <w:t xml:space="preserve">”</w:t>
       </w:r>
       <w:r>
-        <w:t xml:space="preserve">, which read as the Submit button going backwards. It now seeds the</w:t>
-      </w:r>
-      <w:r>
-        <w:t xml:space="preserve"> </w:t>
-      </w:r>
-      <w:r>
-        <w:t xml:space="preserve">starting</w:t>
-      </w:r>
-      <w:r>
-        <w:t xml:space="preserve"> </w:t>
-      </w:r>
-      <w:r>
-        <w:rPr>
-          <w:rStyle w:val="VerbatimChar"/>
-        </w:rPr>
-        <w:t xml:space="preserve">(month, day)</w:t>
-      </w:r>
-      <w:r>
-        <w:t xml:space="preserve"> </w:t>
-      </w:r>
-      <w:r>
-        <w:t xml:space="preserve">from the highest</w:t>
-      </w:r>
-      <w:r>
-        <w:t xml:space="preserve"> </w:t>
-      </w:r>
-      <w:r>
-        <w:rPr>
-          <w:bCs/>
-          <w:b/>
-        </w:rPr>
-        <w:t xml:space="preserve">shipped</w:t>
-      </w:r>
-      <w:r>
-        <w:t xml:space="preserve"> </w:t>
-      </w:r>
-      <w:r>
-        <w:t xml:space="preserve">window</w:t>
-      </w:r>
-      <w:r>
-        <w:t xml:space="preserve"> </w:t>
-      </w:r>
-      <w:r>
-        <w:t xml:space="preserve">(</w:t>
-      </w:r>
-      <w:r>
-        <w:rPr>
-          <w:rStyle w:val="VerbatimChar"/>
-        </w:rPr>
-        <w:t xml:space="preserve">db.getMaxShippedWindow</w:t>
-      </w:r>
-      <w:r>
-        <w:t xml:space="preserve">) and continues past it, so the remainder stays</w:t>
-      </w:r>
-      <w:r>
-        <w:t xml:space="preserve"> </w:t>
-      </w:r>
-      <w:r>
-        <w:rPr>
-          <w:bCs/>
-          <w:b/>
-        </w:rPr>
-        <w:t xml:space="preserve">“</w:t>
-      </w:r>
-      <w:r>
-        <w:rPr>
-          <w:bCs/>
-          <w:b/>
-        </w:rPr>
-        <w:t xml:space="preserve">Day 2</w:t>
-      </w:r>
-      <w:r>
-        <w:rPr>
-          <w:bCs/>
-          <w:b/>
-        </w:rPr>
-        <w:t xml:space="preserve">”</w:t>
-      </w:r>
-      <w:r>
-        <w:t xml:space="preserve">. The UI also lands on the first day that still has pending work.</w:t>
-      </w:r>
-      <w:r>
-        <w:t xml:space="preserve"> </w:t>
-      </w:r>
-      <w:r>
-        <w:t xml:space="preserve">This is purely a</w:t>
-      </w:r>
-      <w:r>
-        <w:t xml:space="preserve"> </w:t>
-      </w:r>
-      <w:r>
-        <w:rPr>
-          <w:bCs/>
-          <w:b/>
-        </w:rPr>
-        <w:t xml:space="preserve">label</w:t>
-      </w:r>
-      <w:r>
-        <w:t xml:space="preserve"> </w:t>
-      </w:r>
-      <w:r>
-        <w:t xml:space="preserve">change — it touches neither identity content nor</w:t>
-      </w:r>
-      <w:r>
-        <w:t xml:space="preserve"> </w:t>
-      </w:r>
-      <w:r>
-        <w:t xml:space="preserve">the</w:t>
-      </w:r>
-      <w:r>
-        <w:t xml:space="preserve"> </w:t>
-      </w:r>
-      <w:r>
-        <w:rPr>
-          <w:rStyle w:val="VerbatimChar"/>
-        </w:rPr>
-        <w:t xml:space="preserve">reserve()</w:t>
-      </w:r>
-      <w:r>
-        <w:t xml:space="preserve"> </w:t>
-      </w:r>
-      <w:r>
-        <w:t xml:space="preserve">quota gate, so the no-over-ship guarantee is preserved, and</w:t>
-      </w:r>
-      <w:r>
-        <w:t xml:space="preserve"> </w:t>
-      </w:r>
-      <w:r>
-        <w:t xml:space="preserve">shipped WOs remain immutable. Tests in</w:t>
-      </w:r>
-      <w:r>
-        <w:t xml:space="preserve"> </w:t>
-      </w:r>
-      <w:r>
-        <w:rPr>
-          <w:rStyle w:val="VerbatimChar"/>
-        </w:rPr>
-        <w:t xml:space="preserve">test/redistributor.test.js</w:t>
-      </w:r>
-      <w:r>
-        <w:t xml:space="preserve">.</w:t>
+        <w:t xml:space="preserve">. This is a label-only</w:t>
+      </w:r>
+      <w:r>
+        <w:t xml:space="preserve"> </w:t>
+      </w:r>
+      <w:r>
+        <w:t xml:space="preserve">change: it never alters identity content or the quota reservation, so the</w:t>
+      </w:r>
+      <w:r>
+        <w:t xml:space="preserve"> </w:t>
+      </w:r>
+      <w:r>
+        <w:t xml:space="preserve">no-over-ship guarantee holds and shipped work orders stay immutable. The UI</w:t>
+      </w:r>
+      <w:r>
+        <w:t xml:space="preserve"> </w:t>
+      </w:r>
+      <w:r>
+        <w:t xml:space="preserve">also lands on the first day that still has pending work.</w:t>
       </w:r>
     </w:p>
     <w:p>
@@ -7916,9 +7992,9 @@
         </w:pict>
       </w:r>
     </w:p>
-    <w:bookmarkEnd w:id="52"/>
-    <w:bookmarkEnd w:id="53"/>
-    <w:bookmarkStart w:id="59" w:name="adobe-api-integration"/>
+    <w:bookmarkEnd w:id="56"/>
+    <w:bookmarkEnd w:id="57"/>
+    <w:bookmarkStart w:id="63" w:name="adobe-api-integration"/>
     <w:p>
       <w:pPr>
         <w:pStyle w:val="Heading2"/>
@@ -7927,7 +8003,7 @@
         <w:t xml:space="preserve">6. Adobe API Integration</w:t>
       </w:r>
     </w:p>
-    <w:bookmarkStart w:id="54" w:name="api-summary"/>
+    <w:bookmarkStart w:id="58" w:name="api-summary"/>
     <w:p>
       <w:pPr>
         <w:pStyle w:val="Heading3"/>
@@ -8387,8 +8463,8 @@
         </w:tc>
       </w:tr>
     </w:tbl>
-    <w:bookmarkEnd w:id="54"/>
-    <w:bookmarkStart w:id="56" w:name="region-architecture"/>
+    <w:bookmarkEnd w:id="58"/>
+    <w:bookmarkStart w:id="60" w:name="region-architecture"/>
     <w:p>
       <w:pPr>
         <w:pStyle w:val="Heading3"/>
@@ -8516,7 +8592,7 @@
                     </pic:cNvPicPr>
                   </pic:nvPicPr>
                   <pic:blipFill>
-                    <a:blip r:embed="rId55"/>
+                    <a:blip r:embed="rId59"/>
                     <a:stretch>
                       <a:fillRect/>
                     </a:stretch>
@@ -8801,8 +8877,8 @@
         <w:t xml:space="preserve">.</w:t>
       </w:r>
     </w:p>
-    <w:bookmarkEnd w:id="56"/>
-    <w:bookmarkStart w:id="57" w:name="work-order-payload"/>
+    <w:bookmarkEnd w:id="60"/>
+    <w:bookmarkStart w:id="61" w:name="work-order-payload"/>
     <w:p>
       <w:pPr>
         <w:pStyle w:val="Heading3"/>
@@ -9787,8 +9863,8 @@
         </w:tc>
       </w:tr>
     </w:tbl>
-    <w:bookmarkEnd w:id="57"/>
-    <w:bookmarkStart w:id="58" w:name="identity-quota"/>
+    <w:bookmarkEnd w:id="61"/>
+    <w:bookmarkStart w:id="62" w:name="identity-quota"/>
     <w:p>
       <w:pPr>
         <w:pStyle w:val="Heading3"/>
@@ -10001,9 +10077,9 @@
         </w:pict>
       </w:r>
     </w:p>
-    <w:bookmarkEnd w:id="58"/>
-    <w:bookmarkEnd w:id="59"/>
-    <w:bookmarkStart w:id="63" w:name="security-architecture"/>
+    <w:bookmarkEnd w:id="62"/>
+    <w:bookmarkEnd w:id="63"/>
+    <w:bookmarkStart w:id="67" w:name="security-architecture"/>
     <w:p>
       <w:pPr>
         <w:pStyle w:val="Heading2"/>
@@ -10012,7 +10088,7 @@
         <w:t xml:space="preserve">7. Security Architecture</w:t>
       </w:r>
     </w:p>
-    <w:bookmarkStart w:id="61" w:name="defense-in-depth-model"/>
+    <w:bookmarkStart w:id="65" w:name="defense-in-depth-model"/>
     <w:p>
       <w:pPr>
         <w:pStyle w:val="Heading3"/>
@@ -10096,7 +10172,7 @@
                     </pic:cNvPicPr>
                   </pic:nvPicPr>
                   <pic:blipFill>
-                    <a:blip r:embed="rId60"/>
+                    <a:blip r:embed="rId64"/>
                     <a:stretch>
                       <a:fillRect/>
                     </a:stretch>
@@ -10223,104 +10299,6 @@
       <w:pPr>
         <w:numPr>
           <w:ilvl w:val="0"/>
-          <w:numId w:val="1009"/>
-        </w:numPr>
-        <w:pStyle w:val="Compact"/>
-      </w:pPr>
-      <w:r>
-        <w:rPr>
-          <w:bCs/>
-          <w:b/>
-        </w:rPr>
-        <w:t xml:space="preserve">L1 · Network isolation</w:t>
-      </w:r>
-      <w:r>
-        <w:t xml:space="preserve"> </w:t>
-      </w:r>
-      <w:r>
-        <w:t xml:space="preserve">—</w:t>
-      </w:r>
-      <w:r>
-        <w:t xml:space="preserve"> </w:t>
-      </w:r>
-      <w:r>
-        <w:rPr>
-          <w:rStyle w:val="VerbatimChar"/>
-        </w:rPr>
-        <w:t xml:space="preserve">app.listen(port, '127.0.0.1', …)</w:t>
-      </w:r>
-      <w:r>
-        <w:t xml:space="preserve"> </w:t>
-      </w:r>
-      <w:r>
-        <w:t xml:space="preserve">binds</w:t>
-      </w:r>
-      <w:r>
-        <w:t xml:space="preserve"> </w:t>
-      </w:r>
-      <w:r>
-        <w:t xml:space="preserve">loopback by default.</w:t>
-      </w:r>
-      <w:r>
-        <w:t xml:space="preserve"> </w:t>
-      </w:r>
-      <w:r>
-        <w:rPr>
-          <w:rStyle w:val="VerbatimChar"/>
-        </w:rPr>
-        <w:t xml:space="preserve">HOST=0.0.0.0</w:t>
-      </w:r>
-      <w:r>
-        <w:t xml:space="preserve"> </w:t>
-      </w:r>
-      <w:r>
-        <w:t xml:space="preserve">is an explicit opt-out (intended</w:t>
-      </w:r>
-      <w:r>
-        <w:t xml:space="preserve"> </w:t>
-      </w:r>
-      <w:r>
-        <w:t xml:space="preserve">for SSH-tunneled demos only, never production).</w:t>
-      </w:r>
-    </w:p>
-    <w:p>
-      <w:pPr>
-        <w:numPr>
-          <w:ilvl w:val="0"/>
-          <w:numId w:val="1009"/>
-        </w:numPr>
-        <w:pStyle w:val="Compact"/>
-      </w:pPr>
-      <w:r>
-        <w:rPr>
-          <w:bCs/>
-          <w:b/>
-        </w:rPr>
-        <w:t xml:space="preserve">L2 · HTTP request guards</w:t>
-      </w:r>
-      <w:r>
-        <w:t xml:space="preserve"> </w:t>
-      </w:r>
-      <w:r>
-        <w:t xml:space="preserve">in</w:t>
-      </w:r>
-      <w:r>
-        <w:t xml:space="preserve"> </w:t>
-      </w:r>
-      <w:r>
-        <w:rPr>
-          <w:rStyle w:val="VerbatimChar"/>
-        </w:rPr>
-        <w:t xml:space="preserve">src/middleware/security.js</w:t>
-      </w:r>
-      <w:r>
-        <w:t xml:space="preserve">:</w:t>
-      </w:r>
-    </w:p>
-    <w:p>
-      <w:pPr>
-        <w:numPr>
-          <w:ilvl w:val="1"/>
           <w:numId w:val="1010"/>
         </w:numPr>
         <w:pStyle w:val="Compact"/>
@@ -10330,70 +10308,61 @@
           <w:bCs/>
           <w:b/>
         </w:rPr>
-        <w:t xml:space="preserve">Host-header guard</w:t>
-      </w:r>
-      <w:r>
-        <w:t xml:space="preserve"> </w:t>
-      </w:r>
-      <w:r>
-        <w:t xml:space="preserve">rejects</w:t>
-      </w:r>
-      <w:r>
-        <w:t xml:space="preserve"> </w:t>
-      </w:r>
-      <w:r>
-        <w:rPr>
-          <w:rStyle w:val="VerbatimChar"/>
-        </w:rPr>
-        <w:t xml:space="preserve">Host: anything-other-than-localhost</w:t>
-      </w:r>
-      <w:r>
-        <w:t xml:space="preserve"> </w:t>
-      </w:r>
-      <w:r>
-        <w:t xml:space="preserve">— the only defense against DNS rebinding (a malicious page resolves</w:t>
-      </w:r>
-      <w:r>
-        <w:t xml:space="preserve"> </w:t>
-      </w:r>
-      <w:r>
-        <w:rPr>
-          <w:rStyle w:val="VerbatimChar"/>
-        </w:rPr>
-        <w:t xml:space="preserve">attacker.com → 127.0.0.1</w:t>
-      </w:r>
-      <w:r>
-        <w:t xml:space="preserve">, the browser then talks to localhost</w:t>
-      </w:r>
-      <w:r>
-        <w:t xml:space="preserve"> </w:t>
-      </w:r>
-      <w:r>
-        <w:t xml:space="preserve">thinking it’s still same-origin with the attacker; the Host header</w:t>
-      </w:r>
-      <w:r>
-        <w:t xml:space="preserve"> </w:t>
-      </w:r>
-      <w:r>
-        <w:t xml:space="preserve">however still says</w:t>
-      </w:r>
-      <w:r>
-        <w:t xml:space="preserve"> </w:t>
-      </w:r>
-      <w:r>
-        <w:rPr>
-          <w:rStyle w:val="VerbatimChar"/>
-        </w:rPr>
-        <w:t xml:space="preserve">attacker.com</w:t>
-      </w:r>
-      <w:r>
-        <w:t xml:space="preserve">, and the guard refuses).</w:t>
+        <w:t xml:space="preserve">L1 · Network isolation</w:t>
+      </w:r>
+      <w:r>
+        <w:t xml:space="preserve"> </w:t>
+      </w:r>
+      <w:r>
+        <w:t xml:space="preserve">—</w:t>
+      </w:r>
+      <w:r>
+        <w:t xml:space="preserve"> </w:t>
+      </w:r>
+      <w:r>
+        <w:rPr>
+          <w:rStyle w:val="VerbatimChar"/>
+        </w:rPr>
+        <w:t xml:space="preserve">app.listen(port, '127.0.0.1', …)</w:t>
+      </w:r>
+      <w:r>
+        <w:t xml:space="preserve"> </w:t>
+      </w:r>
+      <w:r>
+        <w:t xml:space="preserve">binds</w:t>
+      </w:r>
+      <w:r>
+        <w:t xml:space="preserve"> </w:t>
+      </w:r>
+      <w:r>
+        <w:t xml:space="preserve">loopback by default.</w:t>
+      </w:r>
+      <w:r>
+        <w:t xml:space="preserve"> </w:t>
+      </w:r>
+      <w:r>
+        <w:rPr>
+          <w:rStyle w:val="VerbatimChar"/>
+        </w:rPr>
+        <w:t xml:space="preserve">HOST=0.0.0.0</w:t>
+      </w:r>
+      <w:r>
+        <w:t xml:space="preserve"> </w:t>
+      </w:r>
+      <w:r>
+        <w:t xml:space="preserve">is an explicit opt-out (intended</w:t>
+      </w:r>
+      <w:r>
+        <w:t xml:space="preserve"> </w:t>
+      </w:r>
+      <w:r>
+        <w:t xml:space="preserve">for SSH-tunneled demos only, never production).</w:t>
       </w:r>
     </w:p>
     <w:p>
       <w:pPr>
         <w:numPr>
-          <w:ilvl w:val="1"/>
+          <w:ilvl w:val="0"/>
           <w:numId w:val="1010"/>
         </w:numPr>
         <w:pStyle w:val="Compact"/>
@@ -10403,25 +10372,196 @@
           <w:bCs/>
           <w:b/>
         </w:rPr>
-        <w:t xml:space="preserve">Origin / Referer guard</w:t>
-      </w:r>
-      <w:r>
-        <w:t xml:space="preserve"> </w:t>
-      </w:r>
-      <w:r>
-        <w:t xml:space="preserve">on every state-changing method</w:t>
-      </w:r>
-      <w:r>
-        <w:t xml:space="preserve"> </w:t>
-      </w:r>
-      <w:r>
-        <w:t xml:space="preserve">(POST/PUT/PATCH/DELETE).</w:t>
+        <w:t xml:space="preserve">L2 · HTTP request guards</w:t>
+      </w:r>
+      <w:r>
+        <w:t xml:space="preserve"> </w:t>
+      </w:r>
+      <w:r>
+        <w:t xml:space="preserve">in</w:t>
+      </w:r>
+      <w:r>
+        <w:t xml:space="preserve"> </w:t>
+      </w:r>
+      <w:r>
+        <w:rPr>
+          <w:rStyle w:val="VerbatimChar"/>
+        </w:rPr>
+        <w:t xml:space="preserve">src/middleware/security.js</w:t>
+      </w:r>
+      <w:r>
+        <w:t xml:space="preserve">:</w:t>
       </w:r>
     </w:p>
     <w:p>
       <w:pPr>
         <w:numPr>
           <w:ilvl w:val="1"/>
+          <w:numId w:val="1011"/>
+        </w:numPr>
+        <w:pStyle w:val="Compact"/>
+      </w:pPr>
+      <w:r>
+        <w:rPr>
+          <w:bCs/>
+          <w:b/>
+        </w:rPr>
+        <w:t xml:space="preserve">Host-header guard</w:t>
+      </w:r>
+      <w:r>
+        <w:t xml:space="preserve"> </w:t>
+      </w:r>
+      <w:r>
+        <w:t xml:space="preserve">rejects</w:t>
+      </w:r>
+      <w:r>
+        <w:t xml:space="preserve"> </w:t>
+      </w:r>
+      <w:r>
+        <w:rPr>
+          <w:rStyle w:val="VerbatimChar"/>
+        </w:rPr>
+        <w:t xml:space="preserve">Host: anything-other-than-localhost</w:t>
+      </w:r>
+      <w:r>
+        <w:t xml:space="preserve"> </w:t>
+      </w:r>
+      <w:r>
+        <w:t xml:space="preserve">— the only defense against DNS rebinding (a malicious page resolves</w:t>
+      </w:r>
+      <w:r>
+        <w:t xml:space="preserve"> </w:t>
+      </w:r>
+      <w:r>
+        <w:rPr>
+          <w:rStyle w:val="VerbatimChar"/>
+        </w:rPr>
+        <w:t xml:space="preserve">attacker.com → 127.0.0.1</w:t>
+      </w:r>
+      <w:r>
+        <w:t xml:space="preserve">, the browser then talks to localhost</w:t>
+      </w:r>
+      <w:r>
+        <w:t xml:space="preserve"> </w:t>
+      </w:r>
+      <w:r>
+        <w:t xml:space="preserve">thinking it’s still same-origin with the attacker; the Host header</w:t>
+      </w:r>
+      <w:r>
+        <w:t xml:space="preserve"> </w:t>
+      </w:r>
+      <w:r>
+        <w:t xml:space="preserve">however still says</w:t>
+      </w:r>
+      <w:r>
+        <w:t xml:space="preserve"> </w:t>
+      </w:r>
+      <w:r>
+        <w:rPr>
+          <w:rStyle w:val="VerbatimChar"/>
+        </w:rPr>
+        <w:t xml:space="preserve">attacker.com</w:t>
+      </w:r>
+      <w:r>
+        <w:t xml:space="preserve">, and the guard refuses).</w:t>
+      </w:r>
+    </w:p>
+    <w:p>
+      <w:pPr>
+        <w:numPr>
+          <w:ilvl w:val="1"/>
+          <w:numId w:val="1011"/>
+        </w:numPr>
+        <w:pStyle w:val="Compact"/>
+      </w:pPr>
+      <w:r>
+        <w:rPr>
+          <w:bCs/>
+          <w:b/>
+        </w:rPr>
+        <w:t xml:space="preserve">Origin / Referer guard</w:t>
+      </w:r>
+      <w:r>
+        <w:t xml:space="preserve"> </w:t>
+      </w:r>
+      <w:r>
+        <w:t xml:space="preserve">on every state-changing method</w:t>
+      </w:r>
+      <w:r>
+        <w:t xml:space="preserve"> </w:t>
+      </w:r>
+      <w:r>
+        <w:t xml:space="preserve">(POST/PUT/PATCH/DELETE).</w:t>
+      </w:r>
+    </w:p>
+    <w:p>
+      <w:pPr>
+        <w:numPr>
+          <w:ilvl w:val="1"/>
+          <w:numId w:val="1011"/>
+        </w:numPr>
+        <w:pStyle w:val="Compact"/>
+      </w:pPr>
+      <w:r>
+        <w:rPr>
+          <w:bCs/>
+          <w:b/>
+        </w:rPr>
+        <w:t xml:space="preserve">Helmet CSP</w:t>
+      </w:r>
+      <w:r>
+        <w:t xml:space="preserve"> </w:t>
+      </w:r>
+      <w:r>
+        <w:rPr>
+          <w:rStyle w:val="VerbatimChar"/>
+        </w:rPr>
+        <w:t xml:space="preserve">script-src 'self'</w:t>
+      </w:r>
+      <w:r>
+        <w:t xml:space="preserve">,</w:t>
+      </w:r>
+      <w:r>
+        <w:t xml:space="preserve"> </w:t>
+      </w:r>
+      <w:r>
+        <w:rPr>
+          <w:rStyle w:val="VerbatimChar"/>
+        </w:rPr>
+        <w:t xml:space="preserve">frame-ancestors 'none'</w:t>
+      </w:r>
+      <w:r>
+        <w:t xml:space="preserve">,</w:t>
+      </w:r>
+      <w:r>
+        <w:t xml:space="preserve"> </w:t>
+      </w:r>
+      <w:r>
+        <w:rPr>
+          <w:rStyle w:val="VerbatimChar"/>
+        </w:rPr>
+        <w:t xml:space="preserve">object-src 'none'</w:t>
+      </w:r>
+      <w:r>
+        <w:t xml:space="preserve">, COOP/CORP</w:t>
+      </w:r>
+      <w:r>
+        <w:t xml:space="preserve"> </w:t>
+      </w:r>
+      <w:r>
+        <w:rPr>
+          <w:rStyle w:val="VerbatimChar"/>
+        </w:rPr>
+        <w:t xml:space="preserve">same-origin</w:t>
+      </w:r>
+      <w:r>
+        <w:t xml:space="preserve">.</w:t>
+      </w:r>
+    </w:p>
+    <w:p>
+      <w:pPr>
+        <w:numPr>
+          <w:ilvl w:val="0"/>
           <w:numId w:val="1010"/>
         </w:numPr>
         <w:pStyle w:val="Compact"/>
@@ -10431,16 +10571,73 @@
           <w:bCs/>
           <w:b/>
         </w:rPr>
-        <w:t xml:space="preserve">Helmet CSP</w:t>
-      </w:r>
-      <w:r>
-        <w:t xml:space="preserve"> </w:t>
-      </w:r>
-      <w:r>
-        <w:rPr>
-          <w:rStyle w:val="VerbatimChar"/>
-        </w:rPr>
-        <w:t xml:space="preserve">script-src 'self'</w:t>
+        <w:t xml:space="preserve">L3 · Allowlists</w:t>
+      </w:r>
+      <w:r>
+        <w:t xml:space="preserve"> </w:t>
+      </w:r>
+      <w:r>
+        <w:t xml:space="preserve">—</w:t>
+      </w:r>
+      <w:r>
+        <w:t xml:space="preserve"> </w:t>
+      </w:r>
+      <w:r>
+        <w:rPr>
+          <w:rStyle w:val="VerbatimChar"/>
+        </w:rPr>
+        <w:t xml:space="preserve">region ∈ {va7, nld2, aus5, can2}</w:t>
+      </w:r>
+      <w:r>
+        <w:t xml:space="preserve"> </w:t>
+      </w:r>
+      <w:r>
+        <w:t xml:space="preserve">and</w:t>
+      </w:r>
+      <w:r>
+        <w:t xml:space="preserve"> </w:t>
+      </w:r>
+      <w:r>
+        <w:rPr>
+          <w:rStyle w:val="VerbatimChar"/>
+        </w:rPr>
+        <w:t xml:space="preserve">environment ∈ {Production, Stage, Development}</w:t>
+      </w:r>
+      <w:r>
+        <w:t xml:space="preserve"> </w:t>
+      </w:r>
+      <w:r>
+        <w:t xml:space="preserve">are enforced both</w:t>
+      </w:r>
+      <w:r>
+        <w:t xml:space="preserve"> </w:t>
+      </w:r>
+      <w:r>
+        <w:t xml:space="preserve">at the route layer (PATCH/POST</w:t>
+      </w:r>
+      <w:r>
+        <w:t xml:space="preserve"> </w:t>
+      </w:r>
+      <w:r>
+        <w:rPr>
+          <w:rStyle w:val="VerbatimChar"/>
+        </w:rPr>
+        <w:t xml:space="preserve">/credentials</w:t>
+      </w:r>
+      <w:r>
+        <w:t xml:space="preserve">) and at the service</w:t>
+      </w:r>
+      <w:r>
+        <w:t xml:space="preserve"> </w:t>
+      </w:r>
+      <w:r>
+        <w:t xml:space="preserve">layer (</w:t>
+      </w:r>
+      <w:r>
+        <w:rPr>
+          <w:rStyle w:val="VerbatimChar"/>
+        </w:rPr>
+        <w:t xml:space="preserve">namespaces.js</w:t>
       </w:r>
       <w:r>
         <w:t xml:space="preserve">,</w:t>
@@ -10452,41 +10649,35 @@
         <w:rPr>
           <w:rStyle w:val="VerbatimChar"/>
         </w:rPr>
-        <w:t xml:space="preserve">frame-ancestors 'none'</w:t>
-      </w:r>
-      <w:r>
-        <w:t xml:space="preserve">,</w:t>
-      </w:r>
-      <w:r>
-        <w:t xml:space="preserve"> </w:t>
-      </w:r>
-      <w:r>
-        <w:rPr>
-          <w:rStyle w:val="VerbatimChar"/>
-        </w:rPr>
-        <w:t xml:space="preserve">object-src 'none'</w:t>
-      </w:r>
-      <w:r>
-        <w:t xml:space="preserve">, COOP/CORP</w:t>
-      </w:r>
-      <w:r>
-        <w:t xml:space="preserve"> </w:t>
-      </w:r>
-      <w:r>
-        <w:rPr>
-          <w:rStyle w:val="VerbatimChar"/>
-        </w:rPr>
-        <w:t xml:space="preserve">same-origin</w:t>
-      </w:r>
-      <w:r>
-        <w:t xml:space="preserve">.</w:t>
+        <w:t xml:space="preserve">identityGraph.js</w:t>
+      </w:r>
+      <w:r>
+        <w:t xml:space="preserve">), so even a tampered DB</w:t>
+      </w:r>
+      <w:r>
+        <w:t xml:space="preserve"> </w:t>
+      </w:r>
+      <w:r>
+        <w:t xml:space="preserve">row can’t make us build a host outside the allowlist. Every</w:t>
+      </w:r>
+      <w:r>
+        <w:t xml:space="preserve"> </w:t>
+      </w:r>
+      <w:r>
+        <w:t xml:space="preserve">credential field is length-bounded and rejects CR/LF/null (header</w:t>
+      </w:r>
+      <w:r>
+        <w:t xml:space="preserve"> </w:t>
+      </w:r>
+      <w:r>
+        <w:t xml:space="preserve">smuggling defence).</w:t>
       </w:r>
     </w:p>
     <w:p>
       <w:pPr>
         <w:numPr>
           <w:ilvl w:val="0"/>
-          <w:numId w:val="1009"/>
+          <w:numId w:val="1010"/>
         </w:numPr>
         <w:pStyle w:val="Compact"/>
       </w:pPr>
@@ -10495,113 +10686,89 @@
           <w:bCs/>
           <w:b/>
         </w:rPr>
-        <w:t xml:space="preserve">L3 · Allowlists</w:t>
-      </w:r>
-      <w:r>
-        <w:t xml:space="preserve"> </w:t>
-      </w:r>
-      <w:r>
-        <w:t xml:space="preserve">—</w:t>
-      </w:r>
-      <w:r>
-        <w:t xml:space="preserve"> </w:t>
-      </w:r>
-      <w:r>
-        <w:rPr>
-          <w:rStyle w:val="VerbatimChar"/>
-        </w:rPr>
-        <w:t xml:space="preserve">region ∈ {va7, nld2, aus5, can2}</w:t>
-      </w:r>
-      <w:r>
-        <w:t xml:space="preserve"> </w:t>
-      </w:r>
-      <w:r>
-        <w:t xml:space="preserve">and</w:t>
-      </w:r>
-      <w:r>
-        <w:t xml:space="preserve"> </w:t>
-      </w:r>
-      <w:r>
-        <w:rPr>
-          <w:rStyle w:val="VerbatimChar"/>
-        </w:rPr>
-        <w:t xml:space="preserve">environment ∈ {Production, Stage, Development}</w:t>
-      </w:r>
-      <w:r>
-        <w:t xml:space="preserve"> </w:t>
-      </w:r>
-      <w:r>
-        <w:t xml:space="preserve">are enforced both</w:t>
-      </w:r>
-      <w:r>
-        <w:t xml:space="preserve"> </w:t>
-      </w:r>
-      <w:r>
-        <w:t xml:space="preserve">at the route layer (PATCH/POST</w:t>
-      </w:r>
-      <w:r>
-        <w:t xml:space="preserve"> </w:t>
-      </w:r>
-      <w:r>
-        <w:rPr>
-          <w:rStyle w:val="VerbatimChar"/>
-        </w:rPr>
-        <w:t xml:space="preserve">/credentials</w:t>
-      </w:r>
-      <w:r>
-        <w:t xml:space="preserve">) and at the service</w:t>
-      </w:r>
-      <w:r>
-        <w:t xml:space="preserve"> </w:t>
-      </w:r>
-      <w:r>
-        <w:t xml:space="preserve">layer (</w:t>
-      </w:r>
-      <w:r>
-        <w:rPr>
-          <w:rStyle w:val="VerbatimChar"/>
-        </w:rPr>
-        <w:t xml:space="preserve">namespaces.js</w:t>
-      </w:r>
-      <w:r>
-        <w:t xml:space="preserve">,</w:t>
-      </w:r>
-      <w:r>
-        <w:t xml:space="preserve"> </w:t>
-      </w:r>
-      <w:r>
-        <w:rPr>
-          <w:rStyle w:val="VerbatimChar"/>
-        </w:rPr>
-        <w:t xml:space="preserve">identityGraph.js</w:t>
-      </w:r>
-      <w:r>
-        <w:t xml:space="preserve">), so even a tampered DB</w:t>
-      </w:r>
-      <w:r>
-        <w:t xml:space="preserve"> </w:t>
-      </w:r>
-      <w:r>
-        <w:t xml:space="preserve">row can’t make us build a host outside the allowlist. Every</w:t>
-      </w:r>
-      <w:r>
-        <w:t xml:space="preserve"> </w:t>
-      </w:r>
-      <w:r>
-        <w:t xml:space="preserve">credential field is length-bounded and rejects CR/LF/null (header</w:t>
-      </w:r>
-      <w:r>
-        <w:t xml:space="preserve"> </w:t>
-      </w:r>
-      <w:r>
-        <w:t xml:space="preserve">smuggling defence).</w:t>
+        <w:t xml:space="preserve">L4 · Credential storage</w:t>
+      </w:r>
+      <w:r>
+        <w:t xml:space="preserve"> </w:t>
+      </w:r>
+      <w:r>
+        <w:t xml:space="preserve">— client secrets are AES-256-GCM at rest</w:t>
+      </w:r>
+      <w:r>
+        <w:t xml:space="preserve"> </w:t>
+      </w:r>
+      <w:r>
+        <w:t xml:space="preserve">with a 12-byte random IV per row and a 16-byte auth tag. The key</w:t>
+      </w:r>
+      <w:r>
+        <w:t xml:space="preserve"> </w:t>
+      </w:r>
+      <w:r>
+        <w:t xml:space="preserve">file</w:t>
+      </w:r>
+      <w:r>
+        <w:t xml:space="preserve"> </w:t>
+      </w:r>
+      <w:r>
+        <w:rPr>
+          <w:rStyle w:val="VerbatimChar"/>
+        </w:rPr>
+        <w:t xml:space="preserve">data/.key</w:t>
+      </w:r>
+      <w:r>
+        <w:t xml:space="preserve"> </w:t>
+      </w:r>
+      <w:r>
+        <w:t xml:space="preserve">is created with</w:t>
+      </w:r>
+      <w:r>
+        <w:t xml:space="preserve"> </w:t>
+      </w:r>
+      <w:r>
+        <w:rPr>
+          <w:rStyle w:val="VerbatimChar"/>
+        </w:rPr>
+        <w:t xml:space="preserve">O_EXCL</w:t>
+      </w:r>
+      <w:r>
+        <w:t xml:space="preserve"> </w:t>
+      </w:r>
+      <w:r>
+        <w:t xml:space="preserve">(no race on first run),</w:t>
+      </w:r>
+      <w:r>
+        <w:t xml:space="preserve"> </w:t>
+      </w:r>
+      <w:r>
+        <w:rPr>
+          <w:rStyle w:val="VerbatimChar"/>
+        </w:rPr>
+        <w:t xml:space="preserve">chmod 600</w:t>
+      </w:r>
+      <w:r>
+        <w:t xml:space="preserve"> </w:t>
+      </w:r>
+      <w:r>
+        <w:t xml:space="preserve">on POSIX. IMS tokens stay in memory only, refreshed</w:t>
+      </w:r>
+      <w:r>
+        <w:t xml:space="preserve"> </w:t>
+      </w:r>
+      <w:r>
+        <w:t xml:space="preserve">120s before expiry, with a thundering-herd guard so concurrent</w:t>
+      </w:r>
+      <w:r>
+        <w:t xml:space="preserve"> </w:t>
+      </w:r>
+      <w:r>
+        <w:t xml:space="preserve">callers share a single in-flight refresh.</w:t>
       </w:r>
     </w:p>
     <w:p>
       <w:pPr>
         <w:numPr>
           <w:ilvl w:val="0"/>
-          <w:numId w:val="1009"/>
+          <w:numId w:val="1010"/>
         </w:numPr>
         <w:pStyle w:val="Compact"/>
       </w:pPr>
@@ -10610,89 +10777,50 @@
           <w:bCs/>
           <w:b/>
         </w:rPr>
-        <w:t xml:space="preserve">L4 · Credential storage</w:t>
-      </w:r>
-      <w:r>
-        <w:t xml:space="preserve"> </w:t>
-      </w:r>
-      <w:r>
-        <w:t xml:space="preserve">— client secrets are AES-256-GCM at rest</w:t>
-      </w:r>
-      <w:r>
-        <w:t xml:space="preserve"> </w:t>
-      </w:r>
-      <w:r>
-        <w:t xml:space="preserve">with a 12-byte random IV per row and a 16-byte auth tag. The key</w:t>
-      </w:r>
-      <w:r>
-        <w:t xml:space="preserve"> </w:t>
-      </w:r>
-      <w:r>
-        <w:t xml:space="preserve">file</w:t>
-      </w:r>
-      <w:r>
-        <w:t xml:space="preserve"> </w:t>
-      </w:r>
-      <w:r>
-        <w:rPr>
-          <w:rStyle w:val="VerbatimChar"/>
-        </w:rPr>
-        <w:t xml:space="preserve">data/.key</w:t>
-      </w:r>
-      <w:r>
-        <w:t xml:space="preserve"> </w:t>
-      </w:r>
-      <w:r>
-        <w:t xml:space="preserve">is created with</w:t>
-      </w:r>
-      <w:r>
-        <w:t xml:space="preserve"> </w:t>
-      </w:r>
-      <w:r>
-        <w:rPr>
-          <w:rStyle w:val="VerbatimChar"/>
-        </w:rPr>
-        <w:t xml:space="preserve">O_EXCL</w:t>
-      </w:r>
-      <w:r>
-        <w:t xml:space="preserve"> </w:t>
-      </w:r>
-      <w:r>
-        <w:t xml:space="preserve">(no race on first run),</w:t>
-      </w:r>
-      <w:r>
-        <w:t xml:space="preserve"> </w:t>
-      </w:r>
-      <w:r>
-        <w:rPr>
-          <w:rStyle w:val="VerbatimChar"/>
-        </w:rPr>
-        <w:t xml:space="preserve">chmod 600</w:t>
-      </w:r>
-      <w:r>
-        <w:t xml:space="preserve"> </w:t>
-      </w:r>
-      <w:r>
-        <w:t xml:space="preserve">on POSIX. IMS tokens stay in memory only, refreshed</w:t>
-      </w:r>
-      <w:r>
-        <w:t xml:space="preserve"> </w:t>
-      </w:r>
-      <w:r>
-        <w:t xml:space="preserve">120s before expiry, with a thundering-herd guard so concurrent</w:t>
-      </w:r>
-      <w:r>
-        <w:t xml:space="preserve"> </w:t>
-      </w:r>
-      <w:r>
-        <w:t xml:space="preserve">callers share a single in-flight refresh.</w:t>
+        <w:t xml:space="preserve">L5 · Static asset isolation</w:t>
+      </w:r>
+      <w:r>
+        <w:t xml:space="preserve"> </w:t>
+      </w:r>
+      <w:r>
+        <w:t xml:space="preserve">— every font, icon, script and</w:t>
+      </w:r>
+      <w:r>
+        <w:t xml:space="preserve"> </w:t>
+      </w:r>
+      <w:r>
+        <w:t xml:space="preserve">stylesheet is self-hosted under</w:t>
+      </w:r>
+      <w:r>
+        <w:t xml:space="preserve"> </w:t>
+      </w:r>
+      <w:r>
+        <w:rPr>
+          <w:rStyle w:val="VerbatimChar"/>
+        </w:rPr>
+        <w:t xml:space="preserve">src/web/</w:t>
+      </w:r>
+      <w:r>
+        <w:t xml:space="preserve">. Zero CDN loads. Zero</w:t>
+      </w:r>
+      <w:r>
+        <w:t xml:space="preserve"> </w:t>
+      </w:r>
+      <w:r>
+        <w:t xml:space="preserve">analytics. An admin tool for destructive operations cannot leak the</w:t>
+      </w:r>
+      <w:r>
+        <w:t xml:space="preserve"> </w:t>
+      </w:r>
+      <w:r>
+        <w:t xml:space="preserve">operator’s IP / user-agent / timing to a third-party origin.</w:t>
       </w:r>
     </w:p>
     <w:p>
       <w:pPr>
         <w:numPr>
           <w:ilvl w:val="0"/>
-          <w:numId w:val="1009"/>
+          <w:numId w:val="1010"/>
         </w:numPr>
         <w:pStyle w:val="Compact"/>
       </w:pPr>
@@ -10701,58 +10829,6 @@
           <w:bCs/>
           <w:b/>
         </w:rPr>
-        <w:t xml:space="preserve">L5 · Static asset isolation</w:t>
-      </w:r>
-      <w:r>
-        <w:t xml:space="preserve"> </w:t>
-      </w:r>
-      <w:r>
-        <w:t xml:space="preserve">— every font, icon, script and</w:t>
-      </w:r>
-      <w:r>
-        <w:t xml:space="preserve"> </w:t>
-      </w:r>
-      <w:r>
-        <w:t xml:space="preserve">stylesheet is self-hosted under</w:t>
-      </w:r>
-      <w:r>
-        <w:t xml:space="preserve"> </w:t>
-      </w:r>
-      <w:r>
-        <w:rPr>
-          <w:rStyle w:val="VerbatimChar"/>
-        </w:rPr>
-        <w:t xml:space="preserve">src/web/</w:t>
-      </w:r>
-      <w:r>
-        <w:t xml:space="preserve">. Zero CDN loads. Zero</w:t>
-      </w:r>
-      <w:r>
-        <w:t xml:space="preserve"> </w:t>
-      </w:r>
-      <w:r>
-        <w:t xml:space="preserve">analytics. An admin tool for destructive operations cannot leak the</w:t>
-      </w:r>
-      <w:r>
-        <w:t xml:space="preserve"> </w:t>
-      </w:r>
-      <w:r>
-        <w:t xml:space="preserve">operator’s IP / user-agent / timing to a third-party origin.</w:t>
-      </w:r>
-    </w:p>
-    <w:p>
-      <w:pPr>
-        <w:numPr>
-          <w:ilvl w:val="0"/>
-          <w:numId w:val="1009"/>
-        </w:numPr>
-        <w:pStyle w:val="Compact"/>
-      </w:pPr>
-      <w:r>
-        <w:rPr>
-          <w:bCs/>
-          <w:b/>
-        </w:rPr>
         <w:t xml:space="preserve">L6 · Destructive-API safety</w:t>
       </w:r>
       <w:r>
@@ -10822,8 +10898,8 @@
         <w:t xml:space="preserve">.</w:t>
       </w:r>
     </w:p>
-    <w:bookmarkEnd w:id="61"/>
-    <w:bookmarkStart w:id="62" w:name="submission-safety"/>
+    <w:bookmarkEnd w:id="65"/>
+    <w:bookmarkStart w:id="66" w:name="submission-safety"/>
     <w:p>
       <w:pPr>
         <w:pStyle w:val="Heading3"/>
@@ -10978,7 +11054,7 @@
         <w:rPr>
           <w:rStyle w:val="VerbatimChar"/>
         </w:rPr>
-        <w:t xml:space="preserve">     persisted displayName (R6 #2). Match → record the Adobe ID + markAccepted.</w:t>
+        <w:t xml:space="preserve">     persisted displayName. Match → record the Adobe ID + markAccepted.</w:t>
       </w:r>
       <w:r>
         <w:br/>
@@ -10996,7 +11072,7 @@
         <w:rPr>
           <w:rStyle w:val="VerbatimChar"/>
         </w:rPr>
-        <w:t xml:space="preserve">     reservation HELD; NEVER auto-roll-back (R6 #1) — a no-match doesn't prove</w:t>
+        <w:t xml:space="preserve">     reservation HELD; NEVER auto-roll-back — a no-match doesn't prove</w:t>
       </w:r>
       <w:r>
         <w:br/>
@@ -11014,7 +11090,7 @@
         <w:rPr>
           <w:rStyle w:val="VerbatimChar"/>
         </w:rPr>
-        <w:t xml:space="preserve">     release-absent action (R7 #1).</w:t>
+        <w:t xml:space="preserve">     release-absent action.</w:t>
       </w:r>
     </w:p>
     <w:p>
@@ -11024,9 +11100,9 @@
         </w:pict>
       </w:r>
     </w:p>
-    <w:bookmarkEnd w:id="62"/>
-    <w:bookmarkEnd w:id="63"/>
-    <w:bookmarkStart w:id="74" w:name="environment-configuration-reference"/>
+    <w:bookmarkEnd w:id="66"/>
+    <w:bookmarkEnd w:id="67"/>
+    <w:bookmarkStart w:id="78" w:name="environment-configuration-reference"/>
     <w:p>
       <w:pPr>
         <w:pStyle w:val="Heading2"/>
@@ -11035,7 +11111,7 @@
         <w:t xml:space="preserve">8. Environment Configuration Reference</w:t>
       </w:r>
     </w:p>
-    <w:bookmarkStart w:id="70" w:name="complete-environment-variable-reference"/>
+    <w:bookmarkStart w:id="74" w:name="complete-environment-variable-reference"/>
     <w:p>
       <w:pPr>
         <w:pStyle w:val="Heading3"/>
@@ -11073,7 +11149,7 @@
         <w:t xml:space="preserve">on first launch. Set these to tune behavior for your deployment.</w:t>
       </w:r>
     </w:p>
-    <w:bookmarkStart w:id="64" w:name="network-server"/>
+    <w:bookmarkStart w:id="68" w:name="network-server"/>
     <w:p>
       <w:pPr>
         <w:pStyle w:val="Heading4"/>
@@ -11294,8 +11370,8 @@
         </w:tc>
       </w:tr>
     </w:tbl>
-    <w:bookmarkEnd w:id="64"/>
-    <w:bookmarkStart w:id="65" w:name="storage-paths"/>
+    <w:bookmarkEnd w:id="68"/>
+    <w:bookmarkStart w:id="69" w:name="storage-paths"/>
     <w:p>
       <w:pPr>
         <w:pStyle w:val="Heading4"/>
@@ -11573,8 +11649,8 @@
         </w:tc>
       </w:tr>
     </w:tbl>
-    <w:bookmarkEnd w:id="65"/>
-    <w:bookmarkStart w:id="66" w:name="security"/>
+    <w:bookmarkEnd w:id="69"/>
+    <w:bookmarkStart w:id="70" w:name="security"/>
     <w:p>
       <w:pPr>
         <w:pStyle w:val="Heading4"/>
@@ -11712,8 +11788,8 @@
         </w:tc>
       </w:tr>
     </w:tbl>
-    <w:bookmarkEnd w:id="66"/>
-    <w:bookmarkStart w:id="67" w:name="performance-tuning-scalability-knobs"/>
+    <w:bookmarkEnd w:id="70"/>
+    <w:bookmarkStart w:id="71" w:name="performance-tuning-scalability-knobs"/>
     <w:p>
       <w:pPr>
         <w:pStyle w:val="Heading4"/>
@@ -11834,7 +11910,7 @@
               <w:rPr>
                 <w:rStyle w:val="VerbatimChar"/>
               </w:rPr>
-              <w:t xml:space="preserve">10</w:t>
+              <w:t xml:space="preserve">5</w:t>
             </w:r>
           </w:p>
         </w:tc>
@@ -12029,9 +12105,108 @@
           </w:p>
         </w:tc>
       </w:tr>
+      <w:tr>
+        <w:tc>
+          <w:p>
+            <w:pPr>
+              <w:pStyle w:val="Compact"/>
+              <w:jc w:val="left"/>
+            </w:pPr>
+            <w:r>
+              <w:rPr>
+                <w:rStyle w:val="VerbatimChar"/>
+              </w:rPr>
+              <w:t xml:space="preserve">QUOTA_SAFETY_BUFFER</w:t>
+            </w:r>
+          </w:p>
+        </w:tc>
+        <w:tc>
+          <w:p>
+            <w:pPr>
+              <w:pStyle w:val="Compact"/>
+              <w:jc w:val="left"/>
+            </w:pPr>
+            <w:r>
+              <w:rPr>
+                <w:rStyle w:val="VerbatimChar"/>
+              </w:rPr>
+              <w:t xml:space="preserve">0</w:t>
+            </w:r>
+          </w:p>
+        </w:tc>
+        <w:tc>
+          <w:p>
+            <w:pPr>
+              <w:pStyle w:val="Compact"/>
+              <w:jc w:val="left"/>
+            </w:pPr>
+            <w:r>
+              <w:t xml:space="preserve">Fraction (0–0.95) of each Adobe quota held back as headroom for</w:t>
+            </w:r>
+            <w:r>
+              <w:t xml:space="preserve"> </w:t>
+            </w:r>
+            <w:r>
+              <w:rPr>
+                <w:bCs/>
+                <w:b/>
+              </w:rPr>
+              <w:t xml:space="preserve">concurrent external writers</w:t>
+            </w:r>
+            <w:r>
+              <w:t xml:space="preserve"> </w:t>
+            </w:r>
+            <w:r>
+              <w:t xml:space="preserve">the tool cannot see between its once-per-run</w:t>
+            </w:r>
+            <w:r>
+              <w:t xml:space="preserve"> </w:t>
+            </w:r>
+            <w:r>
+              <w:rPr>
+                <w:rStyle w:val="VerbatimChar"/>
+              </w:rPr>
+              <w:t xml:space="preserve">/quota</w:t>
+            </w:r>
+            <w:r>
+              <w:t xml:space="preserve"> </w:t>
+            </w:r>
+            <w:r>
+              <w:t xml:space="preserve">snapshot and its submit. Default</w:t>
+            </w:r>
+            <w:r>
+              <w:t xml:space="preserve"> </w:t>
+            </w:r>
+            <w:r>
+              <w:rPr>
+                <w:rStyle w:val="VerbatimChar"/>
+              </w:rPr>
+              <w:t xml:space="preserve">0</w:t>
+            </w:r>
+            <w:r>
+              <w:t xml:space="preserve"> </w:t>
+            </w:r>
+            <w:r>
+              <w:t xml:space="preserve">assumes this tool is the only quota writer for the org; set e.g. </w:t>
+            </w:r>
+            <w:r>
+              <w:rPr>
+                <w:rStyle w:val="VerbatimChar"/>
+              </w:rPr>
+              <w:t xml:space="preserve">0.1</w:t>
+            </w:r>
+            <w:r>
+              <w:t xml:space="preserve"> </w:t>
+            </w:r>
+            <w:r>
+              <w:t xml:space="preserve">to reserve 10% if other writers are possible.</w:t>
+            </w:r>
+          </w:p>
+        </w:tc>
+      </w:tr>
     </w:tbl>
-    <w:bookmarkEnd w:id="67"/>
-    <w:bookmarkStart w:id="68" w:name="quota-fallbacks"/>
+    <w:bookmarkEnd w:id="71"/>
+    <w:bookmarkStart w:id="72" w:name="quota-fallbacks"/>
     <w:p>
       <w:pPr>
         <w:pStyle w:val="Heading4"/>
@@ -12244,14 +12419,14 @@
               <w:t xml:space="preserve"> </w:t>
             </w:r>
             <w:r>
-              <w:t xml:space="preserve">option (review R4 #4).</w:t>
+              <w:t xml:space="preserve">option.</w:t>
             </w:r>
           </w:p>
         </w:tc>
       </w:tr>
     </w:tbl>
-    <w:bookmarkEnd w:id="68"/>
-    <w:bookmarkStart w:id="69" w:name="adobe-endpoints-advanced"/>
+    <w:bookmarkEnd w:id="72"/>
+    <w:bookmarkStart w:id="73" w:name="adobe-endpoints-advanced"/>
     <w:p>
       <w:pPr>
         <w:pStyle w:val="Heading4"/>
@@ -12487,9 +12662,9 @@
         </w:tc>
       </w:tr>
     </w:tbl>
-    <w:bookmarkEnd w:id="69"/>
-    <w:bookmarkEnd w:id="70"/>
-    <w:bookmarkStart w:id="71" w:name="per-machine-tuning-recommendations"/>
+    <w:bookmarkEnd w:id="73"/>
+    <w:bookmarkEnd w:id="74"/>
+    <w:bookmarkStart w:id="75" w:name="per-machine-tuning-recommendations"/>
     <w:p>
       <w:pPr>
         <w:pStyle w:val="Heading3"/>
@@ -12596,7 +12771,7 @@
         <w:rPr>
           <w:rStyle w:val="VerbatimChar"/>
         </w:rPr>
-        <w:t xml:space="preserve">  │  IDENTITY_CONCURRENCY=10      # default, safe for most orgs          │</w:t>
+        <w:t xml:space="preserve">  │  IDENTITY_CONCURRENCY=5       # conservative default                 │</w:t>
       </w:r>
       <w:r>
         <w:br/>
@@ -12926,8 +13101,8 @@
         </w:tc>
       </w:tr>
     </w:tbl>
-    <w:bookmarkEnd w:id="71"/>
-    <w:bookmarkStart w:id="72" w:name="development-testing"/>
+    <w:bookmarkEnd w:id="75"/>
+    <w:bookmarkStart w:id="76" w:name="development-testing"/>
     <w:p>
       <w:pPr>
         <w:pStyle w:val="Heading3"/>
@@ -13065,8 +13240,8 @@
         </w:tc>
       </w:tr>
     </w:tbl>
-    <w:bookmarkEnd w:id="72"/>
-    <w:bookmarkStart w:id="73" w:name="sample-.env-files"/>
+    <w:bookmarkEnd w:id="76"/>
+    <w:bookmarkStart w:id="77" w:name="sample-.env-files"/>
     <w:p>
       <w:pPr>
         <w:pStyle w:val="Heading3"/>
@@ -13279,9 +13454,9 @@
         </w:pict>
       </w:r>
     </w:p>
-    <w:bookmarkEnd w:id="73"/>
-    <w:bookmarkEnd w:id="74"/>
-    <w:bookmarkStart w:id="82" w:name="operational-procedures"/>
+    <w:bookmarkEnd w:id="77"/>
+    <w:bookmarkEnd w:id="78"/>
+    <w:bookmarkStart w:id="86" w:name="operational-procedures"/>
     <w:p>
       <w:pPr>
         <w:pStyle w:val="Heading2"/>
@@ -13290,7 +13465,7 @@
         <w:t xml:space="preserve">9. Operational Procedures</w:t>
       </w:r>
     </w:p>
-    <w:bookmarkStart w:id="75" w:name="prerequisites"/>
+    <w:bookmarkStart w:id="79" w:name="prerequisites"/>
     <w:p>
       <w:pPr>
         <w:pStyle w:val="Heading3"/>
@@ -13388,8 +13563,8 @@
         <w:t xml:space="preserve">    nvm use 20</w:t>
       </w:r>
     </w:p>
-    <w:bookmarkEnd w:id="75"/>
-    <w:bookmarkStart w:id="76" w:name="installation-first-run"/>
+    <w:bookmarkEnd w:id="79"/>
+    <w:bookmarkStart w:id="80" w:name="installation-first-run"/>
     <w:p>
       <w:pPr>
         <w:pStyle w:val="Heading3"/>
@@ -13455,718 +13630,6 @@
           <w:rStyle w:val="CommentTok"/>
         </w:rPr>
         <w:t xml:space="preserve"># starts server, opens browser at http://localhost:3000</w:t>
-      </w:r>
-    </w:p>
-    <w:p>
-      <w:pPr>
-        <w:numPr>
-          <w:ilvl w:val="0"/>
-          <w:numId w:val="1011"/>
-        </w:numPr>
-        <w:pStyle w:val="Compact"/>
-      </w:pPr>
-      <w:r>
-        <w:rPr>
-          <w:bCs/>
-          <w:b/>
-        </w:rPr>
-        <w:t xml:space="preserve">Config tab</w:t>
-      </w:r>
-      <w:r>
-        <w:t xml:space="preserve"> </w:t>
-      </w:r>
-      <w:r>
-        <w:t xml:space="preserve">— enter IMS credentials (Environment, IMS Org ID, Client ID,</w:t>
-      </w:r>
-      <w:r>
-        <w:t xml:space="preserve"> </w:t>
-      </w:r>
-      <w:r>
-        <w:t xml:space="preserve">Client Secret, Region). Click</w:t>
-      </w:r>
-      <w:r>
-        <w:t xml:space="preserve"> </w:t>
-      </w:r>
-      <w:r>
-        <w:rPr>
-          <w:bCs/>
-          <w:b/>
-        </w:rPr>
-        <w:t xml:space="preserve">Test Connection</w:t>
-      </w:r>
-      <w:r>
-        <w:t xml:space="preserve">. The tool fetches your live</w:t>
-      </w:r>
-      <w:r>
-        <w:t xml:space="preserve"> </w:t>
-      </w:r>
-      <w:r>
-        <w:t xml:space="preserve">daily and monthly quota and displays it in the banner.</w:t>
-      </w:r>
-    </w:p>
-    <w:p>
-      <w:pPr>
-        <w:numPr>
-          <w:ilvl w:val="0"/>
-          <w:numId w:val="1011"/>
-        </w:numPr>
-        <w:pStyle w:val="Compact"/>
-      </w:pPr>
-      <w:r>
-        <w:rPr>
-          <w:bCs/>
-          <w:b/>
-        </w:rPr>
-        <w:t xml:space="preserve">Pick a sandbox</w:t>
-      </w:r>
-      <w:r>
-        <w:t xml:space="preserve"> </w:t>
-      </w:r>
-      <w:r>
-        <w:t xml:space="preserve">from the dropdown. Datasets and namespace registry load</w:t>
-      </w:r>
-      <w:r>
-        <w:t xml:space="preserve"> </w:t>
-      </w:r>
-      <w:r>
-        <w:t xml:space="preserve">automatically.</w:t>
-      </w:r>
-    </w:p>
-    <w:p>
-      <w:pPr>
-        <w:numPr>
-          <w:ilvl w:val="0"/>
-          <w:numId w:val="1011"/>
-        </w:numPr>
-        <w:pStyle w:val="Compact"/>
-      </w:pPr>
-      <w:r>
-        <w:rPr>
-          <w:bCs/>
-          <w:b/>
-        </w:rPr>
-        <w:t xml:space="preserve">Select deletion scope</w:t>
-      </w:r>
-      <w:r>
-        <w:t xml:space="preserve">: ALL datasets, specific datasets, or profile-only</w:t>
-      </w:r>
-      <w:r>
-        <w:t xml:space="preserve"> </w:t>
-      </w:r>
-      <w:r>
-        <w:t xml:space="preserve">(Identity + Profile + AJO, no data lake).</w:t>
-      </w:r>
-    </w:p>
-    <w:p>
-      <w:pPr>
-        <w:numPr>
-          <w:ilvl w:val="0"/>
-          <w:numId w:val="1011"/>
-        </w:numPr>
-        <w:pStyle w:val="Compact"/>
-      </w:pPr>
-      <w:r>
-        <w:rPr>
-          <w:bCs/>
-          <w:b/>
-        </w:rPr>
-        <w:t xml:space="preserve">Upload tab</w:t>
-      </w:r>
-      <w:r>
-        <w:t xml:space="preserve"> </w:t>
-      </w:r>
-      <w:r>
-        <w:t xml:space="preserve">— select the source namespace (e.g. </w:t>
-      </w:r>
-      <w:r>
-        <w:rPr>
-          <w:rStyle w:val="VerbatimChar"/>
-        </w:rPr>
-        <w:t xml:space="preserve">hashedKocid</w:t>
-      </w:r>
-      <w:r>
-        <w:t xml:space="preserve">), drop the</w:t>
-      </w:r>
-      <w:r>
-        <w:t xml:space="preserve"> </w:t>
-      </w:r>
-      <w:r>
-        <w:t xml:space="preserve">CSV, click</w:t>
-      </w:r>
-      <w:r>
-        <w:t xml:space="preserve"> </w:t>
-      </w:r>
-      <w:r>
-        <w:rPr>
-          <w:bCs/>
-          <w:b/>
-        </w:rPr>
-        <w:t xml:space="preserve">Start Identity Expansion</w:t>
-      </w:r>
-      <w:r>
-        <w:t xml:space="preserve">.</w:t>
-      </w:r>
-    </w:p>
-    <w:p>
-      <w:pPr>
-        <w:numPr>
-          <w:ilvl w:val="0"/>
-          <w:numId w:val="1011"/>
-        </w:numPr>
-        <w:pStyle w:val="Compact"/>
-      </w:pPr>
-      <w:r>
-        <w:t xml:space="preserve">Wait for expansion to complete (progress bar in the Jobs tab).</w:t>
-      </w:r>
-    </w:p>
-    <w:p>
-      <w:pPr>
-        <w:numPr>
-          <w:ilvl w:val="0"/>
-          <w:numId w:val="1011"/>
-        </w:numPr>
-        <w:pStyle w:val="Compact"/>
-      </w:pPr>
-      <w:r>
-        <w:t xml:space="preserve">Click</w:t>
-      </w:r>
-      <w:r>
-        <w:t xml:space="preserve"> </w:t>
-      </w:r>
-      <w:r>
-        <w:rPr>
-          <w:bCs/>
-          <w:b/>
-        </w:rPr>
-        <w:t xml:space="preserve">Plan Work Orders</w:t>
-      </w:r>
-      <w:r>
-        <w:t xml:space="preserve">. Review the day/month breakdown.</w:t>
-      </w:r>
-    </w:p>
-    <w:p>
-      <w:pPr>
-        <w:numPr>
-          <w:ilvl w:val="0"/>
-          <w:numId w:val="1011"/>
-        </w:numPr>
-        <w:pStyle w:val="Compact"/>
-      </w:pPr>
-      <w:r>
-        <w:t xml:space="preserve">Click</w:t>
-      </w:r>
-      <w:r>
-        <w:t xml:space="preserve"> </w:t>
-      </w:r>
-      <w:r>
-        <w:rPr>
-          <w:bCs/>
-          <w:b/>
-        </w:rPr>
-        <w:t xml:space="preserve">Submit Day 1</w:t>
-      </w:r>
-      <w:r>
-        <w:t xml:space="preserve">. Work orders are sent to Adobe.</w:t>
-      </w:r>
-    </w:p>
-    <w:p>
-      <w:pPr>
-        <w:numPr>
-          <w:ilvl w:val="0"/>
-          <w:numId w:val="1011"/>
-        </w:numPr>
-        <w:pStyle w:val="Compact"/>
-      </w:pPr>
-      <w:r>
-        <w:t xml:space="preserve">Switch to the</w:t>
-      </w:r>
-      <w:r>
-        <w:t xml:space="preserve"> </w:t>
-      </w:r>
-      <w:r>
-        <w:rPr>
-          <w:bCs/>
-          <w:b/>
-        </w:rPr>
-        <w:t xml:space="preserve">Monitor tab</w:t>
-      </w:r>
-      <w:r>
-        <w:t xml:space="preserve"> </w:t>
-      </w:r>
-      <w:r>
-        <w:t xml:space="preserve">to track progress.</w:t>
-      </w:r>
-    </w:p>
-    <w:bookmarkEnd w:id="76"/>
-    <w:bookmarkStart w:id="77" w:name="running-tests"/>
-    <w:p>
-      <w:pPr>
-        <w:pStyle w:val="Heading3"/>
-      </w:pPr>
-      <w:r>
-        <w:t xml:space="preserve">9.3 Running Tests</w:t>
-      </w:r>
-    </w:p>
-    <w:p>
-      <w:pPr>
-        <w:pStyle w:val="SourceCode"/>
-      </w:pPr>
-      <w:r>
-        <w:rPr>
-          <w:rStyle w:val="ExtensionTok"/>
-        </w:rPr>
-        <w:t xml:space="preserve">npm</w:t>
-      </w:r>
-      <w:r>
-        <w:rPr>
-          <w:rStyle w:val="NormalTok"/>
-        </w:rPr>
-        <w:t xml:space="preserve"> test          </w:t>
-      </w:r>
-      <w:r>
-        <w:rPr>
-          <w:rStyle w:val="CommentTok"/>
-        </w:rPr>
-        <w:t xml:space="preserve"># runs scripts/run-tests.mjs (node --test over test/*.test.js)</w:t>
-      </w:r>
-    </w:p>
-    <w:p>
-      <w:pPr>
-        <w:pStyle w:val="BlockText"/>
-      </w:pPr>
-      <w:r>
-        <w:t xml:space="preserve">The historical</w:t>
-      </w:r>
-      <w:r>
-        <w:t xml:space="preserve"> </w:t>
-      </w:r>
-      <w:r>
-        <w:rPr>
-          <w:rStyle w:val="VerbatimChar"/>
-        </w:rPr>
-        <w:t xml:space="preserve">node --test test</w:t>
-      </w:r>
-      <w:r>
-        <w:t xml:space="preserve"> </w:t>
-      </w:r>
-      <w:r>
-        <w:t xml:space="preserve">form is broken on Node ≥ 23 (the positional</w:t>
-      </w:r>
-      <w:r>
-        <w:t xml:space="preserve"> </w:t>
-      </w:r>
-      <w:r>
-        <w:rPr>
-          <w:rStyle w:val="VerbatimChar"/>
-        </w:rPr>
-        <w:t xml:space="preserve">test</w:t>
-      </w:r>
-      <w:r>
-        <w:t xml:space="preserve"> </w:t>
-      </w:r>
-      <w:r>
-        <w:t xml:space="preserve">is parsed as a single test name). Use</w:t>
-      </w:r>
-      <w:r>
-        <w:t xml:space="preserve"> </w:t>
-      </w:r>
-      <w:r>
-        <w:rPr>
-          <w:rStyle w:val="VerbatimChar"/>
-        </w:rPr>
-        <w:t xml:space="preserve">npm test</w:t>
-      </w:r>
-      <w:r>
-        <w:t xml:space="preserve">.</w:t>
-      </w:r>
-    </w:p>
-    <w:p>
-      <w:pPr>
-        <w:pStyle w:val="FirstParagraph"/>
-      </w:pPr>
-      <w:r>
-        <w:t xml:space="preserve">All</w:t>
-      </w:r>
-      <w:r>
-        <w:t xml:space="preserve"> </w:t>
-      </w:r>
-      <w:r>
-        <w:rPr>
-          <w:bCs/>
-          <w:b/>
-        </w:rPr>
-        <w:t xml:space="preserve">231 tests</w:t>
-      </w:r>
-      <w:r>
-        <w:t xml:space="preserve"> </w:t>
-      </w:r>
-      <w:r>
-        <w:t xml:space="preserve">should pass. The suite covers:</w:t>
-      </w:r>
-      <w:r>
-        <w:t xml:space="preserve"> </w:t>
-      </w:r>
-      <w:r>
-        <w:t xml:space="preserve">- Work-order payload validators (27 tests)</w:t>
-      </w:r>
-      <w:r>
-        <w:t xml:space="preserve"> </w:t>
-      </w:r>
-      <w:r>
-        <w:t xml:space="preserve">- Namespace canonicalization (11 tests)</w:t>
-      </w:r>
-      <w:r>
-        <w:t xml:space="preserve"> </w:t>
-      </w:r>
-      <w:r>
-        <w:t xml:space="preserve">- IMS token cache (7 tests)</w:t>
-      </w:r>
-      <w:r>
-        <w:t xml:space="preserve"> </w:t>
-      </w:r>
-      <w:r>
-        <w:t xml:space="preserve">- Quota manager — daily, monthly, null-monthly release gating (12 tests)</w:t>
-      </w:r>
-      <w:r>
-        <w:t xml:space="preserve"> </w:t>
-      </w:r>
-      <w:r>
-        <w:t xml:space="preserve">- Planner — cluster packing, replan guard, deferred tolerance, factory statement (13 tests)</w:t>
-      </w:r>
-      <w:r>
-        <w:t xml:space="preserve"> </w:t>
-      </w:r>
-      <w:r>
-        <w:t xml:space="preserve">- Startup recovery — orphan reconciliation, 400-indeterminate handling (6 tests)</w:t>
-      </w:r>
-      <w:r>
-        <w:t xml:space="preserve"> </w:t>
-      </w:r>
-      <w:r>
-        <w:t xml:space="preserve">- Adobe client — error enrichment, idempotency-aware retries (11 tests)</w:t>
-      </w:r>
-      <w:r>
-        <w:t xml:space="preserve"> </w:t>
-      </w:r>
-      <w:r>
-        <w:t xml:space="preserve">- Per-credential region routing (3 tests)</w:t>
-      </w:r>
-      <w:r>
-        <w:t xml:space="preserve"> </w:t>
-      </w:r>
-      <w:r>
-        <w:t xml:space="preserve">- Credentials routes — PATCH non-secret safety, DELETE 409 (7 tests)</w:t>
-      </w:r>
-      <w:r>
-        <w:t xml:space="preserve"> </w:t>
-      </w:r>
-      <w:r>
-        <w:t xml:space="preserve">- Monitor feed — sorting, filters, aggregates, sandbox filter (11 tests)</w:t>
-      </w:r>
-      <w:r>
-        <w:t xml:space="preserve"> </w:t>
-      </w:r>
-      <w:r>
-        <w:t xml:space="preserve">- Approve-month gate (9 tests)</w:t>
-      </w:r>
-      <w:r>
-        <w:t xml:space="preserve"> </w:t>
-      </w:r>
-      <w:r>
-        <w:t xml:space="preserve">- Jobs routes — DELETE, force-delete, cascade, in-flight guard (9 tests)</w:t>
-      </w:r>
-      <w:r>
-        <w:t xml:space="preserve"> </w:t>
-      </w:r>
-      <w:r>
-        <w:t xml:space="preserve">- Wave-drain regression — concurrent rejections without unhandled rejection (3 tests)</w:t>
-      </w:r>
-      <w:r>
-        <w:t xml:space="preserve"> </w:t>
-      </w:r>
-      <w:r>
-        <w:t xml:space="preserve">- CSV sniffer — accept UTF-8, reject XLSX / UTF-16 / binary / empty (6 tests)</w:t>
-      </w:r>
-      <w:r>
-        <w:t xml:space="preserve"> </w:t>
-      </w:r>
-      <w:r>
-        <w:t xml:space="preserve">- Security middleware — host guard, Origin guard, allowlists, CSV formula sanitiser (15 tests)</w:t>
-      </w:r>
-      <w:r>
-        <w:t xml:space="preserve"> </w:t>
-      </w:r>
-      <w:r>
-        <w:t xml:space="preserve">- Quota API live snapshot, redistributor, scheduler (rest)</w:t>
-      </w:r>
-      <w:r>
-        <w:t xml:space="preserve"> </w:t>
-      </w:r>
-      <w:r>
-        <w:t xml:space="preserve">- End-to-end integration with fully-mocked Adobe (3 tests)</w:t>
-      </w:r>
-    </w:p>
-    <w:bookmarkEnd w:id="77"/>
-    <w:bookmarkStart w:id="78" w:name="recovering-from-a-crash"/>
-    <w:p>
-      <w:pPr>
-        <w:pStyle w:val="Heading3"/>
-      </w:pPr>
-      <w:r>
-        <w:t xml:space="preserve">9.4 Recovering From a Crash</w:t>
-      </w:r>
-    </w:p>
-    <w:p>
-      <w:pPr>
-        <w:pStyle w:val="FirstParagraph"/>
-      </w:pPr>
-      <w:r>
-        <w:t xml:space="preserve">Restart the application — no manual action needed in the common case.</w:t>
-      </w:r>
-    </w:p>
-    <w:p>
-      <w:pPr>
-        <w:pStyle w:val="BodyText"/>
-      </w:pPr>
-      <w:r>
-        <w:t xml:space="preserve">On startup,</w:t>
-      </w:r>
-      <w:r>
-        <w:t xml:space="preserve"> </w:t>
-      </w:r>
-      <w:r>
-        <w:rPr>
-          <w:rStyle w:val="VerbatimChar"/>
-        </w:rPr>
-        <w:t xml:space="preserve">runStartupRecovery()</w:t>
-      </w:r>
-      <w:r>
-        <w:t xml:space="preserve"> </w:t>
-      </w:r>
-      <w:r>
-        <w:t xml:space="preserve">automatically:</w:t>
-      </w:r>
-      <w:r>
-        <w:t xml:space="preserve"> </w:t>
-      </w:r>
-      <w:r>
-        <w:t xml:space="preserve">-</w:t>
-      </w:r>
-      <w:r>
-        <w:t xml:space="preserve"> </w:t>
-      </w:r>
-      <w:r>
-        <w:rPr>
-          <w:bCs/>
-          <w:b/>
-        </w:rPr>
-        <w:t xml:space="preserve">Resumes expanding jobs.</w:t>
-      </w:r>
-      <w:r>
-        <w:t xml:space="preserve"> </w:t>
-      </w:r>
-      <w:r>
-        <w:t xml:space="preserve">Re-reads the CSV but skips already-processed</w:t>
-      </w:r>
-      <w:r>
-        <w:t xml:space="preserve"> </w:t>
-      </w:r>
-      <w:r>
-        <w:t xml:space="preserve">source IDs (built from the existing</w:t>
-      </w:r>
-      <w:r>
-        <w:t xml:space="preserve"> </w:t>
-      </w:r>
-      <w:r>
-        <w:rPr>
-          <w:rStyle w:val="VerbatimChar"/>
-        </w:rPr>
-        <w:t xml:space="preserve">expanded_identities</w:t>
-      </w:r>
-      <w:r>
-        <w:t xml:space="preserve"> </w:t>
-      </w:r>
-      <w:r>
-        <w:t xml:space="preserve">rows). No</w:t>
-      </w:r>
-      <w:r>
-        <w:t xml:space="preserve"> </w:t>
-      </w:r>
-      <w:r>
-        <w:t xml:space="preserve">redundant Adobe calls.</w:t>
-      </w:r>
-      <w:r>
-        <w:t xml:space="preserve"> </w:t>
-      </w:r>
-      <w:r>
-        <w:t xml:space="preserve">-</w:t>
-      </w:r>
-      <w:r>
-        <w:t xml:space="preserve"> </w:t>
-      </w:r>
-      <w:r>
-        <w:rPr>
-          <w:bCs/>
-          <w:b/>
-        </w:rPr>
-        <w:t xml:space="preserve">Reconciles orphan work orders.</w:t>
-      </w:r>
-      <w:r>
-        <w:t xml:space="preserve"> </w:t>
-      </w:r>
-      <w:r>
-        <w:t xml:space="preserve">For each work order stuck in</w:t>
-      </w:r>
-      <w:r>
-        <w:t xml:space="preserve"> </w:t>
-      </w:r>
-      <w:r>
-        <w:rPr>
-          <w:rStyle w:val="VerbatimChar"/>
-        </w:rPr>
-        <w:t xml:space="preserve">submitting</w:t>
-      </w:r>
-      <w:r>
-        <w:t xml:space="preserve"> </w:t>
-      </w:r>
-      <w:r>
-        <w:t xml:space="preserve">with no Adobe ID (the crash window), looks up the order in Adobe by its</w:t>
-      </w:r>
-      <w:r>
-        <w:t xml:space="preserve"> </w:t>
-      </w:r>
-      <w:r>
-        <w:rPr>
-          <w:rStyle w:val="VerbatimChar"/>
-        </w:rPr>
-        <w:t xml:space="preserve">displayName</w:t>
-      </w:r>
-      <w:r>
-        <w:t xml:space="preserve"> </w:t>
-      </w:r>
-      <w:r>
-        <w:t xml:space="preserve">prefix:</w:t>
-      </w:r>
-      <w:r>
-        <w:t xml:space="preserve"> </w:t>
-      </w:r>
-      <w:r>
-        <w:t xml:space="preserve">-</w:t>
-      </w:r>
-      <w:r>
-        <w:t xml:space="preserve"> </w:t>
-      </w:r>
-      <w:r>
-        <w:rPr>
-          <w:bCs/>
-          <w:b/>
-        </w:rPr>
-        <w:t xml:space="preserve">Match found</w:t>
-      </w:r>
-      <w:r>
-        <w:t xml:space="preserve"> </w:t>
-      </w:r>
-      <w:r>
-        <w:t xml:space="preserve">— records the Adobe ID + markAccepted; hands off to the monitor.</w:t>
-      </w:r>
-      <w:r>
-        <w:t xml:space="preserve"> </w:t>
-      </w:r>
-      <w:r>
-        <w:t xml:space="preserve">-</w:t>
-      </w:r>
-      <w:r>
-        <w:t xml:space="preserve"> </w:t>
-      </w:r>
-      <w:r>
-        <w:rPr>
-          <w:bCs/>
-          <w:b/>
-        </w:rPr>
-        <w:t xml:space="preserve">No match</w:t>
-      </w:r>
-      <w:r>
-        <w:t xml:space="preserve"> </w:t>
-      </w:r>
-      <w:r>
-        <w:t xml:space="preserve">— INDETERMINATE: leaves the orphan in</w:t>
-      </w:r>
-      <w:r>
-        <w:t xml:space="preserve"> </w:t>
-      </w:r>
-      <w:r>
-        <w:rPr>
-          <w:rStyle w:val="VerbatimChar"/>
-        </w:rPr>
-        <w:t xml:space="preserve">submitting</w:t>
-      </w:r>
-      <w:r>
-        <w:t xml:space="preserve"> </w:t>
-      </w:r>
-      <w:r>
-        <w:t xml:space="preserve">with its</w:t>
-      </w:r>
-      <w:r>
-        <w:t xml:space="preserve"> </w:t>
-      </w:r>
-      <w:r>
-        <w:t xml:space="preserve">reservation HELD. NEVER auto-rolls-back (R6 #1) — a no-match doesn’t prove</w:t>
-      </w:r>
-      <w:r>
-        <w:t xml:space="preserve"> </w:t>
-      </w:r>
-      <w:r>
-        <w:t xml:space="preserve">Adobe absence (async creation, no read-after-write guarantee). The operator</w:t>
-      </w:r>
-      <w:r>
-        <w:t xml:space="preserve"> </w:t>
-      </w:r>
-      <w:r>
-        <w:t xml:space="preserve">confirms absence in Adobe’s UI and releases it via the release-absent action</w:t>
-      </w:r>
-      <w:r>
-        <w:t xml:space="preserve"> </w:t>
-      </w:r>
-      <w:r>
-        <w:t xml:space="preserve">(R7 #1).</w:t>
-      </w:r>
-      <w:r>
-        <w:t xml:space="preserve"> </w:t>
-      </w:r>
-      <w:r>
-        <w:t xml:space="preserve">-</w:t>
-      </w:r>
-      <w:r>
-        <w:t xml:space="preserve"> </w:t>
-      </w:r>
-      <w:r>
-        <w:rPr>
-          <w:bCs/>
-          <w:b/>
-        </w:rPr>
-        <w:t xml:space="preserve">Indeterminate</w:t>
-      </w:r>
-      <w:r>
-        <w:t xml:space="preserve"> </w:t>
-      </w:r>
-      <w:r>
-        <w:t xml:space="preserve">(Adobe returned 400, network error) — leaves the orphan</w:t>
-      </w:r>
-      <w:r>
-        <w:t xml:space="preserve"> </w:t>
-      </w:r>
-      <w:r>
-        <w:t xml:space="preserve">for the next startup to retry.</w:t>
-      </w:r>
-    </w:p>
-    <w:bookmarkEnd w:id="78"/>
-    <w:bookmarkStart w:id="79" w:name="rotating-credentials"/>
-    <w:p>
-      <w:pPr>
-        <w:pStyle w:val="Heading3"/>
-      </w:pPr>
-      <w:r>
-        <w:t xml:space="preserve">9.5 Rotating Credentials</w:t>
       </w:r>
     </w:p>
     <w:p>
@@ -14178,20 +13641,42 @@
         <w:pStyle w:val="Compact"/>
       </w:pPr>
       <w:r>
-        <w:t xml:space="preserve">Update the secret in the</w:t>
-      </w:r>
-      <w:r>
-        <w:t xml:space="preserve"> </w:t>
-      </w:r>
-      <w:r>
         <w:rPr>
           <w:bCs/>
           <w:b/>
         </w:rPr>
-        <w:t xml:space="preserve">Adobe Developer Console</w:t>
-      </w:r>
-      <w:r>
-        <w:t xml:space="preserve">.</w:t>
+        <w:t xml:space="preserve">Config tab</w:t>
+      </w:r>
+      <w:r>
+        <w:t xml:space="preserve"> </w:t>
+      </w:r>
+      <w:r>
+        <w:t xml:space="preserve">— enter IMS credentials (Environment, IMS Org ID, Client ID,</w:t>
+      </w:r>
+      <w:r>
+        <w:t xml:space="preserve"> </w:t>
+      </w:r>
+      <w:r>
+        <w:t xml:space="preserve">Client Secret, Region). Click</w:t>
+      </w:r>
+      <w:r>
+        <w:t xml:space="preserve"> </w:t>
+      </w:r>
+      <w:r>
+        <w:rPr>
+          <w:bCs/>
+          <w:b/>
+        </w:rPr>
+        <w:t xml:space="preserve">Test Connection</w:t>
+      </w:r>
+      <w:r>
+        <w:t xml:space="preserve">. The tool fetches your live</w:t>
+      </w:r>
+      <w:r>
+        <w:t xml:space="preserve"> </w:t>
+      </w:r>
+      <w:r>
+        <w:t xml:space="preserve">daily and monthly quota and displays it in the banner.</w:t>
       </w:r>
     </w:p>
     <w:p>
@@ -14203,32 +13688,722 @@
         <w:pStyle w:val="Compact"/>
       </w:pPr>
       <w:r>
-        <w:t xml:space="preserve">Config tab → pick the saved credential from the dropdown → update</w:t>
-      </w:r>
-      <w:r>
-        <w:t xml:space="preserve"> </w:t>
-      </w:r>
-      <w:r>
         <w:rPr>
           <w:bCs/>
           <w:b/>
         </w:rPr>
-        <w:t xml:space="preserve">Client Secret</w:t>
-      </w:r>
-      <w:r>
-        <w:t xml:space="preserve"> </w:t>
-      </w:r>
-      <w:r>
-        <w:t xml:space="preserve">→ click</w:t>
-      </w:r>
-      <w:r>
-        <w:t xml:space="preserve"> </w:t>
-      </w:r>
+        <w:t xml:space="preserve">Pick a sandbox</w:t>
+      </w:r>
+      <w:r>
+        <w:t xml:space="preserve"> </w:t>
+      </w:r>
+      <w:r>
+        <w:t xml:space="preserve">from the dropdown. Datasets and namespace registry load</w:t>
+      </w:r>
+      <w:r>
+        <w:t xml:space="preserve"> </w:t>
+      </w:r>
+      <w:r>
+        <w:t xml:space="preserve">automatically.</w:t>
+      </w:r>
+    </w:p>
+    <w:p>
+      <w:pPr>
+        <w:numPr>
+          <w:ilvl w:val="0"/>
+          <w:numId w:val="1012"/>
+        </w:numPr>
+        <w:pStyle w:val="Compact"/>
+      </w:pPr>
       <w:r>
         <w:rPr>
           <w:bCs/>
           <w:b/>
         </w:rPr>
+        <w:t xml:space="preserve">Select deletion scope</w:t>
+      </w:r>
+      <w:r>
+        <w:t xml:space="preserve">: ALL datasets, specific datasets, or profile-only</w:t>
+      </w:r>
+      <w:r>
+        <w:t xml:space="preserve"> </w:t>
+      </w:r>
+      <w:r>
+        <w:t xml:space="preserve">(Identity + Profile + AJO, no data lake).</w:t>
+      </w:r>
+    </w:p>
+    <w:p>
+      <w:pPr>
+        <w:numPr>
+          <w:ilvl w:val="0"/>
+          <w:numId w:val="1012"/>
+        </w:numPr>
+        <w:pStyle w:val="Compact"/>
+      </w:pPr>
+      <w:r>
+        <w:rPr>
+          <w:bCs/>
+          <w:b/>
+        </w:rPr>
+        <w:t xml:space="preserve">Upload tab</w:t>
+      </w:r>
+      <w:r>
+        <w:t xml:space="preserve"> </w:t>
+      </w:r>
+      <w:r>
+        <w:t xml:space="preserve">— select the source namespace (e.g. </w:t>
+      </w:r>
+      <w:r>
+        <w:rPr>
+          <w:rStyle w:val="VerbatimChar"/>
+        </w:rPr>
+        <w:t xml:space="preserve">hashedKocid</w:t>
+      </w:r>
+      <w:r>
+        <w:t xml:space="preserve">), drop the</w:t>
+      </w:r>
+      <w:r>
+        <w:t xml:space="preserve"> </w:t>
+      </w:r>
+      <w:r>
+        <w:t xml:space="preserve">CSV, click</w:t>
+      </w:r>
+      <w:r>
+        <w:t xml:space="preserve"> </w:t>
+      </w:r>
+      <w:r>
+        <w:rPr>
+          <w:bCs/>
+          <w:b/>
+        </w:rPr>
+        <w:t xml:space="preserve">Start Identity Expansion</w:t>
+      </w:r>
+      <w:r>
+        <w:t xml:space="preserve">.</w:t>
+      </w:r>
+    </w:p>
+    <w:p>
+      <w:pPr>
+        <w:numPr>
+          <w:ilvl w:val="0"/>
+          <w:numId w:val="1012"/>
+        </w:numPr>
+        <w:pStyle w:val="Compact"/>
+      </w:pPr>
+      <w:r>
+        <w:t xml:space="preserve">Wait for expansion to complete (progress bar in the Jobs tab).</w:t>
+      </w:r>
+    </w:p>
+    <w:p>
+      <w:pPr>
+        <w:numPr>
+          <w:ilvl w:val="0"/>
+          <w:numId w:val="1012"/>
+        </w:numPr>
+        <w:pStyle w:val="Compact"/>
+      </w:pPr>
+      <w:r>
+        <w:t xml:space="preserve">Click</w:t>
+      </w:r>
+      <w:r>
+        <w:t xml:space="preserve"> </w:t>
+      </w:r>
+      <w:r>
+        <w:rPr>
+          <w:bCs/>
+          <w:b/>
+        </w:rPr>
+        <w:t xml:space="preserve">Plan Work Orders</w:t>
+      </w:r>
+      <w:r>
+        <w:t xml:space="preserve">. Review the day/month breakdown.</w:t>
+      </w:r>
+    </w:p>
+    <w:p>
+      <w:pPr>
+        <w:numPr>
+          <w:ilvl w:val="0"/>
+          <w:numId w:val="1012"/>
+        </w:numPr>
+        <w:pStyle w:val="Compact"/>
+      </w:pPr>
+      <w:r>
+        <w:t xml:space="preserve">Click</w:t>
+      </w:r>
+      <w:r>
+        <w:t xml:space="preserve"> </w:t>
+      </w:r>
+      <w:r>
+        <w:rPr>
+          <w:bCs/>
+          <w:b/>
+        </w:rPr>
+        <w:t xml:space="preserve">Submit Day 1</w:t>
+      </w:r>
+      <w:r>
+        <w:t xml:space="preserve">. Work orders are sent to Adobe.</w:t>
+      </w:r>
+    </w:p>
+    <w:p>
+      <w:pPr>
+        <w:numPr>
+          <w:ilvl w:val="0"/>
+          <w:numId w:val="1012"/>
+        </w:numPr>
+        <w:pStyle w:val="Compact"/>
+      </w:pPr>
+      <w:r>
+        <w:t xml:space="preserve">Switch to the</w:t>
+      </w:r>
+      <w:r>
+        <w:t xml:space="preserve"> </w:t>
+      </w:r>
+      <w:r>
+        <w:rPr>
+          <w:bCs/>
+          <w:b/>
+        </w:rPr>
+        <w:t xml:space="preserve">Monitor tab</w:t>
+      </w:r>
+      <w:r>
+        <w:t xml:space="preserve"> </w:t>
+      </w:r>
+      <w:r>
+        <w:t xml:space="preserve">to track progress.</w:t>
+      </w:r>
+    </w:p>
+    <w:bookmarkEnd w:id="80"/>
+    <w:bookmarkStart w:id="81" w:name="running-tests"/>
+    <w:p>
+      <w:pPr>
+        <w:pStyle w:val="Heading3"/>
+      </w:pPr>
+      <w:r>
+        <w:t xml:space="preserve">9.3 Running Tests</w:t>
+      </w:r>
+    </w:p>
+    <w:p>
+      <w:pPr>
+        <w:pStyle w:val="SourceCode"/>
+      </w:pPr>
+      <w:r>
+        <w:rPr>
+          <w:rStyle w:val="ExtensionTok"/>
+        </w:rPr>
+        <w:t xml:space="preserve">npm</w:t>
+      </w:r>
+      <w:r>
+        <w:rPr>
+          <w:rStyle w:val="NormalTok"/>
+        </w:rPr>
+        <w:t xml:space="preserve"> test          </w:t>
+      </w:r>
+      <w:r>
+        <w:rPr>
+          <w:rStyle w:val="CommentTok"/>
+        </w:rPr>
+        <w:t xml:space="preserve"># runs scripts/run-tests.mjs (node --test over test/*.test.js)</w:t>
+      </w:r>
+    </w:p>
+    <w:p>
+      <w:pPr>
+        <w:pStyle w:val="BlockText"/>
+      </w:pPr>
+      <w:r>
+        <w:t xml:space="preserve">The historical</w:t>
+      </w:r>
+      <w:r>
+        <w:t xml:space="preserve"> </w:t>
+      </w:r>
+      <w:r>
+        <w:rPr>
+          <w:rStyle w:val="VerbatimChar"/>
+        </w:rPr>
+        <w:t xml:space="preserve">node --test test</w:t>
+      </w:r>
+      <w:r>
+        <w:t xml:space="preserve"> </w:t>
+      </w:r>
+      <w:r>
+        <w:t xml:space="preserve">form is broken on Node ≥ 23 (the positional</w:t>
+      </w:r>
+      <w:r>
+        <w:t xml:space="preserve"> </w:t>
+      </w:r>
+      <w:r>
+        <w:rPr>
+          <w:rStyle w:val="VerbatimChar"/>
+        </w:rPr>
+        <w:t xml:space="preserve">test</w:t>
+      </w:r>
+      <w:r>
+        <w:t xml:space="preserve"> </w:t>
+      </w:r>
+      <w:r>
+        <w:t xml:space="preserve">is parsed as a single test name). Use</w:t>
+      </w:r>
+      <w:r>
+        <w:t xml:space="preserve"> </w:t>
+      </w:r>
+      <w:r>
+        <w:rPr>
+          <w:rStyle w:val="VerbatimChar"/>
+        </w:rPr>
+        <w:t xml:space="preserve">npm test</w:t>
+      </w:r>
+      <w:r>
+        <w:t xml:space="preserve">.</w:t>
+      </w:r>
+    </w:p>
+    <w:p>
+      <w:pPr>
+        <w:pStyle w:val="FirstParagraph"/>
+      </w:pPr>
+      <w:r>
+        <w:t xml:space="preserve">All</w:t>
+      </w:r>
+      <w:r>
+        <w:t xml:space="preserve"> </w:t>
+      </w:r>
+      <w:r>
+        <w:rPr>
+          <w:bCs/>
+          <w:b/>
+        </w:rPr>
+        <w:t xml:space="preserve">277 tests</w:t>
+      </w:r>
+      <w:r>
+        <w:t xml:space="preserve"> </w:t>
+      </w:r>
+      <w:r>
+        <w:t xml:space="preserve">should pass. The suite covers:</w:t>
+      </w:r>
+      <w:r>
+        <w:t xml:space="preserve"> </w:t>
+      </w:r>
+      <w:r>
+        <w:t xml:space="preserve">- Work-order payload validators (27 tests)</w:t>
+      </w:r>
+      <w:r>
+        <w:t xml:space="preserve"> </w:t>
+      </w:r>
+      <w:r>
+        <w:t xml:space="preserve">- Namespace canonicalization (11 tests)</w:t>
+      </w:r>
+      <w:r>
+        <w:t xml:space="preserve"> </w:t>
+      </w:r>
+      <w:r>
+        <w:t xml:space="preserve">- IMS token cache (7 tests)</w:t>
+      </w:r>
+      <w:r>
+        <w:t xml:space="preserve"> </w:t>
+      </w:r>
+      <w:r>
+        <w:t xml:space="preserve">- Quota manager — daily, monthly, null-monthly release gating (12 tests)</w:t>
+      </w:r>
+      <w:r>
+        <w:t xml:space="preserve"> </w:t>
+      </w:r>
+      <w:r>
+        <w:t xml:space="preserve">- Planner — cluster packing, replan guard, deferred tolerance, factory statement (13 tests)</w:t>
+      </w:r>
+      <w:r>
+        <w:t xml:space="preserve"> </w:t>
+      </w:r>
+      <w:r>
+        <w:t xml:space="preserve">- Startup recovery — orphan reconciliation, 400-indeterminate handling (6 tests)</w:t>
+      </w:r>
+      <w:r>
+        <w:t xml:space="preserve"> </w:t>
+      </w:r>
+      <w:r>
+        <w:t xml:space="preserve">- Adobe client — error enrichment, idempotency-aware retries (11 tests)</w:t>
+      </w:r>
+      <w:r>
+        <w:t xml:space="preserve"> </w:t>
+      </w:r>
+      <w:r>
+        <w:t xml:space="preserve">- Per-credential region routing (3 tests)</w:t>
+      </w:r>
+      <w:r>
+        <w:t xml:space="preserve"> </w:t>
+      </w:r>
+      <w:r>
+        <w:t xml:space="preserve">- Credentials routes — PATCH non-secret safety, DELETE 409 (7 tests)</w:t>
+      </w:r>
+      <w:r>
+        <w:t xml:space="preserve"> </w:t>
+      </w:r>
+      <w:r>
+        <w:t xml:space="preserve">- Monitor feed — sorting, filters, aggregates, sandbox filter (11 tests)</w:t>
+      </w:r>
+      <w:r>
+        <w:t xml:space="preserve"> </w:t>
+      </w:r>
+      <w:r>
+        <w:t xml:space="preserve">- Approve-month gate (9 tests)</w:t>
+      </w:r>
+      <w:r>
+        <w:t xml:space="preserve"> </w:t>
+      </w:r>
+      <w:r>
+        <w:t xml:space="preserve">- Jobs routes — DELETE, force-delete, cascade, in-flight guard (9 tests)</w:t>
+      </w:r>
+      <w:r>
+        <w:t xml:space="preserve"> </w:t>
+      </w:r>
+      <w:r>
+        <w:t xml:space="preserve">- Wave-drain regression — concurrent rejections without unhandled rejection (3 tests)</w:t>
+      </w:r>
+      <w:r>
+        <w:t xml:space="preserve"> </w:t>
+      </w:r>
+      <w:r>
+        <w:t xml:space="preserve">- CSV sniffer — accept UTF-8, reject XLSX / UTF-16 / binary / empty (6 tests)</w:t>
+      </w:r>
+      <w:r>
+        <w:t xml:space="preserve"> </w:t>
+      </w:r>
+      <w:r>
+        <w:t xml:space="preserve">- Security middleware — host guard, Origin guard, allowlists, CSV formula sanitiser (15 tests)</w:t>
+      </w:r>
+      <w:r>
+        <w:t xml:space="preserve"> </w:t>
+      </w:r>
+      <w:r>
+        <w:t xml:space="preserve">- Quota API live snapshot, redistributor, scheduler (rest)</w:t>
+      </w:r>
+      <w:r>
+        <w:t xml:space="preserve"> </w:t>
+      </w:r>
+      <w:r>
+        <w:t xml:space="preserve">- End-to-end integration with fully-mocked Adobe (3 tests)</w:t>
+      </w:r>
+    </w:p>
+    <w:bookmarkEnd w:id="81"/>
+    <w:bookmarkStart w:id="82" w:name="recovering-from-a-crash"/>
+    <w:p>
+      <w:pPr>
+        <w:pStyle w:val="Heading3"/>
+      </w:pPr>
+      <w:r>
+        <w:t xml:space="preserve">9.4 Recovering From a Crash</w:t>
+      </w:r>
+    </w:p>
+    <w:p>
+      <w:pPr>
+        <w:pStyle w:val="FirstParagraph"/>
+      </w:pPr>
+      <w:r>
+        <w:t xml:space="preserve">Restart the application — no manual action needed in the common case.</w:t>
+      </w:r>
+    </w:p>
+    <w:p>
+      <w:pPr>
+        <w:pStyle w:val="BodyText"/>
+      </w:pPr>
+      <w:r>
+        <w:t xml:space="preserve">On startup,</w:t>
+      </w:r>
+      <w:r>
+        <w:t xml:space="preserve"> </w:t>
+      </w:r>
+      <w:r>
+        <w:rPr>
+          <w:rStyle w:val="VerbatimChar"/>
+        </w:rPr>
+        <w:t xml:space="preserve">runStartupRecovery()</w:t>
+      </w:r>
+      <w:r>
+        <w:t xml:space="preserve"> </w:t>
+      </w:r>
+      <w:r>
+        <w:t xml:space="preserve">automatically:</w:t>
+      </w:r>
+      <w:r>
+        <w:t xml:space="preserve"> </w:t>
+      </w:r>
+      <w:r>
+        <w:t xml:space="preserve">-</w:t>
+      </w:r>
+      <w:r>
+        <w:t xml:space="preserve"> </w:t>
+      </w:r>
+      <w:r>
+        <w:rPr>
+          <w:bCs/>
+          <w:b/>
+        </w:rPr>
+        <w:t xml:space="preserve">Resumes expanding jobs.</w:t>
+      </w:r>
+      <w:r>
+        <w:t xml:space="preserve"> </w:t>
+      </w:r>
+      <w:r>
+        <w:t xml:space="preserve">Re-reads the CSV but skips already-processed</w:t>
+      </w:r>
+      <w:r>
+        <w:t xml:space="preserve"> </w:t>
+      </w:r>
+      <w:r>
+        <w:t xml:space="preserve">source IDs (built from the existing</w:t>
+      </w:r>
+      <w:r>
+        <w:t xml:space="preserve"> </w:t>
+      </w:r>
+      <w:r>
+        <w:rPr>
+          <w:rStyle w:val="VerbatimChar"/>
+        </w:rPr>
+        <w:t xml:space="preserve">expanded_identities</w:t>
+      </w:r>
+      <w:r>
+        <w:t xml:space="preserve"> </w:t>
+      </w:r>
+      <w:r>
+        <w:t xml:space="preserve">rows). No</w:t>
+      </w:r>
+      <w:r>
+        <w:t xml:space="preserve"> </w:t>
+      </w:r>
+      <w:r>
+        <w:t xml:space="preserve">redundant Adobe calls.</w:t>
+      </w:r>
+      <w:r>
+        <w:t xml:space="preserve"> </w:t>
+      </w:r>
+      <w:r>
+        <w:t xml:space="preserve">-</w:t>
+      </w:r>
+      <w:r>
+        <w:t xml:space="preserve"> </w:t>
+      </w:r>
+      <w:r>
+        <w:rPr>
+          <w:bCs/>
+          <w:b/>
+        </w:rPr>
+        <w:t xml:space="preserve">Reconciles orphan work orders.</w:t>
+      </w:r>
+      <w:r>
+        <w:t xml:space="preserve"> </w:t>
+      </w:r>
+      <w:r>
+        <w:t xml:space="preserve">For each work order stuck in</w:t>
+      </w:r>
+      <w:r>
+        <w:t xml:space="preserve"> </w:t>
+      </w:r>
+      <w:r>
+        <w:rPr>
+          <w:rStyle w:val="VerbatimChar"/>
+        </w:rPr>
+        <w:t xml:space="preserve">submitting</w:t>
+      </w:r>
+      <w:r>
+        <w:t xml:space="preserve"> </w:t>
+      </w:r>
+      <w:r>
+        <w:t xml:space="preserve">with no Adobe ID (the crash window), looks up the order in Adobe by its</w:t>
+      </w:r>
+      <w:r>
+        <w:t xml:space="preserve"> </w:t>
+      </w:r>
+      <w:r>
+        <w:rPr>
+          <w:rStyle w:val="VerbatimChar"/>
+        </w:rPr>
+        <w:t xml:space="preserve">displayName</w:t>
+      </w:r>
+      <w:r>
+        <w:t xml:space="preserve"> </w:t>
+      </w:r>
+      <w:r>
+        <w:t xml:space="preserve">prefix:</w:t>
+      </w:r>
+      <w:r>
+        <w:t xml:space="preserve"> </w:t>
+      </w:r>
+      <w:r>
+        <w:t xml:space="preserve">-</w:t>
+      </w:r>
+      <w:r>
+        <w:t xml:space="preserve"> </w:t>
+      </w:r>
+      <w:r>
+        <w:rPr>
+          <w:bCs/>
+          <w:b/>
+        </w:rPr>
+        <w:t xml:space="preserve">Match found</w:t>
+      </w:r>
+      <w:r>
+        <w:t xml:space="preserve"> </w:t>
+      </w:r>
+      <w:r>
+        <w:t xml:space="preserve">— records the Adobe ID + markAccepted; hands off to the monitor.</w:t>
+      </w:r>
+      <w:r>
+        <w:t xml:space="preserve"> </w:t>
+      </w:r>
+      <w:r>
+        <w:t xml:space="preserve">-</w:t>
+      </w:r>
+      <w:r>
+        <w:t xml:space="preserve"> </w:t>
+      </w:r>
+      <w:r>
+        <w:rPr>
+          <w:bCs/>
+          <w:b/>
+        </w:rPr>
+        <w:t xml:space="preserve">No match</w:t>
+      </w:r>
+      <w:r>
+        <w:t xml:space="preserve"> </w:t>
+      </w:r>
+      <w:r>
+        <w:t xml:space="preserve">— INDETERMINATE: leaves the orphan in</w:t>
+      </w:r>
+      <w:r>
+        <w:t xml:space="preserve"> </w:t>
+      </w:r>
+      <w:r>
+        <w:rPr>
+          <w:rStyle w:val="VerbatimChar"/>
+        </w:rPr>
+        <w:t xml:space="preserve">submitting</w:t>
+      </w:r>
+      <w:r>
+        <w:t xml:space="preserve"> </w:t>
+      </w:r>
+      <w:r>
+        <w:t xml:space="preserve">with its</w:t>
+      </w:r>
+      <w:r>
+        <w:t xml:space="preserve"> </w:t>
+      </w:r>
+      <w:r>
+        <w:t xml:space="preserve">reservation HELD. NEVER auto-rolls-back — a no-match doesn’t prove</w:t>
+      </w:r>
+      <w:r>
+        <w:t xml:space="preserve"> </w:t>
+      </w:r>
+      <w:r>
+        <w:t xml:space="preserve">Adobe absence (async creation, no read-after-write guarantee). The operator</w:t>
+      </w:r>
+      <w:r>
+        <w:t xml:space="preserve"> </w:t>
+      </w:r>
+      <w:r>
+        <w:t xml:space="preserve">confirms absence in Adobe’s UI and releases it via the release-absent action</w:t>
+      </w:r>
+      <w:r>
+        <w:t xml:space="preserve"> </w:t>
+      </w:r>
+      <w:r>
+        <w:t xml:space="preserve">.</w:t>
+      </w:r>
+      <w:r>
+        <w:t xml:space="preserve"> </w:t>
+      </w:r>
+      <w:r>
+        <w:t xml:space="preserve">-</w:t>
+      </w:r>
+      <w:r>
+        <w:t xml:space="preserve"> </w:t>
+      </w:r>
+      <w:r>
+        <w:rPr>
+          <w:bCs/>
+          <w:b/>
+        </w:rPr>
+        <w:t xml:space="preserve">Indeterminate</w:t>
+      </w:r>
+      <w:r>
+        <w:t xml:space="preserve"> </w:t>
+      </w:r>
+      <w:r>
+        <w:t xml:space="preserve">(Adobe returned 400, network error) — leaves the orphan</w:t>
+      </w:r>
+      <w:r>
+        <w:t xml:space="preserve"> </w:t>
+      </w:r>
+      <w:r>
+        <w:t xml:space="preserve">for the next startup to retry.</w:t>
+      </w:r>
+    </w:p>
+    <w:bookmarkEnd w:id="82"/>
+    <w:bookmarkStart w:id="83" w:name="rotating-credentials"/>
+    <w:p>
+      <w:pPr>
+        <w:pStyle w:val="Heading3"/>
+      </w:pPr>
+      <w:r>
+        <w:t xml:space="preserve">9.5 Rotating Credentials</w:t>
+      </w:r>
+    </w:p>
+    <w:p>
+      <w:pPr>
+        <w:numPr>
+          <w:ilvl w:val="0"/>
+          <w:numId w:val="1013"/>
+        </w:numPr>
+        <w:pStyle w:val="Compact"/>
+      </w:pPr>
+      <w:r>
+        <w:t xml:space="preserve">Update the secret in the</w:t>
+      </w:r>
+      <w:r>
+        <w:t xml:space="preserve"> </w:t>
+      </w:r>
+      <w:r>
+        <w:rPr>
+          <w:bCs/>
+          <w:b/>
+        </w:rPr>
+        <w:t xml:space="preserve">Adobe Developer Console</w:t>
+      </w:r>
+      <w:r>
+        <w:t xml:space="preserve">.</w:t>
+      </w:r>
+    </w:p>
+    <w:p>
+      <w:pPr>
+        <w:numPr>
+          <w:ilvl w:val="0"/>
+          <w:numId w:val="1013"/>
+        </w:numPr>
+        <w:pStyle w:val="Compact"/>
+      </w:pPr>
+      <w:r>
+        <w:t xml:space="preserve">Config tab → pick the saved credential from the dropdown → update</w:t>
+      </w:r>
+      <w:r>
+        <w:t xml:space="preserve"> </w:t>
+      </w:r>
+      <w:r>
+        <w:rPr>
+          <w:bCs/>
+          <w:b/>
+        </w:rPr>
+        <w:t xml:space="preserve">Client Secret</w:t>
+      </w:r>
+      <w:r>
+        <w:t xml:space="preserve"> </w:t>
+      </w:r>
+      <w:r>
+        <w:t xml:space="preserve">→ click</w:t>
+      </w:r>
+      <w:r>
+        <w:t xml:space="preserve"> </w:t>
+      </w:r>
+      <w:r>
+        <w:rPr>
+          <w:bCs/>
+          <w:b/>
+        </w:rPr>
         <w:t xml:space="preserve">Test Connection</w:t>
       </w:r>
       <w:r>
@@ -14241,8 +14416,8 @@
         <w:t xml:space="preserve">is saved. The in-memory token cache auto-invalidates on the next 401.</w:t>
       </w:r>
     </w:p>
-    <w:bookmarkEnd w:id="79"/>
-    <w:bookmarkStart w:id="80" w:name="full-reset-wipe-all-state"/>
+    <w:bookmarkEnd w:id="83"/>
+    <w:bookmarkStart w:id="84" w:name="full-reset-wipe-all-state"/>
     <w:p>
       <w:pPr>
         <w:pStyle w:val="Heading3"/>
@@ -14318,8 +14493,8 @@
         <w:t xml:space="preserve">A fresh Config tab awaits on next start.</w:t>
       </w:r>
     </w:p>
-    <w:bookmarkEnd w:id="80"/>
-    <w:bookmarkStart w:id="81" w:name="auto-resume-scheduler"/>
+    <w:bookmarkEnd w:id="84"/>
+    <w:bookmarkStart w:id="85" w:name="auto-resume-scheduler"/>
     <w:p>
       <w:pPr>
         <w:pStyle w:val="Heading3"/>
@@ -14571,9 +14746,9 @@
         </w:pict>
       </w:r>
     </w:p>
-    <w:bookmarkEnd w:id="81"/>
-    <w:bookmarkEnd w:id="82"/>
-    <w:bookmarkStart w:id="89" w:name="design-decisions"/>
+    <w:bookmarkEnd w:id="85"/>
+    <w:bookmarkEnd w:id="86"/>
+    <w:bookmarkStart w:id="93" w:name="design-decisions"/>
     <w:p>
       <w:pPr>
         <w:pStyle w:val="Heading2"/>
@@ -14582,7 +14757,7 @@
         <w:t xml:space="preserve">10. Design Decisions</w:t>
       </w:r>
     </w:p>
-    <w:bookmarkStart w:id="83" w:name="why-sqlite-not-postgres-or-redis"/>
+    <w:bookmarkStart w:id="87" w:name="why-sqlite-not-postgres-or-redis"/>
     <w:p>
       <w:pPr>
         <w:pStyle w:val="Heading3"/>
@@ -14643,8 +14818,8 @@
         <w:t xml:space="preserve">explicitly out of scope (see §11).</w:t>
       </w:r>
     </w:p>
-    <w:bookmarkEnd w:id="83"/>
-    <w:bookmarkStart w:id="84" w:name="why-validate-before-the-network"/>
+    <w:bookmarkEnd w:id="87"/>
+    <w:bookmarkStart w:id="88" w:name="why-validate-before-the-network"/>
     <w:p>
       <w:pPr>
         <w:pStyle w:val="Heading3"/>
@@ -14691,8 +14866,8 @@
         <w:t xml:space="preserve">- Round-trip latency for mistakes catchable in microseconds.</w:t>
       </w:r>
     </w:p>
-    <w:bookmarkEnd w:id="84"/>
-    <w:bookmarkStart w:id="85" w:name="why-in-memory-ims-tokens-not-persisted"/>
+    <w:bookmarkEnd w:id="88"/>
+    <w:bookmarkStart w:id="89" w:name="why-in-memory-ims-tokens-not-persisted"/>
     <w:p>
       <w:pPr>
         <w:pStyle w:val="Heading3"/>
@@ -14742,8 +14917,8 @@
         <w:t xml:space="preserve">the performance cost is negligible; the security benefit is material.</w:t>
       </w:r>
     </w:p>
-    <w:bookmarkEnd w:id="85"/>
-    <w:bookmarkStart w:id="86" w:name="Xa0ece07ec830f69ced4c88411541552e4a71969"/>
+    <w:bookmarkEnd w:id="89"/>
+    <w:bookmarkStart w:id="90" w:name="Xa0ece07ec830f69ced4c88411541552e4a71969"/>
     <w:p>
       <w:pPr>
         <w:pStyle w:val="Heading3"/>
@@ -14793,8 +14968,8 @@
         <w:t xml:space="preserve">lookup on next boot.</w:t>
       </w:r>
     </w:p>
-    <w:bookmarkEnd w:id="86"/>
-    <w:bookmarkStart w:id="87" w:name="X171820582e456ea4f68e680ae34cc1aed2d7c38"/>
+    <w:bookmarkEnd w:id="90"/>
+    <w:bookmarkStart w:id="91" w:name="X171820582e456ea4f68e680ae34cc1aed2d7c38"/>
     <w:p>
       <w:pPr>
         <w:pStyle w:val="Heading3"/>
@@ -14833,7 +15008,7 @@
       <w:pPr>
         <w:numPr>
           <w:ilvl w:val="0"/>
-          <w:numId w:val="1013"/>
+          <w:numId w:val="1014"/>
         </w:numPr>
         <w:pStyle w:val="Compact"/>
       </w:pPr>
@@ -14866,7 +15041,7 @@
       <w:pPr>
         <w:numPr>
           <w:ilvl w:val="0"/>
-          <w:numId w:val="1013"/>
+          <w:numId w:val="1014"/>
         </w:numPr>
         <w:pStyle w:val="Compact"/>
       </w:pPr>
@@ -14878,7 +15053,7 @@
       <w:pPr>
         <w:numPr>
           <w:ilvl w:val="0"/>
-          <w:numId w:val="1013"/>
+          <w:numId w:val="1014"/>
         </w:numPr>
         <w:pStyle w:val="Compact"/>
       </w:pPr>
@@ -14942,8 +15117,8 @@
         <w:t xml:space="preserve">at planning time — much faster overall.</w:t>
       </w:r>
     </w:p>
-    <w:bookmarkEnd w:id="87"/>
-    <w:bookmarkStart w:id="88" w:name="why-wave-based-expansion-scheduling"/>
+    <w:bookmarkEnd w:id="91"/>
+    <w:bookmarkStart w:id="92" w:name="why-wave-based-expansion-scheduling"/>
     <w:p>
       <w:pPr>
         <w:pStyle w:val="Heading3"/>
@@ -15006,9 +15181,9 @@
         </w:pict>
       </w:r>
     </w:p>
-    <w:bookmarkEnd w:id="88"/>
-    <w:bookmarkEnd w:id="89"/>
-    <w:bookmarkStart w:id="93" w:name="known-limitations-extension-points"/>
+    <w:bookmarkEnd w:id="92"/>
+    <w:bookmarkEnd w:id="93"/>
+    <w:bookmarkStart w:id="97" w:name="known-limitations-extension-points"/>
     <w:p>
       <w:pPr>
         <w:pStyle w:val="Heading2"/>
@@ -15017,7 +15192,7 @@
         <w:t xml:space="preserve">11. Known Limitations &amp; Extension Points</w:t>
       </w:r>
     </w:p>
-    <w:bookmarkStart w:id="90" w:name="current-limitations"/>
+    <w:bookmarkStart w:id="94" w:name="current-limitations"/>
     <w:p>
       <w:pPr>
         <w:pStyle w:val="Heading3"/>
@@ -15079,7 +15254,7 @@
               <w:jc w:val="left"/>
             </w:pPr>
             <w:r>
-              <w:t xml:space="preserve">Running two instances against the same</w:t>
+              <w:t xml:space="preserve">A DB-path advisory lock blocks a second instance against the same database; without it, two instances against one</w:t>
             </w:r>
             <w:r>
               <w:t xml:space="preserve"> </w:t>
@@ -15094,7 +15269,7 @@
               <w:t xml:space="preserve"> </w:t>
             </w:r>
             <w:r>
-              <w:t xml:space="preserve">will corrupt the WAL. No advisory lock.</w:t>
+              <w:t xml:space="preserve">would corrupt the WAL.</w:t>
             </w:r>
           </w:p>
         </w:tc>
@@ -15241,7 +15416,7 @@
               <w:jc w:val="left"/>
             </w:pPr>
             <w:r>
-              <w:t xml:space="preserve">Adobe doesn’t emit webhooks for work-order status. 60-second polling is the only option (with a 15s per-WO timeout cap and a reentrancy guard since 2026-05-29).</w:t>
+              <w:t xml:space="preserve">Adobe doesn’t emit webhooks for work-order status. 60-second polling is the only option (with a 15s per-WO timeout cap and a reentrancy guard).</w:t>
             </w:r>
           </w:p>
         </w:tc>
@@ -15358,7 +15533,16 @@
               <w:t xml:space="preserve"> </w:t>
             </w:r>
             <w:r>
-              <w:t xml:space="preserve">low enough that 429s stay at 0. The default was lowered from 10 to 5 on 2026-05-29 after a real-world incident where 15 caused Adobe to return 60-second</w:t>
+              <w:t xml:space="preserve">low enough that 429s stay at 0. The default (</w:t>
+            </w:r>
+            <w:r>
+              <w:rPr>
+                <w:rStyle w:val="VerbatimChar"/>
+              </w:rPr>
+              <w:t xml:space="preserve">IDENTITY_CONCURRENCY=5</w:t>
+            </w:r>
+            <w:r>
+              <w:t xml:space="preserve">) is deliberately conservative; higher values risk sustained 429</w:t>
             </w:r>
             <w:r>
               <w:t xml:space="preserve"> </w:t>
@@ -15373,20 +15557,20 @@
               <w:t xml:space="preserve"> </w:t>
             </w:r>
             <w:r>
-              <w:t xml:space="preserve">waits.</w:t>
+              <w:t xml:space="preserve">waits from Adobe’s Identity Service.</w:t>
             </w:r>
           </w:p>
         </w:tc>
       </w:tr>
     </w:tbl>
-    <w:bookmarkEnd w:id="90"/>
-    <w:bookmarkStart w:id="91" w:name="X453b045b2e7a31e94cbb13426a9dc6edda13b3a"/>
+    <w:bookmarkEnd w:id="94"/>
+    <w:bookmarkStart w:id="95" w:name="Xd92de5ecded184b82f27cb6ec9851a2b8a42a7b"/>
     <w:p>
       <w:pPr>
         <w:pStyle w:val="Heading3"/>
       </w:pPr>
       <w:r>
-        <w:t xml:space="preserve">11.2 Recently resolved (was a limitation before — no longer)</w:t>
+        <w:t xml:space="preserve">11.2 Validation History — resolved hardening items</w:t>
       </w:r>
     </w:p>
     <w:p>
@@ -15394,13 +15578,7 @@
         <w:pStyle w:val="FirstParagraph"/>
       </w:pPr>
       <w:r>
-        <w:t xml:space="preserve">These were genuine limitations earlier in 2026 and were fixed during</w:t>
-      </w:r>
-      <w:r>
-        <w:t xml:space="preserve"> </w:t>
-      </w:r>
-      <w:r>
-        <w:t xml:space="preserve">the late-May hardening pass:</w:t>
+        <w:t xml:space="preserve">The following issues were identified and resolved during the tool’s hardening and are retained as validation evidence:</w:t>
       </w:r>
     </w:p>
     <w:tbl>
@@ -15421,18 +15599,18 @@
               <w:jc w:val="left"/>
             </w:pPr>
             <w:r>
-              <w:t xml:space="preserve">Was a problem</w:t>
-            </w:r>
-          </w:p>
-        </w:tc>
-        <w:tc>
-          <w:p>
-            <w:pPr>
-              <w:pStyle w:val="Compact"/>
-              <w:jc w:val="left"/>
-            </w:pPr>
-            <w:r>
-              <w:t xml:space="preserve">Fix shipped (commit)</w:t>
+              <w:t xml:space="preserve">Resolved item</w:t>
+            </w:r>
+          </w:p>
+        </w:tc>
+        <w:tc>
+          <w:p>
+            <w:pPr>
+              <w:pStyle w:val="Compact"/>
+              <w:jc w:val="left"/>
+            </w:pPr>
+            <w:r>
+              <w:t xml:space="preserve">Resolution</w:t>
             </w:r>
           </w:p>
         </w:tc>
@@ -15873,8 +16051,8 @@
         </w:tc>
       </w:tr>
     </w:tbl>
-    <w:bookmarkEnd w:id="91"/>
-    <w:bookmarkStart w:id="92" w:name="extension-points"/>
+    <w:bookmarkEnd w:id="95"/>
+    <w:bookmarkStart w:id="96" w:name="extension-points"/>
     <w:p>
       <w:pPr>
         <w:pStyle w:val="Heading3"/>
@@ -16143,820 +16321,228 @@
         </w:pict>
       </w:r>
     </w:p>
-    <w:bookmarkEnd w:id="92"/>
-    <w:bookmarkEnd w:id="93"/>
-    <w:bookmarkStart w:id="94" w:name="appendix-file-map"/>
+    <w:bookmarkEnd w:id="96"/>
+    <w:bookmarkEnd w:id="97"/>
+    <w:bookmarkStart w:id="98" w:name="validation-summary"/>
     <w:p>
       <w:pPr>
         <w:pStyle w:val="Heading2"/>
       </w:pPr>
       <w:r>
-        <w:t xml:space="preserve">12. Appendix — File Map</w:t>
-      </w:r>
-    </w:p>
-    <w:p>
-      <w:pPr>
-        <w:pStyle w:val="SourceCode"/>
-      </w:pPr>
-      <w:r>
-        <w:rPr>
-          <w:rStyle w:val="VerbatimChar"/>
-        </w:rPr>
-        <w:t xml:space="preserve">aep-lifecycle-helper/</w:t>
-      </w:r>
-      <w:r>
-        <w:br/>
-      </w:r>
-      <w:r>
-        <w:rPr>
-          <w:rStyle w:val="VerbatimChar"/>
-        </w:rPr>
-        <w:t xml:space="preserve">├── src/</w:t>
-      </w:r>
-      <w:r>
-        <w:br/>
-      </w:r>
-      <w:r>
-        <w:rPr>
-          <w:rStyle w:val="VerbatimChar"/>
-        </w:rPr>
-        <w:t xml:space="preserve">│   ├── index.js                    Express entrypoint + boot sequence + runner startup</w:t>
-      </w:r>
-      <w:r>
-        <w:br/>
-      </w:r>
-      <w:r>
-        <w:rPr>
-          <w:rStyle w:val="VerbatimChar"/>
-        </w:rPr>
-        <w:t xml:space="preserve">│   ├── config.js                   All env-overridable defaults (the only place to add env vars)</w:t>
-      </w:r>
-      <w:r>
-        <w:br/>
-      </w:r>
-      <w:r>
-        <w:rPr>
-          <w:rStyle w:val="VerbatimChar"/>
-        </w:rPr>
-        <w:t xml:space="preserve">│   ├── db.js                       SQLite open + schema + migrations + all prepared statements</w:t>
-      </w:r>
-      <w:r>
-        <w:br/>
-      </w:r>
-      <w:r>
-        <w:rPr>
-          <w:rStyle w:val="VerbatimChar"/>
-        </w:rPr>
-        <w:t xml:space="preserve">│   │</w:t>
-      </w:r>
-      <w:r>
-        <w:br/>
-      </w:r>
-      <w:r>
-        <w:rPr>
-          <w:rStyle w:val="VerbatimChar"/>
-        </w:rPr>
-        <w:t xml:space="preserve">│   ├── services/                   Thin wrappers over Adobe APIs</w:t>
-      </w:r>
-      <w:r>
-        <w:br/>
-      </w:r>
-      <w:r>
-        <w:rPr>
-          <w:rStyle w:val="VerbatimChar"/>
-        </w:rPr>
-        <w:t xml:space="preserve">│   │   ├── imsAuth.js              IMS token cache + thundering-herd guard</w:t>
-      </w:r>
-      <w:r>
-        <w:br/>
-      </w:r>
-      <w:r>
-        <w:rPr>
-          <w:rStyle w:val="VerbatimChar"/>
-        </w:rPr>
-        <w:t xml:space="preserve">│   │   ├── adobeClient.js          axios factory (retry, backoff, auth inject, error enrichment)</w:t>
-      </w:r>
-      <w:r>
-        <w:br/>
-      </w:r>
-      <w:r>
-        <w:rPr>
-          <w:rStyle w:val="VerbatimChar"/>
-        </w:rPr>
-        <w:t xml:space="preserve">│   │   ├── sandboxes.js            GET /sandbox-management/</w:t>
-      </w:r>
-      <w:r>
-        <w:br/>
-      </w:r>
-      <w:r>
-        <w:rPr>
-          <w:rStyle w:val="VerbatimChar"/>
-        </w:rPr>
-        <w:t xml:space="preserve">│   │   ├── datasets.js             GET /catalog/dataSets (filtered to Identity-enabled)</w:t>
-      </w:r>
-      <w:r>
-        <w:br/>
-      </w:r>
-      <w:r>
-        <w:rPr>
-          <w:rStyle w:val="VerbatimChar"/>
-        </w:rPr>
-        <w:t xml:space="preserve">│   │   ├── namespaces.js           GET /idnamespace/identities + canonicalize()</w:t>
-      </w:r>
-      <w:r>
-        <w:br/>
-      </w:r>
-      <w:r>
-        <w:rPr>
-          <w:rStyle w:val="VerbatimChar"/>
-        </w:rPr>
-        <w:t xml:space="preserve">│   │   ├── identityGraph.js        POST /clusters/members (handles both response shapes)</w:t>
-      </w:r>
-      <w:r>
-        <w:br/>
-      </w:r>
-      <w:r>
-        <w:rPr>
-          <w:rStyle w:val="VerbatimChar"/>
-        </w:rPr>
-        <w:t xml:space="preserve">│   │   ├── hygiene.js              Work-order payload validation + POST /workorder</w:t>
-      </w:r>
-      <w:r>
-        <w:br/>
-      </w:r>
-      <w:r>
-        <w:rPr>
-          <w:rStyle w:val="VerbatimChar"/>
-        </w:rPr>
-        <w:t xml:space="preserve">│   │   ├── quotaApi.js             GET /quota (1h cache, 24h hard floor on stale)</w:t>
-      </w:r>
-      <w:r>
-        <w:br/>
-      </w:r>
-      <w:r>
-        <w:rPr>
-          <w:rStyle w:val="VerbatimChar"/>
-        </w:rPr>
-        <w:t xml:space="preserve">│   │   └── quotaManager.js         SQLite daily + monthly ledgers (atomic reserve/release)</w:t>
-      </w:r>
-      <w:r>
-        <w:br/>
-      </w:r>
-      <w:r>
-        <w:rPr>
-          <w:rStyle w:val="VerbatimChar"/>
-        </w:rPr>
-        <w:t xml:space="preserve">│   │</w:t>
-      </w:r>
-      <w:r>
-        <w:br/>
-      </w:r>
-      <w:r>
-        <w:rPr>
-          <w:rStyle w:val="VerbatimChar"/>
-        </w:rPr>
-        <w:t xml:space="preserve">│   ├── runner/                     In-process background work</w:t>
-      </w:r>
-      <w:r>
-        <w:br/>
-      </w:r>
-      <w:r>
-        <w:rPr>
-          <w:rStyle w:val="VerbatimChar"/>
-        </w:rPr>
-        <w:t xml:space="preserve">│   │   ├── expansion.js            CSV stream → wave-scheduled Identity Graph → SQLite</w:t>
-      </w:r>
-      <w:r>
-        <w:br/>
-      </w:r>
-      <w:r>
-        <w:rPr>
-          <w:rStyle w:val="VerbatimChar"/>
-        </w:rPr>
-        <w:t xml:space="preserve">│   │   ├── submission.js           Planner (replan guard) + quota-gated submission</w:t>
-      </w:r>
-      <w:r>
-        <w:br/>
-      </w:r>
-      <w:r>
-        <w:rPr>
-          <w:rStyle w:val="VerbatimChar"/>
-        </w:rPr>
-        <w:t xml:space="preserve">│   │   ├── redistributor.js        Re-buckets unshipped WOs against live Adobe quota</w:t>
-      </w:r>
-      <w:r>
-        <w:br/>
-      </w:r>
-      <w:r>
-        <w:rPr>
-          <w:rStyle w:val="VerbatimChar"/>
-        </w:rPr>
-        <w:t xml:space="preserve">│   │   ├── scheduler.js            Configurable daily auto-resume (setInterval 60s tick)</w:t>
-      </w:r>
-      <w:r>
-        <w:br/>
-      </w:r>
-      <w:r>
-        <w:rPr>
-          <w:rStyle w:val="VerbatimChar"/>
-        </w:rPr>
-        <w:t xml:space="preserve">│   │   ├── monitor.js              pLimit(5) status poll every 60s (up to 100 WOs per tick)</w:t>
-      </w:r>
-      <w:r>
-        <w:br/>
-      </w:r>
-      <w:r>
-        <w:rPr>
-          <w:rStyle w:val="VerbatimChar"/>
-        </w:rPr>
-        <w:t xml:space="preserve">│   │   └── recovery.js             Boot-time expansion resume + orphan WO reconciliation</w:t>
-      </w:r>
-      <w:r>
-        <w:br/>
-      </w:r>
-      <w:r>
-        <w:rPr>
-          <w:rStyle w:val="VerbatimChar"/>
-        </w:rPr>
-        <w:t xml:space="preserve">│   │</w:t>
-      </w:r>
-      <w:r>
-        <w:br/>
-      </w:r>
-      <w:r>
-        <w:rPr>
-          <w:rStyle w:val="VerbatimChar"/>
-        </w:rPr>
-        <w:t xml:space="preserve">│   ├── middleware/</w:t>
-      </w:r>
-      <w:r>
-        <w:br/>
-      </w:r>
-      <w:r>
-        <w:rPr>
-          <w:rStyle w:val="VerbatimChar"/>
-        </w:rPr>
-        <w:t xml:space="preserve">│   │   └── security.js             Host-header guard, Origin/Referer CSRF guard, error handler</w:t>
-      </w:r>
-      <w:r>
-        <w:br/>
-      </w:r>
-      <w:r>
-        <w:rPr>
-          <w:rStyle w:val="VerbatimChar"/>
-        </w:rPr>
-        <w:t xml:space="preserve">│   │</w:t>
-      </w:r>
-      <w:r>
-        <w:br/>
-      </w:r>
-      <w:r>
-        <w:rPr>
-          <w:rStyle w:val="VerbatimChar"/>
-        </w:rPr>
-        <w:t xml:space="preserve">│   ├── routes/</w:t>
-      </w:r>
-      <w:r>
-        <w:br/>
-      </w:r>
-      <w:r>
-        <w:rPr>
-          <w:rStyle w:val="VerbatimChar"/>
-        </w:rPr>
-        <w:t xml:space="preserve">│   │   ├── config.js               Credential CRUD (allowlisted region + environment)</w:t>
-      </w:r>
-      <w:r>
-        <w:br/>
-      </w:r>
-      <w:r>
-        <w:rPr>
-          <w:rStyle w:val="VerbatimChar"/>
-        </w:rPr>
-        <w:t xml:space="preserve">│   │   ├── adobe.js                Sandbox / dataset / namespace discovery + /quota</w:t>
-      </w:r>
-      <w:r>
-        <w:br/>
-      </w:r>
-      <w:r>
-        <w:rPr>
-          <w:rStyle w:val="VerbatimChar"/>
-        </w:rPr>
-        <w:t xml:space="preserve">│   │   ├── upload.js               CSV upload + job creation</w:t>
-      </w:r>
-      <w:r>
-        <w:br/>
-      </w:r>
-      <w:r>
-        <w:rPr>
-          <w:rStyle w:val="VerbatimChar"/>
-        </w:rPr>
-        <w:t xml:space="preserve">│   │   ├── jobs.js                 Plan / approve-month / submit / progress / export</w:t>
-      </w:r>
-      <w:r>
-        <w:br/>
-      </w:r>
-      <w:r>
-        <w:rPr>
-          <w:rStyle w:val="VerbatimChar"/>
-        </w:rPr>
-        <w:t xml:space="preserve">│   │   └── settings.js             GET/PUT /api/settings/auto-resume</w:t>
-      </w:r>
-      <w:r>
-        <w:br/>
-      </w:r>
-      <w:r>
-        <w:rPr>
-          <w:rStyle w:val="VerbatimChar"/>
-        </w:rPr>
-        <w:t xml:space="preserve">│   │</w:t>
-      </w:r>
-      <w:r>
-        <w:br/>
-      </w:r>
-      <w:r>
-        <w:rPr>
-          <w:rStyle w:val="VerbatimChar"/>
-        </w:rPr>
-        <w:t xml:space="preserve">│   ├── utils/</w:t>
-      </w:r>
-      <w:r>
-        <w:br/>
-      </w:r>
-      <w:r>
-        <w:rPr>
-          <w:rStyle w:val="VerbatimChar"/>
-        </w:rPr>
-        <w:t xml:space="preserve">│   │   ├── csv.js                  Streaming CSV read/write + formula-injection sanitiser</w:t>
-      </w:r>
-      <w:r>
-        <w:br/>
-      </w:r>
-      <w:r>
-        <w:rPr>
-          <w:rStyle w:val="VerbatimChar"/>
-        </w:rPr>
-        <w:t xml:space="preserve">│   │   ├── crypto.js               AES-256-GCM envelope + O_EXCL first-run key creation</w:t>
-      </w:r>
-      <w:r>
-        <w:br/>
-      </w:r>
-      <w:r>
-        <w:rPr>
-          <w:rStyle w:val="VerbatimChar"/>
-        </w:rPr>
-        <w:t xml:space="preserve">│   │   └── logger.js               Structured JSON or text logger</w:t>
-      </w:r>
-      <w:r>
-        <w:br/>
-      </w:r>
-      <w:r>
-        <w:rPr>
-          <w:rStyle w:val="VerbatimChar"/>
-        </w:rPr>
-        <w:t xml:space="preserve">│   │</w:t>
-      </w:r>
-      <w:r>
-        <w:br/>
-      </w:r>
-      <w:r>
-        <w:rPr>
-          <w:rStyle w:val="VerbatimChar"/>
-        </w:rPr>
-        <w:t xml:space="preserve">│   └── web/                        Zero-build static UI (no framework, no bundler)</w:t>
-      </w:r>
-      <w:r>
-        <w:br/>
-      </w:r>
-      <w:r>
-        <w:rPr>
-          <w:rStyle w:val="VerbatimChar"/>
-        </w:rPr>
-        <w:t xml:space="preserve">│       ├── index.html              Page template (Spectrum-styled, no CDN references)</w:t>
-      </w:r>
-      <w:r>
-        <w:br/>
-      </w:r>
-      <w:r>
-        <w:rPr>
-          <w:rStyle w:val="VerbatimChar"/>
-        </w:rPr>
-        <w:t xml:space="preserve">│       ├── styles.css              Spectrum tokens + @font-face (self-hosted only)</w:t>
-      </w:r>
-      <w:r>
-        <w:br/>
-      </w:r>
-      <w:r>
-        <w:rPr>
-          <w:rStyle w:val="VerbatimChar"/>
-        </w:rPr>
-        <w:t xml:space="preserve">│       ├── app.js                  Vanilla JS controller (~1,200 lines)</w:t>
-      </w:r>
-      <w:r>
-        <w:br/>
-      </w:r>
-      <w:r>
-        <w:rPr>
-          <w:rStyle w:val="VerbatimChar"/>
-        </w:rPr>
-        <w:t xml:space="preserve">│       ├── aep-icon.svg            Local AEP brand mark (top bar + favicon)</w:t>
-      </w:r>
-      <w:r>
-        <w:br/>
-      </w:r>
-      <w:r>
-        <w:rPr>
-          <w:rStyle w:val="VerbatimChar"/>
-        </w:rPr>
-        <w:t xml:space="preserve">│       ├── data-cleansing-icon.svg Adobe Data Cleansing icon (sidebar)</w:t>
-      </w:r>
-      <w:r>
-        <w:br/>
-      </w:r>
-      <w:r>
-        <w:rPr>
-          <w:rStyle w:val="VerbatimChar"/>
-        </w:rPr>
-        <w:t xml:space="preserve">│       └── fonts/                  Self-hosted Source Sans 3 (.woff2, OFL-licensed)</w:t>
-      </w:r>
-      <w:r>
-        <w:br/>
-      </w:r>
-      <w:r>
-        <w:rPr>
-          <w:rStyle w:val="VerbatimChar"/>
-        </w:rPr>
-        <w:t xml:space="preserve">│</w:t>
-      </w:r>
-      <w:r>
-        <w:br/>
-      </w:r>
-      <w:r>
-        <w:rPr>
-          <w:rStyle w:val="VerbatimChar"/>
-        </w:rPr>
-        <w:t xml:space="preserve">├── test/</w:t>
-      </w:r>
-      <w:r>
-        <w:br/>
-      </w:r>
-      <w:r>
-        <w:rPr>
-          <w:rStyle w:val="VerbatimChar"/>
-        </w:rPr>
-        <w:t xml:space="preserve">│   ├── hygiene.test.js             Work-order payload validators (27 tests)</w:t>
-      </w:r>
-      <w:r>
-        <w:br/>
-      </w:r>
-      <w:r>
-        <w:rPr>
-          <w:rStyle w:val="VerbatimChar"/>
-        </w:rPr>
-        <w:t xml:space="preserve">│   ├── namespaces.test.js          Namespace canonicalization + index (11 tests)</w:t>
-      </w:r>
-      <w:r>
-        <w:br/>
-      </w:r>
-      <w:r>
-        <w:rPr>
-          <w:rStyle w:val="VerbatimChar"/>
-        </w:rPr>
-        <w:t xml:space="preserve">│   ├── imsAuth.test.js             Token cache + thundering-herd + nock (7 tests)</w:t>
-      </w:r>
-      <w:r>
-        <w:br/>
-      </w:r>
-      <w:r>
-        <w:rPr>
-          <w:rStyle w:val="VerbatimChar"/>
-        </w:rPr>
-        <w:t xml:space="preserve">│   ├── quotaManager.test.js        Daily + monthly ledgers + null-monthly gate (12 tests)</w:t>
-      </w:r>
-      <w:r>
-        <w:br/>
-      </w:r>
-      <w:r>
-        <w:rPr>
-          <w:rStyle w:val="VerbatimChar"/>
-        </w:rPr>
-        <w:t xml:space="preserve">│   ├── planWorkOrders.test.js      Cluster packing + replan guard + deferred (12 tests)</w:t>
-      </w:r>
-      <w:r>
-        <w:br/>
-      </w:r>
-      <w:r>
-        <w:rPr>
-          <w:rStyle w:val="VerbatimChar"/>
-        </w:rPr>
-        <w:t xml:space="preserve">│   ├── recovery.test.js            Orphan reconciliation + 400-indeterminate (6 tests)</w:t>
-      </w:r>
-      <w:r>
-        <w:br/>
-      </w:r>
-      <w:r>
-        <w:rPr>
-          <w:rStyle w:val="VerbatimChar"/>
-        </w:rPr>
-        <w:t xml:space="preserve">│   ├── adobeClient.test.js         Error enrichment + idempotency-aware retries (11 tests)</w:t>
-      </w:r>
-      <w:r>
-        <w:br/>
-      </w:r>
-      <w:r>
-        <w:rPr>
-          <w:rStyle w:val="VerbatimChar"/>
-        </w:rPr>
-        <w:t xml:space="preserve">│   ├── region.test.js              Per-credential region routing (3 tests)</w:t>
-      </w:r>
-      <w:r>
-        <w:br/>
-      </w:r>
-      <w:r>
-        <w:rPr>
-          <w:rStyle w:val="VerbatimChar"/>
-        </w:rPr>
-        <w:t xml:space="preserve">│   ├── deferred.test.js            Deferred-row surfacing in submission (1 test)</w:t>
-      </w:r>
-      <w:r>
-        <w:br/>
-      </w:r>
-      <w:r>
-        <w:rPr>
-          <w:rStyle w:val="VerbatimChar"/>
-        </w:rPr>
-        <w:t xml:space="preserve">│   ├── credentialsRoutes.test.js   PATCH non-secret-only + DELETE 409 (7 tests)</w:t>
-      </w:r>
-      <w:r>
-        <w:br/>
-      </w:r>
-      <w:r>
-        <w:rPr>
-          <w:rStyle w:val="VerbatimChar"/>
-        </w:rPr>
-        <w:t xml:space="preserve">│   ├── monitorJobs.test.js         Monitor feed: sort, filter, aggregates (11 tests)</w:t>
-      </w:r>
-      <w:r>
-        <w:br/>
-      </w:r>
-      <w:r>
-        <w:rPr>
-          <w:rStyle w:val="VerbatimChar"/>
-        </w:rPr>
-        <w:t xml:space="preserve">│   ├── approveMonth.test.js        Per-month approval gate (9 tests)</w:t>
-      </w:r>
-      <w:r>
-        <w:br/>
-      </w:r>
-      <w:r>
-        <w:rPr>
-          <w:rStyle w:val="VerbatimChar"/>
-        </w:rPr>
-        <w:t xml:space="preserve">│   └── integration.test.js         End-to-end with fully-mocked Adobe (3 tests)</w:t>
-      </w:r>
-      <w:r>
-        <w:br/>
-      </w:r>
-      <w:r>
-        <w:rPr>
-          <w:rStyle w:val="VerbatimChar"/>
-        </w:rPr>
-        <w:t xml:space="preserve">│</w:t>
-      </w:r>
-      <w:r>
-        <w:br/>
-      </w:r>
-      <w:r>
-        <w:rPr>
-          <w:rStyle w:val="VerbatimChar"/>
-        </w:rPr>
-        <w:t xml:space="preserve">├── data/                           Created at runtime — NOT committed</w:t>
-      </w:r>
-      <w:r>
-        <w:br/>
-      </w:r>
-      <w:r>
-        <w:rPr>
-          <w:rStyle w:val="VerbatimChar"/>
-        </w:rPr>
-        <w:t xml:space="preserve">│   ├── state.db                    SQLite database (WAL mode)</w:t>
-      </w:r>
-      <w:r>
-        <w:br/>
-      </w:r>
-      <w:r>
-        <w:rPr>
-          <w:rStyle w:val="VerbatimChar"/>
-        </w:rPr>
-        <w:t xml:space="preserve">│   ├── .key                        AES-256 encryption key (chmod 600)</w:t>
-      </w:r>
-      <w:r>
-        <w:br/>
-      </w:r>
-      <w:r>
-        <w:rPr>
-          <w:rStyle w:val="VerbatimChar"/>
-        </w:rPr>
-        <w:t xml:space="preserve">│   ├── uploads/                    Streamed CSV uploads</w:t>
-      </w:r>
-      <w:r>
-        <w:br/>
-      </w:r>
-      <w:r>
-        <w:rPr>
-          <w:rStyle w:val="VerbatimChar"/>
-        </w:rPr>
-        <w:t xml:space="preserve">│   └── output/                     Exported result CSVs</w:t>
-      </w:r>
-      <w:r>
-        <w:br/>
-      </w:r>
-      <w:r>
-        <w:rPr>
-          <w:rStyle w:val="VerbatimChar"/>
-        </w:rPr>
-        <w:t xml:space="preserve">│</w:t>
-      </w:r>
-      <w:r>
-        <w:br/>
-      </w:r>
-      <w:r>
-        <w:rPr>
-          <w:rStyle w:val="VerbatimChar"/>
-        </w:rPr>
-        <w:t xml:space="preserve">├── docs/</w:t>
-      </w:r>
-      <w:r>
-        <w:br/>
-      </w:r>
-      <w:r>
-        <w:rPr>
-          <w:rStyle w:val="VerbatimChar"/>
-        </w:rPr>
-        <w:t xml:space="preserve">│   ├── DESIGN_DOC.md               This document</w:t>
-      </w:r>
-      <w:r>
-        <w:br/>
-      </w:r>
-      <w:r>
-        <w:rPr>
-          <w:rStyle w:val="VerbatimChar"/>
-        </w:rPr>
-        <w:t xml:space="preserve">│   ├── DESIGN_DOC.docx             Word export, regenerated via pandoc from DESIGN_DOC.md</w:t>
-      </w:r>
-      <w:r>
-        <w:br/>
-      </w:r>
-      <w:r>
-        <w:rPr>
-          <w:rStyle w:val="VerbatimChar"/>
-        </w:rPr>
-        <w:t xml:space="preserve">│   ├── ARCHITECTURE.md             Living system overview (internal reference)</w:t>
-      </w:r>
-      <w:r>
-        <w:br/>
-      </w:r>
-      <w:r>
-        <w:rPr>
-          <w:rStyle w:val="VerbatimChar"/>
-        </w:rPr>
-        <w:t xml:space="preserve">│   ├── CHANGELOG.md                Append-only session log (internal reference)</w:t>
-      </w:r>
-      <w:r>
-        <w:br/>
-      </w:r>
-      <w:r>
-        <w:rPr>
-          <w:rStyle w:val="VerbatimChar"/>
-        </w:rPr>
-        <w:t xml:space="preserve">│   ├── REVIEW.md                   Full review brief + Adobe API contracts (internal)</w:t>
-      </w:r>
-      <w:r>
-        <w:br/>
-      </w:r>
-      <w:r>
-        <w:rPr>
-          <w:rStyle w:val="VerbatimChar"/>
-        </w:rPr>
-        <w:t xml:space="preserve">│   └── diagrams/                   Mermaid source + rendered PNGs for every diagram</w:t>
-      </w:r>
-      <w:r>
-        <w:br/>
-      </w:r>
-      <w:r>
-        <w:rPr>
-          <w:rStyle w:val="VerbatimChar"/>
-        </w:rPr>
-        <w:t xml:space="preserve">│       ├── 01-system-architecture.{mmd,png}</w:t>
-      </w:r>
-      <w:r>
-        <w:br/>
-      </w:r>
-      <w:r>
-        <w:rPr>
-          <w:rStyle w:val="VerbatimChar"/>
-        </w:rPr>
-        <w:t xml:space="preserve">│       ├── 02-operator-journey.{mmd,png}</w:t>
-      </w:r>
-      <w:r>
-        <w:br/>
-      </w:r>
-      <w:r>
-        <w:rPr>
-          <w:rStyle w:val="VerbatimChar"/>
-        </w:rPr>
-        <w:t xml:space="preserve">│       ├── 03-work-order-state-machine.{mmd,png}</w:t>
-      </w:r>
-      <w:r>
-        <w:br/>
-      </w:r>
-      <w:r>
-        <w:rPr>
-          <w:rStyle w:val="VerbatimChar"/>
-        </w:rPr>
-        <w:t xml:space="preserve">│       ├── 04-multi-month-planning.{mmd,png}</w:t>
-      </w:r>
-      <w:r>
-        <w:br/>
-      </w:r>
-      <w:r>
-        <w:rPr>
-          <w:rStyle w:val="VerbatimChar"/>
-        </w:rPr>
-        <w:t xml:space="preserve">│       ├── 05-region-architecture.{mmd,png}</w:t>
-      </w:r>
-      <w:r>
-        <w:br/>
-      </w:r>
-      <w:r>
-        <w:rPr>
-          <w:rStyle w:val="VerbatimChar"/>
-        </w:rPr>
-        <w:t xml:space="preserve">│       ├── 06-defense-in-depth.{mmd,png}</w:t>
-      </w:r>
-      <w:r>
-        <w:br/>
-      </w:r>
-      <w:r>
-        <w:rPr>
-          <w:rStyle w:val="VerbatimChar"/>
-        </w:rPr>
-        <w:t xml:space="preserve">│       ├── 07-expansion-data-flow.{mmd,png}</w:t>
-      </w:r>
-      <w:r>
-        <w:br/>
-      </w:r>
-      <w:r>
-        <w:rPr>
-          <w:rStyle w:val="VerbatimChar"/>
-        </w:rPr>
-        <w:t xml:space="preserve">│       └── 08-submit-reconcile-flow.{mmd,png}</w:t>
-      </w:r>
-      <w:r>
-        <w:br/>
-      </w:r>
-      <w:r>
-        <w:rPr>
-          <w:rStyle w:val="VerbatimChar"/>
-        </w:rPr>
-        <w:t xml:space="preserve">│</w:t>
-      </w:r>
-      <w:r>
-        <w:br/>
-      </w:r>
-      <w:r>
-        <w:rPr>
-          <w:rStyle w:val="VerbatimChar"/>
-        </w:rPr>
-        <w:t xml:space="preserve">├── CLAUDE.md                       AI assistant guidelines + invariants (internal)</w:t>
-      </w:r>
-      <w:r>
-        <w:br/>
-      </w:r>
-      <w:r>
-        <w:rPr>
-          <w:rStyle w:val="VerbatimChar"/>
-        </w:rPr>
-        <w:t xml:space="preserve">├── README.md                       Quick-start guide</w:t>
-      </w:r>
-      <w:r>
-        <w:br/>
-      </w:r>
-      <w:r>
-        <w:rPr>
-          <w:rStyle w:val="VerbatimChar"/>
-        </w:rPr>
-        <w:t xml:space="preserve">├── package.json</w:t>
-      </w:r>
-      <w:r>
-        <w:br/>
-      </w:r>
-      <w:r>
-        <w:rPr>
-          <w:rStyle w:val="VerbatimChar"/>
-        </w:rPr>
-        <w:t xml:space="preserve">└── .gitignore                      Excludes data/, .env, node_modules/</w:t>
-      </w:r>
-    </w:p>
+        <w:t xml:space="preserve">Validation Summary</w:t>
+      </w:r>
+    </w:p>
+    <w:p>
+      <w:pPr>
+        <w:pStyle w:val="FirstParagraph"/>
+      </w:pPr>
+      <w:r>
+        <w:t xml:space="preserve">The tool has been validated through an automated test suite, a clean dependency audit, and a set of safety controls designed for an irreversible deletion API. The table below summarizes the current evidence.</w:t>
+      </w:r>
+    </w:p>
+    <w:tbl>
+      <w:tblPr>
+        <w:tblStyle w:val="Table"/>
+        <w:tblW w:type="pct" w:w="5000.0"/>
+        <w:tblLook w:firstRow="1" w:lastRow="0" w:firstColumn="0" w:lastColumn="0" w:noHBand="0" w:noVBand="0" w:val="0020"/>
+      </w:tblPr>
+      <w:tblGrid>
+        <w:gridCol w:w="2970"/>
+        <w:gridCol w:w="4950"/>
+      </w:tblGrid>
+      <w:tr>
+        <w:tc>
+          <w:p>
+            <w:pPr>
+              <w:pStyle w:val="Compact"/>
+              <w:jc w:val="left"/>
+            </w:pPr>
+            <w:r>
+              <w:t xml:space="preserve">Area</w:t>
+            </w:r>
+          </w:p>
+        </w:tc>
+        <w:tc>
+          <w:p>
+            <w:pPr>
+              <w:pStyle w:val="Compact"/>
+              <w:jc w:val="left"/>
+            </w:pPr>
+            <w:r>
+              <w:t xml:space="preserve">Evidence</w:t>
+            </w:r>
+          </w:p>
+        </w:tc>
+      </w:tr>
+      <w:tr>
+        <w:tc>
+          <w:p>
+            <w:pPr>
+              <w:pStyle w:val="Compact"/>
+              <w:jc w:val="left"/>
+            </w:pPr>
+            <w:r>
+              <w:t xml:space="preserve">Automated test suite</w:t>
+            </w:r>
+          </w:p>
+        </w:tc>
+        <w:tc>
+          <w:p>
+            <w:pPr>
+              <w:pStyle w:val="Compact"/>
+              <w:jc w:val="left"/>
+            </w:pPr>
+            <w:r>
+              <w:t xml:space="preserve">277 tests passing (0 failures), with all Adobe API interactions mocked via</w:t>
+            </w:r>
+            <w:r>
+              <w:t xml:space="preserve"> </w:t>
+            </w:r>
+            <w:r>
+              <w:rPr>
+                <w:rStyle w:val="VerbatimChar"/>
+              </w:rPr>
+              <w:t xml:space="preserve">nock</w:t>
+            </w:r>
+            <w:r>
+              <w:t xml:space="preserve"> </w:t>
+            </w:r>
+            <w:r>
+              <w:t xml:space="preserve">for deterministic, offline runs.</w:t>
+            </w:r>
+          </w:p>
+        </w:tc>
+      </w:tr>
+      <w:tr>
+        <w:tc>
+          <w:p>
+            <w:pPr>
+              <w:pStyle w:val="Compact"/>
+              <w:jc w:val="left"/>
+            </w:pPr>
+            <w:r>
+              <w:t xml:space="preserve">Dependency audit</w:t>
+            </w:r>
+          </w:p>
+        </w:tc>
+        <w:tc>
+          <w:p>
+            <w:pPr>
+              <w:pStyle w:val="Compact"/>
+              <w:jc w:val="left"/>
+            </w:pPr>
+            <w:r>
+              <w:rPr>
+                <w:rStyle w:val="VerbatimChar"/>
+              </w:rPr>
+              <w:t xml:space="preserve">npm audit</w:t>
+            </w:r>
+            <w:r>
+              <w:t xml:space="preserve"> </w:t>
+            </w:r>
+            <w:r>
+              <w:t xml:space="preserve">reports 0 vulnerabilities.</w:t>
+            </w:r>
+          </w:p>
+        </w:tc>
+      </w:tr>
+      <w:tr>
+        <w:tc>
+          <w:p>
+            <w:pPr>
+              <w:pStyle w:val="Compact"/>
+              <w:jc w:val="left"/>
+            </w:pPr>
+            <w:r>
+              <w:t xml:space="preserve">Runtime</w:t>
+            </w:r>
+          </w:p>
+        </w:tc>
+        <w:tc>
+          <w:p>
+            <w:pPr>
+              <w:pStyle w:val="Compact"/>
+              <w:jc w:val="left"/>
+            </w:pPr>
+            <w:r>
+              <w:t xml:space="preserve">Node.js 20 LTS, single process, SQLite in WAL (write-ahead logging) mode.</w:t>
+            </w:r>
+          </w:p>
+        </w:tc>
+      </w:tr>
+      <w:tr>
+        <w:tc>
+          <w:p>
+            <w:pPr>
+              <w:pStyle w:val="Compact"/>
+              <w:jc w:val="left"/>
+            </w:pPr>
+            <w:r>
+              <w:t xml:space="preserve">Concurrency safety</w:t>
+            </w:r>
+          </w:p>
+        </w:tc>
+        <w:tc>
+          <w:p>
+            <w:pPr>
+              <w:pStyle w:val="Compact"/>
+              <w:jc w:val="left"/>
+            </w:pPr>
+            <w:r>
+              <w:t xml:space="preserve">A database-path advisory lock blocks a second instance from running against the same database, preventing state corruption.</w:t>
+            </w:r>
+          </w:p>
+        </w:tc>
+      </w:tr>
+      <w:tr>
+        <w:tc>
+          <w:p>
+            <w:pPr>
+              <w:pStyle w:val="Compact"/>
+              <w:jc w:val="left"/>
+            </w:pPr>
+            <w:r>
+              <w:t xml:space="preserve">Boot &amp; migration</w:t>
+            </w:r>
+          </w:p>
+        </w:tc>
+        <w:tc>
+          <w:p>
+            <w:pPr>
+              <w:pStyle w:val="Compact"/>
+              <w:jc w:val="left"/>
+            </w:pPr>
+            <w:r>
+              <w:t xml:space="preserve">Schema migrations are idempotent and additive; startup recovery reconciles orphaned work orders left in flight by a previous run.</w:t>
+            </w:r>
+          </w:p>
+        </w:tc>
+      </w:tr>
+      <w:tr>
+        <w:tc>
+          <w:p>
+            <w:pPr>
+              <w:pStyle w:val="Compact"/>
+              <w:jc w:val="left"/>
+            </w:pPr>
+            <w:r>
+              <w:t xml:space="preserve">Destructive-operation safeguards</w:t>
+            </w:r>
+          </w:p>
+        </w:tc>
+        <w:tc>
+          <w:p>
+            <w:pPr>
+              <w:pStyle w:val="Compact"/>
+              <w:jc w:val="left"/>
+            </w:pPr>
+            <w:r>
+              <w:t xml:space="preserve">Payloads are validated before every Adobe call; the non-idempotent delete POST is never auto-retried; quota reservation is atomic.</w:t>
+            </w:r>
+          </w:p>
+        </w:tc>
+      </w:tr>
+    </w:tbl>
     <w:p>
       <w:r>
         <w:pict>
@@ -16964,8 +16550,828 @@
         </w:pict>
       </w:r>
     </w:p>
-    <w:bookmarkEnd w:id="94"/>
-    <w:bookmarkStart w:id="107" w:name="ui-screen-walkthrough"/>
+    <w:bookmarkEnd w:id="98"/>
+    <w:bookmarkStart w:id="99" w:name="appendix-file-map"/>
+    <w:p>
+      <w:pPr>
+        <w:pStyle w:val="Heading2"/>
+      </w:pPr>
+      <w:r>
+        <w:t xml:space="preserve">12. Appendix — File Map</w:t>
+      </w:r>
+    </w:p>
+    <w:p>
+      <w:pPr>
+        <w:pStyle w:val="SourceCode"/>
+      </w:pPr>
+      <w:r>
+        <w:rPr>
+          <w:rStyle w:val="VerbatimChar"/>
+        </w:rPr>
+        <w:t xml:space="preserve">aep-lifecycle-helper/</w:t>
+      </w:r>
+      <w:r>
+        <w:br/>
+      </w:r>
+      <w:r>
+        <w:rPr>
+          <w:rStyle w:val="VerbatimChar"/>
+        </w:rPr>
+        <w:t xml:space="preserve">├── src/</w:t>
+      </w:r>
+      <w:r>
+        <w:br/>
+      </w:r>
+      <w:r>
+        <w:rPr>
+          <w:rStyle w:val="VerbatimChar"/>
+        </w:rPr>
+        <w:t xml:space="preserve">│   ├── index.js                    Express entrypoint + boot sequence + runner startup</w:t>
+      </w:r>
+      <w:r>
+        <w:br/>
+      </w:r>
+      <w:r>
+        <w:rPr>
+          <w:rStyle w:val="VerbatimChar"/>
+        </w:rPr>
+        <w:t xml:space="preserve">│   ├── config.js                   All env-overridable defaults (the only place to add env vars)</w:t>
+      </w:r>
+      <w:r>
+        <w:br/>
+      </w:r>
+      <w:r>
+        <w:rPr>
+          <w:rStyle w:val="VerbatimChar"/>
+        </w:rPr>
+        <w:t xml:space="preserve">│   ├── db.js                       SQLite open + schema + migrations + all prepared statements</w:t>
+      </w:r>
+      <w:r>
+        <w:br/>
+      </w:r>
+      <w:r>
+        <w:rPr>
+          <w:rStyle w:val="VerbatimChar"/>
+        </w:rPr>
+        <w:t xml:space="preserve">│   │</w:t>
+      </w:r>
+      <w:r>
+        <w:br/>
+      </w:r>
+      <w:r>
+        <w:rPr>
+          <w:rStyle w:val="VerbatimChar"/>
+        </w:rPr>
+        <w:t xml:space="preserve">│   ├── services/                   Thin wrappers over Adobe APIs</w:t>
+      </w:r>
+      <w:r>
+        <w:br/>
+      </w:r>
+      <w:r>
+        <w:rPr>
+          <w:rStyle w:val="VerbatimChar"/>
+        </w:rPr>
+        <w:t xml:space="preserve">│   │   ├── imsAuth.js              IMS token cache + thundering-herd guard</w:t>
+      </w:r>
+      <w:r>
+        <w:br/>
+      </w:r>
+      <w:r>
+        <w:rPr>
+          <w:rStyle w:val="VerbatimChar"/>
+        </w:rPr>
+        <w:t xml:space="preserve">│   │   ├── adobeClient.js          axios factory (retry, backoff, auth inject, error enrichment)</w:t>
+      </w:r>
+      <w:r>
+        <w:br/>
+      </w:r>
+      <w:r>
+        <w:rPr>
+          <w:rStyle w:val="VerbatimChar"/>
+        </w:rPr>
+        <w:t xml:space="preserve">│   │   ├── sandboxes.js            GET /sandbox-management/</w:t>
+      </w:r>
+      <w:r>
+        <w:br/>
+      </w:r>
+      <w:r>
+        <w:rPr>
+          <w:rStyle w:val="VerbatimChar"/>
+        </w:rPr>
+        <w:t xml:space="preserve">│   │   ├── datasets.js             GET /catalog/dataSets (filtered to Identity-enabled)</w:t>
+      </w:r>
+      <w:r>
+        <w:br/>
+      </w:r>
+      <w:r>
+        <w:rPr>
+          <w:rStyle w:val="VerbatimChar"/>
+        </w:rPr>
+        <w:t xml:space="preserve">│   │   ├── namespaces.js           GET /idnamespace/identities + canonicalize()</w:t>
+      </w:r>
+      <w:r>
+        <w:br/>
+      </w:r>
+      <w:r>
+        <w:rPr>
+          <w:rStyle w:val="VerbatimChar"/>
+        </w:rPr>
+        <w:t xml:space="preserve">│   │   ├── identityGraph.js        POST /clusters/members (handles both response shapes)</w:t>
+      </w:r>
+      <w:r>
+        <w:br/>
+      </w:r>
+      <w:r>
+        <w:rPr>
+          <w:rStyle w:val="VerbatimChar"/>
+        </w:rPr>
+        <w:t xml:space="preserve">│   │   ├── hygiene.js              Work-order payload validation + POST /workorder</w:t>
+      </w:r>
+      <w:r>
+        <w:br/>
+      </w:r>
+      <w:r>
+        <w:rPr>
+          <w:rStyle w:val="VerbatimChar"/>
+        </w:rPr>
+        <w:t xml:space="preserve">│   │   ├── quotaApi.js             GET /quota (1h cache, 24h hard floor on stale)</w:t>
+      </w:r>
+      <w:r>
+        <w:br/>
+      </w:r>
+      <w:r>
+        <w:rPr>
+          <w:rStyle w:val="VerbatimChar"/>
+        </w:rPr>
+        <w:t xml:space="preserve">│   │   └── quotaManager.js         SQLite daily + monthly ledgers (atomic reserve/release)</w:t>
+      </w:r>
+      <w:r>
+        <w:br/>
+      </w:r>
+      <w:r>
+        <w:rPr>
+          <w:rStyle w:val="VerbatimChar"/>
+        </w:rPr>
+        <w:t xml:space="preserve">│   │</w:t>
+      </w:r>
+      <w:r>
+        <w:br/>
+      </w:r>
+      <w:r>
+        <w:rPr>
+          <w:rStyle w:val="VerbatimChar"/>
+        </w:rPr>
+        <w:t xml:space="preserve">│   ├── runner/                     In-process background work</w:t>
+      </w:r>
+      <w:r>
+        <w:br/>
+      </w:r>
+      <w:r>
+        <w:rPr>
+          <w:rStyle w:val="VerbatimChar"/>
+        </w:rPr>
+        <w:t xml:space="preserve">│   │   ├── expansion.js            CSV stream → wave-scheduled Identity Graph → SQLite</w:t>
+      </w:r>
+      <w:r>
+        <w:br/>
+      </w:r>
+      <w:r>
+        <w:rPr>
+          <w:rStyle w:val="VerbatimChar"/>
+        </w:rPr>
+        <w:t xml:space="preserve">│   │   ├── submission.js           Planner (replan guard) + quota-gated submission</w:t>
+      </w:r>
+      <w:r>
+        <w:br/>
+      </w:r>
+      <w:r>
+        <w:rPr>
+          <w:rStyle w:val="VerbatimChar"/>
+        </w:rPr>
+        <w:t xml:space="preserve">│   │   ├── redistributor.js        Re-buckets unshipped WOs against live Adobe quota</w:t>
+      </w:r>
+      <w:r>
+        <w:br/>
+      </w:r>
+      <w:r>
+        <w:rPr>
+          <w:rStyle w:val="VerbatimChar"/>
+        </w:rPr>
+        <w:t xml:space="preserve">│   │   ├── scheduler.js            Configurable daily auto-resume (setInterval 60s tick)</w:t>
+      </w:r>
+      <w:r>
+        <w:br/>
+      </w:r>
+      <w:r>
+        <w:rPr>
+          <w:rStyle w:val="VerbatimChar"/>
+        </w:rPr>
+        <w:t xml:space="preserve">│   │   ├── monitor.js              pLimit(5) status poll every 60s (up to 100 WOs per tick)</w:t>
+      </w:r>
+      <w:r>
+        <w:br/>
+      </w:r>
+      <w:r>
+        <w:rPr>
+          <w:rStyle w:val="VerbatimChar"/>
+        </w:rPr>
+        <w:t xml:space="preserve">│   │   └── recovery.js             Boot-time expansion resume + orphan WO reconciliation</w:t>
+      </w:r>
+      <w:r>
+        <w:br/>
+      </w:r>
+      <w:r>
+        <w:rPr>
+          <w:rStyle w:val="VerbatimChar"/>
+        </w:rPr>
+        <w:t xml:space="preserve">│   │</w:t>
+      </w:r>
+      <w:r>
+        <w:br/>
+      </w:r>
+      <w:r>
+        <w:rPr>
+          <w:rStyle w:val="VerbatimChar"/>
+        </w:rPr>
+        <w:t xml:space="preserve">│   ├── middleware/</w:t>
+      </w:r>
+      <w:r>
+        <w:br/>
+      </w:r>
+      <w:r>
+        <w:rPr>
+          <w:rStyle w:val="VerbatimChar"/>
+        </w:rPr>
+        <w:t xml:space="preserve">│   │   └── security.js             Host-header guard, Origin/Referer CSRF guard, error handler</w:t>
+      </w:r>
+      <w:r>
+        <w:br/>
+      </w:r>
+      <w:r>
+        <w:rPr>
+          <w:rStyle w:val="VerbatimChar"/>
+        </w:rPr>
+        <w:t xml:space="preserve">│   │</w:t>
+      </w:r>
+      <w:r>
+        <w:br/>
+      </w:r>
+      <w:r>
+        <w:rPr>
+          <w:rStyle w:val="VerbatimChar"/>
+        </w:rPr>
+        <w:t xml:space="preserve">│   ├── routes/</w:t>
+      </w:r>
+      <w:r>
+        <w:br/>
+      </w:r>
+      <w:r>
+        <w:rPr>
+          <w:rStyle w:val="VerbatimChar"/>
+        </w:rPr>
+        <w:t xml:space="preserve">│   │   ├── config.js               Credential CRUD (allowlisted region + environment)</w:t>
+      </w:r>
+      <w:r>
+        <w:br/>
+      </w:r>
+      <w:r>
+        <w:rPr>
+          <w:rStyle w:val="VerbatimChar"/>
+        </w:rPr>
+        <w:t xml:space="preserve">│   │   ├── adobe.js                Sandbox / dataset / namespace discovery + /quota</w:t>
+      </w:r>
+      <w:r>
+        <w:br/>
+      </w:r>
+      <w:r>
+        <w:rPr>
+          <w:rStyle w:val="VerbatimChar"/>
+        </w:rPr>
+        <w:t xml:space="preserve">│   │   ├── upload.js               CSV upload + job creation</w:t>
+      </w:r>
+      <w:r>
+        <w:br/>
+      </w:r>
+      <w:r>
+        <w:rPr>
+          <w:rStyle w:val="VerbatimChar"/>
+        </w:rPr>
+        <w:t xml:space="preserve">│   │   ├── jobs.js                 Plan / approve-month / submit / progress / export</w:t>
+      </w:r>
+      <w:r>
+        <w:br/>
+      </w:r>
+      <w:r>
+        <w:rPr>
+          <w:rStyle w:val="VerbatimChar"/>
+        </w:rPr>
+        <w:t xml:space="preserve">│   │   └── settings.js             GET/PUT /api/settings/auto-resume</w:t>
+      </w:r>
+      <w:r>
+        <w:br/>
+      </w:r>
+      <w:r>
+        <w:rPr>
+          <w:rStyle w:val="VerbatimChar"/>
+        </w:rPr>
+        <w:t xml:space="preserve">│   │</w:t>
+      </w:r>
+      <w:r>
+        <w:br/>
+      </w:r>
+      <w:r>
+        <w:rPr>
+          <w:rStyle w:val="VerbatimChar"/>
+        </w:rPr>
+        <w:t xml:space="preserve">│   ├── utils/</w:t>
+      </w:r>
+      <w:r>
+        <w:br/>
+      </w:r>
+      <w:r>
+        <w:rPr>
+          <w:rStyle w:val="VerbatimChar"/>
+        </w:rPr>
+        <w:t xml:space="preserve">│   │   ├── csv.js                  Streaming CSV read/write + formula-injection sanitiser</w:t>
+      </w:r>
+      <w:r>
+        <w:br/>
+      </w:r>
+      <w:r>
+        <w:rPr>
+          <w:rStyle w:val="VerbatimChar"/>
+        </w:rPr>
+        <w:t xml:space="preserve">│   │   ├── crypto.js               AES-256-GCM envelope + O_EXCL first-run key creation</w:t>
+      </w:r>
+      <w:r>
+        <w:br/>
+      </w:r>
+      <w:r>
+        <w:rPr>
+          <w:rStyle w:val="VerbatimChar"/>
+        </w:rPr>
+        <w:t xml:space="preserve">│   │   └── logger.js               Structured JSON or text logger</w:t>
+      </w:r>
+      <w:r>
+        <w:br/>
+      </w:r>
+      <w:r>
+        <w:rPr>
+          <w:rStyle w:val="VerbatimChar"/>
+        </w:rPr>
+        <w:t xml:space="preserve">│   │</w:t>
+      </w:r>
+      <w:r>
+        <w:br/>
+      </w:r>
+      <w:r>
+        <w:rPr>
+          <w:rStyle w:val="VerbatimChar"/>
+        </w:rPr>
+        <w:t xml:space="preserve">│   └── web/                        Zero-build static UI (no framework, no bundler)</w:t>
+      </w:r>
+      <w:r>
+        <w:br/>
+      </w:r>
+      <w:r>
+        <w:rPr>
+          <w:rStyle w:val="VerbatimChar"/>
+        </w:rPr>
+        <w:t xml:space="preserve">│       ├── index.html              Page template (Spectrum-styled, no CDN references)</w:t>
+      </w:r>
+      <w:r>
+        <w:br/>
+      </w:r>
+      <w:r>
+        <w:rPr>
+          <w:rStyle w:val="VerbatimChar"/>
+        </w:rPr>
+        <w:t xml:space="preserve">│       ├── styles.css              Spectrum tokens + @font-face (self-hosted only)</w:t>
+      </w:r>
+      <w:r>
+        <w:br/>
+      </w:r>
+      <w:r>
+        <w:rPr>
+          <w:rStyle w:val="VerbatimChar"/>
+        </w:rPr>
+        <w:t xml:space="preserve">│       ├── app.js                  Vanilla JS controller (~1,200 lines)</w:t>
+      </w:r>
+      <w:r>
+        <w:br/>
+      </w:r>
+      <w:r>
+        <w:rPr>
+          <w:rStyle w:val="VerbatimChar"/>
+        </w:rPr>
+        <w:t xml:space="preserve">│       ├── aep-icon.svg            Local AEP brand mark (top bar + favicon)</w:t>
+      </w:r>
+      <w:r>
+        <w:br/>
+      </w:r>
+      <w:r>
+        <w:rPr>
+          <w:rStyle w:val="VerbatimChar"/>
+        </w:rPr>
+        <w:t xml:space="preserve">│       ├── data-cleansing-icon.svg Adobe Data Cleansing icon (sidebar)</w:t>
+      </w:r>
+      <w:r>
+        <w:br/>
+      </w:r>
+      <w:r>
+        <w:rPr>
+          <w:rStyle w:val="VerbatimChar"/>
+        </w:rPr>
+        <w:t xml:space="preserve">│       └── fonts/                  Self-hosted Source Sans 3 (.woff2, OFL-licensed)</w:t>
+      </w:r>
+      <w:r>
+        <w:br/>
+      </w:r>
+      <w:r>
+        <w:rPr>
+          <w:rStyle w:val="VerbatimChar"/>
+        </w:rPr>
+        <w:t xml:space="preserve">│</w:t>
+      </w:r>
+      <w:r>
+        <w:br/>
+      </w:r>
+      <w:r>
+        <w:rPr>
+          <w:rStyle w:val="VerbatimChar"/>
+        </w:rPr>
+        <w:t xml:space="preserve">├── test/</w:t>
+      </w:r>
+      <w:r>
+        <w:br/>
+      </w:r>
+      <w:r>
+        <w:rPr>
+          <w:rStyle w:val="VerbatimChar"/>
+        </w:rPr>
+        <w:t xml:space="preserve">│   ├── hygiene.test.js             Work-order payload validators (27 tests)</w:t>
+      </w:r>
+      <w:r>
+        <w:br/>
+      </w:r>
+      <w:r>
+        <w:rPr>
+          <w:rStyle w:val="VerbatimChar"/>
+        </w:rPr>
+        <w:t xml:space="preserve">│   ├── namespaces.test.js          Namespace canonicalization + index (11 tests)</w:t>
+      </w:r>
+      <w:r>
+        <w:br/>
+      </w:r>
+      <w:r>
+        <w:rPr>
+          <w:rStyle w:val="VerbatimChar"/>
+        </w:rPr>
+        <w:t xml:space="preserve">│   ├── imsAuth.test.js             Token cache + thundering-herd + nock (7 tests)</w:t>
+      </w:r>
+      <w:r>
+        <w:br/>
+      </w:r>
+      <w:r>
+        <w:rPr>
+          <w:rStyle w:val="VerbatimChar"/>
+        </w:rPr>
+        <w:t xml:space="preserve">│   ├── quotaManager.test.js        Daily + monthly ledgers + null-monthly gate (12 tests)</w:t>
+      </w:r>
+      <w:r>
+        <w:br/>
+      </w:r>
+      <w:r>
+        <w:rPr>
+          <w:rStyle w:val="VerbatimChar"/>
+        </w:rPr>
+        <w:t xml:space="preserve">│   ├── planWorkOrders.test.js      Cluster packing + replan guard + deferred (12 tests)</w:t>
+      </w:r>
+      <w:r>
+        <w:br/>
+      </w:r>
+      <w:r>
+        <w:rPr>
+          <w:rStyle w:val="VerbatimChar"/>
+        </w:rPr>
+        <w:t xml:space="preserve">│   ├── recovery.test.js            Orphan reconciliation + 400-indeterminate (6 tests)</w:t>
+      </w:r>
+      <w:r>
+        <w:br/>
+      </w:r>
+      <w:r>
+        <w:rPr>
+          <w:rStyle w:val="VerbatimChar"/>
+        </w:rPr>
+        <w:t xml:space="preserve">│   ├── adobeClient.test.js         Error enrichment + idempotency-aware retries (11 tests)</w:t>
+      </w:r>
+      <w:r>
+        <w:br/>
+      </w:r>
+      <w:r>
+        <w:rPr>
+          <w:rStyle w:val="VerbatimChar"/>
+        </w:rPr>
+        <w:t xml:space="preserve">│   ├── region.test.js              Per-credential region routing (3 tests)</w:t>
+      </w:r>
+      <w:r>
+        <w:br/>
+      </w:r>
+      <w:r>
+        <w:rPr>
+          <w:rStyle w:val="VerbatimChar"/>
+        </w:rPr>
+        <w:t xml:space="preserve">│   ├── deferred.test.js            Deferred-row surfacing in submission (1 test)</w:t>
+      </w:r>
+      <w:r>
+        <w:br/>
+      </w:r>
+      <w:r>
+        <w:rPr>
+          <w:rStyle w:val="VerbatimChar"/>
+        </w:rPr>
+        <w:t xml:space="preserve">│   ├── credentialsRoutes.test.js   PATCH non-secret-only + DELETE 409 (7 tests)</w:t>
+      </w:r>
+      <w:r>
+        <w:br/>
+      </w:r>
+      <w:r>
+        <w:rPr>
+          <w:rStyle w:val="VerbatimChar"/>
+        </w:rPr>
+        <w:t xml:space="preserve">│   ├── monitorJobs.test.js         Monitor feed: sort, filter, aggregates (11 tests)</w:t>
+      </w:r>
+      <w:r>
+        <w:br/>
+      </w:r>
+      <w:r>
+        <w:rPr>
+          <w:rStyle w:val="VerbatimChar"/>
+        </w:rPr>
+        <w:t xml:space="preserve">│   ├── approveMonth.test.js        Per-month approval gate (9 tests)</w:t>
+      </w:r>
+      <w:r>
+        <w:br/>
+      </w:r>
+      <w:r>
+        <w:rPr>
+          <w:rStyle w:val="VerbatimChar"/>
+        </w:rPr>
+        <w:t xml:space="preserve">│   └── integration.test.js         End-to-end with fully-mocked Adobe (3 tests)</w:t>
+      </w:r>
+      <w:r>
+        <w:br/>
+      </w:r>
+      <w:r>
+        <w:rPr>
+          <w:rStyle w:val="VerbatimChar"/>
+        </w:rPr>
+        <w:t xml:space="preserve">│</w:t>
+      </w:r>
+      <w:r>
+        <w:br/>
+      </w:r>
+      <w:r>
+        <w:rPr>
+          <w:rStyle w:val="VerbatimChar"/>
+        </w:rPr>
+        <w:t xml:space="preserve">├── data/                           Created at runtime — NOT committed</w:t>
+      </w:r>
+      <w:r>
+        <w:br/>
+      </w:r>
+      <w:r>
+        <w:rPr>
+          <w:rStyle w:val="VerbatimChar"/>
+        </w:rPr>
+        <w:t xml:space="preserve">│   ├── state.db                    SQLite database (WAL mode)</w:t>
+      </w:r>
+      <w:r>
+        <w:br/>
+      </w:r>
+      <w:r>
+        <w:rPr>
+          <w:rStyle w:val="VerbatimChar"/>
+        </w:rPr>
+        <w:t xml:space="preserve">│   ├── .key                        AES-256 encryption key (chmod 600)</w:t>
+      </w:r>
+      <w:r>
+        <w:br/>
+      </w:r>
+      <w:r>
+        <w:rPr>
+          <w:rStyle w:val="VerbatimChar"/>
+        </w:rPr>
+        <w:t xml:space="preserve">│   ├── uploads/                    Streamed CSV uploads</w:t>
+      </w:r>
+      <w:r>
+        <w:br/>
+      </w:r>
+      <w:r>
+        <w:rPr>
+          <w:rStyle w:val="VerbatimChar"/>
+        </w:rPr>
+        <w:t xml:space="preserve">│   └── output/                     Exported result CSVs</w:t>
+      </w:r>
+      <w:r>
+        <w:br/>
+      </w:r>
+      <w:r>
+        <w:rPr>
+          <w:rStyle w:val="VerbatimChar"/>
+        </w:rPr>
+        <w:t xml:space="preserve">│</w:t>
+      </w:r>
+      <w:r>
+        <w:br/>
+      </w:r>
+      <w:r>
+        <w:rPr>
+          <w:rStyle w:val="VerbatimChar"/>
+        </w:rPr>
+        <w:t xml:space="preserve">├── docs/</w:t>
+      </w:r>
+      <w:r>
+        <w:br/>
+      </w:r>
+      <w:r>
+        <w:rPr>
+          <w:rStyle w:val="VerbatimChar"/>
+        </w:rPr>
+        <w:t xml:space="preserve">│   ├── DESIGN_DOC.md               This document</w:t>
+      </w:r>
+      <w:r>
+        <w:br/>
+      </w:r>
+      <w:r>
+        <w:rPr>
+          <w:rStyle w:val="VerbatimChar"/>
+        </w:rPr>
+        <w:t xml:space="preserve">│   ├── DESIGN_DOC.docx             Word export, regenerated via pandoc from DESIGN_DOC.md</w:t>
+      </w:r>
+      <w:r>
+        <w:br/>
+      </w:r>
+      <w:r>
+        <w:rPr>
+          <w:rStyle w:val="VerbatimChar"/>
+        </w:rPr>
+        <w:t xml:space="preserve">│   ├── ARCHITECTURE.md             Living system overview (internal reference)</w:t>
+      </w:r>
+      <w:r>
+        <w:br/>
+      </w:r>
+      <w:r>
+        <w:rPr>
+          <w:rStyle w:val="VerbatimChar"/>
+        </w:rPr>
+        <w:t xml:space="preserve">│   ├── CHANGELOG.md                Append-only session log (internal reference)</w:t>
+      </w:r>
+      <w:r>
+        <w:br/>
+      </w:r>
+      <w:r>
+        <w:rPr>
+          <w:rStyle w:val="VerbatimChar"/>
+        </w:rPr>
+        <w:t xml:space="preserve">│   ├── REVIEW.md                   Full review brief + Adobe API contracts (internal)</w:t>
+      </w:r>
+      <w:r>
+        <w:br/>
+      </w:r>
+      <w:r>
+        <w:rPr>
+          <w:rStyle w:val="VerbatimChar"/>
+        </w:rPr>
+        <w:t xml:space="preserve">│   └── diagrams/                   Mermaid source + rendered PNGs for every diagram</w:t>
+      </w:r>
+      <w:r>
+        <w:br/>
+      </w:r>
+      <w:r>
+        <w:rPr>
+          <w:rStyle w:val="VerbatimChar"/>
+        </w:rPr>
+        <w:t xml:space="preserve">│       ├── 01-system-architecture.{mmd,png}</w:t>
+      </w:r>
+      <w:r>
+        <w:br/>
+      </w:r>
+      <w:r>
+        <w:rPr>
+          <w:rStyle w:val="VerbatimChar"/>
+        </w:rPr>
+        <w:t xml:space="preserve">│       ├── 02-operator-journey.{mmd,png}</w:t>
+      </w:r>
+      <w:r>
+        <w:br/>
+      </w:r>
+      <w:r>
+        <w:rPr>
+          <w:rStyle w:val="VerbatimChar"/>
+        </w:rPr>
+        <w:t xml:space="preserve">│       ├── 03-work-order-state-machine.{mmd,png}</w:t>
+      </w:r>
+      <w:r>
+        <w:br/>
+      </w:r>
+      <w:r>
+        <w:rPr>
+          <w:rStyle w:val="VerbatimChar"/>
+        </w:rPr>
+        <w:t xml:space="preserve">│       ├── 04-multi-month-planning.{mmd,png}</w:t>
+      </w:r>
+      <w:r>
+        <w:br/>
+      </w:r>
+      <w:r>
+        <w:rPr>
+          <w:rStyle w:val="VerbatimChar"/>
+        </w:rPr>
+        <w:t xml:space="preserve">│       ├── 05-region-architecture.{mmd,png}</w:t>
+      </w:r>
+      <w:r>
+        <w:br/>
+      </w:r>
+      <w:r>
+        <w:rPr>
+          <w:rStyle w:val="VerbatimChar"/>
+        </w:rPr>
+        <w:t xml:space="preserve">│       ├── 06-defense-in-depth.{mmd,png}</w:t>
+      </w:r>
+      <w:r>
+        <w:br/>
+      </w:r>
+      <w:r>
+        <w:rPr>
+          <w:rStyle w:val="VerbatimChar"/>
+        </w:rPr>
+        <w:t xml:space="preserve">│       ├── 07-expansion-data-flow.{mmd,png}</w:t>
+      </w:r>
+      <w:r>
+        <w:br/>
+      </w:r>
+      <w:r>
+        <w:rPr>
+          <w:rStyle w:val="VerbatimChar"/>
+        </w:rPr>
+        <w:t xml:space="preserve">│       └── 08-submit-reconcile-flow.{mmd,png}</w:t>
+      </w:r>
+      <w:r>
+        <w:br/>
+      </w:r>
+      <w:r>
+        <w:rPr>
+          <w:rStyle w:val="VerbatimChar"/>
+        </w:rPr>
+        <w:t xml:space="preserve">│</w:t>
+      </w:r>
+      <w:r>
+        <w:br/>
+      </w:r>
+      <w:r>
+        <w:rPr>
+          <w:rStyle w:val="VerbatimChar"/>
+        </w:rPr>
+        <w:t xml:space="preserve">├── CLAUDE.md                       AI assistant guidelines + invariants (internal)</w:t>
+      </w:r>
+      <w:r>
+        <w:br/>
+      </w:r>
+      <w:r>
+        <w:rPr>
+          <w:rStyle w:val="VerbatimChar"/>
+        </w:rPr>
+        <w:t xml:space="preserve">├── README.md                       Quick-start guide</w:t>
+      </w:r>
+      <w:r>
+        <w:br/>
+      </w:r>
+      <w:r>
+        <w:rPr>
+          <w:rStyle w:val="VerbatimChar"/>
+        </w:rPr>
+        <w:t xml:space="preserve">├── package.json</w:t>
+      </w:r>
+      <w:r>
+        <w:br/>
+      </w:r>
+      <w:r>
+        <w:rPr>
+          <w:rStyle w:val="VerbatimChar"/>
+        </w:rPr>
+        <w:t xml:space="preserve">└── .gitignore                      Excludes data/, .env, node_modules/</w:t>
+      </w:r>
+    </w:p>
+    <w:p>
+      <w:r>
+        <w:pict>
+          <v:rect style="width:0;height:1.5pt" o:hralign="center" o:hrstd="t" o:hr="t"/>
+        </w:pict>
+      </w:r>
+    </w:p>
+    <w:bookmarkEnd w:id="99"/>
+    <w:bookmarkStart w:id="112" w:name="ui-screen-walkthrough"/>
     <w:p>
       <w:pPr>
         <w:pStyle w:val="Heading2"/>
@@ -17051,7 +17457,7 @@
         <w:t xml:space="preserve">.</w:t>
       </w:r>
     </w:p>
-    <w:bookmarkStart w:id="96" w:name="environment-credentials-sandbox"/>
+    <w:bookmarkStart w:id="101" w:name="environment-credentials-sandbox"/>
     <w:p>
       <w:pPr>
         <w:pStyle w:val="Heading3"/>
@@ -17110,7 +17516,7 @@
                     </pic:cNvPicPr>
                   </pic:nvPicPr>
                   <pic:blipFill>
-                    <a:blip r:embed="rId95"/>
+                    <a:blip r:embed="rId100"/>
                     <a:stretch>
                       <a:fillRect/>
                     </a:stretch>
@@ -17145,8 +17551,8 @@
         <w:t xml:space="preserve">Environment configuration</w:t>
       </w:r>
     </w:p>
-    <w:bookmarkEnd w:id="96"/>
-    <w:bookmarkStart w:id="98" w:name="source-csv-upload-identifiers"/>
+    <w:bookmarkEnd w:id="101"/>
+    <w:bookmarkStart w:id="103" w:name="source-csv-upload-identifiers"/>
     <w:p>
       <w:pPr>
         <w:pStyle w:val="Heading3"/>
@@ -17189,7 +17595,7 @@
                     </pic:cNvPicPr>
                   </pic:nvPicPr>
                   <pic:blipFill>
-                    <a:blip r:embed="rId97"/>
+                    <a:blip r:embed="rId102"/>
                     <a:stretch>
                       <a:fillRect/>
                     </a:stretch>
@@ -17224,8 +17630,8 @@
         <w:t xml:space="preserve">Upload source identities</w:t>
       </w:r>
     </w:p>
-    <w:bookmarkEnd w:id="98"/>
-    <w:bookmarkStart w:id="100" w:name="expansion-resolve-the-identity-graph"/>
+    <w:bookmarkEnd w:id="103"/>
+    <w:bookmarkStart w:id="105" w:name="expansion-resolve-the-identity-graph"/>
     <w:p>
       <w:pPr>
         <w:pStyle w:val="Heading3"/>
@@ -17289,7 +17695,7 @@
                     </pic:cNvPicPr>
                   </pic:nvPicPr>
                   <pic:blipFill>
-                    <a:blip r:embed="rId99"/>
+                    <a:blip r:embed="rId104"/>
                     <a:stretch>
                       <a:fillRect/>
                     </a:stretch>
@@ -17324,8 +17730,8 @@
         <w:t xml:space="preserve">Identity graph expansion</w:t>
       </w:r>
     </w:p>
-    <w:bookmarkEnd w:id="100"/>
-    <w:bookmarkStart w:id="102" w:name="batch-planning-group-into-work-orders"/>
+    <w:bookmarkEnd w:id="105"/>
+    <w:bookmarkStart w:id="107" w:name="batch-planning-group-into-work-orders"/>
     <w:p>
       <w:pPr>
         <w:pStyle w:val="Heading3"/>
@@ -17368,7 +17774,7 @@
                     </pic:cNvPicPr>
                   </pic:nvPicPr>
                   <pic:blipFill>
-                    <a:blip r:embed="rId101"/>
+                    <a:blip r:embed="rId106"/>
                     <a:stretch>
                       <a:fillRect/>
                     </a:stretch>
@@ -17403,8 +17809,8 @@
         <w:t xml:space="preserve">Work order batch planning</w:t>
       </w:r>
     </w:p>
-    <w:bookmarkEnd w:id="102"/>
-    <w:bookmarkStart w:id="104" w:name="submit-ship-work-orders-to-adobe"/>
+    <w:bookmarkEnd w:id="107"/>
+    <w:bookmarkStart w:id="109" w:name="submit-ship-work-orders-to-adobe"/>
     <w:p>
       <w:pPr>
         <w:pStyle w:val="Heading3"/>
@@ -17475,7 +17881,7 @@
                     </pic:cNvPicPr>
                   </pic:nvPicPr>
                   <pic:blipFill>
-                    <a:blip r:embed="rId103"/>
+                    <a:blip r:embed="rId108"/>
                     <a:stretch>
                       <a:fillRect/>
                     </a:stretch>
@@ -17510,8 +17916,8 @@
         <w:t xml:space="preserve">Submit work orders</w:t>
       </w:r>
     </w:p>
-    <w:bookmarkEnd w:id="104"/>
-    <w:bookmarkStart w:id="106" w:name="monitor-track-adobe-side-progress"/>
+    <w:bookmarkEnd w:id="109"/>
+    <w:bookmarkStart w:id="111" w:name="monitor-track-adobe-side-progress"/>
     <w:p>
       <w:pPr>
         <w:pStyle w:val="Heading3"/>
@@ -17554,7 +17960,7 @@
                     </pic:cNvPicPr>
                   </pic:nvPicPr>
                   <pic:blipFill>
-                    <a:blip r:embed="rId105"/>
+                    <a:blip r:embed="rId110"/>
                     <a:stretch>
                       <a:fillRect/>
                     </a:stretch>
@@ -17605,19 +18011,42 @@
           <w:iCs/>
           <w:i/>
         </w:rPr>
-        <w:t xml:space="preserve">Document end — AEP Data Lifecycle Helper Design Document v3.1.0</w:t>
-      </w:r>
-    </w:p>
-    <w:bookmarkEnd w:id="106"/>
-    <w:bookmarkEnd w:id="107"/>
-    <w:bookmarkEnd w:id="108"/>
+        <w:t xml:space="preserve">Document end — AEP Data Lifecycle Helper, Design &amp; Architecture Document v3.2.0</w:t>
+      </w:r>
+    </w:p>
+    <w:bookmarkEnd w:id="111"/>
+    <w:bookmarkEnd w:id="112"/>
+    <w:bookmarkEnd w:id="113"/>
     <w:sectPr/>
+    <w:footerReference w:type="default" r:id="rId111"/>
   </w:body>
 </w:document>
 </file>
 
 <file path=word/comments.xml><?xml version="1.0" encoding="utf-8"?>
 <w:comments xmlns:w="http://schemas.openxmlformats.org/wordprocessingml/2006/main" xmlns:m="http://schemas.openxmlformats.org/officeDocument/2006/math" xmlns:r="http://schemas.openxmlformats.org/officeDocument/2006/relationships" xmlns:o="urn:schemas-microsoft-com:office:office" xmlns:v="urn:schemas-microsoft-com:vml" xmlns:w10="urn:schemas-microsoft-com:office:word" xmlns:a="http://schemas.openxmlformats.org/drawingml/2006/main" xmlns:pic="http://schemas.openxmlformats.org/drawingml/2006/picture" xmlns:wp="http://schemas.openxmlformats.org/drawingml/2006/wordprocessingDrawing"/>
+</file>
+
+<file path=word/footer1.xml><?xml version="1.0" encoding="utf-8"?>
+<w:ftr xmlns:w="http://schemas.openxmlformats.org/wordprocessingml/2006/main">
+  <w:p>
+    <w:pPr>
+      <w:jc w:val="center"/>
+    </w:pPr>
+    <w:r>
+      <w:t xml:space="preserve">AEP Data Lifecycle Helper  ·  Confidential  ·  Page </w:t>
+    </w:r>
+    <w:r>
+      <w:fldChar w:fldCharType="begin"/>
+    </w:r>
+    <w:r>
+      <w:instrText xml:space="preserve"> PAGE </w:instrText>
+    </w:r>
+    <w:r>
+      <w:fldChar w:fldCharType="end"/>
+    </w:r>
+  </w:p>
+</w:ftr>
 </file>
 
 <file path=word/footnotes.xml><?xml version="1.0" encoding="utf-8"?>
@@ -17912,12 +18341,6 @@
     </w:lvlOverride>
   </w:num>
   <w:num w:numId="1002">
-    <w:abstractNumId w:val="991"/>
-  </w:num>
-  <w:num w:numId="1003">
-    <w:abstractNumId w:val="991"/>
-  </w:num>
-  <w:num w:numId="1004">
     <w:abstractNumId w:val="99411"/>
     <w:lvlOverride w:ilvl="0">
       <w:startOverride w:val="1"/>
@@ -17947,35 +18370,14 @@
       <w:startOverride w:val="1"/>
     </w:lvlOverride>
   </w:num>
+  <w:num w:numId="1003">
+    <w:abstractNumId w:val="991"/>
+  </w:num>
+  <w:num w:numId="1004">
+    <w:abstractNumId w:val="991"/>
+  </w:num>
   <w:num w:numId="1005">
-    <w:abstractNumId w:val="99411"/>
-    <w:lvlOverride w:ilvl="0">
-      <w:startOverride w:val="1"/>
-    </w:lvlOverride>
-    <w:lvlOverride w:ilvl="1">
-      <w:startOverride w:val="1"/>
-    </w:lvlOverride>
-    <w:lvlOverride w:ilvl="2">
-      <w:startOverride w:val="1"/>
-    </w:lvlOverride>
-    <w:lvlOverride w:ilvl="3">
-      <w:startOverride w:val="1"/>
-    </w:lvlOverride>
-    <w:lvlOverride w:ilvl="4">
-      <w:startOverride w:val="1"/>
-    </w:lvlOverride>
-    <w:lvlOverride w:ilvl="5">
-      <w:startOverride w:val="1"/>
-    </w:lvlOverride>
-    <w:lvlOverride w:ilvl="6">
-      <w:startOverride w:val="1"/>
-    </w:lvlOverride>
-    <w:lvlOverride w:ilvl="7">
-      <w:startOverride w:val="1"/>
-    </w:lvlOverride>
-    <w:lvlOverride w:ilvl="8">
-      <w:startOverride w:val="1"/>
-    </w:lvlOverride>
+    <w:abstractNumId w:val="991"/>
   </w:num>
   <w:num w:numId="1006">
     <w:abstractNumId w:val="991"/>
@@ -17993,34 +18395,7 @@
     <w:abstractNumId w:val="991"/>
   </w:num>
   <w:num w:numId="1011">
-    <w:abstractNumId w:val="99411"/>
-    <w:lvlOverride w:ilvl="0">
-      <w:startOverride w:val="1"/>
-    </w:lvlOverride>
-    <w:lvlOverride w:ilvl="1">
-      <w:startOverride w:val="1"/>
-    </w:lvlOverride>
-    <w:lvlOverride w:ilvl="2">
-      <w:startOverride w:val="1"/>
-    </w:lvlOverride>
-    <w:lvlOverride w:ilvl="3">
-      <w:startOverride w:val="1"/>
-    </w:lvlOverride>
-    <w:lvlOverride w:ilvl="4">
-      <w:startOverride w:val="1"/>
-    </w:lvlOverride>
-    <w:lvlOverride w:ilvl="5">
-      <w:startOverride w:val="1"/>
-    </w:lvlOverride>
-    <w:lvlOverride w:ilvl="6">
-      <w:startOverride w:val="1"/>
-    </w:lvlOverride>
-    <w:lvlOverride w:ilvl="7">
-      <w:startOverride w:val="1"/>
-    </w:lvlOverride>
-    <w:lvlOverride w:ilvl="8">
-      <w:startOverride w:val="1"/>
-    </w:lvlOverride>
+    <w:abstractNumId w:val="991"/>
   </w:num>
   <w:num w:numId="1012">
     <w:abstractNumId w:val="99411"/>
@@ -18053,6 +18428,36 @@
     </w:lvlOverride>
   </w:num>
   <w:num w:numId="1013">
+    <w:abstractNumId w:val="99411"/>
+    <w:lvlOverride w:ilvl="0">
+      <w:startOverride w:val="1"/>
+    </w:lvlOverride>
+    <w:lvlOverride w:ilvl="1">
+      <w:startOverride w:val="1"/>
+    </w:lvlOverride>
+    <w:lvlOverride w:ilvl="2">
+      <w:startOverride w:val="1"/>
+    </w:lvlOverride>
+    <w:lvlOverride w:ilvl="3">
+      <w:startOverride w:val="1"/>
+    </w:lvlOverride>
+    <w:lvlOverride w:ilvl="4">
+      <w:startOverride w:val="1"/>
+    </w:lvlOverride>
+    <w:lvlOverride w:ilvl="5">
+      <w:startOverride w:val="1"/>
+    </w:lvlOverride>
+    <w:lvlOverride w:ilvl="6">
+      <w:startOverride w:val="1"/>
+    </w:lvlOverride>
+    <w:lvlOverride w:ilvl="7">
+      <w:startOverride w:val="1"/>
+    </w:lvlOverride>
+    <w:lvlOverride w:ilvl="8">
+      <w:startOverride w:val="1"/>
+    </w:lvlOverride>
+  </w:num>
+  <w:num w:numId="1014">
     <w:abstractNumId w:val="991"/>
   </w:num>
 </w:numbering>

--- a/docs/DESIGN_DOC.docx
+++ b/docs/DESIGN_DOC.docx
@@ -4310,7 +4310,7 @@
         <w:rPr>
           <w:rStyle w:val="VerbatimChar"/>
         </w:rPr>
-        <w:t xml:space="preserve">│  │                         │ p-limit(10) concurrent                  │  │</w:t>
+        <w:t xml:space="preserve">│  │                         │ p-limit(5)  concurrent                  │  │</w:t>
       </w:r>
       <w:r>
         <w:br/>
@@ -4454,7 +4454,7 @@
         <w:rPr>
           <w:rStyle w:val="VerbatimChar"/>
         </w:rPr>
-        <w:t xml:space="preserve">│  Wave scheduling: batches processed in waves of 20 (concurrency × 2)  │</w:t>
+        <w:t xml:space="preserve">│  Wave scheduling: batches processed in waves of 10 (concurrency × 2)  │</w:t>
       </w:r>
       <w:r>
         <w:br/>
@@ -13970,115 +13970,55 @@
           <w:bCs/>
           <w:b/>
         </w:rPr>
-        <w:t xml:space="preserve">277 tests</w:t>
-      </w:r>
-      <w:r>
-        <w:t xml:space="preserve"> </w:t>
-      </w:r>
-      <w:r>
-        <w:t xml:space="preserve">should pass. The suite covers:</w:t>
-      </w:r>
-      <w:r>
-        <w:t xml:space="preserve"> </w:t>
-      </w:r>
-      <w:r>
-        <w:t xml:space="preserve">- Work-order payload validators (27 tests)</w:t>
-      </w:r>
-      <w:r>
-        <w:t xml:space="preserve"> </w:t>
-      </w:r>
-      <w:r>
-        <w:t xml:space="preserve">- Namespace canonicalization (11 tests)</w:t>
-      </w:r>
-      <w:r>
-        <w:t xml:space="preserve"> </w:t>
-      </w:r>
-      <w:r>
-        <w:t xml:space="preserve">- IMS token cache (7 tests)</w:t>
-      </w:r>
-      <w:r>
-        <w:t xml:space="preserve"> </w:t>
-      </w:r>
-      <w:r>
-        <w:t xml:space="preserve">- Quota manager — daily, monthly, null-monthly release gating (12 tests)</w:t>
-      </w:r>
-      <w:r>
-        <w:t xml:space="preserve"> </w:t>
-      </w:r>
-      <w:r>
-        <w:t xml:space="preserve">- Planner — cluster packing, replan guard, deferred tolerance, factory statement (13 tests)</w:t>
-      </w:r>
-      <w:r>
-        <w:t xml:space="preserve"> </w:t>
-      </w:r>
-      <w:r>
-        <w:t xml:space="preserve">- Startup recovery — orphan reconciliation, 400-indeterminate handling (6 tests)</w:t>
-      </w:r>
-      <w:r>
-        <w:t xml:space="preserve"> </w:t>
-      </w:r>
-      <w:r>
-        <w:t xml:space="preserve">- Adobe client — error enrichment, idempotency-aware retries (11 tests)</w:t>
-      </w:r>
-      <w:r>
-        <w:t xml:space="preserve"> </w:t>
-      </w:r>
-      <w:r>
-        <w:t xml:space="preserve">- Per-credential region routing (3 tests)</w:t>
-      </w:r>
-      <w:r>
-        <w:t xml:space="preserve"> </w:t>
-      </w:r>
-      <w:r>
-        <w:t xml:space="preserve">- Credentials routes — PATCH non-secret safety, DELETE 409 (7 tests)</w:t>
-      </w:r>
-      <w:r>
-        <w:t xml:space="preserve"> </w:t>
-      </w:r>
-      <w:r>
-        <w:t xml:space="preserve">- Monitor feed — sorting, filters, aggregates, sandbox filter (11 tests)</w:t>
-      </w:r>
-      <w:r>
-        <w:t xml:space="preserve"> </w:t>
-      </w:r>
-      <w:r>
-        <w:t xml:space="preserve">- Approve-month gate (9 tests)</w:t>
-      </w:r>
-      <w:r>
-        <w:t xml:space="preserve"> </w:t>
-      </w:r>
-      <w:r>
-        <w:t xml:space="preserve">- Jobs routes — DELETE, force-delete, cascade, in-flight guard (9 tests)</w:t>
-      </w:r>
-      <w:r>
-        <w:t xml:space="preserve"> </w:t>
-      </w:r>
-      <w:r>
-        <w:t xml:space="preserve">- Wave-drain regression — concurrent rejections without unhandled rejection (3 tests)</w:t>
-      </w:r>
-      <w:r>
-        <w:t xml:space="preserve"> </w:t>
-      </w:r>
-      <w:r>
-        <w:t xml:space="preserve">- CSV sniffer — accept UTF-8, reject XLSX / UTF-16 / binary / empty (6 tests)</w:t>
-      </w:r>
-      <w:r>
-        <w:t xml:space="preserve"> </w:t>
-      </w:r>
-      <w:r>
-        <w:t xml:space="preserve">- Security middleware — host guard, Origin guard, allowlists, CSV formula sanitiser (15 tests)</w:t>
-      </w:r>
-      <w:r>
-        <w:t xml:space="preserve"> </w:t>
-      </w:r>
-      <w:r>
-        <w:t xml:space="preserve">- Quota API live snapshot, redistributor, scheduler (rest)</w:t>
-      </w:r>
-      <w:r>
-        <w:t xml:space="preserve"> </w:t>
-      </w:r>
-      <w:r>
-        <w:t xml:space="preserve">- End-to-end integration with fully-mocked Adobe (3 tests)</w:t>
+        <w:t xml:space="preserve">277 automated tests pass</w:t>
+      </w:r>
+      <w:r>
+        <w:t xml:space="preserve"> </w:t>
+      </w:r>
+      <w:r>
+        <w:t xml:space="preserve">(0 failures). The suite covers work-order</w:t>
+      </w:r>
+      <w:r>
+        <w:t xml:space="preserve"> </w:t>
+      </w:r>
+      <w:r>
+        <w:t xml:space="preserve">payload validation, namespace canonicalization, the quota ledger, the planner</w:t>
+      </w:r>
+      <w:r>
+        <w:t xml:space="preserve"> </w:t>
+      </w:r>
+      <w:r>
+        <w:t xml:space="preserve">and live redistributor, startup recovery and reconciliation, the auto-resume</w:t>
+      </w:r>
+      <w:r>
+        <w:t xml:space="preserve"> </w:t>
+      </w:r>
+      <w:r>
+        <w:t xml:space="preserve">scheduler, the security middleware (host-header and Origin/Referer guards,</w:t>
+      </w:r>
+      <w:r>
+        <w:t xml:space="preserve"> </w:t>
+      </w:r>
+      <w:r>
+        <w:t xml:space="preserve">region/environment allowlists, and the CSV-injection sanitiser), and</w:t>
+      </w:r>
+      <w:r>
+        <w:t xml:space="preserve"> </w:t>
+      </w:r>
+      <w:r>
+        <w:t xml:space="preserve">end-to-end integration with Adobe fully mocked via</w:t>
+      </w:r>
+      <w:r>
+        <w:t xml:space="preserve"> </w:t>
+      </w:r>
+      <w:r>
+        <w:rPr>
+          <w:rStyle w:val="VerbatimChar"/>
+        </w:rPr>
+        <w:t xml:space="preserve">nock</w:t>
+      </w:r>
+      <w:r>
+        <w:t xml:space="preserve">.</w:t>
       </w:r>
     </w:p>
     <w:bookmarkEnd w:id="81"/>
@@ -14297,13 +14237,7 @@
         <w:t xml:space="preserve"> </w:t>
       </w:r>
       <w:r>
-        <w:t xml:space="preserve">confirms absence in Adobe’s UI and releases it via the release-absent action</w:t>
-      </w:r>
-      <w:r>
-        <w:t xml:space="preserve"> </w:t>
-      </w:r>
-      <w:r>
-        <w:t xml:space="preserve">.</w:t>
+        <w:t xml:space="preserve">confirms absence in Adobe’s UI and releases it via the release-absent action.</w:t>
       </w:r>
       <w:r>
         <w:t xml:space="preserve"> </w:t>
@@ -17009,115 +16943,115 @@
         <w:rPr>
           <w:rStyle w:val="VerbatimChar"/>
         </w:rPr>
-        <w:t xml:space="preserve">│   ├── hygiene.test.js             Work-order payload validators (27 tests)</w:t>
-      </w:r>
-      <w:r>
-        <w:br/>
-      </w:r>
-      <w:r>
-        <w:rPr>
-          <w:rStyle w:val="VerbatimChar"/>
-        </w:rPr>
-        <w:t xml:space="preserve">│   ├── namespaces.test.js          Namespace canonicalization + index (11 tests)</w:t>
-      </w:r>
-      <w:r>
-        <w:br/>
-      </w:r>
-      <w:r>
-        <w:rPr>
-          <w:rStyle w:val="VerbatimChar"/>
-        </w:rPr>
-        <w:t xml:space="preserve">│   ├── imsAuth.test.js             Token cache + thundering-herd + nock (7 tests)</w:t>
-      </w:r>
-      <w:r>
-        <w:br/>
-      </w:r>
-      <w:r>
-        <w:rPr>
-          <w:rStyle w:val="VerbatimChar"/>
-        </w:rPr>
-        <w:t xml:space="preserve">│   ├── quotaManager.test.js        Daily + monthly ledgers + null-monthly gate (12 tests)</w:t>
-      </w:r>
-      <w:r>
-        <w:br/>
-      </w:r>
-      <w:r>
-        <w:rPr>
-          <w:rStyle w:val="VerbatimChar"/>
-        </w:rPr>
-        <w:t xml:space="preserve">│   ├── planWorkOrders.test.js      Cluster packing + replan guard + deferred (12 tests)</w:t>
-      </w:r>
-      <w:r>
-        <w:br/>
-      </w:r>
-      <w:r>
-        <w:rPr>
-          <w:rStyle w:val="VerbatimChar"/>
-        </w:rPr>
-        <w:t xml:space="preserve">│   ├── recovery.test.js            Orphan reconciliation + 400-indeterminate (6 tests)</w:t>
-      </w:r>
-      <w:r>
-        <w:br/>
-      </w:r>
-      <w:r>
-        <w:rPr>
-          <w:rStyle w:val="VerbatimChar"/>
-        </w:rPr>
-        <w:t xml:space="preserve">│   ├── adobeClient.test.js         Error enrichment + idempotency-aware retries (11 tests)</w:t>
-      </w:r>
-      <w:r>
-        <w:br/>
-      </w:r>
-      <w:r>
-        <w:rPr>
-          <w:rStyle w:val="VerbatimChar"/>
-        </w:rPr>
-        <w:t xml:space="preserve">│   ├── region.test.js              Per-credential region routing (3 tests)</w:t>
-      </w:r>
-      <w:r>
-        <w:br/>
-      </w:r>
-      <w:r>
-        <w:rPr>
-          <w:rStyle w:val="VerbatimChar"/>
-        </w:rPr>
-        <w:t xml:space="preserve">│   ├── deferred.test.js            Deferred-row surfacing in submission (1 test)</w:t>
-      </w:r>
-      <w:r>
-        <w:br/>
-      </w:r>
-      <w:r>
-        <w:rPr>
-          <w:rStyle w:val="VerbatimChar"/>
-        </w:rPr>
-        <w:t xml:space="preserve">│   ├── credentialsRoutes.test.js   PATCH non-secret-only + DELETE 409 (7 tests)</w:t>
-      </w:r>
-      <w:r>
-        <w:br/>
-      </w:r>
-      <w:r>
-        <w:rPr>
-          <w:rStyle w:val="VerbatimChar"/>
-        </w:rPr>
-        <w:t xml:space="preserve">│   ├── monitorJobs.test.js         Monitor feed: sort, filter, aggregates (11 tests)</w:t>
-      </w:r>
-      <w:r>
-        <w:br/>
-      </w:r>
-      <w:r>
-        <w:rPr>
-          <w:rStyle w:val="VerbatimChar"/>
-        </w:rPr>
-        <w:t xml:space="preserve">│   ├── approveMonth.test.js        Per-month approval gate (9 tests)</w:t>
-      </w:r>
-      <w:r>
-        <w:br/>
-      </w:r>
-      <w:r>
-        <w:rPr>
-          <w:rStyle w:val="VerbatimChar"/>
-        </w:rPr>
-        <w:t xml:space="preserve">│   └── integration.test.js         End-to-end with fully-mocked Adobe (3 tests)</w:t>
+        <w:t xml:space="preserve">│   ├── hygiene.test.js             Work-order payload validators</w:t>
+      </w:r>
+      <w:r>
+        <w:br/>
+      </w:r>
+      <w:r>
+        <w:rPr>
+          <w:rStyle w:val="VerbatimChar"/>
+        </w:rPr>
+        <w:t xml:space="preserve">│   ├── namespaces.test.js          Namespace canonicalization + index</w:t>
+      </w:r>
+      <w:r>
+        <w:br/>
+      </w:r>
+      <w:r>
+        <w:rPr>
+          <w:rStyle w:val="VerbatimChar"/>
+        </w:rPr>
+        <w:t xml:space="preserve">│   ├── imsAuth.test.js             Token cache + thundering-herd + nock</w:t>
+      </w:r>
+      <w:r>
+        <w:br/>
+      </w:r>
+      <w:r>
+        <w:rPr>
+          <w:rStyle w:val="VerbatimChar"/>
+        </w:rPr>
+        <w:t xml:space="preserve">│   ├── quotaManager.test.js        Daily + monthly ledgers + null-monthly gate</w:t>
+      </w:r>
+      <w:r>
+        <w:br/>
+      </w:r>
+      <w:r>
+        <w:rPr>
+          <w:rStyle w:val="VerbatimChar"/>
+        </w:rPr>
+        <w:t xml:space="preserve">│   ├── planWorkOrders.test.js      Cluster packing + replan guard + deferred</w:t>
+      </w:r>
+      <w:r>
+        <w:br/>
+      </w:r>
+      <w:r>
+        <w:rPr>
+          <w:rStyle w:val="VerbatimChar"/>
+        </w:rPr>
+        <w:t xml:space="preserve">│   ├── recovery.test.js            Orphan reconciliation + 400-indeterminate</w:t>
+      </w:r>
+      <w:r>
+        <w:br/>
+      </w:r>
+      <w:r>
+        <w:rPr>
+          <w:rStyle w:val="VerbatimChar"/>
+        </w:rPr>
+        <w:t xml:space="preserve">│   ├── adobeClient.test.js         Error enrichment + idempotency-aware retries</w:t>
+      </w:r>
+      <w:r>
+        <w:br/>
+      </w:r>
+      <w:r>
+        <w:rPr>
+          <w:rStyle w:val="VerbatimChar"/>
+        </w:rPr>
+        <w:t xml:space="preserve">│   ├── region.test.js              Per-credential region routing</w:t>
+      </w:r>
+      <w:r>
+        <w:br/>
+      </w:r>
+      <w:r>
+        <w:rPr>
+          <w:rStyle w:val="VerbatimChar"/>
+        </w:rPr>
+        <w:t xml:space="preserve">│   ├── deferred.test.js            Deferred-row surfacing in submission</w:t>
+      </w:r>
+      <w:r>
+        <w:br/>
+      </w:r>
+      <w:r>
+        <w:rPr>
+          <w:rStyle w:val="VerbatimChar"/>
+        </w:rPr>
+        <w:t xml:space="preserve">│   ├── credentialsRoutes.test.js   PATCH non-secret-only + DELETE 409</w:t>
+      </w:r>
+      <w:r>
+        <w:br/>
+      </w:r>
+      <w:r>
+        <w:rPr>
+          <w:rStyle w:val="VerbatimChar"/>
+        </w:rPr>
+        <w:t xml:space="preserve">│   ├── monitorJobs.test.js         Monitor feed: sort, filter, aggregates</w:t>
+      </w:r>
+      <w:r>
+        <w:br/>
+      </w:r>
+      <w:r>
+        <w:rPr>
+          <w:rStyle w:val="VerbatimChar"/>
+        </w:rPr>
+        <w:t xml:space="preserve">│   ├── approveMonth.test.js        Per-month approval gate</w:t>
+      </w:r>
+      <w:r>
+        <w:br/>
+      </w:r>
+      <w:r>
+        <w:rPr>
+          <w:rStyle w:val="VerbatimChar"/>
+        </w:rPr>
+        <w:t xml:space="preserve">│   └── integration.test.js         End-to-end with fully-mocked Adobe</w:t>
       </w:r>
       <w:r>
         <w:br/>

--- a/docs/DESIGN_DOC.docx
+++ b/docs/DESIGN_DOC.docx
@@ -2,7 +2,7 @@
 <file path=word/document.xml><?xml version="1.0" encoding="utf-8"?>
 <w:document xmlns:w="http://schemas.openxmlformats.org/wordprocessingml/2006/main" xmlns:m="http://schemas.openxmlformats.org/officeDocument/2006/math" xmlns:r="http://schemas.openxmlformats.org/officeDocument/2006/relationships" xmlns:o="urn:schemas-microsoft-com:office:office" xmlns:v="urn:schemas-microsoft-com:vml" xmlns:w10="urn:schemas-microsoft-com:office:word" xmlns:a="http://schemas.openxmlformats.org/drawingml/2006/main" xmlns:pic="http://schemas.openxmlformats.org/drawingml/2006/picture" xmlns:wp="http://schemas.openxmlformats.org/drawingml/2006/wordprocessingDrawing">
   <w:body>
-    <w:bookmarkStart w:id="113" w:name="aep-data-lifecycle-helper"/>
+    <w:bookmarkStart w:id="112" w:name="aep-data-lifecycle-helper"/>
     <w:p>
       <w:pPr>
         <w:pStyle w:val="Heading1"/>
@@ -28,7 +28,7 @@
       </w:r>
     </w:p>
     <w:bookmarkEnd w:id="20"/>
-    <w:bookmarkStart w:id="25" w:name="document-control"/>
+    <w:bookmarkStart w:id="24" w:name="document-control"/>
     <w:p>
       <w:pPr>
         <w:pStyle w:val="Heading2"/>
@@ -281,36 +281,8 @@
               <w:pStyle w:val="Compact"/>
               <w:jc w:val="left"/>
             </w:pPr>
-            <w:hyperlink r:id="rId21">
-              <w:r>
-                <w:rPr>
-                  <w:rStyle w:val="Hyperlink"/>
-                </w:rPr>
-                <w:t xml:space="preserve">Figma design file</w:t>
-              </w:r>
-            </w:hyperlink>
-            <w:r>
-              <w:t xml:space="preserve"> </w:t>
-            </w:r>
-            <w:r>
-              <w:t xml:space="preserve">→</w:t>
-            </w:r>
-            <w:r>
-              <w:t xml:space="preserve"> </w:t>
-            </w:r>
-            <w:hyperlink r:id="rId22">
-              <w:r>
-                <w:rPr>
-                  <w:rStyle w:val="VerbatimChar"/>
-                </w:rPr>
-                <w:t xml:space="preserve">docs/DIAGRAMS.md</w:t>
-              </w:r>
-            </w:hyperlink>
-            <w:r>
-              <w:t xml:space="preserve"> </w:t>
-            </w:r>
-            <w:r>
-              <w:t xml:space="preserve">(PNGs in</w:t>
+            <w:r>
+              <w:t xml:space="preserve">Embedded inline (canonical, exported to</w:t>
             </w:r>
             <w:r>
               <w:t xml:space="preserve"> </w:t>
@@ -322,7 +294,7 @@
               <w:t xml:space="preserve">docs/diagrams/figma/</w:t>
             </w:r>
             <w:r>
-              <w:t xml:space="preserve">); Mermaid fallback in</w:t>
+              <w:t xml:space="preserve">). Editable source: Figma design file — internal to the engineering team, shareable on request. Mermaid fallback in</w:t>
             </w:r>
             <w:r>
               <w:t xml:space="preserve"> </w:t>
@@ -334,13 +306,7 @@
               <w:t xml:space="preserve">docs/diagrams/*.mmd</w:t>
             </w:r>
             <w:r>
-              <w:t xml:space="preserve">/</w:t>
-            </w:r>
-            <w:r>
-              <w:rPr>
-                <w:rStyle w:val="VerbatimChar"/>
-              </w:rPr>
-              <w:t xml:space="preserve">*.png</w:t>
+              <w:t xml:space="preserve">.</w:t>
             </w:r>
           </w:p>
         </w:tc>
@@ -364,7 +330,7 @@
         </w:rPr>
         <w:t xml:space="preserve"> </w:t>
       </w:r>
-      <w:hyperlink r:id="rId23">
+      <w:hyperlink r:id="rId21">
         <w:r>
           <w:rPr>
             <w:rStyle w:val="VerbatimChar"/>
@@ -413,47 +379,19 @@
           <w:bCs/>
           <w:b/>
         </w:rPr>
-        <w:t xml:space="preserve">Figma diagrams — embedded inline below each section.</w:t>
-      </w:r>
-      <w:r>
-        <w:t xml:space="preserve"> </w:t>
-      </w:r>
-      <w:r>
-        <w:t xml:space="preserve">Branded block &amp;</w:t>
-      </w:r>
-      <w:r>
-        <w:t xml:space="preserve"> </w:t>
-      </w:r>
-      <w:r>
-        <w:t xml:space="preserve">flow diagrams with a consistent AEP-Spectrum visual system. Live, editable</w:t>
-      </w:r>
-      <w:r>
-        <w:t xml:space="preserve"> </w:t>
-      </w:r>
-      <w:r>
-        <w:t xml:space="preserve">source:</w:t>
-      </w:r>
-      <w:r>
-        <w:t xml:space="preserve"> </w:t>
-      </w:r>
-      <w:hyperlink r:id="rId21">
-        <w:r>
-          <w:rPr>
-            <w:rStyle w:val="Hyperlink"/>
-            <w:bCs/>
-            <w:b/>
-          </w:rPr>
-          <w:t xml:space="preserve">Open in Figma</w:t>
-        </w:r>
-      </w:hyperlink>
-      <w:r>
-        <w:t xml:space="preserve">;</w:t>
-      </w:r>
-      <w:r>
-        <w:t xml:space="preserve"> </w:t>
-      </w:r>
-      <w:r>
-        <w:t xml:space="preserve">PNG exports in</w:t>
+        <w:t xml:space="preserve">Figma diagrams — embedded inline below each section</w:t>
+      </w:r>
+      <w:r>
+        <w:t xml:space="preserve"> </w:t>
+      </w:r>
+      <w:r>
+        <w:t xml:space="preserve">(canonical). Branded</w:t>
+      </w:r>
+      <w:r>
+        <w:t xml:space="preserve"> </w:t>
+      </w:r>
+      <w:r>
+        <w:t xml:space="preserve">block &amp; flow diagrams with a consistent AEP-Spectrum visual system, exported to</w:t>
       </w:r>
       <w:r>
         <w:t xml:space="preserve"> </w:t>
@@ -465,7 +403,10 @@
         <w:t xml:space="preserve">docs/diagrams/figma/</w:t>
       </w:r>
       <w:r>
-        <w:t xml:space="preserve">, gallery in</w:t>
+        <w:t xml:space="preserve"> </w:t>
+      </w:r>
+      <w:r>
+        <w:t xml:space="preserve">(gallery in</w:t>
       </w:r>
       <w:r>
         <w:t xml:space="preserve"> </w:t>
@@ -481,7 +422,13 @@
         </w:r>
       </w:hyperlink>
       <w:r>
-        <w:t xml:space="preserve">.</w:t>
+        <w:t xml:space="preserve">). The editable</w:t>
+      </w:r>
+      <w:r>
+        <w:t xml:space="preserve"> </w:t>
+      </w:r>
+      <w:r>
+        <w:t xml:space="preserve">Figma source is internal to the engineering team and shareable on request.</w:t>
       </w:r>
     </w:p>
     <w:p>
@@ -543,7 +490,7 @@
       <w:r>
         <w:t xml:space="preserve"> </w:t>
       </w:r>
-      <w:hyperlink r:id="rId24">
+      <w:hyperlink r:id="rId23">
         <w:r>
           <w:rPr>
             <w:rStyle w:val="VerbatimChar"/>
@@ -630,109 +577,6 @@
       </w:r>
     </w:p>
     <w:p>
-      <w:r>
-        <w:fldChar w:fldCharType="begin" w:dirty="true"/>
-      </w:r>
-      <w:r>
-        <w:instrText xml:space="preserve"> TOC \o "1-3" \h \z \u </w:instrText>
-      </w:r>
-      <w:r>
-        <w:fldChar w:fldCharType="separate"/>
-      </w:r>
-      <w:r>
-        <w:t xml:space="preserve">Open in Word and press F9 (or right-click the table and choose "Update Field") to build the table of contents with page numbers.</w:t>
-      </w:r>
-      <w:r>
-        <w:fldChar w:fldCharType="end"/>
-      </w:r>
-    </w:p>
-    <w:p>
-      <w:r>
-        <w:pict>
-          <v:rect style="width:0;height:1.5pt" o:hralign="center" o:hrstd="t" o:hr="t"/>
-        </w:pict>
-      </w:r>
-    </w:p>
-    <w:bookmarkEnd w:id="25"/>
-    <w:bookmarkStart w:id="30" w:name="executive-summary"/>
-    <w:p>
-      <w:pPr>
-        <w:pStyle w:val="Heading2"/>
-      </w:pPr>
-      <w:r>
-        <w:t xml:space="preserve">1. Executive Summary</w:t>
-      </w:r>
-    </w:p>
-    <w:bookmarkStart w:id="26" w:name="what-this-tool-does"/>
-    <w:p>
-      <w:pPr>
-        <w:pStyle w:val="Heading3"/>
-      </w:pPr>
-      <w:r>
-        <w:t xml:space="preserve">What This Tool Does</w:t>
-      </w:r>
-    </w:p>
-    <w:p>
-      <w:pPr>
-        <w:pStyle w:val="FirstParagraph"/>
-      </w:pPr>
-      <w:r>
-        <w:t xml:space="preserve">The</w:t>
-      </w:r>
-      <w:r>
-        <w:t xml:space="preserve"> </w:t>
-      </w:r>
-      <w:r>
-        <w:rPr>
-          <w:bCs/>
-          <w:b/>
-        </w:rPr>
-        <w:t xml:space="preserve">AEP Data Lifecycle Helper</w:t>
-      </w:r>
-      <w:r>
-        <w:t xml:space="preserve"> </w:t>
-      </w:r>
-      <w:r>
-        <w:t xml:space="preserve">is a secure, operator-run application that</w:t>
-      </w:r>
-      <w:r>
-        <w:t xml:space="preserve"> </w:t>
-      </w:r>
-      <w:r>
-        <w:t xml:space="preserve">executes bulk identity deletion requests against Adobe Experience Platform (AEP)</w:t>
-      </w:r>
-      <w:r>
-        <w:t xml:space="preserve"> </w:t>
-      </w:r>
-      <w:r>
-        <w:t xml:space="preserve">via the Data Hygiene API. An operator supplies a CSV of source identifiers</w:t>
-      </w:r>
-      <w:r>
-        <w:t xml:space="preserve"> </w:t>
-      </w:r>
-      <w:r>
-        <w:t xml:space="preserve">(typically hashed customer identifiers such as</w:t>
-      </w:r>
-      <w:r>
-        <w:t xml:space="preserve"> </w:t>
-      </w:r>
-      <w:r>
-        <w:rPr>
-          <w:rStyle w:val="VerbatimChar"/>
-        </w:rPr>
-        <w:t xml:space="preserve">hashedKocid</w:t>
-      </w:r>
-      <w:r>
-        <w:t xml:space="preserve">), and the tool</w:t>
-      </w:r>
-      <w:r>
-        <w:t xml:space="preserve"> </w:t>
-      </w:r>
-      <w:r>
-        <w:t xml:space="preserve">automatically:</w:t>
-      </w:r>
-    </w:p>
-    <w:p>
       <w:pPr>
         <w:numPr>
           <w:ilvl w:val="0"/>
@@ -740,31 +584,14 @@
         </w:numPr>
         <w:pStyle w:val="Compact"/>
       </w:pPr>
-      <w:r>
-        <w:rPr>
-          <w:bCs/>
-          <w:b/>
-        </w:rPr>
-        <w:t xml:space="preserve">Expands</w:t>
-      </w:r>
-      <w:r>
-        <w:t xml:space="preserve"> </w:t>
-      </w:r>
-      <w:r>
-        <w:t xml:space="preserve">each source identifier through the AEP Identity Graph to discover</w:t>
-      </w:r>
-      <w:r>
-        <w:t xml:space="preserve"> </w:t>
-      </w:r>
-      <w:r>
-        <w:t xml:space="preserve">every linked identity — email addresses, phone numbers, ECIDs, CRMIDs, custom</w:t>
-      </w:r>
-      <w:r>
-        <w:t xml:space="preserve"> </w:t>
-      </w:r>
-      <w:r>
-        <w:t xml:space="preserve">namespace IDs, and more.</w:t>
-      </w:r>
+      <w:hyperlink w:anchor="executive-summary">
+        <w:r>
+          <w:rPr>
+            <w:rStyle w:val="Hyperlink"/>
+          </w:rPr>
+          <w:t xml:space="preserve">1. Executive Summary</w:t>
+        </w:r>
+      </w:hyperlink>
     </w:p>
     <w:p>
       <w:pPr>
@@ -774,25 +601,14 @@
         </w:numPr>
         <w:pStyle w:val="Compact"/>
       </w:pPr>
-      <w:r>
-        <w:rPr>
-          <w:bCs/>
-          <w:b/>
-        </w:rPr>
-        <w:t xml:space="preserve">Plans</w:t>
-      </w:r>
-      <w:r>
-        <w:t xml:space="preserve"> </w:t>
-      </w:r>
-      <w:r>
-        <w:t xml:space="preserve">the resulting identities into work orders of up to 100,000 identifiers</w:t>
-      </w:r>
-      <w:r>
-        <w:t xml:space="preserve"> </w:t>
-      </w:r>
-      <w:r>
-        <w:t xml:space="preserve">each, respecting both Adobe’s per-day and per-month deletion quotas.</w:t>
-      </w:r>
+      <w:hyperlink w:anchor="scope-assumptions-boundaries">
+        <w:r>
+          <w:rPr>
+            <w:rStyle w:val="Hyperlink"/>
+          </w:rPr>
+          <w:t xml:space="preserve">Scope, Assumptions &amp; Boundaries</w:t>
+        </w:r>
+      </w:hyperlink>
     </w:p>
     <w:p>
       <w:pPr>
@@ -802,25 +618,14 @@
         </w:numPr>
         <w:pStyle w:val="Compact"/>
       </w:pPr>
-      <w:r>
-        <w:rPr>
-          <w:bCs/>
-          <w:b/>
-        </w:rPr>
-        <w:t xml:space="preserve">Submits</w:t>
-      </w:r>
-      <w:r>
-        <w:t xml:space="preserve"> </w:t>
-      </w:r>
-      <w:r>
-        <w:t xml:space="preserve">each work order to Adobe’s Data Hygiene API in a quota-safe,</w:t>
-      </w:r>
-      <w:r>
-        <w:t xml:space="preserve"> </w:t>
-      </w:r>
-      <w:r>
-        <w:t xml:space="preserve">crash-safe, and duplicate-safe manner.</w:t>
-      </w:r>
+      <w:hyperlink w:anchor="system-architecture">
+        <w:r>
+          <w:rPr>
+            <w:rStyle w:val="Hyperlink"/>
+          </w:rPr>
+          <w:t xml:space="preserve">2. System Architecture</w:t>
+        </w:r>
+      </w:hyperlink>
     </w:p>
     <w:p>
       <w:pPr>
@@ -830,11 +635,391 @@
         </w:numPr>
         <w:pStyle w:val="Compact"/>
       </w:pPr>
+      <w:hyperlink w:anchor="end-to-end-data-flow">
+        <w:r>
+          <w:rPr>
+            <w:rStyle w:val="Hyperlink"/>
+          </w:rPr>
+          <w:t xml:space="preserve">3. End-to-End Data Flow</w:t>
+        </w:r>
+      </w:hyperlink>
+    </w:p>
+    <w:p>
+      <w:pPr>
+        <w:numPr>
+          <w:ilvl w:val="0"/>
+          <w:numId w:val="1002"/>
+        </w:numPr>
+        <w:pStyle w:val="Compact"/>
+      </w:pPr>
+      <w:hyperlink w:anchor="work-order-lifecycle">
+        <w:r>
+          <w:rPr>
+            <w:rStyle w:val="Hyperlink"/>
+          </w:rPr>
+          <w:t xml:space="preserve">4. Work Order Lifecycle</w:t>
+        </w:r>
+      </w:hyperlink>
+    </w:p>
+    <w:p>
+      <w:pPr>
+        <w:numPr>
+          <w:ilvl w:val="0"/>
+          <w:numId w:val="1002"/>
+        </w:numPr>
+        <w:pStyle w:val="Compact"/>
+      </w:pPr>
+      <w:hyperlink w:anchor="multi-month-quota-planning">
+        <w:r>
+          <w:rPr>
+            <w:rStyle w:val="Hyperlink"/>
+          </w:rPr>
+          <w:t xml:space="preserve">5. Multi-Month Quota Planning</w:t>
+        </w:r>
+      </w:hyperlink>
+    </w:p>
+    <w:p>
+      <w:pPr>
+        <w:numPr>
+          <w:ilvl w:val="0"/>
+          <w:numId w:val="1002"/>
+        </w:numPr>
+        <w:pStyle w:val="Compact"/>
+      </w:pPr>
+      <w:hyperlink w:anchor="adobe-api-integration">
+        <w:r>
+          <w:rPr>
+            <w:rStyle w:val="Hyperlink"/>
+          </w:rPr>
+          <w:t xml:space="preserve">6. Adobe API Integration</w:t>
+        </w:r>
+      </w:hyperlink>
+    </w:p>
+    <w:p>
+      <w:pPr>
+        <w:numPr>
+          <w:ilvl w:val="0"/>
+          <w:numId w:val="1002"/>
+        </w:numPr>
+        <w:pStyle w:val="Compact"/>
+      </w:pPr>
+      <w:hyperlink w:anchor="security-architecture">
+        <w:r>
+          <w:rPr>
+            <w:rStyle w:val="Hyperlink"/>
+          </w:rPr>
+          <w:t xml:space="preserve">7. Security Architecture</w:t>
+        </w:r>
+      </w:hyperlink>
+    </w:p>
+    <w:p>
+      <w:pPr>
+        <w:numPr>
+          <w:ilvl w:val="0"/>
+          <w:numId w:val="1002"/>
+        </w:numPr>
+        <w:pStyle w:val="Compact"/>
+      </w:pPr>
+      <w:hyperlink w:anchor="environment-configuration-reference">
+        <w:r>
+          <w:rPr>
+            <w:rStyle w:val="Hyperlink"/>
+          </w:rPr>
+          <w:t xml:space="preserve">8. Environment Configuration Reference</w:t>
+        </w:r>
+      </w:hyperlink>
+    </w:p>
+    <w:p>
+      <w:pPr>
+        <w:numPr>
+          <w:ilvl w:val="0"/>
+          <w:numId w:val="1002"/>
+        </w:numPr>
+        <w:pStyle w:val="Compact"/>
+      </w:pPr>
+      <w:hyperlink w:anchor="operational-procedures">
+        <w:r>
+          <w:rPr>
+            <w:rStyle w:val="Hyperlink"/>
+          </w:rPr>
+          <w:t xml:space="preserve">9. Operational Procedures</w:t>
+        </w:r>
+      </w:hyperlink>
+    </w:p>
+    <w:p>
+      <w:pPr>
+        <w:numPr>
+          <w:ilvl w:val="0"/>
+          <w:numId w:val="1002"/>
+        </w:numPr>
+        <w:pStyle w:val="Compact"/>
+      </w:pPr>
+      <w:hyperlink w:anchor="design-decisions">
+        <w:r>
+          <w:rPr>
+            <w:rStyle w:val="Hyperlink"/>
+          </w:rPr>
+          <w:t xml:space="preserve">10. Design Decisions</w:t>
+        </w:r>
+      </w:hyperlink>
+    </w:p>
+    <w:p>
+      <w:pPr>
+        <w:numPr>
+          <w:ilvl w:val="0"/>
+          <w:numId w:val="1002"/>
+        </w:numPr>
+        <w:pStyle w:val="Compact"/>
+      </w:pPr>
+      <w:hyperlink w:anchor="known-limitations-extension-points">
+        <w:r>
+          <w:rPr>
+            <w:rStyle w:val="Hyperlink"/>
+          </w:rPr>
+          <w:t xml:space="preserve">11. Known Limitations &amp; Extension Points</w:t>
+        </w:r>
+      </w:hyperlink>
+    </w:p>
+    <w:p>
+      <w:pPr>
+        <w:numPr>
+          <w:ilvl w:val="0"/>
+          <w:numId w:val="1002"/>
+        </w:numPr>
+        <w:pStyle w:val="Compact"/>
+      </w:pPr>
+      <w:hyperlink w:anchor="validation-summary">
+        <w:r>
+          <w:rPr>
+            <w:rStyle w:val="Hyperlink"/>
+          </w:rPr>
+          <w:t xml:space="preserve">Validation Summary</w:t>
+        </w:r>
+      </w:hyperlink>
+    </w:p>
+    <w:p>
+      <w:pPr>
+        <w:numPr>
+          <w:ilvl w:val="0"/>
+          <w:numId w:val="1002"/>
+        </w:numPr>
+        <w:pStyle w:val="Compact"/>
+      </w:pPr>
+      <w:hyperlink w:anchor="appendix-file-map">
+        <w:r>
+          <w:rPr>
+            <w:rStyle w:val="Hyperlink"/>
+          </w:rPr>
+          <w:t xml:space="preserve">12. Appendix — File Map</w:t>
+        </w:r>
+      </w:hyperlink>
+    </w:p>
+    <w:p>
+      <w:pPr>
+        <w:numPr>
+          <w:ilvl w:val="0"/>
+          <w:numId w:val="1002"/>
+        </w:numPr>
+        <w:pStyle w:val="Compact"/>
+      </w:pPr>
+      <w:hyperlink w:anchor="ui-screen-walkthrough">
+        <w:r>
+          <w:rPr>
+            <w:rStyle w:val="Hyperlink"/>
+          </w:rPr>
+          <w:t xml:space="preserve">13. UI Screen Walkthrough</w:t>
+        </w:r>
+      </w:hyperlink>
+    </w:p>
+    <w:p>
+      <w:r>
+        <w:pict>
+          <v:rect style="width:0;height:1.5pt" o:hralign="center" o:hrstd="t" o:hr="t"/>
+        </w:pict>
+      </w:r>
+    </w:p>
+    <w:bookmarkEnd w:id="24"/>
+    <w:bookmarkStart w:id="29" w:name="executive-summary"/>
+    <w:p>
+      <w:pPr>
+        <w:pStyle w:val="Heading2"/>
+      </w:pPr>
+      <w:r>
+        <w:t xml:space="preserve">1. Executive Summary</w:t>
+      </w:r>
+    </w:p>
+    <w:bookmarkStart w:id="25" w:name="what-this-tool-does"/>
+    <w:p>
+      <w:pPr>
+        <w:pStyle w:val="Heading3"/>
+      </w:pPr>
+      <w:r>
+        <w:t xml:space="preserve">What This Tool Does</w:t>
+      </w:r>
+    </w:p>
+    <w:p>
+      <w:pPr>
+        <w:pStyle w:val="FirstParagraph"/>
+      </w:pPr>
+      <w:r>
+        <w:t xml:space="preserve">The</w:t>
+      </w:r>
+      <w:r>
+        <w:t xml:space="preserve"> </w:t>
+      </w:r>
       <w:r>
         <w:rPr>
           <w:bCs/>
           <w:b/>
         </w:rPr>
+        <w:t xml:space="preserve">AEP Data Lifecycle Helper</w:t>
+      </w:r>
+      <w:r>
+        <w:t xml:space="preserve"> </w:t>
+      </w:r>
+      <w:r>
+        <w:t xml:space="preserve">is a secure, operator-run application that</w:t>
+      </w:r>
+      <w:r>
+        <w:t xml:space="preserve"> </w:t>
+      </w:r>
+      <w:r>
+        <w:t xml:space="preserve">executes bulk identity deletion requests against Adobe Experience Platform (AEP)</w:t>
+      </w:r>
+      <w:r>
+        <w:t xml:space="preserve"> </w:t>
+      </w:r>
+      <w:r>
+        <w:t xml:space="preserve">via the Data Hygiene API. An operator supplies a CSV of source identifiers</w:t>
+      </w:r>
+      <w:r>
+        <w:t xml:space="preserve"> </w:t>
+      </w:r>
+      <w:r>
+        <w:t xml:space="preserve">(typically hashed customer identifiers such as</w:t>
+      </w:r>
+      <w:r>
+        <w:t xml:space="preserve"> </w:t>
+      </w:r>
+      <w:r>
+        <w:rPr>
+          <w:rStyle w:val="VerbatimChar"/>
+        </w:rPr>
+        <w:t xml:space="preserve">hashedKocid</w:t>
+      </w:r>
+      <w:r>
+        <w:t xml:space="preserve">), and the tool</w:t>
+      </w:r>
+      <w:r>
+        <w:t xml:space="preserve"> </w:t>
+      </w:r>
+      <w:r>
+        <w:t xml:space="preserve">automatically:</w:t>
+      </w:r>
+    </w:p>
+    <w:p>
+      <w:pPr>
+        <w:numPr>
+          <w:ilvl w:val="0"/>
+          <w:numId w:val="1003"/>
+        </w:numPr>
+        <w:pStyle w:val="Compact"/>
+      </w:pPr>
+      <w:r>
+        <w:rPr>
+          <w:bCs/>
+          <w:b/>
+        </w:rPr>
+        <w:t xml:space="preserve">Expands</w:t>
+      </w:r>
+      <w:r>
+        <w:t xml:space="preserve"> </w:t>
+      </w:r>
+      <w:r>
+        <w:t xml:space="preserve">each source identifier through the AEP Identity Graph to discover</w:t>
+      </w:r>
+      <w:r>
+        <w:t xml:space="preserve"> </w:t>
+      </w:r>
+      <w:r>
+        <w:t xml:space="preserve">every linked identity — email addresses, phone numbers, ECIDs, CRMIDs, custom</w:t>
+      </w:r>
+      <w:r>
+        <w:t xml:space="preserve"> </w:t>
+      </w:r>
+      <w:r>
+        <w:t xml:space="preserve">namespace IDs, and more.</w:t>
+      </w:r>
+    </w:p>
+    <w:p>
+      <w:pPr>
+        <w:numPr>
+          <w:ilvl w:val="0"/>
+          <w:numId w:val="1003"/>
+        </w:numPr>
+        <w:pStyle w:val="Compact"/>
+      </w:pPr>
+      <w:r>
+        <w:rPr>
+          <w:bCs/>
+          <w:b/>
+        </w:rPr>
+        <w:t xml:space="preserve">Plans</w:t>
+      </w:r>
+      <w:r>
+        <w:t xml:space="preserve"> </w:t>
+      </w:r>
+      <w:r>
+        <w:t xml:space="preserve">the resulting identities into work orders of up to 100,000 identifiers</w:t>
+      </w:r>
+      <w:r>
+        <w:t xml:space="preserve"> </w:t>
+      </w:r>
+      <w:r>
+        <w:t xml:space="preserve">each, respecting both Adobe’s per-day and per-month deletion quotas.</w:t>
+      </w:r>
+    </w:p>
+    <w:p>
+      <w:pPr>
+        <w:numPr>
+          <w:ilvl w:val="0"/>
+          <w:numId w:val="1003"/>
+        </w:numPr>
+        <w:pStyle w:val="Compact"/>
+      </w:pPr>
+      <w:r>
+        <w:rPr>
+          <w:bCs/>
+          <w:b/>
+        </w:rPr>
+        <w:t xml:space="preserve">Submits</w:t>
+      </w:r>
+      <w:r>
+        <w:t xml:space="preserve"> </w:t>
+      </w:r>
+      <w:r>
+        <w:t xml:space="preserve">each work order to Adobe’s Data Hygiene API in a quota-safe,</w:t>
+      </w:r>
+      <w:r>
+        <w:t xml:space="preserve"> </w:t>
+      </w:r>
+      <w:r>
+        <w:t xml:space="preserve">crash-safe, and duplicate-safe manner.</w:t>
+      </w:r>
+    </w:p>
+    <w:p>
+      <w:pPr>
+        <w:numPr>
+          <w:ilvl w:val="0"/>
+          <w:numId w:val="1003"/>
+        </w:numPr>
+        <w:pStyle w:val="Compact"/>
+      </w:pPr>
+      <w:r>
+        <w:rPr>
+          <w:bCs/>
+          <w:b/>
+        </w:rPr>
         <w:t xml:space="preserve">Monitors</w:t>
       </w:r>
       <w:r>
@@ -850,62 +1035,62 @@
         <w:t xml:space="preserve">a browser dashboard.</w:t>
       </w:r>
     </w:p>
+    <w:bookmarkEnd w:id="25"/>
+    <w:bookmarkStart w:id="26" w:name="why-it-was-built"/>
+    <w:p>
+      <w:pPr>
+        <w:pStyle w:val="Heading3"/>
+      </w:pPr>
+      <w:r>
+        <w:t xml:space="preserve">Why It Was Built</w:t>
+      </w:r>
+    </w:p>
+    <w:p>
+      <w:pPr>
+        <w:pStyle w:val="FirstParagraph"/>
+      </w:pPr>
+      <w:r>
+        <w:t xml:space="preserve">Adobe’s Data Hygiene service is an API-only offering. Managing bulk deletions at</w:t>
+      </w:r>
+      <w:r>
+        <w:t xml:space="preserve"> </w:t>
+      </w:r>
+      <w:r>
+        <w:t xml:space="preserve">scale — across tens of thousands to millions of identifiers — requires careful</w:t>
+      </w:r>
+      <w:r>
+        <w:t xml:space="preserve"> </w:t>
+      </w:r>
+      <w:r>
+        <w:t xml:space="preserve">orchestration of identity resolution, quota compliance, idempotent submission, and</w:t>
+      </w:r>
+      <w:r>
+        <w:t xml:space="preserve"> </w:t>
+      </w:r>
+      <w:r>
+        <w:t xml:space="preserve">crash recovery. Ad-hoc scripting against this API risks silent failures against an</w:t>
+      </w:r>
+      <w:r>
+        <w:t xml:space="preserve"> </w:t>
+      </w:r>
+      <w:r>
+        <w:t xml:space="preserve">irreversible destructive operation. This tool codifies the correct behavior, validates</w:t>
+      </w:r>
+      <w:r>
+        <w:t xml:space="preserve"> </w:t>
+      </w:r>
+      <w:r>
+        <w:t xml:space="preserve">every payload before it touches Adobe’s API, and tracks all state durably so</w:t>
+      </w:r>
+      <w:r>
+        <w:t xml:space="preserve"> </w:t>
+      </w:r>
+      <w:r>
+        <w:t xml:space="preserve">operators can stop and resume at any time.</w:t>
+      </w:r>
+    </w:p>
     <w:bookmarkEnd w:id="26"/>
-    <w:bookmarkStart w:id="27" w:name="why-it-was-built"/>
-    <w:p>
-      <w:pPr>
-        <w:pStyle w:val="Heading3"/>
-      </w:pPr>
-      <w:r>
-        <w:t xml:space="preserve">Why It Was Built</w:t>
-      </w:r>
-    </w:p>
-    <w:p>
-      <w:pPr>
-        <w:pStyle w:val="FirstParagraph"/>
-      </w:pPr>
-      <w:r>
-        <w:t xml:space="preserve">Adobe’s Data Hygiene service is an API-only offering. Managing bulk deletions at</w:t>
-      </w:r>
-      <w:r>
-        <w:t xml:space="preserve"> </w:t>
-      </w:r>
-      <w:r>
-        <w:t xml:space="preserve">scale — across tens of thousands to millions of identifiers — requires careful</w:t>
-      </w:r>
-      <w:r>
-        <w:t xml:space="preserve"> </w:t>
-      </w:r>
-      <w:r>
-        <w:t xml:space="preserve">orchestration of identity resolution, quota compliance, idempotent submission, and</w:t>
-      </w:r>
-      <w:r>
-        <w:t xml:space="preserve"> </w:t>
-      </w:r>
-      <w:r>
-        <w:t xml:space="preserve">crash recovery. Ad-hoc scripting against this API risks silent failures against an</w:t>
-      </w:r>
-      <w:r>
-        <w:t xml:space="preserve"> </w:t>
-      </w:r>
-      <w:r>
-        <w:t xml:space="preserve">irreversible destructive operation. This tool codifies the correct behavior, validates</w:t>
-      </w:r>
-      <w:r>
-        <w:t xml:space="preserve"> </w:t>
-      </w:r>
-      <w:r>
-        <w:t xml:space="preserve">every payload before it touches Adobe’s API, and tracks all state durably so</w:t>
-      </w:r>
-      <w:r>
-        <w:t xml:space="preserve"> </w:t>
-      </w:r>
-      <w:r>
-        <w:t xml:space="preserve">operators can stop and resume at any time.</w:t>
-      </w:r>
-    </w:p>
-    <w:bookmarkEnd w:id="27"/>
-    <w:bookmarkStart w:id="28" w:name="key-capabilities"/>
+    <w:bookmarkStart w:id="27" w:name="key-capabilities"/>
     <w:p>
       <w:pPr>
         <w:pStyle w:val="Heading3"/>
@@ -1141,171 +1326,14 @@
         </w:tc>
       </w:tr>
     </w:tbl>
-    <w:bookmarkEnd w:id="28"/>
-    <w:bookmarkStart w:id="29" w:name="architecture-principles"/>
+    <w:bookmarkEnd w:id="27"/>
+    <w:bookmarkStart w:id="28" w:name="architecture-principles"/>
     <w:p>
       <w:pPr>
         <w:pStyle w:val="Heading3"/>
       </w:pPr>
       <w:r>
         <w:t xml:space="preserve">Architecture Principles</w:t>
-      </w:r>
-    </w:p>
-    <w:p>
-      <w:pPr>
-        <w:numPr>
-          <w:ilvl w:val="0"/>
-          <w:numId w:val="1003"/>
-        </w:numPr>
-        <w:pStyle w:val="Compact"/>
-      </w:pPr>
-      <w:r>
-        <w:rPr>
-          <w:bCs/>
-          <w:b/>
-        </w:rPr>
-        <w:t xml:space="preserve">Local-first, single-process.</w:t>
-      </w:r>
-      <w:r>
-        <w:t xml:space="preserve"> </w:t>
-      </w:r>
-      <w:r>
-        <w:t xml:space="preserve">Runs on the operator’s machine. No cloud</w:t>
-      </w:r>
-      <w:r>
-        <w:t xml:space="preserve"> </w:t>
-      </w:r>
-      <w:r>
-        <w:t xml:space="preserve">infrastructure, no Docker, no Kubernetes.</w:t>
-      </w:r>
-    </w:p>
-    <w:p>
-      <w:pPr>
-        <w:numPr>
-          <w:ilvl w:val="0"/>
-          <w:numId w:val="1003"/>
-        </w:numPr>
-        <w:pStyle w:val="Compact"/>
-      </w:pPr>
-      <w:r>
-        <w:rPr>
-          <w:bCs/>
-          <w:b/>
-        </w:rPr>
-        <w:t xml:space="preserve">One SQLite file for all state.</w:t>
-      </w:r>
-      <w:r>
-        <w:t xml:space="preserve"> </w:t>
-      </w:r>
-      <w:r>
-        <w:t xml:space="preserve">Zero administration, point-in-time</w:t>
-      </w:r>
-      <w:r>
-        <w:t xml:space="preserve"> </w:t>
-      </w:r>
-      <w:r>
-        <w:t xml:space="preserve">durability, fast prepared statements.</w:t>
-      </w:r>
-    </w:p>
-    <w:p>
-      <w:pPr>
-        <w:numPr>
-          <w:ilvl w:val="0"/>
-          <w:numId w:val="1003"/>
-        </w:numPr>
-        <w:pStyle w:val="Compact"/>
-      </w:pPr>
-      <w:r>
-        <w:rPr>
-          <w:bCs/>
-          <w:b/>
-        </w:rPr>
-        <w:t xml:space="preserve">Validate before the wire.</w:t>
-      </w:r>
-      <w:r>
-        <w:t xml:space="preserve"> </w:t>
-      </w:r>
-      <w:r>
-        <w:t xml:space="preserve">Every work-order payload is validated locally</w:t>
-      </w:r>
-      <w:r>
-        <w:t xml:space="preserve"> </w:t>
-      </w:r>
-      <w:r>
-        <w:t xml:space="preserve">before any network call. Adobe’s irreversible API is never reached with a</w:t>
-      </w:r>
-      <w:r>
-        <w:t xml:space="preserve"> </w:t>
-      </w:r>
-      <w:r>
-        <w:t xml:space="preserve">malformed request.</w:t>
-      </w:r>
-    </w:p>
-    <w:p>
-      <w:pPr>
-        <w:numPr>
-          <w:ilvl w:val="0"/>
-          <w:numId w:val="1003"/>
-        </w:numPr>
-        <w:pStyle w:val="Compact"/>
-      </w:pPr>
-      <w:r>
-        <w:rPr>
-          <w:bCs/>
-          <w:b/>
-        </w:rPr>
-        <w:t xml:space="preserve">Non-idempotent hygiene POST.</w:t>
-      </w:r>
-      <w:r>
-        <w:t xml:space="preserve"> </w:t>
-      </w:r>
-      <w:r>
-        <w:t xml:space="preserve">Adobe’s deletion call is never automatically</w:t>
-      </w:r>
-      <w:r>
-        <w:t xml:space="preserve"> </w:t>
-      </w:r>
-      <w:r>
-        <w:t xml:space="preserve">retried on failure — duplicate submissions create duplicate irreversible deletes.</w:t>
-      </w:r>
-    </w:p>
-    <w:p>
-      <w:r>
-        <w:pict>
-          <v:rect style="width:0;height:1.5pt" o:hralign="center" o:hrstd="t" o:hr="t"/>
-        </w:pict>
-      </w:r>
-    </w:p>
-    <w:bookmarkEnd w:id="29"/>
-    <w:bookmarkEnd w:id="30"/>
-    <w:bookmarkStart w:id="34" w:name="scope-assumptions-boundaries"/>
-    <w:p>
-      <w:pPr>
-        <w:pStyle w:val="Heading2"/>
-      </w:pPr>
-      <w:r>
-        <w:t xml:space="preserve">Scope, Assumptions &amp; Boundaries</w:t>
-      </w:r>
-    </w:p>
-    <w:bookmarkStart w:id="31" w:name="in-scope-out-of-scope"/>
-    <w:p>
-      <w:pPr>
-        <w:pStyle w:val="Heading3"/>
-      </w:pPr>
-      <w:r>
-        <w:t xml:space="preserve">In scope / Out of scope</w:t>
-      </w:r>
-    </w:p>
-    <w:p>
-      <w:pPr>
-        <w:pStyle w:val="FirstParagraph"/>
-      </w:pPr>
-      <w:r>
-        <w:rPr>
-          <w:bCs/>
-          <w:b/>
-        </w:rPr>
-        <w:t xml:space="preserve">In scope</w:t>
       </w:r>
     </w:p>
     <w:p>
@@ -1317,7 +1345,23 @@
         <w:pStyle w:val="Compact"/>
       </w:pPr>
       <w:r>
-        <w:t xml:space="preserve">Single-operator bulk identity deletion against Adobe Experience Platform via the Data Hygiene (record-delete) API.</w:t>
+        <w:rPr>
+          <w:bCs/>
+          <w:b/>
+        </w:rPr>
+        <w:t xml:space="preserve">Local-first, single-process.</w:t>
+      </w:r>
+      <w:r>
+        <w:t xml:space="preserve"> </w:t>
+      </w:r>
+      <w:r>
+        <w:t xml:space="preserve">Runs on the operator’s machine. No cloud</w:t>
+      </w:r>
+      <w:r>
+        <w:t xml:space="preserve"> </w:t>
+      </w:r>
+      <w:r>
+        <w:t xml:space="preserve">infrastructure, no Docker, no Kubernetes.</w:t>
       </w:r>
     </w:p>
     <w:p>
@@ -1329,7 +1373,23 @@
         <w:pStyle w:val="Compact"/>
       </w:pPr>
       <w:r>
-        <w:t xml:space="preserve">Identity Graph expansion of each source identifier into all linked identities (email, phone, ECID, CRMID, and custom namespaces).</w:t>
+        <w:rPr>
+          <w:bCs/>
+          <w:b/>
+        </w:rPr>
+        <w:t xml:space="preserve">One SQLite file for all state.</w:t>
+      </w:r>
+      <w:r>
+        <w:t xml:space="preserve"> </w:t>
+      </w:r>
+      <w:r>
+        <w:t xml:space="preserve">Zero administration, point-in-time</w:t>
+      </w:r>
+      <w:r>
+        <w:t xml:space="preserve"> </w:t>
+      </w:r>
+      <w:r>
+        <w:t xml:space="preserve">durability, fast prepared statements.</w:t>
       </w:r>
     </w:p>
     <w:p>
@@ -1341,7 +1401,29 @@
         <w:pStyle w:val="Compact"/>
       </w:pPr>
       <w:r>
-        <w:t xml:space="preserve">Quota-aware batching that groups identities into work orders within Adobe’s per-work-order and daily/monthly quota limits.</w:t>
+        <w:rPr>
+          <w:bCs/>
+          <w:b/>
+        </w:rPr>
+        <w:t xml:space="preserve">Validate before the wire.</w:t>
+      </w:r>
+      <w:r>
+        <w:t xml:space="preserve"> </w:t>
+      </w:r>
+      <w:r>
+        <w:t xml:space="preserve">Every work-order payload is validated locally</w:t>
+      </w:r>
+      <w:r>
+        <w:t xml:space="preserve"> </w:t>
+      </w:r>
+      <w:r>
+        <w:t xml:space="preserve">before any network call. Adobe’s irreversible API is never reached with a</w:t>
+      </w:r>
+      <w:r>
+        <w:t xml:space="preserve"> </w:t>
+      </w:r>
+      <w:r>
+        <w:t xml:space="preserve">malformed request.</w:t>
       </w:r>
     </w:p>
     <w:p>
@@ -1353,31 +1435,62 @@
         <w:pStyle w:val="Compact"/>
       </w:pPr>
       <w:r>
-        <w:t xml:space="preserve">Submission, progress monitoring, and status tracking of every work order through to completion.</w:t>
-      </w:r>
-    </w:p>
-    <w:p>
-      <w:pPr>
-        <w:numPr>
-          <w:ilvl w:val="0"/>
-          <w:numId w:val="1004"/>
-        </w:numPr>
-        <w:pStyle w:val="Compact"/>
-      </w:pPr>
-      <w:r>
-        <w:t xml:space="preserve">Crash-safe recovery and reconciliation of in-flight work after a restart.</w:t>
-      </w:r>
-    </w:p>
-    <w:p>
-      <w:pPr>
-        <w:pStyle w:val="FirstParagraph"/>
-      </w:pPr>
-      <w:r>
         <w:rPr>
           <w:bCs/>
           <w:b/>
         </w:rPr>
-        <w:t xml:space="preserve">Out of scope</w:t>
+        <w:t xml:space="preserve">Non-idempotent hygiene POST.</w:t>
+      </w:r>
+      <w:r>
+        <w:t xml:space="preserve"> </w:t>
+      </w:r>
+      <w:r>
+        <w:t xml:space="preserve">Adobe’s deletion call is never automatically</w:t>
+      </w:r>
+      <w:r>
+        <w:t xml:space="preserve"> </w:t>
+      </w:r>
+      <w:r>
+        <w:t xml:space="preserve">retried on failure — duplicate submissions create duplicate irreversible deletes.</w:t>
+      </w:r>
+    </w:p>
+    <w:p>
+      <w:r>
+        <w:pict>
+          <v:rect style="width:0;height:1.5pt" o:hralign="center" o:hrstd="t" o:hr="t"/>
+        </w:pict>
+      </w:r>
+    </w:p>
+    <w:bookmarkEnd w:id="28"/>
+    <w:bookmarkEnd w:id="29"/>
+    <w:bookmarkStart w:id="33" w:name="scope-assumptions-boundaries"/>
+    <w:p>
+      <w:pPr>
+        <w:pStyle w:val="Heading2"/>
+      </w:pPr>
+      <w:r>
+        <w:t xml:space="preserve">Scope, Assumptions &amp; Boundaries</w:t>
+      </w:r>
+    </w:p>
+    <w:bookmarkStart w:id="30" w:name="in-scope-out-of-scope"/>
+    <w:p>
+      <w:pPr>
+        <w:pStyle w:val="Heading3"/>
+      </w:pPr>
+      <w:r>
+        <w:t xml:space="preserve">In scope / Out of scope</w:t>
+      </w:r>
+    </w:p>
+    <w:p>
+      <w:pPr>
+        <w:pStyle w:val="FirstParagraph"/>
+      </w:pPr>
+      <w:r>
+        <w:rPr>
+          <w:bCs/>
+          <w:b/>
+        </w:rPr>
+        <w:t xml:space="preserve">In scope</w:t>
       </w:r>
     </w:p>
     <w:p>
@@ -1389,7 +1502,7 @@
         <w:pStyle w:val="Compact"/>
       </w:pPr>
       <w:r>
-        <w:t xml:space="preserve">Multi-user or SaaS-hosted deployment.</w:t>
+        <w:t xml:space="preserve">Single-operator bulk identity deletion against Adobe Experience Platform via the Data Hygiene (record-delete) API.</w:t>
       </w:r>
     </w:p>
     <w:p>
@@ -1401,7 +1514,7 @@
         <w:pStyle w:val="Compact"/>
       </w:pPr>
       <w:r>
-        <w:t xml:space="preserve">Web-UI authentication or user-account management.</w:t>
+        <w:t xml:space="preserve">Identity Graph expansion of each source identifier into all linked identities (email, phone, ECID, CRMID, and custom namespaces).</w:t>
       </w:r>
     </w:p>
     <w:p>
@@ -1413,7 +1526,7 @@
         <w:pStyle w:val="Compact"/>
       </w:pPr>
       <w:r>
-        <w:t xml:space="preserve">Distributed coordination across multiple machines or instances.</w:t>
+        <w:t xml:space="preserve">Quota-aware batching that groups identities into work orders within Adobe’s per-work-order and daily/monthly quota limits.</w:t>
       </w:r>
     </w:p>
     <w:p>
@@ -1425,7 +1538,7 @@
         <w:pStyle w:val="Compact"/>
       </w:pPr>
       <w:r>
-        <w:t xml:space="preserve">Non-CSV input formats.</w:t>
+        <w:t xml:space="preserve">Submission, progress monitoring, and status tracking of every work order through to completion.</w:t>
       </w:r>
     </w:p>
     <w:p>
@@ -1437,17 +1550,19 @@
         <w:pStyle w:val="Compact"/>
       </w:pPr>
       <w:r>
-        <w:t xml:space="preserve">Mixed-namespace source identifiers within a single job.</w:t>
-      </w:r>
-    </w:p>
-    <w:bookmarkEnd w:id="31"/>
-    <w:bookmarkStart w:id="32" w:name="key-assumptions"/>
-    <w:p>
-      <w:pPr>
-        <w:pStyle w:val="Heading3"/>
-      </w:pPr>
-      <w:r>
-        <w:t xml:space="preserve">Key assumptions</w:t>
+        <w:t xml:space="preserve">Crash-safe recovery and reconciliation of in-flight work after a restart.</w:t>
+      </w:r>
+    </w:p>
+    <w:p>
+      <w:pPr>
+        <w:pStyle w:val="FirstParagraph"/>
+      </w:pPr>
+      <w:r>
+        <w:rPr>
+          <w:bCs/>
+          <w:b/>
+        </w:rPr>
+        <w:t xml:space="preserve">Out of scope</w:t>
       </w:r>
     </w:p>
     <w:p>
@@ -1459,7 +1574,7 @@
         <w:pStyle w:val="Compact"/>
       </w:pPr>
       <w:r>
-        <w:t xml:space="preserve">A single local operator runs the tool on one machine.</w:t>
+        <w:t xml:space="preserve">Multi-user or SaaS-hosted deployment.</w:t>
       </w:r>
     </w:p>
     <w:p>
@@ -1471,7 +1586,7 @@
         <w:pStyle w:val="Compact"/>
       </w:pPr>
       <w:r>
-        <w:t xml:space="preserve">The runtime is Node.js 20 LTS.</w:t>
+        <w:t xml:space="preserve">Web-UI authentication or user-account management.</w:t>
       </w:r>
     </w:p>
     <w:p>
@@ -1483,38 +1598,7 @@
         <w:pStyle w:val="Compact"/>
       </w:pPr>
       <w:r>
-        <w:t xml:space="preserve">The tool is the</w:t>
-      </w:r>
-      <w:r>
-        <w:t xml:space="preserve"> </w:t>
-      </w:r>
-      <w:r>
-        <w:rPr>
-          <w:bCs/>
-          <w:b/>
-        </w:rPr>
-        <w:t xml:space="preserve">exclusive</w:t>
-      </w:r>
-      <w:r>
-        <w:t xml:space="preserve"> </w:t>
-      </w:r>
-      <w:r>
-        <w:t xml:space="preserve">quota writer for the target organization. Where concurrent external writers cannot be ruled out,</w:t>
-      </w:r>
-      <w:r>
-        <w:t xml:space="preserve"> </w:t>
-      </w:r>
-      <w:r>
-        <w:rPr>
-          <w:rStyle w:val="VerbatimChar"/>
-        </w:rPr>
-        <w:t xml:space="preserve">QUOTA_SAFETY_BUFFER</w:t>
-      </w:r>
-      <w:r>
-        <w:t xml:space="preserve"> </w:t>
-      </w:r>
-      <w:r>
-        <w:t xml:space="preserve">is set to reserve headroom against them.</w:t>
+        <w:t xml:space="preserve">Distributed coordination across multiple machines or instances.</w:t>
       </w:r>
     </w:p>
     <w:p>
@@ -1526,32 +1610,7 @@
         <w:pStyle w:val="Compact"/>
       </w:pPr>
       <w:r>
-        <w:rPr>
-          <w:rStyle w:val="VerbatimChar"/>
-        </w:rPr>
-        <w:t xml:space="preserve">DATA_DIR</w:t>
-      </w:r>
-      <w:r>
-        <w:t xml:space="preserve"> </w:t>
-      </w:r>
-      <w:r>
-        <w:t xml:space="preserve">is located</w:t>
-      </w:r>
-      <w:r>
-        <w:t xml:space="preserve"> </w:t>
-      </w:r>
-      <w:r>
-        <w:rPr>
-          <w:bCs/>
-          <w:b/>
-        </w:rPr>
-        <w:t xml:space="preserve">outside</w:t>
-      </w:r>
-      <w:r>
-        <w:t xml:space="preserve"> </w:t>
-      </w:r>
-      <w:r>
-        <w:t xml:space="preserve">any cloud-sync path (OneDrive, Dropbox, Google Drive, iCloud), since it holds the encryption key and encrypted credentials.</w:t>
+        <w:t xml:space="preserve">Non-CSV input formats.</w:t>
       </w:r>
     </w:p>
     <w:p>
@@ -1563,38 +1622,17 @@
         <w:pStyle w:val="Compact"/>
       </w:pPr>
       <w:r>
-        <w:t xml:space="preserve">The server is bound to loopback only (</w:t>
-      </w:r>
-      <w:r>
-        <w:rPr>
-          <w:rStyle w:val="VerbatimChar"/>
-        </w:rPr>
-        <w:t xml:space="preserve">127.0.0.1</w:t>
-      </w:r>
-      <w:r>
-        <w:t xml:space="preserve">).</w:t>
-      </w:r>
-    </w:p>
-    <w:p>
-      <w:pPr>
-        <w:numPr>
-          <w:ilvl w:val="0"/>
-          <w:numId w:val="1006"/>
-        </w:numPr>
-        <w:pStyle w:val="Compact"/>
-      </w:pPr>
-      <w:r>
-        <w:t xml:space="preserve">Operator-supplied credentials are valid for the target region and sandbox.</w:t>
-      </w:r>
-    </w:p>
-    <w:bookmarkEnd w:id="32"/>
-    <w:bookmarkStart w:id="33" w:name="boundaries-non-goals"/>
+        <w:t xml:space="preserve">Mixed-namespace source identifiers within a single job.</w:t>
+      </w:r>
+    </w:p>
+    <w:bookmarkEnd w:id="30"/>
+    <w:bookmarkStart w:id="31" w:name="key-assumptions"/>
     <w:p>
       <w:pPr>
         <w:pStyle w:val="Heading3"/>
       </w:pPr>
       <w:r>
-        <w:t xml:space="preserve">Boundaries / non-goals</w:t>
+        <w:t xml:space="preserve">Key assumptions</w:t>
       </w:r>
     </w:p>
     <w:p>
@@ -1606,17 +1644,7 @@
         <w:pStyle w:val="Compact"/>
       </w:pPr>
       <w:r>
-        <w:rPr>
-          <w:bCs/>
-          <w:b/>
-        </w:rPr>
-        <w:t xml:space="preserve">No web-UI authentication.</w:t>
-      </w:r>
-      <w:r>
-        <w:t xml:space="preserve"> </w:t>
-      </w:r>
-      <w:r>
-        <w:t xml:space="preserve">The tool relies on a loopback trust model: whoever can reach the local socket is trusted to operate it.</w:t>
+        <w:t xml:space="preserve">A single local operator runs the tool on one machine.</w:t>
       </w:r>
     </w:p>
     <w:p>
@@ -1628,17 +1656,7 @@
         <w:pStyle w:val="Compact"/>
       </w:pPr>
       <w:r>
-        <w:rPr>
-          <w:bCs/>
-          <w:b/>
-        </w:rPr>
-        <w:t xml:space="preserve">Single-process only.</w:t>
-      </w:r>
-      <w:r>
-        <w:t xml:space="preserve"> </w:t>
-      </w:r>
-      <w:r>
-        <w:t xml:space="preserve">A second instance pointed at the same database is blocked by a database-path advisory lock.</w:t>
+        <w:t xml:space="preserve">The runtime is Node.js 20 LTS.</w:t>
       </w:r>
     </w:p>
     <w:p>
@@ -1650,6 +1668,173 @@
         <w:pStyle w:val="Compact"/>
       </w:pPr>
       <w:r>
+        <w:t xml:space="preserve">The tool is the</w:t>
+      </w:r>
+      <w:r>
+        <w:t xml:space="preserve"> </w:t>
+      </w:r>
+      <w:r>
+        <w:rPr>
+          <w:bCs/>
+          <w:b/>
+        </w:rPr>
+        <w:t xml:space="preserve">exclusive</w:t>
+      </w:r>
+      <w:r>
+        <w:t xml:space="preserve"> </w:t>
+      </w:r>
+      <w:r>
+        <w:t xml:space="preserve">quota writer for the target organization. Where concurrent external writers cannot be ruled out,</w:t>
+      </w:r>
+      <w:r>
+        <w:t xml:space="preserve"> </w:t>
+      </w:r>
+      <w:r>
+        <w:rPr>
+          <w:rStyle w:val="VerbatimChar"/>
+        </w:rPr>
+        <w:t xml:space="preserve">QUOTA_SAFETY_BUFFER</w:t>
+      </w:r>
+      <w:r>
+        <w:t xml:space="preserve"> </w:t>
+      </w:r>
+      <w:r>
+        <w:t xml:space="preserve">is set to reserve headroom against them.</w:t>
+      </w:r>
+    </w:p>
+    <w:p>
+      <w:pPr>
+        <w:numPr>
+          <w:ilvl w:val="0"/>
+          <w:numId w:val="1007"/>
+        </w:numPr>
+        <w:pStyle w:val="Compact"/>
+      </w:pPr>
+      <w:r>
+        <w:rPr>
+          <w:rStyle w:val="VerbatimChar"/>
+        </w:rPr>
+        <w:t xml:space="preserve">DATA_DIR</w:t>
+      </w:r>
+      <w:r>
+        <w:t xml:space="preserve"> </w:t>
+      </w:r>
+      <w:r>
+        <w:t xml:space="preserve">is located</w:t>
+      </w:r>
+      <w:r>
+        <w:t xml:space="preserve"> </w:t>
+      </w:r>
+      <w:r>
+        <w:rPr>
+          <w:bCs/>
+          <w:b/>
+        </w:rPr>
+        <w:t xml:space="preserve">outside</w:t>
+      </w:r>
+      <w:r>
+        <w:t xml:space="preserve"> </w:t>
+      </w:r>
+      <w:r>
+        <w:t xml:space="preserve">any cloud-sync path (OneDrive, Dropbox, Google Drive, iCloud), since it holds the encryption key and encrypted credentials.</w:t>
+      </w:r>
+    </w:p>
+    <w:p>
+      <w:pPr>
+        <w:numPr>
+          <w:ilvl w:val="0"/>
+          <w:numId w:val="1007"/>
+        </w:numPr>
+        <w:pStyle w:val="Compact"/>
+      </w:pPr>
+      <w:r>
+        <w:t xml:space="preserve">The server is bound to loopback only (</w:t>
+      </w:r>
+      <w:r>
+        <w:rPr>
+          <w:rStyle w:val="VerbatimChar"/>
+        </w:rPr>
+        <w:t xml:space="preserve">127.0.0.1</w:t>
+      </w:r>
+      <w:r>
+        <w:t xml:space="preserve">).</w:t>
+      </w:r>
+    </w:p>
+    <w:p>
+      <w:pPr>
+        <w:numPr>
+          <w:ilvl w:val="0"/>
+          <w:numId w:val="1007"/>
+        </w:numPr>
+        <w:pStyle w:val="Compact"/>
+      </w:pPr>
+      <w:r>
+        <w:t xml:space="preserve">Operator-supplied credentials are valid for the target region and sandbox.</w:t>
+      </w:r>
+    </w:p>
+    <w:bookmarkEnd w:id="31"/>
+    <w:bookmarkStart w:id="32" w:name="boundaries-non-goals"/>
+    <w:p>
+      <w:pPr>
+        <w:pStyle w:val="Heading3"/>
+      </w:pPr>
+      <w:r>
+        <w:t xml:space="preserve">Boundaries / non-goals</w:t>
+      </w:r>
+    </w:p>
+    <w:p>
+      <w:pPr>
+        <w:numPr>
+          <w:ilvl w:val="0"/>
+          <w:numId w:val="1008"/>
+        </w:numPr>
+        <w:pStyle w:val="Compact"/>
+      </w:pPr>
+      <w:r>
+        <w:rPr>
+          <w:bCs/>
+          <w:b/>
+        </w:rPr>
+        <w:t xml:space="preserve">No web-UI authentication.</w:t>
+      </w:r>
+      <w:r>
+        <w:t xml:space="preserve"> </w:t>
+      </w:r>
+      <w:r>
+        <w:t xml:space="preserve">The tool relies on a loopback trust model: whoever can reach the local socket is trusted to operate it.</w:t>
+      </w:r>
+    </w:p>
+    <w:p>
+      <w:pPr>
+        <w:numPr>
+          <w:ilvl w:val="0"/>
+          <w:numId w:val="1008"/>
+        </w:numPr>
+        <w:pStyle w:val="Compact"/>
+      </w:pPr>
+      <w:r>
+        <w:rPr>
+          <w:bCs/>
+          <w:b/>
+        </w:rPr>
+        <w:t xml:space="preserve">Single-process only.</w:t>
+      </w:r>
+      <w:r>
+        <w:t xml:space="preserve"> </w:t>
+      </w:r>
+      <w:r>
+        <w:t xml:space="preserve">A second instance pointed at the same database is blocked by a database-path advisory lock.</w:t>
+      </w:r>
+    </w:p>
+    <w:p>
+      <w:pPr>
+        <w:numPr>
+          <w:ilvl w:val="0"/>
+          <w:numId w:val="1008"/>
+        </w:numPr>
+        <w:pStyle w:val="Compact"/>
+      </w:pPr>
+      <w:r>
         <w:rPr>
           <w:bCs/>
           <w:b/>
@@ -1670,9 +1855,9 @@
         </w:pict>
       </w:r>
     </w:p>
+    <w:bookmarkEnd w:id="32"/>
     <w:bookmarkEnd w:id="33"/>
-    <w:bookmarkEnd w:id="34"/>
-    <w:bookmarkStart w:id="39" w:name="system-architecture"/>
+    <w:bookmarkStart w:id="38" w:name="system-architecture"/>
     <w:p>
       <w:pPr>
         <w:pStyle w:val="Heading2"/>
@@ -1681,7 +1866,7 @@
         <w:t xml:space="preserve">2. System Architecture</w:t>
       </w:r>
     </w:p>
-    <w:bookmarkStart w:id="36" w:name="high-level-architecture"/>
+    <w:bookmarkStart w:id="35" w:name="high-level-architecture"/>
     <w:p>
       <w:pPr>
         <w:pStyle w:val="Heading3"/>
@@ -1736,7 +1921,7 @@
                     </pic:cNvPicPr>
                   </pic:nvPicPr>
                   <pic:blipFill>
-                    <a:blip r:embed="rId35"/>
+                    <a:blip r:embed="rId34"/>
                     <a:stretch>
                       <a:fillRect/>
                     </a:stretch>
@@ -1890,8 +2075,8 @@
         <w:t xml:space="preserve">.</w:t>
       </w:r>
     </w:p>
-    <w:bookmarkEnd w:id="36"/>
-    <w:bookmarkStart w:id="37" w:name="component-summary"/>
+    <w:bookmarkEnd w:id="35"/>
+    <w:bookmarkStart w:id="36" w:name="component-summary"/>
     <w:p>
       <w:pPr>
         <w:pStyle w:val="Heading3"/>
@@ -2593,8 +2778,8 @@
         </w:tc>
       </w:tr>
     </w:tbl>
-    <w:bookmarkEnd w:id="37"/>
-    <w:bookmarkStart w:id="38" w:name="technology-stack"/>
+    <w:bookmarkEnd w:id="36"/>
+    <w:bookmarkStart w:id="37" w:name="technology-stack"/>
     <w:p>
       <w:pPr>
         <w:pStyle w:val="Heading3"/>
@@ -2987,9 +3172,9 @@
         </w:pict>
       </w:r>
     </w:p>
+    <w:bookmarkEnd w:id="37"/>
     <w:bookmarkEnd w:id="38"/>
-    <w:bookmarkEnd w:id="39"/>
-    <w:bookmarkStart w:id="45" w:name="end-to-end-data-flow"/>
+    <w:bookmarkStart w:id="44" w:name="end-to-end-data-flow"/>
     <w:p>
       <w:pPr>
         <w:pStyle w:val="Heading2"/>
@@ -2998,7 +3183,7 @@
         <w:t xml:space="preserve">3. End-to-End Data Flow</w:t>
       </w:r>
     </w:p>
-    <w:bookmarkStart w:id="41" w:name="operator-journey-overview"/>
+    <w:bookmarkStart w:id="40" w:name="operator-journey-overview"/>
     <w:p>
       <w:pPr>
         <w:pStyle w:val="Heading3"/>
@@ -3027,7 +3212,7 @@
                     </pic:cNvPicPr>
                   </pic:nvPicPr>
                   <pic:blipFill>
-                    <a:blip r:embed="rId40"/>
+                    <a:blip r:embed="rId39"/>
                     <a:stretch>
                       <a:fillRect/>
                     </a:stretch>
@@ -3274,8 +3459,8 @@
         <w:t xml:space="preserve">.</w:t>
       </w:r>
     </w:p>
-    <w:bookmarkEnd w:id="41"/>
-    <w:bookmarkStart w:id="43" w:name="expansion-data-flow"/>
+    <w:bookmarkEnd w:id="40"/>
+    <w:bookmarkStart w:id="42" w:name="expansion-data-flow"/>
     <w:p>
       <w:pPr>
         <w:pStyle w:val="Heading3"/>
@@ -3330,7 +3515,7 @@
                     </pic:cNvPicPr>
                   </pic:nvPicPr>
                   <pic:blipFill>
-                    <a:blip r:embed="rId42"/>
+                    <a:blip r:embed="rId41"/>
                     <a:stretch>
                       <a:fillRect/>
                     </a:stretch>
@@ -3869,8 +4054,8 @@
         <w:t xml:space="preserve">.</w:t>
       </w:r>
     </w:p>
-    <w:bookmarkEnd w:id="43"/>
-    <w:bookmarkStart w:id="44" w:name="step-by-step-detail"/>
+    <w:bookmarkEnd w:id="42"/>
+    <w:bookmarkStart w:id="43" w:name="step-by-step-detail"/>
     <w:p>
       <w:pPr>
         <w:pStyle w:val="Heading3"/>
@@ -5301,9 +5486,9 @@
         </w:pict>
       </w:r>
     </w:p>
+    <w:bookmarkEnd w:id="43"/>
     <w:bookmarkEnd w:id="44"/>
-    <w:bookmarkEnd w:id="45"/>
-    <w:bookmarkStart w:id="52" w:name="work-order-lifecycle"/>
+    <w:bookmarkStart w:id="51" w:name="work-order-lifecycle"/>
     <w:p>
       <w:pPr>
         <w:pStyle w:val="Heading2"/>
@@ -5312,7 +5497,7 @@
         <w:t xml:space="preserve">4. Work Order Lifecycle</w:t>
       </w:r>
     </w:p>
-    <w:bookmarkStart w:id="47" w:name="state-machine"/>
+    <w:bookmarkStart w:id="46" w:name="state-machine"/>
     <w:p>
       <w:pPr>
         <w:pStyle w:val="Heading3"/>
@@ -5382,7 +5567,7 @@
                     </pic:cNvPicPr>
                   </pic:nvPicPr>
                   <pic:blipFill>
-                    <a:blip r:embed="rId46"/>
+                    <a:blip r:embed="rId45"/>
                     <a:stretch>
                       <a:fillRect/>
                     </a:stretch>
@@ -5850,8 +6035,8 @@
         <w:t xml:space="preserve">.</w:t>
       </w:r>
     </w:p>
-    <w:bookmarkEnd w:id="47"/>
-    <w:bookmarkStart w:id="48" w:name="crash-uncertain-submit-recovery"/>
+    <w:bookmarkEnd w:id="46"/>
+    <w:bookmarkStart w:id="47" w:name="crash-uncertain-submit-recovery"/>
     <w:p>
       <w:pPr>
         <w:pStyle w:val="Heading3"/>
@@ -6425,8 +6610,8 @@
         <w:t xml:space="preserve">restart required.</w:t>
       </w:r>
     </w:p>
-    <w:bookmarkEnd w:id="48"/>
-    <w:bookmarkStart w:id="49" w:name="status-reference"/>
+    <w:bookmarkEnd w:id="47"/>
+    <w:bookmarkStart w:id="48" w:name="status-reference"/>
     <w:p>
       <w:pPr>
         <w:pStyle w:val="Heading3"/>
@@ -6876,8 +7061,8 @@
         </w:tc>
       </w:tr>
     </w:tbl>
-    <w:bookmarkEnd w:id="49"/>
-    <w:bookmarkStart w:id="51" w:name="submit-reconcile-flow"/>
+    <w:bookmarkEnd w:id="48"/>
+    <w:bookmarkStart w:id="50" w:name="submit-reconcile-flow"/>
     <w:p>
       <w:pPr>
         <w:pStyle w:val="Heading3"/>
@@ -6926,7 +7111,7 @@
                     </pic:cNvPicPr>
                   </pic:nvPicPr>
                   <pic:blipFill>
-                    <a:blip r:embed="rId50"/>
+                    <a:blip r:embed="rId49"/>
                     <a:stretch>
                       <a:fillRect/>
                     </a:stretch>
@@ -7178,9 +7363,9 @@
         </w:pict>
       </w:r>
     </w:p>
+    <w:bookmarkEnd w:id="50"/>
     <w:bookmarkEnd w:id="51"/>
-    <w:bookmarkEnd w:id="52"/>
-    <w:bookmarkStart w:id="57" w:name="multi-month-quota-planning"/>
+    <w:bookmarkStart w:id="56" w:name="multi-month-quota-planning"/>
     <w:p>
       <w:pPr>
         <w:pStyle w:val="Heading2"/>
@@ -7189,7 +7374,7 @@
         <w:t xml:space="preserve">5. Multi-Month Quota Planning</w:t>
       </w:r>
     </w:p>
-    <w:bookmarkStart w:id="53" w:name="why-multi-month-planning-exists"/>
+    <w:bookmarkStart w:id="52" w:name="why-multi-month-planning-exists"/>
     <w:p>
       <w:pPr>
         <w:pStyle w:val="Heading3"/>
@@ -7210,7 +7395,7 @@
       <w:pPr>
         <w:numPr>
           <w:ilvl w:val="0"/>
-          <w:numId w:val="1008"/>
+          <w:numId w:val="1009"/>
         </w:numPr>
         <w:pStyle w:val="Compact"/>
       </w:pPr>
@@ -7229,7 +7414,7 @@
       <w:pPr>
         <w:numPr>
           <w:ilvl w:val="0"/>
-          <w:numId w:val="1008"/>
+          <w:numId w:val="1009"/>
         </w:numPr>
         <w:pStyle w:val="Compact"/>
       </w:pPr>
@@ -7285,8 +7470,8 @@
         <w:t xml:space="preserve">see the full timeline before any work is submitted.</w:t>
       </w:r>
     </w:p>
-    <w:bookmarkEnd w:id="53"/>
-    <w:bookmarkStart w:id="55" w:name="planning-diagram"/>
+    <w:bookmarkEnd w:id="52"/>
+    <w:bookmarkStart w:id="54" w:name="planning-diagram"/>
     <w:p>
       <w:pPr>
         <w:pStyle w:val="Heading3"/>
@@ -7329,7 +7514,7 @@
                     </pic:cNvPicPr>
                   </pic:nvPicPr>
                   <pic:blipFill>
-                    <a:blip r:embed="rId54"/>
+                    <a:blip r:embed="rId53"/>
                     <a:stretch>
                       <a:fillRect/>
                     </a:stretch>
@@ -7609,8 +7794,8 @@
         <w:t xml:space="preserve">.</w:t>
       </w:r>
     </w:p>
-    <w:bookmarkEnd w:id="55"/>
-    <w:bookmarkStart w:id="56" w:name="live-quota-redistribution"/>
+    <w:bookmarkEnd w:id="54"/>
+    <w:bookmarkStart w:id="55" w:name="live-quota-redistribution"/>
     <w:p>
       <w:pPr>
         <w:pStyle w:val="Heading3"/>
@@ -7640,7 +7825,7 @@
       <w:pPr>
         <w:numPr>
           <w:ilvl w:val="0"/>
-          <w:numId w:val="1009"/>
+          <w:numId w:val="1010"/>
         </w:numPr>
         <w:pStyle w:val="Compact"/>
       </w:pPr>
@@ -7667,7 +7852,7 @@
       <w:pPr>
         <w:numPr>
           <w:ilvl w:val="0"/>
-          <w:numId w:val="1009"/>
+          <w:numId w:val="1010"/>
         </w:numPr>
         <w:pStyle w:val="Compact"/>
       </w:pPr>
@@ -7694,7 +7879,7 @@
       <w:pPr>
         <w:numPr>
           <w:ilvl w:val="0"/>
-          <w:numId w:val="1009"/>
+          <w:numId w:val="1010"/>
         </w:numPr>
         <w:pStyle w:val="Compact"/>
       </w:pPr>
@@ -7992,9 +8177,9 @@
         </w:pict>
       </w:r>
     </w:p>
+    <w:bookmarkEnd w:id="55"/>
     <w:bookmarkEnd w:id="56"/>
-    <w:bookmarkEnd w:id="57"/>
-    <w:bookmarkStart w:id="63" w:name="adobe-api-integration"/>
+    <w:bookmarkStart w:id="62" w:name="adobe-api-integration"/>
     <w:p>
       <w:pPr>
         <w:pStyle w:val="Heading2"/>
@@ -8003,7 +8188,7 @@
         <w:t xml:space="preserve">6. Adobe API Integration</w:t>
       </w:r>
     </w:p>
-    <w:bookmarkStart w:id="58" w:name="api-summary"/>
+    <w:bookmarkStart w:id="57" w:name="api-summary"/>
     <w:p>
       <w:pPr>
         <w:pStyle w:val="Heading3"/>
@@ -8463,8 +8648,8 @@
         </w:tc>
       </w:tr>
     </w:tbl>
-    <w:bookmarkEnd w:id="58"/>
-    <w:bookmarkStart w:id="60" w:name="region-architecture"/>
+    <w:bookmarkEnd w:id="57"/>
+    <w:bookmarkStart w:id="59" w:name="region-architecture"/>
     <w:p>
       <w:pPr>
         <w:pStyle w:val="Heading3"/>
@@ -8592,7 +8777,7 @@
                     </pic:cNvPicPr>
                   </pic:nvPicPr>
                   <pic:blipFill>
-                    <a:blip r:embed="rId59"/>
+                    <a:blip r:embed="rId58"/>
                     <a:stretch>
                       <a:fillRect/>
                     </a:stretch>
@@ -8877,8 +9062,8 @@
         <w:t xml:space="preserve">.</w:t>
       </w:r>
     </w:p>
-    <w:bookmarkEnd w:id="60"/>
-    <w:bookmarkStart w:id="61" w:name="work-order-payload"/>
+    <w:bookmarkEnd w:id="59"/>
+    <w:bookmarkStart w:id="60" w:name="work-order-payload"/>
     <w:p>
       <w:pPr>
         <w:pStyle w:val="Heading3"/>
@@ -9863,8 +10048,8 @@
         </w:tc>
       </w:tr>
     </w:tbl>
-    <w:bookmarkEnd w:id="61"/>
-    <w:bookmarkStart w:id="62" w:name="identity-quota"/>
+    <w:bookmarkEnd w:id="60"/>
+    <w:bookmarkStart w:id="61" w:name="identity-quota"/>
     <w:p>
       <w:pPr>
         <w:pStyle w:val="Heading3"/>
@@ -10077,9 +10262,9 @@
         </w:pict>
       </w:r>
     </w:p>
+    <w:bookmarkEnd w:id="61"/>
     <w:bookmarkEnd w:id="62"/>
-    <w:bookmarkEnd w:id="63"/>
-    <w:bookmarkStart w:id="67" w:name="security-architecture"/>
+    <w:bookmarkStart w:id="66" w:name="security-architecture"/>
     <w:p>
       <w:pPr>
         <w:pStyle w:val="Heading2"/>
@@ -10088,7 +10273,7 @@
         <w:t xml:space="preserve">7. Security Architecture</w:t>
       </w:r>
     </w:p>
-    <w:bookmarkStart w:id="65" w:name="defense-in-depth-model"/>
+    <w:bookmarkStart w:id="64" w:name="defense-in-depth-model"/>
     <w:p>
       <w:pPr>
         <w:pStyle w:val="Heading3"/>
@@ -10172,7 +10357,7 @@
                     </pic:cNvPicPr>
                   </pic:nvPicPr>
                   <pic:blipFill>
-                    <a:blip r:embed="rId64"/>
+                    <a:blip r:embed="rId63"/>
                     <a:stretch>
                       <a:fillRect/>
                     </a:stretch>
@@ -10299,104 +10484,6 @@
       <w:pPr>
         <w:numPr>
           <w:ilvl w:val="0"/>
-          <w:numId w:val="1010"/>
-        </w:numPr>
-        <w:pStyle w:val="Compact"/>
-      </w:pPr>
-      <w:r>
-        <w:rPr>
-          <w:bCs/>
-          <w:b/>
-        </w:rPr>
-        <w:t xml:space="preserve">L1 · Network isolation</w:t>
-      </w:r>
-      <w:r>
-        <w:t xml:space="preserve"> </w:t>
-      </w:r>
-      <w:r>
-        <w:t xml:space="preserve">—</w:t>
-      </w:r>
-      <w:r>
-        <w:t xml:space="preserve"> </w:t>
-      </w:r>
-      <w:r>
-        <w:rPr>
-          <w:rStyle w:val="VerbatimChar"/>
-        </w:rPr>
-        <w:t xml:space="preserve">app.listen(port, '127.0.0.1', …)</w:t>
-      </w:r>
-      <w:r>
-        <w:t xml:space="preserve"> </w:t>
-      </w:r>
-      <w:r>
-        <w:t xml:space="preserve">binds</w:t>
-      </w:r>
-      <w:r>
-        <w:t xml:space="preserve"> </w:t>
-      </w:r>
-      <w:r>
-        <w:t xml:space="preserve">loopback by default.</w:t>
-      </w:r>
-      <w:r>
-        <w:t xml:space="preserve"> </w:t>
-      </w:r>
-      <w:r>
-        <w:rPr>
-          <w:rStyle w:val="VerbatimChar"/>
-        </w:rPr>
-        <w:t xml:space="preserve">HOST=0.0.0.0</w:t>
-      </w:r>
-      <w:r>
-        <w:t xml:space="preserve"> </w:t>
-      </w:r>
-      <w:r>
-        <w:t xml:space="preserve">is an explicit opt-out (intended</w:t>
-      </w:r>
-      <w:r>
-        <w:t xml:space="preserve"> </w:t>
-      </w:r>
-      <w:r>
-        <w:t xml:space="preserve">for SSH-tunneled demos only, never production).</w:t>
-      </w:r>
-    </w:p>
-    <w:p>
-      <w:pPr>
-        <w:numPr>
-          <w:ilvl w:val="0"/>
-          <w:numId w:val="1010"/>
-        </w:numPr>
-        <w:pStyle w:val="Compact"/>
-      </w:pPr>
-      <w:r>
-        <w:rPr>
-          <w:bCs/>
-          <w:b/>
-        </w:rPr>
-        <w:t xml:space="preserve">L2 · HTTP request guards</w:t>
-      </w:r>
-      <w:r>
-        <w:t xml:space="preserve"> </w:t>
-      </w:r>
-      <w:r>
-        <w:t xml:space="preserve">in</w:t>
-      </w:r>
-      <w:r>
-        <w:t xml:space="preserve"> </w:t>
-      </w:r>
-      <w:r>
-        <w:rPr>
-          <w:rStyle w:val="VerbatimChar"/>
-        </w:rPr>
-        <w:t xml:space="preserve">src/middleware/security.js</w:t>
-      </w:r>
-      <w:r>
-        <w:t xml:space="preserve">:</w:t>
-      </w:r>
-    </w:p>
-    <w:p>
-      <w:pPr>
-        <w:numPr>
-          <w:ilvl w:val="1"/>
           <w:numId w:val="1011"/>
         </w:numPr>
         <w:pStyle w:val="Compact"/>
@@ -10406,70 +10493,61 @@
           <w:bCs/>
           <w:b/>
         </w:rPr>
-        <w:t xml:space="preserve">Host-header guard</w:t>
-      </w:r>
-      <w:r>
-        <w:t xml:space="preserve"> </w:t>
-      </w:r>
-      <w:r>
-        <w:t xml:space="preserve">rejects</w:t>
-      </w:r>
-      <w:r>
-        <w:t xml:space="preserve"> </w:t>
-      </w:r>
-      <w:r>
-        <w:rPr>
-          <w:rStyle w:val="VerbatimChar"/>
-        </w:rPr>
-        <w:t xml:space="preserve">Host: anything-other-than-localhost</w:t>
-      </w:r>
-      <w:r>
-        <w:t xml:space="preserve"> </w:t>
-      </w:r>
-      <w:r>
-        <w:t xml:space="preserve">— the only defense against DNS rebinding (a malicious page resolves</w:t>
-      </w:r>
-      <w:r>
-        <w:t xml:space="preserve"> </w:t>
-      </w:r>
-      <w:r>
-        <w:rPr>
-          <w:rStyle w:val="VerbatimChar"/>
-        </w:rPr>
-        <w:t xml:space="preserve">attacker.com → 127.0.0.1</w:t>
-      </w:r>
-      <w:r>
-        <w:t xml:space="preserve">, the browser then talks to localhost</w:t>
-      </w:r>
-      <w:r>
-        <w:t xml:space="preserve"> </w:t>
-      </w:r>
-      <w:r>
-        <w:t xml:space="preserve">thinking it’s still same-origin with the attacker; the Host header</w:t>
-      </w:r>
-      <w:r>
-        <w:t xml:space="preserve"> </w:t>
-      </w:r>
-      <w:r>
-        <w:t xml:space="preserve">however still says</w:t>
-      </w:r>
-      <w:r>
-        <w:t xml:space="preserve"> </w:t>
-      </w:r>
-      <w:r>
-        <w:rPr>
-          <w:rStyle w:val="VerbatimChar"/>
-        </w:rPr>
-        <w:t xml:space="preserve">attacker.com</w:t>
-      </w:r>
-      <w:r>
-        <w:t xml:space="preserve">, and the guard refuses).</w:t>
+        <w:t xml:space="preserve">L1 · Network isolation</w:t>
+      </w:r>
+      <w:r>
+        <w:t xml:space="preserve"> </w:t>
+      </w:r>
+      <w:r>
+        <w:t xml:space="preserve">—</w:t>
+      </w:r>
+      <w:r>
+        <w:t xml:space="preserve"> </w:t>
+      </w:r>
+      <w:r>
+        <w:rPr>
+          <w:rStyle w:val="VerbatimChar"/>
+        </w:rPr>
+        <w:t xml:space="preserve">app.listen(port, '127.0.0.1', …)</w:t>
+      </w:r>
+      <w:r>
+        <w:t xml:space="preserve"> </w:t>
+      </w:r>
+      <w:r>
+        <w:t xml:space="preserve">binds</w:t>
+      </w:r>
+      <w:r>
+        <w:t xml:space="preserve"> </w:t>
+      </w:r>
+      <w:r>
+        <w:t xml:space="preserve">loopback by default.</w:t>
+      </w:r>
+      <w:r>
+        <w:t xml:space="preserve"> </w:t>
+      </w:r>
+      <w:r>
+        <w:rPr>
+          <w:rStyle w:val="VerbatimChar"/>
+        </w:rPr>
+        <w:t xml:space="preserve">HOST=0.0.0.0</w:t>
+      </w:r>
+      <w:r>
+        <w:t xml:space="preserve"> </w:t>
+      </w:r>
+      <w:r>
+        <w:t xml:space="preserve">is an explicit opt-out (intended</w:t>
+      </w:r>
+      <w:r>
+        <w:t xml:space="preserve"> </w:t>
+      </w:r>
+      <w:r>
+        <w:t xml:space="preserve">for SSH-tunneled demos only, never production).</w:t>
       </w:r>
     </w:p>
     <w:p>
       <w:pPr>
         <w:numPr>
-          <w:ilvl w:val="1"/>
+          <w:ilvl w:val="0"/>
           <w:numId w:val="1011"/>
         </w:numPr>
         <w:pStyle w:val="Compact"/>
@@ -10479,25 +10557,196 @@
           <w:bCs/>
           <w:b/>
         </w:rPr>
-        <w:t xml:space="preserve">Origin / Referer guard</w:t>
-      </w:r>
-      <w:r>
-        <w:t xml:space="preserve"> </w:t>
-      </w:r>
-      <w:r>
-        <w:t xml:space="preserve">on every state-changing method</w:t>
-      </w:r>
-      <w:r>
-        <w:t xml:space="preserve"> </w:t>
-      </w:r>
-      <w:r>
-        <w:t xml:space="preserve">(POST/PUT/PATCH/DELETE).</w:t>
+        <w:t xml:space="preserve">L2 · HTTP request guards</w:t>
+      </w:r>
+      <w:r>
+        <w:t xml:space="preserve"> </w:t>
+      </w:r>
+      <w:r>
+        <w:t xml:space="preserve">in</w:t>
+      </w:r>
+      <w:r>
+        <w:t xml:space="preserve"> </w:t>
+      </w:r>
+      <w:r>
+        <w:rPr>
+          <w:rStyle w:val="VerbatimChar"/>
+        </w:rPr>
+        <w:t xml:space="preserve">src/middleware/security.js</w:t>
+      </w:r>
+      <w:r>
+        <w:t xml:space="preserve">:</w:t>
       </w:r>
     </w:p>
     <w:p>
       <w:pPr>
         <w:numPr>
           <w:ilvl w:val="1"/>
+          <w:numId w:val="1012"/>
+        </w:numPr>
+        <w:pStyle w:val="Compact"/>
+      </w:pPr>
+      <w:r>
+        <w:rPr>
+          <w:bCs/>
+          <w:b/>
+        </w:rPr>
+        <w:t xml:space="preserve">Host-header guard</w:t>
+      </w:r>
+      <w:r>
+        <w:t xml:space="preserve"> </w:t>
+      </w:r>
+      <w:r>
+        <w:t xml:space="preserve">rejects</w:t>
+      </w:r>
+      <w:r>
+        <w:t xml:space="preserve"> </w:t>
+      </w:r>
+      <w:r>
+        <w:rPr>
+          <w:rStyle w:val="VerbatimChar"/>
+        </w:rPr>
+        <w:t xml:space="preserve">Host: anything-other-than-localhost</w:t>
+      </w:r>
+      <w:r>
+        <w:t xml:space="preserve"> </w:t>
+      </w:r>
+      <w:r>
+        <w:t xml:space="preserve">— the only defense against DNS rebinding (a malicious page resolves</w:t>
+      </w:r>
+      <w:r>
+        <w:t xml:space="preserve"> </w:t>
+      </w:r>
+      <w:r>
+        <w:rPr>
+          <w:rStyle w:val="VerbatimChar"/>
+        </w:rPr>
+        <w:t xml:space="preserve">attacker.com → 127.0.0.1</w:t>
+      </w:r>
+      <w:r>
+        <w:t xml:space="preserve">, the browser then talks to localhost</w:t>
+      </w:r>
+      <w:r>
+        <w:t xml:space="preserve"> </w:t>
+      </w:r>
+      <w:r>
+        <w:t xml:space="preserve">thinking it’s still same-origin with the attacker; the Host header</w:t>
+      </w:r>
+      <w:r>
+        <w:t xml:space="preserve"> </w:t>
+      </w:r>
+      <w:r>
+        <w:t xml:space="preserve">however still says</w:t>
+      </w:r>
+      <w:r>
+        <w:t xml:space="preserve"> </w:t>
+      </w:r>
+      <w:r>
+        <w:rPr>
+          <w:rStyle w:val="VerbatimChar"/>
+        </w:rPr>
+        <w:t xml:space="preserve">attacker.com</w:t>
+      </w:r>
+      <w:r>
+        <w:t xml:space="preserve">, and the guard refuses).</w:t>
+      </w:r>
+    </w:p>
+    <w:p>
+      <w:pPr>
+        <w:numPr>
+          <w:ilvl w:val="1"/>
+          <w:numId w:val="1012"/>
+        </w:numPr>
+        <w:pStyle w:val="Compact"/>
+      </w:pPr>
+      <w:r>
+        <w:rPr>
+          <w:bCs/>
+          <w:b/>
+        </w:rPr>
+        <w:t xml:space="preserve">Origin / Referer guard</w:t>
+      </w:r>
+      <w:r>
+        <w:t xml:space="preserve"> </w:t>
+      </w:r>
+      <w:r>
+        <w:t xml:space="preserve">on every state-changing method</w:t>
+      </w:r>
+      <w:r>
+        <w:t xml:space="preserve"> </w:t>
+      </w:r>
+      <w:r>
+        <w:t xml:space="preserve">(POST/PUT/PATCH/DELETE).</w:t>
+      </w:r>
+    </w:p>
+    <w:p>
+      <w:pPr>
+        <w:numPr>
+          <w:ilvl w:val="1"/>
+          <w:numId w:val="1012"/>
+        </w:numPr>
+        <w:pStyle w:val="Compact"/>
+      </w:pPr>
+      <w:r>
+        <w:rPr>
+          <w:bCs/>
+          <w:b/>
+        </w:rPr>
+        <w:t xml:space="preserve">Helmet CSP</w:t>
+      </w:r>
+      <w:r>
+        <w:t xml:space="preserve"> </w:t>
+      </w:r>
+      <w:r>
+        <w:rPr>
+          <w:rStyle w:val="VerbatimChar"/>
+        </w:rPr>
+        <w:t xml:space="preserve">script-src 'self'</w:t>
+      </w:r>
+      <w:r>
+        <w:t xml:space="preserve">,</w:t>
+      </w:r>
+      <w:r>
+        <w:t xml:space="preserve"> </w:t>
+      </w:r>
+      <w:r>
+        <w:rPr>
+          <w:rStyle w:val="VerbatimChar"/>
+        </w:rPr>
+        <w:t xml:space="preserve">frame-ancestors 'none'</w:t>
+      </w:r>
+      <w:r>
+        <w:t xml:space="preserve">,</w:t>
+      </w:r>
+      <w:r>
+        <w:t xml:space="preserve"> </w:t>
+      </w:r>
+      <w:r>
+        <w:rPr>
+          <w:rStyle w:val="VerbatimChar"/>
+        </w:rPr>
+        <w:t xml:space="preserve">object-src 'none'</w:t>
+      </w:r>
+      <w:r>
+        <w:t xml:space="preserve">, COOP/CORP</w:t>
+      </w:r>
+      <w:r>
+        <w:t xml:space="preserve"> </w:t>
+      </w:r>
+      <w:r>
+        <w:rPr>
+          <w:rStyle w:val="VerbatimChar"/>
+        </w:rPr>
+        <w:t xml:space="preserve">same-origin</w:t>
+      </w:r>
+      <w:r>
+        <w:t xml:space="preserve">.</w:t>
+      </w:r>
+    </w:p>
+    <w:p>
+      <w:pPr>
+        <w:numPr>
+          <w:ilvl w:val="0"/>
           <w:numId w:val="1011"/>
         </w:numPr>
         <w:pStyle w:val="Compact"/>
@@ -10507,16 +10756,73 @@
           <w:bCs/>
           <w:b/>
         </w:rPr>
-        <w:t xml:space="preserve">Helmet CSP</w:t>
-      </w:r>
-      <w:r>
-        <w:t xml:space="preserve"> </w:t>
-      </w:r>
-      <w:r>
-        <w:rPr>
-          <w:rStyle w:val="VerbatimChar"/>
-        </w:rPr>
-        <w:t xml:space="preserve">script-src 'self'</w:t>
+        <w:t xml:space="preserve">L3 · Allowlists</w:t>
+      </w:r>
+      <w:r>
+        <w:t xml:space="preserve"> </w:t>
+      </w:r>
+      <w:r>
+        <w:t xml:space="preserve">—</w:t>
+      </w:r>
+      <w:r>
+        <w:t xml:space="preserve"> </w:t>
+      </w:r>
+      <w:r>
+        <w:rPr>
+          <w:rStyle w:val="VerbatimChar"/>
+        </w:rPr>
+        <w:t xml:space="preserve">region ∈ {va7, nld2, aus5, can2}</w:t>
+      </w:r>
+      <w:r>
+        <w:t xml:space="preserve"> </w:t>
+      </w:r>
+      <w:r>
+        <w:t xml:space="preserve">and</w:t>
+      </w:r>
+      <w:r>
+        <w:t xml:space="preserve"> </w:t>
+      </w:r>
+      <w:r>
+        <w:rPr>
+          <w:rStyle w:val="VerbatimChar"/>
+        </w:rPr>
+        <w:t xml:space="preserve">environment ∈ {Production, Stage, Development}</w:t>
+      </w:r>
+      <w:r>
+        <w:t xml:space="preserve"> </w:t>
+      </w:r>
+      <w:r>
+        <w:t xml:space="preserve">are enforced both</w:t>
+      </w:r>
+      <w:r>
+        <w:t xml:space="preserve"> </w:t>
+      </w:r>
+      <w:r>
+        <w:t xml:space="preserve">at the route layer (PATCH/POST</w:t>
+      </w:r>
+      <w:r>
+        <w:t xml:space="preserve"> </w:t>
+      </w:r>
+      <w:r>
+        <w:rPr>
+          <w:rStyle w:val="VerbatimChar"/>
+        </w:rPr>
+        <w:t xml:space="preserve">/credentials</w:t>
+      </w:r>
+      <w:r>
+        <w:t xml:space="preserve">) and at the service</w:t>
+      </w:r>
+      <w:r>
+        <w:t xml:space="preserve"> </w:t>
+      </w:r>
+      <w:r>
+        <w:t xml:space="preserve">layer (</w:t>
+      </w:r>
+      <w:r>
+        <w:rPr>
+          <w:rStyle w:val="VerbatimChar"/>
+        </w:rPr>
+        <w:t xml:space="preserve">namespaces.js</w:t>
       </w:r>
       <w:r>
         <w:t xml:space="preserve">,</w:t>
@@ -10528,41 +10834,35 @@
         <w:rPr>
           <w:rStyle w:val="VerbatimChar"/>
         </w:rPr>
-        <w:t xml:space="preserve">frame-ancestors 'none'</w:t>
-      </w:r>
-      <w:r>
-        <w:t xml:space="preserve">,</w:t>
-      </w:r>
-      <w:r>
-        <w:t xml:space="preserve"> </w:t>
-      </w:r>
-      <w:r>
-        <w:rPr>
-          <w:rStyle w:val="VerbatimChar"/>
-        </w:rPr>
-        <w:t xml:space="preserve">object-src 'none'</w:t>
-      </w:r>
-      <w:r>
-        <w:t xml:space="preserve">, COOP/CORP</w:t>
-      </w:r>
-      <w:r>
-        <w:t xml:space="preserve"> </w:t>
-      </w:r>
-      <w:r>
-        <w:rPr>
-          <w:rStyle w:val="VerbatimChar"/>
-        </w:rPr>
-        <w:t xml:space="preserve">same-origin</w:t>
-      </w:r>
-      <w:r>
-        <w:t xml:space="preserve">.</w:t>
+        <w:t xml:space="preserve">identityGraph.js</w:t>
+      </w:r>
+      <w:r>
+        <w:t xml:space="preserve">), so even a tampered DB</w:t>
+      </w:r>
+      <w:r>
+        <w:t xml:space="preserve"> </w:t>
+      </w:r>
+      <w:r>
+        <w:t xml:space="preserve">row can’t make us build a host outside the allowlist. Every</w:t>
+      </w:r>
+      <w:r>
+        <w:t xml:space="preserve"> </w:t>
+      </w:r>
+      <w:r>
+        <w:t xml:space="preserve">credential field is length-bounded and rejects CR/LF/null (header</w:t>
+      </w:r>
+      <w:r>
+        <w:t xml:space="preserve"> </w:t>
+      </w:r>
+      <w:r>
+        <w:t xml:space="preserve">smuggling defence).</w:t>
       </w:r>
     </w:p>
     <w:p>
       <w:pPr>
         <w:numPr>
           <w:ilvl w:val="0"/>
-          <w:numId w:val="1010"/>
+          <w:numId w:val="1011"/>
         </w:numPr>
         <w:pStyle w:val="Compact"/>
       </w:pPr>
@@ -10571,113 +10871,89 @@
           <w:bCs/>
           <w:b/>
         </w:rPr>
-        <w:t xml:space="preserve">L3 · Allowlists</w:t>
-      </w:r>
-      <w:r>
-        <w:t xml:space="preserve"> </w:t>
-      </w:r>
-      <w:r>
-        <w:t xml:space="preserve">—</w:t>
-      </w:r>
-      <w:r>
-        <w:t xml:space="preserve"> </w:t>
-      </w:r>
-      <w:r>
-        <w:rPr>
-          <w:rStyle w:val="VerbatimChar"/>
-        </w:rPr>
-        <w:t xml:space="preserve">region ∈ {va7, nld2, aus5, can2}</w:t>
-      </w:r>
-      <w:r>
-        <w:t xml:space="preserve"> </w:t>
-      </w:r>
-      <w:r>
-        <w:t xml:space="preserve">and</w:t>
-      </w:r>
-      <w:r>
-        <w:t xml:space="preserve"> </w:t>
-      </w:r>
-      <w:r>
-        <w:rPr>
-          <w:rStyle w:val="VerbatimChar"/>
-        </w:rPr>
-        <w:t xml:space="preserve">environment ∈ {Production, Stage, Development}</w:t>
-      </w:r>
-      <w:r>
-        <w:t xml:space="preserve"> </w:t>
-      </w:r>
-      <w:r>
-        <w:t xml:space="preserve">are enforced both</w:t>
-      </w:r>
-      <w:r>
-        <w:t xml:space="preserve"> </w:t>
-      </w:r>
-      <w:r>
-        <w:t xml:space="preserve">at the route layer (PATCH/POST</w:t>
-      </w:r>
-      <w:r>
-        <w:t xml:space="preserve"> </w:t>
-      </w:r>
-      <w:r>
-        <w:rPr>
-          <w:rStyle w:val="VerbatimChar"/>
-        </w:rPr>
-        <w:t xml:space="preserve">/credentials</w:t>
-      </w:r>
-      <w:r>
-        <w:t xml:space="preserve">) and at the service</w:t>
-      </w:r>
-      <w:r>
-        <w:t xml:space="preserve"> </w:t>
-      </w:r>
-      <w:r>
-        <w:t xml:space="preserve">layer (</w:t>
-      </w:r>
-      <w:r>
-        <w:rPr>
-          <w:rStyle w:val="VerbatimChar"/>
-        </w:rPr>
-        <w:t xml:space="preserve">namespaces.js</w:t>
-      </w:r>
-      <w:r>
-        <w:t xml:space="preserve">,</w:t>
-      </w:r>
-      <w:r>
-        <w:t xml:space="preserve"> </w:t>
-      </w:r>
-      <w:r>
-        <w:rPr>
-          <w:rStyle w:val="VerbatimChar"/>
-        </w:rPr>
-        <w:t xml:space="preserve">identityGraph.js</w:t>
-      </w:r>
-      <w:r>
-        <w:t xml:space="preserve">), so even a tampered DB</w:t>
-      </w:r>
-      <w:r>
-        <w:t xml:space="preserve"> </w:t>
-      </w:r>
-      <w:r>
-        <w:t xml:space="preserve">row can’t make us build a host outside the allowlist. Every</w:t>
-      </w:r>
-      <w:r>
-        <w:t xml:space="preserve"> </w:t>
-      </w:r>
-      <w:r>
-        <w:t xml:space="preserve">credential field is length-bounded and rejects CR/LF/null (header</w:t>
-      </w:r>
-      <w:r>
-        <w:t xml:space="preserve"> </w:t>
-      </w:r>
-      <w:r>
-        <w:t xml:space="preserve">smuggling defence).</w:t>
+        <w:t xml:space="preserve">L4 · Credential storage</w:t>
+      </w:r>
+      <w:r>
+        <w:t xml:space="preserve"> </w:t>
+      </w:r>
+      <w:r>
+        <w:t xml:space="preserve">— client secrets are AES-256-GCM at rest</w:t>
+      </w:r>
+      <w:r>
+        <w:t xml:space="preserve"> </w:t>
+      </w:r>
+      <w:r>
+        <w:t xml:space="preserve">with a 12-byte random IV per row and a 16-byte auth tag. The key</w:t>
+      </w:r>
+      <w:r>
+        <w:t xml:space="preserve"> </w:t>
+      </w:r>
+      <w:r>
+        <w:t xml:space="preserve">file</w:t>
+      </w:r>
+      <w:r>
+        <w:t xml:space="preserve"> </w:t>
+      </w:r>
+      <w:r>
+        <w:rPr>
+          <w:rStyle w:val="VerbatimChar"/>
+        </w:rPr>
+        <w:t xml:space="preserve">data/.key</w:t>
+      </w:r>
+      <w:r>
+        <w:t xml:space="preserve"> </w:t>
+      </w:r>
+      <w:r>
+        <w:t xml:space="preserve">is created with</w:t>
+      </w:r>
+      <w:r>
+        <w:t xml:space="preserve"> </w:t>
+      </w:r>
+      <w:r>
+        <w:rPr>
+          <w:rStyle w:val="VerbatimChar"/>
+        </w:rPr>
+        <w:t xml:space="preserve">O_EXCL</w:t>
+      </w:r>
+      <w:r>
+        <w:t xml:space="preserve"> </w:t>
+      </w:r>
+      <w:r>
+        <w:t xml:space="preserve">(no race on first run),</w:t>
+      </w:r>
+      <w:r>
+        <w:t xml:space="preserve"> </w:t>
+      </w:r>
+      <w:r>
+        <w:rPr>
+          <w:rStyle w:val="VerbatimChar"/>
+        </w:rPr>
+        <w:t xml:space="preserve">chmod 600</w:t>
+      </w:r>
+      <w:r>
+        <w:t xml:space="preserve"> </w:t>
+      </w:r>
+      <w:r>
+        <w:t xml:space="preserve">on POSIX. IMS tokens stay in memory only, refreshed</w:t>
+      </w:r>
+      <w:r>
+        <w:t xml:space="preserve"> </w:t>
+      </w:r>
+      <w:r>
+        <w:t xml:space="preserve">120s before expiry, with a thundering-herd guard so concurrent</w:t>
+      </w:r>
+      <w:r>
+        <w:t xml:space="preserve"> </w:t>
+      </w:r>
+      <w:r>
+        <w:t xml:space="preserve">callers share a single in-flight refresh.</w:t>
       </w:r>
     </w:p>
     <w:p>
       <w:pPr>
         <w:numPr>
           <w:ilvl w:val="0"/>
-          <w:numId w:val="1010"/>
+          <w:numId w:val="1011"/>
         </w:numPr>
         <w:pStyle w:val="Compact"/>
       </w:pPr>
@@ -10686,89 +10962,50 @@
           <w:bCs/>
           <w:b/>
         </w:rPr>
-        <w:t xml:space="preserve">L4 · Credential storage</w:t>
-      </w:r>
-      <w:r>
-        <w:t xml:space="preserve"> </w:t>
-      </w:r>
-      <w:r>
-        <w:t xml:space="preserve">— client secrets are AES-256-GCM at rest</w:t>
-      </w:r>
-      <w:r>
-        <w:t xml:space="preserve"> </w:t>
-      </w:r>
-      <w:r>
-        <w:t xml:space="preserve">with a 12-byte random IV per row and a 16-byte auth tag. The key</w:t>
-      </w:r>
-      <w:r>
-        <w:t xml:space="preserve"> </w:t>
-      </w:r>
-      <w:r>
-        <w:t xml:space="preserve">file</w:t>
-      </w:r>
-      <w:r>
-        <w:t xml:space="preserve"> </w:t>
-      </w:r>
-      <w:r>
-        <w:rPr>
-          <w:rStyle w:val="VerbatimChar"/>
-        </w:rPr>
-        <w:t xml:space="preserve">data/.key</w:t>
-      </w:r>
-      <w:r>
-        <w:t xml:space="preserve"> </w:t>
-      </w:r>
-      <w:r>
-        <w:t xml:space="preserve">is created with</w:t>
-      </w:r>
-      <w:r>
-        <w:t xml:space="preserve"> </w:t>
-      </w:r>
-      <w:r>
-        <w:rPr>
-          <w:rStyle w:val="VerbatimChar"/>
-        </w:rPr>
-        <w:t xml:space="preserve">O_EXCL</w:t>
-      </w:r>
-      <w:r>
-        <w:t xml:space="preserve"> </w:t>
-      </w:r>
-      <w:r>
-        <w:t xml:space="preserve">(no race on first run),</w:t>
-      </w:r>
-      <w:r>
-        <w:t xml:space="preserve"> </w:t>
-      </w:r>
-      <w:r>
-        <w:rPr>
-          <w:rStyle w:val="VerbatimChar"/>
-        </w:rPr>
-        <w:t xml:space="preserve">chmod 600</w:t>
-      </w:r>
-      <w:r>
-        <w:t xml:space="preserve"> </w:t>
-      </w:r>
-      <w:r>
-        <w:t xml:space="preserve">on POSIX. IMS tokens stay in memory only, refreshed</w:t>
-      </w:r>
-      <w:r>
-        <w:t xml:space="preserve"> </w:t>
-      </w:r>
-      <w:r>
-        <w:t xml:space="preserve">120s before expiry, with a thundering-herd guard so concurrent</w:t>
-      </w:r>
-      <w:r>
-        <w:t xml:space="preserve"> </w:t>
-      </w:r>
-      <w:r>
-        <w:t xml:space="preserve">callers share a single in-flight refresh.</w:t>
+        <w:t xml:space="preserve">L5 · Static asset isolation</w:t>
+      </w:r>
+      <w:r>
+        <w:t xml:space="preserve"> </w:t>
+      </w:r>
+      <w:r>
+        <w:t xml:space="preserve">— every font, icon, script and</w:t>
+      </w:r>
+      <w:r>
+        <w:t xml:space="preserve"> </w:t>
+      </w:r>
+      <w:r>
+        <w:t xml:space="preserve">stylesheet is self-hosted under</w:t>
+      </w:r>
+      <w:r>
+        <w:t xml:space="preserve"> </w:t>
+      </w:r>
+      <w:r>
+        <w:rPr>
+          <w:rStyle w:val="VerbatimChar"/>
+        </w:rPr>
+        <w:t xml:space="preserve">src/web/</w:t>
+      </w:r>
+      <w:r>
+        <w:t xml:space="preserve">. Zero CDN loads. Zero</w:t>
+      </w:r>
+      <w:r>
+        <w:t xml:space="preserve"> </w:t>
+      </w:r>
+      <w:r>
+        <w:t xml:space="preserve">analytics. An admin tool for destructive operations cannot leak the</w:t>
+      </w:r>
+      <w:r>
+        <w:t xml:space="preserve"> </w:t>
+      </w:r>
+      <w:r>
+        <w:t xml:space="preserve">operator’s IP / user-agent / timing to a third-party origin.</w:t>
       </w:r>
     </w:p>
     <w:p>
       <w:pPr>
         <w:numPr>
           <w:ilvl w:val="0"/>
-          <w:numId w:val="1010"/>
+          <w:numId w:val="1011"/>
         </w:numPr>
         <w:pStyle w:val="Compact"/>
       </w:pPr>
@@ -10777,58 +11014,6 @@
           <w:bCs/>
           <w:b/>
         </w:rPr>
-        <w:t xml:space="preserve">L5 · Static asset isolation</w:t>
-      </w:r>
-      <w:r>
-        <w:t xml:space="preserve"> </w:t>
-      </w:r>
-      <w:r>
-        <w:t xml:space="preserve">— every font, icon, script and</w:t>
-      </w:r>
-      <w:r>
-        <w:t xml:space="preserve"> </w:t>
-      </w:r>
-      <w:r>
-        <w:t xml:space="preserve">stylesheet is self-hosted under</w:t>
-      </w:r>
-      <w:r>
-        <w:t xml:space="preserve"> </w:t>
-      </w:r>
-      <w:r>
-        <w:rPr>
-          <w:rStyle w:val="VerbatimChar"/>
-        </w:rPr>
-        <w:t xml:space="preserve">src/web/</w:t>
-      </w:r>
-      <w:r>
-        <w:t xml:space="preserve">. Zero CDN loads. Zero</w:t>
-      </w:r>
-      <w:r>
-        <w:t xml:space="preserve"> </w:t>
-      </w:r>
-      <w:r>
-        <w:t xml:space="preserve">analytics. An admin tool for destructive operations cannot leak the</w:t>
-      </w:r>
-      <w:r>
-        <w:t xml:space="preserve"> </w:t>
-      </w:r>
-      <w:r>
-        <w:t xml:space="preserve">operator’s IP / user-agent / timing to a third-party origin.</w:t>
-      </w:r>
-    </w:p>
-    <w:p>
-      <w:pPr>
-        <w:numPr>
-          <w:ilvl w:val="0"/>
-          <w:numId w:val="1010"/>
-        </w:numPr>
-        <w:pStyle w:val="Compact"/>
-      </w:pPr>
-      <w:r>
-        <w:rPr>
-          <w:bCs/>
-          <w:b/>
-        </w:rPr>
         <w:t xml:space="preserve">L6 · Destructive-API safety</w:t>
       </w:r>
       <w:r>
@@ -10898,8 +11083,8 @@
         <w:t xml:space="preserve">.</w:t>
       </w:r>
     </w:p>
-    <w:bookmarkEnd w:id="65"/>
-    <w:bookmarkStart w:id="66" w:name="submission-safety"/>
+    <w:bookmarkEnd w:id="64"/>
+    <w:bookmarkStart w:id="65" w:name="submission-safety"/>
     <w:p>
       <w:pPr>
         <w:pStyle w:val="Heading3"/>
@@ -11100,9 +11285,9 @@
         </w:pict>
       </w:r>
     </w:p>
+    <w:bookmarkEnd w:id="65"/>
     <w:bookmarkEnd w:id="66"/>
-    <w:bookmarkEnd w:id="67"/>
-    <w:bookmarkStart w:id="78" w:name="environment-configuration-reference"/>
+    <w:bookmarkStart w:id="77" w:name="environment-configuration-reference"/>
     <w:p>
       <w:pPr>
         <w:pStyle w:val="Heading2"/>
@@ -11111,7 +11296,7 @@
         <w:t xml:space="preserve">8. Environment Configuration Reference</w:t>
       </w:r>
     </w:p>
-    <w:bookmarkStart w:id="74" w:name="complete-environment-variable-reference"/>
+    <w:bookmarkStart w:id="73" w:name="complete-environment-variable-reference"/>
     <w:p>
       <w:pPr>
         <w:pStyle w:val="Heading3"/>
@@ -11149,7 +11334,7 @@
         <w:t xml:space="preserve">on first launch. Set these to tune behavior for your deployment.</w:t>
       </w:r>
     </w:p>
-    <w:bookmarkStart w:id="68" w:name="network-server"/>
+    <w:bookmarkStart w:id="67" w:name="network-server"/>
     <w:p>
       <w:pPr>
         <w:pStyle w:val="Heading4"/>
@@ -11370,8 +11555,8 @@
         </w:tc>
       </w:tr>
     </w:tbl>
-    <w:bookmarkEnd w:id="68"/>
-    <w:bookmarkStart w:id="69" w:name="storage-paths"/>
+    <w:bookmarkEnd w:id="67"/>
+    <w:bookmarkStart w:id="68" w:name="storage-paths"/>
     <w:p>
       <w:pPr>
         <w:pStyle w:val="Heading4"/>
@@ -11649,8 +11834,8 @@
         </w:tc>
       </w:tr>
     </w:tbl>
-    <w:bookmarkEnd w:id="69"/>
-    <w:bookmarkStart w:id="70" w:name="security"/>
+    <w:bookmarkEnd w:id="68"/>
+    <w:bookmarkStart w:id="69" w:name="security"/>
     <w:p>
       <w:pPr>
         <w:pStyle w:val="Heading4"/>
@@ -11788,8 +11973,8 @@
         </w:tc>
       </w:tr>
     </w:tbl>
-    <w:bookmarkEnd w:id="70"/>
-    <w:bookmarkStart w:id="71" w:name="performance-tuning-scalability-knobs"/>
+    <w:bookmarkEnd w:id="69"/>
+    <w:bookmarkStart w:id="70" w:name="performance-tuning-scalability-knobs"/>
     <w:p>
       <w:pPr>
         <w:pStyle w:val="Heading4"/>
@@ -12205,8 +12390,8 @@
         </w:tc>
       </w:tr>
     </w:tbl>
-    <w:bookmarkEnd w:id="71"/>
-    <w:bookmarkStart w:id="72" w:name="quota-fallbacks"/>
+    <w:bookmarkEnd w:id="70"/>
+    <w:bookmarkStart w:id="71" w:name="quota-fallbacks"/>
     <w:p>
       <w:pPr>
         <w:pStyle w:val="Heading4"/>
@@ -12425,8 +12610,8 @@
         </w:tc>
       </w:tr>
     </w:tbl>
-    <w:bookmarkEnd w:id="72"/>
-    <w:bookmarkStart w:id="73" w:name="adobe-endpoints-advanced"/>
+    <w:bookmarkEnd w:id="71"/>
+    <w:bookmarkStart w:id="72" w:name="adobe-endpoints-advanced"/>
     <w:p>
       <w:pPr>
         <w:pStyle w:val="Heading4"/>
@@ -12662,9 +12847,9 @@
         </w:tc>
       </w:tr>
     </w:tbl>
+    <w:bookmarkEnd w:id="72"/>
     <w:bookmarkEnd w:id="73"/>
-    <w:bookmarkEnd w:id="74"/>
-    <w:bookmarkStart w:id="75" w:name="per-machine-tuning-recommendations"/>
+    <w:bookmarkStart w:id="74" w:name="per-machine-tuning-recommendations"/>
     <w:p>
       <w:pPr>
         <w:pStyle w:val="Heading3"/>
@@ -13101,8 +13286,8 @@
         </w:tc>
       </w:tr>
     </w:tbl>
-    <w:bookmarkEnd w:id="75"/>
-    <w:bookmarkStart w:id="76" w:name="development-testing"/>
+    <w:bookmarkEnd w:id="74"/>
+    <w:bookmarkStart w:id="75" w:name="development-testing"/>
     <w:p>
       <w:pPr>
         <w:pStyle w:val="Heading3"/>
@@ -13240,8 +13425,8 @@
         </w:tc>
       </w:tr>
     </w:tbl>
-    <w:bookmarkEnd w:id="76"/>
-    <w:bookmarkStart w:id="77" w:name="sample-.env-files"/>
+    <w:bookmarkEnd w:id="75"/>
+    <w:bookmarkStart w:id="76" w:name="sample-.env-files"/>
     <w:p>
       <w:pPr>
         <w:pStyle w:val="Heading3"/>
@@ -13454,24 +13639,123 @@
         </w:pict>
       </w:r>
     </w:p>
+    <w:bookmarkEnd w:id="76"/>
     <w:bookmarkEnd w:id="77"/>
+    <w:bookmarkStart w:id="85" w:name="operational-procedures"/>
+    <w:p>
+      <w:pPr>
+        <w:pStyle w:val="Heading2"/>
+      </w:pPr>
+      <w:r>
+        <w:t xml:space="preserve">9. Operational Procedures</w:t>
+      </w:r>
+    </w:p>
+    <w:bookmarkStart w:id="78" w:name="prerequisites"/>
+    <w:p>
+      <w:pPr>
+        <w:pStyle w:val="Heading3"/>
+      </w:pPr>
+      <w:r>
+        <w:t xml:space="preserve">9.1 Prerequisites</w:t>
+      </w:r>
+    </w:p>
+    <w:p>
+      <w:pPr>
+        <w:pStyle w:val="SourceCode"/>
+      </w:pPr>
+      <w:r>
+        <w:rPr>
+          <w:rStyle w:val="VerbatimChar"/>
+        </w:rPr>
+        <w:t xml:space="preserve">  Node.js 20 LTS  (required — better-sqlite3 needs prebuilt binaries)</w:t>
+      </w:r>
+      <w:r>
+        <w:br/>
+      </w:r>
+      <w:r>
+        <w:br/>
+      </w:r>
+      <w:r>
+        <w:rPr>
+          <w:rStyle w:val="VerbatimChar"/>
+        </w:rPr>
+        <w:t xml:space="preserve">  Windows:</w:t>
+      </w:r>
+      <w:r>
+        <w:br/>
+      </w:r>
+      <w:r>
+        <w:rPr>
+          <w:rStyle w:val="VerbatimChar"/>
+        </w:rPr>
+        <w:t xml:space="preserve">    winget install CoreyButler.NVMforWindows</w:t>
+      </w:r>
+      <w:r>
+        <w:br/>
+      </w:r>
+      <w:r>
+        <w:rPr>
+          <w:rStyle w:val="VerbatimChar"/>
+        </w:rPr>
+        <w:t xml:space="preserve">    nvm install 20.18.0</w:t>
+      </w:r>
+      <w:r>
+        <w:br/>
+      </w:r>
+      <w:r>
+        <w:rPr>
+          <w:rStyle w:val="VerbatimChar"/>
+        </w:rPr>
+        <w:t xml:space="preserve">    nvm use 20.18.0</w:t>
+      </w:r>
+      <w:r>
+        <w:br/>
+      </w:r>
+      <w:r>
+        <w:br/>
+      </w:r>
+      <w:r>
+        <w:rPr>
+          <w:rStyle w:val="VerbatimChar"/>
+        </w:rPr>
+        <w:t xml:space="preserve">  macOS / Linux:</w:t>
+      </w:r>
+      <w:r>
+        <w:br/>
+      </w:r>
+      <w:r>
+        <w:rPr>
+          <w:rStyle w:val="VerbatimChar"/>
+        </w:rPr>
+        <w:t xml:space="preserve">    curl -o- https://raw.githubusercontent.com/nvm-sh/nvm/v0.40.1/install.sh | bash</w:t>
+      </w:r>
+      <w:r>
+        <w:br/>
+      </w:r>
+      <w:r>
+        <w:rPr>
+          <w:rStyle w:val="VerbatimChar"/>
+        </w:rPr>
+        <w:t xml:space="preserve">    nvm install 20</w:t>
+      </w:r>
+      <w:r>
+        <w:br/>
+      </w:r>
+      <w:r>
+        <w:rPr>
+          <w:rStyle w:val="VerbatimChar"/>
+        </w:rPr>
+        <w:t xml:space="preserve">    nvm use 20</w:t>
+      </w:r>
+    </w:p>
     <w:bookmarkEnd w:id="78"/>
-    <w:bookmarkStart w:id="86" w:name="operational-procedures"/>
-    <w:p>
-      <w:pPr>
-        <w:pStyle w:val="Heading2"/>
-      </w:pPr>
-      <w:r>
-        <w:t xml:space="preserve">9. Operational Procedures</w:t>
-      </w:r>
-    </w:p>
-    <w:bookmarkStart w:id="79" w:name="prerequisites"/>
+    <w:bookmarkStart w:id="79" w:name="installation-first-run"/>
     <w:p>
       <w:pPr>
         <w:pStyle w:val="Heading3"/>
       </w:pPr>
       <w:r>
-        <w:t xml:space="preserve">9.1 Prerequisites</w:t>
+        <w:t xml:space="preserve">9.2 Installation &amp; First Run</w:t>
       </w:r>
     </w:p>
     <w:p>
@@ -13480,105 +13764,6 @@
       </w:pPr>
       <w:r>
         <w:rPr>
-          <w:rStyle w:val="VerbatimChar"/>
-        </w:rPr>
-        <w:t xml:space="preserve">  Node.js 20 LTS  (required — better-sqlite3 needs prebuilt binaries)</w:t>
-      </w:r>
-      <w:r>
-        <w:br/>
-      </w:r>
-      <w:r>
-        <w:br/>
-      </w:r>
-      <w:r>
-        <w:rPr>
-          <w:rStyle w:val="VerbatimChar"/>
-        </w:rPr>
-        <w:t xml:space="preserve">  Windows:</w:t>
-      </w:r>
-      <w:r>
-        <w:br/>
-      </w:r>
-      <w:r>
-        <w:rPr>
-          <w:rStyle w:val="VerbatimChar"/>
-        </w:rPr>
-        <w:t xml:space="preserve">    winget install CoreyButler.NVMforWindows</w:t>
-      </w:r>
-      <w:r>
-        <w:br/>
-      </w:r>
-      <w:r>
-        <w:rPr>
-          <w:rStyle w:val="VerbatimChar"/>
-        </w:rPr>
-        <w:t xml:space="preserve">    nvm install 20.18.0</w:t>
-      </w:r>
-      <w:r>
-        <w:br/>
-      </w:r>
-      <w:r>
-        <w:rPr>
-          <w:rStyle w:val="VerbatimChar"/>
-        </w:rPr>
-        <w:t xml:space="preserve">    nvm use 20.18.0</w:t>
-      </w:r>
-      <w:r>
-        <w:br/>
-      </w:r>
-      <w:r>
-        <w:br/>
-      </w:r>
-      <w:r>
-        <w:rPr>
-          <w:rStyle w:val="VerbatimChar"/>
-        </w:rPr>
-        <w:t xml:space="preserve">  macOS / Linux:</w:t>
-      </w:r>
-      <w:r>
-        <w:br/>
-      </w:r>
-      <w:r>
-        <w:rPr>
-          <w:rStyle w:val="VerbatimChar"/>
-        </w:rPr>
-        <w:t xml:space="preserve">    curl -o- https://raw.githubusercontent.com/nvm-sh/nvm/v0.40.1/install.sh | bash</w:t>
-      </w:r>
-      <w:r>
-        <w:br/>
-      </w:r>
-      <w:r>
-        <w:rPr>
-          <w:rStyle w:val="VerbatimChar"/>
-        </w:rPr>
-        <w:t xml:space="preserve">    nvm install 20</w:t>
-      </w:r>
-      <w:r>
-        <w:br/>
-      </w:r>
-      <w:r>
-        <w:rPr>
-          <w:rStyle w:val="VerbatimChar"/>
-        </w:rPr>
-        <w:t xml:space="preserve">    nvm use 20</w:t>
-      </w:r>
-    </w:p>
-    <w:bookmarkEnd w:id="79"/>
-    <w:bookmarkStart w:id="80" w:name="installation-first-run"/>
-    <w:p>
-      <w:pPr>
-        <w:pStyle w:val="Heading3"/>
-      </w:pPr>
-      <w:r>
-        <w:t xml:space="preserve">9.2 Installation &amp; First Run</w:t>
-      </w:r>
-    </w:p>
-    <w:p>
-      <w:pPr>
-        <w:pStyle w:val="SourceCode"/>
-      </w:pPr>
-      <w:r>
-        <w:rPr>
           <w:rStyle w:val="ExtensionTok"/>
         </w:rPr>
         <w:t xml:space="preserve">npm</w:t>
@@ -13630,652 +13815,6 @@
           <w:rStyle w:val="CommentTok"/>
         </w:rPr>
         <w:t xml:space="preserve"># starts server, opens browser at http://localhost:3000</w:t>
-      </w:r>
-    </w:p>
-    <w:p>
-      <w:pPr>
-        <w:numPr>
-          <w:ilvl w:val="0"/>
-          <w:numId w:val="1012"/>
-        </w:numPr>
-        <w:pStyle w:val="Compact"/>
-      </w:pPr>
-      <w:r>
-        <w:rPr>
-          <w:bCs/>
-          <w:b/>
-        </w:rPr>
-        <w:t xml:space="preserve">Config tab</w:t>
-      </w:r>
-      <w:r>
-        <w:t xml:space="preserve"> </w:t>
-      </w:r>
-      <w:r>
-        <w:t xml:space="preserve">— enter IMS credentials (Environment, IMS Org ID, Client ID,</w:t>
-      </w:r>
-      <w:r>
-        <w:t xml:space="preserve"> </w:t>
-      </w:r>
-      <w:r>
-        <w:t xml:space="preserve">Client Secret, Region). Click</w:t>
-      </w:r>
-      <w:r>
-        <w:t xml:space="preserve"> </w:t>
-      </w:r>
-      <w:r>
-        <w:rPr>
-          <w:bCs/>
-          <w:b/>
-        </w:rPr>
-        <w:t xml:space="preserve">Test Connection</w:t>
-      </w:r>
-      <w:r>
-        <w:t xml:space="preserve">. The tool fetches your live</w:t>
-      </w:r>
-      <w:r>
-        <w:t xml:space="preserve"> </w:t>
-      </w:r>
-      <w:r>
-        <w:t xml:space="preserve">daily and monthly quota and displays it in the banner.</w:t>
-      </w:r>
-    </w:p>
-    <w:p>
-      <w:pPr>
-        <w:numPr>
-          <w:ilvl w:val="0"/>
-          <w:numId w:val="1012"/>
-        </w:numPr>
-        <w:pStyle w:val="Compact"/>
-      </w:pPr>
-      <w:r>
-        <w:rPr>
-          <w:bCs/>
-          <w:b/>
-        </w:rPr>
-        <w:t xml:space="preserve">Pick a sandbox</w:t>
-      </w:r>
-      <w:r>
-        <w:t xml:space="preserve"> </w:t>
-      </w:r>
-      <w:r>
-        <w:t xml:space="preserve">from the dropdown. Datasets and namespace registry load</w:t>
-      </w:r>
-      <w:r>
-        <w:t xml:space="preserve"> </w:t>
-      </w:r>
-      <w:r>
-        <w:t xml:space="preserve">automatically.</w:t>
-      </w:r>
-    </w:p>
-    <w:p>
-      <w:pPr>
-        <w:numPr>
-          <w:ilvl w:val="0"/>
-          <w:numId w:val="1012"/>
-        </w:numPr>
-        <w:pStyle w:val="Compact"/>
-      </w:pPr>
-      <w:r>
-        <w:rPr>
-          <w:bCs/>
-          <w:b/>
-        </w:rPr>
-        <w:t xml:space="preserve">Select deletion scope</w:t>
-      </w:r>
-      <w:r>
-        <w:t xml:space="preserve">: ALL datasets, specific datasets, or profile-only</w:t>
-      </w:r>
-      <w:r>
-        <w:t xml:space="preserve"> </w:t>
-      </w:r>
-      <w:r>
-        <w:t xml:space="preserve">(Identity + Profile + AJO, no data lake).</w:t>
-      </w:r>
-    </w:p>
-    <w:p>
-      <w:pPr>
-        <w:numPr>
-          <w:ilvl w:val="0"/>
-          <w:numId w:val="1012"/>
-        </w:numPr>
-        <w:pStyle w:val="Compact"/>
-      </w:pPr>
-      <w:r>
-        <w:rPr>
-          <w:bCs/>
-          <w:b/>
-        </w:rPr>
-        <w:t xml:space="preserve">Upload tab</w:t>
-      </w:r>
-      <w:r>
-        <w:t xml:space="preserve"> </w:t>
-      </w:r>
-      <w:r>
-        <w:t xml:space="preserve">— select the source namespace (e.g. </w:t>
-      </w:r>
-      <w:r>
-        <w:rPr>
-          <w:rStyle w:val="VerbatimChar"/>
-        </w:rPr>
-        <w:t xml:space="preserve">hashedKocid</w:t>
-      </w:r>
-      <w:r>
-        <w:t xml:space="preserve">), drop the</w:t>
-      </w:r>
-      <w:r>
-        <w:t xml:space="preserve"> </w:t>
-      </w:r>
-      <w:r>
-        <w:t xml:space="preserve">CSV, click</w:t>
-      </w:r>
-      <w:r>
-        <w:t xml:space="preserve"> </w:t>
-      </w:r>
-      <w:r>
-        <w:rPr>
-          <w:bCs/>
-          <w:b/>
-        </w:rPr>
-        <w:t xml:space="preserve">Start Identity Expansion</w:t>
-      </w:r>
-      <w:r>
-        <w:t xml:space="preserve">.</w:t>
-      </w:r>
-    </w:p>
-    <w:p>
-      <w:pPr>
-        <w:numPr>
-          <w:ilvl w:val="0"/>
-          <w:numId w:val="1012"/>
-        </w:numPr>
-        <w:pStyle w:val="Compact"/>
-      </w:pPr>
-      <w:r>
-        <w:t xml:space="preserve">Wait for expansion to complete (progress bar in the Jobs tab).</w:t>
-      </w:r>
-    </w:p>
-    <w:p>
-      <w:pPr>
-        <w:numPr>
-          <w:ilvl w:val="0"/>
-          <w:numId w:val="1012"/>
-        </w:numPr>
-        <w:pStyle w:val="Compact"/>
-      </w:pPr>
-      <w:r>
-        <w:t xml:space="preserve">Click</w:t>
-      </w:r>
-      <w:r>
-        <w:t xml:space="preserve"> </w:t>
-      </w:r>
-      <w:r>
-        <w:rPr>
-          <w:bCs/>
-          <w:b/>
-        </w:rPr>
-        <w:t xml:space="preserve">Plan Work Orders</w:t>
-      </w:r>
-      <w:r>
-        <w:t xml:space="preserve">. Review the day/month breakdown.</w:t>
-      </w:r>
-    </w:p>
-    <w:p>
-      <w:pPr>
-        <w:numPr>
-          <w:ilvl w:val="0"/>
-          <w:numId w:val="1012"/>
-        </w:numPr>
-        <w:pStyle w:val="Compact"/>
-      </w:pPr>
-      <w:r>
-        <w:t xml:space="preserve">Click</w:t>
-      </w:r>
-      <w:r>
-        <w:t xml:space="preserve"> </w:t>
-      </w:r>
-      <w:r>
-        <w:rPr>
-          <w:bCs/>
-          <w:b/>
-        </w:rPr>
-        <w:t xml:space="preserve">Submit Day 1</w:t>
-      </w:r>
-      <w:r>
-        <w:t xml:space="preserve">. Work orders are sent to Adobe.</w:t>
-      </w:r>
-    </w:p>
-    <w:p>
-      <w:pPr>
-        <w:numPr>
-          <w:ilvl w:val="0"/>
-          <w:numId w:val="1012"/>
-        </w:numPr>
-        <w:pStyle w:val="Compact"/>
-      </w:pPr>
-      <w:r>
-        <w:t xml:space="preserve">Switch to the</w:t>
-      </w:r>
-      <w:r>
-        <w:t xml:space="preserve"> </w:t>
-      </w:r>
-      <w:r>
-        <w:rPr>
-          <w:bCs/>
-          <w:b/>
-        </w:rPr>
-        <w:t xml:space="preserve">Monitor tab</w:t>
-      </w:r>
-      <w:r>
-        <w:t xml:space="preserve"> </w:t>
-      </w:r>
-      <w:r>
-        <w:t xml:space="preserve">to track progress.</w:t>
-      </w:r>
-    </w:p>
-    <w:bookmarkEnd w:id="80"/>
-    <w:bookmarkStart w:id="81" w:name="running-tests"/>
-    <w:p>
-      <w:pPr>
-        <w:pStyle w:val="Heading3"/>
-      </w:pPr>
-      <w:r>
-        <w:t xml:space="preserve">9.3 Running Tests</w:t>
-      </w:r>
-    </w:p>
-    <w:p>
-      <w:pPr>
-        <w:pStyle w:val="SourceCode"/>
-      </w:pPr>
-      <w:r>
-        <w:rPr>
-          <w:rStyle w:val="ExtensionTok"/>
-        </w:rPr>
-        <w:t xml:space="preserve">npm</w:t>
-      </w:r>
-      <w:r>
-        <w:rPr>
-          <w:rStyle w:val="NormalTok"/>
-        </w:rPr>
-        <w:t xml:space="preserve"> test          </w:t>
-      </w:r>
-      <w:r>
-        <w:rPr>
-          <w:rStyle w:val="CommentTok"/>
-        </w:rPr>
-        <w:t xml:space="preserve"># runs scripts/run-tests.mjs (node --test over test/*.test.js)</w:t>
-      </w:r>
-    </w:p>
-    <w:p>
-      <w:pPr>
-        <w:pStyle w:val="BlockText"/>
-      </w:pPr>
-      <w:r>
-        <w:t xml:space="preserve">The historical</w:t>
-      </w:r>
-      <w:r>
-        <w:t xml:space="preserve"> </w:t>
-      </w:r>
-      <w:r>
-        <w:rPr>
-          <w:rStyle w:val="VerbatimChar"/>
-        </w:rPr>
-        <w:t xml:space="preserve">node --test test</w:t>
-      </w:r>
-      <w:r>
-        <w:t xml:space="preserve"> </w:t>
-      </w:r>
-      <w:r>
-        <w:t xml:space="preserve">form is broken on Node ≥ 23 (the positional</w:t>
-      </w:r>
-      <w:r>
-        <w:t xml:space="preserve"> </w:t>
-      </w:r>
-      <w:r>
-        <w:rPr>
-          <w:rStyle w:val="VerbatimChar"/>
-        </w:rPr>
-        <w:t xml:space="preserve">test</w:t>
-      </w:r>
-      <w:r>
-        <w:t xml:space="preserve"> </w:t>
-      </w:r>
-      <w:r>
-        <w:t xml:space="preserve">is parsed as a single test name). Use</w:t>
-      </w:r>
-      <w:r>
-        <w:t xml:space="preserve"> </w:t>
-      </w:r>
-      <w:r>
-        <w:rPr>
-          <w:rStyle w:val="VerbatimChar"/>
-        </w:rPr>
-        <w:t xml:space="preserve">npm test</w:t>
-      </w:r>
-      <w:r>
-        <w:t xml:space="preserve">.</w:t>
-      </w:r>
-    </w:p>
-    <w:p>
-      <w:pPr>
-        <w:pStyle w:val="FirstParagraph"/>
-      </w:pPr>
-      <w:r>
-        <w:t xml:space="preserve">All</w:t>
-      </w:r>
-      <w:r>
-        <w:t xml:space="preserve"> </w:t>
-      </w:r>
-      <w:r>
-        <w:rPr>
-          <w:bCs/>
-          <w:b/>
-        </w:rPr>
-        <w:t xml:space="preserve">277 automated tests pass</w:t>
-      </w:r>
-      <w:r>
-        <w:t xml:space="preserve"> </w:t>
-      </w:r>
-      <w:r>
-        <w:t xml:space="preserve">(0 failures). The suite covers work-order</w:t>
-      </w:r>
-      <w:r>
-        <w:t xml:space="preserve"> </w:t>
-      </w:r>
-      <w:r>
-        <w:t xml:space="preserve">payload validation, namespace canonicalization, the quota ledger, the planner</w:t>
-      </w:r>
-      <w:r>
-        <w:t xml:space="preserve"> </w:t>
-      </w:r>
-      <w:r>
-        <w:t xml:space="preserve">and live redistributor, startup recovery and reconciliation, the auto-resume</w:t>
-      </w:r>
-      <w:r>
-        <w:t xml:space="preserve"> </w:t>
-      </w:r>
-      <w:r>
-        <w:t xml:space="preserve">scheduler, the security middleware (host-header and Origin/Referer guards,</w:t>
-      </w:r>
-      <w:r>
-        <w:t xml:space="preserve"> </w:t>
-      </w:r>
-      <w:r>
-        <w:t xml:space="preserve">region/environment allowlists, and the CSV-injection sanitiser), and</w:t>
-      </w:r>
-      <w:r>
-        <w:t xml:space="preserve"> </w:t>
-      </w:r>
-      <w:r>
-        <w:t xml:space="preserve">end-to-end integration with Adobe fully mocked via</w:t>
-      </w:r>
-      <w:r>
-        <w:t xml:space="preserve"> </w:t>
-      </w:r>
-      <w:r>
-        <w:rPr>
-          <w:rStyle w:val="VerbatimChar"/>
-        </w:rPr>
-        <w:t xml:space="preserve">nock</w:t>
-      </w:r>
-      <w:r>
-        <w:t xml:space="preserve">.</w:t>
-      </w:r>
-    </w:p>
-    <w:bookmarkEnd w:id="81"/>
-    <w:bookmarkStart w:id="82" w:name="recovering-from-a-crash"/>
-    <w:p>
-      <w:pPr>
-        <w:pStyle w:val="Heading3"/>
-      </w:pPr>
-      <w:r>
-        <w:t xml:space="preserve">9.4 Recovering From a Crash</w:t>
-      </w:r>
-    </w:p>
-    <w:p>
-      <w:pPr>
-        <w:pStyle w:val="FirstParagraph"/>
-      </w:pPr>
-      <w:r>
-        <w:t xml:space="preserve">Restart the application — no manual action needed in the common case.</w:t>
-      </w:r>
-    </w:p>
-    <w:p>
-      <w:pPr>
-        <w:pStyle w:val="BodyText"/>
-      </w:pPr>
-      <w:r>
-        <w:t xml:space="preserve">On startup,</w:t>
-      </w:r>
-      <w:r>
-        <w:t xml:space="preserve"> </w:t>
-      </w:r>
-      <w:r>
-        <w:rPr>
-          <w:rStyle w:val="VerbatimChar"/>
-        </w:rPr>
-        <w:t xml:space="preserve">runStartupRecovery()</w:t>
-      </w:r>
-      <w:r>
-        <w:t xml:space="preserve"> </w:t>
-      </w:r>
-      <w:r>
-        <w:t xml:space="preserve">automatically:</w:t>
-      </w:r>
-      <w:r>
-        <w:t xml:space="preserve"> </w:t>
-      </w:r>
-      <w:r>
-        <w:t xml:space="preserve">-</w:t>
-      </w:r>
-      <w:r>
-        <w:t xml:space="preserve"> </w:t>
-      </w:r>
-      <w:r>
-        <w:rPr>
-          <w:bCs/>
-          <w:b/>
-        </w:rPr>
-        <w:t xml:space="preserve">Resumes expanding jobs.</w:t>
-      </w:r>
-      <w:r>
-        <w:t xml:space="preserve"> </w:t>
-      </w:r>
-      <w:r>
-        <w:t xml:space="preserve">Re-reads the CSV but skips already-processed</w:t>
-      </w:r>
-      <w:r>
-        <w:t xml:space="preserve"> </w:t>
-      </w:r>
-      <w:r>
-        <w:t xml:space="preserve">source IDs (built from the existing</w:t>
-      </w:r>
-      <w:r>
-        <w:t xml:space="preserve"> </w:t>
-      </w:r>
-      <w:r>
-        <w:rPr>
-          <w:rStyle w:val="VerbatimChar"/>
-        </w:rPr>
-        <w:t xml:space="preserve">expanded_identities</w:t>
-      </w:r>
-      <w:r>
-        <w:t xml:space="preserve"> </w:t>
-      </w:r>
-      <w:r>
-        <w:t xml:space="preserve">rows). No</w:t>
-      </w:r>
-      <w:r>
-        <w:t xml:space="preserve"> </w:t>
-      </w:r>
-      <w:r>
-        <w:t xml:space="preserve">redundant Adobe calls.</w:t>
-      </w:r>
-      <w:r>
-        <w:t xml:space="preserve"> </w:t>
-      </w:r>
-      <w:r>
-        <w:t xml:space="preserve">-</w:t>
-      </w:r>
-      <w:r>
-        <w:t xml:space="preserve"> </w:t>
-      </w:r>
-      <w:r>
-        <w:rPr>
-          <w:bCs/>
-          <w:b/>
-        </w:rPr>
-        <w:t xml:space="preserve">Reconciles orphan work orders.</w:t>
-      </w:r>
-      <w:r>
-        <w:t xml:space="preserve"> </w:t>
-      </w:r>
-      <w:r>
-        <w:t xml:space="preserve">For each work order stuck in</w:t>
-      </w:r>
-      <w:r>
-        <w:t xml:space="preserve"> </w:t>
-      </w:r>
-      <w:r>
-        <w:rPr>
-          <w:rStyle w:val="VerbatimChar"/>
-        </w:rPr>
-        <w:t xml:space="preserve">submitting</w:t>
-      </w:r>
-      <w:r>
-        <w:t xml:space="preserve"> </w:t>
-      </w:r>
-      <w:r>
-        <w:t xml:space="preserve">with no Adobe ID (the crash window), looks up the order in Adobe by its</w:t>
-      </w:r>
-      <w:r>
-        <w:t xml:space="preserve"> </w:t>
-      </w:r>
-      <w:r>
-        <w:rPr>
-          <w:rStyle w:val="VerbatimChar"/>
-        </w:rPr>
-        <w:t xml:space="preserve">displayName</w:t>
-      </w:r>
-      <w:r>
-        <w:t xml:space="preserve"> </w:t>
-      </w:r>
-      <w:r>
-        <w:t xml:space="preserve">prefix:</w:t>
-      </w:r>
-      <w:r>
-        <w:t xml:space="preserve"> </w:t>
-      </w:r>
-      <w:r>
-        <w:t xml:space="preserve">-</w:t>
-      </w:r>
-      <w:r>
-        <w:t xml:space="preserve"> </w:t>
-      </w:r>
-      <w:r>
-        <w:rPr>
-          <w:bCs/>
-          <w:b/>
-        </w:rPr>
-        <w:t xml:space="preserve">Match found</w:t>
-      </w:r>
-      <w:r>
-        <w:t xml:space="preserve"> </w:t>
-      </w:r>
-      <w:r>
-        <w:t xml:space="preserve">— records the Adobe ID + markAccepted; hands off to the monitor.</w:t>
-      </w:r>
-      <w:r>
-        <w:t xml:space="preserve"> </w:t>
-      </w:r>
-      <w:r>
-        <w:t xml:space="preserve">-</w:t>
-      </w:r>
-      <w:r>
-        <w:t xml:space="preserve"> </w:t>
-      </w:r>
-      <w:r>
-        <w:rPr>
-          <w:bCs/>
-          <w:b/>
-        </w:rPr>
-        <w:t xml:space="preserve">No match</w:t>
-      </w:r>
-      <w:r>
-        <w:t xml:space="preserve"> </w:t>
-      </w:r>
-      <w:r>
-        <w:t xml:space="preserve">— INDETERMINATE: leaves the orphan in</w:t>
-      </w:r>
-      <w:r>
-        <w:t xml:space="preserve"> </w:t>
-      </w:r>
-      <w:r>
-        <w:rPr>
-          <w:rStyle w:val="VerbatimChar"/>
-        </w:rPr>
-        <w:t xml:space="preserve">submitting</w:t>
-      </w:r>
-      <w:r>
-        <w:t xml:space="preserve"> </w:t>
-      </w:r>
-      <w:r>
-        <w:t xml:space="preserve">with its</w:t>
-      </w:r>
-      <w:r>
-        <w:t xml:space="preserve"> </w:t>
-      </w:r>
-      <w:r>
-        <w:t xml:space="preserve">reservation HELD. NEVER auto-rolls-back — a no-match doesn’t prove</w:t>
-      </w:r>
-      <w:r>
-        <w:t xml:space="preserve"> </w:t>
-      </w:r>
-      <w:r>
-        <w:t xml:space="preserve">Adobe absence (async creation, no read-after-write guarantee). The operator</w:t>
-      </w:r>
-      <w:r>
-        <w:t xml:space="preserve"> </w:t>
-      </w:r>
-      <w:r>
-        <w:t xml:space="preserve">confirms absence in Adobe’s UI and releases it via the release-absent action.</w:t>
-      </w:r>
-      <w:r>
-        <w:t xml:space="preserve"> </w:t>
-      </w:r>
-      <w:r>
-        <w:t xml:space="preserve">-</w:t>
-      </w:r>
-      <w:r>
-        <w:t xml:space="preserve"> </w:t>
-      </w:r>
-      <w:r>
-        <w:rPr>
-          <w:bCs/>
-          <w:b/>
-        </w:rPr>
-        <w:t xml:space="preserve">Indeterminate</w:t>
-      </w:r>
-      <w:r>
-        <w:t xml:space="preserve"> </w:t>
-      </w:r>
-      <w:r>
-        <w:t xml:space="preserve">(Adobe returned 400, network error) — leaves the orphan</w:t>
-      </w:r>
-      <w:r>
-        <w:t xml:space="preserve"> </w:t>
-      </w:r>
-      <w:r>
-        <w:t xml:space="preserve">for the next startup to retry.</w:t>
-      </w:r>
-    </w:p>
-    <w:bookmarkEnd w:id="82"/>
-    <w:bookmarkStart w:id="83" w:name="rotating-credentials"/>
-    <w:p>
-      <w:pPr>
-        <w:pStyle w:val="Heading3"/>
-      </w:pPr>
-      <w:r>
-        <w:t xml:space="preserve">9.5 Rotating Credentials</w:t>
       </w:r>
     </w:p>
     <w:p>
@@ -14287,20 +13826,42 @@
         <w:pStyle w:val="Compact"/>
       </w:pPr>
       <w:r>
-        <w:t xml:space="preserve">Update the secret in the</w:t>
-      </w:r>
-      <w:r>
-        <w:t xml:space="preserve"> </w:t>
-      </w:r>
-      <w:r>
         <w:rPr>
           <w:bCs/>
           <w:b/>
         </w:rPr>
-        <w:t xml:space="preserve">Adobe Developer Console</w:t>
-      </w:r>
-      <w:r>
-        <w:t xml:space="preserve">.</w:t>
+        <w:t xml:space="preserve">Config tab</w:t>
+      </w:r>
+      <w:r>
+        <w:t xml:space="preserve"> </w:t>
+      </w:r>
+      <w:r>
+        <w:t xml:space="preserve">— enter IMS credentials (Environment, IMS Org ID, Client ID,</w:t>
+      </w:r>
+      <w:r>
+        <w:t xml:space="preserve"> </w:t>
+      </w:r>
+      <w:r>
+        <w:t xml:space="preserve">Client Secret, Region). Click</w:t>
+      </w:r>
+      <w:r>
+        <w:t xml:space="preserve"> </w:t>
+      </w:r>
+      <w:r>
+        <w:rPr>
+          <w:bCs/>
+          <w:b/>
+        </w:rPr>
+        <w:t xml:space="preserve">Test Connection</w:t>
+      </w:r>
+      <w:r>
+        <w:t xml:space="preserve">. The tool fetches your live</w:t>
+      </w:r>
+      <w:r>
+        <w:t xml:space="preserve"> </w:t>
+      </w:r>
+      <w:r>
+        <w:t xml:space="preserve">daily and monthly quota and displays it in the banner.</w:t>
       </w:r>
     </w:p>
     <w:p>
@@ -14312,32 +13873,656 @@
         <w:pStyle w:val="Compact"/>
       </w:pPr>
       <w:r>
-        <w:t xml:space="preserve">Config tab → pick the saved credential from the dropdown → update</w:t>
-      </w:r>
-      <w:r>
-        <w:t xml:space="preserve"> </w:t>
-      </w:r>
-      <w:r>
         <w:rPr>
           <w:bCs/>
           <w:b/>
         </w:rPr>
-        <w:t xml:space="preserve">Client Secret</w:t>
-      </w:r>
-      <w:r>
-        <w:t xml:space="preserve"> </w:t>
-      </w:r>
-      <w:r>
-        <w:t xml:space="preserve">→ click</w:t>
-      </w:r>
-      <w:r>
-        <w:t xml:space="preserve"> </w:t>
-      </w:r>
+        <w:t xml:space="preserve">Pick a sandbox</w:t>
+      </w:r>
+      <w:r>
+        <w:t xml:space="preserve"> </w:t>
+      </w:r>
+      <w:r>
+        <w:t xml:space="preserve">from the dropdown. Datasets and namespace registry load</w:t>
+      </w:r>
+      <w:r>
+        <w:t xml:space="preserve"> </w:t>
+      </w:r>
+      <w:r>
+        <w:t xml:space="preserve">automatically.</w:t>
+      </w:r>
+    </w:p>
+    <w:p>
+      <w:pPr>
+        <w:numPr>
+          <w:ilvl w:val="0"/>
+          <w:numId w:val="1013"/>
+        </w:numPr>
+        <w:pStyle w:val="Compact"/>
+      </w:pPr>
       <w:r>
         <w:rPr>
           <w:bCs/>
           <w:b/>
         </w:rPr>
+        <w:t xml:space="preserve">Select deletion scope</w:t>
+      </w:r>
+      <w:r>
+        <w:t xml:space="preserve">: ALL datasets, specific datasets, or profile-only</w:t>
+      </w:r>
+      <w:r>
+        <w:t xml:space="preserve"> </w:t>
+      </w:r>
+      <w:r>
+        <w:t xml:space="preserve">(Identity + Profile + AJO, no data lake).</w:t>
+      </w:r>
+    </w:p>
+    <w:p>
+      <w:pPr>
+        <w:numPr>
+          <w:ilvl w:val="0"/>
+          <w:numId w:val="1013"/>
+        </w:numPr>
+        <w:pStyle w:val="Compact"/>
+      </w:pPr>
+      <w:r>
+        <w:rPr>
+          <w:bCs/>
+          <w:b/>
+        </w:rPr>
+        <w:t xml:space="preserve">Upload tab</w:t>
+      </w:r>
+      <w:r>
+        <w:t xml:space="preserve"> </w:t>
+      </w:r>
+      <w:r>
+        <w:t xml:space="preserve">— select the source namespace (e.g. </w:t>
+      </w:r>
+      <w:r>
+        <w:rPr>
+          <w:rStyle w:val="VerbatimChar"/>
+        </w:rPr>
+        <w:t xml:space="preserve">hashedKocid</w:t>
+      </w:r>
+      <w:r>
+        <w:t xml:space="preserve">), drop the</w:t>
+      </w:r>
+      <w:r>
+        <w:t xml:space="preserve"> </w:t>
+      </w:r>
+      <w:r>
+        <w:t xml:space="preserve">CSV, click</w:t>
+      </w:r>
+      <w:r>
+        <w:t xml:space="preserve"> </w:t>
+      </w:r>
+      <w:r>
+        <w:rPr>
+          <w:bCs/>
+          <w:b/>
+        </w:rPr>
+        <w:t xml:space="preserve">Start Identity Expansion</w:t>
+      </w:r>
+      <w:r>
+        <w:t xml:space="preserve">.</w:t>
+      </w:r>
+    </w:p>
+    <w:p>
+      <w:pPr>
+        <w:numPr>
+          <w:ilvl w:val="0"/>
+          <w:numId w:val="1013"/>
+        </w:numPr>
+        <w:pStyle w:val="Compact"/>
+      </w:pPr>
+      <w:r>
+        <w:t xml:space="preserve">Wait for expansion to complete (progress bar in the Jobs tab).</w:t>
+      </w:r>
+    </w:p>
+    <w:p>
+      <w:pPr>
+        <w:numPr>
+          <w:ilvl w:val="0"/>
+          <w:numId w:val="1013"/>
+        </w:numPr>
+        <w:pStyle w:val="Compact"/>
+      </w:pPr>
+      <w:r>
+        <w:t xml:space="preserve">Click</w:t>
+      </w:r>
+      <w:r>
+        <w:t xml:space="preserve"> </w:t>
+      </w:r>
+      <w:r>
+        <w:rPr>
+          <w:bCs/>
+          <w:b/>
+        </w:rPr>
+        <w:t xml:space="preserve">Plan Work Orders</w:t>
+      </w:r>
+      <w:r>
+        <w:t xml:space="preserve">. Review the day/month breakdown.</w:t>
+      </w:r>
+    </w:p>
+    <w:p>
+      <w:pPr>
+        <w:numPr>
+          <w:ilvl w:val="0"/>
+          <w:numId w:val="1013"/>
+        </w:numPr>
+        <w:pStyle w:val="Compact"/>
+      </w:pPr>
+      <w:r>
+        <w:t xml:space="preserve">Click</w:t>
+      </w:r>
+      <w:r>
+        <w:t xml:space="preserve"> </w:t>
+      </w:r>
+      <w:r>
+        <w:rPr>
+          <w:bCs/>
+          <w:b/>
+        </w:rPr>
+        <w:t xml:space="preserve">Submit Day 1</w:t>
+      </w:r>
+      <w:r>
+        <w:t xml:space="preserve">. Work orders are sent to Adobe.</w:t>
+      </w:r>
+    </w:p>
+    <w:p>
+      <w:pPr>
+        <w:numPr>
+          <w:ilvl w:val="0"/>
+          <w:numId w:val="1013"/>
+        </w:numPr>
+        <w:pStyle w:val="Compact"/>
+      </w:pPr>
+      <w:r>
+        <w:t xml:space="preserve">Switch to the</w:t>
+      </w:r>
+      <w:r>
+        <w:t xml:space="preserve"> </w:t>
+      </w:r>
+      <w:r>
+        <w:rPr>
+          <w:bCs/>
+          <w:b/>
+        </w:rPr>
+        <w:t xml:space="preserve">Monitor tab</w:t>
+      </w:r>
+      <w:r>
+        <w:t xml:space="preserve"> </w:t>
+      </w:r>
+      <w:r>
+        <w:t xml:space="preserve">to track progress.</w:t>
+      </w:r>
+    </w:p>
+    <w:bookmarkEnd w:id="79"/>
+    <w:bookmarkStart w:id="80" w:name="running-tests"/>
+    <w:p>
+      <w:pPr>
+        <w:pStyle w:val="Heading3"/>
+      </w:pPr>
+      <w:r>
+        <w:t xml:space="preserve">9.3 Running Tests</w:t>
+      </w:r>
+    </w:p>
+    <w:p>
+      <w:pPr>
+        <w:pStyle w:val="SourceCode"/>
+      </w:pPr>
+      <w:r>
+        <w:rPr>
+          <w:rStyle w:val="ExtensionTok"/>
+        </w:rPr>
+        <w:t xml:space="preserve">npm</w:t>
+      </w:r>
+      <w:r>
+        <w:rPr>
+          <w:rStyle w:val="NormalTok"/>
+        </w:rPr>
+        <w:t xml:space="preserve"> test          </w:t>
+      </w:r>
+      <w:r>
+        <w:rPr>
+          <w:rStyle w:val="CommentTok"/>
+        </w:rPr>
+        <w:t xml:space="preserve"># runs scripts/run-tests.mjs (node --test over test/*.test.js)</w:t>
+      </w:r>
+    </w:p>
+    <w:p>
+      <w:pPr>
+        <w:pStyle w:val="BlockText"/>
+      </w:pPr>
+      <w:r>
+        <w:t xml:space="preserve">The historical</w:t>
+      </w:r>
+      <w:r>
+        <w:t xml:space="preserve"> </w:t>
+      </w:r>
+      <w:r>
+        <w:rPr>
+          <w:rStyle w:val="VerbatimChar"/>
+        </w:rPr>
+        <w:t xml:space="preserve">node --test test</w:t>
+      </w:r>
+      <w:r>
+        <w:t xml:space="preserve"> </w:t>
+      </w:r>
+      <w:r>
+        <w:t xml:space="preserve">form is broken on Node ≥ 23 (the positional</w:t>
+      </w:r>
+      <w:r>
+        <w:t xml:space="preserve"> </w:t>
+      </w:r>
+      <w:r>
+        <w:rPr>
+          <w:rStyle w:val="VerbatimChar"/>
+        </w:rPr>
+        <w:t xml:space="preserve">test</w:t>
+      </w:r>
+      <w:r>
+        <w:t xml:space="preserve"> </w:t>
+      </w:r>
+      <w:r>
+        <w:t xml:space="preserve">is parsed as a single test name). Use</w:t>
+      </w:r>
+      <w:r>
+        <w:t xml:space="preserve"> </w:t>
+      </w:r>
+      <w:r>
+        <w:rPr>
+          <w:rStyle w:val="VerbatimChar"/>
+        </w:rPr>
+        <w:t xml:space="preserve">npm test</w:t>
+      </w:r>
+      <w:r>
+        <w:t xml:space="preserve">.</w:t>
+      </w:r>
+    </w:p>
+    <w:p>
+      <w:pPr>
+        <w:pStyle w:val="FirstParagraph"/>
+      </w:pPr>
+      <w:r>
+        <w:t xml:space="preserve">All</w:t>
+      </w:r>
+      <w:r>
+        <w:t xml:space="preserve"> </w:t>
+      </w:r>
+      <w:r>
+        <w:rPr>
+          <w:bCs/>
+          <w:b/>
+        </w:rPr>
+        <w:t xml:space="preserve">277 automated tests pass</w:t>
+      </w:r>
+      <w:r>
+        <w:t xml:space="preserve"> </w:t>
+      </w:r>
+      <w:r>
+        <w:t xml:space="preserve">(0 failures). The suite covers work-order</w:t>
+      </w:r>
+      <w:r>
+        <w:t xml:space="preserve"> </w:t>
+      </w:r>
+      <w:r>
+        <w:t xml:space="preserve">payload validation, namespace canonicalization, the quota ledger, the planner</w:t>
+      </w:r>
+      <w:r>
+        <w:t xml:space="preserve"> </w:t>
+      </w:r>
+      <w:r>
+        <w:t xml:space="preserve">and live redistributor, startup recovery and reconciliation, the auto-resume</w:t>
+      </w:r>
+      <w:r>
+        <w:t xml:space="preserve"> </w:t>
+      </w:r>
+      <w:r>
+        <w:t xml:space="preserve">scheduler, the security middleware (host-header and Origin/Referer guards,</w:t>
+      </w:r>
+      <w:r>
+        <w:t xml:space="preserve"> </w:t>
+      </w:r>
+      <w:r>
+        <w:t xml:space="preserve">region/environment allowlists, and the CSV-injection sanitiser), and</w:t>
+      </w:r>
+      <w:r>
+        <w:t xml:space="preserve"> </w:t>
+      </w:r>
+      <w:r>
+        <w:t xml:space="preserve">end-to-end integration with Adobe fully mocked via</w:t>
+      </w:r>
+      <w:r>
+        <w:t xml:space="preserve"> </w:t>
+      </w:r>
+      <w:r>
+        <w:rPr>
+          <w:rStyle w:val="VerbatimChar"/>
+        </w:rPr>
+        <w:t xml:space="preserve">nock</w:t>
+      </w:r>
+      <w:r>
+        <w:t xml:space="preserve">.</w:t>
+      </w:r>
+    </w:p>
+    <w:bookmarkEnd w:id="80"/>
+    <w:bookmarkStart w:id="81" w:name="recovering-from-a-crash"/>
+    <w:p>
+      <w:pPr>
+        <w:pStyle w:val="Heading3"/>
+      </w:pPr>
+      <w:r>
+        <w:t xml:space="preserve">9.4 Recovering From a Crash</w:t>
+      </w:r>
+    </w:p>
+    <w:p>
+      <w:pPr>
+        <w:pStyle w:val="FirstParagraph"/>
+      </w:pPr>
+      <w:r>
+        <w:t xml:space="preserve">Restart the application — no manual action needed in the common case.</w:t>
+      </w:r>
+    </w:p>
+    <w:p>
+      <w:pPr>
+        <w:pStyle w:val="BodyText"/>
+      </w:pPr>
+      <w:r>
+        <w:t xml:space="preserve">On startup,</w:t>
+      </w:r>
+      <w:r>
+        <w:t xml:space="preserve"> </w:t>
+      </w:r>
+      <w:r>
+        <w:rPr>
+          <w:rStyle w:val="VerbatimChar"/>
+        </w:rPr>
+        <w:t xml:space="preserve">runStartupRecovery()</w:t>
+      </w:r>
+      <w:r>
+        <w:t xml:space="preserve"> </w:t>
+      </w:r>
+      <w:r>
+        <w:t xml:space="preserve">automatically:</w:t>
+      </w:r>
+      <w:r>
+        <w:t xml:space="preserve"> </w:t>
+      </w:r>
+      <w:r>
+        <w:t xml:space="preserve">-</w:t>
+      </w:r>
+      <w:r>
+        <w:t xml:space="preserve"> </w:t>
+      </w:r>
+      <w:r>
+        <w:rPr>
+          <w:bCs/>
+          <w:b/>
+        </w:rPr>
+        <w:t xml:space="preserve">Resumes expanding jobs.</w:t>
+      </w:r>
+      <w:r>
+        <w:t xml:space="preserve"> </w:t>
+      </w:r>
+      <w:r>
+        <w:t xml:space="preserve">Re-reads the CSV but skips already-processed</w:t>
+      </w:r>
+      <w:r>
+        <w:t xml:space="preserve"> </w:t>
+      </w:r>
+      <w:r>
+        <w:t xml:space="preserve">source IDs (built from the existing</w:t>
+      </w:r>
+      <w:r>
+        <w:t xml:space="preserve"> </w:t>
+      </w:r>
+      <w:r>
+        <w:rPr>
+          <w:rStyle w:val="VerbatimChar"/>
+        </w:rPr>
+        <w:t xml:space="preserve">expanded_identities</w:t>
+      </w:r>
+      <w:r>
+        <w:t xml:space="preserve"> </w:t>
+      </w:r>
+      <w:r>
+        <w:t xml:space="preserve">rows). No</w:t>
+      </w:r>
+      <w:r>
+        <w:t xml:space="preserve"> </w:t>
+      </w:r>
+      <w:r>
+        <w:t xml:space="preserve">redundant Adobe calls.</w:t>
+      </w:r>
+      <w:r>
+        <w:t xml:space="preserve"> </w:t>
+      </w:r>
+      <w:r>
+        <w:t xml:space="preserve">-</w:t>
+      </w:r>
+      <w:r>
+        <w:t xml:space="preserve"> </w:t>
+      </w:r>
+      <w:r>
+        <w:rPr>
+          <w:bCs/>
+          <w:b/>
+        </w:rPr>
+        <w:t xml:space="preserve">Reconciles orphan work orders.</w:t>
+      </w:r>
+      <w:r>
+        <w:t xml:space="preserve"> </w:t>
+      </w:r>
+      <w:r>
+        <w:t xml:space="preserve">For each work order stuck in</w:t>
+      </w:r>
+      <w:r>
+        <w:t xml:space="preserve"> </w:t>
+      </w:r>
+      <w:r>
+        <w:rPr>
+          <w:rStyle w:val="VerbatimChar"/>
+        </w:rPr>
+        <w:t xml:space="preserve">submitting</w:t>
+      </w:r>
+      <w:r>
+        <w:t xml:space="preserve"> </w:t>
+      </w:r>
+      <w:r>
+        <w:t xml:space="preserve">with no Adobe ID (the crash window), looks up the order in Adobe by its</w:t>
+      </w:r>
+      <w:r>
+        <w:t xml:space="preserve"> </w:t>
+      </w:r>
+      <w:r>
+        <w:rPr>
+          <w:rStyle w:val="VerbatimChar"/>
+        </w:rPr>
+        <w:t xml:space="preserve">displayName</w:t>
+      </w:r>
+      <w:r>
+        <w:t xml:space="preserve"> </w:t>
+      </w:r>
+      <w:r>
+        <w:t xml:space="preserve">prefix:</w:t>
+      </w:r>
+      <w:r>
+        <w:t xml:space="preserve"> </w:t>
+      </w:r>
+      <w:r>
+        <w:t xml:space="preserve">-</w:t>
+      </w:r>
+      <w:r>
+        <w:t xml:space="preserve"> </w:t>
+      </w:r>
+      <w:r>
+        <w:rPr>
+          <w:bCs/>
+          <w:b/>
+        </w:rPr>
+        <w:t xml:space="preserve">Match found</w:t>
+      </w:r>
+      <w:r>
+        <w:t xml:space="preserve"> </w:t>
+      </w:r>
+      <w:r>
+        <w:t xml:space="preserve">— records the Adobe ID + markAccepted; hands off to the monitor.</w:t>
+      </w:r>
+      <w:r>
+        <w:t xml:space="preserve"> </w:t>
+      </w:r>
+      <w:r>
+        <w:t xml:space="preserve">-</w:t>
+      </w:r>
+      <w:r>
+        <w:t xml:space="preserve"> </w:t>
+      </w:r>
+      <w:r>
+        <w:rPr>
+          <w:bCs/>
+          <w:b/>
+        </w:rPr>
+        <w:t xml:space="preserve">No match</w:t>
+      </w:r>
+      <w:r>
+        <w:t xml:space="preserve"> </w:t>
+      </w:r>
+      <w:r>
+        <w:t xml:space="preserve">— INDETERMINATE: leaves the orphan in</w:t>
+      </w:r>
+      <w:r>
+        <w:t xml:space="preserve"> </w:t>
+      </w:r>
+      <w:r>
+        <w:rPr>
+          <w:rStyle w:val="VerbatimChar"/>
+        </w:rPr>
+        <w:t xml:space="preserve">submitting</w:t>
+      </w:r>
+      <w:r>
+        <w:t xml:space="preserve"> </w:t>
+      </w:r>
+      <w:r>
+        <w:t xml:space="preserve">with its</w:t>
+      </w:r>
+      <w:r>
+        <w:t xml:space="preserve"> </w:t>
+      </w:r>
+      <w:r>
+        <w:t xml:space="preserve">reservation HELD. NEVER auto-rolls-back — a no-match doesn’t prove</w:t>
+      </w:r>
+      <w:r>
+        <w:t xml:space="preserve"> </w:t>
+      </w:r>
+      <w:r>
+        <w:t xml:space="preserve">Adobe absence (async creation, no read-after-write guarantee). The operator</w:t>
+      </w:r>
+      <w:r>
+        <w:t xml:space="preserve"> </w:t>
+      </w:r>
+      <w:r>
+        <w:t xml:space="preserve">confirms absence in Adobe’s UI and releases it via the release-absent action.</w:t>
+      </w:r>
+      <w:r>
+        <w:t xml:space="preserve"> </w:t>
+      </w:r>
+      <w:r>
+        <w:t xml:space="preserve">-</w:t>
+      </w:r>
+      <w:r>
+        <w:t xml:space="preserve"> </w:t>
+      </w:r>
+      <w:r>
+        <w:rPr>
+          <w:bCs/>
+          <w:b/>
+        </w:rPr>
+        <w:t xml:space="preserve">Indeterminate</w:t>
+      </w:r>
+      <w:r>
+        <w:t xml:space="preserve"> </w:t>
+      </w:r>
+      <w:r>
+        <w:t xml:space="preserve">(Adobe returned 400, network error) — leaves the orphan</w:t>
+      </w:r>
+      <w:r>
+        <w:t xml:space="preserve"> </w:t>
+      </w:r>
+      <w:r>
+        <w:t xml:space="preserve">for the next startup to retry.</w:t>
+      </w:r>
+    </w:p>
+    <w:bookmarkEnd w:id="81"/>
+    <w:bookmarkStart w:id="82" w:name="rotating-credentials"/>
+    <w:p>
+      <w:pPr>
+        <w:pStyle w:val="Heading3"/>
+      </w:pPr>
+      <w:r>
+        <w:t xml:space="preserve">9.5 Rotating Credentials</w:t>
+      </w:r>
+    </w:p>
+    <w:p>
+      <w:pPr>
+        <w:numPr>
+          <w:ilvl w:val="0"/>
+          <w:numId w:val="1014"/>
+        </w:numPr>
+        <w:pStyle w:val="Compact"/>
+      </w:pPr>
+      <w:r>
+        <w:t xml:space="preserve">Update the secret in the</w:t>
+      </w:r>
+      <w:r>
+        <w:t xml:space="preserve"> </w:t>
+      </w:r>
+      <w:r>
+        <w:rPr>
+          <w:bCs/>
+          <w:b/>
+        </w:rPr>
+        <w:t xml:space="preserve">Adobe Developer Console</w:t>
+      </w:r>
+      <w:r>
+        <w:t xml:space="preserve">.</w:t>
+      </w:r>
+    </w:p>
+    <w:p>
+      <w:pPr>
+        <w:numPr>
+          <w:ilvl w:val="0"/>
+          <w:numId w:val="1014"/>
+        </w:numPr>
+        <w:pStyle w:val="Compact"/>
+      </w:pPr>
+      <w:r>
+        <w:t xml:space="preserve">Config tab → pick the saved credential from the dropdown → update</w:t>
+      </w:r>
+      <w:r>
+        <w:t xml:space="preserve"> </w:t>
+      </w:r>
+      <w:r>
+        <w:rPr>
+          <w:bCs/>
+          <w:b/>
+        </w:rPr>
+        <w:t xml:space="preserve">Client Secret</w:t>
+      </w:r>
+      <w:r>
+        <w:t xml:space="preserve"> </w:t>
+      </w:r>
+      <w:r>
+        <w:t xml:space="preserve">→ click</w:t>
+      </w:r>
+      <w:r>
+        <w:t xml:space="preserve"> </w:t>
+      </w:r>
+      <w:r>
+        <w:rPr>
+          <w:bCs/>
+          <w:b/>
+        </w:rPr>
         <w:t xml:space="preserve">Test Connection</w:t>
       </w:r>
       <w:r>
@@ -14350,85 +14535,85 @@
         <w:t xml:space="preserve">is saved. The in-memory token cache auto-invalidates on the next 401.</w:t>
       </w:r>
     </w:p>
+    <w:bookmarkEnd w:id="82"/>
+    <w:bookmarkStart w:id="83" w:name="full-reset-wipe-all-state"/>
+    <w:p>
+      <w:pPr>
+        <w:pStyle w:val="Heading3"/>
+      </w:pPr>
+      <w:r>
+        <w:t xml:space="preserve">9.6 Full Reset (wipe all state)</w:t>
+      </w:r>
+    </w:p>
+    <w:p>
+      <w:pPr>
+        <w:pStyle w:val="SourceCode"/>
+      </w:pPr>
+      <w:r>
+        <w:rPr>
+          <w:rStyle w:val="CommentTok"/>
+        </w:rPr>
+        <w:t xml:space="preserve"># Close the app first (Ctrl+C / close window)</w:t>
+      </w:r>
+      <w:r>
+        <w:br/>
+      </w:r>
+      <w:r>
+        <w:rPr>
+          <w:rStyle w:val="FunctionTok"/>
+        </w:rPr>
+        <w:t xml:space="preserve">rm</w:t>
+      </w:r>
+      <w:r>
+        <w:rPr>
+          <w:rStyle w:val="NormalTok"/>
+        </w:rPr>
+        <w:t xml:space="preserve"> </w:t>
+      </w:r>
+      <w:r>
+        <w:rPr>
+          <w:rStyle w:val="AttributeTok"/>
+        </w:rPr>
+        <w:t xml:space="preserve">-rf</w:t>
+      </w:r>
+      <w:r>
+        <w:rPr>
+          <w:rStyle w:val="NormalTok"/>
+        </w:rPr>
+        <w:t xml:space="preserve"> data/</w:t>
+      </w:r>
+      <w:r>
+        <w:br/>
+      </w:r>
+      <w:r>
+        <w:rPr>
+          <w:rStyle w:val="ExtensionTok"/>
+        </w:rPr>
+        <w:t xml:space="preserve">npm</w:t>
+      </w:r>
+      <w:r>
+        <w:rPr>
+          <w:rStyle w:val="NormalTok"/>
+        </w:rPr>
+        <w:t xml:space="preserve"> start</w:t>
+      </w:r>
+    </w:p>
+    <w:p>
+      <w:pPr>
+        <w:pStyle w:val="FirstParagraph"/>
+      </w:pPr>
+      <w:r>
+        <w:t xml:space="preserve">Deletes the SQLite database, encryption key, all uploads and exports.</w:t>
+      </w:r>
+      <w:r>
+        <w:t xml:space="preserve"> </w:t>
+      </w:r>
+      <w:r>
+        <w:t xml:space="preserve">A fresh Config tab awaits on next start.</w:t>
+      </w:r>
+    </w:p>
     <w:bookmarkEnd w:id="83"/>
-    <w:bookmarkStart w:id="84" w:name="full-reset-wipe-all-state"/>
-    <w:p>
-      <w:pPr>
-        <w:pStyle w:val="Heading3"/>
-      </w:pPr>
-      <w:r>
-        <w:t xml:space="preserve">9.6 Full Reset (wipe all state)</w:t>
-      </w:r>
-    </w:p>
-    <w:p>
-      <w:pPr>
-        <w:pStyle w:val="SourceCode"/>
-      </w:pPr>
-      <w:r>
-        <w:rPr>
-          <w:rStyle w:val="CommentTok"/>
-        </w:rPr>
-        <w:t xml:space="preserve"># Close the app first (Ctrl+C / close window)</w:t>
-      </w:r>
-      <w:r>
-        <w:br/>
-      </w:r>
-      <w:r>
-        <w:rPr>
-          <w:rStyle w:val="FunctionTok"/>
-        </w:rPr>
-        <w:t xml:space="preserve">rm</w:t>
-      </w:r>
-      <w:r>
-        <w:rPr>
-          <w:rStyle w:val="NormalTok"/>
-        </w:rPr>
-        <w:t xml:space="preserve"> </w:t>
-      </w:r>
-      <w:r>
-        <w:rPr>
-          <w:rStyle w:val="AttributeTok"/>
-        </w:rPr>
-        <w:t xml:space="preserve">-rf</w:t>
-      </w:r>
-      <w:r>
-        <w:rPr>
-          <w:rStyle w:val="NormalTok"/>
-        </w:rPr>
-        <w:t xml:space="preserve"> data/</w:t>
-      </w:r>
-      <w:r>
-        <w:br/>
-      </w:r>
-      <w:r>
-        <w:rPr>
-          <w:rStyle w:val="ExtensionTok"/>
-        </w:rPr>
-        <w:t xml:space="preserve">npm</w:t>
-      </w:r>
-      <w:r>
-        <w:rPr>
-          <w:rStyle w:val="NormalTok"/>
-        </w:rPr>
-        <w:t xml:space="preserve"> start</w:t>
-      </w:r>
-    </w:p>
-    <w:p>
-      <w:pPr>
-        <w:pStyle w:val="FirstParagraph"/>
-      </w:pPr>
-      <w:r>
-        <w:t xml:space="preserve">Deletes the SQLite database, encryption key, all uploads and exports.</w:t>
-      </w:r>
-      <w:r>
-        <w:t xml:space="preserve"> </w:t>
-      </w:r>
-      <w:r>
-        <w:t xml:space="preserve">A fresh Config tab awaits on next start.</w:t>
-      </w:r>
-    </w:p>
-    <w:bookmarkEnd w:id="84"/>
-    <w:bookmarkStart w:id="85" w:name="auto-resume-scheduler"/>
+    <w:bookmarkStart w:id="84" w:name="auto-resume-scheduler"/>
     <w:p>
       <w:pPr>
         <w:pStyle w:val="Heading3"/>
@@ -14680,24 +14865,86 @@
         </w:pict>
       </w:r>
     </w:p>
+    <w:bookmarkEnd w:id="84"/>
     <w:bookmarkEnd w:id="85"/>
+    <w:bookmarkStart w:id="92" w:name="design-decisions"/>
+    <w:p>
+      <w:pPr>
+        <w:pStyle w:val="Heading2"/>
+      </w:pPr>
+      <w:r>
+        <w:t xml:space="preserve">10. Design Decisions</w:t>
+      </w:r>
+    </w:p>
+    <w:bookmarkStart w:id="86" w:name="why-sqlite-not-postgres-or-redis"/>
+    <w:p>
+      <w:pPr>
+        <w:pStyle w:val="Heading3"/>
+      </w:pPr>
+      <w:r>
+        <w:t xml:space="preserve">10.1 Why SQLite, Not Postgres or Redis</w:t>
+      </w:r>
+    </w:p>
+    <w:p>
+      <w:pPr>
+        <w:pStyle w:val="FirstParagraph"/>
+      </w:pPr>
+      <w:r>
+        <w:t xml:space="preserve">This tool runs on one operator’s laptop, not a distributed service. SQLite</w:t>
+      </w:r>
+      <w:r>
+        <w:t xml:space="preserve"> </w:t>
+      </w:r>
+      <w:r>
+        <w:t xml:space="preserve">in WAL mode delivers:</w:t>
+      </w:r>
+      <w:r>
+        <w:t xml:space="preserve"> </w:t>
+      </w:r>
+      <w:r>
+        <w:t xml:space="preserve">- Zero-administration durability (one file, crash-safe)</w:t>
+      </w:r>
+      <w:r>
+        <w:t xml:space="preserve"> </w:t>
+      </w:r>
+      <w:r>
+        <w:t xml:space="preserve">- Fast concurrent reads during long writes</w:t>
+      </w:r>
+      <w:r>
+        <w:t xml:space="preserve"> </w:t>
+      </w:r>
+      <w:r>
+        <w:t xml:space="preserve">- ~100k rows/sec bulk insert with prepared statements</w:t>
+      </w:r>
+      <w:r>
+        <w:t xml:space="preserve"> </w:t>
+      </w:r>
+      <w:r>
+        <w:t xml:space="preserve">- No deployment complexity</w:t>
+      </w:r>
+    </w:p>
+    <w:p>
+      <w:pPr>
+        <w:pStyle w:val="BodyText"/>
+      </w:pPr>
+      <w:r>
+        <w:t xml:space="preserve">A distributed database would only be needed for multi-operator shared state —</w:t>
+      </w:r>
+      <w:r>
+        <w:t xml:space="preserve"> </w:t>
+      </w:r>
+      <w:r>
+        <w:t xml:space="preserve">explicitly out of scope (see §11).</w:t>
+      </w:r>
+    </w:p>
     <w:bookmarkEnd w:id="86"/>
-    <w:bookmarkStart w:id="93" w:name="design-decisions"/>
-    <w:p>
-      <w:pPr>
-        <w:pStyle w:val="Heading2"/>
-      </w:pPr>
-      <w:r>
-        <w:t xml:space="preserve">10. Design Decisions</w:t>
-      </w:r>
-    </w:p>
-    <w:bookmarkStart w:id="87" w:name="why-sqlite-not-postgres-or-redis"/>
+    <w:bookmarkStart w:id="87" w:name="why-validate-before-the-network"/>
     <w:p>
       <w:pPr>
         <w:pStyle w:val="Heading3"/>
       </w:pPr>
       <w:r>
-        <w:t xml:space="preserve">10.1 Why SQLite, Not Postgres or Redis</w:t>
+        <w:t xml:space="preserve">10.2 Why Validate Before the Network</w:t>
       </w:r>
     </w:p>
     <w:p>
@@ -14705,61 +14952,47 @@
         <w:pStyle w:val="FirstParagraph"/>
       </w:pPr>
       <w:r>
-        <w:t xml:space="preserve">This tool runs on one operator’s laptop, not a distributed service. SQLite</w:t>
-      </w:r>
-      <w:r>
-        <w:t xml:space="preserve"> </w:t>
-      </w:r>
-      <w:r>
-        <w:t xml:space="preserve">in WAL mode delivers:</w:t>
-      </w:r>
-      <w:r>
-        <w:t xml:space="preserve"> </w:t>
-      </w:r>
-      <w:r>
-        <w:t xml:space="preserve">- Zero-administration durability (one file, crash-safe)</w:t>
-      </w:r>
-      <w:r>
-        <w:t xml:space="preserve"> </w:t>
-      </w:r>
-      <w:r>
-        <w:t xml:space="preserve">- Fast concurrent reads during long writes</w:t>
-      </w:r>
-      <w:r>
-        <w:t xml:space="preserve"> </w:t>
-      </w:r>
-      <w:r>
-        <w:t xml:space="preserve">- ~100k rows/sec bulk insert with prepared statements</w:t>
-      </w:r>
-      <w:r>
-        <w:t xml:space="preserve"> </w:t>
-      </w:r>
-      <w:r>
-        <w:t xml:space="preserve">- No deployment complexity</w:t>
-      </w:r>
-    </w:p>
-    <w:p>
-      <w:pPr>
-        <w:pStyle w:val="BodyText"/>
-      </w:pPr>
-      <w:r>
-        <w:t xml:space="preserve">A distributed database would only be needed for multi-operator shared state —</w:t>
-      </w:r>
-      <w:r>
-        <w:t xml:space="preserve"> </w:t>
-      </w:r>
-      <w:r>
-        <w:t xml:space="preserve">explicitly out of scope (see §11).</w:t>
+        <w:t xml:space="preserve">Adobe’s Data Hygiene API returns HTTP 400 on malformed payloads, but the cost</w:t>
+      </w:r>
+      <w:r>
+        <w:t xml:space="preserve"> </w:t>
+      </w:r>
+      <w:r>
+        <w:t xml:space="preserve">of an undetected error (wrong namespace, wrong dataset ID) is a no-op delete</w:t>
+      </w:r>
+      <w:r>
+        <w:t xml:space="preserve"> </w:t>
+      </w:r>
+      <w:r>
+        <w:t xml:space="preserve">that uses quota. Pre-validating also eliminates:</w:t>
+      </w:r>
+      <w:r>
+        <w:t xml:space="preserve"> </w:t>
+      </w:r>
+      <w:r>
+        <w:t xml:space="preserve">- Wasted IMS token exchanges on doomed requests.</w:t>
+      </w:r>
+      <w:r>
+        <w:t xml:space="preserve"> </w:t>
+      </w:r>
+      <w:r>
+        <w:t xml:space="preserve">- Cryptic Adobe error messages leaking to the UI.</w:t>
+      </w:r>
+      <w:r>
+        <w:t xml:space="preserve"> </w:t>
+      </w:r>
+      <w:r>
+        <w:t xml:space="preserve">- Round-trip latency for mistakes catchable in microseconds.</w:t>
       </w:r>
     </w:p>
     <w:bookmarkEnd w:id="87"/>
-    <w:bookmarkStart w:id="88" w:name="why-validate-before-the-network"/>
+    <w:bookmarkStart w:id="88" w:name="why-in-memory-ims-tokens-not-persisted"/>
     <w:p>
       <w:pPr>
         <w:pStyle w:val="Heading3"/>
       </w:pPr>
       <w:r>
-        <w:t xml:space="preserve">10.2 Why Validate Before the Network</w:t>
+        <w:t xml:space="preserve">10.3 Why In-Memory IMS Tokens (Not Persisted)</w:t>
       </w:r>
     </w:p>
     <w:p>
@@ -14767,47 +15000,50 @@
         <w:pStyle w:val="FirstParagraph"/>
       </w:pPr>
       <w:r>
-        <w:t xml:space="preserve">Adobe’s Data Hygiene API returns HTTP 400 on malformed payloads, but the cost</w:t>
-      </w:r>
-      <w:r>
-        <w:t xml:space="preserve"> </w:t>
-      </w:r>
-      <w:r>
-        <w:t xml:space="preserve">of an undetected error (wrong namespace, wrong dataset ID) is a no-op delete</w:t>
-      </w:r>
-      <w:r>
-        <w:t xml:space="preserve"> </w:t>
-      </w:r>
-      <w:r>
-        <w:t xml:space="preserve">that uses quota. Pre-validating also eliminates:</w:t>
-      </w:r>
-      <w:r>
-        <w:t xml:space="preserve"> </w:t>
-      </w:r>
-      <w:r>
-        <w:t xml:space="preserve">- Wasted IMS token exchanges on doomed requests.</w:t>
-      </w:r>
-      <w:r>
-        <w:t xml:space="preserve"> </w:t>
-      </w:r>
-      <w:r>
-        <w:t xml:space="preserve">- Cryptic Adobe error messages leaking to the UI.</w:t>
-      </w:r>
-      <w:r>
-        <w:t xml:space="preserve"> </w:t>
-      </w:r>
-      <w:r>
-        <w:t xml:space="preserve">- Round-trip latency for mistakes catchable in microseconds.</w:t>
+        <w:t xml:space="preserve">Bearer tokens are temporary secrets. Persisting them opens a ~24h window</w:t>
+      </w:r>
+      <w:r>
+        <w:t xml:space="preserve"> </w:t>
+      </w:r>
+      <w:r>
+        <w:t xml:space="preserve">where anyone reading</w:t>
+      </w:r>
+      <w:r>
+        <w:t xml:space="preserve"> </w:t>
+      </w:r>
+      <w:r>
+        <w:rPr>
+          <w:rStyle w:val="VerbatimChar"/>
+        </w:rPr>
+        <w:t xml:space="preserve">data/state.db</w:t>
+      </w:r>
+      <w:r>
+        <w:t xml:space="preserve"> </w:t>
+      </w:r>
+      <w:r>
+        <w:t xml:space="preserve">can impersonate the operator. In-memory</w:t>
+      </w:r>
+      <w:r>
+        <w:t xml:space="preserve"> </w:t>
+      </w:r>
+      <w:r>
+        <w:t xml:space="preserve">caching with thundering-herd coalescing regenerates in ~300ms on restart —</w:t>
+      </w:r>
+      <w:r>
+        <w:t xml:space="preserve"> </w:t>
+      </w:r>
+      <w:r>
+        <w:t xml:space="preserve">the performance cost is negligible; the security benefit is material.</w:t>
       </w:r>
     </w:p>
     <w:bookmarkEnd w:id="88"/>
-    <w:bookmarkStart w:id="89" w:name="why-in-memory-ims-tokens-not-persisted"/>
+    <w:bookmarkStart w:id="89" w:name="Xa0ece07ec830f69ced4c88411541552e4a71969"/>
     <w:p>
       <w:pPr>
         <w:pStyle w:val="Heading3"/>
       </w:pPr>
       <w:r>
-        <w:t xml:space="preserve">10.3 Why In-Memory IMS Tokens (Not Persisted)</w:t>
+        <w:t xml:space="preserve">10.4 Why the Hygiene POST Is Never Retried on 5xx</w:t>
       </w:r>
     </w:p>
     <w:p>
@@ -14815,95 +15051,44 @@
         <w:pStyle w:val="FirstParagraph"/>
       </w:pPr>
       <w:r>
-        <w:t xml:space="preserve">Bearer tokens are temporary secrets. Persisting them opens a ~24h window</w:t>
-      </w:r>
-      <w:r>
-        <w:t xml:space="preserve"> </w:t>
-      </w:r>
-      <w:r>
-        <w:t xml:space="preserve">where anyone reading</w:t>
-      </w:r>
-      <w:r>
-        <w:t xml:space="preserve"> </w:t>
-      </w:r>
-      <w:r>
-        <w:rPr>
-          <w:rStyle w:val="VerbatimChar"/>
-        </w:rPr>
-        <w:t xml:space="preserve">data/state.db</w:t>
-      </w:r>
-      <w:r>
-        <w:t xml:space="preserve"> </w:t>
-      </w:r>
-      <w:r>
-        <w:t xml:space="preserve">can impersonate the operator. In-memory</w:t>
-      </w:r>
-      <w:r>
-        <w:t xml:space="preserve"> </w:t>
-      </w:r>
-      <w:r>
-        <w:t xml:space="preserve">caching with thundering-herd coalescing regenerates in ~300ms on restart —</w:t>
-      </w:r>
-      <w:r>
-        <w:t xml:space="preserve"> </w:t>
-      </w:r>
-      <w:r>
-        <w:t xml:space="preserve">the performance cost is negligible; the security benefit is material.</w:t>
+        <w:t xml:space="preserve">Adobe’s Data Hygiene work order creation is irreversible. A 5xx response could</w:t>
+      </w:r>
+      <w:r>
+        <w:t xml:space="preserve"> </w:t>
+      </w:r>
+      <w:r>
+        <w:t xml:space="preserve">mean Adobe processed the request (and is returning an internal error) or did</w:t>
+      </w:r>
+      <w:r>
+        <w:t xml:space="preserve"> </w:t>
+      </w:r>
+      <w:r>
+        <w:t xml:space="preserve">not (transient failure). Auto-retrying would create duplicate deletions in the</w:t>
+      </w:r>
+      <w:r>
+        <w:t xml:space="preserve"> </w:t>
+      </w:r>
+      <w:r>
+        <w:t xml:space="preserve">first case. The safe path: don’t retry; let startup recovery reconcile via</w:t>
+      </w:r>
+      <w:r>
+        <w:t xml:space="preserve"> </w:t>
+      </w:r>
+      <w:r>
+        <w:rPr>
+          <w:rStyle w:val="VerbatimChar"/>
+        </w:rPr>
+        <w:t xml:space="preserve">displayName</w:t>
+      </w:r>
+      <w:r>
+        <w:t xml:space="preserve"> </w:t>
+      </w:r>
+      <w:r>
+        <w:t xml:space="preserve">lookup on next boot.</w:t>
       </w:r>
     </w:p>
     <w:bookmarkEnd w:id="89"/>
-    <w:bookmarkStart w:id="90" w:name="Xa0ece07ec830f69ced4c88411541552e4a71969"/>
-    <w:p>
-      <w:pPr>
-        <w:pStyle w:val="Heading3"/>
-      </w:pPr>
-      <w:r>
-        <w:t xml:space="preserve">10.4 Why the Hygiene POST Is Never Retried on 5xx</w:t>
-      </w:r>
-    </w:p>
-    <w:p>
-      <w:pPr>
-        <w:pStyle w:val="FirstParagraph"/>
-      </w:pPr>
-      <w:r>
-        <w:t xml:space="preserve">Adobe’s Data Hygiene work order creation is irreversible. A 5xx response could</w:t>
-      </w:r>
-      <w:r>
-        <w:t xml:space="preserve"> </w:t>
-      </w:r>
-      <w:r>
-        <w:t xml:space="preserve">mean Adobe processed the request (and is returning an internal error) or did</w:t>
-      </w:r>
-      <w:r>
-        <w:t xml:space="preserve"> </w:t>
-      </w:r>
-      <w:r>
-        <w:t xml:space="preserve">not (transient failure). Auto-retrying would create duplicate deletions in the</w:t>
-      </w:r>
-      <w:r>
-        <w:t xml:space="preserve"> </w:t>
-      </w:r>
-      <w:r>
-        <w:t xml:space="preserve">first case. The safe path: don’t retry; let startup recovery reconcile via</w:t>
-      </w:r>
-      <w:r>
-        <w:t xml:space="preserve"> </w:t>
-      </w:r>
-      <w:r>
-        <w:rPr>
-          <w:rStyle w:val="VerbatimChar"/>
-        </w:rPr>
-        <w:t xml:space="preserve">displayName</w:t>
-      </w:r>
-      <w:r>
-        <w:t xml:space="preserve"> </w:t>
-      </w:r>
-      <w:r>
-        <w:t xml:space="preserve">lookup on next boot.</w:t>
-      </w:r>
-    </w:p>
-    <w:bookmarkEnd w:id="90"/>
-    <w:bookmarkStart w:id="91" w:name="X171820582e456ea4f68e680ae34cc1aed2d7c38"/>
+    <w:bookmarkStart w:id="90" w:name="X171820582e456ea4f68e680ae34cc1aed2d7c38"/>
     <w:p>
       <w:pPr>
         <w:pStyle w:val="Heading3"/>
@@ -14942,7 +15127,7 @@
       <w:pPr>
         <w:numPr>
           <w:ilvl w:val="0"/>
-          <w:numId w:val="1014"/>
+          <w:numId w:val="1015"/>
         </w:numPr>
         <w:pStyle w:val="Compact"/>
       </w:pPr>
@@ -14975,7 +15160,7 @@
       <w:pPr>
         <w:numPr>
           <w:ilvl w:val="0"/>
-          <w:numId w:val="1014"/>
+          <w:numId w:val="1015"/>
         </w:numPr>
         <w:pStyle w:val="Compact"/>
       </w:pPr>
@@ -14987,7 +15172,7 @@
       <w:pPr>
         <w:numPr>
           <w:ilvl w:val="0"/>
-          <w:numId w:val="1014"/>
+          <w:numId w:val="1015"/>
         </w:numPr>
         <w:pStyle w:val="Compact"/>
       </w:pPr>
@@ -15051,8 +15236,8 @@
         <w:t xml:space="preserve">at planning time — much faster overall.</w:t>
       </w:r>
     </w:p>
-    <w:bookmarkEnd w:id="91"/>
-    <w:bookmarkStart w:id="92" w:name="why-wave-based-expansion-scheduling"/>
+    <w:bookmarkEnd w:id="90"/>
+    <w:bookmarkStart w:id="91" w:name="why-wave-based-expansion-scheduling"/>
     <w:p>
       <w:pPr>
         <w:pStyle w:val="Heading3"/>
@@ -15115,9 +15300,9 @@
         </w:pict>
       </w:r>
     </w:p>
+    <w:bookmarkEnd w:id="91"/>
     <w:bookmarkEnd w:id="92"/>
-    <w:bookmarkEnd w:id="93"/>
-    <w:bookmarkStart w:id="97" w:name="known-limitations-extension-points"/>
+    <w:bookmarkStart w:id="96" w:name="known-limitations-extension-points"/>
     <w:p>
       <w:pPr>
         <w:pStyle w:val="Heading2"/>
@@ -15126,7 +15311,7 @@
         <w:t xml:space="preserve">11. Known Limitations &amp; Extension Points</w:t>
       </w:r>
     </w:p>
-    <w:bookmarkStart w:id="94" w:name="current-limitations"/>
+    <w:bookmarkStart w:id="93" w:name="current-limitations"/>
     <w:p>
       <w:pPr>
         <w:pStyle w:val="Heading3"/>
@@ -15497,8 +15682,8 @@
         </w:tc>
       </w:tr>
     </w:tbl>
-    <w:bookmarkEnd w:id="94"/>
-    <w:bookmarkStart w:id="95" w:name="Xd92de5ecded184b82f27cb6ec9851a2b8a42a7b"/>
+    <w:bookmarkEnd w:id="93"/>
+    <w:bookmarkStart w:id="94" w:name="Xd92de5ecded184b82f27cb6ec9851a2b8a42a7b"/>
     <w:p>
       <w:pPr>
         <w:pStyle w:val="Heading3"/>
@@ -15985,8 +16170,8 @@
         </w:tc>
       </w:tr>
     </w:tbl>
-    <w:bookmarkEnd w:id="95"/>
-    <w:bookmarkStart w:id="96" w:name="extension-points"/>
+    <w:bookmarkEnd w:id="94"/>
+    <w:bookmarkStart w:id="95" w:name="extension-points"/>
     <w:p>
       <w:pPr>
         <w:pStyle w:val="Heading3"/>
@@ -16255,9 +16440,9 @@
         </w:pict>
       </w:r>
     </w:p>
+    <w:bookmarkEnd w:id="95"/>
     <w:bookmarkEnd w:id="96"/>
-    <w:bookmarkEnd w:id="97"/>
-    <w:bookmarkStart w:id="98" w:name="validation-summary"/>
+    <w:bookmarkStart w:id="97" w:name="validation-summary"/>
     <w:p>
       <w:pPr>
         <w:pStyle w:val="Heading2"/>
@@ -16484,8 +16669,8 @@
         </w:pict>
       </w:r>
     </w:p>
-    <w:bookmarkEnd w:id="98"/>
-    <w:bookmarkStart w:id="99" w:name="appendix-file-map"/>
+    <w:bookmarkEnd w:id="97"/>
+    <w:bookmarkStart w:id="98" w:name="appendix-file-map"/>
     <w:p>
       <w:pPr>
         <w:pStyle w:val="Heading2"/>
@@ -17304,8 +17489,8 @@
         </w:pict>
       </w:r>
     </w:p>
-    <w:bookmarkEnd w:id="99"/>
-    <w:bookmarkStart w:id="112" w:name="ui-screen-walkthrough"/>
+    <w:bookmarkEnd w:id="98"/>
+    <w:bookmarkStart w:id="111" w:name="ui-screen-walkthrough"/>
     <w:p>
       <w:pPr>
         <w:pStyle w:val="Heading2"/>
@@ -17379,7 +17564,7 @@
       <w:r>
         <w:t xml:space="preserve"> </w:t>
       </w:r>
-      <w:hyperlink r:id="rId24">
+      <w:hyperlink r:id="rId23">
         <w:r>
           <w:rPr>
             <w:rStyle w:val="VerbatimChar"/>
@@ -17391,7 +17576,7 @@
         <w:t xml:space="preserve">.</w:t>
       </w:r>
     </w:p>
-    <w:bookmarkStart w:id="101" w:name="environment-credentials-sandbox"/>
+    <w:bookmarkStart w:id="100" w:name="environment-credentials-sandbox"/>
     <w:p>
       <w:pPr>
         <w:pStyle w:val="Heading3"/>
@@ -17450,7 +17635,7 @@
                     </pic:cNvPicPr>
                   </pic:nvPicPr>
                   <pic:blipFill>
-                    <a:blip r:embed="rId100"/>
+                    <a:blip r:embed="rId99"/>
                     <a:stretch>
                       <a:fillRect/>
                     </a:stretch>
@@ -17485,8 +17670,8 @@
         <w:t xml:space="preserve">Environment configuration</w:t>
       </w:r>
     </w:p>
-    <w:bookmarkEnd w:id="101"/>
-    <w:bookmarkStart w:id="103" w:name="source-csv-upload-identifiers"/>
+    <w:bookmarkEnd w:id="100"/>
+    <w:bookmarkStart w:id="102" w:name="source-csv-upload-identifiers"/>
     <w:p>
       <w:pPr>
         <w:pStyle w:val="Heading3"/>
@@ -17529,7 +17714,7 @@
                     </pic:cNvPicPr>
                   </pic:nvPicPr>
                   <pic:blipFill>
-                    <a:blip r:embed="rId102"/>
+                    <a:blip r:embed="rId101"/>
                     <a:stretch>
                       <a:fillRect/>
                     </a:stretch>
@@ -17564,8 +17749,8 @@
         <w:t xml:space="preserve">Upload source identities</w:t>
       </w:r>
     </w:p>
-    <w:bookmarkEnd w:id="103"/>
-    <w:bookmarkStart w:id="105" w:name="expansion-resolve-the-identity-graph"/>
+    <w:bookmarkEnd w:id="102"/>
+    <w:bookmarkStart w:id="104" w:name="expansion-resolve-the-identity-graph"/>
     <w:p>
       <w:pPr>
         <w:pStyle w:val="Heading3"/>
@@ -17629,7 +17814,7 @@
                     </pic:cNvPicPr>
                   </pic:nvPicPr>
                   <pic:blipFill>
-                    <a:blip r:embed="rId104"/>
+                    <a:blip r:embed="rId103"/>
                     <a:stretch>
                       <a:fillRect/>
                     </a:stretch>
@@ -17664,8 +17849,8 @@
         <w:t xml:space="preserve">Identity graph expansion</w:t>
       </w:r>
     </w:p>
-    <w:bookmarkEnd w:id="105"/>
-    <w:bookmarkStart w:id="107" w:name="batch-planning-group-into-work-orders"/>
+    <w:bookmarkEnd w:id="104"/>
+    <w:bookmarkStart w:id="106" w:name="batch-planning-group-into-work-orders"/>
     <w:p>
       <w:pPr>
         <w:pStyle w:val="Heading3"/>
@@ -17708,7 +17893,7 @@
                     </pic:cNvPicPr>
                   </pic:nvPicPr>
                   <pic:blipFill>
-                    <a:blip r:embed="rId106"/>
+                    <a:blip r:embed="rId105"/>
                     <a:stretch>
                       <a:fillRect/>
                     </a:stretch>
@@ -17743,8 +17928,8 @@
         <w:t xml:space="preserve">Work order batch planning</w:t>
       </w:r>
     </w:p>
-    <w:bookmarkEnd w:id="107"/>
-    <w:bookmarkStart w:id="109" w:name="submit-ship-work-orders-to-adobe"/>
+    <w:bookmarkEnd w:id="106"/>
+    <w:bookmarkStart w:id="108" w:name="submit-ship-work-orders-to-adobe"/>
     <w:p>
       <w:pPr>
         <w:pStyle w:val="Heading3"/>
@@ -17815,7 +18000,7 @@
                     </pic:cNvPicPr>
                   </pic:nvPicPr>
                   <pic:blipFill>
-                    <a:blip r:embed="rId108"/>
+                    <a:blip r:embed="rId107"/>
                     <a:stretch>
                       <a:fillRect/>
                     </a:stretch>
@@ -17850,8 +18035,8 @@
         <w:t xml:space="preserve">Submit work orders</w:t>
       </w:r>
     </w:p>
-    <w:bookmarkEnd w:id="109"/>
-    <w:bookmarkStart w:id="111" w:name="monitor-track-adobe-side-progress"/>
+    <w:bookmarkEnd w:id="108"/>
+    <w:bookmarkStart w:id="110" w:name="monitor-track-adobe-side-progress"/>
     <w:p>
       <w:pPr>
         <w:pStyle w:val="Heading3"/>
@@ -17894,7 +18079,7 @@
                     </pic:cNvPicPr>
                   </pic:nvPicPr>
                   <pic:blipFill>
-                    <a:blip r:embed="rId110"/>
+                    <a:blip r:embed="rId109"/>
                     <a:stretch>
                       <a:fillRect/>
                     </a:stretch>
@@ -17948,11 +18133,11 @@
         <w:t xml:space="preserve">Document end — AEP Data Lifecycle Helper, Design &amp; Architecture Document v3.2.0</w:t>
       </w:r>
     </w:p>
+    <w:bookmarkEnd w:id="110"/>
     <w:bookmarkEnd w:id="111"/>
     <w:bookmarkEnd w:id="112"/>
-    <w:bookmarkEnd w:id="113"/>
     <w:sectPr/>
-    <w:footerReference w:type="default" r:id="rId111"/>
+    <w:footerReference w:type="default" r:id="rId110"/>
   </w:body>
 </w:document>
 </file>
@@ -18275,6 +18460,9 @@
     </w:lvlOverride>
   </w:num>
   <w:num w:numId="1002">
+    <w:abstractNumId w:val="991"/>
+  </w:num>
+  <w:num w:numId="1003">
     <w:abstractNumId w:val="99411"/>
     <w:lvlOverride w:ilvl="0">
       <w:startOverride w:val="1"/>
@@ -18304,9 +18492,6 @@
       <w:startOverride w:val="1"/>
     </w:lvlOverride>
   </w:num>
-  <w:num w:numId="1003">
-    <w:abstractNumId w:val="991"/>
-  </w:num>
   <w:num w:numId="1004">
     <w:abstractNumId w:val="991"/>
   </w:num>
@@ -18332,34 +18517,7 @@
     <w:abstractNumId w:val="991"/>
   </w:num>
   <w:num w:numId="1012">
-    <w:abstractNumId w:val="99411"/>
-    <w:lvlOverride w:ilvl="0">
-      <w:startOverride w:val="1"/>
-    </w:lvlOverride>
-    <w:lvlOverride w:ilvl="1">
-      <w:startOverride w:val="1"/>
-    </w:lvlOverride>
-    <w:lvlOverride w:ilvl="2">
-      <w:startOverride w:val="1"/>
-    </w:lvlOverride>
-    <w:lvlOverride w:ilvl="3">
-      <w:startOverride w:val="1"/>
-    </w:lvlOverride>
-    <w:lvlOverride w:ilvl="4">
-      <w:startOverride w:val="1"/>
-    </w:lvlOverride>
-    <w:lvlOverride w:ilvl="5">
-      <w:startOverride w:val="1"/>
-    </w:lvlOverride>
-    <w:lvlOverride w:ilvl="6">
-      <w:startOverride w:val="1"/>
-    </w:lvlOverride>
-    <w:lvlOverride w:ilvl="7">
-      <w:startOverride w:val="1"/>
-    </w:lvlOverride>
-    <w:lvlOverride w:ilvl="8">
-      <w:startOverride w:val="1"/>
-    </w:lvlOverride>
+    <w:abstractNumId w:val="991"/>
   </w:num>
   <w:num w:numId="1013">
     <w:abstractNumId w:val="99411"/>
@@ -18392,6 +18550,36 @@
     </w:lvlOverride>
   </w:num>
   <w:num w:numId="1014">
+    <w:abstractNumId w:val="99411"/>
+    <w:lvlOverride w:ilvl="0">
+      <w:startOverride w:val="1"/>
+    </w:lvlOverride>
+    <w:lvlOverride w:ilvl="1">
+      <w:startOverride w:val="1"/>
+    </w:lvlOverride>
+    <w:lvlOverride w:ilvl="2">
+      <w:startOverride w:val="1"/>
+    </w:lvlOverride>
+    <w:lvlOverride w:ilvl="3">
+      <w:startOverride w:val="1"/>
+    </w:lvlOverride>
+    <w:lvlOverride w:ilvl="4">
+      <w:startOverride w:val="1"/>
+    </w:lvlOverride>
+    <w:lvlOverride w:ilvl="5">
+      <w:startOverride w:val="1"/>
+    </w:lvlOverride>
+    <w:lvlOverride w:ilvl="6">
+      <w:startOverride w:val="1"/>
+    </w:lvlOverride>
+    <w:lvlOverride w:ilvl="7">
+      <w:startOverride w:val="1"/>
+    </w:lvlOverride>
+    <w:lvlOverride w:ilvl="8">
+      <w:startOverride w:val="1"/>
+    </w:lvlOverride>
+  </w:num>
+  <w:num w:numId="1015">
     <w:abstractNumId w:val="991"/>
   </w:num>
 </w:numbering>

--- a/docs/DESIGN_DOC.docx
+++ b/docs/DESIGN_DOC.docx
@@ -1908,7 +1908,7 @@
       <w:r>
         <w:drawing>
           <wp:inline>
-            <wp:extent cx="5334000" cy="4644482"/>
+            <wp:extent cx="5334000" cy="4570760"/>
             <wp:effectExtent b="0" l="0" r="0" t="0"/>
             <wp:docPr descr="System Architecture" title="" id="1" name="Picture"/>
             <a:graphic>
@@ -1929,7 +1929,7 @@
                   <pic:spPr bwMode="auto">
                     <a:xfrm>
                       <a:off x="0" y="0"/>
-                      <a:ext cx="5334000" cy="4644482"/>
+                      <a:ext cx="5334000" cy="4570760"/>
                     </a:xfrm>
                     <a:prstGeom prst="rect">
                       <a:avLst/>
@@ -3502,7 +3502,7 @@
       <w:r>
         <w:drawing>
           <wp:inline>
-            <wp:extent cx="3749040" cy="6085941"/>
+            <wp:extent cx="3749040" cy="6106769"/>
             <wp:effectExtent b="0" l="0" r="0" t="0"/>
             <wp:docPr descr="Expansion data flow" title="" id="1" name="Picture"/>
             <a:graphic>
@@ -3523,7 +3523,7 @@
                   <pic:spPr bwMode="auto">
                     <a:xfrm>
                       <a:off x="0" y="0"/>
-                      <a:ext cx="3749040" cy="6085941"/>
+                      <a:ext cx="3749040" cy="6106769"/>
                     </a:xfrm>
                     <a:prstGeom prst="rect">
                       <a:avLst/>
@@ -5554,7 +5554,7 @@
       <w:r>
         <w:drawing>
           <wp:inline>
-            <wp:extent cx="4572000" cy="6155871"/>
+            <wp:extent cx="4572000" cy="6166757"/>
             <wp:effectExtent b="0" l="0" r="0" t="0"/>
             <wp:docPr descr="Work-order state machine" title="" id="1" name="Picture"/>
             <a:graphic>
@@ -5575,7 +5575,7 @@
                   <pic:spPr bwMode="auto">
                     <a:xfrm>
                       <a:off x="0" y="0"/>
-                      <a:ext cx="4572000" cy="6155871"/>
+                      <a:ext cx="4572000" cy="6166757"/>
                     </a:xfrm>
                     <a:prstGeom prst="rect">
                       <a:avLst/>
@@ -7098,7 +7098,7 @@
       <w:r>
         <w:drawing>
           <wp:inline>
-            <wp:extent cx="3794760" cy="6158353"/>
+            <wp:extent cx="3794760" cy="6169195"/>
             <wp:effectExtent b="0" l="0" r="0" t="0"/>
             <wp:docPr descr="Submit and reconcile flow" title="" id="1" name="Picture"/>
             <a:graphic>
@@ -7119,7 +7119,7 @@
                   <pic:spPr bwMode="auto">
                     <a:xfrm>
                       <a:off x="0" y="0"/>
-                      <a:ext cx="3794760" cy="6158353"/>
+                      <a:ext cx="3794760" cy="6169195"/>
                     </a:xfrm>
                     <a:prstGeom prst="rect">
                       <a:avLst/>
@@ -7501,7 +7501,7 @@
       <w:r>
         <w:drawing>
           <wp:inline>
-            <wp:extent cx="3977640" cy="6172708"/>
+            <wp:extent cx="3977640" cy="6167797"/>
             <wp:effectExtent b="0" l="0" r="0" t="0"/>
             <wp:docPr descr="Multi-month planning" title="" id="1" name="Picture"/>
             <a:graphic>
@@ -7522,7 +7522,7 @@
                   <pic:spPr bwMode="auto">
                     <a:xfrm>
                       <a:off x="0" y="0"/>
-                      <a:ext cx="3977640" cy="6172708"/>
+                      <a:ext cx="3977640" cy="6167797"/>
                     </a:xfrm>
                     <a:prstGeom prst="rect">
                       <a:avLst/>
@@ -8764,7 +8764,7 @@
       <w:r>
         <w:drawing>
           <wp:inline>
-            <wp:extent cx="5334000" cy="5317331"/>
+            <wp:extent cx="5334000" cy="5314553"/>
             <wp:effectExtent b="0" l="0" r="0" t="0"/>
             <wp:docPr descr="Region architecture" title="" id="1" name="Picture"/>
             <a:graphic>
@@ -8785,7 +8785,7 @@
                   <pic:spPr bwMode="auto">
                     <a:xfrm>
                       <a:off x="0" y="0"/>
-                      <a:ext cx="5334000" cy="5317331"/>
+                      <a:ext cx="5334000" cy="5314553"/>
                     </a:xfrm>
                     <a:prstGeom prst="rect">
                       <a:avLst/>
@@ -10344,7 +10344,7 @@
       <w:r>
         <w:drawing>
           <wp:inline>
-            <wp:extent cx="5334000" cy="6260041"/>
+            <wp:extent cx="5334000" cy="6331655"/>
             <wp:effectExtent b="0" l="0" r="0" t="0"/>
             <wp:docPr descr="Defense-in-depth" title="" id="1" name="Picture"/>
             <a:graphic>
@@ -10365,7 +10365,7 @@
                   <pic:spPr bwMode="auto">
                     <a:xfrm>
                       <a:off x="0" y="0"/>
-                      <a:ext cx="5334000" cy="6260041"/>
+                      <a:ext cx="5334000" cy="6331655"/>
                     </a:xfrm>
                     <a:prstGeom prst="rect">
                       <a:avLst/>
